--- a/src/Layers/W1/BaseApp/Sales/History/StandardSalesCreditMemoEmailBody.docx
+++ b/src/Layers/W1/BaseApp/Sales/History/StandardSalesCreditMemoEmailBody.docx
@@ -1,75 +1,50 @@
 
 <file path=word/document.xml><?xml version="1.0" encoding="utf-8"?>
-<w:document xmlns:wpc="http://schemas.microsoft.com/office/word/2010/wordprocessingCanvas" xmlns:cx="http://schemas.microsoft.com/office/drawing/2014/chartex" xmlns:cx1="http://schemas.microsoft.com/office/drawing/2015/9/8/chartex" xmlns:cx2="http://schemas.microsoft.com/office/drawing/2015/10/21/chartex" xmlns:cx3="http://schemas.microsoft.com/office/drawing/2016/5/9/chartex" xmlns:cx4="http://schemas.microsoft.com/office/drawing/2016/5/10/chartex" xmlns:cx5="http://schemas.microsoft.com/office/drawing/2016/5/11/chartex" xmlns:cx6="http://schemas.microsoft.com/office/drawing/2016/5/12/chartex" xmlns:cx7="http://schemas.microsoft.com/office/drawing/2016/5/13/chartex" xmlns:cx8="http://schemas.microsoft.com/office/drawing/2016/5/14/chartex" xmlns:mc="http://schemas.openxmlformats.org/markup-compatibility/2006" xmlns:aink="http://schemas.microsoft.com/office/drawing/2016/ink" xmlns:am3d="http://schemas.microsoft.com/office/drawing/2017/model3d" xmlns:o="urn:schemas-microsoft-com:office:office" xmlns:oel="http://schemas.microsoft.com/office/2019/extlst" xmlns:r="http://schemas.openxmlformats.org/officeDocument/2006/relationships" xmlns:m="http://schemas.openxmlformats.org/officeDocument/2006/math" xmlns:v="urn:schemas-microsoft-com:vml" xmlns:wp14="http://schemas.microsoft.com/office/word/2010/wordprocessingDrawing" xmlns:wp="http://schemas.openxmlformats.org/drawingml/2006/wordprocessingDrawing" xmlns:w10="urn:schemas-microsoft-com:office:word" xmlns:w="http://schemas.openxmlformats.org/wordprocessingml/2006/main" xmlns:w14="http://schemas.microsoft.com/office/word/2010/wordml" xmlns:w15="http://schemas.microsoft.com/office/word/2012/wordml" xmlns:w16cex="http://schemas.microsoft.com/office/word/2018/wordml/cex" xmlns:w16cid="http://schemas.microsoft.com/office/word/2016/wordml/cid" xmlns:w16="http://schemas.microsoft.com/office/word/2018/wordml" xmlns:w16du="http://schemas.microsoft.com/office/word/2023/wordml/word16du" xmlns:w16sdtdh="http://schemas.microsoft.com/office/word/2020/wordml/sdtdatahash" xmlns:w16sdtfl="http://schemas.microsoft.com/office/word/2024/wordml/sdtformatlock" xmlns:w16se="http://schemas.microsoft.com/office/word/2015/wordml/symex" xmlns:wpg="http://schemas.microsoft.com/office/word/2010/wordprocessingGroup" xmlns:wpi="http://schemas.microsoft.com/office/word/2010/wordprocessingInk" xmlns:wne="http://schemas.microsoft.com/office/word/2006/wordml" xmlns:wps="http://schemas.microsoft.com/office/word/2010/wordprocessingShape" mc:Ignorable="w14 w15 w16se w16cid w16 w16cex w16sdtdh w16sdtfl w16du wp14">
+<w:document xmlns:wpc="http://schemas.microsoft.com/office/word/2010/wordprocessingCanvas" xmlns:cx="http://schemas.microsoft.com/office/drawing/2014/chartex" xmlns:cx1="http://schemas.microsoft.com/office/drawing/2015/9/8/chartex" xmlns:cx2="http://schemas.microsoft.com/office/drawing/2015/10/21/chartex" xmlns:cx3="http://schemas.microsoft.com/office/drawing/2016/5/9/chartex" xmlns:cx4="http://schemas.microsoft.com/office/drawing/2016/5/10/chartex" xmlns:cx5="http://schemas.microsoft.com/office/drawing/2016/5/11/chartex" xmlns:cx6="http://schemas.microsoft.com/office/drawing/2016/5/12/chartex" xmlns:cx7="http://schemas.microsoft.com/office/drawing/2016/5/13/chartex" xmlns:cx8="http://schemas.microsoft.com/office/drawing/2016/5/14/chartex" xmlns:mc="http://schemas.openxmlformats.org/markup-compatibility/2006" xmlns:aink="http://schemas.microsoft.com/office/drawing/2016/ink" xmlns:am3d="http://schemas.microsoft.com/office/drawing/2017/model3d" xmlns:o="urn:schemas-microsoft-com:office:office" xmlns:oel="http://schemas.microsoft.com/office/2019/extlst" xmlns:r="http://schemas.openxmlformats.org/officeDocument/2006/relationships" xmlns:m="http://schemas.openxmlformats.org/officeDocument/2006/math" xmlns:v="urn:schemas-microsoft-com:vml" xmlns:wp14="http://schemas.microsoft.com/office/word/2010/wordprocessingDrawing" xmlns:wp="http://schemas.openxmlformats.org/drawingml/2006/wordprocessingDrawing" xmlns:w10="urn:schemas-microsoft-com:office:word" xmlns:w="http://schemas.openxmlformats.org/wordprocessingml/2006/main" xmlns:w14="http://schemas.microsoft.com/office/word/2010/wordml" xmlns:w15="http://schemas.microsoft.com/office/word/2012/wordml" xmlns:w16cei="http://schemas.microsoft.com/office/word/2026/wordml/cei" xmlns:w16cex="http://schemas.microsoft.com/office/word/2018/wordml/cex" xmlns:w16cid="http://schemas.microsoft.com/office/word/2016/wordml/cid" xmlns:w16="http://schemas.microsoft.com/office/word/2018/wordml" xmlns:w16du="http://schemas.microsoft.com/office/word/2023/wordml/word16du" xmlns:w16sdtdh="http://schemas.microsoft.com/office/word/2020/wordml/sdtdatahash" xmlns:w16sdtfl="http://schemas.microsoft.com/office/word/2024/wordml/sdtformatlock" xmlns:w16se="http://schemas.microsoft.com/office/word/2015/wordml/symex" xmlns:wpg="http://schemas.microsoft.com/office/word/2010/wordprocessingGroup" xmlns:wpi="http://schemas.microsoft.com/office/word/2010/wordprocessingInk" xmlns:wne="http://schemas.microsoft.com/office/word/2006/wordml" xmlns:wps="http://schemas.microsoft.com/office/word/2010/wordprocessingShape" mc:Ignorable="w14 w15 w16se w16cid w16 w16cex w16sdtdh w16sdtfl w16du wp14">
   <w:body>
     <w:tbl>
       <w:tblPr>
-        <w:tblStyle w:val="Default2"/>
-        <w:tblW w:w="10498" w:type="dxa"/>
-        <w:tblBorders>
-          <w:top w:val="none" w:color="auto" w:sz="0" w:space="0"/>
-          <w:left w:val="none" w:color="auto" w:sz="0" w:space="0"/>
-          <w:bottom w:val="none" w:color="auto" w:sz="0" w:space="0"/>
-          <w:right w:val="none" w:color="auto" w:sz="0" w:space="0"/>
-          <w:insideH w:val="none" w:color="auto" w:sz="0" w:space="0"/>
-          <w:insideV w:val="none" w:color="auto" w:sz="0" w:space="0"/>
-        </w:tblBorders>
-        <w:tblCellMar>
-          <w:left w:w="0" w:type="dxa"/>
-          <w:right w:w="0" w:type="dxa"/>
-        </w:tblCellMar>
-        <w:tblLook w:val="04A0" w:firstRow="1" w:lastRow="0" w:firstColumn="1" w:lastColumn="0" w:noHBand="0" w:noVBand="1"/>
+        <w:tblStyle w:val="BCBlockTable"/>
+        <w:tblW w:w="5000" w:type="pct"/>
+        <w:tblLook w:val="0620" w:firstRow="1" w:lastRow="0" w:firstColumn="0" w:lastColumn="0" w:noHBand="1" w:noVBand="1"/>
+        <w:tblCaption w:val="Table 1"/>
+        <w:tblDescription w:val="Layout table. Used for positioning, not for tabular data."/>
       </w:tblPr>
       <w:tblGrid>
-        <w:gridCol w:w="2620"/>
-        <w:gridCol w:w="4378"/>
-        <w:gridCol w:w="3500"/>
+        <w:gridCol w:w="2619"/>
+        <w:gridCol w:w="4376"/>
+        <w:gridCol w:w="3499"/>
       </w:tblGrid>
       <w:tr>
         <w:trPr>
           <w:cnfStyle w:val="100000000000" w:firstRow="1" w:lastRow="0" w:firstColumn="0" w:lastColumn="0" w:oddVBand="0" w:evenVBand="0" w:oddHBand="0" w:evenHBand="0" w:firstRowFirstColumn="0" w:firstRowLastColumn="0" w:lastRowFirstColumn="0" w:lastRowLastColumn="0"/>
+          <w:cantSplit/>
           <w:trHeight w:val="302"/>
         </w:trPr>
         <w:tc>
           <w:tcPr>
-            <w:tcW w:w="2620" w:type="dxa"/>
+            <w:tcW w:w="1248" w:type="pct"/>
           </w:tcPr>
           <w:p>
             <w:pPr>
+              <w:pStyle w:val="NoSpacing"/>
               <w:spacing w:line="276" w:lineRule="auto"/>
-              <w:rPr>
-                <w:rFonts w:ascii="Segoe UI Semibold" w:hAnsi="Segoe UI Semibold" w:cs="Segoe UI Semibold"/>
-                <w:color w:val="242424"/>
-                <w:sz w:val="22"/>
-                <w:szCs w:val="22"/>
-              </w:rPr>
             </w:pPr>
           </w:p>
         </w:tc>
         <w:tc>
           <w:tcPr>
-            <w:tcW w:w="4378" w:type="dxa"/>
+            <w:tcW w:w="2085" w:type="pct"/>
           </w:tcPr>
           <w:p>
             <w:pPr>
+              <w:pStyle w:val="NoSpacing"/>
               <w:spacing w:line="276" w:lineRule="auto"/>
-              <w:rPr>
-                <w:rFonts w:ascii="Segoe UI Semibold" w:hAnsi="Segoe UI Semibold" w:cs="Segoe UI Semibold"/>
-                <w:color w:val="242424"/>
-                <w:sz w:val="22"/>
-                <w:szCs w:val="22"/>
-              </w:rPr>
             </w:pPr>
           </w:p>
         </w:tc>
         <w:sdt>
           <w:sdtPr>
-            <w:rPr>
-              <w:rFonts w:ascii="Segoe UI Semibold" w:hAnsi="Segoe UI Semibold" w:cs="Segoe UI Semibold"/>
-              <w:color w:val="242424"/>
-              <w:sz w:val="22"/>
-              <w:szCs w:val="22"/>
-            </w:rPr>
             <w:alias w:val="CompanyAddress1"/>
             <w:tag w:val="#BC:InsertDataItem,DataItems/Header/CompanyAddress1"/>
             <w:id w:val="-326134709"/>
@@ -78,31 +53,19 @@
             </w:placeholder>
             <w15:color w:val="808080"/>
             <w:text/>
-            <w:dataBinding w:prefixMappings="xmlns:ns0='urn:microsoft-dynamics-nav/reports/Standard_Sales_Credit_Memo/1307/'" w:xpath="/ns0:NavWordReportXmlPart[1]/ns0:Header[1]/ns0:CompanyAddress1[1]"/>
           </w:sdtPr>
           <w:sdtContent>
             <w:tc>
               <w:tcPr>
-                <w:tcW w:w="3500" w:type="dxa"/>
+                <w:tcW w:w="1667" w:type="pct"/>
               </w:tcPr>
               <w:p>
                 <w:pPr>
+                  <w:pStyle w:val="BCNumber"/>
                   <w:spacing w:line="276" w:lineRule="auto"/>
                   <w:jc w:val="right"/>
-                  <w:rPr>
-                    <w:rFonts w:ascii="Segoe UI Semibold" w:hAnsi="Segoe UI Semibold" w:cs="Segoe UI Semibold"/>
-                    <w:color w:val="242424"/>
-                    <w:sz w:val="22"/>
-                    <w:szCs w:val="22"/>
-                  </w:rPr>
                 </w:pPr>
                 <w:r>
-                  <w:rPr>
-                    <w:rFonts w:ascii="Segoe UI Semibold" w:hAnsi="Segoe UI Semibold" w:cs="Segoe UI Semibold"/>
-                    <w:color w:val="242424"/>
-                    <w:sz w:val="22"/>
-                    <w:szCs w:val="22"/>
-                  </w:rPr>
                   <w:t>CompanyAddress1</w:t>
                 </w:r>
               </w:p>
@@ -112,46 +75,31 @@
       </w:tr>
       <w:tr>
         <w:trPr>
+          <w:cantSplit/>
           <w:trHeight w:val="274"/>
         </w:trPr>
         <w:tc>
           <w:tcPr>
-            <w:tcW w:w="2620" w:type="dxa"/>
+            <w:tcW w:w="1248" w:type="pct"/>
           </w:tcPr>
           <w:p>
             <w:pPr>
-              <w:rPr>
-                <w:rFonts w:cs="Segoe UI"/>
-                <w:color w:val="242424"/>
-                <w:sz w:val="22"/>
-                <w:szCs w:val="22"/>
-              </w:rPr>
+              <w:pStyle w:val="NoSpacing"/>
             </w:pPr>
           </w:p>
         </w:tc>
         <w:tc>
           <w:tcPr>
-            <w:tcW w:w="4378" w:type="dxa"/>
+            <w:tcW w:w="2085" w:type="pct"/>
           </w:tcPr>
           <w:p>
             <w:pPr>
-              <w:rPr>
-                <w:rFonts w:cs="Segoe UI"/>
-                <w:color w:val="242424"/>
-                <w:sz w:val="22"/>
-                <w:szCs w:val="22"/>
-              </w:rPr>
+              <w:pStyle w:val="NoSpacing"/>
             </w:pPr>
           </w:p>
         </w:tc>
         <w:sdt>
           <w:sdtPr>
-            <w:rPr>
-              <w:rFonts w:cs="Segoe UI"/>
-              <w:color w:val="242424"/>
-              <w:sz w:val="22"/>
-              <w:szCs w:val="22"/>
-            </w:rPr>
             <w:alias w:val="CompanyAddress2"/>
             <w:tag w:val="#BC:InsertDataItem,DataItems/Header/CompanyAddress2"/>
             <w:id w:val="512345475"/>
@@ -160,30 +108,18 @@
             </w:placeholder>
             <w15:color w:val="808080"/>
             <w:text/>
-            <w:dataBinding w:prefixMappings="xmlns:ns0='urn:microsoft-dynamics-nav/reports/Standard_Sales_Credit_Memo/1307/'" w:xpath="/ns0:NavWordReportXmlPart[1]/ns0:Header[1]/ns0:CompanyAddress2[1]"/>
           </w:sdtPr>
           <w:sdtContent>
             <w:tc>
               <w:tcPr>
-                <w:tcW w:w="3500" w:type="dxa"/>
+                <w:tcW w:w="1667" w:type="pct"/>
               </w:tcPr>
               <w:p>
                 <w:pPr>
+                  <w:pStyle w:val="BCNumber"/>
                   <w:jc w:val="right"/>
-                  <w:rPr>
-                    <w:rFonts w:cs="Segoe UI"/>
-                    <w:color w:val="242424"/>
-                    <w:sz w:val="22"/>
-                    <w:szCs w:val="22"/>
-                  </w:rPr>
                 </w:pPr>
                 <w:r>
-                  <w:rPr>
-                    <w:rFonts w:cs="Segoe UI"/>
-                    <w:color w:val="242424"/>
-                    <w:sz w:val="22"/>
-                    <w:szCs w:val="22"/>
-                  </w:rPr>
                   <w:t>CompanyAddress2</w:t>
                 </w:r>
               </w:p>
@@ -193,46 +129,31 @@
       </w:tr>
       <w:tr>
         <w:trPr>
+          <w:cantSplit/>
           <w:trHeight w:val="274"/>
         </w:trPr>
         <w:tc>
           <w:tcPr>
-            <w:tcW w:w="2620" w:type="dxa"/>
+            <w:tcW w:w="1248" w:type="pct"/>
           </w:tcPr>
           <w:p>
             <w:pPr>
-              <w:rPr>
-                <w:rFonts w:cs="Segoe UI"/>
-                <w:color w:val="242424"/>
-                <w:sz w:val="22"/>
-                <w:szCs w:val="22"/>
-              </w:rPr>
+              <w:pStyle w:val="NoSpacing"/>
             </w:pPr>
           </w:p>
         </w:tc>
         <w:tc>
           <w:tcPr>
-            <w:tcW w:w="4378" w:type="dxa"/>
+            <w:tcW w:w="2085" w:type="pct"/>
           </w:tcPr>
           <w:p>
             <w:pPr>
-              <w:rPr>
-                <w:rFonts w:cs="Segoe UI"/>
-                <w:color w:val="242424"/>
-                <w:sz w:val="22"/>
-                <w:szCs w:val="22"/>
-              </w:rPr>
+              <w:pStyle w:val="NoSpacing"/>
             </w:pPr>
           </w:p>
         </w:tc>
         <w:sdt>
           <w:sdtPr>
-            <w:rPr>
-              <w:rFonts w:cs="Segoe UI"/>
-              <w:color w:val="242424"/>
-              <w:sz w:val="22"/>
-              <w:szCs w:val="22"/>
-            </w:rPr>
             <w:alias w:val="CompanyAddress3"/>
             <w:tag w:val="#BC:InsertDataItem,DataItems/Header/CompanyAddress3"/>
             <w:id w:val="-509218624"/>
@@ -241,30 +162,18 @@
             </w:placeholder>
             <w15:color w:val="808080"/>
             <w:text/>
-            <w:dataBinding w:prefixMappings="xmlns:ns0='urn:microsoft-dynamics-nav/reports/Standard_Sales_Credit_Memo/1307/'" w:xpath="/ns0:NavWordReportXmlPart[1]/ns0:Header[1]/ns0:CompanyAddress3[1]"/>
           </w:sdtPr>
           <w:sdtContent>
             <w:tc>
               <w:tcPr>
-                <w:tcW w:w="3500" w:type="dxa"/>
+                <w:tcW w:w="1667" w:type="pct"/>
               </w:tcPr>
               <w:p>
                 <w:pPr>
+                  <w:pStyle w:val="BCNumber"/>
                   <w:jc w:val="right"/>
-                  <w:rPr>
-                    <w:rFonts w:cs="Segoe UI"/>
-                    <w:color w:val="242424"/>
-                    <w:sz w:val="22"/>
-                    <w:szCs w:val="22"/>
-                  </w:rPr>
                 </w:pPr>
                 <w:r>
-                  <w:rPr>
-                    <w:rFonts w:cs="Segoe UI"/>
-                    <w:color w:val="242424"/>
-                    <w:sz w:val="22"/>
-                    <w:szCs w:val="22"/>
-                  </w:rPr>
                   <w:t>CompanyAddress3</w:t>
                 </w:r>
               </w:p>
@@ -274,46 +183,31 @@
       </w:tr>
       <w:tr>
         <w:trPr>
+          <w:cantSplit/>
           <w:trHeight w:val="274"/>
         </w:trPr>
         <w:tc>
           <w:tcPr>
-            <w:tcW w:w="2620" w:type="dxa"/>
+            <w:tcW w:w="1248" w:type="pct"/>
           </w:tcPr>
           <w:p>
             <w:pPr>
-              <w:rPr>
-                <w:rFonts w:cs="Segoe UI"/>
-                <w:color w:val="242424"/>
-                <w:sz w:val="22"/>
-                <w:szCs w:val="22"/>
-              </w:rPr>
+              <w:pStyle w:val="NoSpacing"/>
             </w:pPr>
           </w:p>
         </w:tc>
         <w:tc>
           <w:tcPr>
-            <w:tcW w:w="4378" w:type="dxa"/>
+            <w:tcW w:w="2085" w:type="pct"/>
           </w:tcPr>
           <w:p>
             <w:pPr>
-              <w:rPr>
-                <w:rFonts w:cs="Segoe UI"/>
-                <w:color w:val="242424"/>
-                <w:sz w:val="22"/>
-                <w:szCs w:val="22"/>
-              </w:rPr>
+              <w:pStyle w:val="NoSpacing"/>
             </w:pPr>
           </w:p>
         </w:tc>
         <w:sdt>
           <w:sdtPr>
-            <w:rPr>
-              <w:rFonts w:cs="Segoe UI"/>
-              <w:color w:val="242424"/>
-              <w:sz w:val="22"/>
-              <w:szCs w:val="22"/>
-            </w:rPr>
             <w:alias w:val="CompanyAddress4"/>
             <w:tag w:val="#BC:InsertDataItem,DataItems/Header/CompanyAddress4"/>
             <w:id w:val="935480585"/>
@@ -322,30 +216,18 @@
             </w:placeholder>
             <w15:color w:val="808080"/>
             <w:text/>
-            <w:dataBinding w:prefixMappings="xmlns:ns0='urn:microsoft-dynamics-nav/reports/Standard_Sales_Credit_Memo/1307/'" w:xpath="/ns0:NavWordReportXmlPart[1]/ns0:Header[1]/ns0:CompanyAddress4[1]"/>
           </w:sdtPr>
           <w:sdtContent>
             <w:tc>
               <w:tcPr>
-                <w:tcW w:w="3500" w:type="dxa"/>
+                <w:tcW w:w="1667" w:type="pct"/>
               </w:tcPr>
               <w:p>
                 <w:pPr>
+                  <w:pStyle w:val="BCNumber"/>
                   <w:jc w:val="right"/>
-                  <w:rPr>
-                    <w:rFonts w:cs="Segoe UI"/>
-                    <w:color w:val="242424"/>
-                    <w:sz w:val="22"/>
-                    <w:szCs w:val="22"/>
-                  </w:rPr>
                 </w:pPr>
                 <w:r>
-                  <w:rPr>
-                    <w:rFonts w:cs="Segoe UI"/>
-                    <w:color w:val="242424"/>
-                    <w:sz w:val="22"/>
-                    <w:szCs w:val="22"/>
-                  </w:rPr>
                   <w:t>CompanyAddress4</w:t>
                 </w:r>
               </w:p>
@@ -355,50 +237,35 @@
       </w:tr>
       <w:tr>
         <w:trPr>
+          <w:cantSplit/>
           <w:trHeight w:val="274"/>
         </w:trPr>
         <w:tc>
           <w:tcPr>
-            <w:tcW w:w="2620" w:type="dxa"/>
+            <w:tcW w:w="1248" w:type="pct"/>
           </w:tcPr>
           <w:p>
             <w:pPr>
-              <w:rPr>
-                <w:rFonts w:cs="Segoe UI"/>
-                <w:color w:val="242424"/>
-                <w:sz w:val="22"/>
-                <w:szCs w:val="22"/>
-              </w:rPr>
+              <w:pStyle w:val="NoSpacing"/>
             </w:pPr>
           </w:p>
         </w:tc>
         <w:tc>
           <w:tcPr>
-            <w:tcW w:w="4378" w:type="dxa"/>
+            <w:tcW w:w="2085" w:type="pct"/>
           </w:tcPr>
           <w:p>
             <w:pPr>
-              <w:rPr>
-                <w:rFonts w:cs="Segoe UI"/>
-                <w:color w:val="242424"/>
-                <w:sz w:val="22"/>
-                <w:szCs w:val="22"/>
-              </w:rPr>
+              <w:pStyle w:val="NoSpacing"/>
             </w:pPr>
           </w:p>
         </w:tc>
         <w:tc>
           <w:tcPr>
-            <w:tcW w:w="3500" w:type="dxa"/>
+            <w:tcW w:w="1667" w:type="pct"/>
           </w:tcPr>
           <w:sdt>
             <w:sdtPr>
-              <w:rPr>
-                <w:rFonts w:cs="Segoe UI"/>
-                <w:color w:val="242424"/>
-                <w:sz w:val="22"/>
-                <w:szCs w:val="22"/>
-              </w:rPr>
               <w:alias w:val="CompanyAddress5"/>
               <w:tag w:val="#BC:InsertDataItem,DataItems/Header/CompanyAddress5"/>
               <w:id w:val="-1372907855"/>
@@ -407,26 +274,14 @@
               </w:placeholder>
               <w15:color w:val="808080"/>
               <w:text/>
-              <w:dataBinding w:prefixMappings="xmlns:ns0='urn:microsoft-dynamics-nav/reports/Standard_Sales_Credit_Memo/1307/'" w:xpath="/ns0:NavWordReportXmlPart[1]/ns0:Header[1]/ns0:CompanyAddress5[1]"/>
             </w:sdtPr>
             <w:sdtContent>
               <w:p>
                 <w:pPr>
+                  <w:pStyle w:val="BCNumber"/>
                   <w:jc w:val="right"/>
-                  <w:rPr>
-                    <w:rFonts w:cs="Segoe UI"/>
-                    <w:color w:val="242424"/>
-                    <w:sz w:val="22"/>
-                    <w:szCs w:val="22"/>
-                  </w:rPr>
                 </w:pPr>
                 <w:r>
-                  <w:rPr>
-                    <w:rFonts w:cs="Segoe UI"/>
-                    <w:color w:val="242424"/>
-                    <w:sz w:val="22"/>
-                    <w:szCs w:val="22"/>
-                  </w:rPr>
                   <w:t>CompanyAddress5</w:t>
                 </w:r>
               </w:p>
@@ -436,50 +291,35 @@
       </w:tr>
       <w:tr>
         <w:trPr>
+          <w:cantSplit/>
           <w:trHeight w:val="126"/>
         </w:trPr>
         <w:tc>
           <w:tcPr>
-            <w:tcW w:w="2620" w:type="dxa"/>
+            <w:tcW w:w="1248" w:type="pct"/>
             <w:vAlign w:val="bottom"/>
           </w:tcPr>
           <w:p>
             <w:pPr>
+              <w:pStyle w:val="BCNumber"/>
               <w:jc w:val="right"/>
-              <w:rPr>
-                <w:rFonts w:cs="Segoe UI"/>
-                <w:color w:val="242424"/>
-                <w:sz w:val="22"/>
-                <w:szCs w:val="22"/>
-              </w:rPr>
             </w:pPr>
           </w:p>
         </w:tc>
         <w:tc>
           <w:tcPr>
-            <w:tcW w:w="4378" w:type="dxa"/>
+            <w:tcW w:w="2085" w:type="pct"/>
             <w:vAlign w:val="bottom"/>
           </w:tcPr>
           <w:p>
             <w:pPr>
+              <w:pStyle w:val="BCNumber"/>
               <w:jc w:val="right"/>
-              <w:rPr>
-                <w:rFonts w:cs="Segoe UI"/>
-                <w:color w:val="242424"/>
-                <w:sz w:val="22"/>
-                <w:szCs w:val="22"/>
-              </w:rPr>
             </w:pPr>
           </w:p>
         </w:tc>
         <w:sdt>
           <w:sdtPr>
-            <w:rPr>
-              <w:rFonts w:cs="Segoe UI"/>
-              <w:color w:val="242424"/>
-              <w:sz w:val="22"/>
-              <w:szCs w:val="22"/>
-            </w:rPr>
             <w:alias w:val="CompanyAddress6"/>
             <w:tag w:val="#BC:InsertDataItem,DataItems/Header/CompanyAddress6"/>
             <w:id w:val="1511872859"/>
@@ -488,30 +328,18 @@
             </w:placeholder>
             <w15:color w:val="808080"/>
             <w:text/>
-            <w:dataBinding w:prefixMappings="xmlns:ns0='urn:microsoft-dynamics-nav/reports/Standard_Sales_Credit_Memo/1307/'" w:xpath="/ns0:NavWordReportXmlPart[1]/ns0:Header[1]/ns0:CompanyAddress6[1]"/>
           </w:sdtPr>
           <w:sdtContent>
             <w:tc>
               <w:tcPr>
-                <w:tcW w:w="3500" w:type="dxa"/>
+                <w:tcW w:w="1667" w:type="pct"/>
               </w:tcPr>
               <w:p>
                 <w:pPr>
+                  <w:pStyle w:val="BCNumber"/>
                   <w:jc w:val="right"/>
-                  <w:rPr>
-                    <w:rFonts w:cs="Segoe UI"/>
-                    <w:color w:val="242424"/>
-                    <w:sz w:val="22"/>
-                    <w:szCs w:val="22"/>
-                  </w:rPr>
                 </w:pPr>
                 <w:r>
-                  <w:rPr>
-                    <w:rFonts w:cs="Segoe UI"/>
-                    <w:color w:val="242424"/>
-                    <w:sz w:val="22"/>
-                    <w:szCs w:val="22"/>
-                  </w:rPr>
                   <w:t>CompanyAddress6</w:t>
                 </w:r>
               </w:p>
@@ -521,50 +349,35 @@
       </w:tr>
       <w:tr>
         <w:trPr>
+          <w:cantSplit/>
           <w:trHeight w:val="126"/>
         </w:trPr>
         <w:tc>
           <w:tcPr>
-            <w:tcW w:w="2620" w:type="dxa"/>
+            <w:tcW w:w="1248" w:type="pct"/>
             <w:vAlign w:val="bottom"/>
           </w:tcPr>
           <w:p>
             <w:pPr>
+              <w:pStyle w:val="BCNumber"/>
               <w:jc w:val="right"/>
-              <w:rPr>
-                <w:rFonts w:cs="Segoe UI"/>
-                <w:color w:val="242424"/>
-                <w:sz w:val="22"/>
-                <w:szCs w:val="22"/>
-              </w:rPr>
             </w:pPr>
           </w:p>
         </w:tc>
         <w:tc>
           <w:tcPr>
-            <w:tcW w:w="4378" w:type="dxa"/>
+            <w:tcW w:w="2085" w:type="pct"/>
             <w:vAlign w:val="bottom"/>
           </w:tcPr>
           <w:p>
             <w:pPr>
+              <w:pStyle w:val="BCNumber"/>
               <w:jc w:val="right"/>
-              <w:rPr>
-                <w:rFonts w:cs="Segoe UI"/>
-                <w:color w:val="242424"/>
-                <w:sz w:val="22"/>
-                <w:szCs w:val="22"/>
-              </w:rPr>
             </w:pPr>
           </w:p>
         </w:tc>
         <w:sdt>
           <w:sdtPr>
-            <w:rPr>
-              <w:rFonts w:cs="Segoe UI"/>
-              <w:color w:val="242424"/>
-              <w:sz w:val="22"/>
-              <w:szCs w:val="22"/>
-            </w:rPr>
             <w:alias w:val="CompanyLegalOffice"/>
             <w:tag w:val="#BC:InsertDataItem,DataItems/Header/CompanyLegalOffice"/>
             <w:id w:val="1498620329"/>
@@ -573,34 +386,20 @@
             </w:placeholder>
             <w15:color w:val="808080"/>
             <w:text/>
-            <w:dataBinding w:prefixMappings="xmlns:ns0='urn:microsoft-dynamics-nav/reports/Standard_Sales_Credit_Memo/1307/'" w:xpath="/ns0:NavWordReportXmlPart[1]/ns0:Header[1]/ns0:CompanyLegalOffice[1]"/>
           </w:sdtPr>
           <w:sdtContent>
             <w:tc>
               <w:tcPr>
-                <w:tcW w:w="3500" w:type="dxa"/>
+                <w:tcW w:w="1667" w:type="pct"/>
               </w:tcPr>
               <w:p>
                 <w:pPr>
+                  <w:pStyle w:val="BCNumber"/>
                   <w:jc w:val="right"/>
-                  <w:rPr>
-                    <w:rFonts w:cs="Segoe UI"/>
-                    <w:color w:val="242424"/>
-                    <w:sz w:val="22"/>
-                    <w:szCs w:val="22"/>
-                  </w:rPr>
                 </w:pPr>
-                <w:proofErr w:type="spellStart"/>
                 <w:r>
-                  <w:rPr>
-                    <w:rFonts w:cs="Segoe UI"/>
-                    <w:color w:val="242424"/>
-                    <w:sz w:val="22"/>
-                    <w:szCs w:val="22"/>
-                  </w:rPr>
                   <w:t>CompanyLegalOffice</w:t>
                 </w:r>
-                <w:proofErr w:type="spellEnd"/>
               </w:p>
             </w:tc>
           </w:sdtContent>
@@ -610,42 +409,26 @@
     <w:p/>
     <w:tbl>
       <w:tblPr>
-        <w:tblStyle w:val="Default1"/>
-        <w:tblW w:w="10497" w:type="dxa"/>
-        <w:tblBorders>
-          <w:top w:val="none" w:color="auto" w:sz="0" w:space="0"/>
-          <w:left w:val="none" w:color="auto" w:sz="0" w:space="0"/>
-          <w:bottom w:val="none" w:color="auto" w:sz="0" w:space="0"/>
-          <w:right w:val="none" w:color="auto" w:sz="0" w:space="0"/>
-          <w:insideH w:val="none" w:color="auto" w:sz="0" w:space="0"/>
-          <w:insideV w:val="none" w:color="auto" w:sz="0" w:space="0"/>
-        </w:tblBorders>
-        <w:tblCellMar>
-          <w:left w:w="0" w:type="dxa"/>
-          <w:right w:w="0" w:type="dxa"/>
-        </w:tblCellMar>
-        <w:tblLook w:val="04A0" w:firstRow="1" w:lastRow="0" w:firstColumn="1" w:lastColumn="0" w:noHBand="0" w:noVBand="1"/>
+        <w:tblStyle w:val="BCBlockTable"/>
+        <w:tblW w:w="5000" w:type="pct"/>
+        <w:tblLook w:val="0620" w:firstRow="1" w:lastRow="0" w:firstColumn="0" w:lastColumn="0" w:noHBand="1" w:noVBand="1"/>
         <w:tblCaption w:val="Document Information Block"/>
+        <w:tblDescription w:val="Layout table. Used for positioning, not for tabular data."/>
       </w:tblPr>
       <w:tblGrid>
+        <w:gridCol w:w="2623"/>
+        <w:gridCol w:w="2623"/>
         <w:gridCol w:w="2624"/>
         <w:gridCol w:w="2624"/>
-        <w:gridCol w:w="2624"/>
-        <w:gridCol w:w="2625"/>
       </w:tblGrid>
       <w:tr>
         <w:trPr>
           <w:cnfStyle w:val="100000000000" w:firstRow="1" w:lastRow="0" w:firstColumn="0" w:lastColumn="0" w:oddVBand="0" w:evenVBand="0" w:oddHBand="0" w:evenHBand="0" w:firstRowFirstColumn="0" w:firstRowLastColumn="0" w:lastRowFirstColumn="0" w:lastRowLastColumn="0"/>
+          <w:cantSplit/>
           <w:trHeight w:val="254"/>
         </w:trPr>
         <w:sdt>
           <w:sdtPr>
-            <w:rPr>
-              <w:rFonts w:ascii="Segoe UI Semibold" w:hAnsi="Segoe UI Semibold" w:eastAsia="Yu Gothic Light" w:cs="Segoe UI Semibold"/>
-              <w:color w:val="auto"/>
-              <w:sz w:val="22"/>
-              <w:szCs w:val="22"/>
-            </w:rPr>
             <w:alias w:val="BilltoCustumerNo_Lbl"/>
             <w:tag w:val="#BC:InsertDataItem,DataItems/Header/BilltoCustumerNo_Lbl"/>
             <w:id w:val="60219118"/>
@@ -654,101 +437,65 @@
             </w:placeholder>
             <w15:color w:val="808080"/>
             <w:text/>
-            <w:dataBinding w:prefixMappings="xmlns:ns0='urn:microsoft-dynamics-nav/reports/Standard_Sales_Credit_Memo/1307/'" w:xpath="/ns0:NavWordReportXmlPart[1]/ns0:Header[1]/ns0:BilltoCustumerNo_Lbl[1]"/>
           </w:sdtPr>
           <w:sdtContent>
             <w:tc>
               <w:tcPr>
-                <w:tcW w:w="2624" w:type="dxa"/>
+                <w:tcW w:w="1250" w:type="pct"/>
               </w:tcPr>
               <w:p>
                 <w:pPr>
-                  <w:pStyle w:val="Heading2"/>
-                  <w:spacing w:before="0" w:line="276" w:lineRule="auto"/>
-                  <w:rPr>
-                    <w:rFonts w:ascii="Segoe UI Semibold" w:hAnsi="Segoe UI Semibold" w:eastAsia="Yu Gothic Light" w:cs="Segoe UI Semibold"/>
-                    <w:color w:val="auto"/>
-                    <w:sz w:val="22"/>
-                    <w:szCs w:val="22"/>
-                  </w:rPr>
+                  <w:pStyle w:val="BCLabel"/>
+                  <w:spacing w:line="276" w:lineRule="auto"/>
                 </w:pPr>
-                <w:proofErr w:type="spellStart"/>
                 <w:r>
-                  <w:rPr>
-                    <w:rFonts w:ascii="Segoe UI Semibold" w:hAnsi="Segoe UI Semibold" w:eastAsia="Yu Gothic Light" w:cs="Segoe UI Semibold"/>
-                    <w:color w:val="auto"/>
-                    <w:sz w:val="22"/>
-                    <w:szCs w:val="22"/>
-                  </w:rPr>
                   <w:t>BilltoCustumerNo_Lbl</w:t>
                 </w:r>
-                <w:proofErr w:type="spellEnd"/>
               </w:p>
             </w:tc>
           </w:sdtContent>
         </w:sdt>
         <w:tc>
           <w:tcPr>
-            <w:tcW w:w="2624" w:type="dxa"/>
+            <w:tcW w:w="1250" w:type="pct"/>
           </w:tcPr>
           <w:p>
             <w:pPr>
-              <w:pStyle w:val="Heading2"/>
-              <w:spacing w:before="0" w:line="276" w:lineRule="auto"/>
-              <w:rPr>
-                <w:rFonts w:ascii="Segoe UI Semibold" w:hAnsi="Segoe UI Semibold" w:eastAsia="Aptos" w:cs="Segoe UI Semibold"/>
-                <w:color w:val="auto"/>
-                <w:sz w:val="22"/>
-                <w:szCs w:val="22"/>
-              </w:rPr>
+              <w:pStyle w:val="BCLabel"/>
+              <w:spacing w:line="276" w:lineRule="auto"/>
             </w:pPr>
           </w:p>
         </w:tc>
         <w:tc>
           <w:tcPr>
-            <w:tcW w:w="2624" w:type="dxa"/>
+            <w:tcW w:w="1250" w:type="pct"/>
           </w:tcPr>
           <w:p>
             <w:pPr>
+              <w:pStyle w:val="NoSpacing"/>
               <w:spacing w:line="276" w:lineRule="auto"/>
-              <w:rPr>
-                <w:rFonts w:ascii="Aptos" w:hAnsi="Aptos" w:cs="Segoe UI Semibold"/>
-                <w:color w:val="242424"/>
-                <w:sz w:val="22"/>
-                <w:szCs w:val="22"/>
-              </w:rPr>
             </w:pPr>
           </w:p>
         </w:tc>
         <w:tc>
           <w:tcPr>
-            <w:tcW w:w="2625" w:type="dxa"/>
+            <w:tcW w:w="1250" w:type="pct"/>
           </w:tcPr>
           <w:p>
             <w:pPr>
+              <w:pStyle w:val="NoSpacing"/>
               <w:spacing w:line="276" w:lineRule="auto"/>
-              <w:rPr>
-                <w:rFonts w:ascii="Aptos" w:hAnsi="Aptos" w:cs="Segoe UI Semibold"/>
-                <w:color w:val="242424"/>
-                <w:sz w:val="22"/>
-                <w:szCs w:val="22"/>
-              </w:rPr>
             </w:pPr>
           </w:p>
         </w:tc>
       </w:tr>
       <w:tr>
         <w:trPr>
+          <w:cantSplit/>
           <w:trHeight w:val="242"/>
         </w:trPr>
         <w:sdt>
           <w:sdtPr>
-            <w:rPr>
-              <w:rFonts w:cs="Segoe UI" w:asciiTheme="minorHAnsi" w:hAnsiTheme="minorHAnsi"/>
-              <w:color w:val="242424"/>
-              <w:sz w:val="22"/>
-              <w:szCs w:val="22"/>
-            </w:rPr>
             <w:alias w:val="BilltoCustumerNo"/>
             <w:tag w:val="#BC:InsertDataItem,DataItems/Header/BilltoCustumerNo"/>
             <w:id w:val="1218939172"/>
@@ -757,79 +504,50 @@
             </w:placeholder>
             <w15:color w:val="808080"/>
             <w:text/>
-            <w:dataBinding w:prefixMappings="xmlns:ns0='urn:microsoft-dynamics-nav/reports/Standard_Sales_Credit_Memo/1307/'" w:xpath="/ns0:NavWordReportXmlPart[1]/ns0:Header[1]/ns0:BilltoCustumerNo[1]"/>
           </w:sdtPr>
           <w:sdtContent>
             <w:tc>
               <w:tcPr>
-                <w:tcW w:w="2624" w:type="dxa"/>
+                <w:tcW w:w="1250" w:type="pct"/>
               </w:tcPr>
               <w:p>
                 <w:pPr>
-                  <w:rPr>
-                    <w:rFonts w:ascii="Aptos" w:hAnsi="Aptos" w:cs="Segoe UI"/>
-                    <w:color w:val="242424"/>
-                    <w:sz w:val="22"/>
-                    <w:szCs w:val="22"/>
-                  </w:rPr>
+                  <w:pStyle w:val="NoSpacing"/>
                 </w:pPr>
-                <w:proofErr w:type="spellStart"/>
                 <w:r>
-                  <w:rPr>
-                    <w:rFonts w:cs="Segoe UI" w:asciiTheme="minorHAnsi" w:hAnsiTheme="minorHAnsi"/>
-                    <w:color w:val="242424"/>
-                    <w:sz w:val="22"/>
-                    <w:szCs w:val="22"/>
-                  </w:rPr>
                   <w:t>BilltoCustumerNo</w:t>
                 </w:r>
-                <w:proofErr w:type="spellEnd"/>
               </w:p>
             </w:tc>
           </w:sdtContent>
         </w:sdt>
         <w:tc>
           <w:tcPr>
-            <w:tcW w:w="2624" w:type="dxa"/>
+            <w:tcW w:w="1250" w:type="pct"/>
           </w:tcPr>
           <w:p>
             <w:pPr>
-              <w:rPr>
-                <w:rFonts w:ascii="Aptos" w:hAnsi="Aptos" w:cs="Segoe UI"/>
-                <w:color w:val="242424"/>
-                <w:sz w:val="22"/>
-                <w:szCs w:val="22"/>
-              </w:rPr>
+              <w:pStyle w:val="NoSpacing"/>
             </w:pPr>
           </w:p>
         </w:tc>
         <w:tc>
           <w:tcPr>
-            <w:tcW w:w="2624" w:type="dxa"/>
+            <w:tcW w:w="1250" w:type="pct"/>
           </w:tcPr>
           <w:p>
             <w:pPr>
-              <w:rPr>
-                <w:rFonts w:ascii="Aptos" w:hAnsi="Aptos" w:cs="Segoe UI"/>
-                <w:color w:val="242424"/>
-                <w:sz w:val="22"/>
-                <w:szCs w:val="22"/>
-              </w:rPr>
+              <w:pStyle w:val="NoSpacing"/>
             </w:pPr>
           </w:p>
         </w:tc>
         <w:tc>
           <w:tcPr>
-            <w:tcW w:w="2625" w:type="dxa"/>
+            <w:tcW w:w="1250" w:type="pct"/>
           </w:tcPr>
           <w:p>
             <w:pPr>
-              <w:rPr>
-                <w:rFonts w:ascii="Aptos" w:hAnsi="Aptos" w:cs="Segoe UI"/>
-                <w:color w:val="242424"/>
-                <w:sz w:val="22"/>
-                <w:szCs w:val="22"/>
-              </w:rPr>
+              <w:pStyle w:val="NoSpacing"/>
             </w:pPr>
           </w:p>
         </w:tc>
@@ -847,35 +565,31 @@
     </w:p>
     <w:tbl>
       <w:tblPr>
-        <w:tblW w:w="10498" w:type="dxa"/>
-        <w:tblCellMar>
-          <w:left w:w="0" w:type="dxa"/>
-          <w:right w:w="0" w:type="dxa"/>
-        </w:tblCellMar>
-        <w:tblLook w:val="0000" w:firstRow="0" w:lastRow="0" w:firstColumn="0" w:lastColumn="0" w:noHBand="0" w:noVBand="0"/>
+        <w:tblStyle w:val="BCBlockTable"/>
+        <w:tblW w:w="5000" w:type="pct"/>
+        <w:tblLook w:val="0620" w:firstRow="1" w:lastRow="0" w:firstColumn="0" w:lastColumn="0" w:noHBand="1" w:noVBand="1"/>
         <w:tblCaption w:val="Notes Block"/>
+        <w:tblDescription w:val="Layout table. Used for positioning, not for tabular data."/>
       </w:tblPr>
       <w:tblGrid>
-        <w:gridCol w:w="10498"/>
+        <w:gridCol w:w="10494"/>
       </w:tblGrid>
       <w:tr>
+        <w:trPr>
+          <w:cnfStyle w:val="100000000000" w:firstRow="1" w:lastRow="0" w:firstColumn="0" w:lastColumn="0" w:oddVBand="0" w:evenVBand="0" w:oddHBand="0" w:evenHBand="0" w:firstRowFirstColumn="0" w:firstRowLastColumn="0" w:lastRowFirstColumn="0" w:lastRowLastColumn="0"/>
+          <w:cantSplit/>
+        </w:trPr>
         <w:tc>
           <w:tcPr>
-            <w:tcW w:w="10484" w:type="dxa"/>
+            <w:tcW w:w="5000" w:type="pct"/>
           </w:tcPr>
           <w:p>
             <w:pPr>
-              <w:spacing w:after="0"/>
+              <w:pStyle w:val="NoSpacing"/>
               <w:ind w:right="29"/>
-              <w:rPr>
-                <w:iCs/>
-              </w:rPr>
             </w:pPr>
             <w:sdt>
               <w:sdtPr>
-                <w:rPr>
-                  <w:iCs/>
-                </w:rPr>
                 <w:alias w:val="GreetingText"/>
                 <w:tag w:val="#BC:InsertDataItem,DataItems/Header/LetterText/GreetingText"/>
                 <w:id w:val="-747490646"/>
@@ -884,30 +598,18 @@
                 </w:placeholder>
                 <w15:color w:val="808080"/>
                 <w:text/>
-                <w:dataBinding w:prefixMappings="xmlns:ns0='urn:microsoft-dynamics-nav/reports/Standard_Sales_Credit_Memo/1307/'" w:xpath="/ns0:NavWordReportXmlPart[1]/ns0:Header[1]/ns0:LetterText[1]/ns0:GreetingText[1]"/>
               </w:sdtPr>
               <w:sdtContent>
-                <w:proofErr w:type="spellStart"/>
                 <w:r>
-                  <w:rPr>
-                    <w:iCs/>
-                  </w:rPr>
                   <w:t>GreetingText</w:t>
                 </w:r>
-                <w:proofErr w:type="spellEnd"/>
               </w:sdtContent>
             </w:sdt>
             <w:r>
-              <w:rPr>
-                <w:iCs/>
-              </w:rPr>
               <w:t xml:space="preserve"> </w:t>
             </w:r>
             <w:sdt>
               <w:sdtPr>
-                <w:rPr>
-                  <w:iCs/>
-                </w:rPr>
                 <w:alias w:val="CustomerAddress1"/>
                 <w:tag w:val="#BC:InsertDataItem,DataItems/Header/CustomerAddress1"/>
                 <w:id w:val="-639190303"/>
@@ -916,32 +618,25 @@
                 </w:placeholder>
                 <w15:color w:val="808080"/>
                 <w:text/>
-                <w:dataBinding w:prefixMappings="xmlns:ns0='urn:microsoft-dynamics-nav/reports/Standard_Sales_Credit_Memo/1307/'" w:xpath="/ns0:NavWordReportXmlPart[1]/ns0:Header[1]/ns0:CustomerAddress1[1]"/>
               </w:sdtPr>
               <w:sdtContent>
                 <w:r>
-                  <w:rPr>
-                    <w:iCs/>
-                  </w:rPr>
                   <w:t>CustomerAddress1</w:t>
                 </w:r>
               </w:sdtContent>
             </w:sdt>
             <w:r>
-              <w:rPr>
-                <w:iCs/>
-              </w:rPr>
               <w:t>,</w:t>
             </w:r>
           </w:p>
         </w:tc>
       </w:tr>
       <w:tr>
+        <w:trPr>
+          <w:cantSplit/>
+        </w:trPr>
         <w:sdt>
           <w:sdtPr>
-            <w:rPr>
-              <w:iCs/>
-            </w:rPr>
             <w:alias w:val="BodyText"/>
             <w:tag w:val="#BC:InsertDataItem,DataItems/Header/LetterText/BodyText"/>
             <w:id w:val="-1152063597"/>
@@ -950,29 +645,20 @@
             </w:placeholder>
             <w15:color w:val="808080"/>
             <w:text/>
-            <w:dataBinding w:prefixMappings="xmlns:ns0='urn:microsoft-dynamics-nav/reports/Standard_Sales_Credit_Memo/1307/'" w:xpath="/ns0:NavWordReportXmlPart[1]/ns0:Header[1]/ns0:LetterText[1]/ns0:BodyText[1]"/>
           </w:sdtPr>
           <w:sdtContent>
             <w:tc>
               <w:tcPr>
-                <w:tcW w:w="10484" w:type="dxa"/>
+                <w:tcW w:w="5000" w:type="pct"/>
               </w:tcPr>
               <w:p>
                 <w:pPr>
-                  <w:spacing w:after="0"/>
+                  <w:pStyle w:val="NoSpacing"/>
                   <w:ind w:right="29"/>
-                  <w:rPr>
-                    <w:iCs/>
-                  </w:rPr>
                 </w:pPr>
-                <w:proofErr w:type="spellStart"/>
                 <w:r>
-                  <w:rPr>
-                    <w:iCs/>
-                  </w:rPr>
                   <w:t>BodyText</w:t>
                 </w:r>
-                <w:proofErr w:type="spellEnd"/>
               </w:p>
             </w:tc>
           </w:sdtContent>
@@ -982,32 +668,25 @@
     <w:p>
       <w:pPr>
         <w:spacing w:after="0" w:line="240" w:lineRule="auto"/>
-        <w:rPr>
-          <w:sz w:val="22"/>
-          <w:szCs w:val="22"/>
-        </w:rPr>
       </w:pPr>
     </w:p>
     <w:p>
       <w:pPr>
         <w:spacing w:after="0" w:line="240" w:lineRule="auto"/>
-        <w:rPr>
-          <w:sz w:val="22"/>
-          <w:szCs w:val="22"/>
-        </w:rPr>
       </w:pPr>
     </w:p>
     <w:tbl>
       <w:tblPr>
-        <w:tblStyle w:val="CLSequoiatablestyle021"/>
-        <w:tblW w:w="10498" w:type="dxa"/>
-        <w:tblLook w:val="04A0" w:firstRow="1" w:lastRow="0" w:firstColumn="1" w:lastColumn="0" w:noHBand="0" w:noVBand="1"/>
+        <w:tblStyle w:val="BCDataTable"/>
+        <w:tblW w:w="5000" w:type="pct"/>
+        <w:tblLook w:val="0420" w:firstRow="1" w:lastRow="0" w:firstColumn="0" w:lastColumn="0" w:noHBand="0" w:noVBand="1"/>
         <w:tblCaption w:val="Data Table Block"/>
+        <w:tblDescription w:val="Layout table. Used for positioning, not for tabular data."/>
       </w:tblPr>
       <w:tblGrid>
-        <w:gridCol w:w="2541"/>
-        <w:gridCol w:w="4392"/>
-        <w:gridCol w:w="3565"/>
+        <w:gridCol w:w="2539"/>
+        <w:gridCol w:w="4391"/>
+        <w:gridCol w:w="3564"/>
       </w:tblGrid>
       <w:tr>
         <w:trPr>
@@ -1017,10 +696,6 @@
         <w:sdt>
           <w:sdtPr>
             <w:rPr>
-              <w:rFonts w:ascii="Segoe UI Semibold" w:hAnsi="Segoe UI Semibold" w:cs="Segoe UI Semibold"/>
-              <w:color w:val="auto"/>
-              <w:sz w:val="22"/>
-              <w:szCs w:val="22"/>
               <w:lang w:eastAsia="en-US"/>
             </w:rPr>
             <w:alias w:val="DocumentNo_Lbl"/>
@@ -1031,53 +706,26 @@
             </w:placeholder>
             <w15:color w:val="808080"/>
             <w:text/>
-            <w:dataBinding w:prefixMappings="xmlns:ns0='urn:microsoft-dynamics-nav/reports/Standard_Sales_Credit_Memo/1307/'" w:xpath="/ns0:NavWordReportXmlPart[1]/ns0:Header[1]/ns0:DocumentNo_Lbl[1]"/>
           </w:sdtPr>
           <w:sdtContent>
             <w:tc>
               <w:tcPr>
-                <w:cnfStyle w:val="001000000000" w:firstRow="0" w:lastRow="0" w:firstColumn="1" w:lastColumn="0" w:oddVBand="0" w:evenVBand="0" w:oddHBand="0" w:evenHBand="0" w:firstRowFirstColumn="0" w:firstRowLastColumn="0" w:lastRowFirstColumn="0" w:lastRowLastColumn="0"/>
                 <w:tcW w:w="1210" w:type="pct"/>
-                <w:tcBorders>
-                  <w:bottom w:val="single" w:color="000000" w:sz="4" w:space="0"/>
-                </w:tcBorders>
               </w:tcPr>
               <w:p>
                 <w:pPr>
-                  <w:pStyle w:val="Heading2"/>
+                  <w:pStyle w:val="BCLabel"/>
                   <w:spacing w:before="160" w:after="80"/>
                   <w:rPr>
-                    <w:rFonts w:ascii="Segoe UI Semibold" w:hAnsi="Segoe UI Semibold" w:eastAsia="Aptos" w:cs="Segoe UI Semibold"/>
-                    <w:color w:val="auto"/>
-                    <w:sz w:val="22"/>
-                    <w:szCs w:val="22"/>
                     <w:lang w:eastAsia="en-US"/>
                   </w:rPr>
                 </w:pPr>
-                <w:proofErr w:type="spellStart"/>
-                <w:proofErr w:type="gramStart"/>
                 <w:r>
                   <w:rPr>
-                    <w:rFonts w:ascii="Segoe UI Semibold" w:hAnsi="Segoe UI Semibold" w:cs="Segoe UI Semibold"/>
-                    <w:color w:val="auto"/>
-                    <w:sz w:val="22"/>
-                    <w:szCs w:val="22"/>
                     <w:lang w:eastAsia="en-US"/>
                   </w:rPr>
-                  <w:t>DocumentNo</w:t>
+                  <w:t>DocumentNo_Lbl</w:t>
                 </w:r>
-                <w:proofErr w:type="gramEnd"/>
-                <w:r>
-                  <w:rPr>
-                    <w:rFonts w:ascii="Segoe UI Semibold" w:hAnsi="Segoe UI Semibold" w:cs="Segoe UI Semibold"/>
-                    <w:color w:val="auto"/>
-                    <w:sz w:val="22"/>
-                    <w:szCs w:val="22"/>
-                    <w:lang w:eastAsia="en-US"/>
-                  </w:rPr>
-                  <w:t>_Lbl</w:t>
-                </w:r>
-                <w:proofErr w:type="spellEnd"/>
               </w:p>
             </w:tc>
           </w:sdtContent>
@@ -1085,10 +733,6 @@
         <w:sdt>
           <w:sdtPr>
             <w:rPr>
-              <w:rFonts w:ascii="Segoe UI Semibold" w:hAnsi="Segoe UI Semibold" w:cs="Segoe UI Semibold"/>
-              <w:color w:val="auto"/>
-              <w:sz w:val="22"/>
-              <w:szCs w:val="22"/>
               <w:lang w:eastAsia="en-US"/>
             </w:rPr>
             <w:alias w:val="DueDate_Lbl"/>
@@ -1099,41 +743,26 @@
             </w:placeholder>
             <w15:color w:val="808080"/>
             <w:text/>
-            <w:dataBinding w:prefixMappings="xmlns:ns0='urn:microsoft-dynamics-nav/reports/Standard_Sales_Credit_Memo/1307/'" w:xpath="/ns0:NavWordReportXmlPart[1]/ns0:Header[1]/ns0:DueDate_Lbl[1]"/>
           </w:sdtPr>
           <w:sdtContent>
             <w:tc>
               <w:tcPr>
                 <w:tcW w:w="2092" w:type="pct"/>
-                <w:tcBorders>
-                  <w:bottom w:val="single" w:color="000000" w:sz="4" w:space="0"/>
-                </w:tcBorders>
               </w:tcPr>
               <w:p>
                 <w:pPr>
-                  <w:pStyle w:val="Heading2"/>
+                  <w:pStyle w:val="BCLabel"/>
                   <w:spacing w:before="160" w:after="80"/>
-                  <w:cnfStyle w:val="100000000000" w:firstRow="1" w:lastRow="0" w:firstColumn="0" w:lastColumn="0" w:oddVBand="0" w:evenVBand="0" w:oddHBand="0" w:evenHBand="0" w:firstRowFirstColumn="0" w:firstRowLastColumn="0" w:lastRowFirstColumn="0" w:lastRowLastColumn="0"/>
                   <w:rPr>
-                    <w:rFonts w:ascii="Segoe UI Semibold" w:hAnsi="Segoe UI Semibold" w:eastAsia="Aptos" w:cs="Segoe UI Semibold"/>
-                    <w:color w:val="auto"/>
-                    <w:sz w:val="22"/>
-                    <w:szCs w:val="22"/>
                     <w:lang w:eastAsia="en-US"/>
                   </w:rPr>
                 </w:pPr>
-                <w:proofErr w:type="spellStart"/>
                 <w:r>
                   <w:rPr>
-                    <w:rFonts w:ascii="Segoe UI Semibold" w:hAnsi="Segoe UI Semibold" w:cs="Segoe UI Semibold"/>
-                    <w:color w:val="auto"/>
-                    <w:sz w:val="22"/>
-                    <w:szCs w:val="22"/>
                     <w:lang w:eastAsia="en-US"/>
                   </w:rPr>
                   <w:t>DueDate_Lbl</w:t>
                 </w:r>
-                <w:proofErr w:type="spellEnd"/>
               </w:p>
             </w:tc>
           </w:sdtContent>
@@ -1141,11 +770,6 @@
         <w:sdt>
           <w:sdtPr>
             <w:rPr>
-              <w:rFonts w:ascii="Segoe UI Semibold" w:hAnsi="Segoe UI Semibold" w:cs="Segoe UI Semibold"/>
-              <w:b/>
-              <w:color w:val="auto"/>
-              <w:sz w:val="22"/>
-              <w:szCs w:val="22"/>
               <w:lang w:eastAsia="en-US"/>
             </w:rPr>
             <w:alias w:val="TotalText"/>
@@ -1156,46 +780,27 @@
             </w:placeholder>
             <w15:color w:val="808080"/>
             <w:text/>
-            <w:dataBinding w:prefixMappings="xmlns:ns0='urn:microsoft-dynamics-nav/reports/Standard_Sales_Credit_Memo/1307/'" w:xpath="/ns0:NavWordReportXmlPart[1]/ns0:Header[1]/ns0:Totals[1]/ns0:TotalText[1]"/>
           </w:sdtPr>
           <w:sdtContent>
             <w:tc>
               <w:tcPr>
                 <w:tcW w:w="1698" w:type="pct"/>
-                <w:tcBorders>
-                  <w:bottom w:val="single" w:color="000000" w:sz="4" w:space="0"/>
-                </w:tcBorders>
               </w:tcPr>
               <w:p>
                 <w:pPr>
-                  <w:pStyle w:val="Heading2"/>
+                  <w:pStyle w:val="BCLabelNumber"/>
                   <w:spacing w:before="160" w:after="80"/>
                   <w:jc w:val="right"/>
-                  <w:cnfStyle w:val="100000000000" w:firstRow="1" w:lastRow="0" w:firstColumn="0" w:lastColumn="0" w:oddVBand="0" w:evenVBand="0" w:oddHBand="0" w:evenHBand="0" w:firstRowFirstColumn="0" w:firstRowLastColumn="0" w:lastRowFirstColumn="0" w:lastRowLastColumn="0"/>
                   <w:rPr>
-                    <w:rFonts w:ascii="Segoe UI Semibold" w:hAnsi="Segoe UI Semibold" w:eastAsia="Aptos" w:cs="Segoe UI Semibold"/>
-                    <w:b/>
-                    <w:bCs w:val="0"/>
-                    <w:color w:val="auto"/>
-                    <w:sz w:val="22"/>
-                    <w:szCs w:val="22"/>
                     <w:lang w:eastAsia="en-US"/>
                   </w:rPr>
                 </w:pPr>
-                <w:proofErr w:type="spellStart"/>
                 <w:r>
                   <w:rPr>
-                    <w:rFonts w:ascii="Segoe UI Semibold" w:hAnsi="Segoe UI Semibold" w:cs="Segoe UI Semibold"/>
-                    <w:b/>
-                    <w:bCs w:val="0"/>
-                    <w:color w:val="auto"/>
-                    <w:sz w:val="22"/>
-                    <w:szCs w:val="22"/>
                     <w:lang w:eastAsia="en-US"/>
                   </w:rPr>
                   <w:t>TotalText</w:t>
                 </w:r>
-                <w:proofErr w:type="spellEnd"/>
               </w:p>
             </w:tc>
           </w:sdtContent>
@@ -1204,23 +809,16 @@
       <w:tr>
         <w:trPr>
           <w:cnfStyle w:val="000000100000" w:firstRow="0" w:lastRow="0" w:firstColumn="0" w:lastColumn="0" w:oddVBand="0" w:evenVBand="0" w:oddHBand="1" w:evenHBand="0" w:firstRowFirstColumn="0" w:firstRowLastColumn="0" w:lastRowFirstColumn="0" w:lastRowLastColumn="0"/>
-          <w:trHeight w:val="245" w:hRule="exact"/>
+          <w:trHeight w:val="245"/>
         </w:trPr>
         <w:tc>
           <w:tcPr>
-            <w:cnfStyle w:val="001000000000" w:firstRow="0" w:lastRow="0" w:firstColumn="1" w:lastColumn="0" w:oddVBand="0" w:evenVBand="0" w:oddHBand="0" w:evenHBand="0" w:firstRowFirstColumn="0" w:firstRowLastColumn="0" w:lastRowFirstColumn="0" w:lastRowLastColumn="0"/>
             <w:tcW w:w="1210" w:type="pct"/>
-            <w:tcBorders>
-              <w:top w:val="single" w:color="000000" w:sz="4" w:space="0"/>
-            </w:tcBorders>
-            <w:vAlign w:val="center"/>
           </w:tcPr>
           <w:p>
             <w:pPr>
+              <w:pStyle w:val="NoSpacing"/>
               <w:rPr>
-                <w:rFonts w:ascii="Segoe UI Semibold" w:hAnsi="Segoe UI Semibold" w:cs="Segoe UI Semibold"/>
-                <w:sz w:val="22"/>
-                <w:szCs w:val="22"/>
                 <w:lang w:eastAsia="en-US"/>
               </w:rPr>
             </w:pPr>
@@ -1229,18 +827,11 @@
         <w:tc>
           <w:tcPr>
             <w:tcW w:w="2092" w:type="pct"/>
-            <w:tcBorders>
-              <w:top w:val="single" w:color="000000" w:sz="4" w:space="0"/>
-            </w:tcBorders>
-            <w:vAlign w:val="center"/>
           </w:tcPr>
           <w:p>
             <w:pPr>
-              <w:cnfStyle w:val="000000100000" w:firstRow="0" w:lastRow="0" w:firstColumn="0" w:lastColumn="0" w:oddVBand="0" w:evenVBand="0" w:oddHBand="1" w:evenHBand="0" w:firstRowFirstColumn="0" w:firstRowLastColumn="0" w:lastRowFirstColumn="0" w:lastRowLastColumn="0"/>
+              <w:pStyle w:val="NoSpacing"/>
               <w:rPr>
-                <w:rFonts w:ascii="Segoe UI Semibold" w:hAnsi="Segoe UI Semibold" w:cs="Segoe UI Semibold"/>
-                <w:sz w:val="22"/>
-                <w:szCs w:val="22"/>
                 <w:lang w:eastAsia="en-US"/>
               </w:rPr>
             </w:pPr>
@@ -1249,20 +840,12 @@
         <w:tc>
           <w:tcPr>
             <w:tcW w:w="1698" w:type="pct"/>
-            <w:tcBorders>
-              <w:top w:val="single" w:color="000000" w:sz="4" w:space="0"/>
-            </w:tcBorders>
-            <w:vAlign w:val="center"/>
           </w:tcPr>
           <w:p>
             <w:pPr>
+              <w:pStyle w:val="BCNumber"/>
               <w:jc w:val="right"/>
-              <w:cnfStyle w:val="000000100000" w:firstRow="0" w:lastRow="0" w:firstColumn="0" w:lastColumn="0" w:oddVBand="0" w:evenVBand="0" w:oddHBand="1" w:evenHBand="0" w:firstRowFirstColumn="0" w:firstRowLastColumn="0" w:lastRowFirstColumn="0" w:lastRowLastColumn="0"/>
               <w:rPr>
-                <w:rFonts w:ascii="Segoe UI Semibold" w:hAnsi="Segoe UI Semibold" w:cs="Segoe UI Semibold"/>
-                <w:b/>
-                <w:sz w:val="22"/>
-                <w:szCs w:val="22"/>
                 <w:lang w:eastAsia="en-US"/>
               </w:rPr>
             </w:pPr>
@@ -1277,9 +860,6 @@
         <w:sdt>
           <w:sdtPr>
             <w:rPr>
-              <w:rFonts w:cs="Arial"/>
-              <w:sz w:val="22"/>
-              <w:szCs w:val="22"/>
               <w:lang w:eastAsia="en-US"/>
             </w:rPr>
             <w:alias w:val="DocumentNo"/>
@@ -1290,40 +870,25 @@
             </w:placeholder>
             <w15:color w:val="808080"/>
             <w:text/>
-            <w:dataBinding w:prefixMappings="xmlns:ns0='urn:microsoft-dynamics-nav/reports/Standard_Sales_Credit_Memo/1307/'" w:xpath="/ns0:NavWordReportXmlPart[1]/ns0:Header[1]/ns0:DocumentNo[1]"/>
           </w:sdtPr>
           <w:sdtContent>
             <w:tc>
               <w:tcPr>
-                <w:cnfStyle w:val="001000000000" w:firstRow="0" w:lastRow="0" w:firstColumn="1" w:lastColumn="0" w:oddVBand="0" w:evenVBand="0" w:oddHBand="0" w:evenHBand="0" w:firstRowFirstColumn="0" w:firstRowLastColumn="0" w:lastRowFirstColumn="0" w:lastRowLastColumn="0"/>
                 <w:tcW w:w="1210" w:type="pct"/>
-                <w:tcBorders>
-                  <w:bottom w:val="single" w:color="EEF0F1" w:sz="4" w:space="0"/>
-                </w:tcBorders>
-                <w:vAlign w:val="center"/>
               </w:tcPr>
               <w:p>
                 <w:pPr>
+                  <w:pStyle w:val="NoSpacing"/>
                   <w:rPr>
-                    <w:rFonts w:cs="Arial" w:asciiTheme="minorHAnsi" w:hAnsiTheme="minorHAnsi"/>
-                    <w:bCs w:val="0"/>
-                    <w:sz w:val="22"/>
-                    <w:szCs w:val="22"/>
                     <w:lang w:eastAsia="en-US"/>
                   </w:rPr>
                 </w:pPr>
-                <w:proofErr w:type="spellStart"/>
                 <w:r>
                   <w:rPr>
-                    <w:rFonts w:cs="Arial" w:asciiTheme="minorHAnsi" w:hAnsiTheme="minorHAnsi"/>
-                    <w:bCs w:val="0"/>
-                    <w:sz w:val="22"/>
-                    <w:szCs w:val="22"/>
                     <w:lang w:eastAsia="en-US"/>
                   </w:rPr>
                   <w:t>DocumentNo</w:t>
                 </w:r>
-                <w:proofErr w:type="spellEnd"/>
               </w:p>
             </w:tc>
           </w:sdtContent>
@@ -1331,9 +896,6 @@
         <w:sdt>
           <w:sdtPr>
             <w:rPr>
-              <w:rFonts w:cs="Arial"/>
-              <w:sz w:val="22"/>
-              <w:szCs w:val="22"/>
               <w:lang w:eastAsia="en-US"/>
             </w:rPr>
             <w:alias w:val="DueDate"/>
@@ -1344,38 +906,25 @@
             </w:placeholder>
             <w15:color w:val="808080"/>
             <w:text/>
-            <w:dataBinding w:prefixMappings="xmlns:ns0='urn:microsoft-dynamics-nav/reports/Standard_Sales_Credit_Memo/1307/'" w:xpath="/ns0:NavWordReportXmlPart[1]/ns0:Header[1]/ns0:DueDate[1]"/>
           </w:sdtPr>
           <w:sdtContent>
             <w:tc>
               <w:tcPr>
                 <w:tcW w:w="2092" w:type="pct"/>
-                <w:tcBorders>
-                  <w:bottom w:val="single" w:color="EEF0F1" w:sz="4" w:space="0"/>
-                </w:tcBorders>
-                <w:vAlign w:val="center"/>
               </w:tcPr>
               <w:p>
                 <w:pPr>
-                  <w:cnfStyle w:val="000000010000" w:firstRow="0" w:lastRow="0" w:firstColumn="0" w:lastColumn="0" w:oddVBand="0" w:evenVBand="0" w:oddHBand="0" w:evenHBand="1" w:firstRowFirstColumn="0" w:firstRowLastColumn="0" w:lastRowFirstColumn="0" w:lastRowLastColumn="0"/>
+                  <w:pStyle w:val="NoSpacing"/>
                   <w:rPr>
-                    <w:rFonts w:cs="Arial" w:asciiTheme="minorHAnsi" w:hAnsiTheme="minorHAnsi"/>
-                    <w:sz w:val="22"/>
-                    <w:szCs w:val="22"/>
                     <w:lang w:eastAsia="en-US"/>
                   </w:rPr>
                 </w:pPr>
-                <w:proofErr w:type="spellStart"/>
                 <w:r>
                   <w:rPr>
-                    <w:rFonts w:cs="Arial" w:asciiTheme="minorHAnsi" w:hAnsiTheme="minorHAnsi"/>
-                    <w:sz w:val="22"/>
-                    <w:szCs w:val="22"/>
                     <w:lang w:eastAsia="en-US"/>
                   </w:rPr>
                   <w:t>DueDate</w:t>
                 </w:r>
-                <w:proofErr w:type="spellEnd"/>
               </w:p>
             </w:tc>
           </w:sdtContent>
@@ -1383,12 +932,6 @@
         <w:sdt>
           <w:sdtPr>
             <w:rPr>
-              <w:rFonts w:ascii="Segoe UI Semibold" w:hAnsi="Segoe UI Semibold" w:cs="Segoe UI Semibold"/>
-              <w:b/>
-              <w:bCs/>
-              <w:color w:val="auto"/>
-              <w:sz w:val="22"/>
-              <w:szCs w:val="22"/>
               <w:lang w:eastAsia="en-US"/>
             </w:rPr>
             <w:alias w:val="TotalAmountIncludingVAT"/>
@@ -1399,42 +942,26 @@
             </w:placeholder>
             <w15:color w:val="808080"/>
             <w:text/>
-            <w:dataBinding w:prefixMappings="xmlns:ns0='urn:microsoft-dynamics-nav/reports/Standard_Sales_Credit_Memo/1307/'" w:xpath="/ns0:NavWordReportXmlPart[1]/ns0:Header[1]/ns0:Totals[1]/ns0:TotalAmountIncludingVAT[1]"/>
           </w:sdtPr>
           <w:sdtContent>
             <w:tc>
               <w:tcPr>
                 <w:tcW w:w="1698" w:type="pct"/>
-                <w:tcBorders>
-                  <w:bottom w:val="single" w:color="EEF0F1" w:sz="4" w:space="0"/>
-                </w:tcBorders>
-                <w:vAlign w:val="center"/>
               </w:tcPr>
               <w:p>
                 <w:pPr>
-                  <w:pStyle w:val="Heading2"/>
-                  <w:spacing w:before="0"/>
+                  <w:pStyle w:val="BCLabelNumber"/>
                   <w:jc w:val="right"/>
-                  <w:cnfStyle w:val="000000010000" w:firstRow="0" w:lastRow="0" w:firstColumn="0" w:lastColumn="0" w:oddVBand="0" w:evenVBand="0" w:oddHBand="0" w:evenHBand="1" w:firstRowFirstColumn="0" w:firstRowLastColumn="0" w:lastRowFirstColumn="0" w:lastRowLastColumn="0"/>
                   <w:rPr>
-                    <w:color w:val="auto"/>
                     <w:lang w:eastAsia="en-US"/>
                   </w:rPr>
                 </w:pPr>
-                <w:proofErr w:type="spellStart"/>
                 <w:r>
                   <w:rPr>
-                    <w:rFonts w:ascii="Segoe UI Semibold" w:hAnsi="Segoe UI Semibold" w:cs="Segoe UI Semibold"/>
-                    <w:b/>
-                    <w:bCs/>
-                    <w:color w:val="auto"/>
-                    <w:sz w:val="22"/>
-                    <w:szCs w:val="22"/>
                     <w:lang w:eastAsia="en-US"/>
                   </w:rPr>
                   <w:t>TotalAmountIncludingVAT</w:t>
                 </w:r>
-                <w:proofErr w:type="spellEnd"/>
               </w:p>
             </w:tc>
           </w:sdtContent>
@@ -1444,52 +971,40 @@
     <w:p>
       <w:pPr>
         <w:spacing w:after="0" w:line="240" w:lineRule="auto"/>
-        <w:rPr>
-          <w:sz w:val="22"/>
-          <w:szCs w:val="22"/>
-        </w:rPr>
       </w:pPr>
     </w:p>
     <w:p>
       <w:pPr>
         <w:spacing w:after="0" w:line="240" w:lineRule="auto"/>
-        <w:rPr>
-          <w:sz w:val="22"/>
-          <w:szCs w:val="22"/>
-        </w:rPr>
       </w:pPr>
     </w:p>
     <w:tbl>
       <w:tblPr>
-        <w:tblW w:w="10498" w:type="dxa"/>
-        <w:tblCellMar>
-          <w:left w:w="0" w:type="dxa"/>
-          <w:right w:w="0" w:type="dxa"/>
-        </w:tblCellMar>
-        <w:tblLook w:val="0000" w:firstRow="0" w:lastRow="0" w:firstColumn="0" w:lastColumn="0" w:noHBand="0" w:noVBand="0"/>
+        <w:tblStyle w:val="BCBlockTable"/>
+        <w:tblW w:w="5000" w:type="pct"/>
+        <w:tblLook w:val="0620" w:firstRow="1" w:lastRow="0" w:firstColumn="0" w:lastColumn="0" w:noHBand="1" w:noVBand="1"/>
         <w:tblCaption w:val="Notes Block"/>
+        <w:tblDescription w:val="Layout table. Used for positioning, not for tabular data."/>
       </w:tblPr>
       <w:tblGrid>
-        <w:gridCol w:w="10498"/>
+        <w:gridCol w:w="10494"/>
       </w:tblGrid>
       <w:tr>
+        <w:trPr>
+          <w:cnfStyle w:val="100000000000" w:firstRow="1" w:lastRow="0" w:firstColumn="0" w:lastColumn="0" w:oddVBand="0" w:evenVBand="0" w:oddHBand="0" w:evenHBand="0" w:firstRowFirstColumn="0" w:firstRowLastColumn="0" w:lastRowFirstColumn="0" w:lastRowLastColumn="0"/>
+          <w:cantSplit/>
+        </w:trPr>
         <w:tc>
           <w:tcPr>
-            <w:tcW w:w="10498" w:type="dxa"/>
+            <w:tcW w:w="5000" w:type="pct"/>
           </w:tcPr>
           <w:p>
             <w:pPr>
-              <w:spacing w:after="0"/>
+              <w:pStyle w:val="NoSpacing"/>
               <w:ind w:right="29"/>
-              <w:rPr>
-                <w:iCs/>
-              </w:rPr>
             </w:pPr>
             <w:sdt>
               <w:sdtPr>
-                <w:rPr>
-                  <w:iCs/>
-                </w:rPr>
                 <w:alias w:val="ClosingText"/>
                 <w:tag w:val="#BC:InsertDataItem,DataItems/Header/LetterText/ClosingText"/>
                 <w:id w:val="1998070987"/>
@@ -1498,34 +1013,25 @@
                 </w:placeholder>
                 <w15:color w:val="808080"/>
                 <w:text/>
-                <w:dataBinding w:prefixMappings="xmlns:ns0='urn:microsoft-dynamics-nav/reports/Standard_Sales_Credit_Memo/1307/'" w:xpath="/ns0:NavWordReportXmlPart[1]/ns0:Header[1]/ns0:LetterText[1]/ns0:ClosingText[1]"/>
               </w:sdtPr>
               <w:sdtContent>
-                <w:proofErr w:type="spellStart"/>
                 <w:r>
-                  <w:rPr>
-                    <w:iCs/>
-                  </w:rPr>
                   <w:t>ClosingText</w:t>
                 </w:r>
-                <w:proofErr w:type="spellEnd"/>
               </w:sdtContent>
             </w:sdt>
             <w:r>
-              <w:rPr>
-                <w:iCs/>
-              </w:rPr>
               <w:t>,</w:t>
             </w:r>
           </w:p>
         </w:tc>
       </w:tr>
       <w:tr>
+        <w:trPr>
+          <w:cantSplit/>
+        </w:trPr>
         <w:sdt>
           <w:sdtPr>
-            <w:rPr>
-              <w:iCs/>
-            </w:rPr>
             <w:alias w:val="SalesPersonName"/>
             <w:tag w:val="#BC:InsertDataItem,DataItems/Header/SalesPersonName"/>
             <w:id w:val="511103358"/>
@@ -1534,29 +1040,20 @@
             </w:placeholder>
             <w15:color w:val="808080"/>
             <w:text/>
-            <w:dataBinding w:prefixMappings="xmlns:ns0='urn:microsoft-dynamics-nav/reports/Standard_Sales_Credit_Memo/1307/'" w:xpath="/ns0:NavWordReportXmlPart[1]/ns0:Header[1]/ns0:SalesPersonName[1]"/>
           </w:sdtPr>
           <w:sdtContent>
             <w:tc>
               <w:tcPr>
-                <w:tcW w:w="10498" w:type="dxa"/>
+                <w:tcW w:w="5000" w:type="pct"/>
               </w:tcPr>
               <w:p>
                 <w:pPr>
-                  <w:spacing w:after="0"/>
+                  <w:pStyle w:val="NoSpacing"/>
                   <w:ind w:right="29"/>
-                  <w:rPr>
-                    <w:iCs/>
-                  </w:rPr>
                 </w:pPr>
-                <w:proofErr w:type="spellStart"/>
                 <w:r>
-                  <w:rPr>
-                    <w:iCs/>
-                  </w:rPr>
                   <w:t>SalesPersonName</w:t>
                 </w:r>
-                <w:proofErr w:type="spellEnd"/>
               </w:p>
             </w:tc>
           </w:sdtContent>
@@ -1575,6 +1072,10 @@
 </w:document>
 </file>
 
+<file path=word/numbering.xml><?xml version="1.0" encoding="utf-8"?>
+<w:numbering xmlns:wpc="http://schemas.microsoft.com/office/word/2010/wordprocessingCanvas" xmlns:cx="http://schemas.microsoft.com/office/drawing/2014/chartex" xmlns:cx1="http://schemas.microsoft.com/office/drawing/2015/9/8/chartex" xmlns:cx2="http://schemas.microsoft.com/office/drawing/2015/10/21/chartex" xmlns:cx3="http://schemas.microsoft.com/office/drawing/2016/5/9/chartex" xmlns:cx4="http://schemas.microsoft.com/office/drawing/2016/5/10/chartex" xmlns:cx5="http://schemas.microsoft.com/office/drawing/2016/5/11/chartex" xmlns:cx6="http://schemas.microsoft.com/office/drawing/2016/5/12/chartex" xmlns:cx7="http://schemas.microsoft.com/office/drawing/2016/5/13/chartex" xmlns:cx8="http://schemas.microsoft.com/office/drawing/2016/5/14/chartex" xmlns:mc="http://schemas.openxmlformats.org/markup-compatibility/2006" xmlns:aink="http://schemas.microsoft.com/office/drawing/2016/ink" xmlns:am3d="http://schemas.microsoft.com/office/drawing/2017/model3d" xmlns:o="urn:schemas-microsoft-com:office:office" xmlns:oel="http://schemas.microsoft.com/office/2019/extlst" xmlns:r="http://schemas.openxmlformats.org/officeDocument/2006/relationships" xmlns:m="http://schemas.openxmlformats.org/officeDocument/2006/math" xmlns:v="urn:schemas-microsoft-com:vml" xmlns:wp14="http://schemas.microsoft.com/office/word/2010/wordprocessingDrawing" xmlns:wp="http://schemas.openxmlformats.org/drawingml/2006/wordprocessingDrawing" xmlns:w10="urn:schemas-microsoft-com:office:word" xmlns:w="http://schemas.openxmlformats.org/wordprocessingml/2006/main" xmlns:w14="http://schemas.microsoft.com/office/word/2010/wordml" xmlns:w15="http://schemas.microsoft.com/office/word/2012/wordml" xmlns:w16cei="http://schemas.microsoft.com/office/word/2026/wordml/cei" xmlns:w16cex="http://schemas.microsoft.com/office/word/2018/wordml/cex" xmlns:w16cid="http://schemas.microsoft.com/office/word/2016/wordml/cid" xmlns:w16="http://schemas.microsoft.com/office/word/2018/wordml" xmlns:w16du="http://schemas.microsoft.com/office/word/2023/wordml/word16du" xmlns:w16sdtdh="http://schemas.microsoft.com/office/word/2020/wordml/sdtdatahash" xmlns:w16sdtfl="http://schemas.microsoft.com/office/word/2024/wordml/sdtformatlock" xmlns:w16se="http://schemas.microsoft.com/office/word/2015/wordml/symex" xmlns:wpg="http://schemas.microsoft.com/office/word/2010/wordprocessingGroup" xmlns:wpi="http://schemas.microsoft.com/office/word/2010/wordprocessingInk" xmlns:wne="http://schemas.microsoft.com/office/word/2006/wordml" xmlns:wps="http://schemas.microsoft.com/office/word/2010/wordprocessingShape" mc:Ignorable="w14 w15 w16se w16cid w16 w16cex w16sdtdh w16sdtfl w16du wp14"/>
+</file>
+
 <file path=word/styles.xml><?xml version="1.0" encoding="utf-8"?>
 <w:styles xmlns:mc="http://schemas.openxmlformats.org/markup-compatibility/2006" xmlns:r="http://schemas.openxmlformats.org/officeDocument/2006/relationships" xmlns:w="http://schemas.openxmlformats.org/wordprocessingml/2006/main" xmlns:w14="http://schemas.microsoft.com/office/word/2010/wordml" xmlns:w15="http://schemas.microsoft.com/office/word/2012/wordml" xmlns:w16cex="http://schemas.microsoft.com/office/word/2018/wordml/cex" xmlns:w16cid="http://schemas.microsoft.com/office/word/2016/wordml/cid" xmlns:w16="http://schemas.microsoft.com/office/word/2018/wordml" xmlns:w16du="http://schemas.microsoft.com/office/word/2023/wordml/word16du" xmlns:w16sdtdh="http://schemas.microsoft.com/office/word/2020/wordml/sdtdatahash" xmlns:w16sdtfl="http://schemas.microsoft.com/office/word/2024/wordml/sdtformatlock" xmlns:w16se="http://schemas.microsoft.com/office/word/2015/wordml/symex" mc:Ignorable="w14 w15 w16se w16cid w16 w16cex w16sdtdh w16sdtfl w16du">
   <w:docDefaults>
@@ -1584,7 +1085,7 @@
         <w:kern w:val="2"/>
         <w:sz w:val="24"/>
         <w:szCs w:val="24"/>
-        <w:lang w:val="en-DK" w:eastAsia="en-DK" w:bidi="ar-SA"/>
+        <w:lang w:bidi="ar-SA"/>
         <w14:ligatures w14:val="standardContextual"/>
       </w:rPr>
     </w:rPrDefault>
@@ -2322,11 +1823,237 @@
       <w:color w:val="666666"/>
     </w:rPr>
   </w:style>
+  <w:style w:type="paragraph" w:styleId="NoSpacing">
+    <w:name w:val="No Spacing"/>
+    <w:uiPriority w:val="1"/>
+    <w:qFormat/>
+    <w:rsid w:val="00416FC2"/>
+    <w:pPr>
+      <w:spacing w:after="0" w:line="240" w:lineRule="auto"/>
+    </w:pPr>
+    <w:rPr>
+      <w:rFonts w:eastAsiaTheme="minorHAnsi"/>
+      <w:color w:val="000000" w:themeColor="text1"/>
+    </w:rPr>
+  </w:style>
+  <w:style w:type="paragraph" w:customStyle="1" w:styleId="BCNumber">
+    <w:name w:val="BC Number"/>
+    <w:basedOn w:val="NoSpacing"/>
+    <w:next w:val="Normal"/>
+    <w:uiPriority w:val="2"/>
+    <w:qFormat/>
+    <w:rPr>
+      <w14:numSpacing w14:val="tabular"/>
+    </w:rPr>
+  </w:style>
+  <w:style w:type="paragraph" w:customStyle="1" w:styleId="BCLabel">
+    <w:name w:val="BC Label"/>
+    <w:basedOn w:val="NoSpacing"/>
+    <w:next w:val="Normal"/>
+    <w:uiPriority w:val="2"/>
+    <w:qFormat/>
+    <w:pPr>
+      <w:keepNext/>
+    </w:pPr>
+    <w:rPr>
+      <w:rFonts w:asciiTheme="majorHAnsi" w:eastAsiaTheme="majorEastAsia" w:hAnsiTheme="majorHAnsi" w:cstheme="majorBidi"/>
+    </w:rPr>
+  </w:style>
+  <w:style w:type="paragraph" w:customStyle="1" w:styleId="BCLabelNumber">
+    <w:name w:val="BC Label Number"/>
+    <w:basedOn w:val="BCLabel"/>
+    <w:next w:val="Normal"/>
+    <w:uiPriority w:val="2"/>
+    <w:qFormat/>
+    <w:rPr>
+      <w14:numSpacing w14:val="tabular"/>
+    </w:rPr>
+  </w:style>
+  <w:style w:type="table" w:customStyle="1" w:styleId="BCBlockTable">
+    <w:name w:val="BC Block Table"/>
+    <w:basedOn w:val="TableNormal"/>
+    <w:uiPriority w:val="99"/>
+    <w:qFormat/>
+    <w:pPr>
+      <w:spacing w:after="0" w:line="240" w:lineRule="auto"/>
+    </w:pPr>
+    <w:tblPr>
+      <w:tblStyleRowBandSize w:val="1"/>
+      <w:tblStyleColBandSize w:val="1"/>
+      <w:tblCellMar>
+        <w:left w:w="0" w:type="dxa"/>
+        <w:right w:w="0" w:type="dxa"/>
+      </w:tblCellMar>
+    </w:tblPr>
+    <w:tblStylePr w:type="firstRow">
+      <w:rPr>
+        <w:rFonts w:asciiTheme="majorHAnsi" w:hAnsiTheme="majorHAnsi" w:cstheme="majorBidi"/>
+      </w:rPr>
+      <w:tblPr/>
+      <w:tcPr>
+        <w:vAlign w:val="top"/>
+      </w:tcPr>
+    </w:tblStylePr>
+  </w:style>
+  <w:style w:type="table" w:customStyle="1" w:styleId="BCDataTable">
+    <w:name w:val="BC Data Table"/>
+    <w:basedOn w:val="TableNormal"/>
+    <w:uiPriority w:val="99"/>
+    <w:qFormat/>
+    <w:pPr>
+      <w:spacing w:after="0" w:line="240" w:lineRule="auto"/>
+    </w:pPr>
+    <w:tblPr>
+      <w:tblStyleRowBandSize w:val="1"/>
+      <w:tblStyleColBandSize w:val="1"/>
+      <w:tblCellMar>
+        <w:left w:w="115" w:type="dxa"/>
+        <w:right w:w="115" w:type="dxa"/>
+      </w:tblCellMar>
+    </w:tblPr>
+    <w:tcPr>
+      <w:vAlign w:val="center"/>
+    </w:tcPr>
+    <w:tblStylePr w:type="firstRow">
+      <w:pPr>
+        <w:spacing w:before="160" w:after="80"/>
+      </w:pPr>
+      <w:rPr>
+        <w:rFonts w:asciiTheme="majorHAnsi" w:hAnsiTheme="majorHAnsi" w:cstheme="majorBidi"/>
+      </w:rPr>
+      <w:tblPr/>
+      <w:tcPr>
+        <w:tcBorders>
+          <w:bottom w:val="single" w:sz="4" w:space="0" w:color="000000" w:themeColor="text1"/>
+        </w:tcBorders>
+        <w:vAlign w:val="top"/>
+      </w:tcPr>
+    </w:tblStylePr>
+    <w:tblStylePr w:type="lastRow">
+      <w:tblPr/>
+      <w:tcPr>
+        <w:tcBorders>
+          <w:bottom w:val="single" w:sz="4" w:space="0" w:color="E8E8E8" w:themeColor="background2"/>
+        </w:tcBorders>
+      </w:tcPr>
+    </w:tblStylePr>
+    <w:tblStylePr w:type="band1Horz">
+      <w:tblPr/>
+      <w:tcPr>
+        <w:shd w:val="clear" w:color="auto" w:fill="auto"/>
+      </w:tcPr>
+    </w:tblStylePr>
+    <w:tblStylePr w:type="band2Horz">
+      <w:tblPr/>
+      <w:tcPr>
+        <w:shd w:val="clear" w:color="auto" w:fill="FAE2D5" w:themeFill="accent2" w:themeFillTint="33"/>
+      </w:tcPr>
+    </w:tblStylePr>
+  </w:style>
+  <w:style w:type="table" w:customStyle="1" w:styleId="BCTotalsTable">
+    <w:name w:val="BC Totals Table"/>
+    <w:basedOn w:val="TableNormal"/>
+    <w:uiPriority w:val="99"/>
+    <w:qFormat/>
+    <w:pPr>
+      <w:spacing w:after="0" w:line="240" w:lineRule="auto"/>
+    </w:pPr>
+    <w:tblPr>
+      <w:tblStyleRowBandSize w:val="1"/>
+      <w:tblStyleColBandSize w:val="1"/>
+      <w:tblCellMar>
+        <w:left w:w="115" w:type="dxa"/>
+        <w:right w:w="115" w:type="dxa"/>
+      </w:tblCellMar>
+    </w:tblPr>
+    <w:tcPr>
+      <w:vAlign w:val="center"/>
+    </w:tcPr>
+    <w:tblStylePr w:type="lastRow">
+      <w:rPr>
+        <w:rFonts w:asciiTheme="majorHAnsi" w:hAnsiTheme="majorHAnsi" w:cstheme="majorBidi"/>
+      </w:rPr>
+      <w:tblPr/>
+      <w:tcPr>
+        <w:tcBorders>
+          <w:top w:val="single" w:sz="4" w:space="0" w:color="000000" w:themeColor="text1"/>
+          <w:bottom w:val="single" w:sz="8" w:space="0" w:color="000000" w:themeColor="text1"/>
+        </w:tcBorders>
+      </w:tcPr>
+    </w:tblStylePr>
+  </w:style>
+  <w:style w:type="table" w:customStyle="1" w:styleId="BCCalculationTable">
+    <w:name w:val="BC Calculation Table"/>
+    <w:basedOn w:val="TableNormal"/>
+    <w:uiPriority w:val="99"/>
+    <w:qFormat/>
+    <w:pPr>
+      <w:spacing w:after="0" w:line="240" w:lineRule="auto"/>
+    </w:pPr>
+    <w:tblPr>
+      <w:tblStyleRowBandSize w:val="1"/>
+      <w:tblStyleColBandSize w:val="1"/>
+      <w:tblCellMar>
+        <w:top w:w="58" w:type="dxa"/>
+        <w:left w:w="0" w:type="dxa"/>
+        <w:bottom w:w="58" w:type="dxa"/>
+        <w:right w:w="0" w:type="dxa"/>
+      </w:tblCellMar>
+    </w:tblPr>
+    <w:tcPr>
+      <w:vAlign w:val="center"/>
+    </w:tcPr>
+    <w:tblStylePr w:type="firstRow">
+      <w:rPr>
+        <w:rFonts w:asciiTheme="majorHAnsi" w:hAnsiTheme="majorHAnsi" w:cstheme="majorBidi"/>
+      </w:rPr>
+      <w:tblPr/>
+      <w:tcPr>
+        <w:vAlign w:val="bottom"/>
+      </w:tcPr>
+    </w:tblStylePr>
+    <w:tblStylePr w:type="lastRow">
+      <w:rPr>
+        <w:rFonts w:asciiTheme="majorHAnsi" w:hAnsiTheme="majorHAnsi" w:cstheme="majorBidi"/>
+      </w:rPr>
+      <w:tblPr/>
+      <w:tcPr>
+        <w:tcBorders>
+          <w:top w:val="single" w:sz="4" w:space="0" w:color="000000" w:themeColor="text1"/>
+        </w:tcBorders>
+      </w:tcPr>
+    </w:tblStylePr>
+  </w:style>
+  <w:style w:type="table" w:customStyle="1" w:styleId="BCSignatureTable">
+    <w:name w:val="BC Signature Table"/>
+    <w:basedOn w:val="TableNormal"/>
+    <w:uiPriority w:val="99"/>
+    <w:qFormat/>
+    <w:pPr>
+      <w:spacing w:after="0" w:line="240" w:lineRule="auto"/>
+    </w:pPr>
+    <w:tblPr>
+      <w:tblStyleRowBandSize w:val="1"/>
+      <w:tblStyleColBandSize w:val="1"/>
+      <w:tblCellMar>
+        <w:left w:w="0" w:type="dxa"/>
+        <w:right w:w="0" w:type="dxa"/>
+      </w:tblCellMar>
+    </w:tblPr>
+    <w:tblStylePr w:type="lastRow">
+      <w:tblPr/>
+      <w:tcPr>
+        <w:tcBorders>
+          <w:bottom w:val="single" w:sz="4" w:space="0" w:color="000000" w:themeColor="text1"/>
+        </w:tcBorders>
+      </w:tcPr>
+    </w:tblStylePr>
+  </w:style>
 </w:styles>
 </file>
 
 <file path=word/glossary/document.xml><?xml version="1.0" encoding="utf-8"?>
-<w:glossaryDocument xmlns:wpc="http://schemas.microsoft.com/office/word/2010/wordprocessingCanvas" xmlns:cx="http://schemas.microsoft.com/office/drawing/2014/chartex" xmlns:cx1="http://schemas.microsoft.com/office/drawing/2015/9/8/chartex" xmlns:cx2="http://schemas.microsoft.com/office/drawing/2015/10/21/chartex" xmlns:cx3="http://schemas.microsoft.com/office/drawing/2016/5/9/chartex" xmlns:cx4="http://schemas.microsoft.com/office/drawing/2016/5/10/chartex" xmlns:cx5="http://schemas.microsoft.com/office/drawing/2016/5/11/chartex" xmlns:cx6="http://schemas.microsoft.com/office/drawing/2016/5/12/chartex" xmlns:cx7="http://schemas.microsoft.com/office/drawing/2016/5/13/chartex" xmlns:cx8="http://schemas.microsoft.com/office/drawing/2016/5/14/chartex" xmlns:mc="http://schemas.openxmlformats.org/markup-compatibility/2006" xmlns:aink="http://schemas.microsoft.com/office/drawing/2016/ink" xmlns:am3d="http://schemas.microsoft.com/office/drawing/2017/model3d" xmlns:o="urn:schemas-microsoft-com:office:office" xmlns:oel="http://schemas.microsoft.com/office/2019/extlst" xmlns:r="http://schemas.openxmlformats.org/officeDocument/2006/relationships" xmlns:m="http://schemas.openxmlformats.org/officeDocument/2006/math" xmlns:v="urn:schemas-microsoft-com:vml" xmlns:wp14="http://schemas.microsoft.com/office/word/2010/wordprocessingDrawing" xmlns:wp="http://schemas.openxmlformats.org/drawingml/2006/wordprocessingDrawing" xmlns:w10="urn:schemas-microsoft-com:office:word" xmlns:w="http://schemas.openxmlformats.org/wordprocessingml/2006/main" xmlns:w14="http://schemas.microsoft.com/office/word/2010/wordml" xmlns:w15="http://schemas.microsoft.com/office/word/2012/wordml" xmlns:w16cex="http://schemas.microsoft.com/office/word/2018/wordml/cex" xmlns:w16cid="http://schemas.microsoft.com/office/word/2016/wordml/cid" xmlns:w16="http://schemas.microsoft.com/office/word/2018/wordml" xmlns:w16du="http://schemas.microsoft.com/office/word/2023/wordml/word16du" xmlns:w16sdtdh="http://schemas.microsoft.com/office/word/2020/wordml/sdtdatahash" xmlns:w16sdtfl="http://schemas.microsoft.com/office/word/2024/wordml/sdtformatlock" xmlns:w16se="http://schemas.microsoft.com/office/word/2015/wordml/symex" xmlns:wpg="http://schemas.microsoft.com/office/word/2010/wordprocessingGroup" xmlns:wpi="http://schemas.microsoft.com/office/word/2010/wordprocessingInk" xmlns:wne="http://schemas.microsoft.com/office/word/2006/wordml" xmlns:wps="http://schemas.microsoft.com/office/word/2010/wordprocessingShape" mc:Ignorable="w14 w15 w16se w16cid w16 w16cex w16sdtdh w16sdtfl w16du wp14">
+<w:glossaryDocument xmlns:wpc="http://schemas.microsoft.com/office/word/2010/wordprocessingCanvas" xmlns:cx="http://schemas.microsoft.com/office/drawing/2014/chartex" xmlns:cx1="http://schemas.microsoft.com/office/drawing/2015/9/8/chartex" xmlns:cx2="http://schemas.microsoft.com/office/drawing/2015/10/21/chartex" xmlns:cx3="http://schemas.microsoft.com/office/drawing/2016/5/9/chartex" xmlns:cx4="http://schemas.microsoft.com/office/drawing/2016/5/10/chartex" xmlns:cx5="http://schemas.microsoft.com/office/drawing/2016/5/11/chartex" xmlns:cx6="http://schemas.microsoft.com/office/drawing/2016/5/12/chartex" xmlns:cx7="http://schemas.microsoft.com/office/drawing/2016/5/13/chartex" xmlns:cx8="http://schemas.microsoft.com/office/drawing/2016/5/14/chartex" xmlns:mc="http://schemas.openxmlformats.org/markup-compatibility/2006" xmlns:aink="http://schemas.microsoft.com/office/drawing/2016/ink" xmlns:am3d="http://schemas.microsoft.com/office/drawing/2017/model3d" xmlns:o="urn:schemas-microsoft-com:office:office" xmlns:oel="http://schemas.microsoft.com/office/2019/extlst" xmlns:r="http://schemas.openxmlformats.org/officeDocument/2006/relationships" xmlns:m="http://schemas.openxmlformats.org/officeDocument/2006/math" xmlns:v="urn:schemas-microsoft-com:vml" xmlns:wp14="http://schemas.microsoft.com/office/word/2010/wordprocessingDrawing" xmlns:wp="http://schemas.openxmlformats.org/drawingml/2006/wordprocessingDrawing" xmlns:w10="urn:schemas-microsoft-com:office:word" xmlns:w="http://schemas.openxmlformats.org/wordprocessingml/2006/main" xmlns:w14="http://schemas.microsoft.com/office/word/2010/wordml" xmlns:w15="http://schemas.microsoft.com/office/word/2012/wordml" xmlns:w16cei="http://schemas.microsoft.com/office/word/2026/wordml/cei" xmlns:w16cex="http://schemas.microsoft.com/office/word/2018/wordml/cex" xmlns:w16cid="http://schemas.microsoft.com/office/word/2016/wordml/cid" xmlns:w16="http://schemas.microsoft.com/office/word/2018/wordml" xmlns:w16du="http://schemas.microsoft.com/office/word/2023/wordml/word16du" xmlns:w16sdtdh="http://schemas.microsoft.com/office/word/2020/wordml/sdtdatahash" xmlns:w16sdtfl="http://schemas.microsoft.com/office/word/2024/wordml/sdtformatlock" xmlns:w16se="http://schemas.microsoft.com/office/word/2015/wordml/symex" xmlns:wpg="http://schemas.microsoft.com/office/word/2010/wordprocessingGroup" xmlns:wpi="http://schemas.microsoft.com/office/word/2010/wordprocessingInk" xmlns:wne="http://schemas.microsoft.com/office/word/2006/wordml" xmlns:wps="http://schemas.microsoft.com/office/word/2010/wordprocessingShape" mc:Ignorable="w14 w15 w16se w16cid w16 w16cex w16sdtdh w16sdtfl w16du wp14">
   <w:docParts>
     <w:docPart>
       <w:docPartPr>
@@ -2448,7 +2175,6 @@
 <file path=word/glossary/fontTable.xml><?xml version="1.0" encoding="utf-8"?>
 <w:fonts xmlns:mc="http://schemas.openxmlformats.org/markup-compatibility/2006" xmlns:r="http://schemas.openxmlformats.org/officeDocument/2006/relationships" xmlns:w="http://schemas.openxmlformats.org/wordprocessingml/2006/main" xmlns:w14="http://schemas.microsoft.com/office/word/2010/wordml" xmlns:w15="http://schemas.microsoft.com/office/word/2012/wordml" xmlns:w16cex="http://schemas.microsoft.com/office/word/2018/wordml/cex" xmlns:w16cid="http://schemas.microsoft.com/office/word/2016/wordml/cid" xmlns:w16="http://schemas.microsoft.com/office/word/2018/wordml" xmlns:w16du="http://schemas.microsoft.com/office/word/2023/wordml/word16du" xmlns:w16sdtdh="http://schemas.microsoft.com/office/word/2020/wordml/sdtdatahash" xmlns:w16sdtfl="http://schemas.microsoft.com/office/word/2024/wordml/sdtformatlock" xmlns:w16se="http://schemas.microsoft.com/office/word/2015/wordml/symex" mc:Ignorable="w14 w15 w16se w16cid w16 w16cex w16sdtdh w16sdtfl w16du">
   <w:font w:name="Aptos">
-    <w:panose1 w:val="020B0004020202020204"/>
     <w:charset w:val="00"/>
     <w:family w:val="swiss"/>
     <w:pitch w:val="variable"/>
@@ -2462,7 +2188,6 @@
     <w:sig w:usb0="E0002EFF" w:usb1="C000785B" w:usb2="00000009" w:usb3="00000000" w:csb0="000001FF" w:csb1="00000000"/>
   </w:font>
   <w:font w:name="Aptos Display">
-    <w:panose1 w:val="020B0004020202020204"/>
     <w:charset w:val="00"/>
     <w:family w:val="swiss"/>
     <w:pitch w:val="variable"/>
@@ -2496,28 +2221,6 @@
     <w:pitch w:val="variable"/>
     <w:sig w:usb0="80000287" w:usb1="2ACF3C50" w:usb2="00000016" w:usb3="00000000" w:csb0="0004001F" w:csb1="00000000"/>
   </w:font>
-  <w:font w:name="Segoe UI Semibold">
-    <w:panose1 w:val="020B0702040204020203"/>
-    <w:charset w:val="00"/>
-    <w:family w:val="swiss"/>
-    <w:pitch w:val="variable"/>
-    <w:sig w:usb0="E4002EFF" w:usb1="C000E47F" w:usb2="00000009" w:usb3="00000000" w:csb0="000001FF" w:csb1="00000000"/>
-  </w:font>
-  <w:font w:name="Yu Gothic Light">
-    <w:altName w:val="游ゴシック Light"/>
-    <w:panose1 w:val="020B0300000000000000"/>
-    <w:charset w:val="80"/>
-    <w:family w:val="swiss"/>
-    <w:pitch w:val="variable"/>
-    <w:sig w:usb0="E00002FF" w:usb1="2AC7FDFF" w:usb2="00000016" w:usb3="00000000" w:csb0="0002009F" w:csb1="00000000"/>
-  </w:font>
-  <w:font w:name="Arial">
-    <w:panose1 w:val="020B0604020202020204"/>
-    <w:charset w:val="00"/>
-    <w:family w:val="swiss"/>
-    <w:pitch w:val="variable"/>
-    <w:sig w:usb0="E0002EFF" w:usb1="C000785B" w:usb2="00000009" w:usb3="00000000" w:csb0="000001FF" w:csb1="00000000"/>
-  </w:font>
 </w:fonts>
 </file>
 
@@ -2538,7 +2241,10 @@
   <w:rsids>
     <w:rsidRoot w:val="00061DC1"/>
     <w:rsid w:val="00061DC1"/>
+    <w:rsid w:val="004B21B5"/>
     <w:rsid w:val="0053689C"/>
+    <w:rsid w:val="00AD49F1"/>
+    <w:rsid w:val="00E5711F"/>
     <w:rsid w:val="00EC12F1"/>
   </w:rsids>
   <m:mathPr>
@@ -2554,7 +2260,7 @@
     <m:intLim m:val="subSup"/>
     <m:naryLim m:val="undOvr"/>
   </m:mathPr>
-  <w:themeFontLang w:val="en-DK"/>
+  <w:themeFontLang/>
   <w:clrSchemeMapping w:bg1="light1" w:t1="dark1" w:bg2="light2" w:t2="dark2" w:accent1="accent1" w:accent2="accent2" w:accent3="accent3" w:accent4="accent4" w:accent5="accent5" w:accent6="accent6" w:hyperlink="hyperlink" w:followedHyperlink="followedHyperlink"/>
   <w:decimalSymbol w:val="."/>
   <w:listSeparator w:val=","/>
@@ -2571,7 +2277,7 @@
         <w:kern w:val="2"/>
         <w:sz w:val="24"/>
         <w:szCs w:val="24"/>
-        <w:lang w:val="en-DK" w:eastAsia="en-DK" w:bidi="ar-SA"/>
+        <w:lang w:bidi="ar-SA"/>
         <w14:ligatures w14:val="standardContextual"/>
       </w:rPr>
     </w:rPrDefault>
@@ -3357,9 +3063,7 @@
 </we:webextension>
 </file>
 
-<file path=customXml/item1.xml>��< ? x m l   v e r s i o n = " 1 . 0 "   e n c o d i n g = " u t f - 1 6 " ? > - 
- < N a v W o r d R e p o r t X m l P a r t   x m l n s = " u r n : m i c r o s o f t - d y n a m i c s - n a v / r e p o r t s / S t a n d a r d _ S a l e s _ C r e d i t _ M e m o / 1 3 0 7 / " > +<file path=customXml/item1.xml>��< ? x m l   v e r s i o n = " 1 . 0 "   e n c o d i n g = " u t f - 1 6 " ? > < N a v W o r d R e p o r t X m l P a r t   x m l n s = " u r n : m i c r o s o f t - d y n a m i c s - b u s i n e s s c e n t r a l / i n t e r n a l / e x t e n d e d / r e p o r t s / S t a n d a r d _ S a l e s _ C r e d i t _ M e m o / 1 3 0 7 / " >   
      < B C R e p o r t I n f o r m a t i o n >   
@@ -3423,553 +3127,491 @@
  
          < / R e p o r t R e q u e s t >   
-         < C o m p a n y M e t a d a t a > - 
-             < C o m p a n y N a m e > C o m p a n y   N a m e < / C o m p a n y N a m e > - 
-             < C o m p a n y D i s p l a y N a m e > C o m p a n y   D i s p l a y   N a m e < / C o m p a n y D i s p l a y N a m e > - 
-             < C o m p a n y A d d r e s s L i n e s > - 
-                 < C o m p a n y A d d r e s s L i n e > C o m p a n y   A d d r e s s   L i n e   1 < / C o m p a n y A d d r e s s L i n e > - 
-                 < C o m p a n y A d d r e s s L i n e > C o m p a n y   A d d r e s s   L i n e   2 < / C o m p a n y A d d r e s s L i n e > - 
-                 < C o m p a n y A d d r e s s L i n e > C o m p a n y   A d d r e s s   L i n e   3 < / C o m p a n y A d d r e s s L i n e > - 
-                 < C o m p a n y A d d r e s s L i n e > C o m p a n y   A d d r e s s   L i n e   4 < / C o m p a n y A d d r e s s L i n e > - 
-                 < C o m p a n y A d d r e s s L i n e > C o m p a n y   A d d r e s s   L i n e   5 < / C o m p a n y A d d r e s s L i n e > - 
-                 < C o m p a n y A d d r e s s L i n e > C o m p a n y   A d d r e s s   L i n e   6 < / C o m p a n y A d d r e s s L i n e > - 
-                 < C o m p a n y A d d r e s s L i n e > C o m p a n y   A d d r e s s   L i n e   7 < / C o m p a n y A d d r e s s L i n e > - 
-                 < C o m p a n y A d d r e s s L i n e > C o m p a n y   A d d r e s s   L i n e   8 < / C o m p a n y A d d r e s s L i n e > - 
-             < / C o m p a n y A d d r e s s L i n e s > - 
-             < C o m p a n y P h o n e > C o m p a n y   P h o n e < / C o m p a n y P h o n e > - 
-             < C o m p a n y P h o n e C a p t i o n > C o m p a n y   P h o n e   C a p t i o n < / C o m p a n y P h o n e C a p t i o n > - 
-             < C o m p a n y F a x N o > C o m p a n y   F a x   N o . < / C o m p a n y F a x N o > - 
-             < C o m p a n y F a x N o C a p t i o n > C o m p a n y   F a x   N o .   C a p t i o n < / C o m p a n y F a x N o C a p t i o n > - 
-             < C o m p a n y E m a i l > C o m p a n y   E m a i l < / C o m p a n y E m a i l > - 
-             < C o m p a n y E m a i l C a p t i o n > C o m p a n y   E m a i l   C a p t i o n < / C o m p a n y E m a i l C a p t i o n > - 
-             < C o m p a n y H o m e P a g e > C o m p a n y   H o m e   P a g e < / C o m p a n y H o m e P a g e > - 
-             < C o m p a n y H o m e P a g e C a p t i o n > C o m p a n y   H o m e   P a g e   C a p t i o n < / C o m p a n y H o m e P a g e C a p t i o n > - 
-             < C o m p a n y L o g o > C o m p a n y   L o g o < / C o m p a n y L o g o > - 
-             < C o m p a n y V A T R e g i s t r a t i o n N o > C o m p a n y   V A T   R e g i s t r a t i o n   N o . < / C o m p a n y V A T R e g i s t r a t i o n N o > - 
-             < C o m p a n y V A T R e g i s t r a t i o n N o C a p t i o n > C o m p a n y   V A T   R e g i s t r a t i o n   N o .   C a p t i o n < / C o m p a n y V A T R e g i s t r a t i o n N o C a p t i o n > - 
-             < C o m p a n y R e g i s t r a t i o n N o > C o m p a n y   R e g i s t r a t i o n   N o . < / C o m p a n y R e g i s t r a t i o n N o > - 
-             < C o m p a n y R e g i s t r a t i o n N o C a p t i o n > C o m p a n y   R e g i s t r a t i o n   N o .   C a p t i o n < / C o m p a n y R e g i s t r a t i o n N o C a p t i o n > - 
-             < C o m p a n y B a n k N a m e > C o m p a n y   B a n k   N a m e < / C o m p a n y B a n k N a m e > - 
-             < C o m p a n y B a n k N a m e C a p t i o n > C o m p a n y   B a n k   N a m e   C a p t i o n < / C o m p a n y B a n k N a m e C a p t i o n > - 
-             < C o m p a n y B a n k A c c o u n t N o > C o m p a n y   B a n k   A c c o u n t   N o . < / C o m p a n y B a n k A c c o u n t N o > - 
-             < C o m p a n y B a n k A c c o u n t N o C a p t i o n > C o m p a n y   B a n k   A c c o u n t   N o .   C a p t i o n < / C o m p a n y B a n k A c c o u n t N o C a p t i o n > - 
-             < C o m p a n y B a n k B r a n c h N o > C o m p a n y   B a n k   B r a n c h   N o . < / C o m p a n y B a n k B r a n c h N o > - 
-             < C o m p a n y B a n k B r a n c h N o C a p t i o n > C o m p a n y   B a n k   B r a n c h   N o .   C a p t i o n < / C o m p a n y B a n k B r a n c h N o C a p t i o n > - 
-             < C o m p a n y I B A N > C o m p a n y   I B A N < / C o m p a n y I B A N > - 
-             < C o m p a n y I B A N C a p t i o n > C o m p a n y   I B A N   C a p t i o n < / C o m p a n y I B A N C a p t i o n > - 
-             < C o m p a n y B a n k S W I F T > C o m p a n y   B a n k   S W I F T < / C o m p a n y B a n k S W I F T > - 
-             < C o m p a n y B a n k S W I F T C a p t i o n > C o m p a n y   B a n k   S W I F T   C a p t i o n < / C o m p a n y B a n k S W I F T C a p t i o n > - 
-             < C o m p a n y G i r o N o > C o m p a n y   G i r o   N o . < / C o m p a n y G i r o N o > - 
-             < C o m p a n y G i r o N o C a p t i o n > C o m p a n y   G i r o   N o .   C a p t i o n < / C o m p a n y G i r o N o C a p t i o n > - 
-         < / C o m p a n y M e t a d a t a > - 
      < / B C R e p o r t I n f o r m a t i o n >   
-     < H e a d e r > - 
-         < A p p l i e s T o D o c u m e n t > A p p l i e s T o D o c u m e n t < / A p p l i e s T o D o c u m e n t > - 
-         < A p p l i e s T o D o c u m e n t _ L b l > A p p l i e s T o D o c u m e n t _ L b l < / A p p l i e s T o D o c u m e n t _ L b l > - 
-         < B i l l T o C o n t a c t E m a i l > B i l l T o C o n t a c t E m a i l < / B i l l T o C o n t a c t E m a i l > - 
-         < B i l l T o C o n t a c t E m a i l L b l > B i l l T o C o n t a c t E m a i l L b l < / B i l l T o C o n t a c t E m a i l L b l > - 
-         < B i l l T o C o n t a c t M o b i l e P h o n e N o > B i l l T o C o n t a c t M o b i l e P h o n e N o < / B i l l T o C o n t a c t M o b i l e P h o n e N o > - 
-         < B i l l T o C o n t a c t M o b i l e P h o n e N o L b l > B i l l T o C o n t a c t M o b i l e P h o n e N o L b l < / B i l l T o C o n t a c t M o b i l e P h o n e N o L b l > - 
-         < B i l l T o C o n t a c t P h o n e N o > B i l l T o C o n t a c t P h o n e N o < / B i l l T o C o n t a c t P h o n e N o > - 
-         < B i l l T o C o n t a c t P h o n e N o L b l > B i l l T o C o n t a c t P h o n e N o L b l < / B i l l T o C o n t a c t P h o n e N o L b l > - 
-         < B i l l t o C u s t u m e r N o > B i l l t o C u s t u m e r N o < / B i l l t o C u s t u m e r N o > - 
-         < B i l l t o C u s t u m e r N o _ L b l > B i l l t o C u s t u m e r N o _ L b l < / B i l l t o C u s t u m e r N o _ L b l > - 
-         < C o m p a n y A d d r e s s 1 > C o m p a n y A d d r e s s 1 < / C o m p a n y A d d r e s s 1 > - 
-         < C o m p a n y A d d r e s s 2 > C o m p a n y A d d r e s s 2 < / C o m p a n y A d d r e s s 2 > - 
-         < C o m p a n y A d d r e s s 3 > C o m p a n y A d d r e s s 3 < / C o m p a n y A d d r e s s 3 > - 
-         < C o m p a n y A d d r e s s 4 > C o m p a n y A d d r e s s 4 < / C o m p a n y A d d r e s s 4 > - 
-         < C o m p a n y A d d r e s s 5 > C o m p a n y A d d r e s s 5 < / C o m p a n y A d d r e s s 5 > - 
-         < C o m p a n y A d d r e s s 6 > C o m p a n y A d d r e s s 6 < / C o m p a n y A d d r e s s 6 > - 
-         < C o m p a n y A d d r e s s 7 > C o m p a n y A d d r e s s 7 < / C o m p a n y A d d r e s s 7 > - 
-         < C o m p a n y A d d r e s s 8 > C o m p a n y A d d r e s s 8 < / C o m p a n y A d d r e s s 8 > - 
-         < C o m p a n y B a n k A c c o u n t N o > C o m p a n y B a n k A c c o u n t N o < / C o m p a n y B a n k A c c o u n t N o > - 
-         < C o m p a n y B a n k A c c o u n t N o _ L b l > C o m p a n y B a n k A c c o u n t N o _ L b l < / C o m p a n y B a n k A c c o u n t N o _ L b l > - 
-         < C o m p a n y B a n k B r a n c h N o > C o m p a n y B a n k B r a n c h N o < / C o m p a n y B a n k B r a n c h N o > - 
-         < C o m p a n y B a n k B r a n c h N o _ L b l > C o m p a n y B a n k B r a n c h N o _ L b l < / C o m p a n y B a n k B r a n c h N o _ L b l > - 
-         < C o m p a n y B a n k N a m e > C o m p a n y B a n k N a m e < / C o m p a n y B a n k N a m e > - 
-         < C o m p a n y B a n k N a m e _ L b l > C o m p a n y B a n k N a m e _ L b l < / C o m p a n y B a n k N a m e _ L b l > - 
-         < C o m p a n y C u s t o m G i r o > C o m p a n y C u s t o m G i r o < / C o m p a n y C u s t o m G i r o > - 
-         < C o m p a n y C u s t o m G i r o _ L b l > C o m p a n y C u s t o m G i r o _ L b l < / C o m p a n y C u s t o m G i r o _ L b l > - 
-         < C o m p a n y E M a i l > C o m p a n y E M a i l < / C o m p a n y E M a i l > - 
-         < C o m p a n y G i r o N o > C o m p a n y G i r o N o < / C o m p a n y G i r o N o > - 
-         < C o m p a n y G i r o N o _ L b l > C o m p a n y G i r o N o _ L b l < / C o m p a n y G i r o N o _ L b l > - 
-         < C o m p a n y H o m e P a g e > C o m p a n y H o m e P a g e < / C o m p a n y H o m e P a g e > - 
-         < C o m p a n y I B A N > C o m p a n y I B A N < / C o m p a n y I B A N > - 
-         < C o m p a n y I B A N _ L b l > C o m p a n y I B A N _ L b l < / C o m p a n y I B A N _ L b l > - 
-         < C o m p a n y L e g a l O f f i c e > C o m p a n y L e g a l O f f i c e < / C o m p a n y L e g a l O f f i c e > - 
-         < C o m p a n y L e g a l O f f i c e _ L b l > C o m p a n y L e g a l O f f i c e _ L b l < / C o m p a n y L e g a l O f f i c e _ L b l > - 
-         < C o m p a n y L e g a l S t a t e m e n t > C o m p a n y L e g a l S t a t e m e n t < / C o m p a n y L e g a l S t a t e m e n t > - 
-         < C o m p a n y L o g o P o s i t i o n > C o m p a n y L o g o P o s i t i o n < / C o m p a n y L o g o P o s i t i o n > - 
-         < C o m p a n y P h o n e N o > C o m p a n y P h o n e N o < / C o m p a n y P h o n e N o > - 
-         < C o m p a n y P h o n e N o _ L b l > C o m p a n y P h o n e N o _ L b l < / C o m p a n y P h o n e N o _ L b l > - 
-         < C o m p a n y P i c t u r e   / > - 
-         < C o m p a n y R e g i s t r a t i o n N u m b e r > C o m p a n y R e g i s t r a t i o n N u m b e r < / C o m p a n y R e g i s t r a t i o n N u m b e r > - 
-         < C o m p a n y R e g i s t r a t i o n N u m b e r _ L b l > C o m p a n y R e g i s t r a t i o n N u m b e r _ L b l < / C o m p a n y R e g i s t r a t i o n N u m b e r _ L b l > - 
-         < C o m p a n y S W I F T > C o m p a n y S W I F T < / C o m p a n y S W I F T > - 
-         < C o m p a n y S W I F T _ L b l > C o m p a n y S W I F T _ L b l < / C o m p a n y S W I F T _ L b l > - 
-         < C o m p a n y V A T R e g i s t r a t i o n N o > C o m p a n y V A T R e g i s t r a t i o n N o < / C o m p a n y V A T R e g i s t r a t i o n N o > - 
-         < C o m p a n y V A T R e g i s t r a t i o n N o _ L b l > C o m p a n y V A T R e g i s t r a t i o n N o _ L b l < / C o m p a n y V A T R e g i s t r a t i o n N o _ L b l > - 
-         < C o m p a n y V A T R e g N o > C o m p a n y V A T R e g N o < / C o m p a n y V A T R e g N o > - 
-         < C o m p a n y V A T R e g N o _ L b l > C o m p a n y V A T R e g N o _ L b l < / C o m p a n y V A T R e g N o _ L b l > - 
-         < C o p y _ L b l > C o p y _ L b l < / C o p y _ L b l > - 
-         < C u s t o m e r A d d r e s s 1 > C u s t o m e r A d d r e s s 1 < / C u s t o m e r A d d r e s s 1 > - 
-         < C u s t o m e r A d d r e s s 2 > C u s t o m e r A d d r e s s 2 < / C u s t o m e r A d d r e s s 2 > - 
-         < C u s t o m e r A d d r e s s 3 > C u s t o m e r A d d r e s s 3 < / C u s t o m e r A d d r e s s 3 > - 
-         < C u s t o m e r A d d r e s s 4 > C u s t o m e r A d d r e s s 4 < / C u s t o m e r A d d r e s s 4 > - 
-         < C u s t o m e r A d d r e s s 5 > C u s t o m e r A d d r e s s 5 < / C u s t o m e r A d d r e s s 5 > - 
-         < C u s t o m e r A d d r e s s 6 > C u s t o m e r A d d r e s s 6 < / C u s t o m e r A d d r e s s 6 > - 
-         < C u s t o m e r A d d r e s s 7 > C u s t o m e r A d d r e s s 7 < / C u s t o m e r A d d r e s s 7 > - 
-         < C u s t o m e r A d d r e s s 8 > C u s t o m e r A d d r e s s 8 < / C u s t o m e r A d d r e s s 8 > - 
-         < C u s t o m e r P o s t a l B a r C o d e > C u s t o m e r P o s t a l B a r C o d e < / C u s t o m e r P o s t a l B a r C o d e > - 
-         < D o c u m e n t C o p y T e x t > D o c u m e n t C o p y T e x t < / D o c u m e n t C o p y T e x t > - 
-         < D o c u m e n t D a t e > D o c u m e n t D a t e < / D o c u m e n t D a t e > - 
-         < D o c u m e n t D a t e _ L b l > D o c u m e n t D a t e _ L b l < / D o c u m e n t D a t e _ L b l > - 
-         < D o c u m e n t N o > D o c u m e n t N o < / D o c u m e n t N o > - 
-         < D o c u m e n t N o _ L b l > D o c u m e n t N o _ L b l < / D o c u m e n t N o _ L b l > - 
-         < D o c u m e n t T i t l e _ L b l > D o c u m e n t T i t l e _ L b l < / D o c u m e n t T i t l e _ L b l > - 
-         < D u e D a t e > D u e D a t e < / D u e D a t e > - 
-         < D u e D a t e _ L b l > D u e D a t e _ L b l < / D u e D a t e _ L b l > - 
-         < E M a i l _ H e a d e r _ L b l > E M a i l _ H e a d e r _ L b l < / E M a i l _ H e a d e r _ L b l > - 
-         < E x c h a n g e R a t e A S T e x t > E x c h a n g e R a t e A S T e x t < / E x c h a n g e R a t e A S T e x t > - 
-         < E x t e r n a l D o c u m e n t N o > E x t e r n a l D o c u m e n t N o < / E x t e r n a l D o c u m e n t N o > - 
-         < E x t e r n a l D o c u m e n t N o L b l > E x t e r n a l D o c u m e n t N o L b l < / E x t e r n a l D o c u m e n t N o L b l > - 
-         < H o m e P a g e _ H e a d e r _ L b l > H o m e P a g e _ H e a d e r _ L b l < / H o m e P a g e _ H e a d e r _ L b l > - 
-         < I n v o i c e D i s c o u n t A m o u n t _ L b l > I n v o i c e D i s c o u n t A m o u n t _ L b l < / I n v o i c e D i s c o u n t A m o u n t _ L b l > - 
-         < I n v o i c e D i s c o u n t B a s e A m o u n t _ L b l > I n v o i c e D i s c o u n t B a s e A m o u n t _ L b l < / I n v o i c e D i s c o u n t B a s e A m o u n t _ L b l > - 
-         < L e g a l E n t i t y T y p e > L e g a l E n t i t y T y p e < / L e g a l E n t i t y T y p e > - 
-         < L e g a l E n t i t y T y p e _ L b l > L e g a l E n t i t y T y p e _ L b l < / L e g a l E n t i t y T y p e _ L b l > - 
-         < L i n e A m o u n t A f t e r I n v o i c e D i s c o u n t _ L b l > L i n e A m o u n t A f t e r I n v o i c e D i s c o u n t _ L b l < / L i n e A m o u n t A f t e r I n v o i c e D i s c o u n t _ L b l > - 
-         < L o c a l C u r r e n c y _ L b l > L o c a l C u r r e n c y _ L b l < / L o c a l C u r r e n c y _ L b l > - 
-         < P a g e _ L b l > P a g e _ L b l < / P a g e _ L b l > - 
-         < P a y m e n t M e t h o d D e s c r i p t i o n > P a y m e n t M e t h o d D e s c r i p t i o n < / P a y m e n t M e t h o d D e s c r i p t i o n > - 
-         < P a y m e n t M e t h o d D e s c r i p t i o n _ L b l > P a y m e n t M e t h o d D e s c r i p t i o n _ L b l < / P a y m e n t M e t h o d D e s c r i p t i o n _ L b l > - 
-         < P a y m e n t T e r m s D e s c r i p t i o n > P a y m e n t T e r m s D e s c r i p t i o n < / P a y m e n t T e r m s D e s c r i p t i o n > - 
-         < P a y m e n t T e r m s D e s c r i p t i o n _ L b l > P a y m e n t T e r m s D e s c r i p t i o n _ L b l < / P a y m e n t T e r m s D e s c r i p t i o n _ L b l > - 
-         < P r i c e s I n c l u d i n g V A T > P r i c e s I n c l u d i n g V A T < / P r i c e s I n c l u d i n g V A T > - 
-         < P r i c e s I n c l u d i n g V A T Y e s N o > P r i c e s I n c l u d i n g V A T Y e s N o < / P r i c e s I n c l u d i n g V A T Y e s N o > - 
-         < P r i c e s I n c l u d i n g V A T _ L b l > P r i c e s I n c l u d i n g V A T _ L b l < / P r i c e s I n c l u d i n g V A T _ L b l > - 
-         < S a l e s I n v o i c e L i n e D i s c o u n t _ L b l > S a l e s I n v o i c e L i n e D i s c o u n t _ L b l < / S a l e s I n v o i c e L i n e D i s c o u n t _ L b l > - 
-         < S a l e s P e r s o n B l a n k _ L b l > S a l e s P e r s o n B l a n k _ L b l < / S a l e s P e r s o n B l a n k _ L b l > - 
-         < S a l e s P e r s o n N a m e > S a l e s P e r s o n N a m e < / S a l e s P e r s o n N a m e > - 
-         < S a l e s P e r s o n _ L b l > S a l e s P e r s o n _ L b l < / S a l e s P e r s o n _ L b l > - 
-         < S e l l T o C o n t a c t E m a i l > S e l l T o C o n t a c t E m a i l < / S e l l T o C o n t a c t E m a i l > - 
-         < S e l l T o C o n t a c t E m a i l L b l > S e l l T o C o n t a c t E m a i l L b l < / S e l l T o C o n t a c t E m a i l L b l > - 
-         < S e l l T o C o n t a c t M o b i l e P h o n e N o > S e l l T o C o n t a c t M o b i l e P h o n e N o < / S e l l T o C o n t a c t M o b i l e P h o n e N o > - 
-         < S e l l T o C o n t a c t M o b i l e P h o n e N o L b l > S e l l T o C o n t a c t M o b i l e P h o n e N o L b l < / S e l l T o C o n t a c t M o b i l e P h o n e N o L b l > - 
-         < S e l l T o C o n t a c t P h o n e N o > S e l l T o C o n t a c t P h o n e N o < / S e l l T o C o n t a c t P h o n e N o > - 
-         < S e l l T o C o n t a c t P h o n e N o L b l > S e l l T o C o n t a c t P h o n e N o L b l < / S e l l T o C o n t a c t P h o n e N o L b l > - 
-         < S e l l t o C u s t o m e r N o > S e l l t o C u s t o m e r N o < / S e l l t o C u s t o m e r N o > - 
-         < S e l l t o C u s t o m e r N o _ L b l > S e l l t o C u s t o m e r N o _ L b l < / S e l l t o C u s t o m e r N o _ L b l > - 
-         < S h i p m e n t D a t e > S h i p m e n t D a t e < / S h i p m e n t D a t e > - 
-         < S h i p m e n t D a t e _ L b l > S h i p m e n t D a t e _ L b l < / S h i p m e n t D a t e _ L b l > - 
-         < S h i p m e n t M e t h o d D e s c r i p t i o n > S h i p m e n t M e t h o d D e s c r i p t i o n < / S h i p m e n t M e t h o d D e s c r i p t i o n > - 
-         < S h i p m e n t M e t h o d D e s c r i p t i o n _ L b l > S h i p m e n t M e t h o d D e s c r i p t i o n _ L b l < / S h i p m e n t M e t h o d D e s c r i p t i o n _ L b l > - 
-         < S h i p m e n t _ L b l > S h i p m e n t _ L b l < / S h i p m e n t _ L b l > - 
-         < S h i p T o A d d r e s s 1 > S h i p T o A d d r e s s 1 < / S h i p T o A d d r e s s 1 > - 
-         < S h i p T o A d d r e s s 2 > S h i p T o A d d r e s s 2 < / S h i p T o A d d r e s s 2 > - 
-         < S h i p T o A d d r e s s 3 > S h i p T o A d d r e s s 3 < / S h i p T o A d d r e s s 3 > - 
-         < S h i p T o A d d r e s s 4 > S h i p T o A d d r e s s 4 < / S h i p T o A d d r e s s 4 > - 
-         < S h i p T o A d d r e s s 5 > S h i p T o A d d r e s s 5 < / S h i p T o A d d r e s s 5 > - 
-         < S h i p T o A d d r e s s 6 > S h i p T o A d d r e s s 6 < / S h i p T o A d d r e s s 6 > - 
-         < S h i p T o A d d r e s s 7 > S h i p T o A d d r e s s 7 < / S h i p T o A d d r e s s 7 > - 
-         < S h i p T o A d d r e s s 8 > S h i p T o A d d r e s s 8 < / S h i p T o A d d r e s s 8 > - 
-         < S h i p T o A d d r e s s _ L b l > S h i p T o A d d r e s s _ L b l < / S h i p T o A d d r e s s _ L b l > - 
-         < S h i p T o P h o n e N o > S h i p T o P h o n e N o < / S h i p T o P h o n e N o > - 
-         < S h o w S h i p p i n g A d d r e s s > S h o w S h i p p i n g A d d r e s s < / S h o w S h i p p i n g A d d r e s s > - 
-         < S h o w W o r k D e s c r i p t i o n > S h o w W o r k D e s c r i p t i o n < / S h o w W o r k D e s c r i p t i o n > - 
-         < S u b t o t a l _ L b l > S u b t o t a l _ L b l < / S u b t o t a l _ L b l > - 
-         < T o t a l _ L b l > T o t a l _ L b l < / T o t a l _ L b l > - 
-         < V A T A m o u n t S p e c i f i c a t i o n _ L b l > V A T A m o u n t S p e c i f i c a t i o n _ L b l < / V A T A m o u n t S p e c i f i c a t i o n _ L b l > - 
-         < V A T A m o u n t _ L b l > V A T A m o u n t _ L b l < / V A T A m o u n t _ L b l > - 
-         < V A T B a s e _ L b l > V A T B a s e _ L b l < / V A T B a s e _ L b l > - 
-         < V A T C l a u s e s _ L b l > V A T C l a u s e s _ L b l < / V A T C l a u s e s _ L b l > - 
-         < V A T C l a u s e _ L b l > V A T C l a u s e _ L b l < / V A T C l a u s e _ L b l > - 
-         < V A T I d e n t i f i e r _ L b l > V A T I d e n t i f i e r _ L b l < / V A T I d e n t i f i e r _ L b l > - 
-         < V A T P e r c e n t a g e _ L b l > V A T P e r c e n t a g e _ L b l < / V A T P e r c e n t a g e _ L b l > - 
-         < V A T R e g i s t r a t i o n N o > V A T R e g i s t r a t i o n N o < / V A T R e g i s t r a t i o n N o > - 
-         < V A T R e g i s t r a t i o n N o _ L b l > V A T R e g i s t r a t i o n N o _ L b l < / V A T R e g i s t r a t i o n N o _ L b l > - 
-         < Y o u r R e f e r e n c e > Y o u r R e f e r e n c e < / Y o u r R e f e r e n c e > - 
-         < Y o u r R e f e r e n c e _ L b l > Y o u r R e f e r e n c e _ L b l < / Y o u r R e f e r e n c e _ L b l > - 
-         < L i n e > - 
-             < A m o u n t E x c l u d i n g V A T _ L i n e > A m o u n t E x c l u d i n g V A T _ L i n e < / A m o u n t E x c l u d i n g V A T _ L i n e > - 
-             < A m o u n t E x c l u d i n g V A T _ L i n e _ L b l > A m o u n t E x c l u d i n g V A T _ L i n e _ L b l < / A m o u n t E x c l u d i n g V A T _ L i n e _ L b l > - 
-             < A m o u n t I n c l u d i n g V A T _ L i n e > A m o u n t I n c l u d i n g V A T _ L i n e < / A m o u n t I n c l u d i n g V A T _ L i n e > - 
-             < A m o u n t I n c l u d i n g V A T _ L i n e _ L b l > A m o u n t I n c l u d i n g V A T _ L i n e _ L b l < / A m o u n t I n c l u d i n g V A T _ L i n e _ L b l > - 
-             < D e s c r i p t i o n _ L i n e > D e s c r i p t i o n _ L i n e < / D e s c r i p t i o n _ L i n e > - 
-             < D e s c r i p t i o n _ L i n e _ L b l > D e s c r i p t i o n _ L i n e _ L b l < / D e s c r i p t i o n _ L i n e _ L b l > - 
-             < I t e m N o _ L i n e > I t e m N o _ L i n e < / I t e m N o _ L i n e > - 
-             < I t e m N o _ L i n e _ L b l > I t e m N o _ L i n e _ L b l < / I t e m N o _ L i n e _ L b l > - 
-             < I t e m R e f e r e n c e N o _ L i n e > I t e m R e f e r e n c e N o _ L i n e < / I t e m R e f e r e n c e N o _ L i n e > - 
-             < I t e m R e f e r e n c e N o _ L i n e _ L b l > I t e m R e f e r e n c e N o _ L i n e _ L b l < / I t e m R e f e r e n c e N o _ L i n e _ L b l > - 
-             < L i n e A m o u n t _ L i n e > L i n e A m o u n t _ L i n e < / L i n e A m o u n t _ L i n e > - 
-             < L i n e A m o u n t _ L i n e _ L b l > L i n e A m o u n t _ L i n e _ L b l < / L i n e A m o u n t _ L i n e _ L b l > - 
-             < L i n e D i s c o u n t P e r c e n t T e x t _ L i n e > L i n e D i s c o u n t P e r c e n t T e x t _ L i n e < / L i n e D i s c o u n t P e r c e n t T e x t _ L i n e > - 
-             < L i n e D i s c o u n t P e r c e n t _ L i n e > L i n e D i s c o u n t P e r c e n t _ L i n e < / L i n e D i s c o u n t P e r c e n t _ L i n e > - 
-             < L i n e N o _ L i n e > L i n e N o _ L i n e < / L i n e N o _ L i n e > - 
-             < Q u a n t i t y _ L i n e > Q u a n t i t y _ L i n e < / Q u a n t i t y _ L i n e > - 
-             < Q u a n t i t y _ L i n e _ L b l > Q u a n t i t y _ L i n e _ L b l < / Q u a n t i t y _ L i n e _ L b l > - 
-             < S h i p m e n t D a t e _ L i n e > S h i p m e n t D a t e _ L i n e < / S h i p m e n t D a t e _ L i n e > - 
-             < S h i p m e n t D a t e _ L i n e _ L b l > S h i p m e n t D a t e _ L i n e _ L b l < / S h i p m e n t D a t e _ L i n e _ L b l > - 
-             < T r a n s H e a d e r A m o u n t > T r a n s H e a d e r A m o u n t < / T r a n s H e a d e r A m o u n t > - 
-             < T y p e _ L i n e > T y p e _ L i n e < / T y p e _ L i n e > - 
-             < U n i t O f M e a s u r e > U n i t O f M e a s u r e < / U n i t O f M e a s u r e > - 
-             < U n i t O f M e a s u r e _ L b l > U n i t O f M e a s u r e _ L b l < / U n i t O f M e a s u r e _ L b l > - 
-             < U n i t P r i c e > U n i t P r i c e < / U n i t P r i c e > - 
-             < U n i t P r i c e _ L b l > U n i t P r i c e _ L b l < / U n i t P r i c e _ L b l > - 
-             < V A T I d e n t i f i e r _ L i n e > V A T I d e n t i f i e r _ L i n e < / V A T I d e n t i f i e r _ L i n e > - 
-             < V A T I d e n t i f i e r _ L i n e _ L b l > V A T I d e n t i f i e r _ L i n e _ L b l < / V A T I d e n t i f i e r _ L i n e _ L b l > - 
-             < V A T P c t _ L i n e > V A T P c t _ L i n e < / V A T P c t _ L i n e > - 
-             < V A T P c t _ L i n e _ L b l > V A T P c t _ L i n e _ L b l < / V A T P c t _ L i n e _ L b l > - 
-             < S h i p m e n t L i n e > - 
-                 < D o c u m e n t N o _ S h i p m e n t L i n e > D o c u m e n t N o _ S h i p m e n t L i n e < / D o c u m e n t N o _ S h i p m e n t L i n e > - 
-                 < P o s t i n g D a t e _ S h i p m e n t L i n e > P o s t i n g D a t e _ S h i p m e n t L i n e < / P o s t i n g D a t e _ S h i p m e n t L i n e > - 
-                 < P o s t i n g D a t e _ S h i p m e n t L i n e _ L b l > P o s t i n g D a t e _ S h i p m e n t L i n e _ L b l < / P o s t i n g D a t e _ S h i p m e n t L i n e _ L b l > - 
-                 < Q u a n t i t y _ S h i p m e n t L i n e > Q u a n t i t y _ S h i p m e n t L i n e < / Q u a n t i t y _ S h i p m e n t L i n e > - 
-                 < Q u a n t i t y _ S h i p m e n t L i n e _ L b l > Q u a n t i t y _ S h i p m e n t L i n e _ L b l < / Q u a n t i t y _ S h i p m e n t L i n e _ L b l > +     < T o o l t i p s / > + 
+     < H e a d e r   E l e m e n t T y p e = " D a t a I t e m "   E l e m e n t I d = " 1 2 4 0 3 7 3 8 8 6 " > + 
+         < A p p l i e s T o D o c u m e n t   E l e m e n t T y p e = " C o l u m n "   E l e m e n t I d = " 7 8 4 1 8 3 9 6 5 "   D a t a T y p e = " T e x t " > A p p l i e s T o D o c u m e n t < / A p p l i e s T o D o c u m e n t > + 
+         < A p p l i e s T o D o c u m e n t _ L b l   E l e m e n t T y p e = " C o l u m n "   E l e m e n t I d = " 1 9 9 2 0 4 2 5 9 4 "   D a t a T y p e = " T e x t C o n s t " > A p p l i e s T o D o c u m e n t _ L b l < / A p p l i e s T o D o c u m e n t _ L b l > + 
+         < B i l l T o C o n t a c t E m a i l   E l e m e n t T y p e = " C o l u m n "   E l e m e n t I d = " 3 3 5 8 2 7 8 9 5 "   D a t a T y p e = " T e x t " > B i l l T o C o n t a c t E m a i l < / B i l l T o C o n t a c t E m a i l > + 
+         < B i l l T o C o n t a c t E m a i l L b l   E l e m e n t T y p e = " C o l u m n "   E l e m e n t I d = " 2 9 6 4 7 8 3 6 5 "   D a t a T y p e = " T e x t C o n s t " > B i l l T o C o n t a c t E m a i l L b l < / B i l l T o C o n t a c t E m a i l L b l > + 
+         < B i l l T o C o n t a c t M o b i l e P h o n e N o   E l e m e n t T y p e = " C o l u m n "   E l e m e n t I d = " 2 4 8 4 8 8 6 9 6 "   D a t a T y p e = " T e x t " > B i l l T o C o n t a c t M o b i l e P h o n e N o < / B i l l T o C o n t a c t M o b i l e P h o n e N o > + 
+         < B i l l T o C o n t a c t M o b i l e P h o n e N o L b l   E l e m e n t T y p e = " C o l u m n "   E l e m e n t I d = " 2 7 6 3 1 1 3 3 8 "   D a t a T y p e = " T e x t C o n s t " > B i l l T o C o n t a c t M o b i l e P h o n e N o L b l < / B i l l T o C o n t a c t M o b i l e P h o n e N o L b l > + 
+         < B i l l T o C o n t a c t P h o n e N o   E l e m e n t T y p e = " C o l u m n "   E l e m e n t I d = " 3 6 2 4 7 7 4 8 8 "   D a t a T y p e = " T e x t " > B i l l T o C o n t a c t P h o n e N o < / B i l l T o C o n t a c t P h o n e N o > + 
+         < B i l l T o C o n t a c t P h o n e N o L b l   E l e m e n t T y p e = " C o l u m n "   E l e m e n t I d = " 2 1 2 3 3 4 5 9 6 6 "   D a t a T y p e = " T e x t C o n s t " > B i l l T o C o n t a c t P h o n e N o L b l < / B i l l T o C o n t a c t P h o n e N o L b l > + 
+         < B i l l t o C u s t u m e r N o   E l e m e n t T y p e = " C o l u m n "   E l e m e n t I d = " 2 8 0 4 7 3 0 5 8 "   D a t a T y p e = " C o d e " > B i l l t o C u s t u m e r N o < / B i l l t o C u s t u m e r N o > + 
+         < B i l l t o C u s t u m e r N o _ L b l   E l e m e n t T y p e = " C o l u m n "   E l e m e n t I d = " 2 1 8 1 7 1 2 6 3 "   D a t a T y p e = " S t r i n g " > B i l l t o C u s t u m e r N o _ L b l < / B i l l t o C u s t u m e r N o _ L b l > + 
+         < C o m p a n y A d d r e s s 1   E l e m e n t T y p e = " C o l u m n "   E l e m e n t I d = " 1 8 8 4 1 6 4 3 2 3 "   D a t a T y p e = " T e x t " > C o m p a n y A d d r e s s 1 < / C o m p a n y A d d r e s s 1 > + 
+         < C o m p a n y A d d r e s s 2   E l e m e n t T y p e = " C o l u m n "   E l e m e n t I d = " 1 2 4 6 4 6 7 7 0 6 "   D a t a T y p e = " T e x t " > C o m p a n y A d d r e s s 2 < / C o m p a n y A d d r e s s 2 > + 
+         < C o m p a n y A d d r e s s 3   E l e m e n t T y p e = " C o l u m n "   E l e m e n t I d = " 6 0 8 7 7 1 0 8 9 "   D a t a T y p e = " T e x t " > C o m p a n y A d d r e s s 3 < / C o m p a n y A d d r e s s 3 > + 
+         < C o m p a n y A d d r e s s 4   E l e m e n t T y p e = " C o l u m n "   E l e m e n t I d = " 7 7 7 6 8 0 1 1 2 "   D a t a T y p e = " T e x t " > C o m p a n y A d d r e s s 4 < / C o m p a n y A d d r e s s 4 > + 
+         < C o m p a n y A d d r e s s 5   E l e m e n t T y p e = " C o l u m n "   E l e m e n t I d = " 1 3 9 9 8 3 4 9 5 "   D a t a T y p e = " T e x t " > C o m p a n y A d d r e s s 5 < / C o m p a n y A d d r e s s 5 > + 
+         < C o m p a n y A d d r e s s 6   E l e m e n t T y p e = " C o l u m n "   E l e m e n t I d = " 4 9 7 7 1 3 1 2 2 "   D a t a T y p e = " T e x t " > C o m p a n y A d d r e s s 6 < / C o m p a n y A d d r e s s 6 > + 
+         < C o m p a n y A d d r e s s 7   E l e m e n t T y p e = " C o l u m n "   E l e m e n t I d = " 1 1 3 5 4 0 9 7 3 9 "   D a t a T y p e = " T e x t " > C o m p a n y A d d r e s s 7 < / C o m p a n y A d d r e s s 7 > + 
+         < C o m p a n y A d d r e s s 8   E l e m e n t T y p e = " C o l u m n "   E l e m e n t I d = " 1 7 1 5 2 5 5 3 0 0 "   D a t a T y p e = " T e x t " > C o m p a n y A d d r e s s 8 < / C o m p a n y A d d r e s s 8 > + 
+         < C o m p a n y B a n k A c c o u n t N o   E l e m e n t T y p e = " C o l u m n "   E l e m e n t I d = " 3 0 1 4 0 2 0 4 "   D a t a T y p e = " T e x t " > C o m p a n y B a n k A c c o u n t N o < / C o m p a n y B a n k A c c o u n t N o > + 
+         < C o m p a n y B a n k A c c o u n t N o _ L b l   E l e m e n t T y p e = " C o l u m n "   E l e m e n t I d = " 1 0 9 7 7 4 3 3 4 5 "   D a t a T y p e = " T e x t C o n s t " > C o m p a n y B a n k A c c o u n t N o _ L b l < / C o m p a n y B a n k A c c o u n t N o _ L b l > + 
+         < C o m p a n y B a n k B r a n c h N o   E l e m e n t T y p e = " C o l u m n "   E l e m e n t I d = " 7 9 3 1 3 3 0 5 7 "   D a t a T y p e = " T e x t " > C o m p a n y B a n k B r a n c h N o < / C o m p a n y B a n k B r a n c h N o > + 
+         < C o m p a n y B a n k B r a n c h N o _ L b l   E l e m e n t T y p e = " C o l u m n "   E l e m e n t I d = " 3 2 7 9 0 6 6 9 2 "   D a t a T y p e = " S t r i n g " > C o m p a n y B a n k B r a n c h N o _ L b l < / C o m p a n y B a n k B r a n c h N o _ L b l > + 
+         < C o m p a n y B a n k N a m e   E l e m e n t T y p e = " C o l u m n "   E l e m e n t I d = " 1 5 3 4 9 0 5 6 0 5 "   D a t a T y p e = " T e x t " > C o m p a n y B a n k N a m e < / C o m p a n y B a n k N a m e > + 
+         < C o m p a n y B a n k N a m e _ L b l   E l e m e n t T y p e = " C o l u m n "   E l e m e n t I d = " 1 2 0 4 3 0 7 0 1 4 "   D a t a T y p e = " T e x t C o n s t " > C o m p a n y B a n k N a m e _ L b l < / C o m p a n y B a n k N a m e _ L b l > + 
+         < C o m p a n y C u s t o m G i r o   E l e m e n t T y p e = " C o l u m n "   E l e m e n t I d = " 1 6 7 0 4 7 5 7 9 8 "   D a t a T y p e = " T e x t " > C o m p a n y C u s t o m G i r o < / C o m p a n y C u s t o m G i r o > + 
+         < C o m p a n y C u s t o m G i r o _ L b l   E l e m e n t T y p e = " C o l u m n "   E l e m e n t I d = " 8 9 1 4 3 9 6 2 5 "   D a t a T y p e = " T e x t " > C o m p a n y C u s t o m G i r o _ L b l < / C o m p a n y C u s t o m G i r o _ L b l > + 
+         < C o m p a n y E M a i l   E l e m e n t T y p e = " C o l u m n "   E l e m e n t I d = " 1 6 7 7 0 7 4 0 5 8 "   D a t a T y p e = " T e x t " > C o m p a n y E M a i l < / C o m p a n y E M a i l > + 
+         < C o m p a n y G i r o N o   E l e m e n t T y p e = " C o l u m n "   E l e m e n t I d = " 1 3 6 0 1 9 6 3 2 0 "   D a t a T y p e = " T e x t " > C o m p a n y G i r o N o < / C o m p a n y G i r o N o > + 
+         < C o m p a n y G i r o N o _ L b l   E l e m e n t T y p e = " C o l u m n "   E l e m e n t I d = " 8 6 1 6 0 2 1 1 5 "   D a t a T y p e = " T e x t C o n s t " > C o m p a n y G i r o N o _ L b l < / C o m p a n y G i r o N o _ L b l > + 
+         < C o m p a n y H o m e P a g e   E l e m e n t T y p e = " C o l u m n "   E l e m e n t I d = " 1 9 8 9 1 8 8 7 0 "   D a t a T y p e = " T e x t " > C o m p a n y H o m e P a g e < / C o m p a n y H o m e P a g e > + 
+         < C o m p a n y I B A N   E l e m e n t T y p e = " C o l u m n "   E l e m e n t I d = " 9 0 6 5 4 9 1 8 2 "   D a t a T y p e = " C o d e " > C o m p a n y I B A N < / C o m p a n y I B A N > + 
+         < C o m p a n y I B A N _ L b l   E l e m e n t T y p e = " C o l u m n "   E l e m e n t I d = " 1 2 6 7 9 5 2 2 2 7 "   D a t a T y p e = " S t r i n g " > C o m p a n y I B A N _ L b l < / C o m p a n y I B A N _ L b l > + 
+         < C o m p a n y L e g a l O f f i c e   E l e m e n t T y p e = " C o l u m n "   E l e m e n t I d = " 7 1 4 2 5 8 1 1 1 "   D a t a T y p e = " T e x t " > C o m p a n y L e g a l O f f i c e < / C o m p a n y L e g a l O f f i c e > + 
+         < C o m p a n y L e g a l O f f i c e _ L b l   E l e m e n t T y p e = " C o l u m n "   E l e m e n t I d = " 1 5 3 3 1 7 5 1 0 8 "   D a t a T y p e = " T e x t " > C o m p a n y L e g a l O f f i c e _ L b l < / C o m p a n y L e g a l O f f i c e _ L b l > + 
+         < C o m p a n y L e g a l S t a t e m e n t   E l e m e n t T y p e = " C o l u m n "   E l e m e n t I d = " 4 4 8 3 5 8 8 7 6 "   D a t a T y p e = " T e x t " > C o m p a n y L e g a l S t a t e m e n t < / C o m p a n y L e g a l S t a t e m e n t > + 
+         < C o m p a n y L o g o P o s i t i o n   E l e m e n t T y p e = " C o l u m n "   E l e m e n t I d = " 1 4 2 5 2 6 6 6 8 8 "   D a t a T y p e = " I n t e g e r " > C o m p a n y L o g o P o s i t i o n < / C o m p a n y L o g o P o s i t i o n > + 
+         < C o m p a n y P h o n e N o   E l e m e n t T y p e = " C o l u m n "   E l e m e n t I d = " 2 5 0 4 4 0 6 5 5 "   D a t a T y p e = " T e x t " > C o m p a n y P h o n e N o < / C o m p a n y P h o n e N o > + 
+         < C o m p a n y P h o n e N o _ L b l   E l e m e n t T y p e = " C o l u m n "   E l e m e n t I d = " 5 5 8 5 9 3 5 8 6 "   D a t a T y p e = " T e x t C o n s t " > C o m p a n y P h o n e N o _ L b l < / C o m p a n y P h o n e N o _ L b l > + 
+         < C o m p a n y P i c t u r e   E l e m e n t T y p e = " C o l u m n "   E l e m e n t I d = " 1 3 9 7 4 1 1 0 7 4 "   D a t a T y p e = " B L O B " / > + 
+         < C o m p a n y R e g i s t r a t i o n N u m b e r   E l e m e n t T y p e = " C o l u m n "   E l e m e n t I d = " 2 0 2 3 6 3 9 4 2 4 "   D a t a T y p e = " T e x t " > C o m p a n y R e g i s t r a t i o n N u m b e r < / C o m p a n y R e g i s t r a t i o n N u m b e r > + 
+         < C o m p a n y R e g i s t r a t i o n N u m b e r _ L b l   E l e m e n t T y p e = " C o l u m n "   E l e m e n t I d = " 1 8 3 3 1 0 6 6 5 3 "   D a t a T y p e = " T e x t " > C o m p a n y R e g i s t r a t i o n N u m b e r _ L b l < / C o m p a n y R e g i s t r a t i o n N u m b e r _ L b l > + 
+         < C o m p a n y S W I F T   E l e m e n t T y p e = " C o l u m n "   E l e m e n t I d = " 6 6 8 2 5 0 2 4 5 "   D a t a T y p e = " C o d e " > C o m p a n y S W I F T < / C o m p a n y S W I F T > + 
+         < C o m p a n y S W I F T _ L b l   E l e m e n t T y p e = " C o l u m n "   E l e m e n t I d = " 2 0 2 9 5 9 7 3 8 4 "   D a t a T y p e = " S t r i n g " > C o m p a n y S W I F T _ L b l < / C o m p a n y S W I F T _ L b l > + 
+         < C o m p a n y V A T R e g i s t r a t i o n N o   E l e m e n t T y p e = " C o l u m n "   E l e m e n t I d = " 1 9 1 4 0 1 3 6 4 9 "   D a t a T y p e = " T e x t " > C o m p a n y V A T R e g i s t r a t i o n N o < / C o m p a n y V A T R e g i s t r a t i o n N o > + 
+         < C o m p a n y V A T R e g i s t r a t i o n N o _ L b l   E l e m e n t T y p e = " C o l u m n "   E l e m e n t I d = " 9 2 4 5 0 3 1 2 4 "   D a t a T y p e = " T e x t " > C o m p a n y V A T R e g i s t r a t i o n N o _ L b l < / C o m p a n y V A T R e g i s t r a t i o n N o _ L b l > + 
+         < C o m p a n y V A T R e g N o   E l e m e n t T y p e = " C o l u m n "   E l e m e n t I d = " 1 7 1 4 3 1 9 3 6 "   D a t a T y p e = " T e x t " > C o m p a n y V A T R e g N o < / C o m p a n y V A T R e g N o > + 
+         < C o m p a n y V A T R e g N o _ L b l   E l e m e n t T y p e = " C o l u m n "   E l e m e n t I d = " 7 7 3 2 0 1 5 0 1 "   D a t a T y p e = " T e x t " > C o m p a n y V A T R e g N o _ L b l < / C o m p a n y V A T R e g N o _ L b l > + 
+         < C o p y _ L b l   E l e m e n t T y p e = " C o l u m n "   E l e m e n t I d = " 6 0 4 7 8 2 7 8 1 "   D a t a T y p e = " T e x t C o n s t " > C o p y _ L b l < / C o p y _ L b l > + 
+         < C u s t o m e r A d d r e s s 1   E l e m e n t T y p e = " C o l u m n "   E l e m e n t I d = " 1 8 0 1 9 6 6 4 5 4 "   D a t a T y p e = " T e x t " > C u s t o m e r A d d r e s s 1 < / C u s t o m e r A d d r e s s 1 > + 
+         < C u s t o m e r A d d r e s s 2   E l e m e n t T y p e = " C o l u m n "   E l e m e n t I d = " 1 1 6 4 2 6 9 8 3 7 "   D a t a T y p e = " T e x t " > C u s t o m e r A d d r e s s 2 < / C u s t o m e r A d d r e s s 2 > + 
+         < C u s t o m e r A d d r e s s 3   E l e m e n t T y p e = " C o l u m n "   E l e m e n t I d = " 5 2 6 5 7 3 2 2 0 "   D a t a T y p e = " T e x t " > C u s t o m e r A d d r e s s 3 < / C u s t o m e r A d d r e s s 3 > + 
+         < C u s t o m e r A d d r e s s 4   E l e m e n t T y p e = " C o l u m n "   E l e m e n t I d = " 1 1 1 1 2 3 3 9 7 "   D a t a T y p e = " T e x t " > C u s t o m e r A d d r e s s 4 < / C u s t o m e r A d d r e s s 4 > + 
+         < C u s t o m e r A d d r e s s 5   E l e m e n t T y p e = " C o l u m n "   E l e m e n t I d = " 7 4 8 8 2 0 0 1 4 "   D a t a T y p e = " T e x t " > C u s t o m e r A d d r e s s 5 < / C u s t o m e r A d d r e s s 5 > + 
+         < C u s t o m e r A d d r e s s 6   E l e m e n t T y p e = " C o l u m n "   E l e m e n t I d = " 1 3 8 6 5 1 6 6 3 1 "   D a t a T y p e = " T e x t " > C u s t o m e r A d d r e s s 6 < / C u s t o m e r A d d r e s s 6 > + 
+         < C u s t o m e r A d d r e s s 7   E l e m e n t T y p e = " C o l u m n "   E l e m e n t I d = " 2 0 2 4 2 1 3 2 4 8 "   D a t a T y p e = " T e x t " > C u s t o m e r A d d r e s s 7 < / C u s t o m e r A d d r e s s 7 > + 
+         < C u s t o m e r A d d r e s s 8   E l e m e n t T y p e = " C o l u m n "   E l e m e n t I d = " 1 0 4 8 6 9 8 5 8 5 "   D a t a T y p e = " T e x t " > C u s t o m e r A d d r e s s 8 < / C u s t o m e r A d d r e s s 8 > + 
+         < C u s t o m e r P o s t a l B a r C o d e   E l e m e n t T y p e = " C o l u m n "   E l e m e n t I d = " 3 9 8 5 8 0 6 8 8 "   D a t a T y p e = " T e x t " > C u s t o m e r P o s t a l B a r C o d e < / C u s t o m e r P o s t a l B a r C o d e > + 
+         < D o c u m e n t C o p y T e x t   E l e m e n t T y p e = " C o l u m n "   E l e m e n t I d = " 1 8 2 4 9 4 6 0 4 6 "   D a t a T y p e = " S t r i n g " > D o c u m e n t C o p y T e x t < / D o c u m e n t C o p y T e x t > + 
+         < D o c u m e n t D a t e   E l e m e n t T y p e = " C o l u m n "   E l e m e n t I d = " 5 5 2 8 7 1 9 1 4 "   D a t a T y p e = " S t r i n g " > D o c u m e n t D a t e < / D o c u m e n t D a t e > + 
+         < D o c u m e n t D a t e _ L b l   E l e m e n t T y p e = " C o l u m n "   E l e m e n t I d = " 1 0 2 6 4 9 4 8 3 "   D a t a T y p e = " S t r i n g " > D o c u m e n t D a t e _ L b l < / D o c u m e n t D a t e _ L b l > + 
+         < D o c u m e n t N o   E l e m e n t T y p e = " C o l u m n "   E l e m e n t I d = " 9 7 0 3 5 0 5 3 9 "   D a t a T y p e = " C o d e " > D o c u m e n t N o < / D o c u m e n t N o > + 
+         < D o c u m e n t N o _ L b l   E l e m e n t T y p e = " C o l u m n "   E l e m e n t I d = " 7 8 9 7 9 5 9 7 8 "   D a t a T y p e = " T e x t C o n s t " > D o c u m e n t N o _ L b l < / D o c u m e n t N o _ L b l > + 
+         < D o c u m e n t T i t l e _ L b l   E l e m e n t T y p e = " C o l u m n "   E l e m e n t I d = " 8 5 8 4 2 3 9 2 9 "   D a t a T y p e = " T e x t C o n s t " > D o c u m e n t T i t l e _ L b l < / D o c u m e n t T i t l e _ L b l > + 
+         < D u e D a t e   E l e m e n t T y p e = " C o l u m n "   E l e m e n t I d = " 7 4 5 1 7 0 2 0 3 "   D a t a T y p e = " S t r i n g " > D u e D a t e < / D u e D a t e > + 
+         < D u e D a t e _ L b l   E l e m e n t T y p e = " C o l u m n "   E l e m e n t I d = " 1 6 4 8 2 8 4 6 4 8 "   D a t a T y p e = " S t r i n g " > D u e D a t e _ L b l < / D u e D a t e _ L b l > + 
+         < E M a i l _ H e a d e r _ L b l   E l e m e n t T y p e = " C o l u m n "   E l e m e n t I d = " 5 1 3 1 7 0 8 0 4 "   D a t a T y p e = " T e x t C o n s t " > E M a i l _ H e a d e r _ L b l < / E M a i l _ H e a d e r _ L b l > + 
+         < E x c h a n g e R a t e A S T e x t   E l e m e n t T y p e = " C o l u m n "   E l e m e n t I d = " 1 1 5 7 2 6 2 0 5 3 "   D a t a T y p e = " T e x t " > E x c h a n g e R a t e A S T e x t < / E x c h a n g e R a t e A S T e x t > + 
+         < E x t e r n a l D o c u m e n t N o   E l e m e n t T y p e = " C o l u m n "   E l e m e n t I d = " 7 3 3 9 5 3 9 6 6 "   D a t a T y p e = " C o d e " > E x t e r n a l D o c u m e n t N o < / E x t e r n a l D o c u m e n t N o > + 
+         < E x t e r n a l D o c u m e n t N o L b l   E l e m e n t T y p e = " C o l u m n "   E l e m e n t I d = " 7 8 3 2 8 7 4 5 2 "   D a t a T y p e = " S t r i n g " > E x t e r n a l D o c u m e n t N o L b l < / E x t e r n a l D o c u m e n t N o L b l > + 
+         < H o m e P a g e _ H e a d e r _ L b l   E l e m e n t T y p e = " C o l u m n "   E l e m e n t I d = " 1 8 7 9 7 2 5 0 8 4 "   D a t a T y p e = " T e x t C o n s t " > H o m e P a g e _ H e a d e r _ L b l < / H o m e P a g e _ H e a d e r _ L b l > + 
+         < I n v o i c e D i s c o u n t A m o u n t _ L b l   E l e m e n t T y p e = " C o l u m n "   E l e m e n t I d = " 1 5 9 3 0 1 2 7 3 6 "   D a t a T y p e = " T e x t C o n s t " > I n v o i c e D i s c o u n t A m o u n t _ L b l < / I n v o i c e D i s c o u n t A m o u n t _ L b l > + 
+         < I n v o i c e D i s c o u n t B a s e A m o u n t _ L b l   E l e m e n t T y p e = " C o l u m n "   E l e m e n t I d = " 2 0 2 9 2 6 6 8 7 5 "   D a t a T y p e = " T e x t C o n s t " > I n v o i c e D i s c o u n t B a s e A m o u n t _ L b l < / I n v o i c e D i s c o u n t B a s e A m o u n t _ L b l > + 
+         < L e g a l E n t i t y T y p e   E l e m e n t T y p e = " C o l u m n "   E l e m e n t I d = " 2 0 5 1 8 7 3 5 6 3 "   D a t a T y p e = " T e x t " > L e g a l E n t i t y T y p e < / L e g a l E n t i t y T y p e > + 
+         < L e g a l E n t i t y T y p e _ L b l   E l e m e n t T y p e = " C o l u m n "   E l e m e n t I d = " 2 0 8 0 2 2 4 7 9 2 "   D a t a T y p e = " T e x t " > L e g a l E n t i t y T y p e _ L b l < / L e g a l E n t i t y T y p e _ L b l > + 
+         < L i n e A m o u n t A f t e r I n v o i c e D i s c o u n t _ L b l   E l e m e n t T y p e = " C o l u m n "   E l e m e n t I d = " 6 7 3 7 2 1 0 9 4 "   D a t a T y p e = " T e x t C o n s t " > L i n e A m o u n t A f t e r I n v o i c e D i s c o u n t _ L b l < / L i n e A m o u n t A f t e r I n v o i c e D i s c o u n t _ L b l > + 
+         < L o c a l C u r r e n c y _ L b l   E l e m e n t T y p e = " C o l u m n "   E l e m e n t I d = " 1 5 5 9 6 9 3 4 2 2 "   D a t a T y p e = " T e x t C o n s t " > L o c a l C u r r e n c y _ L b l < / L o c a l C u r r e n c y _ L b l > + 
+         < P a g e _ L b l   E l e m e n t T y p e = " C o l u m n "   E l e m e n t I d = " 6 8 0 6 4 8 0 9 1 "   D a t a T y p e = " T e x t C o n s t " > P a g e _ L b l < / P a g e _ L b l > + 
+         < P a y m e n t M e t h o d D e s c r i p t i o n   E l e m e n t T y p e = " C o l u m n "   E l e m e n t I d = " 5 8 5 7 5 7 9 7 4 "   D a t a T y p e = " T e x t " > P a y m e n t M e t h o d D e s c r i p t i o n < / P a y m e n t M e t h o d D e s c r i p t i o n > + 
+         < P a y m e n t M e t h o d D e s c r i p t i o n _ L b l   E l e m e n t T y p e = " C o l u m n "   E l e m e n t I d = " 7 9 7 1 1 7 3 2 3 "   D a t a T y p e = " T e x t C o n s t " > P a y m e n t M e t h o d D e s c r i p t i o n _ L b l < / P a y m e n t M e t h o d D e s c r i p t i o n _ L b l > + 
+         < P a y m e n t T e r m s D e s c r i p t i o n   E l e m e n t T y p e = " C o l u m n "   E l e m e n t I d = " 2 0 3 8 7 4 2 7 0 0 "   D a t a T y p e = " T e x t " > P a y m e n t T e r m s D e s c r i p t i o n < / P a y m e n t T e r m s D e s c r i p t i o n > + 
+         < P a y m e n t T e r m s D e s c r i p t i o n _ L b l   E l e m e n t T y p e = " C o l u m n "   E l e m e n t I d = " 1 8 7 4 4 9 4 3 2 1 "   D a t a T y p e = " T e x t C o n s t " > P a y m e n t T e r m s D e s c r i p t i o n _ L b l < / P a y m e n t T e r m s D e s c r i p t i o n _ L b l > + 
+         < P r i c e s I n c l u d i n g V A T   E l e m e n t T y p e = " C o l u m n "   E l e m e n t I d = " 5 1 8 8 1 7 1 6 7 "   D a t a T y p e = " B o o l e a n " > P r i c e s I n c l u d i n g V A T < / P r i c e s I n c l u d i n g V A T > + 
+         < P r i c e s I n c l u d i n g V A T _ L b l   E l e m e n t T y p e = " C o l u m n "   E l e m e n t I d = " 1 3 7 7 9 7 9 4 4 4 "   D a t a T y p e = " S t r i n g " > P r i c e s I n c l u d i n g V A T _ L b l < / P r i c e s I n c l u d i n g V A T _ L b l > + 
+         < P r i c e s I n c l u d i n g V A T Y e s N o   E l e m e n t T y p e = " C o l u m n "   E l e m e n t I d = " 1 4 1 1 1 4 7 5 9 9 "   D a t a T y p e = " S t r i n g " > P r i c e s I n c l u d i n g V A T Y e s N o < / P r i c e s I n c l u d i n g V A T Y e s N o > + 
+         < Q R _ C o d e _ I m a g e   E l e m e n t T y p e = " C o l u m n "   E l e m e n t I d = " 2 0 7 9 6 8 0 8 3 6 "   D a t a T y p e = " M e d i a S e t " > Q R _ C o d e _ I m a g e < / Q R _ C o d e _ I m a g e > + 
+         < Q R _ C o d e _ I m a g e _ L b l   E l e m e n t T y p e = " C o l u m n "   E l e m e n t I d = " 1 2 2 9 4 4 6 0 7 "   D a t a T y p e = " S t r i n g " > Q R _ C o d e _ I m a g e _ L b l < / Q R _ C o d e _ I m a g e _ L b l > + 
+         < R e c u r r i n g B i l l i n g   E l e m e n t T y p e = " C o l u m n "   E l e m e n t I d = " 4 8 0 8 6 9 9 3 "   D a t a T y p e = " B o o l e a n " > R e c u r r i n g B i l l i n g < / R e c u r r i n g B i l l i n g > + 
+         < S a l e s I n v o i c e L i n e D i s c o u n t _ L b l   E l e m e n t T y p e = " C o l u m n "   E l e m e n t I d = " 6 6 4 6 0 1 5 8 2 "   D a t a T y p e = " T e x t C o n s t " > S a l e s I n v o i c e L i n e D i s c o u n t _ L b l < / S a l e s I n v o i c e L i n e D i s c o u n t _ L b l > + 
+         < S a l e s P e r s o n _ L b l   E l e m e n t T y p e = " C o l u m n "   E l e m e n t I d = " 1 5 6 4 1 9 6 3 6 5 "   D a t a T y p e = " T e x t C o n s t " > S a l e s P e r s o n _ L b l < / S a l e s P e r s o n _ L b l > + 
+         < S a l e s P e r s o n B l a n k _ L b l   E l e m e n t T y p e = " C o l u m n "   E l e m e n t I d = " 6 5 4 6 2 4 6 0 1 "   D a t a T y p e = " T e x t " > S a l e s P e r s o n B l a n k _ L b l < / S a l e s P e r s o n B l a n k _ L b l > + 
+         < S a l e s P e r s o n N a m e   E l e m e n t T y p e = " C o l u m n "   E l e m e n t I d = " 8 7 1 4 9 2 9 8 3 "   D a t a T y p e = " T e x t " > S a l e s P e r s o n N a m e < / S a l e s P e r s o n N a m e > + 
+         < S e l l T o C o n t a c t E m a i l   E l e m e n t T y p e = " C o l u m n "   E l e m e n t I d = " 2 6 2 8 2 4 5 6 4 "   D a t a T y p e = " T e x t " > S e l l T o C o n t a c t E m a i l < / S e l l T o C o n t a c t E m a i l > + 
+         < S e l l T o C o n t a c t E m a i l L b l   E l e m e n t T y p e = " C o l u m n "   E l e m e n t I d = " 3 7 0 9 2 0 3 7 4 "   D a t a T y p e = " T e x t C o n s t " > S e l l T o C o n t a c t E m a i l L b l < / S e l l T o C o n t a c t E m a i l L b l > + 
+         < S e l l T o C o n t a c t M o b i l e P h o n e N o   E l e m e n t T y p e = " C o l u m n "   E l e m e n t I d = " 1 8 4 3 5 8 7 4 7 "   D a t a T y p e = " T e x t " > S e l l T o C o n t a c t M o b i l e P h o n e N o < / S e l l T o C o n t a c t M o b i l e P h o n e N o > + 
+         < S e l l T o C o n t a c t M o b i l e P h o n e N o L b l   E l e m e n t T y p e = " C o l u m n "   E l e m e n t I d = " 1 4 5 7 5 2 8 4 1 7 "   D a t a T y p e = " T e x t C o n s t " > S e l l T o C o n t a c t M o b i l e P h o n e N o L b l < / S e l l T o C o n t a c t M o b i l e P h o n e N o L b l > + 
+         < S e l l T o C o n t a c t P h o n e N o   E l e m e n t T y p e = " C o l u m n "   E l e m e n t I d = " 1 6 1 3 8 2 2 4 8 3 "   D a t a T y p e = " T e x t " > S e l l T o C o n t a c t P h o n e N o < / S e l l T o C o n t a c t P h o n e N o > + 
+         < S e l l T o C o n t a c t P h o n e N o L b l   E l e m e n t T y p e = " C o l u m n "   E l e m e n t I d = " 1 0 5 0 6 8 6 8 0 9 "   D a t a T y p e = " T e x t C o n s t " > S e l l T o C o n t a c t P h o n e N o L b l < / S e l l T o C o n t a c t P h o n e N o L b l > + 
+         < S e l l t o C u s t o m e r N o   E l e m e n t T y p e = " C o l u m n "   E l e m e n t I d = " 2 0 5 0 6 4 7 3 4 9 "   D a t a T y p e = " C o d e " > S e l l t o C u s t o m e r N o < / S e l l t o C u s t o m e r N o > + 
+         < S e l l t o C u s t o m e r N o _ L b l   E l e m e n t T y p e = " C o l u m n "   E l e m e n t I d = " 2 9 8 3 8 1 5 1 2 "   D a t a T y p e = " S t r i n g " > S e l l t o C u s t o m e r N o _ L b l < / S e l l t o C u s t o m e r N o _ L b l > + 
+         < S h i p m e n t _ L b l   E l e m e n t T y p e = " C o l u m n "   E l e m e n t I d = " 2 0 8 5 7 6 7 1 2 0 "   D a t a T y p e = " T e x t C o n s t " > S h i p m e n t _ L b l < / S h i p m e n t _ L b l > + 
+         < S h i p m e n t D a t e   E l e m e n t T y p e = " C o l u m n "   E l e m e n t I d = " 9 3 1 1 1 1 4 6 5 "   D a t a T y p e = " S t r i n g " > S h i p m e n t D a t e < / S h i p m e n t D a t e > + 
+         < S h i p m e n t D a t e _ L b l   E l e m e n t T y p e = " C o l u m n "   E l e m e n t I d = " 6 1 4 4 0 0 3 6 4 "   D a t a T y p e = " S t r i n g " > S h i p m e n t D a t e _ L b l < / S h i p m e n t D a t e _ L b l > + 
+         < S h i p m e n t M e t h o d D e s c r i p t i o n   E l e m e n t T y p e = " C o l u m n "   E l e m e n t I d = " 2 0 5 9 4 0 3 2 6 0 "   D a t a T y p e = " T e x t " > S h i p m e n t M e t h o d D e s c r i p t i o n < / S h i p m e n t M e t h o d D e s c r i p t i o n > + 
+         < S h i p m e n t M e t h o d D e s c r i p t i o n _ L b l   E l e m e n t T y p e = " C o l u m n "   E l e m e n t I d = " 1 1 7 9 9 7 8 4 6 5 "   D a t a T y p e = " T e x t C o n s t " > S h i p m e n t M e t h o d D e s c r i p t i o n _ L b l < / S h i p m e n t M e t h o d D e s c r i p t i o n _ L b l > + 
+         < S h i p T o A d d r e s s _ L b l   E l e m e n t T y p e = " C o l u m n "   E l e m e n t I d = " 1 6 5 0 5 0 5 0 1 7 "   D a t a T y p e = " T e x t C o n s t " > S h i p T o A d d r e s s _ L b l < / S h i p T o A d d r e s s _ L b l > + 
+         < S h i p T o A d d r e s s 1   E l e m e n t T y p e = " C o l u m n "   E l e m e n t I d = " 1 3 5 7 6 7 2 8 6 1 "   D a t a T y p e = " T e x t " > S h i p T o A d d r e s s 1 < / S h i p T o A d d r e s s 1 > + 
+         < S h i p T o A d d r e s s 2   E l e m e n t T y p e = " C o l u m n "   E l e m e n t I d = " 1 0 2 4 2 0 4 5 8 4 "   D a t a T y p e = " T e x t " > S h i p T o A d d r e s s 2 < / S h i p T o A d d r e s s 2 > + 
+         < S h i p T o A d d r e s s 3   E l e m e n t T y p e = " C o l u m n "   E l e m e n t I d = " 1 6 6 1 9 0 1 2 0 1 "   D a t a T y p e = " T e x t " > S h i p T o A d d r e s s 3 < / S h i p T o A d d r e s s 3 > + 
+         < S h i p T o A d d r e s s 4   E l e m e n t T y p e = " C o l u m n "   E l e m e n t I d = " 5 5 5 4 1 6 9 9 0 "   D a t a T y p e = " T e x t " > S h i p T o A d d r e s s 4 < / S h i p T o A d d r e s s 4 > + 
+         < S h i p T o A d d r e s s 5   E l e m e n t T y p e = " C o l u m n "   E l e m e n t I d = " 1 1 9 3 1 1 3 6 0 7 "   D a t a T y p e = " T e x t " > S h i p T o A d d r e s s 5 < / S h i p T o A d d r e s s 5 > + 
+         < S h i p T o A d d r e s s 6   E l e m e n t T y p e = " C o l u m n "   E l e m e n t I d = " 7 1 9 9 7 6 2 4 4 "   D a t a T y p e = " T e x t " > S h i p T o A d d r e s s 6 < / S h i p T o A d d r e s s 6 > + 
+         < S h i p T o A d d r e s s 7   E l e m e n t T y p e = " C o l u m n "   E l e m e n t I d = " 8 2 2 7 9 6 2 7 "   D a t a T y p e = " T e x t " > S h i p T o A d d r e s s 7 < / S h i p T o A d d r e s s 7 > + 
+         < S h i p T o A d d r e s s 8   E l e m e n t T y p e = " C o l u m n "   E l e m e n t I d = " 1 4 9 2 9 9 2 1 7 8 "   D a t a T y p e = " T e x t " > S h i p T o A d d r e s s 8 < / S h i p T o A d d r e s s 8 > + 
+         < S h i p T o P h o n e N o   E l e m e n t T y p e = " C o l u m n "   E l e m e n t I d = " 3 6 9 7 0 2 2 5 5 "   D a t a T y p e = " T e x t " > S h i p T o P h o n e N o < / S h i p T o P h o n e N o > + 
+         < S h o w S h i p p i n g A d d r e s s   E l e m e n t T y p e = " C o l u m n "   E l e m e n t I d = " 1 1 2 0 0 7 1 2 6 6 "   D a t a T y p e = " B o o l e a n " > S h o w S h i p p i n g A d d r e s s < / S h o w S h i p p i n g A d d r e s s > + 
+         < S h o w W o r k D e s c r i p t i o n   E l e m e n t T y p e = " C o l u m n "   E l e m e n t I d = " 7 8 5 4 6 8 8 6 5 "   D a t a T y p e = " B o o l e a n " > S h o w W o r k D e s c r i p t i o n < / S h o w W o r k D e s c r i p t i o n > + 
+         < S u b t o t a l _ L b l   E l e m e n t T y p e = " C o l u m n "   E l e m e n t I d = " 1 9 6 7 7 9 5 1 4 2 "   D a t a T y p e = " T e x t C o n s t " > S u b t o t a l _ L b l < / S u b t o t a l _ L b l > + 
+         < T o t a l _ L b l   E l e m e n t T y p e = " C o l u m n "   E l e m e n t I d = " 1 2 1 0 1 0 0 8 7 8 "   D a t a T y p e = " T e x t C o n s t " > T o t a l _ L b l < / T o t a l _ L b l > + 
+         < V A T A m o u n t _ L b l   E l e m e n t T y p e = " C o l u m n "   E l e m e n t I d = " 1 0 9 4 6 5 7 2 9 "   D a t a T y p e = " T e x t C o n s t " > V A T A m o u n t _ L b l < / V A T A m o u n t _ L b l > + 
+         < V A T A m o u n t S p e c i f i c a t i o n _ L b l   E l e m e n t T y p e = " C o l u m n "   E l e m e n t I d = " 8 7 8 7 0 6 8 4 6 "   D a t a T y p e = " T e x t C o n s t " > V A T A m o u n t S p e c i f i c a t i o n _ L b l < / V A T A m o u n t S p e c i f i c a t i o n _ L b l > + 
+         < V A T B a s e _ L b l   E l e m e n t T y p e = " C o l u m n "   E l e m e n t I d = " 1 8 6 6 1 5 8 2 7 8 "   D a t a T y p e = " T e x t C o n s t " > V A T B a s e _ L b l < / V A T B a s e _ L b l > + 
+         < V A T C l a u s e _ L b l   E l e m e n t T y p e = " C o l u m n "   E l e m e n t I d = " 1 5 7 0 4 9 5 4 9 0 "   D a t a T y p e = " S t r i n g " > V A T C l a u s e _ L b l < / V A T C l a u s e _ L b l > + 
+         < V A T C l a u s e s _ L b l   E l e m e n t T y p e = " C o l u m n "   E l e m e n t I d = " 1 3 8 3 9 2 0 0 1 9 "   D a t a T y p e = " T e x t C o n s t " > V A T C l a u s e s _ L b l < / V A T C l a u s e s _ L b l > + 
+         < V A T I d e n t i f i e r _ L b l   E l e m e n t T y p e = " C o l u m n "   E l e m e n t I d = " 1 6 8 6 6 2 3 9 8 4 "   D a t a T y p e = " T e x t C o n s t " > V A T I d e n t i f i e r _ L b l < / V A T I d e n t i f i e r _ L b l > + 
+         < V A T P e r c e n t a g e _ L b l   E l e m e n t T y p e = " C o l u m n "   E l e m e n t I d = " 6 7 6 6 5 4 5 6 5 "   D a t a T y p e = " T e x t C o n s t " > V A T P e r c e n t a g e _ L b l < / V A T P e r c e n t a g e _ L b l > + 
+         < V A T R e g i s t r a t i o n N o   E l e m e n t T y p e = " C o l u m n "   E l e m e n t I d = " 1 8 8 9 1 9 5 4 0 2 "   D a t a T y p e = " T e x t " > V A T R e g i s t r a t i o n N o < / V A T R e g i s t r a t i o n N o > + 
+         < V A T R e g i s t r a t i o n N o _ L b l   E l e m e n t T y p e = " C o l u m n "   E l e m e n t I d = " 1 4 2 4 6 1 6 0 8 5 "   D a t a T y p e = " T e x t " > V A T R e g i s t r a t i o n N o _ L b l < / V A T R e g i s t r a t i o n N o _ L b l > + 
+         < Y o u r R e f e r e n c e   E l e m e n t T y p e = " C o l u m n "   E l e m e n t I d = " 1 1 0 3 9 9 5 1 "   D a t a T y p e = " T e x t " > Y o u r R e f e r e n c e < / Y o u r R e f e r e n c e > + 
+         < Y o u r R e f e r e n c e _ L b l   E l e m e n t T y p e = " C o l u m n "   E l e m e n t I d = " 4 6 5 4 7 7 4 2 6 "   D a t a T y p e = " S t r i n g " > Y o u r R e f e r e n c e _ L b l < / Y o u r R e f e r e n c e _ L b l > + 
+         < L i n e   E l e m e n t T y p e = " D a t a I t e m "   E l e m e n t I d = " 4 1 1 9 7 6 1 3 3 " > + 
+             < A m o u n t E x c l u d i n g V A T _ L i n e   E l e m e n t T y p e = " C o l u m n "   E l e m e n t I d = " 1 0 6 2 4 6 0 0 4 0 "   D a t a T y p e = " D e c i m a l " > A m o u n t E x c l u d i n g V A T _ L i n e < / A m o u n t E x c l u d i n g V A T _ L i n e > + 
+             < A m o u n t E x c l u d i n g V A T _ L i n e _ L b l   E l e m e n t T y p e = " C o l u m n "   E l e m e n t I d = " 2 0 0 2 8 7 4 4 7 5 "   D a t a T y p e = " S t r i n g " > A m o u n t E x c l u d i n g V A T _ L i n e _ L b l < / A m o u n t E x c l u d i n g V A T _ L i n e _ L b l > + 
+             < A m o u n t I n c l u d i n g V A T _ L i n e   E l e m e n t T y p e = " C o l u m n "   E l e m e n t I d = " 7 7 0 9 2 8 4 0 2 "   D a t a T y p e = " D e c i m a l " > A m o u n t I n c l u d i n g V A T _ L i n e < / A m o u n t I n c l u d i n g V A T _ L i n e > + 
+             < A m o u n t I n c l u d i n g V A T _ L i n e _ L b l   E l e m e n t T y p e = " C o l u m n "   E l e m e n t I d = " 9 3 0 7 4 7 3 1 3 "   D a t a T y p e = " S t r i n g " > A m o u n t I n c l u d i n g V A T _ L i n e _ L b l < / A m o u n t I n c l u d i n g V A T _ L i n e _ L b l > + 
+             < C o n t r a c t L i n e N o   E l e m e n t T y p e = " C o l u m n "   E l e m e n t I d = " 3 0 7 6 6 9 2 4 8 "   D a t a T y p e = " I n t e g e r " > C o n t r a c t L i n e N o < / C o n t r a c t L i n e N o > + 
+             < C o n t r a c t N o   E l e m e n t T y p e = " C o l u m n "   E l e m e n t I d = " 1 9 5 9 3 0 8 7 1 8 "   D a t a T y p e = " C o d e " > C o n t r a c t N o < / C o n t r a c t N o > + 
+             < D e s c r i p t i o n _ L i n e   E l e m e n t T y p e = " C o l u m n "   E l e m e n t I d = " 1 4 0 6 8 2 2 3 1 0 "   D a t a T y p e = " T e x t " > D e s c r i p t i o n _ L i n e < / D e s c r i p t i o n _ L i n e > + 
+             < D e s c r i p t i o n _ L i n e _ L b l   E l e m e n t T y p e = " C o l u m n "   E l e m e n t I d = " 2 1 1 8 9 5 1 4 9 5 "   D a t a T y p e = " S t r i n g " > D e s c r i p t i o n _ L i n e _ L b l < / D e s c r i p t i o n _ L i n e _ L b l > + 
+             < I t e m N o _ L i n e   E l e m e n t T y p e = " C o l u m n "   E l e m e n t I d = " 1 9 1 0 2 9 6 2 8 8 "   D a t a T y p e = " C o d e " > I t e m N o _ L i n e < / I t e m N o _ L i n e > + 
+             < I t e m N o _ L i n e _ L b l   E l e m e n t T y p e = " C o l u m n "   E l e m e n t I d = " 1 3 4 0 0 7 9 6 1 3 "   D a t a T y p e = " S t r i n g " > I t e m N o _ L i n e _ L b l < / I t e m N o _ L i n e _ L b l > + 
+             < I t e m R e f e r e n c e N o _ L i n e   E l e m e n t T y p e = " C o l u m n "   E l e m e n t I d = " 9 2 7 2 3 5 7 "   D a t a T y p e = " C o d e " > I t e m R e f e r e n c e N o _ L i n e < / I t e m R e f e r e n c e N o _ L i n e > + 
+             < I t e m R e f e r e n c e N o _ L i n e _ L b l   E l e m e n t T y p e = " C o l u m n "   E l e m e n t I d = " 1 9 8 0 6 3 1 1 3 0 "   D a t a T y p e = " S t r i n g " > I t e m R e f e r e n c e N o _ L i n e _ L b l < / I t e m R e f e r e n c e N o _ L i n e _ L b l > + 
+             < L i n e A m o u n t _ L i n e   E l e m e n t T y p e = " C o l u m n "   E l e m e n t I d = " 2 6 8 9 3 7 1 6 2 "   D a t a T y p e = " T e x t " > L i n e A m o u n t _ L i n e < / L i n e A m o u n t _ L i n e > + 
+             < L i n e A m o u n t _ L i n e _ L b l   E l e m e n t T y p e = " C o l u m n "   E l e m e n t I d = " 9 9 2 9 0 1 8 4 5 "   D a t a T y p e = " S t r i n g " > L i n e A m o u n t _ L i n e _ L b l < / L i n e A m o u n t _ L i n e _ L b l > + 
+             < L i n e D i s c o u n t P e r c e n t _ L i n e   E l e m e n t T y p e = " C o l u m n "   E l e m e n t I d = " 9 0 7 8 2 7 4 3 6 "   D a t a T y p e = " D e c i m a l " > L i n e D i s c o u n t P e r c e n t _ L i n e < / L i n e D i s c o u n t P e r c e n t _ L i n e > + 
+             < L i n e D i s c o u n t P e r c e n t T e x t _ L i n e   E l e m e n t T y p e = " C o l u m n "   E l e m e n t I d = " 6 1 3 1 3 5 1 9 "   D a t a T y p e = " T e x t " > L i n e D i s c o u n t P e r c e n t T e x t _ L i n e < / L i n e D i s c o u n t P e r c e n t T e x t _ L i n e > + 
+             < L i n e N o _ L i n e   E l e m e n t T y p e = " C o l u m n "   E l e m e n t I d = " 6 9 8 9 8 5 9 7 9 "   D a t a T y p e = " I n t e g e r " > L i n e N o _ L i n e < / L i n e N o _ L i n e > + 
+             < Q u a n t i t y _ L i n e   E l e m e n t T y p e = " C o l u m n "   E l e m e n t I d = " 1 0 6 8 5 4 3 5 3 7 "   D a t a T y p e = " T e x t " > Q u a n t i t y _ L i n e < / Q u a n t i t y _ L i n e > + 
+             < Q u a n t i t y _ L i n e _ L b l   E l e m e n t T y p e = " C o l u m n "   E l e m e n t I d = " 2 0 3 4 5 0 6 8 0 2 "   D a t a T y p e = " S t r i n g " > Q u a n t i t y _ L i n e _ L b l < / Q u a n t i t y _ L i n e _ L b l > + 
+             < R e c u r r i n g B i l l i n g f r o m   E l e m e n t T y p e = " C o l u m n "   E l e m e n t I d = " 4 7 7 0 0 1 9 2 1 "   D a t a T y p e = " D a t e " > R e c u r r i n g B i l l i n g f r o m < / R e c u r r i n g B i l l i n g f r o m > + 
+             < R e c u r r i n g B i l l i n g t o   E l e m e n t T y p e = " C o l u m n "   E l e m e n t I d = " 1 3 8 4 6 2 3 0 0 4 "   D a t a T y p e = " D a t e " > R e c u r r i n g B i l l i n g t o < / R e c u r r i n g B i l l i n g t o > + 
+             < S h i p m e n t D a t e _ L i n e   E l e m e n t T y p e = " C o l u m n "   E l e m e n t I d = " 1 6 7 3 3 7 5 4 1 6 "   D a t a T y p e = " S t r i n g " > S h i p m e n t D a t e _ L i n e < / S h i p m e n t D a t e _ L i n e > + 
+             < S h i p m e n t D a t e _ L i n e _ L b l   E l e m e n t T y p e = " C o l u m n "   E l e m e n t I d = " 8 5 3 2 2 4 3 6 3 "   D a t a T y p e = " T e x t C o n s t " > S h i p m e n t D a t e _ L i n e _ L b l < / S h i p m e n t D a t e _ L i n e _ L b l > + 
+             < T r a n s H e a d e r A m o u n t   E l e m e n t T y p e = " C o l u m n "   E l e m e n t I d = " 2 0 2 8 3 0 6 2 7 6 "   D a t a T y p e = " D e c i m a l " > T r a n s H e a d e r A m o u n t < / T r a n s H e a d e r A m o u n t > + 
+             < T y p e _ L i n e   E l e m e n t T y p e = " C o l u m n "   E l e m e n t I d = " 2 7 2 8 0 4 9 2 4 "   D a t a T y p e = " S t r i n g " > T y p e _ L i n e < / T y p e _ L i n e > + 
+             < U n i t O f M e a s u r e   E l e m e n t T y p e = " C o l u m n "   E l e m e n t I d = " 1 8 0 8 2 2 8 0 1 8 "   D a t a T y p e = " T e x t " > U n i t O f M e a s u r e < / U n i t O f M e a s u r e > + 
+             < U n i t O f M e a s u r e _ L b l   E l e m e n t T y p e = " C o l u m n "   E l e m e n t I d = " 9 8 1 9 5 1 2 4 9 "   D a t a T y p e = " S t r i n g " > U n i t O f M e a s u r e _ L b l < / U n i t O f M e a s u r e _ L b l > + 
+             < U n i t P r i c e   E l e m e n t T y p e = " C o l u m n "   E l e m e n t I d = " 1 4 7 8 2 2 1 5 2 6 "   D a t a T y p e = " T e x t " > U n i t P r i c e < / U n i t P r i c e > + 
+             < U n i t P r i c e _ L b l   E l e m e n t T y p e = " C o l u m n "   E l e m e n t I d = " 1 1 6 3 9 2 6 6 0 3 "   D a t a T y p e = " S t r i n g " > U n i t P r i c e _ L b l < / U n i t P r i c e _ L b l > + 
+             < V A T I d e n t i f i e r _ L i n e   E l e m e n t T y p e = " C o l u m n "   E l e m e n t I d = " 1 7 7 3 6 2 2 4 1 2 "   D a t a T y p e = " C o d e " > V A T I d e n t i f i e r _ L i n e < / V A T I d e n t i f i e r _ L i n e > + 
+             < V A T I d e n t i f i e r _ L i n e _ L b l   E l e m e n t T y p e = " C o l u m n "   E l e m e n t I d = " 5 3 3 7 8 2 7 0 3 "   D a t a T y p e = " S t r i n g " > V A T I d e n t i f i e r _ L i n e _ L b l < / V A T I d e n t i f i e r _ L i n e _ L b l > + 
+             < V A T P c t _ L i n e   E l e m e n t T y p e = " C o l u m n "   E l e m e n t I d = " 1 9 7 4 0 0 1 9 4 4 "   D a t a T y p e = " T e x t " > V A T P c t _ L i n e < / V A T P c t _ L i n e > + 
+             < V A T P c t _ L i n e _ L b l   E l e m e n t T y p e = " C o l u m n "   E l e m e n t I d = " 1 2 0 7 5 2 9 9 1 5 "   D a t a T y p e = " S t r i n g " > V A T P c t _ L i n e _ L b l < / V A T P c t _ L i n e _ L b l > + 
+             < S h i p m e n t L i n e   E l e m e n t T y p e = " D a t a I t e m "   E l e m e n t I d = " 2 0 1 5 9 9 6 0 5 1 " > + 
+                 < D o c u m e n t N o _ S h i p m e n t L i n e   E l e m e n t T y p e = " C o l u m n "   E l e m e n t I d = " 1 2 4 3 7 6 7 7 6 2 "   D a t a T y p e = " C o d e " > D o c u m e n t N o _ S h i p m e n t L i n e < / D o c u m e n t N o _ S h i p m e n t L i n e > + 
+                 < P o s t i n g D a t e _ S h i p m e n t L i n e   E l e m e n t T y p e = " C o l u m n "   E l e m e n t I d = " 1 8 3 4 0 0 3 2 0 "   D a t a T y p e = " S t r i n g " > P o s t i n g D a t e _ S h i p m e n t L i n e < / P o s t i n g D a t e _ S h i p m e n t L i n e > + 
+                 < P o s t i n g D a t e _ S h i p m e n t L i n e _ L b l   E l e m e n t T y p e = " C o l u m n "   E l e m e n t I d = " 1 0 9 0 0 6 9 0 2 7 "   D a t a T y p e = " S t r i n g " > P o s t i n g D a t e _ S h i p m e n t L i n e _ L b l < / P o s t i n g D a t e _ S h i p m e n t L i n e _ L b l > + 
+                 < Q u a n t i t y _ S h i p m e n t L i n e   E l e m e n t T y p e = " C o l u m n "   E l e m e n t I d = " 1 6 3 7 0 3 4 2 4 7 "   D a t a T y p e = " D e c i m a l " > Q u a n t i t y _ S h i p m e n t L i n e < / Q u a n t i t y _ S h i p m e n t L i n e > + 
+                 < Q u a n t i t y _ S h i p m e n t L i n e _ L b l   E l e m e n t T y p e = " C o l u m n "   E l e m e n t I d = " 1 6 0 2 6 6 7 3 8 6 "   D a t a T y p e = " S t r i n g " > Q u a n t i t y _ S h i p m e n t L i n e _ L b l < / Q u a n t i t y _ S h i p m e n t L i n e _ L b l >   
              < / S h i p m e n t L i n e >   
-             < A s s e m b l y L i n e > - 
-                 < D e s c r i p t i o n _ A s s e m b l y L i n e > D e s c r i p t i o n _ A s s e m b l y L i n e < / D e s c r i p t i o n _ A s s e m b l y L i n e > - 
-                 < L i n e N o _ A s s e m b l y L i n e > L i n e N o _ A s s e m b l y L i n e < / L i n e N o _ A s s e m b l y L i n e > - 
-                 < Q u a n t i t y _ A s s e m b l y L i n e > Q u a n t i t y _ A s s e m b l y L i n e < / Q u a n t i t y _ A s s e m b l y L i n e > - 
-                 < U n i t O f M e a s u r e _ A s s e m b l y L i n e > U n i t O f M e a s u r e _ A s s e m b l y L i n e < / U n i t O f M e a s u r e _ A s s e m b l y L i n e > - 
-                 < V a r i a n t C o d e _ A s s e m b l y L i n e > V a r i a n t C o d e _ A s s e m b l y L i n e < / V a r i a n t C o d e _ A s s e m b l y L i n e > +             < A s s e m b l y L i n e   E l e m e n t T y p e = " D a t a I t e m "   E l e m e n t I d = " 1 2 0 5 9 4 2 8 5 " > + 
+                 < D e s c r i p t i o n _ A s s e m b l y L i n e   E l e m e n t T y p e = " C o l u m n "   E l e m e n t I d = " 2 8 0 7 4 3 7 9 6 "   D a t a T y p e = " T e x t " > D e s c r i p t i o n _ A s s e m b l y L i n e < / D e s c r i p t i o n _ A s s e m b l y L i n e > + 
+                 < L i n e N o _ A s s e m b l y L i n e   E l e m e n t T y p e = " C o l u m n "   E l e m e n t I d = " 6 4 0 5 8 3 8 9 1 "   D a t a T y p e = " C o d e " > L i n e N o _ A s s e m b l y L i n e < / L i n e N o _ A s s e m b l y L i n e > + 
+                 < Q u a n t i t y _ A s s e m b l y L i n e   E l e m e n t T y p e = " C o l u m n "   E l e m e n t I d = " 1 9 5 7 6 4 8 2 3 1 "   D a t a T y p e = " D e c i m a l " > Q u a n t i t y _ A s s e m b l y L i n e < / Q u a n t i t y _ A s s e m b l y L i n e > + 
+                 < U n i t O f M e a s u r e _ A s s e m b l y L i n e   E l e m e n t T y p e = " C o l u m n "   E l e m e n t I d = " 1 6 4 9 1 2 3 7 7 3 "   D a t a T y p e = " T e x t " > U n i t O f M e a s u r e _ A s s e m b l y L i n e < / U n i t O f M e a s u r e _ A s s e m b l y L i n e > + 
+                 < V a r i a n t C o d e _ A s s e m b l y L i n e   E l e m e n t T y p e = " C o l u m n "   E l e m e n t I d = " 1 8 6 9 4 0 7 6 7 2 "   D a t a T y p e = " C o d e " > V a r i a n t C o d e _ A s s e m b l y L i n e < / V a r i a n t C o d e _ A s s e m b l y L i n e >   
              < / A s s e m b l y L i n e >   
          < / L i n e >   
-         < W o r k D e s c r i p t i o n L i n e s > - 
-             < W o r k D e s c r i p t i o n L i n e > W o r k D e s c r i p t i o n L i n e < / W o r k D e s c r i p t i o n L i n e > - 
-             < W o r k D e s c r i p t i o n L i n e N u m b e r > W o r k D e s c r i p t i o n L i n e N u m b e r < / W o r k D e s c r i p t i o n L i n e N u m b e r > +         < W o r k D e s c r i p t i o n L i n e s   E l e m e n t T y p e = " D a t a I t e m "   E l e m e n t I d = " 2 7 6 8 1 9 4 4 7 " > + 
+             < W o r k D e s c r i p t i o n L i n e   E l e m e n t T y p e = " C o l u m n "   E l e m e n t I d = " 1 9 4 7 6 2 1 6 7 6 "   D a t a T y p e = " T e x t " > W o r k D e s c r i p t i o n L i n e < / W o r k D e s c r i p t i o n L i n e > + 
+             < W o r k D e s c r i p t i o n L i n e N u m b e r   E l e m e n t T y p e = " C o l u m n "   E l e m e n t I d = " 7 9 7 3 0 7 2 2 3 "   D a t a T y p e = " I n t e g e r " > W o r k D e s c r i p t i o n L i n e N u m b e r < / W o r k D e s c r i p t i o n L i n e N u m b e r >   
          < / W o r k D e s c r i p t i o n L i n e s >   
-         < V A T A m o u n t L i n e > - 
-             < I n v o i c e D i s c o u n t A m o u n t _ V A T A m o u n t L i n e > I n v o i c e D i s c o u n t A m o u n t _ V A T A m o u n t L i n e < / I n v o i c e D i s c o u n t A m o u n t _ V A T A m o u n t L i n e > - 
-             < I n v o i c e D i s c o u n t A m o u n t _ V A T A m o u n t L i n e _ L b l > I n v o i c e D i s c o u n t A m o u n t _ V A T A m o u n t L i n e _ L b l < / I n v o i c e D i s c o u n t A m o u n t _ V A T A m o u n t L i n e _ L b l > - 
-             < I n v o i c e D i s c o u n t B a s e A m o u n t _ V A T A m o u n t L i n e > I n v o i c e D i s c o u n t B a s e A m o u n t _ V A T A m o u n t L i n e < / I n v o i c e D i s c o u n t B a s e A m o u n t _ V A T A m o u n t L i n e > - 
-             < I n v o i c e D i s c o u n t B a s e A m o u n t _ V A T A m o u n t L i n e _ L b l > I n v o i c e D i s c o u n t B a s e A m o u n t _ V A T A m o u n t L i n e _ L b l < / I n v o i c e D i s c o u n t B a s e A m o u n t _ V A T A m o u n t L i n e _ L b l > - 
-             < L i n e A m o u n t _ V a t A m o u n t L i n e > L i n e A m o u n t _ V a t A m o u n t L i n e < / L i n e A m o u n t _ V a t A m o u n t L i n e > - 
-             < L i n e A m o u n t _ V a t A m o u n t L i n e _ L b l > L i n e A m o u n t _ V a t A m o u n t L i n e _ L b l < / L i n e A m o u n t _ V a t A m o u n t L i n e _ L b l > - 
-             < N o O f V A T I d e n t i f i e r s > N o O f V A T I d e n t i f i e r s < / N o O f V A T I d e n t i f i e r s > - 
-             < V A T A m o u n t L C Y _ V A T A m o u n t L i n e > V A T A m o u n t L C Y _ V A T A m o u n t L i n e < / V A T A m o u n t L C Y _ V A T A m o u n t L i n e > - 
-             < V A T A m o u n t L C Y _ V A T A m o u n t L i n e _ L b l > V A T A m o u n t L C Y _ V A T A m o u n t L i n e _ L b l < / V A T A m o u n t L C Y _ V A T A m o u n t L i n e _ L b l > - 
-             < V A T A m o u n t _ V a t A m o u n t L i n e > V A T A m o u n t _ V a t A m o u n t L i n e < / V A T A m o u n t _ V a t A m o u n t L i n e > - 
-             < V A T A m o u n t _ V a t A m o u n t L i n e _ L b l > V A T A m o u n t _ V a t A m o u n t L i n e _ L b l < / V A T A m o u n t _ V a t A m o u n t L i n e _ L b l > - 
-             < V A T B a s e L C Y _ V A T A m o u n t L i n e > V A T B a s e L C Y _ V A T A m o u n t L i n e < / V A T B a s e L C Y _ V A T A m o u n t L i n e > - 
-             < V A T B a s e L C Y _ V A T A m o u n t L i n e _ L b l > V A T B a s e L C Y _ V A T A m o u n t L i n e _ L b l < / V A T B a s e L C Y _ V A T A m o u n t L i n e _ L b l > - 
-             < V A T B a s e _ V a t A m o u n t L i n e > V A T B a s e _ V a t A m o u n t L i n e < / V A T B a s e _ V a t A m o u n t L i n e > - 
-             < V A T B a s e _ V a t A m o u n t L i n e _ L b l > V A T B a s e _ V a t A m o u n t L i n e _ L b l < / V A T B a s e _ V a t A m o u n t L i n e _ L b l > - 
-             < V A T I d e n t i f i e r _ V a t A m o u n t L i n e > V A T I d e n t i f i e r _ V a t A m o u n t L i n e < / V A T I d e n t i f i e r _ V a t A m o u n t L i n e > - 
-             < V A T I d e n t i f i e r _ V a t A m o u n t L i n e _ L b l > V A T I d e n t i f i e r _ V a t A m o u n t L i n e _ L b l < / V A T I d e n t i f i e r _ V a t A m o u n t L i n e _ L b l > - 
-             < V A T P c t _ V a t A m o u n t L i n e > V A T P c t _ V a t A m o u n t L i n e < / V A T P c t _ V a t A m o u n t L i n e > - 
-             < V A T P c t _ V a t A m o u n t L i n e _ L b l > V A T P c t _ V a t A m o u n t L i n e _ L b l < / V A T P c t _ V a t A m o u n t L i n e _ L b l > +         < V A T A m o u n t L i n e   E l e m e n t T y p e = " D a t a I t e m "   E l e m e n t I d = " 8 2 7 5 3 4 3 4 8 " > + 
+             < I n v o i c e D i s c o u n t A m o u n t _ V A T A m o u n t L i n e   E l e m e n t T y p e = " C o l u m n "   E l e m e n t I d = " 8 2 4 7 3 0 1 4 1 "   D a t a T y p e = " D e c i m a l " > I n v o i c e D i s c o u n t A m o u n t _ V A T A m o u n t L i n e < / I n v o i c e D i s c o u n t A m o u n t _ V A T A m o u n t L i n e > + 
+             < I n v o i c e D i s c o u n t A m o u n t _ V A T A m o u n t L i n e _ L b l   E l e m e n t T y p e = " C o l u m n "   E l e m e n t I d = " 1 5 6 2 2 0 0 0 3 4 "   D a t a T y p e = " S t r i n g " > I n v o i c e D i s c o u n t A m o u n t _ V A T A m o u n t L i n e _ L b l < / I n v o i c e D i s c o u n t A m o u n t _ V A T A m o u n t L i n e _ L b l > + 
+             < I n v o i c e D i s c o u n t B a s e A m o u n t _ V A T A m o u n t L i n e   E l e m e n t T y p e = " C o l u m n "   E l e m e n t I d = " 2 0 4 0 3 3 2 2 6 6 "   D a t a T y p e = " D e c i m a l " > I n v o i c e D i s c o u n t B a s e A m o u n t _ V A T A m o u n t L i n e < / I n v o i c e D i s c o u n t B a s e A m o u n t _ V A T A m o u n t L i n e > + 
+             < I n v o i c e D i s c o u n t B a s e A m o u n t _ V A T A m o u n t L i n e _ L b l   E l e m e n t T y p e = " C o l u m n "   E l e m e n t I d = " 4 0 5 9 6 0 3 3 1 "   D a t a T y p e = " S t r i n g " > I n v o i c e D i s c o u n t B a s e A m o u n t _ V A T A m o u n t L i n e _ L b l < / I n v o i c e D i s c o u n t B a s e A m o u n t _ V A T A m o u n t L i n e _ L b l > + 
+             < L i n e A m o u n t _ V a t A m o u n t L i n e   E l e m e n t T y p e = " C o l u m n "   E l e m e n t I d = " 2 1 4 6 5 4 0 1 "   D a t a T y p e = " D e c i m a l " > L i n e A m o u n t _ V a t A m o u n t L i n e < / L i n e A m o u n t _ V a t A m o u n t L i n e > + 
+             < L i n e A m o u n t _ V a t A m o u n t L i n e _ L b l   E l e m e n t T y p e = " C o l u m n "   E l e m e n t I d = " 1 1 1 0 9 1 2 1 2 4 "   D a t a T y p e = " S t r i n g " > L i n e A m o u n t _ V a t A m o u n t L i n e _ L b l < / L i n e A m o u n t _ V a t A m o u n t L i n e _ L b l > + 
+             < N o O f V A T I d e n t i f i e r s   E l e m e n t T y p e = " C o l u m n "   E l e m e n t I d = " 1 1 5 3 2 6 3 0 2 6 "   D a t a T y p e = " I n t e g e r " > N o O f V A T I d e n t i f i e r s < / N o O f V A T I d e n t i f i e r s > + 
+             < V A T A m o u n t _ V a t A m o u n t L i n e   E l e m e n t T y p e = " C o l u m n "   E l e m e n t I d = " 1 8 9 1 8 2 0 6 2 0 "   D a t a T y p e = " D e c i m a l " > V A T A m o u n t _ V a t A m o u n t L i n e < / V A T A m o u n t _ V a t A m o u n t L i n e > + 
+             < V A T A m o u n t _ V a t A m o u n t L i n e _ L b l   E l e m e n t T y p e = " C o l u m n "   E l e m e n t I d = " 1 5 1 3 5 5 5 4 7 3 "   D a t a T y p e = " S t r i n g " > V A T A m o u n t _ V a t A m o u n t L i n e _ L b l < / V A T A m o u n t _ V a t A m o u n t L i n e _ L b l > + 
+             < V A T A m o u n t L C Y _ V A T A m o u n t L i n e   E l e m e n t T y p e = " C o l u m n "   E l e m e n t I d = " 1 5 8 1 9 9 4 3 5 0 "   D a t a T y p e = " D e c i m a l " > V A T A m o u n t L C Y _ V A T A m o u n t L i n e < / V A T A m o u n t L C Y _ V A T A m o u n t L i n e > + 
+             < V A T A m o u n t L C Y _ V A T A m o u n t L i n e _ L b l   E l e m e n t T y p e = " C o l u m n "   E l e m e n t I d = " 9 2 3 0 0 3 3 7 "   D a t a T y p e = " T e x t C o n s t " > V A T A m o u n t L C Y _ V A T A m o u n t L i n e _ L b l < / V A T A m o u n t L C Y _ V A T A m o u n t L i n e _ L b l > + 
+             < V A T B a s e _ V a t A m o u n t L i n e   E l e m e n t T y p e = " C o l u m n "   E l e m e n t I d = " 1 4 5 8 9 3 7 8 1 9 "   D a t a T y p e = " D e c i m a l " > V A T B a s e _ V a t A m o u n t L i n e < / V A T B a s e _ V a t A m o u n t L i n e > + 
+             < V A T B a s e _ V a t A m o u n t L i n e _ L b l   E l e m e n t T y p e = " C o l u m n "   E l e m e n t I d = " 1 6 9 1 3 0 2 4 8 8 "   D a t a T y p e = " S t r i n g " > V A T B a s e _ V a t A m o u n t L i n e _ L b l < / V A T B a s e _ V a t A m o u n t L i n e _ L b l > + 
+             < V A T B a s e L C Y _ V A T A m o u n t L i n e   E l e m e n t T y p e = " C o l u m n "   E l e m e n t I d = " 1 8 6 0 9 4 5 6 3 5 "   D a t a T y p e = " D e c i m a l " > V A T B a s e L C Y _ V A T A m o u n t L i n e < / V A T B a s e L C Y _ V A T A m o u n t L i n e > + 
+             < V A T B a s e L C Y _ V A T A m o u n t L i n e _ L b l   E l e m e n t T y p e = " C o l u m n "   E l e m e n t I d = " 1 2 3 6 4 6 7 9 9 8 "   D a t a T y p e = " T e x t C o n s t " > V A T B a s e L C Y _ V A T A m o u n t L i n e _ L b l < / V A T B a s e L C Y _ V A T A m o u n t L i n e _ L b l > + 
+             < V A T I d e n t i f i e r _ V a t A m o u n t L i n e   E l e m e n t T y p e = " C o l u m n "   E l e m e n t I d = " 1 1 4 2 0 7 0 0 3 5 "   D a t a T y p e = " C o d e " > V A T I d e n t i f i e r _ V a t A m o u n t L i n e < / V A T I d e n t i f i e r _ V a t A m o u n t L i n e > + 
+             < V A T I d e n t i f i e r _ V a t A m o u n t L i n e _ L b l   E l e m e n t T y p e = " C o l u m n "   E l e m e n t I d = " 8 6 4 5 0 4 5 0 "   D a t a T y p e = " S t r i n g " > V A T I d e n t i f i e r _ V a t A m o u n t L i n e _ L b l < / V A T I d e n t i f i e r _ V a t A m o u n t L i n e _ L b l > + 
+             < V A T P c t _ V a t A m o u n t L i n e   E l e m e n t T y p e = " C o l u m n "   E l e m e n t I d = " 1 4 5 3 5 4 2 7 7 7 "   D a t a T y p e = " D e c i m a l " > V A T P c t _ V a t A m o u n t L i n e < / V A T P c t _ V a t A m o u n t L i n e > + 
+             < V A T P c t _ V a t A m o u n t L i n e _ L b l   E l e m e n t T y p e = " C o l u m n "   E l e m e n t I d = " 6 7 6 3 2 3 7 8 "   D a t a T y p e = " S t r i n g " > V A T P c t _ V a t A m o u n t L i n e _ L b l < / V A T P c t _ V a t A m o u n t L i n e _ L b l >   
          < / V A T A m o u n t L i n e >   
-         < V A T C l a u s e L i n e > - 
-             < C o d e _ V A T C l a u s e L i n e > C o d e _ V A T C l a u s e L i n e < / C o d e _ V A T C l a u s e L i n e > - 
-             < C o d e _ V A T C l a u s e L i n e _ L b l > C o d e _ V A T C l a u s e L i n e _ L b l < / C o d e _ V A T C l a u s e L i n e _ L b l > - 
-             < D e s c r i p t i o n 2 _ V A T C l a u s e L i n e > D e s c r i p t i o n 2 _ V A T C l a u s e L i n e < / D e s c r i p t i o n 2 _ V A T C l a u s e L i n e > - 
-             < D e s c r i p t i o n _ V A T C l a u s e L i n e > D e s c r i p t i o n _ V A T C l a u s e L i n e < / D e s c r i p t i o n _ V A T C l a u s e L i n e > - 
-             < N o O f V A T C l a u s e s > N o O f V A T C l a u s e s < / N o O f V A T C l a u s e s > - 
-             < V A T A m o u n t _ V A T C l a u s e L i n e > V A T A m o u n t _ V A T C l a u s e L i n e < / V A T A m o u n t _ V A T C l a u s e L i n e > - 
-             < V A T I d e n t i f i e r _ V A T C l a u s e L i n e > V A T I d e n t i f i e r _ V A T C l a u s e L i n e < / V A T I d e n t i f i e r _ V A T C l a u s e L i n e > +         < V A T C l a u s e L i n e   E l e m e n t T y p e = " D a t a I t e m "   E l e m e n t I d = " 1 6 6 5 5 0 0 1 6 3 " > + 
+             < C o d e _ V A T C l a u s e L i n e   E l e m e n t T y p e = " C o l u m n "   E l e m e n t I d = " 1 8 2 4 5 8 9 8 4 7 "   D a t a T y p e = " C o d e " > C o d e _ V A T C l a u s e L i n e < / C o d e _ V A T C l a u s e L i n e > + 
+             < C o d e _ V A T C l a u s e L i n e _ L b l   E l e m e n t T y p e = " C o l u m n "   E l e m e n t I d = " 4 6 1 5 3 3 0 2 "   D a t a T y p e = " S t r i n g " > C o d e _ V A T C l a u s e L i n e _ L b l < / C o d e _ V A T C l a u s e L i n e _ L b l > + 
+             < D e s c r i p t i o n _ V A T C l a u s e L i n e   E l e m e n t T y p e = " C o l u m n "   E l e m e n t I d = " 1 3 0 5 5 4 5 9 2 4 "   D a t a T y p e = " T e x t " > D e s c r i p t i o n _ V A T C l a u s e L i n e < / D e s c r i p t i o n _ V A T C l a u s e L i n e > + 
+             < D e s c r i p t i o n 2 _ V A T C l a u s e L i n e   E l e m e n t T y p e = " C o l u m n "   E l e m e n t I d = " 1 3 7 9 6 6 7 4 7 0 "   D a t a T y p e = " T e x t " > D e s c r i p t i o n 2 _ V A T C l a u s e L i n e < / D e s c r i p t i o n 2 _ V A T C l a u s e L i n e > + 
+             < N o O f V A T C l a u s e s   E l e m e n t T y p e = " C o l u m n "   E l e m e n t I d = " 7 5 6 4 1 7 3 9 2 "   D a t a T y p e = " I n t e g e r " > N o O f V A T C l a u s e s < / N o O f V A T C l a u s e s > + 
+             < V A T A m o u n t _ V A T C l a u s e L i n e   E l e m e n t T y p e = " C o l u m n "   E l e m e n t I d = " 2 2 2 4 6 9 0 5 9 "   D a t a T y p e = " D e c i m a l " > V A T A m o u n t _ V A T C l a u s e L i n e < / V A T A m o u n t _ V A T C l a u s e L i n e > + 
+             < V A T I d e n t i f i e r _ V A T C l a u s e L i n e   E l e m e n t T y p e = " C o l u m n "   E l e m e n t I d = " 1 4 6 4 4 7 2 4 7 8 "   D a t a T y p e = " C o d e " > V A T I d e n t i f i e r _ V A T C l a u s e L i n e < / V A T I d e n t i f i e r _ V A T C l a u s e L i n e >   
          < / V A T C l a u s e L i n e >   
-         < R e p o r t T o t a l s L i n e > - 
-             < A m o u n t F o r m a t t e d _ R e p o r t T o t a l s L i n e > A m o u n t F o r m a t t e d _ R e p o r t T o t a l s L i n e < / A m o u n t F o r m a t t e d _ R e p o r t T o t a l s L i n e > - 
-             < A m o u n t _ R e p o r t T o t a l s L i n e > A m o u n t _ R e p o r t T o t a l s L i n e < / A m o u n t _ R e p o r t T o t a l s L i n e > - 
-             < D e s c r i p t i o n _ R e p o r t T o t a l s L i n e > D e s c r i p t i o n _ R e p o r t T o t a l s L i n e < / D e s c r i p t i o n _ R e p o r t T o t a l s L i n e > - 
-             < F o n t B o l d _ R e p o r t T o t a l s L i n e > F o n t B o l d _ R e p o r t T o t a l s L i n e < / F o n t B o l d _ R e p o r t T o t a l s L i n e > - 
-             < F o n t U n d e r l i n e _ R e p o r t T o t a l s L i n e > F o n t U n d e r l i n e _ R e p o r t T o t a l s L i n e < / F o n t U n d e r l i n e _ R e p o r t T o t a l s L i n e > +         < R e p o r t T o t a l s L i n e   E l e m e n t T y p e = " D a t a I t e m "   E l e m e n t I d = " 2 1 2 2 5 4 9 8 3 6 " > + 
+             < A m o u n t _ R e p o r t T o t a l s L i n e   E l e m e n t T y p e = " C o l u m n "   E l e m e n t I d = " 4 1 9 9 1 8 3 6 9 "   D a t a T y p e = " D e c i m a l " > A m o u n t _ R e p o r t T o t a l s L i n e < / A m o u n t _ R e p o r t T o t a l s L i n e > + 
+             < A m o u n t F o r m a t t e d _ R e p o r t T o t a l s L i n e   E l e m e n t T y p e = " C o l u m n "   E l e m e n t I d = " 1 5 0 6 1 3 6 8 2 5 "   D a t a T y p e = " T e x t " > A m o u n t F o r m a t t e d _ R e p o r t T o t a l s L i n e < / A m o u n t F o r m a t t e d _ R e p o r t T o t a l s L i n e > + 
+             < D e s c r i p t i o n _ R e p o r t T o t a l s L i n e   E l e m e n t T y p e = " C o l u m n "   E l e m e n t I d = " 5 8 1 9 9 6 0 6 7 "   D a t a T y p e = " T e x t " > D e s c r i p t i o n _ R e p o r t T o t a l s L i n e < / D e s c r i p t i o n _ R e p o r t T o t a l s L i n e > + 
+             < F o n t B o l d _ R e p o r t T o t a l s L i n e   E l e m e n t T y p e = " C o l u m n "   E l e m e n t I d = " 9 4 6 5 4 0 5 4 9 "   D a t a T y p e = " B o o l e a n " > F o n t B o l d _ R e p o r t T o t a l s L i n e < / F o n t B o l d _ R e p o r t T o t a l s L i n e > + 
+             < F o n t U n d e r l i n e _ R e p o r t T o t a l s L i n e   E l e m e n t T y p e = " C o l u m n "   E l e m e n t I d = " 2 0 2 1 5 3 3 6 9 4 "   D a t a T y p e = " B o o l e a n " > F o n t U n d e r l i n e _ R e p o r t T o t a l s L i n e < / F o n t U n d e r l i n e _ R e p o r t T o t a l s L i n e >   
          < / R e p o r t T o t a l s L i n e >   
-         < L e t t e r T e x t > - 
-             < B o d y T e x t > B o d y T e x t < / B o d y T e x t > - 
-             < C l o s i n g T e x t > C l o s i n g T e x t < / C l o s i n g T e x t > - 
-             < G r e e t i n g T e x t > G r e e t i n g T e x t < / G r e e t i n g T e x t > +         < L e t t e r T e x t   E l e m e n t T y p e = " D a t a I t e m "   E l e m e n t I d = " 1 5 1 0 3 5 3 8 3 4 " > + 
+             < B o d y T e x t   E l e m e n t T y p e = " C o l u m n "   E l e m e n t I d = " 1 4 9 7 5 9 8 0 8 "   D a t a T y p e = " T e x t C o n s t " > B o d y T e x t < / B o d y T e x t > + 
+             < C l o s i n g T e x t   E l e m e n t T y p e = " C o l u m n "   E l e m e n t I d = " 5 1 2 1 3 5 9 0 9 "   D a t a T y p e = " T e x t C o n s t " > C l o s i n g T e x t < / C l o s i n g T e x t > + 
+             < G r e e t i n g T e x t   E l e m e n t T y p e = " C o l u m n "   E l e m e n t I d = " 1 1 7 5 2 7 9 2 8 9 "   D a t a T y p e = " T e x t C o n s t " > G r e e t i n g T e x t < / G r e e t i n g T e x t >   
          < / L e t t e r T e x t >   
-         < T o t a l s > - 
-             < C u r r e n c y C o d e > C u r r e n c y C o d e < / C u r r e n c y C o d e > - 
-             < C u r r e n c y S y m b o l > C u r r e n c y S y m b o l < / C u r r e n c y S y m b o l > - 
-             < T o t a l A m o u n t I n c l u d i n g V A T > T o t a l A m o u n t I n c l u d i n g V A T < / T o t a l A m o u n t I n c l u d i n g V A T > - 
-             < T o t a l E x c l u d i n g V A T T e x t > T o t a l E x c l u d i n g V A T T e x t < / T o t a l E x c l u d i n g V A T T e x t > - 
-             < T o t a l I n c l u d i n g V A T T e x t > T o t a l I n c l u d i n g V A T T e x t < / T o t a l I n c l u d i n g V A T T e x t > - 
-             < T o t a l I n v o i c e D i s c o u n t A m o u n t > T o t a l I n v o i c e D i s c o u n t A m o u n t < / T o t a l I n v o i c e D i s c o u n t A m o u n t > - 
-             < T o t a l N e t A m o u n t > T o t a l N e t A m o u n t < / T o t a l N e t A m o u n t > - 
-             < T o t a l P a y m e n t D i s c o u n t O n V A T > T o t a l P a y m e n t D i s c o u n t O n V A T < / T o t a l P a y m e n t D i s c o u n t O n V A T > - 
-             < T o t a l S u b T o t a l > T o t a l S u b T o t a l < / T o t a l S u b T o t a l > - 
-             < T o t a l S u b T o t a l M i n u s I n v o i c e D i s c o u n t > T o t a l S u b T o t a l M i n u s I n v o i c e D i s c o u n t < / T o t a l S u b T o t a l M i n u s I n v o i c e D i s c o u n t > - 
-             < T o t a l T e x t > T o t a l T e x t < / T o t a l T e x t > - 
-             < T o t a l V A T A m o u n t > T o t a l V A T A m o u n t < / T o t a l V A T A m o u n t > - 
-             < T o t a l V A T A m o u n t L C Y > T o t a l V A T A m o u n t L C Y < / T o t a l V A T A m o u n t L C Y > - 
-             < T o t a l V A T A m o u n t T e x t > T o t a l V A T A m o u n t T e x t < / T o t a l V A T A m o u n t T e x t > - 
-             < T o t a l V A T B a s e L C Y > T o t a l V A T B a s e L C Y < / T o t a l V A T B a s e L C Y > +         < T o t a l s   E l e m e n t T y p e = " D a t a I t e m "   E l e m e n t I d = " 1 8 2 3 9 5 0 0 4 4 " > + 
+             < C u r r e n c y C o d e   E l e m e n t T y p e = " C o l u m n "   E l e m e n t I d = " 1 5 7 9 5 9 5 9 2 1 "   D a t a T y p e = " T e x t " > C u r r e n c y C o d e < / C u r r e n c y C o d e > + 
+             < C u r r e n c y S y m b o l   E l e m e n t T y p e = " C o l u m n "   E l e m e n t I d = " 1 1 6 2 5 1 0 7 4 8 "   D a t a T y p e = " T e x t " > C u r r e n c y S y m b o l < / C u r r e n c y S y m b o l > + 
+             < T o t a l A m o u n t I n c l u d i n g V A T   E l e m e n t T y p e = " C o l u m n "   E l e m e n t I d = " 9 1 0 5 1 1 5 7 5 "   D a t a T y p e = " S t r i n g " > T o t a l A m o u n t I n c l u d i n g V A T < / T o t a l A m o u n t I n c l u d i n g V A T > + 
+             < T o t a l E x c l u d i n g V A T T e x t   E l e m e n t T y p e = " C o l u m n "   E l e m e n t I d = " 1 9 2 2 9 4 6 3 1 0 "   D a t a T y p e = " T e x t " > T o t a l E x c l u d i n g V A T T e x t < / T o t a l E x c l u d i n g V A T T e x t > + 
+             < T o t a l I n c l u d i n g V A T T e x t   E l e m e n t T y p e = " C o l u m n "   E l e m e n t I d = " 1 2 0 4 0 1 6 3 5 2 "   D a t a T y p e = " T e x t " > T o t a l I n c l u d i n g V A T T e x t < / T o t a l I n c l u d i n g V A T T e x t > + 
+             < T o t a l I n v o i c e D i s c o u n t A m o u n t   E l e m e n t T y p e = " C o l u m n "   E l e m e n t I d = " 4 0 2 1 7 7 5 1 "   D a t a T y p e = " S t r i n g " > T o t a l I n v o i c e D i s c o u n t A m o u n t < / T o t a l I n v o i c e D i s c o u n t A m o u n t > + 
+             < T o t a l N e t A m o u n t   E l e m e n t T y p e = " C o l u m n "   E l e m e n t I d = " 4 8 3 1 9 3 3 7 2 "   D a t a T y p e = " S t r i n g " > T o t a l N e t A m o u n t < / T o t a l N e t A m o u n t > + 
+             < T o t a l P a y m e n t D i s c o u n t O n V A T   E l e m e n t T y p e = " C o l u m n "   E l e m e n t I d = " 7 3 6 0 4 1 8 8 6 "   D a t a T y p e = " D e c i m a l " > T o t a l P a y m e n t D i s c o u n t O n V A T < / T o t a l P a y m e n t D i s c o u n t O n V A T > + 
+             < T o t a l S u b T o t a l   E l e m e n t T y p e = " C o l u m n "   E l e m e n t I d = " 2 0 9 7 8 7 6 8 0 1 "   D a t a T y p e = " S t r i n g " > T o t a l S u b T o t a l < / T o t a l S u b T o t a l > + 
+             < T o t a l S u b T o t a l M i n u s I n v o i c e D i s c o u n t   E l e m e n t T y p e = " C o l u m n "   E l e m e n t I d = " 7 6 9 4 3 1 8 8 7 "   D a t a T y p e = " S t r i n g " > T o t a l S u b T o t a l M i n u s I n v o i c e D i s c o u n t < / T o t a l S u b T o t a l M i n u s I n v o i c e D i s c o u n t > + 
+             < T o t a l T e x t   E l e m e n t T y p e = " C o l u m n "   E l e m e n t I d = " 2 3 1 9 1 0 5 1 8 "   D a t a T y p e = " T e x t " > T o t a l T e x t < / T o t a l T e x t > + 
+             < T o t a l V A T A m o u n t   E l e m e n t T y p e = " C o l u m n "   E l e m e n t I d = " 1 6 2 7 1 0 2 3 2 8 "   D a t a T y p e = " S t r i n g " > T o t a l V A T A m o u n t < / T o t a l V A T A m o u n t > + 
+             < T o t a l V A T A m o u n t L C Y   E l e m e n t T y p e = " C o l u m n "   E l e m e n t I d = " 1 5 0 6 5 7 0 2 1 8 "   D a t a T y p e = " D e c i m a l " > T o t a l V A T A m o u n t L C Y < / T o t a l V A T A m o u n t L C Y > + 
+             < T o t a l V A T A m o u n t T e x t   E l e m e n t T y p e = " C o l u m n "   E l e m e n t I d = " 9 7 3 6 6 6 3 3 9 "   D a t a T y p e = " T e x t " > T o t a l V A T A m o u n t T e x t < / T o t a l V A T A m o u n t T e x t > + 
+             < T o t a l V A T B a s e L C Y   E l e m e n t T y p e = " C o l u m n "   E l e m e n t I d = " 8 3 4 4 5 0 5 2 1 "   D a t a T y p e = " D e c i m a l " > T o t a l V A T B a s e L C Y < / T o t a l V A T B a s e L C Y >   
          < / T o t a l s >   
@@ -3978,9 +3620,7 @@
  < / N a v W o r d R e p o r t X m l P a r t > 
 </file>
 
-<file path=customXml/item2.xml>��< ? x m l   v e r s i o n = " 1 . 0 "   e n c o d i n g = " u t f - 1 6 " ? > - 
- < N a v W o r d R e p o r t X m l P a r t   x m l n s = " u r n : m i c r o s o f t - d y n a m i c s - b u s i n e s s c e n t r a l / i n t e r n a l / e x t e n d e d / r e p o r t s / S t a n d a r d _ S a l e s _ C r e d i t _ M e m o / 1 3 0 7 / " > +<file path=customXml/item2.xml>��< ? x m l   v e r s i o n = " 1 . 0 "   e n c o d i n g = " u t f - 1 6 " ? > < N a v W o r d R e p o r t X m l P a r t   x m l n s = " u r n : m i c r o s o f t - d y n a m i c s - n a v / r e p o r t s / S t a n d a r d _ S a l e s _ C r e d i t _ M e m o / 1 3 0 7 / " >   
      < B C R e p o r t I n f o r m a t i o n >   
@@ -4044,845 +3684,489 @@
  
          < / R e p o r t R e q u e s t >   
-         < C o m p a n y M e t a d a t a > - 
-             < C o m p a n y N a m e > C o m p a n y   N a m e < / C o m p a n y N a m e > - 
-             < C o m p a n y D i s p l a y N a m e > C o m p a n y   D i s p l a y   N a m e < / C o m p a n y D i s p l a y N a m e > - 
-             < C o m p a n y A d d r e s s L i n e s > - 
-                 < C o m p a n y A d d r e s s L i n e > C o m p a n y   A d d r e s s   L i n e   1 < / C o m p a n y A d d r e s s L i n e > - 
-                 < C o m p a n y A d d r e s s L i n e > C o m p a n y   A d d r e s s   L i n e   2 < / C o m p a n y A d d r e s s L i n e > - 
-                 < C o m p a n y A d d r e s s L i n e > C o m p a n y   A d d r e s s   L i n e   3 < / C o m p a n y A d d r e s s L i n e > - 
-                 < C o m p a n y A d d r e s s L i n e > C o m p a n y   A d d r e s s   L i n e   4 < / C o m p a n y A d d r e s s L i n e > - 
-                 < C o m p a n y A d d r e s s L i n e > C o m p a n y   A d d r e s s   L i n e   5 < / C o m p a n y A d d r e s s L i n e > - 
-                 < C o m p a n y A d d r e s s L i n e > C o m p a n y   A d d r e s s   L i n e   6 < / C o m p a n y A d d r e s s L i n e > - 
-                 < C o m p a n y A d d r e s s L i n e > C o m p a n y   A d d r e s s   L i n e   7 < / C o m p a n y A d d r e s s L i n e > - 
-                 < C o m p a n y A d d r e s s L i n e > C o m p a n y   A d d r e s s   L i n e   8 < / C o m p a n y A d d r e s s L i n e > - 
-             < / C o m p a n y A d d r e s s L i n e s > - 
-             < C o m p a n y P h o n e > C o m p a n y   P h o n e < / C o m p a n y P h o n e > - 
-             < C o m p a n y P h o n e C a p t i o n > C o m p a n y   P h o n e   C a p t i o n < / C o m p a n y P h o n e C a p t i o n > - 
-             < C o m p a n y F a x N o > C o m p a n y   F a x   N o . < / C o m p a n y F a x N o > - 
-             < C o m p a n y F a x N o C a p t i o n > C o m p a n y   F a x   N o .   C a p t i o n < / C o m p a n y F a x N o C a p t i o n > - 
-             < C o m p a n y E m a i l > C o m p a n y   E m a i l < / C o m p a n y E m a i l > - 
-             < C o m p a n y E m a i l C a p t i o n > C o m p a n y   E m a i l   C a p t i o n < / C o m p a n y E m a i l C a p t i o n > - 
-             < C o m p a n y H o m e P a g e > C o m p a n y   H o m e   P a g e < / C o m p a n y H o m e P a g e > - 
-             < C o m p a n y H o m e P a g e C a p t i o n > C o m p a n y   H o m e   P a g e   C a p t i o n < / C o m p a n y H o m e P a g e C a p t i o n > - 
-             < C o m p a n y L o g o > C o m p a n y   L o g o < / C o m p a n y L o g o > - 
-             < C o m p a n y V A T R e g i s t r a t i o n N o > C o m p a n y   V A T   R e g i s t r a t i o n   N o . < / C o m p a n y V A T R e g i s t r a t i o n N o > - 
-             < C o m p a n y V A T R e g i s t r a t i o n N o C a p t i o n > C o m p a n y   V A T   R e g i s t r a t i o n   N o .   C a p t i o n < / C o m p a n y V A T R e g i s t r a t i o n N o C a p t i o n > - 
-             < C o m p a n y R e g i s t r a t i o n N o > C o m p a n y   R e g i s t r a t i o n   N o . < / C o m p a n y R e g i s t r a t i o n N o > - 
-             < C o m p a n y R e g i s t r a t i o n N o C a p t i o n > C o m p a n y   R e g i s t r a t i o n   N o .   C a p t i o n < / C o m p a n y R e g i s t r a t i o n N o C a p t i o n > - 
-             < C o m p a n y B a n k N a m e > C o m p a n y   B a n k   N a m e < / C o m p a n y B a n k N a m e > - 
-             < C o m p a n y B a n k N a m e C a p t i o n > C o m p a n y   B a n k   N a m e   C a p t i o n < / C o m p a n y B a n k N a m e C a p t i o n > - 
-             < C o m p a n y B a n k A c c o u n t N o > C o m p a n y   B a n k   A c c o u n t   N o . < / C o m p a n y B a n k A c c o u n t N o > - 
-             < C o m p a n y B a n k A c c o u n t N o C a p t i o n > C o m p a n y   B a n k   A c c o u n t   N o .   C a p t i o n < / C o m p a n y B a n k A c c o u n t N o C a p t i o n > - 
-             < C o m p a n y B a n k B r a n c h N o > C o m p a n y   B a n k   B r a n c h   N o . < / C o m p a n y B a n k B r a n c h N o > - 
-             < C o m p a n y B a n k B r a n c h N o C a p t i o n > C o m p a n y   B a n k   B r a n c h   N o .   C a p t i o n < / C o m p a n y B a n k B r a n c h N o C a p t i o n > - 
-             < C o m p a n y I B A N > C o m p a n y   I B A N < / C o m p a n y I B A N > - 
-             < C o m p a n y I B A N C a p t i o n > C o m p a n y   I B A N   C a p t i o n < / C o m p a n y I B A N C a p t i o n > - 
-             < C o m p a n y B a n k S W I F T > C o m p a n y   B a n k   S W I F T < / C o m p a n y B a n k S W I F T > - 
-             < C o m p a n y B a n k S W I F T C a p t i o n > C o m p a n y   B a n k   S W I F T   C a p t i o n < / C o m p a n y B a n k S W I F T C a p t i o n > - 
-             < C o m p a n y G i r o N o > C o m p a n y   G i r o   N o . < / C o m p a n y G i r o N o > - 
-             < C o m p a n y G i r o N o C a p t i o n > C o m p a n y   G i r o   N o .   C a p t i o n < / C o m p a n y G i r o N o C a p t i o n > - 
-         < / C o m p a n y M e t a d a t a > - 
      < / B C R e p o r t I n f o r m a t i o n >   
-     < T o o l t i p s > - 
-         < T o o l t i p   c o l u m n = " C o m p a n y H o m e P a g e "   E l e m e n t I d = " 1 9 8 9 1 8 8 7 0 " > - 
-             < T o o l t i p T e x t   l a n g = " e n - U S " > S p e c i f i e s   y o u r   c o m p a n y ' s   w e b   s i t e . < / T o o l t i p T e x t > - 
-         < / T o o l t i p > - 
-         < T o o l t i p   c o l u m n = " C o m p a n y E M a i l "   E l e m e n t I d = " 1 6 7 7 0 7 4 0 5 8 " > - 
-             < T o o l t i p T e x t   l a n g = " e n - U S " > S p e c i f i e s   t h e   c o m p a n y ' s   e m a i l   a d d r e s s . < / T o o l t i p T e x t > - 
-         < / T o o l t i p > - 
-         < T o o l t i p   c o l u m n = " C o m p a n y P i c t u r e "   E l e m e n t I d = " 1 3 9 7 4 1 1 0 7 4 " > - 
-             < T o o l t i p T e x t   l a n g = " e n - U S " > S p e c i f i e s   t h e   p i c t u r e   t h a t   h a s   b e e n   s e t   u p   f o r   t h e   c o m p a n y ,   s u c h   a s   a   c o m p a n y   l o g o . < / T o o l t i p T e x t > - 
-         < / T o o l t i p > - 
-         < T o o l t i p   c o l u m n = " C o m p a n y P h o n e N o "   E l e m e n t I d = " 2 5 0 4 4 0 6 5 5 " > - 
-             < T o o l t i p T e x t   l a n g = " e n - U S " > S p e c i f i e s   t h e   c o m p a n y ' s   t e l e p h o n e   n u m b e r . < / T o o l t i p T e x t > - 
-         < / T o o l t i p > - 
-         < T o o l t i p   c o l u m n = " C o m p a n y G i r o N o "   E l e m e n t I d = " 1 3 6 0 1 9 6 3 2 0 " > - 
-             < T o o l t i p T e x t   l a n g = " e n - U S " > S p e c i f i e s   t h e   c o m p a n y ' s   g i r o   n u m b e r . < / T o o l t i p T e x t > - 
-         < / T o o l t i p > - 
-         < T o o l t i p   c o l u m n = " C o m p a n y B a n k N a m e "   E l e m e n t I d = " 1 5 3 4 9 0 5 6 0 5 " > - 
-             < T o o l t i p T e x t   l a n g = " e n - U S " > S p e c i f i e s   t h e   n a m e   o f   t h e   b a n k   w h e r e   y o u   h a v e   t h e   b a n k   a c c o u n t . < / T o o l t i p T e x t > - 
-         < / T o o l t i p > - 
-         < T o o l t i p   c o l u m n = " C o m p a n y B a n k B r a n c h N o "   E l e m e n t I d = " 7 9 3 1 3 3 0 5 7 " > - 
-             < T o o l t i p T e x t   l a n g = " e n - U S " > S p e c i f i e s   a   n u m b e r   o f   t h e   b a n k   b r a n c h . < / T o o l t i p T e x t > - 
-         < / T o o l t i p > - 
-         < T o o l t i p   c o l u m n = " C o m p a n y B a n k A c c o u n t N o "   E l e m e n t I d = " 3 0 1 4 0 2 0 4 " > - 
-             < T o o l t i p T e x t   l a n g = " e n - U S " > S p e c i f i e s   t h e   n u m b e r   u s e d   b y   t h e   b a n k   f o r   t h e   b a n k   a c c o u n t . < / T o o l t i p T e x t > - 
-         < / T o o l t i p > - 
-         < T o o l t i p   c o l u m n = " C o m p a n y I B A N "   E l e m e n t I d = " 9 0 6 5 4 9 1 8 2 " > - 
-             < T o o l t i p T e x t   l a n g = " e n - U S " > S p e c i f i e s   t h e   b a n k   a c c o u n t ' s   i n t e r n a t i o n a l   b a n k   a c c o u n t   n u m b e r . < / T o o l t i p T e x t > - 
-         < / T o o l t i p > - 
-         < T o o l t i p   c o l u m n = " C o m p a n y S W I F T "   E l e m e n t I d = " 6 6 8 2 5 0 2 4 5 " > - 
-             < T o o l t i p T e x t   l a n g = " e n - U S " > S p e c i f i e s   t h e   i n t e r n a t i o n a l   b a n k   i d e n t i f i e r   c o d e   ( S W I F T )   o f   t h e   b a n k   w h e r e   y o u   h a v e   t h e   a c c o u n t . < / T o o l t i p T e x t > - 
-         < / T o o l t i p > - 
-         < T o o l t i p   c o l u m n = " S e l l T o C o n t a c t P h o n e N o "   E l e m e n t I d = " 1 6 1 3 8 2 2 4 8 3 " > - 
-             < T o o l t i p T e x t   l a n g = " e n - U S " > S p e c i f i e s   t h e   c o n t a c t ' s   p h o n e   n u m b e r . < / T o o l t i p T e x t > - 
-         < / T o o l t i p > - 
-         < T o o l t i p   c o l u m n = " S e l l T o C o n t a c t M o b i l e P h o n e N o "   E l e m e n t I d = " 1 8 4 3 5 8 7 4 7 " > - 
-             < T o o l t i p T e x t   l a n g = " e n - U S " > S p e c i f i e s   t h e   c o n t a c t ' s   m o b i l e   t e l e p h o n e   n u m b e r . < / T o o l t i p T e x t > - 
-         < / T o o l t i p > - 
-         < T o o l t i p   c o l u m n = " S e l l T o C o n t a c t E m a i l "   E l e m e n t I d = " 2 6 2 8 2 4 5 6 4 " > - 
-             < T o o l t i p T e x t   l a n g = " e n - U S " > S p e c i f i e s   t h e   e m a i l   a d d r e s s   o f   t h e   c o n t a c t . < / T o o l t i p T e x t > - 
-         < / T o o l t i p > - 
-         < T o o l t i p   c o l u m n = " B i l l T o C o n t a c t P h o n e N o "   E l e m e n t I d = " 3 6 2 4 7 7 4 8 8 " > - 
-             < T o o l t i p T e x t   l a n g = " e n - U S " > S p e c i f i e s   t h e   c o n t a c t ' s   p h o n e   n u m b e r . < / T o o l t i p T e x t > - 
-         < / T o o l t i p > - 
-         < T o o l t i p   c o l u m n = " B i l l T o C o n t a c t M o b i l e P h o n e N o "   E l e m e n t I d = " 2 4 8 4 8 8 6 9 6 " > - 
-             < T o o l t i p T e x t   l a n g = " e n - U S " > S p e c i f i e s   t h e   c o n t a c t ' s   m o b i l e   t e l e p h o n e   n u m b e r . < / T o o l t i p T e x t > - 
-         < / T o o l t i p > - 
-         < T o o l t i p   c o l u m n = " B i l l T o C o n t a c t E m a i l "   E l e m e n t I d = " 3 3 5 8 2 7 8 9 5 " > - 
-             < T o o l t i p T e x t   l a n g = " e n - U S " > S p e c i f i e s   t h e   e m a i l   a d d r e s s   o f   t h e   c o n t a c t . < / T o o l t i p T e x t > - 
-         < / T o o l t i p > - 
-         < T o o l t i p   c o l u m n = " Y o u r R e f e r e n c e "   E l e m e n t I d = " 1 1 0 3 9 9 5 1 " > - 
-             < T o o l t i p T e x t   l a n g = " e n - U S " > S p e c i f i e s   t h e   c u s t o m e r ' s   r e f e r e n c e .   T h e   c o n t e n t s   w i l l   b e   p r i n t e d   o n   s a l e s   d o c u m e n t s . < / T o o l t i p T e x t > - 
-         < / T o o l t i p > - 
-         < T o o l t i p   c o l u m n = " E x t e r n a l D o c u m e n t N o "   E l e m e n t I d = " 7 3 3 9 5 3 9 6 6 " > - 
-             < T o o l t i p T e x t   l a n g = " e n - U S " > S p e c i f i e s   t h e   e x t e r n a l   d o c u m e n t   n u m b e r   t h a t   i s   e n t e r e d   o n   t h e   s a l e s   h e a d e r   t h a t   t h i s   l i n e   w a s   p o s t e d   f r o m . < / T o o l t i p T e x t > - 
-         < / T o o l t i p > - 
-         < T o o l t i p   c o l u m n = " S h i p m e n t M e t h o d D e s c r i p t i o n "   E l e m e n t I d = " 2 0 5 9 4 0 3 2 6 0 " > - 
-             < T o o l t i p T e x t   l a n g = " e n - U S " > S p e c i f i e s   a   d e s c r i p t i o n   o f   t h e   s h i p m e n t   m e t h o d . < / T o o l t i p T e x t > - 
-         < / T o o l t i p > - 
-         < T o o l t i p   c o l u m n = " S h i p T o P h o n e N o "   E l e m e n t I d = " 3 6 9 7 0 2 2 5 5 " > - 
-             < T o o l t i p T e x t   l a n g = " e n - U S " > S p e c i f i e s   t h e   t e l e p h o n e   n u m b e r   o f   t h e   c o m p a n y ' s   s h i p p i n g   a d d r e s s . < / T o o l t i p T e x t > - 
-         < / T o o l t i p > - 
-         < T o o l t i p   c o l u m n = " P a y m e n t T e r m s D e s c r i p t i o n "   E l e m e n t I d = " 2 0 3 8 7 4 2 7 0 0 " > - 
-             < T o o l t i p T e x t   l a n g = " e n - U S " > S p e c i f i e s   a n   e x p l a n a t i o n   o f   t h e   p a y m e n t   t e r m s . < / T o o l t i p T e x t > - 
-         < / T o o l t i p > - 
-         < T o o l t i p   c o l u m n = " P a y m e n t M e t h o d D e s c r i p t i o n "   E l e m e n t I d = " 5 8 5 7 5 7 9 7 4 " > - 
-             < T o o l t i p T e x t   l a n g = " e n - U S " > S p e c i f i e s   a   t e x t   t h a t   d e s c r i b e s   t h e   p a y m e n t   m e t h o d . < / T o o l t i p T e x t > - 
-         < / T o o l t i p > - 
-         < T o o l t i p   c o l u m n = " B i l l t o C u s t u m e r N o "   E l e m e n t I d = " 2 8 0 4 7 3 0 5 8 " > - 
-             < T o o l t i p T e x t   l a n g = " e n - U S " > S p e c i f i e s   t h e   n u m b e r   o f   t h e   c u s t o m e r   t h a t   y o u   s e n d   o r   s e n t   t h e   c r e d i t   m e m o   t o . < / T o o l t i p T e x t > - 
-         < / T o o l t i p > - 
-         < T o o l t i p   c o l u m n = " D o c u m e n t N o "   E l e m e n t I d = " 9 7 0 3 5 0 5 3 9 " > - 
-             < T o o l t i p T e x t   l a n g = " e n - U S " > S p e c i f i e s   t h e   p o s t e d   c r e d i t   m e m o   n u m b e r .   Y o u   c a n n o t   c h a n g e   t h e   n u m b e r   b e c a u s e   t h e   d o c u m e n t   h a s   a l r e a d y   b e e n   p o s t e d . < / T o o l t i p T e x t > - 
-         < / T o o l t i p > - 
-         < T o o l t i p   c o l u m n = " S a l e s P e r s o n N a m e "   E l e m e n t I d = " 8 7 1 4 9 2 9 8 3 " > - 
-             < T o o l t i p T e x t   l a n g = " e n - U S " > S p e c i f i e s   t h e   n a m e   o f   t h e   s a l e s p e r s o n   o r   p u r c h a s e r . < / T o o l t i p T e x t > - 
-         < / T o o l t i p > - 
-         < T o o l t i p   c o l u m n = " S e l l t o C u s t o m e r N o "   E l e m e n t I d = " 2 0 5 0 6 4 7 3 4 9 " > - 
-             < T o o l t i p T e x t   l a n g = " e n - U S " > S p e c i f i e s   t h e   n u m b e r   o f   t h e   c u s t o m e r   t h a t   y o u   s h i p p e d   t h e   i t e m s   o n   t h e   c r e d i t   m e m o   t o . < / T o o l t i p T e x t > - 
-         < / T o o l t i p > - 
-         < T o o l t i p   c o l u m n = " A m o u n t E x c l u d i n g V A T _ L i n e "   E l e m e n t I d = " 1 0 6 2 4 6 0 0 4 0 " > - 
-             < T o o l t i p T e x t   l a n g = " e n - U S " > S p e c i f i e s   t h e   l i n e ' s   n e t   a m o u n t . < / T o o l t i p T e x t > - 
-         < / T o o l t i p > - 
-         < T o o l t i p   c o l u m n = " A m o u n t I n c l u d i n g V A T _ L i n e "   E l e m e n t I d = " 7 7 0 9 2 8 4 0 2 " > - 
-             < T o o l t i p T e x t   l a n g = " e n - U S " > S p e c i f i e s   t h e   n e t   a m o u n t ,   i n c l u d i n g   V A T ,   f o r   t h i s   l i n e . < / T o o l t i p T e x t > - 
-         < / T o o l t i p > - 
-         < T o o l t i p   c o l u m n = " D e s c r i p t i o n _ L i n e "   E l e m e n t I d = " 1 4 0 6 8 2 2 3 1 0 " > - 
-             < T o o l t i p T e x t   l a n g = " e n - U S " > S p e c i f i e s   t h e   n a m e   o f   t h e   i t e m   o r   g e n e r a l   l e d g e r   a c c o u n t ,   o r   s o m e   d e s c r i p t i v e   t e x t . < / T o o l t i p T e x t > - 
-         < / T o o l t i p > - 
-         < T o o l t i p   c o l u m n = " L i n e D i s c o u n t P e r c e n t _ L i n e "   E l e m e n t I d = " 9 0 7 8 2 7 4 3 6 " > - 
-             < T o o l t i p T e x t   l a n g = " e n - U S " > S p e c i f i e s   t h e   d i s c o u n t   p e r c e n t a g e   t h a t   i s   g r a n t e d   f o r   t h e   i t e m   o n   t h e   l i n e . < / T o o l t i p T e x t > - 
-         < / T o o l t i p > - 
-         < T o o l t i p   c o l u m n = " I t e m N o _ L i n e "   E l e m e n t I d = " 1 9 1 0 2 9 6 2 8 8 " > - 
-             < T o o l t i p T e x t   l a n g = " e n - U S " > S p e c i f i e s   t h e   n u m b e r   o f   t h e   i n v o l v e d   e n t r y   o r   r e c o r d ,   a c c o r d i n g   t o   t h e   s p e c i f i e d   n u m b e r   s e r i e s . < / T o o l t i p T e x t > - 
-         < / T o o l t i p > - 
-         < T o o l t i p   c o l u m n = " I t e m R e f e r e n c e N o _ L i n e "   E l e m e n t I d = " 9 2 7 2 3 5 7 " > - 
-             < T o o l t i p T e x t   l a n g = " e n - U S " > S p e c i f i e s   t h e   r e f e r e n c e d   i t e m   n u m b e r . < / T o o l t i p T e x t > - 
-         < / T o o l t i p > - 
-         < T o o l t i p   c o l u m n = " U n i t O f M e a s u r e "   E l e m e n t I d = " 1 8 0 8 2 2 8 0 1 8 " > - 
-             < T o o l t i p T e x t   l a n g = " e n - U S " > S p e c i f i e s   t h e   n a m e   o f   t h e   i t e m   o r   r e s o u r c e ' s   u n i t   o f   m e a s u r e ,   s u c h   a s   p i e c e   o r   h o u r . < / T o o l t i p T e x t > - 
-         < / T o o l t i p > - 
-         < T o o l t i p   c o l u m n = " L i n e N o _ A s s e m b l y L i n e "   E l e m e n t I d = " 6 4 0 5 8 3 8 9 1 " > - 
-             < T o o l t i p T e x t   l a n g = " e n - U S " > S p e c i f i e s   t h e   n u m b e r   o f   t h e   i n v o l v e d   e n t r y   o r   r e c o r d ,   a c c o r d i n g   t o   t h e   s p e c i f i e d   n u m b e r   s e r i e s . < / T o o l t i p T e x t > - 
-         < / T o o l t i p > - 
-         < T o o l t i p   c o l u m n = " D e s c r i p t i o n _ A s s e m b l y L i n e "   E l e m e n t I d = " 2 8 0 7 4 3 7 9 6 " > - 
-             < T o o l t i p T e x t   l a n g = " e n - U S " > S p e c i f i e s   t h e   d e s c r i p t i o n   o f   t h e   a s s e m b l y   c o m p o n e n t   o n   t h e   p o s t e d   a s s e m b l y   l i n e . < / T o o l t i p T e x t > - 
-         < / T o o l t i p > - 
-         < T o o l t i p   c o l u m n = " Q u a n t i t y _ A s s e m b l y L i n e "   E l e m e n t I d = " 1 9 5 7 6 4 8 2 3 1 " > - 
-             < T o o l t i p T e x t   l a n g = " e n - U S " > S p e c i f i e s   h o w   m a n y   u n i t s   o f   t h e   a s s e m b l y   c o m p o n e n t   w e r e   p o s t e d   a s   c o n s u m e d   b y   t h e   p o s t e d   a s s e m b l y   o r d e r   l i n e . < / T o o l t i p T e x t > - 
-         < / T o o l t i p > - 
-         < T o o l t i p   c o l u m n = " V a r i a n t C o d e _ A s s e m b l y L i n e "   E l e m e n t I d = " 1 8 6 9 4 0 7 6 7 2 " > - 
-             < T o o l t i p T e x t   l a n g = " e n - U S " > S p e c i f i e s   t h e   v a r i a n t   o f   t h e   i t e m   o n   t h e   l i n e . < / T o o l t i p T e x t > - 
-         < / T o o l t i p > - 
-         < T o o l t i p   c o l u m n = " I n v o i c e D i s c o u n t A m o u n t _ V A T A m o u n t L i n e "   E l e m e n t I d = " 8 2 4 7 3 0 1 4 1 " > - 
-             < T o o l t i p T e x t   l a n g = " e n - U S " > S p e c i f i e s   t h e   i n v o i c e   d i s c o u n t   a m o u n t   f o r   a   s p e c i f i c   V A T   i d e n t i f i e r . < / T o o l t i p T e x t > - 
-         < / T o o l t i p > - 
-         < T o o l t i p   c o l u m n = " I n v o i c e D i s c o u n t B a s e A m o u n t _ V A T A m o u n t L i n e "   E l e m e n t I d = " 2 0 4 0 3 3 2 2 6 6 " > - 
-             < T o o l t i p T e x t   l a n g = " e n - U S " > S p e c i f i e s   t h e   i n v o i c e   d i s c o u n t   b a s e   a m o u n t . < / T o o l t i p T e x t > - 
-         < / T o o l t i p > - 
-         < T o o l t i p   c o l u m n = " L i n e A m o u n t _ V a t A m o u n t L i n e "   E l e m e n t I d = " 2 1 4 6 5 4 0 1 " > - 
-             < T o o l t i p T e x t   l a n g = " e n - U S " > S p e c i f i e s   t h e   t o t a l   a m o u n t   f o r   s a l e s   o r   p u r c h a s e   l i n e s   w i t h   a   s p e c i f i c   V A T   i d e n t i f i e r . < / T o o l t i p T e x t > - 
-         < / T o o l t i p > - 
-         < T o o l t i p   c o l u m n = " V A T A m o u n t _ V a t A m o u n t L i n e "   E l e m e n t I d = " 1 8 9 1 8 2 0 6 2 0 " > - 
-             < T o o l t i p T e x t   l a n g = " e n - U S " > S p e c i f i e s   t h e   a m o u n t   o f   V A T   t h a t   i s   i n c l u d e d   i n   t h e   t o t a l   a m o u n t . < / T o o l t i p T e x t > - 
-         < / T o o l t i p > - 
-         < T o o l t i p   c o l u m n = " V A T B a s e _ V a t A m o u n t L i n e "   E l e m e n t I d = " 1 4 5 8 9 3 7 8 1 9 " > - 
-             < T o o l t i p T e x t   l a n g = " e n - U S " > S p e c i f i e s   t h e   t o t a l   n e t   a m o u n t   ( a m o u n t   e x c l u d i n g   V A T )   f o r   s a l e s   o r   p u r c h a s e   l i n e s   w i t h   a   s p e c i f i c   V A T   I d e n t i f i e r . < / T o o l t i p T e x t > - 
-         < / T o o l t i p > - 
-         < T o o l t i p   c o l u m n = " V A T I d e n t i f i e r _ V a t A m o u n t L i n e "   E l e m e n t I d = " 1 1 4 2 0 7 0 0 3 5 " > - 
-             < T o o l t i p T e x t   l a n g = " e n - U S " > S p e c i f i e s   t h e   V A T   I d e n t i f i e r   v a l u e . < / T o o l t i p T e x t > - 
-         < / T o o l t i p > - 
-         < T o o l t i p   c o l u m n = " V A T P c t _ V a t A m o u n t L i n e "   E l e m e n t I d = " 1 4 5 3 5 4 2 7 7 7 " > - 
-             < T o o l t i p T e x t   l a n g = " e n - U S " > S p e c i f i e s   t h e   V A T   %   t h a t   w a s   u s e d   o n   t h e   s a l e s   o r   p u r c h a s e   l i n e s   w i t h   t h i s   V A T   I d e n t i f i e r . < / T o o l t i p T e x t > - 
-         < / T o o l t i p > - 
-         < T o o l t i p   c o l u m n = " V A T I d e n t i f i e r _ V A T C l a u s e L i n e "   E l e m e n t I d = " 1 4 6 4 4 7 2 4 7 8 " > - 
-             < T o o l t i p T e x t   l a n g = " e n - U S " > S p e c i f i e s   t h e   V A T   I d e n t i f i e r   v a l u e . < / T o o l t i p T e x t > - 
-         < / T o o l t i p > - 
-         < T o o l t i p   c o l u m n = " C o d e _ V A T C l a u s e L i n e "   E l e m e n t I d = " 1 8 2 4 5 8 9 8 4 7 " > - 
-             < T o o l t i p T e x t   l a n g = " e n - U S " > S p e c i f i e s   t h e   c o d e   f o r   a   V A T   c l a u s e ,   w h i c h   i s   u s e d   t o   p r o v i d e   a   V A T   d e s c r i p t i o n   a s s o c i a t e d   w i t h   a   s a l e s   l i n e   o n   a   s a l e s   i n v o i c e ,   c r e d i t   m e m o ,   o r   o t h e r   s a l e s   d o c u m e n t . < / T o o l t i p T e x t > - 
-         < / T o o l t i p > - 
-         < T o o l t i p   c o l u m n = " D e s c r i p t i o n 2 _ V A T C l a u s e L i n e "   E l e m e n t I d = " 1 3 7 9 6 6 7 4 7 0 " > - 
-             < T o o l t i p T e x t   l a n g = " e n - U S " > S p e c i f i e s   a n   a d d i t i o n a l   d e s c r i p t i o n   o f   a   V A T   c l a u s e . < / T o o l t i p T e x t > - 
-         < / T o o l t i p > - 
-         < T o o l t i p   c o l u m n = " V A T A m o u n t _ V A T C l a u s e L i n e "   E l e m e n t I d = " 2 2 2 4 6 9 0 5 9 " > - 
-             < T o o l t i p T e x t   l a n g = " e n - U S " > S p e c i f i e s   t h e   a m o u n t   o f   V A T   t h a t   i s   i n c l u d e d   i n   t h e   t o t a l   a m o u n t . < / T o o l t i p T e x t > - 
-         < / T o o l t i p > - 
-     < / T o o l t i p s > - 
-     < H e a d e r   E l e m e n t T y p e = " D a t a I t e m "   E l e m e n t I d = " 1 2 4 0 3 7 3 8 8 6 " > - 
-         < A p p l i e s T o D o c u m e n t   E l e m e n t T y p e = " C o l u m n "   E l e m e n t I d = " 7 8 4 1 8 3 9 6 5 "   D a t a T y p e = " T e x t " > A p p l i e s T o D o c u m e n t < / A p p l i e s T o D o c u m e n t > - 
-         < A p p l i e s T o D o c u m e n t _ L b l   E l e m e n t T y p e = " C o l u m n "   E l e m e n t I d = " 1 9 9 2 0 4 2 5 9 4 "   D a t a T y p e = " L a b e l " > A p p l i e s T o D o c u m e n t _ L b l < / A p p l i e s T o D o c u m e n t _ L b l > - 
-         < B i l l T o C o n t a c t E m a i l   E l e m e n t T y p e = " C o l u m n "   E l e m e n t I d = " 3 3 5 8 2 7 8 9 5 "   D a t a T y p e = " T e x t " > B i l l T o C o n t a c t E m a i l < / B i l l T o C o n t a c t E m a i l > - 
-         < B i l l T o C o n t a c t E m a i l L b l   E l e m e n t T y p e = " C o l u m n "   E l e m e n t I d = " 2 9 6 4 7 8 3 6 5 "   D a t a T y p e = " L a b e l " > B i l l T o C o n t a c t E m a i l L b l < / B i l l T o C o n t a c t E m a i l L b l > - 
-         < B i l l T o C o n t a c t M o b i l e P h o n e N o   E l e m e n t T y p e = " C o l u m n "   E l e m e n t I d = " 2 4 8 4 8 8 6 9 6 "   D a t a T y p e = " T e x t " > B i l l T o C o n t a c t M o b i l e P h o n e N o < / B i l l T o C o n t a c t M o b i l e P h o n e N o > - 
-         < B i l l T o C o n t a c t M o b i l e P h o n e N o L b l   E l e m e n t T y p e = " C o l u m n "   E l e m e n t I d = " 2 7 6 3 1 1 3 3 8 "   D a t a T y p e = " L a b e l " > B i l l T o C o n t a c t M o b i l e P h o n e N o L b l < / B i l l T o C o n t a c t M o b i l e P h o n e N o L b l > - 
-         < B i l l T o C o n t a c t P h o n e N o   E l e m e n t T y p e = " C o l u m n "   E l e m e n t I d = " 3 6 2 4 7 7 4 8 8 "   D a t a T y p e = " T e x t " > B i l l T o C o n t a c t P h o n e N o < / B i l l T o C o n t a c t P h o n e N o > - 
-         < B i l l T o C o n t a c t P h o n e N o L b l   E l e m e n t T y p e = " C o l u m n "   E l e m e n t I d = " 2 1 2 3 3 4 5 9 6 6 "   D a t a T y p e = " L a b e l " > B i l l T o C o n t a c t P h o n e N o L b l < / B i l l T o C o n t a c t P h o n e N o L b l > - 
-         < B i l l t o C u s t u m e r N o   E l e m e n t T y p e = " C o l u m n "   E l e m e n t I d = " 2 8 0 4 7 3 0 5 8 "   D a t a T y p e = " C o d e " > B i l l t o C u s t u m e r N o < / B i l l t o C u s t u m e r N o > - 
-         < B i l l t o C u s t u m e r N o _ L b l   E l e m e n t T y p e = " C o l u m n "   E l e m e n t I d = " 2 1 8 1 7 1 2 6 3 "   D a t a T y p e = " S t r i n g " > B i l l t o C u s t u m e r N o _ L b l < / B i l l t o C u s t u m e r N o _ L b l > - 
-         < C o m p a n y A d d r e s s 1   E l e m e n t T y p e = " C o l u m n "   E l e m e n t I d = " 1 8 8 4 1 6 4 3 2 3 "   D a t a T y p e = " T e x t " > C o m p a n y A d d r e s s 1 < / C o m p a n y A d d r e s s 1 > - 
-         < C o m p a n y A d d r e s s 2   E l e m e n t T y p e = " C o l u m n "   E l e m e n t I d = " 1 2 4 6 4 6 7 7 0 6 "   D a t a T y p e = " T e x t " > C o m p a n y A d d r e s s 2 < / C o m p a n y A d d r e s s 2 > - 
-         < C o m p a n y A d d r e s s 3   E l e m e n t T y p e = " C o l u m n "   E l e m e n t I d = " 6 0 8 7 7 1 0 8 9 "   D a t a T y p e = " T e x t " > C o m p a n y A d d r e s s 3 < / C o m p a n y A d d r e s s 3 > - 
-         < C o m p a n y A d d r e s s 4   E l e m e n t T y p e = " C o l u m n "   E l e m e n t I d = " 7 7 7 6 8 0 1 1 2 "   D a t a T y p e = " T e x t " > C o m p a n y A d d r e s s 4 < / C o m p a n y A d d r e s s 4 > - 
-         < C o m p a n y A d d r e s s 5   E l e m e n t T y p e = " C o l u m n "   E l e m e n t I d = " 1 3 9 9 8 3 4 9 5 "   D a t a T y p e = " T e x t " > C o m p a n y A d d r e s s 5 < / C o m p a n y A d d r e s s 5 > - 
-         < C o m p a n y A d d r e s s 6   E l e m e n t T y p e = " C o l u m n "   E l e m e n t I d = " 4 9 7 7 1 3 1 2 2 "   D a t a T y p e = " T e x t " > C o m p a n y A d d r e s s 6 < / C o m p a n y A d d r e s s 6 > - 
-         < C o m p a n y A d d r e s s 7   E l e m e n t T y p e = " C o l u m n "   E l e m e n t I d = " 1 1 3 5 4 0 9 7 3 9 "   D a t a T y p e = " T e x t " > C o m p a n y A d d r e s s 7 < / C o m p a n y A d d r e s s 7 > - 
-         < C o m p a n y A d d r e s s 8   E l e m e n t T y p e = " C o l u m n "   E l e m e n t I d = " 1 7 1 5 2 5 5 3 0 0 "   D a t a T y p e = " T e x t " > C o m p a n y A d d r e s s 8 < / C o m p a n y A d d r e s s 8 > - 
-         < C o m p a n y B a n k A c c o u n t N o   E l e m e n t T y p e = " C o l u m n "   E l e m e n t I d = " 3 0 1 4 0 2 0 4 "   D a t a T y p e = " T e x t " > C o m p a n y B a n k A c c o u n t N o < / C o m p a n y B a n k A c c o u n t N o > - 
-         < C o m p a n y B a n k A c c o u n t N o _ L b l   E l e m e n t T y p e = " C o l u m n "   E l e m e n t I d = " 1 0 9 7 7 4 3 3 4 5 "   D a t a T y p e = " L a b e l " > C o m p a n y B a n k A c c o u n t N o _ L b l < / C o m p a n y B a n k A c c o u n t N o _ L b l > - 
-         < C o m p a n y B a n k B r a n c h N o   E l e m e n t T y p e = " C o l u m n "   E l e m e n t I d = " 7 9 3 1 3 3 0 5 7 "   D a t a T y p e = " T e x t " > C o m p a n y B a n k B r a n c h N o < / C o m p a n y B a n k B r a n c h N o > - 
-         < C o m p a n y B a n k B r a n c h N o _ L b l   E l e m e n t T y p e = " C o l u m n "   E l e m e n t I d = " 3 2 7 9 0 6 6 9 2 "   D a t a T y p e = " S t r i n g " > C o m p a n y B a n k B r a n c h N o _ L b l < / C o m p a n y B a n k B r a n c h N o _ L b l > - 
-         < C o m p a n y B a n k N a m e   E l e m e n t T y p e = " C o l u m n "   E l e m e n t I d = " 1 5 3 4 9 0 5 6 0 5 "   D a t a T y p e = " T e x t " > C o m p a n y B a n k N a m e < / C o m p a n y B a n k N a m e > - 
-         < C o m p a n y B a n k N a m e _ L b l   E l e m e n t T y p e = " C o l u m n "   E l e m e n t I d = " 1 2 0 4 3 0 7 0 1 4 "   D a t a T y p e = " L a b e l " > C o m p a n y B a n k N a m e _ L b l < / C o m p a n y B a n k N a m e _ L b l > - 
-         < C o m p a n y C u s t o m G i r o   E l e m e n t T y p e = " C o l u m n "   E l e m e n t I d = " 1 6 7 0 4 7 5 7 9 8 "   D a t a T y p e = " T e x t " > C o m p a n y C u s t o m G i r o < / C o m p a n y C u s t o m G i r o > - 
-         < C o m p a n y C u s t o m G i r o _ L b l   E l e m e n t T y p e = " C o l u m n "   E l e m e n t I d = " 8 9 1 4 3 9 6 2 5 "   D a t a T y p e = " T e x t " > C o m p a n y C u s t o m G i r o _ L b l < / C o m p a n y C u s t o m G i r o _ L b l > - 
-         < C o m p a n y E M a i l   E l e m e n t T y p e = " C o l u m n "   E l e m e n t I d = " 1 6 7 7 0 7 4 0 5 8 "   D a t a T y p e = " T e x t " > C o m p a n y E M a i l < / C o m p a n y E M a i l > - 
-         < C o m p a n y G i r o N o   E l e m e n t T y p e = " C o l u m n "   E l e m e n t I d = " 1 3 6 0 1 9 6 3 2 0 "   D a t a T y p e = " T e x t " > C o m p a n y G i r o N o < / C o m p a n y G i r o N o > - 
-         < C o m p a n y G i r o N o _ L b l   E l e m e n t T y p e = " C o l u m n "   E l e m e n t I d = " 8 6 1 6 0 2 1 1 5 "   D a t a T y p e = " L a b e l " > C o m p a n y G i r o N o _ L b l < / C o m p a n y G i r o N o _ L b l > - 
-         < C o m p a n y H o m e P a g e   E l e m e n t T y p e = " C o l u m n "   E l e m e n t I d = " 1 9 8 9 1 8 8 7 0 "   D a t a T y p e = " T e x t " > C o m p a n y H o m e P a g e < / C o m p a n y H o m e P a g e > - 
-         < C o m p a n y I B A N   E l e m e n t T y p e = " C o l u m n "   E l e m e n t I d = " 9 0 6 5 4 9 1 8 2 "   D a t a T y p e = " C o d e " > C o m p a n y I B A N < / C o m p a n y I B A N > - 
-         < C o m p a n y I B A N _ L b l   E l e m e n t T y p e = " C o l u m n "   E l e m e n t I d = " 1 2 6 7 9 5 2 2 2 7 "   D a t a T y p e = " S t r i n g " > C o m p a n y I B A N _ L b l < / C o m p a n y I B A N _ L b l > - 
-         < C o m p a n y L e g a l O f f i c e   E l e m e n t T y p e = " C o l u m n "   E l e m e n t I d = " 7 1 4 2 5 8 1 1 1 "   D a t a T y p e = " T e x t " > C o m p a n y L e g a l O f f i c e < / C o m p a n y L e g a l O f f i c e > - 
-         < C o m p a n y L e g a l O f f i c e _ L b l   E l e m e n t T y p e = " C o l u m n "   E l e m e n t I d = " 1 5 3 3 1 7 5 1 0 8 "   D a t a T y p e = " T e x t " > C o m p a n y L e g a l O f f i c e _ L b l < / C o m p a n y L e g a l O f f i c e _ L b l > - 
-         < C o m p a n y L e g a l S t a t e m e n t   E l e m e n t T y p e = " C o l u m n "   E l e m e n t I d = " 4 4 8 3 5 8 8 7 6 "   D a t a T y p e = " T e x t " > C o m p a n y L e g a l S t a t e m e n t < / C o m p a n y L e g a l S t a t e m e n t > - 
-         < C o m p a n y L o g o P o s i t i o n   E l e m e n t T y p e = " C o l u m n "   E l e m e n t I d = " 1 4 2 5 2 6 6 6 8 8 "   D a t a T y p e = " I n t e g e r " > C o m p a n y L o g o P o s i t i o n < / C o m p a n y L o g o P o s i t i o n > - 
-         < C o m p a n y P h o n e N o   E l e m e n t T y p e = " C o l u m n "   E l e m e n t I d = " 2 5 0 4 4 0 6 5 5 "   D a t a T y p e = " T e x t " > C o m p a n y P h o n e N o < / C o m p a n y P h o n e N o > - 
-         < C o m p a n y P h o n e N o _ L b l   E l e m e n t T y p e = " C o l u m n "   E l e m e n t I d = " 5 5 8 5 9 3 5 8 6 "   D a t a T y p e = " L a b e l " > C o m p a n y P h o n e N o _ L b l < / C o m p a n y P h o n e N o _ L b l > - 
-         < C o m p a n y P i c t u r e   E l e m e n t T y p e = " C o l u m n "   E l e m e n t I d = " 1 3 9 7 4 1 1 0 7 4 "   D a t a T y p e = " B l o b "   / > - 
-         < C o m p a n y R e g i s t r a t i o n N u m b e r   E l e m e n t T y p e = " C o l u m n "   E l e m e n t I d = " 2 0 2 3 6 3 9 4 2 4 "   D a t a T y p e = " T e x t " > C o m p a n y R e g i s t r a t i o n N u m b e r < / C o m p a n y R e g i s t r a t i o n N u m b e r > - 
-         < C o m p a n y R e g i s t r a t i o n N u m b e r _ L b l   E l e m e n t T y p e = " C o l u m n "   E l e m e n t I d = " 1 8 3 3 1 0 6 6 5 3 "   D a t a T y p e = " T e x t " > C o m p a n y R e g i s t r a t i o n N u m b e r _ L b l < / C o m p a n y R e g i s t r a t i o n N u m b e r _ L b l > - 
-         < C o m p a n y S W I F T   E l e m e n t T y p e = " C o l u m n "   E l e m e n t I d = " 6 6 8 2 5 0 2 4 5 "   D a t a T y p e = " C o d e " > C o m p a n y S W I F T < / C o m p a n y S W I F T > - 
-         < C o m p a n y S W I F T _ L b l   E l e m e n t T y p e = " C o l u m n "   E l e m e n t I d = " 2 0 2 9 5 9 7 3 8 4 "   D a t a T y p e = " S t r i n g " > C o m p a n y S W I F T _ L b l < / C o m p a n y S W I F T _ L b l > - 
-         < C o m p a n y V A T R e g i s t r a t i o n N o   E l e m e n t T y p e = " C o l u m n "   E l e m e n t I d = " 1 9 1 4 0 1 3 6 4 9 "   D a t a T y p e = " T e x t " > C o m p a n y V A T R e g i s t r a t i o n N o < / C o m p a n y V A T R e g i s t r a t i o n N o > - 
-         < C o m p a n y V A T R e g i s t r a t i o n N o _ L b l   E l e m e n t T y p e = " C o l u m n "   E l e m e n t I d = " 9 2 4 5 0 3 1 2 4 "   D a t a T y p e = " T e x t " > C o m p a n y V A T R e g i s t r a t i o n N o _ L b l < / C o m p a n y V A T R e g i s t r a t i o n N o _ L b l > - 
-         < C o m p a n y V A T R e g N o   E l e m e n t T y p e = " C o l u m n "   E l e m e n t I d = " 1 7 1 4 3 1 9 3 6 "   D a t a T y p e = " T e x t " > C o m p a n y V A T R e g N o < / C o m p a n y V A T R e g N o > - 
-         < C o m p a n y V A T R e g N o _ L b l   E l e m e n t T y p e = " C o l u m n "   E l e m e n t I d = " 7 7 3 2 0 1 5 0 1 "   D a t a T y p e = " T e x t " > C o m p a n y V A T R e g N o _ L b l < / C o m p a n y V A T R e g N o _ L b l > - 
-         < C o p y _ L b l   E l e m e n t T y p e = " C o l u m n "   E l e m e n t I d = " 6 0 4 7 8 2 7 8 1 "   D a t a T y p e = " L a b e l " > C o p y _ L b l < / C o p y _ L b l > - 
-         < C u s t o m e r A d d r e s s 1   E l e m e n t T y p e = " C o l u m n "   E l e m e n t I d = " 1 8 0 1 9 6 6 4 5 4 "   D a t a T y p e = " T e x t " > C u s t o m e r A d d r e s s 1 < / C u s t o m e r A d d r e s s 1 > - 
-         < C u s t o m e r A d d r e s s 2   E l e m e n t T y p e = " C o l u m n "   E l e m e n t I d = " 1 1 6 4 2 6 9 8 3 7 "   D a t a T y p e = " T e x t " > C u s t o m e r A d d r e s s 2 < / C u s t o m e r A d d r e s s 2 > - 
-         < C u s t o m e r A d d r e s s 3   E l e m e n t T y p e = " C o l u m n "   E l e m e n t I d = " 5 2 6 5 7 3 2 2 0 "   D a t a T y p e = " T e x t " > C u s t o m e r A d d r e s s 3 < / C u s t o m e r A d d r e s s 3 > - 
-         < C u s t o m e r A d d r e s s 4   E l e m e n t T y p e = " C o l u m n "   E l e m e n t I d = " 1 1 1 1 2 3 3 9 7 "   D a t a T y p e = " T e x t " > C u s t o m e r A d d r e s s 4 < / C u s t o m e r A d d r e s s 4 > - 
-         < C u s t o m e r A d d r e s s 5   E l e m e n t T y p e = " C o l u m n "   E l e m e n t I d = " 7 4 8 8 2 0 0 1 4 "   D a t a T y p e = " T e x t " > C u s t o m e r A d d r e s s 5 < / C u s t o m e r A d d r e s s 5 > - 
-         < C u s t o m e r A d d r e s s 6   E l e m e n t T y p e = " C o l u m n "   E l e m e n t I d = " 1 3 8 6 5 1 6 6 3 1 "   D a t a T y p e = " T e x t " > C u s t o m e r A d d r e s s 6 < / C u s t o m e r A d d r e s s 6 > - 
-         < C u s t o m e r A d d r e s s 7   E l e m e n t T y p e = " C o l u m n "   E l e m e n t I d = " 2 0 2 4 2 1 3 2 4 8 "   D a t a T y p e = " T e x t " > C u s t o m e r A d d r e s s 7 < / C u s t o m e r A d d r e s s 7 > - 
-         < C u s t o m e r A d d r e s s 8   E l e m e n t T y p e = " C o l u m n "   E l e m e n t I d = " 1 0 4 8 6 9 8 5 8 5 "   D a t a T y p e = " T e x t " > C u s t o m e r A d d r e s s 8 < / C u s t o m e r A d d r e s s 8 > - 
-         < C u s t o m e r P o s t a l B a r C o d e   E l e m e n t T y p e = " C o l u m n "   E l e m e n t I d = " 3 9 8 5 8 0 6 8 8 "   D a t a T y p e = " T e x t " > C u s t o m e r P o s t a l B a r C o d e < / C u s t o m e r P o s t a l B a r C o d e > - 
-         < D o c u m e n t C o p y T e x t   E l e m e n t T y p e = " C o l u m n "   E l e m e n t I d = " 1 8 2 4 9 4 6 0 4 6 "   D a t a T y p e = " S t r i n g " > D o c u m e n t C o p y T e x t < / D o c u m e n t C o p y T e x t > - 
-         < D o c u m e n t D a t e   E l e m e n t T y p e = " C o l u m n "   E l e m e n t I d = " 5 5 2 8 7 1 9 1 4 "   D a t a T y p e = " S t r i n g " > D o c u m e n t D a t e < / D o c u m e n t D a t e > - 
-         < D o c u m e n t D a t e _ L b l   E l e m e n t T y p e = " C o l u m n "   E l e m e n t I d = " 1 0 2 6 4 9 4 8 3 "   D a t a T y p e = " S t r i n g " > D o c u m e n t D a t e _ L b l < / D o c u m e n t D a t e _ L b l > - 
-         < D o c u m e n t N o   E l e m e n t T y p e = " C o l u m n "   E l e m e n t I d = " 9 7 0 3 5 0 5 3 9 "   D a t a T y p e = " C o d e " > D o c u m e n t N o < / D o c u m e n t N o > - 
-         < D o c u m e n t N o _ L b l   E l e m e n t T y p e = " C o l u m n "   E l e m e n t I d = " 7 8 9 7 9 5 9 7 8 "   D a t a T y p e = " L a b e l " > D o c u m e n t N o _ L b l < / D o c u m e n t N o _ L b l > - 
-         < D o c u m e n t T i t l e _ L b l   E l e m e n t T y p e = " C o l u m n "   E l e m e n t I d = " 8 5 8 4 2 3 9 2 9 "   D a t a T y p e = " L a b e l " > D o c u m e n t T i t l e _ L b l < / D o c u m e n t T i t l e _ L b l > - 
-         < D u e D a t e   E l e m e n t T y p e = " C o l u m n "   E l e m e n t I d = " 7 4 5 1 7 0 2 0 3 "   D a t a T y p e = " S t r i n g " > D u e D a t e < / D u e D a t e > - 
-         < D u e D a t e _ L b l   E l e m e n t T y p e = " C o l u m n "   E l e m e n t I d = " 1 6 4 8 2 8 4 6 4 8 "   D a t a T y p e = " S t r i n g " > D u e D a t e _ L b l < / D u e D a t e _ L b l > - 
-         < E M a i l _ H e a d e r _ L b l   E l e m e n t T y p e = " C o l u m n "   E l e m e n t I d = " 5 1 3 1 7 0 8 0 4 "   D a t a T y p e = " L a b e l " > E M a i l _ H e a d e r _ L b l < / E M a i l _ H e a d e r _ L b l > - 
-         < E x c h a n g e R a t e A S T e x t   E l e m e n t T y p e = " C o l u m n "   E l e m e n t I d = " 1 1 5 7 2 6 2 0 5 3 "   D a t a T y p e = " T e x t " > E x c h a n g e R a t e A S T e x t < / E x c h a n g e R a t e A S T e x t > - 
-         < E x t e r n a l D o c u m e n t N o   E l e m e n t T y p e = " C o l u m n "   E l e m e n t I d = " 7 3 3 9 5 3 9 6 6 "   D a t a T y p e = " C o d e " > E x t e r n a l D o c u m e n t N o < / E x t e r n a l D o c u m e n t N o > - 
-         < E x t e r n a l D o c u m e n t N o L b l   E l e m e n t T y p e = " C o l u m n "   E l e m e n t I d = " 7 8 3 2 8 7 4 5 2 "   D a t a T y p e = " S t r i n g " > E x t e r n a l D o c u m e n t N o L b l < / E x t e r n a l D o c u m e n t N o L b l > - 
-         < H o m e P a g e _ H e a d e r _ L b l   E l e m e n t T y p e = " C o l u m n "   E l e m e n t I d = " 1 8 7 9 7 2 5 0 8 4 "   D a t a T y p e = " L a b e l " > H o m e P a g e _ H e a d e r _ L b l < / H o m e P a g e _ H e a d e r _ L b l > - 
-         < I n v o i c e D i s c o u n t A m o u n t _ L b l   E l e m e n t T y p e = " C o l u m n "   E l e m e n t I d = " 1 5 9 3 0 1 2 7 3 6 "   D a t a T y p e = " L a b e l " > I n v o i c e D i s c o u n t A m o u n t _ L b l < / I n v o i c e D i s c o u n t A m o u n t _ L b l > - 
-         < I n v o i c e D i s c o u n t B a s e A m o u n t _ L b l   E l e m e n t T y p e = " C o l u m n "   E l e m e n t I d = " 2 0 2 9 2 6 6 8 7 5 "   D a t a T y p e = " L a b e l " > I n v o i c e D i s c o u n t B a s e A m o u n t _ L b l < / I n v o i c e D i s c o u n t B a s e A m o u n t _ L b l > - 
-         < L e g a l E n t i t y T y p e   E l e m e n t T y p e = " C o l u m n "   E l e m e n t I d = " 2 0 5 1 8 7 3 5 6 3 "   D a t a T y p e = " T e x t " > L e g a l E n t i t y T y p e < / L e g a l E n t i t y T y p e > - 
-         < L e g a l E n t i t y T y p e _ L b l   E l e m e n t T y p e = " C o l u m n "   E l e m e n t I d = " 2 0 8 0 2 2 4 7 9 2 "   D a t a T y p e = " T e x t " > L e g a l E n t i t y T y p e _ L b l < / L e g a l E n t i t y T y p e _ L b l > - 
-         < L i n e A m o u n t A f t e r I n v o i c e D i s c o u n t _ L b l   E l e m e n t T y p e = " C o l u m n "   E l e m e n t I d = " 6 7 3 7 2 1 0 9 4 "   D a t a T y p e = " L a b e l " > L i n e A m o u n t A f t e r I n v o i c e D i s c o u n t _ L b l < / L i n e A m o u n t A f t e r I n v o i c e D i s c o u n t _ L b l > - 
-         < L o c a l C u r r e n c y _ L b l   E l e m e n t T y p e = " C o l u m n "   E l e m e n t I d = " 1 5 5 9 6 9 3 4 2 2 "   D a t a T y p e = " L a b e l " > L o c a l C u r r e n c y _ L b l < / L o c a l C u r r e n c y _ L b l > - 
-         < P a g e _ L b l   E l e m e n t T y p e = " C o l u m n "   E l e m e n t I d = " 6 8 0 6 4 8 0 9 1 "   D a t a T y p e = " L a b e l " > P a g e _ L b l < / P a g e _ L b l > - 
-         < P a y m e n t M e t h o d D e s c r i p t i o n   E l e m e n t T y p e = " C o l u m n "   E l e m e n t I d = " 5 8 5 7 5 7 9 7 4 "   D a t a T y p e = " T e x t " > P a y m e n t M e t h o d D e s c r i p t i o n < / P a y m e n t M e t h o d D e s c r i p t i o n > - 
-         < P a y m e n t M e t h o d D e s c r i p t i o n _ L b l   E l e m e n t T y p e = " C o l u m n "   E l e m e n t I d = " 7 9 7 1 1 7 3 2 3 "   D a t a T y p e = " L a b e l " > P a y m e n t M e t h o d D e s c r i p t i o n _ L b l < / P a y m e n t M e t h o d D e s c r i p t i o n _ L b l > - 
-         < P a y m e n t T e r m s D e s c r i p t i o n   E l e m e n t T y p e = " C o l u m n "   E l e m e n t I d = " 2 0 3 8 7 4 2 7 0 0 "   D a t a T y p e = " T e x t " > P a y m e n t T e r m s D e s c r i p t i o n < / P a y m e n t T e r m s D e s c r i p t i o n > - 
-         < P a y m e n t T e r m s D e s c r i p t i o n _ L b l   E l e m e n t T y p e = " C o l u m n "   E l e m e n t I d = " 1 8 7 4 4 9 4 3 2 1 "   D a t a T y p e = " L a b e l " > P a y m e n t T e r m s D e s c r i p t i o n _ L b l < / P a y m e n t T e r m s D e s c r i p t i o n _ L b l > - 
-         < P r i c e s I n c l u d i n g V A T   E l e m e n t T y p e = " C o l u m n "   E l e m e n t I d = " 5 1 8 8 1 7 1 6 7 "   D a t a T y p e = " B o o l e a n " > P r i c e s I n c l u d i n g V A T < / P r i c e s I n c l u d i n g V A T > - 
-         < P r i c e s I n c l u d i n g V A T Y e s N o   E l e m e n t T y p e = " C o l u m n "   E l e m e n t I d = " 1 4 1 1 1 4 7 5 9 9 "   D a t a T y p e = " S t r i n g " > P r i c e s I n c l u d i n g V A T Y e s N o < / P r i c e s I n c l u d i n g V A T Y e s N o > - 
-         < P r i c e s I n c l u d i n g V A T _ L b l   E l e m e n t T y p e = " C o l u m n "   E l e m e n t I d = " 1 3 7 7 9 7 9 4 4 4 "   D a t a T y p e = " S t r i n g " > P r i c e s I n c l u d i n g V A T _ L b l < / P r i c e s I n c l u d i n g V A T _ L b l > - 
-         < S a l e s I n v o i c e L i n e D i s c o u n t _ L b l   E l e m e n t T y p e = " C o l u m n "   E l e m e n t I d = " 6 6 4 6 0 1 5 8 2 "   D a t a T y p e = " L a b e l " > S a l e s I n v o i c e L i n e D i s c o u n t _ L b l < / S a l e s I n v o i c e L i n e D i s c o u n t _ L b l > - 
-         < S a l e s P e r s o n B l a n k _ L b l   E l e m e n t T y p e = " C o l u m n "   E l e m e n t I d = " 6 5 4 6 2 4 6 0 1 "   D a t a T y p e = " T e x t " > S a l e s P e r s o n B l a n k _ L b l < / S a l e s P e r s o n B l a n k _ L b l > - 
-         < S a l e s P e r s o n N a m e   E l e m e n t T y p e = " C o l u m n "   E l e m e n t I d = " 8 7 1 4 9 2 9 8 3 "   D a t a T y p e = " T e x t " > S a l e s P e r s o n N a m e < / S a l e s P e r s o n N a m e > - 
-         < S a l e s P e r s o n _ L b l   E l e m e n t T y p e = " C o l u m n "   E l e m e n t I d = " 1 5 6 4 1 9 6 3 6 5 "   D a t a T y p e = " L a b e l " > S a l e s P e r s o n _ L b l < / S a l e s P e r s o n _ L b l > - 
-         < S e l l T o C o n t a c t E m a i l   E l e m e n t T y p e = " C o l u m n "   E l e m e n t I d = " 2 6 2 8 2 4 5 6 4 "   D a t a T y p e = " T e x t " > S e l l T o C o n t a c t E m a i l < / S e l l T o C o n t a c t E m a i l > - 
-         < S e l l T o C o n t a c t E m a i l L b l   E l e m e n t T y p e = " C o l u m n "   E l e m e n t I d = " 3 7 0 9 2 0 3 7 4 "   D a t a T y p e = " L a b e l " > S e l l T o C o n t a c t E m a i l L b l < / S e l l T o C o n t a c t E m a i l L b l > - 
-         < S e l l T o C o n t a c t M o b i l e P h o n e N o   E l e m e n t T y p e = " C o l u m n "   E l e m e n t I d = " 1 8 4 3 5 8 7 4 7 "   D a t a T y p e = " T e x t " > S e l l T o C o n t a c t M o b i l e P h o n e N o < / S e l l T o C o n t a c t M o b i l e P h o n e N o > - 
-         < S e l l T o C o n t a c t M o b i l e P h o n e N o L b l   E l e m e n t T y p e = " C o l u m n "   E l e m e n t I d = " 1 4 5 7 5 2 8 4 1 7 "   D a t a T y p e = " L a b e l " > S e l l T o C o n t a c t M o b i l e P h o n e N o L b l < / S e l l T o C o n t a c t M o b i l e P h o n e N o L b l > - 
-         < S e l l T o C o n t a c t P h o n e N o   E l e m e n t T y p e = " C o l u m n "   E l e m e n t I d = " 1 6 1 3 8 2 2 4 8 3 "   D a t a T y p e = " T e x t " > S e l l T o C o n t a c t P h o n e N o < / S e l l T o C o n t a c t P h o n e N o > - 
-         < S e l l T o C o n t a c t P h o n e N o L b l   E l e m e n t T y p e = " C o l u m n "   E l e m e n t I d = " 1 0 5 0 6 8 6 8 0 9 "   D a t a T y p e = " L a b e l " > S e l l T o C o n t a c t P h o n e N o L b l < / S e l l T o C o n t a c t P h o n e N o L b l > - 
-         < S e l l t o C u s t o m e r N o   E l e m e n t T y p e = " C o l u m n "   E l e m e n t I d = " 2 0 5 0 6 4 7 3 4 9 "   D a t a T y p e = " C o d e " > S e l l t o C u s t o m e r N o < / S e l l t o C u s t o m e r N o > - 
-         < S e l l t o C u s t o m e r N o _ L b l   E l e m e n t T y p e = " C o l u m n "   E l e m e n t I d = " 2 9 8 3 8 1 5 1 2 "   D a t a T y p e = " S t r i n g " > S e l l t o C u s t o m e r N o _ L b l < / S e l l t o C u s t o m e r N o _ L b l > - 
-         < S h i p m e n t D a t e   E l e m e n t T y p e = " C o l u m n "   E l e m e n t I d = " 9 3 1 1 1 1 4 6 5 "   D a t a T y p e = " S t r i n g " > S h i p m e n t D a t e < / S h i p m e n t D a t e > - 
-         < S h i p m e n t D a t e _ L b l   E l e m e n t T y p e = " C o l u m n "   E l e m e n t I d = " 6 1 4 4 0 0 3 6 4 "   D a t a T y p e = " S t r i n g " > S h i p m e n t D a t e _ L b l < / S h i p m e n t D a t e _ L b l > - 
-         < S h i p m e n t M e t h o d D e s c r i p t i o n   E l e m e n t T y p e = " C o l u m n "   E l e m e n t I d = " 2 0 5 9 4 0 3 2 6 0 "   D a t a T y p e = " T e x t " > S h i p m e n t M e t h o d D e s c r i p t i o n < / S h i p m e n t M e t h o d D e s c r i p t i o n > - 
-         < S h i p m e n t M e t h o d D e s c r i p t i o n _ L b l   E l e m e n t T y p e = " C o l u m n "   E l e m e n t I d = " 1 1 7 9 9 7 8 4 6 5 "   D a t a T y p e = " L a b e l " > S h i p m e n t M e t h o d D e s c r i p t i o n _ L b l < / S h i p m e n t M e t h o d D e s c r i p t i o n _ L b l > - 
-         < S h i p m e n t _ L b l   E l e m e n t T y p e = " C o l u m n "   E l e m e n t I d = " 2 0 8 5 7 6 7 1 2 0 "   D a t a T y p e = " L a b e l " > S h i p m e n t _ L b l < / S h i p m e n t _ L b l > - 
-         < S h i p T o A d d r e s s 1   E l e m e n t T y p e = " C o l u m n "   E l e m e n t I d = " 1 3 5 7 6 7 2 8 6 1 "   D a t a T y p e = " T e x t " > S h i p T o A d d r e s s 1 < / S h i p T o A d d r e s s 1 > - 
-         < S h i p T o A d d r e s s 2   E l e m e n t T y p e = " C o l u m n "   E l e m e n t I d = " 1 0 2 4 2 0 4 5 8 4 "   D a t a T y p e = " T e x t " > S h i p T o A d d r e s s 2 < / S h i p T o A d d r e s s 2 > - 
-         < S h i p T o A d d r e s s 3   E l e m e n t T y p e = " C o l u m n "   E l e m e n t I d = " 1 6 6 1 9 0 1 2 0 1 "   D a t a T y p e = " T e x t " > S h i p T o A d d r e s s 3 < / S h i p T o A d d r e s s 3 > - 
-         < S h i p T o A d d r e s s 4   E l e m e n t T y p e = " C o l u m n "   E l e m e n t I d = " 5 5 5 4 1 6 9 9 0 "   D a t a T y p e = " T e x t " > S h i p T o A d d r e s s 4 < / S h i p T o A d d r e s s 4 > - 
-         < S h i p T o A d d r e s s 5   E l e m e n t T y p e = " C o l u m n "   E l e m e n t I d = " 1 1 9 3 1 1 3 6 0 7 "   D a t a T y p e = " T e x t " > S h i p T o A d d r e s s 5 < / S h i p T o A d d r e s s 5 > - 
-         < S h i p T o A d d r e s s 6   E l e m e n t T y p e = " C o l u m n "   E l e m e n t I d = " 7 1 9 9 7 6 2 4 4 "   D a t a T y p e = " T e x t " > S h i p T o A d d r e s s 6 < / S h i p T o A d d r e s s 6 > - 
-         < S h i p T o A d d r e s s 7   E l e m e n t T y p e = " C o l u m n "   E l e m e n t I d = " 8 2 2 7 9 6 2 7 "   D a t a T y p e = " T e x t " > S h i p T o A d d r e s s 7 < / S h i p T o A d d r e s s 7 > - 
-         < S h i p T o A d d r e s s 8   E l e m e n t T y p e = " C o l u m n "   E l e m e n t I d = " 1 4 9 2 9 9 2 1 7 8 "   D a t a T y p e = " T e x t " > S h i p T o A d d r e s s 8 < / S h i p T o A d d r e s s 8 > - 
-         < S h i p T o A d d r e s s _ L b l   E l e m e n t T y p e = " C o l u m n "   E l e m e n t I d = " 1 6 5 0 5 0 5 0 1 7 "   D a t a T y p e = " L a b e l " > S h i p T o A d d r e s s _ L b l < / S h i p T o A d d r e s s _ L b l > - 
-         < S h i p T o P h o n e N o   E l e m e n t T y p e = " C o l u m n "   E l e m e n t I d = " 3 6 9 7 0 2 2 5 5 "   D a t a T y p e = " T e x t " > S h i p T o P h o n e N o < / S h i p T o P h o n e N o > - 
-         < S h o w S h i p p i n g A d d r e s s   E l e m e n t T y p e = " C o l u m n "   E l e m e n t I d = " 1 1 2 0 0 7 1 2 6 6 "   D a t a T y p e = " B o o l e a n " > S h o w S h i p p i n g A d d r e s s < / S h o w S h i p p i n g A d d r e s s > - 
-         < S h o w W o r k D e s c r i p t i o n   E l e m e n t T y p e = " C o l u m n "   E l e m e n t I d = " 7 8 5 4 6 8 8 6 5 "   D a t a T y p e = " B o o l e a n " > S h o w W o r k D e s c r i p t i o n < / S h o w W o r k D e s c r i p t i o n > - 
-         < S u b t o t a l _ L b l   E l e m e n t T y p e = " C o l u m n "   E l e m e n t I d = " 1 9 6 7 7 9 5 1 4 2 "   D a t a T y p e = " L a b e l " > S u b t o t a l _ L b l < / S u b t o t a l _ L b l > - 
-         < T o t a l _ L b l   E l e m e n t T y p e = " C o l u m n "   E l e m e n t I d = " 1 2 1 0 1 0 0 8 7 8 "   D a t a T y p e = " L a b e l " > T o t a l _ L b l < / T o t a l _ L b l > - 
-         < V A T A m o u n t S p e c i f i c a t i o n _ L b l   E l e m e n t T y p e = " C o l u m n "   E l e m e n t I d = " 8 7 8 7 0 6 8 4 6 "   D a t a T y p e = " L a b e l " > V A T A m o u n t S p e c i f i c a t i o n _ L b l < / V A T A m o u n t S p e c i f i c a t i o n _ L b l > - 
-         < V A T A m o u n t _ L b l   E l e m e n t T y p e = " C o l u m n "   E l e m e n t I d = " 1 0 9 4 6 5 7 2 9 "   D a t a T y p e = " L a b e l " > V A T A m o u n t _ L b l < / V A T A m o u n t _ L b l > - 
-         < V A T B a s e _ L b l   E l e m e n t T y p e = " C o l u m n "   E l e m e n t I d = " 1 8 6 6 1 5 8 2 7 8 "   D a t a T y p e = " L a b e l " > V A T B a s e _ L b l < / V A T B a s e _ L b l > - 
-         < V A T C l a u s e s _ L b l   E l e m e n t T y p e = " C o l u m n "   E l e m e n t I d = " 1 3 8 3 9 2 0 0 1 9 "   D a t a T y p e = " L a b e l " > V A T C l a u s e s _ L b l < / V A T C l a u s e s _ L b l > - 
-         < V A T C l a u s e _ L b l   E l e m e n t T y p e = " C o l u m n "   E l e m e n t I d = " 1 5 7 0 4 9 5 4 9 0 "   D a t a T y p e = " S t r i n g " > V A T C l a u s e _ L b l < / V A T C l a u s e _ L b l > - 
-         < V A T I d e n t i f i e r _ L b l   E l e m e n t T y p e = " C o l u m n "   E l e m e n t I d = " 1 6 8 6 6 2 3 9 8 4 "   D a t a T y p e = " L a b e l " > V A T I d e n t i f i e r _ L b l < / V A T I d e n t i f i e r _ L b l > - 
-         < V A T P e r c e n t a g e _ L b l   E l e m e n t T y p e = " C o l u m n "   E l e m e n t I d = " 6 7 6 6 5 4 5 6 5 "   D a t a T y p e = " L a b e l " > V A T P e r c e n t a g e _ L b l < / V A T P e r c e n t a g e _ L b l > - 
-         < V A T R e g i s t r a t i o n N o   E l e m e n t T y p e = " C o l u m n "   E l e m e n t I d = " 1 8 8 9 1 9 5 4 0 2 "   D a t a T y p e = " T e x t " > V A T R e g i s t r a t i o n N o < / V A T R e g i s t r a t i o n N o > - 
-         < V A T R e g i s t r a t i o n N o _ L b l   E l e m e n t T y p e = " C o l u m n "   E l e m e n t I d = " 1 4 2 4 6 1 6 0 8 5 "   D a t a T y p e = " T e x t " > V A T R e g i s t r a t i o n N o _ L b l < / V A T R e g i s t r a t i o n N o _ L b l > - 
-         < Y o u r R e f e r e n c e   E l e m e n t T y p e = " C o l u m n "   E l e m e n t I d = " 1 1 0 3 9 9 5 1 "   D a t a T y p e = " T e x t " > Y o u r R e f e r e n c e < / Y o u r R e f e r e n c e > - 
-         < Y o u r R e f e r e n c e _ L b l   E l e m e n t T y p e = " C o l u m n "   E l e m e n t I d = " 4 6 5 4 7 7 4 2 6 "   D a t a T y p e = " S t r i n g " > Y o u r R e f e r e n c e _ L b l < / Y o u r R e f e r e n c e _ L b l > - 
-         < L i n e   E l e m e n t T y p e = " D a t a I t e m "   E l e m e n t I d = " 4 1 1 9 7 6 1 3 3 " > - 
-             < A m o u n t E x c l u d i n g V A T _ L i n e   E l e m e n t T y p e = " C o l u m n "   E l e m e n t I d = " 1 0 6 2 4 6 0 0 4 0 "   D a t a T y p e = " D e c i m a l " > A m o u n t E x c l u d i n g V A T _ L i n e < / A m o u n t E x c l u d i n g V A T _ L i n e > - 
-             < A m o u n t E x c l u d i n g V A T _ L i n e _ L b l   E l e m e n t T y p e = " C o l u m n "   E l e m e n t I d = " 2 0 0 2 8 7 4 4 7 5 "   D a t a T y p e = " S t r i n g " > A m o u n t E x c l u d i n g V A T _ L i n e _ L b l < / A m o u n t E x c l u d i n g V A T _ L i n e _ L b l > - 
-             < A m o u n t I n c l u d i n g V A T _ L i n e   E l e m e n t T y p e = " C o l u m n "   E l e m e n t I d = " 7 7 0 9 2 8 4 0 2 "   D a t a T y p e = " D e c i m a l " > A m o u n t I n c l u d i n g V A T _ L i n e < / A m o u n t I n c l u d i n g V A T _ L i n e > - 
-             < A m o u n t I n c l u d i n g V A T _ L i n e _ L b l   E l e m e n t T y p e = " C o l u m n "   E l e m e n t I d = " 9 3 0 7 4 7 3 1 3 "   D a t a T y p e = " S t r i n g " > A m o u n t I n c l u d i n g V A T _ L i n e _ L b l < / A m o u n t I n c l u d i n g V A T _ L i n e _ L b l > - 
-             < D e s c r i p t i o n _ L i n e   E l e m e n t T y p e = " C o l u m n "   E l e m e n t I d = " 1 4 0 6 8 2 2 3 1 0 "   D a t a T y p e = " T e x t " > D e s c r i p t i o n _ L i n e < / D e s c r i p t i o n _ L i n e > - 
-             < D e s c r i p t i o n _ L i n e _ L b l   E l e m e n t T y p e = " C o l u m n "   E l e m e n t I d = " 2 1 1 8 9 5 1 4 9 5 "   D a t a T y p e = " S t r i n g " > D e s c r i p t i o n _ L i n e _ L b l < / D e s c r i p t i o n _ L i n e _ L b l > - 
-             < I t e m N o _ L i n e   E l e m e n t T y p e = " C o l u m n "   E l e m e n t I d = " 1 9 1 0 2 9 6 2 8 8 "   D a t a T y p e = " C o d e " > I t e m N o _ L i n e < / I t e m N o _ L i n e > - 
-             < I t e m N o _ L i n e _ L b l   E l e m e n t T y p e = " C o l u m n "   E l e m e n t I d = " 1 3 4 0 0 7 9 6 1 3 "   D a t a T y p e = " S t r i n g " > I t e m N o _ L i n e _ L b l < / I t e m N o _ L i n e _ L b l > - 
-             < I t e m R e f e r e n c e N o _ L i n e   E l e m e n t T y p e = " C o l u m n "   E l e m e n t I d = " 9 2 7 2 3 5 7 "   D a t a T y p e = " C o d e " > I t e m R e f e r e n c e N o _ L i n e < / I t e m R e f e r e n c e N o _ L i n e > - 
-             < I t e m R e f e r e n c e N o _ L i n e _ L b l   E l e m e n t T y p e = " C o l u m n "   E l e m e n t I d = " 1 9 8 0 6 3 1 1 3 0 "   D a t a T y p e = " S t r i n g " > I t e m R e f e r e n c e N o _ L i n e _ L b l < / I t e m R e f e r e n c e N o _ L i n e _ L b l > - 
-             < L i n e A m o u n t _ L i n e   E l e m e n t T y p e = " C o l u m n "   E l e m e n t I d = " 2 6 8 9 3 7 1 6 2 "   D a t a T y p e = " T e x t " > L i n e A m o u n t _ L i n e < / L i n e A m o u n t _ L i n e > - 
-             < L i n e A m o u n t _ L i n e _ L b l   E l e m e n t T y p e = " C o l u m n "   E l e m e n t I d = " 9 9 2 9 0 1 8 4 5 "   D a t a T y p e = " S t r i n g " > L i n e A m o u n t _ L i n e _ L b l < / L i n e A m o u n t _ L i n e _ L b l > - 
-             < L i n e D i s c o u n t P e r c e n t T e x t _ L i n e   E l e m e n t T y p e = " C o l u m n "   E l e m e n t I d = " 6 1 3 1 3 5 1 9 "   D a t a T y p e = " T e x t " > L i n e D i s c o u n t P e r c e n t T e x t _ L i n e < / L i n e D i s c o u n t P e r c e n t T e x t _ L i n e > - 
-             < L i n e D i s c o u n t P e r c e n t _ L i n e   E l e m e n t T y p e = " C o l u m n "   E l e m e n t I d = " 9 0 7 8 2 7 4 3 6 "   D a t a T y p e = " D e c i m a l " > L i n e D i s c o u n t P e r c e n t _ L i n e < / L i n e D i s c o u n t P e r c e n t _ L i n e > - 
-             < L i n e N o _ L i n e   E l e m e n t T y p e = " C o l u m n "   E l e m e n t I d = " 6 9 8 9 8 5 9 7 9 "   D a t a T y p e = " I n t e g e r " > L i n e N o _ L i n e < / L i n e N o _ L i n e > - 
-             < Q u a n t i t y _ L i n e   E l e m e n t T y p e = " C o l u m n "   E l e m e n t I d = " 1 0 6 8 5 4 3 5 3 7 "   D a t a T y p e = " T e x t " > Q u a n t i t y _ L i n e < / Q u a n t i t y _ L i n e > - 
-             < Q u a n t i t y _ L i n e _ L b l   E l e m e n t T y p e = " C o l u m n "   E l e m e n t I d = " 2 0 3 4 5 0 6 8 0 2 "   D a t a T y p e = " S t r i n g " > Q u a n t i t y _ L i n e _ L b l < / Q u a n t i t y _ L i n e _ L b l > - 
-             < S h i p m e n t D a t e _ L i n e   E l e m e n t T y p e = " C o l u m n "   E l e m e n t I d = " 1 6 7 3 3 7 5 4 1 6 "   D a t a T y p e = " S t r i n g " > S h i p m e n t D a t e _ L i n e < / S h i p m e n t D a t e _ L i n e > - 
-             < S h i p m e n t D a t e _ L i n e _ L b l   E l e m e n t T y p e = " C o l u m n "   E l e m e n t I d = " 8 5 3 2 2 4 3 6 3 "   D a t a T y p e = " L a b e l " > S h i p m e n t D a t e _ L i n e _ L b l < / S h i p m e n t D a t e _ L i n e _ L b l > - 
-             < T r a n s H e a d e r A m o u n t   E l e m e n t T y p e = " C o l u m n "   E l e m e n t I d = " 2 0 2 8 3 0 6 2 7 6 "   D a t a T y p e = " D e c i m a l " > T r a n s H e a d e r A m o u n t < / T r a n s H e a d e r A m o u n t > - 
-             < T y p e _ L i n e   E l e m e n t T y p e = " C o l u m n "   E l e m e n t I d = " 2 7 2 8 0 4 9 2 4 "   D a t a T y p e = " S t r i n g " > T y p e _ L i n e < / T y p e _ L i n e > - 
-             < U n i t O f M e a s u r e   E l e m e n t T y p e = " C o l u m n "   E l e m e n t I d = " 1 8 0 8 2 2 8 0 1 8 "   D a t a T y p e = " T e x t " > U n i t O f M e a s u r e < / U n i t O f M e a s u r e > - 
-             < U n i t O f M e a s u r e _ L b l   E l e m e n t T y p e = " C o l u m n "   E l e m e n t I d = " 9 8 1 9 5 1 2 4 9 "   D a t a T y p e = " S t r i n g " > U n i t O f M e a s u r e _ L b l < / U n i t O f M e a s u r e _ L b l > - 
-             < U n i t P r i c e   E l e m e n t T y p e = " C o l u m n "   E l e m e n t I d = " 1 4 7 8 2 2 1 5 2 6 "   D a t a T y p e = " T e x t " > U n i t P r i c e < / U n i t P r i c e > - 
-             < U n i t P r i c e _ L b l   E l e m e n t T y p e = " C o l u m n "   E l e m e n t I d = " 1 1 6 3 9 2 6 6 0 3 "   D a t a T y p e = " S t r i n g " > U n i t P r i c e _ L b l < / U n i t P r i c e _ L b l > - 
-             < V A T I d e n t i f i e r _ L i n e   E l e m e n t T y p e = " C o l u m n "   E l e m e n t I d = " 1 7 7 3 6 2 2 4 1 2 "   D a t a T y p e = " C o d e " > V A T I d e n t i f i e r _ L i n e < / V A T I d e n t i f i e r _ L i n e > - 
-             < V A T I d e n t i f i e r _ L i n e _ L b l   E l e m e n t T y p e = " C o l u m n "   E l e m e n t I d = " 5 3 3 7 8 2 7 0 3 "   D a t a T y p e = " S t r i n g " > V A T I d e n t i f i e r _ L i n e _ L b l < / V A T I d e n t i f i e r _ L i n e _ L b l > - 
-             < V A T P c t _ L i n e   E l e m e n t T y p e = " C o l u m n "   E l e m e n t I d = " 1 9 7 4 0 0 1 9 4 4 "   D a t a T y p e = " T e x t " > V A T P c t _ L i n e < / V A T P c t _ L i n e > - 
-             < V A T P c t _ L i n e _ L b l   E l e m e n t T y p e = " C o l u m n "   E l e m e n t I d = " 1 2 0 7 5 2 9 9 1 5 "   D a t a T y p e = " S t r i n g " > V A T P c t _ L i n e _ L b l < / V A T P c t _ L i n e _ L b l > - 
-             < S h i p m e n t L i n e   E l e m e n t T y p e = " D a t a I t e m "   E l e m e n t I d = " 2 0 1 5 9 9 6 0 5 1 " > - 
-                 < D o c u m e n t N o _ S h i p m e n t L i n e   E l e m e n t T y p e = " C o l u m n "   E l e m e n t I d = " 1 2 4 3 7 6 7 7 6 2 "   D a t a T y p e = " C o d e " > D o c u m e n t N o _ S h i p m e n t L i n e < / D o c u m e n t N o _ S h i p m e n t L i n e > - 
-                 < P o s t i n g D a t e _ S h i p m e n t L i n e   E l e m e n t T y p e = " C o l u m n "   E l e m e n t I d = " 1 8 3 4 0 0 3 2 0 "   D a t a T y p e = " S t r i n g " > P o s t i n g D a t e _ S h i p m e n t L i n e < / P o s t i n g D a t e _ S h i p m e n t L i n e > - 
-                 < P o s t i n g D a t e _ S h i p m e n t L i n e _ L b l   E l e m e n t T y p e = " C o l u m n "   E l e m e n t I d = " 1 0 9 0 0 6 9 0 2 7 "   D a t a T y p e = " S t r i n g " > P o s t i n g D a t e _ S h i p m e n t L i n e _ L b l < / P o s t i n g D a t e _ S h i p m e n t L i n e _ L b l > - 
-                 < Q u a n t i t y _ S h i p m e n t L i n e   E l e m e n t T y p e = " C o l u m n "   E l e m e n t I d = " 1 6 3 7 0 3 4 2 4 7 "   D a t a T y p e = " D e c i m a l " > Q u a n t i t y _ S h i p m e n t L i n e < / Q u a n t i t y _ S h i p m e n t L i n e > - 
-                 < Q u a n t i t y _ S h i p m e n t L i n e _ L b l   E l e m e n t T y p e = " C o l u m n "   E l e m e n t I d = " 1 6 0 2 6 6 7 3 8 6 "   D a t a T y p e = " S t r i n g " > Q u a n t i t y _ S h i p m e n t L i n e _ L b l < / Q u a n t i t y _ S h i p m e n t L i n e _ L b l > +     < H e a d e r > + 
+         < A p p l i e s T o D o c u m e n t > A p p l i e s T o D o c u m e n t < / A p p l i e s T o D o c u m e n t > + 
+         < A p p l i e s T o D o c u m e n t _ L b l > A p p l i e s T o D o c u m e n t _ L b l < / A p p l i e s T o D o c u m e n t _ L b l > + 
+         < B i l l T o C o n t a c t E m a i l > B i l l T o C o n t a c t E m a i l < / B i l l T o C o n t a c t E m a i l > + 
+         < B i l l T o C o n t a c t E m a i l L b l > B i l l T o C o n t a c t E m a i l L b l < / B i l l T o C o n t a c t E m a i l L b l > + 
+         < B i l l T o C o n t a c t M o b i l e P h o n e N o > B i l l T o C o n t a c t M o b i l e P h o n e N o < / B i l l T o C o n t a c t M o b i l e P h o n e N o > + 
+         < B i l l T o C o n t a c t M o b i l e P h o n e N o L b l > B i l l T o C o n t a c t M o b i l e P h o n e N o L b l < / B i l l T o C o n t a c t M o b i l e P h o n e N o L b l > + 
+         < B i l l T o C o n t a c t P h o n e N o > B i l l T o C o n t a c t P h o n e N o < / B i l l T o C o n t a c t P h o n e N o > + 
+         < B i l l T o C o n t a c t P h o n e N o L b l > B i l l T o C o n t a c t P h o n e N o L b l < / B i l l T o C o n t a c t P h o n e N o L b l > + 
+         < B i l l t o C u s t u m e r N o > B i l l t o C u s t u m e r N o < / B i l l t o C u s t u m e r N o > + 
+         < B i l l t o C u s t u m e r N o _ L b l > B i l l t o C u s t u m e r N o _ L b l < / B i l l t o C u s t u m e r N o _ L b l > + 
+         < C o m p a n y A d d r e s s 1 > C o m p a n y A d d r e s s 1 < / C o m p a n y A d d r e s s 1 > + 
+         < C o m p a n y A d d r e s s 2 > C o m p a n y A d d r e s s 2 < / C o m p a n y A d d r e s s 2 > + 
+         < C o m p a n y A d d r e s s 3 > C o m p a n y A d d r e s s 3 < / C o m p a n y A d d r e s s 3 > + 
+         < C o m p a n y A d d r e s s 4 > C o m p a n y A d d r e s s 4 < / C o m p a n y A d d r e s s 4 > + 
+         < C o m p a n y A d d r e s s 5 > C o m p a n y A d d r e s s 5 < / C o m p a n y A d d r e s s 5 > + 
+         < C o m p a n y A d d r e s s 6 > C o m p a n y A d d r e s s 6 < / C o m p a n y A d d r e s s 6 > + 
+         < C o m p a n y A d d r e s s 7 > C o m p a n y A d d r e s s 7 < / C o m p a n y A d d r e s s 7 > + 
+         < C o m p a n y A d d r e s s 8 > C o m p a n y A d d r e s s 8 < / C o m p a n y A d d r e s s 8 > + 
+         < C o m p a n y B a n k A c c o u n t N o > C o m p a n y B a n k A c c o u n t N o < / C o m p a n y B a n k A c c o u n t N o > + 
+         < C o m p a n y B a n k A c c o u n t N o _ L b l > C o m p a n y B a n k A c c o u n t N o _ L b l < / C o m p a n y B a n k A c c o u n t N o _ L b l > + 
+         < C o m p a n y B a n k B r a n c h N o > C o m p a n y B a n k B r a n c h N o < / C o m p a n y B a n k B r a n c h N o > + 
+         < C o m p a n y B a n k B r a n c h N o _ L b l > C o m p a n y B a n k B r a n c h N o _ L b l < / C o m p a n y B a n k B r a n c h N o _ L b l > + 
+         < C o m p a n y B a n k N a m e > C o m p a n y B a n k N a m e < / C o m p a n y B a n k N a m e > + 
+         < C o m p a n y B a n k N a m e _ L b l > C o m p a n y B a n k N a m e _ L b l < / C o m p a n y B a n k N a m e _ L b l > + 
+         < C o m p a n y C u s t o m G i r o > C o m p a n y C u s t o m G i r o < / C o m p a n y C u s t o m G i r o > + 
+         < C o m p a n y C u s t o m G i r o _ L b l > C o m p a n y C u s t o m G i r o _ L b l < / C o m p a n y C u s t o m G i r o _ L b l > + 
+         < C o m p a n y E M a i l > C o m p a n y E M a i l < / C o m p a n y E M a i l > + 
+         < C o m p a n y G i r o N o > C o m p a n y G i r o N o < / C o m p a n y G i r o N o > + 
+         < C o m p a n y G i r o N o _ L b l > C o m p a n y G i r o N o _ L b l < / C o m p a n y G i r o N o _ L b l > + 
+         < C o m p a n y H o m e P a g e > C o m p a n y H o m e P a g e < / C o m p a n y H o m e P a g e > + 
+         < C o m p a n y I B A N > C o m p a n y I B A N < / C o m p a n y I B A N > + 
+         < C o m p a n y I B A N _ L b l > C o m p a n y I B A N _ L b l < / C o m p a n y I B A N _ L b l > + 
+         < C o m p a n y L e g a l O f f i c e > C o m p a n y L e g a l O f f i c e < / C o m p a n y L e g a l O f f i c e > + 
+         < C o m p a n y L e g a l O f f i c e _ L b l > C o m p a n y L e g a l O f f i c e _ L b l < / C o m p a n y L e g a l O f f i c e _ L b l > + 
+         < C o m p a n y L e g a l S t a t e m e n t > C o m p a n y L e g a l S t a t e m e n t < / C o m p a n y L e g a l S t a t e m e n t > + 
+         < C o m p a n y L o g o P o s i t i o n > C o m p a n y L o g o P o s i t i o n < / C o m p a n y L o g o P o s i t i o n > + 
+         < C o m p a n y P h o n e N o > C o m p a n y P h o n e N o < / C o m p a n y P h o n e N o > + 
+         < C o m p a n y P h o n e N o _ L b l > C o m p a n y P h o n e N o _ L b l < / C o m p a n y P h o n e N o _ L b l > + 
+         < C o m p a n y P i c t u r e / > + 
+         < C o m p a n y R e g i s t r a t i o n N u m b e r > C o m p a n y R e g i s t r a t i o n N u m b e r < / C o m p a n y R e g i s t r a t i o n N u m b e r > + 
+         < C o m p a n y R e g i s t r a t i o n N u m b e r _ L b l > C o m p a n y R e g i s t r a t i o n N u m b e r _ L b l < / C o m p a n y R e g i s t r a t i o n N u m b e r _ L b l > + 
+         < C o m p a n y S W I F T > C o m p a n y S W I F T < / C o m p a n y S W I F T > + 
+         < C o m p a n y S W I F T _ L b l > C o m p a n y S W I F T _ L b l < / C o m p a n y S W I F T _ L b l > + 
+         < C o m p a n y V A T R e g i s t r a t i o n N o > C o m p a n y V A T R e g i s t r a t i o n N o < / C o m p a n y V A T R e g i s t r a t i o n N o > + 
+         < C o m p a n y V A T R e g i s t r a t i o n N o _ L b l > C o m p a n y V A T R e g i s t r a t i o n N o _ L b l < / C o m p a n y V A T R e g i s t r a t i o n N o _ L b l > + 
+         < C o m p a n y V A T R e g N o > C o m p a n y V A T R e g N o < / C o m p a n y V A T R e g N o > + 
+         < C o m p a n y V A T R e g N o _ L b l > C o m p a n y V A T R e g N o _ L b l < / C o m p a n y V A T R e g N o _ L b l > + 
+         < C o p y _ L b l > C o p y _ L b l < / C o p y _ L b l > + 
+         < C u s t o m e r A d d r e s s 1 > C u s t o m e r A d d r e s s 1 < / C u s t o m e r A d d r e s s 1 > + 
+         < C u s t o m e r A d d r e s s 2 > C u s t o m e r A d d r e s s 2 < / C u s t o m e r A d d r e s s 2 > + 
+         < C u s t o m e r A d d r e s s 3 > C u s t o m e r A d d r e s s 3 < / C u s t o m e r A d d r e s s 3 > + 
+         < C u s t o m e r A d d r e s s 4 > C u s t o m e r A d d r e s s 4 < / C u s t o m e r A d d r e s s 4 > + 
+         < C u s t o m e r A d d r e s s 5 > C u s t o m e r A d d r e s s 5 < / C u s t o m e r A d d r e s s 5 > + 
+         < C u s t o m e r A d d r e s s 6 > C u s t o m e r A d d r e s s 6 < / C u s t o m e r A d d r e s s 6 > + 
+         < C u s t o m e r A d d r e s s 7 > C u s t o m e r A d d r e s s 7 < / C u s t o m e r A d d r e s s 7 > + 
+         < C u s t o m e r A d d r e s s 8 > C u s t o m e r A d d r e s s 8 < / C u s t o m e r A d d r e s s 8 > + 
+         < C u s t o m e r P o s t a l B a r C o d e > C u s t o m e r P o s t a l B a r C o d e < / C u s t o m e r P o s t a l B a r C o d e > + 
+         < D o c u m e n t C o p y T e x t > D o c u m e n t C o p y T e x t < / D o c u m e n t C o p y T e x t > + 
+         < D o c u m e n t D a t e > D o c u m e n t D a t e < / D o c u m e n t D a t e > + 
+         < D o c u m e n t D a t e _ L b l > D o c u m e n t D a t e _ L b l < / D o c u m e n t D a t e _ L b l > + 
+         < D o c u m e n t N o > D o c u m e n t N o < / D o c u m e n t N o > + 
+         < D o c u m e n t N o _ L b l > D o c u m e n t N o _ L b l < / D o c u m e n t N o _ L b l > + 
+         < D o c u m e n t T i t l e _ L b l > D o c u m e n t T i t l e _ L b l < / D o c u m e n t T i t l e _ L b l > + 
+         < D u e D a t e > D u e D a t e < / D u e D a t e > + 
+         < D u e D a t e _ L b l > D u e D a t e _ L b l < / D u e D a t e _ L b l > + 
+         < E M a i l _ H e a d e r _ L b l > E M a i l _ H e a d e r _ L b l < / E M a i l _ H e a d e r _ L b l > + 
+         < E x c h a n g e R a t e A S T e x t > E x c h a n g e R a t e A S T e x t < / E x c h a n g e R a t e A S T e x t > + 
+         < E x t e r n a l D o c u m e n t N o > E x t e r n a l D o c u m e n t N o < / E x t e r n a l D o c u m e n t N o > + 
+         < E x t e r n a l D o c u m e n t N o L b l > E x t e r n a l D o c u m e n t N o L b l < / E x t e r n a l D o c u m e n t N o L b l > + 
+         < H o m e P a g e _ H e a d e r _ L b l > H o m e P a g e _ H e a d e r _ L b l < / H o m e P a g e _ H e a d e r _ L b l > + 
+         < I n v o i c e D i s c o u n t A m o u n t _ L b l > I n v o i c e D i s c o u n t A m o u n t _ L b l < / I n v o i c e D i s c o u n t A m o u n t _ L b l > + 
+         < I n v o i c e D i s c o u n t B a s e A m o u n t _ L b l > I n v o i c e D i s c o u n t B a s e A m o u n t _ L b l < / I n v o i c e D i s c o u n t B a s e A m o u n t _ L b l > + 
+         < L e g a l E n t i t y T y p e > L e g a l E n t i t y T y p e < / L e g a l E n t i t y T y p e > + 
+         < L e g a l E n t i t y T y p e _ L b l > L e g a l E n t i t y T y p e _ L b l < / L e g a l E n t i t y T y p e _ L b l > + 
+         < L i n e A m o u n t A f t e r I n v o i c e D i s c o u n t _ L b l > L i n e A m o u n t A f t e r I n v o i c e D i s c o u n t _ L b l < / L i n e A m o u n t A f t e r I n v o i c e D i s c o u n t _ L b l > + 
+         < L o c a l C u r r e n c y _ L b l > L o c a l C u r r e n c y _ L b l < / L o c a l C u r r e n c y _ L b l > + 
+         < P a g e _ L b l > P a g e _ L b l < / P a g e _ L b l > + 
+         < P a y m e n t M e t h o d D e s c r i p t i o n > P a y m e n t M e t h o d D e s c r i p t i o n < / P a y m e n t M e t h o d D e s c r i p t i o n > + 
+         < P a y m e n t M e t h o d D e s c r i p t i o n _ L b l > P a y m e n t M e t h o d D e s c r i p t i o n _ L b l < / P a y m e n t M e t h o d D e s c r i p t i o n _ L b l > + 
+         < P a y m e n t T e r m s D e s c r i p t i o n > P a y m e n t T e r m s D e s c r i p t i o n < / P a y m e n t T e r m s D e s c r i p t i o n > + 
+         < P a y m e n t T e r m s D e s c r i p t i o n _ L b l > P a y m e n t T e r m s D e s c r i p t i o n _ L b l < / P a y m e n t T e r m s D e s c r i p t i o n _ L b l > + 
+         < P r i c e s I n c l u d i n g V A T > P r i c e s I n c l u d i n g V A T < / P r i c e s I n c l u d i n g V A T > + 
+         < P r i c e s I n c l u d i n g V A T _ L b l > P r i c e s I n c l u d i n g V A T _ L b l < / P r i c e s I n c l u d i n g V A T _ L b l > + 
+         < P r i c e s I n c l u d i n g V A T Y e s N o > P r i c e s I n c l u d i n g V A T Y e s N o < / P r i c e s I n c l u d i n g V A T Y e s N o > + 
+         < Q R _ C o d e _ I m a g e > Q R _ C o d e _ I m a g e < / Q R _ C o d e _ I m a g e > + 
+         < Q R _ C o d e _ I m a g e _ L b l > Q R _ C o d e _ I m a g e _ L b l < / Q R _ C o d e _ I m a g e _ L b l > + 
+         < R e c u r r i n g B i l l i n g > R e c u r r i n g B i l l i n g < / R e c u r r i n g B i l l i n g > + 
+         < S a l e s I n v o i c e L i n e D i s c o u n t _ L b l > S a l e s I n v o i c e L i n e D i s c o u n t _ L b l < / S a l e s I n v o i c e L i n e D i s c o u n t _ L b l > + 
+         < S a l e s P e r s o n _ L b l > S a l e s P e r s o n _ L b l < / S a l e s P e r s o n _ L b l > + 
+         < S a l e s P e r s o n B l a n k _ L b l > S a l e s P e r s o n B l a n k _ L b l < / S a l e s P e r s o n B l a n k _ L b l > + 
+         < S a l e s P e r s o n N a m e > S a l e s P e r s o n N a m e < / S a l e s P e r s o n N a m e > + 
+         < S e l l T o C o n t a c t E m a i l > S e l l T o C o n t a c t E m a i l < / S e l l T o C o n t a c t E m a i l > + 
+         < S e l l T o C o n t a c t E m a i l L b l > S e l l T o C o n t a c t E m a i l L b l < / S e l l T o C o n t a c t E m a i l L b l > + 
+         < S e l l T o C o n t a c t M o b i l e P h o n e N o > S e l l T o C o n t a c t M o b i l e P h o n e N o < / S e l l T o C o n t a c t M o b i l e P h o n e N o > + 
+         < S e l l T o C o n t a c t M o b i l e P h o n e N o L b l > S e l l T o C o n t a c t M o b i l e P h o n e N o L b l < / S e l l T o C o n t a c t M o b i l e P h o n e N o L b l > + 
+         < S e l l T o C o n t a c t P h o n e N o > S e l l T o C o n t a c t P h o n e N o < / S e l l T o C o n t a c t P h o n e N o > + 
+         < S e l l T o C o n t a c t P h o n e N o L b l > S e l l T o C o n t a c t P h o n e N o L b l < / S e l l T o C o n t a c t P h o n e N o L b l > + 
+         < S e l l t o C u s t o m e r N o > S e l l t o C u s t o m e r N o < / S e l l t o C u s t o m e r N o > + 
+         < S e l l t o C u s t o m e r N o _ L b l > S e l l t o C u s t o m e r N o _ L b l < / S e l l t o C u s t o m e r N o _ L b l > + 
+         < S h i p m e n t _ L b l > S h i p m e n t _ L b l < / S h i p m e n t _ L b l > + 
+         < S h i p m e n t D a t e > S h i p m e n t D a t e < / S h i p m e n t D a t e > + 
+         < S h i p m e n t D a t e _ L b l > S h i p m e n t D a t e _ L b l < / S h i p m e n t D a t e _ L b l > + 
+         < S h i p m e n t M e t h o d D e s c r i p t i o n > S h i p m e n t M e t h o d D e s c r i p t i o n < / S h i p m e n t M e t h o d D e s c r i p t i o n > + 
+         < S h i p m e n t M e t h o d D e s c r i p t i o n _ L b l > S h i p m e n t M e t h o d D e s c r i p t i o n _ L b l < / S h i p m e n t M e t h o d D e s c r i p t i o n _ L b l > + 
+         < S h i p T o A d d r e s s _ L b l > S h i p T o A d d r e s s _ L b l < / S h i p T o A d d r e s s _ L b l > + 
+         < S h i p T o A d d r e s s 1 > S h i p T o A d d r e s s 1 < / S h i p T o A d d r e s s 1 > + 
+         < S h i p T o A d d r e s s 2 > S h i p T o A d d r e s s 2 < / S h i p T o A d d r e s s 2 > + 
+         < S h i p T o A d d r e s s 3 > S h i p T o A d d r e s s 3 < / S h i p T o A d d r e s s 3 > + 
+         < S h i p T o A d d r e s s 4 > S h i p T o A d d r e s s 4 < / S h i p T o A d d r e s s 4 > + 
+         < S h i p T o A d d r e s s 5 > S h i p T o A d d r e s s 5 < / S h i p T o A d d r e s s 5 > + 
+         < S h i p T o A d d r e s s 6 > S h i p T o A d d r e s s 6 < / S h i p T o A d d r e s s 6 > + 
+         < S h i p T o A d d r e s s 7 > S h i p T o A d d r e s s 7 < / S h i p T o A d d r e s s 7 > + 
+         < S h i p T o A d d r e s s 8 > S h i p T o A d d r e s s 8 < / S h i p T o A d d r e s s 8 > + 
+         < S h i p T o P h o n e N o > S h i p T o P h o n e N o < / S h i p T o P h o n e N o > + 
+         < S h o w S h i p p i n g A d d r e s s > S h o w S h i p p i n g A d d r e s s < / S h o w S h i p p i n g A d d r e s s > + 
+         < S h o w W o r k D e s c r i p t i o n > S h o w W o r k D e s c r i p t i o n < / S h o w W o r k D e s c r i p t i o n > + 
+         < S u b t o t a l _ L b l > S u b t o t a l _ L b l < / S u b t o t a l _ L b l > + 
+         < T o t a l _ L b l > T o t a l _ L b l < / T o t a l _ L b l > + 
+         < V A T A m o u n t _ L b l > V A T A m o u n t _ L b l < / V A T A m o u n t _ L b l > + 
+         < V A T A m o u n t S p e c i f i c a t i o n _ L b l > V A T A m o u n t S p e c i f i c a t i o n _ L b l < / V A T A m o u n t S p e c i f i c a t i o n _ L b l > + 
+         < V A T B a s e _ L b l > V A T B a s e _ L b l < / V A T B a s e _ L b l > + 
+         < V A T C l a u s e _ L b l > V A T C l a u s e _ L b l < / V A T C l a u s e _ L b l > + 
+         < V A T C l a u s e s _ L b l > V A T C l a u s e s _ L b l < / V A T C l a u s e s _ L b l > + 
+         < V A T I d e n t i f i e r _ L b l > V A T I d e n t i f i e r _ L b l < / V A T I d e n t i f i e r _ L b l > + 
+         < V A T P e r c e n t a g e _ L b l > V A T P e r c e n t a g e _ L b l < / V A T P e r c e n t a g e _ L b l > + 
+         < V A T R e g i s t r a t i o n N o > V A T R e g i s t r a t i o n N o < / V A T R e g i s t r a t i o n N o > + 
+         < V A T R e g i s t r a t i o n N o _ L b l > V A T R e g i s t r a t i o n N o _ L b l < / V A T R e g i s t r a t i o n N o _ L b l > + 
+         < Y o u r R e f e r e n c e > Y o u r R e f e r e n c e < / Y o u r R e f e r e n c e > + 
+         < Y o u r R e f e r e n c e _ L b l > Y o u r R e f e r e n c e _ L b l < / Y o u r R e f e r e n c e _ L b l > + 
+         < L i n e > + 
+             < A m o u n t E x c l u d i n g V A T _ L i n e > A m o u n t E x c l u d i n g V A T _ L i n e < / A m o u n t E x c l u d i n g V A T _ L i n e > + 
+             < A m o u n t E x c l u d i n g V A T _ L i n e _ L b l > A m o u n t E x c l u d i n g V A T _ L i n e _ L b l < / A m o u n t E x c l u d i n g V A T _ L i n e _ L b l > + 
+             < A m o u n t I n c l u d i n g V A T _ L i n e > A m o u n t I n c l u d i n g V A T _ L i n e < / A m o u n t I n c l u d i n g V A T _ L i n e > + 
+             < A m o u n t I n c l u d i n g V A T _ L i n e _ L b l > A m o u n t I n c l u d i n g V A T _ L i n e _ L b l < / A m o u n t I n c l u d i n g V A T _ L i n e _ L b l > + 
+             < C o n t r a c t L i n e N o > C o n t r a c t L i n e N o < / C o n t r a c t L i n e N o > + 
+             < C o n t r a c t N o > C o n t r a c t N o < / C o n t r a c t N o > + 
+             < D e s c r i p t i o n _ L i n e > D e s c r i p t i o n _ L i n e < / D e s c r i p t i o n _ L i n e > + 
+             < D e s c r i p t i o n _ L i n e _ L b l > D e s c r i p t i o n _ L i n e _ L b l < / D e s c r i p t i o n _ L i n e _ L b l > + 
+             < I t e m N o _ L i n e > I t e m N o _ L i n e < / I t e m N o _ L i n e > + 
+             < I t e m N o _ L i n e _ L b l > I t e m N o _ L i n e _ L b l < / I t e m N o _ L i n e _ L b l > + 
+             < I t e m R e f e r e n c e N o _ L i n e > I t e m R e f e r e n c e N o _ L i n e < / I t e m R e f e r e n c e N o _ L i n e > + 
+             < I t e m R e f e r e n c e N o _ L i n e _ L b l > I t e m R e f e r e n c e N o _ L i n e _ L b l < / I t e m R e f e r e n c e N o _ L i n e _ L b l > + 
+             < L i n e A m o u n t _ L i n e > L i n e A m o u n t _ L i n e < / L i n e A m o u n t _ L i n e > + 
+             < L i n e A m o u n t _ L i n e _ L b l > L i n e A m o u n t _ L i n e _ L b l < / L i n e A m o u n t _ L i n e _ L b l > + 
+             < L i n e D i s c o u n t P e r c e n t _ L i n e > L i n e D i s c o u n t P e r c e n t _ L i n e < / L i n e D i s c o u n t P e r c e n t _ L i n e > + 
+             < L i n e D i s c o u n t P e r c e n t T e x t _ L i n e > L i n e D i s c o u n t P e r c e n t T e x t _ L i n e < / L i n e D i s c o u n t P e r c e n t T e x t _ L i n e > + 
+             < L i n e N o _ L i n e > L i n e N o _ L i n e < / L i n e N o _ L i n e > + 
+             < Q u a n t i t y _ L i n e > Q u a n t i t y _ L i n e < / Q u a n t i t y _ L i n e > + 
+             < Q u a n t i t y _ L i n e _ L b l > Q u a n t i t y _ L i n e _ L b l < / Q u a n t i t y _ L i n e _ L b l > + 
+             < R e c u r r i n g B i l l i n g f r o m > R e c u r r i n g B i l l i n g f r o m < / R e c u r r i n g B i l l i n g f r o m > + 
+             < R e c u r r i n g B i l l i n g t o > R e c u r r i n g B i l l i n g t o < / R e c u r r i n g B i l l i n g t o > + 
+             < S h i p m e n t D a t e _ L i n e > S h i p m e n t D a t e _ L i n e < / S h i p m e n t D a t e _ L i n e > + 
+             < S h i p m e n t D a t e _ L i n e _ L b l > S h i p m e n t D a t e _ L i n e _ L b l < / S h i p m e n t D a t e _ L i n e _ L b l > + 
+             < T r a n s H e a d e r A m o u n t > T r a n s H e a d e r A m o u n t < / T r a n s H e a d e r A m o u n t > + 
+             < T y p e _ L i n e > T y p e _ L i n e < / T y p e _ L i n e > + 
+             < U n i t O f M e a s u r e > U n i t O f M e a s u r e < / U n i t O f M e a s u r e > + 
+             < U n i t O f M e a s u r e _ L b l > U n i t O f M e a s u r e _ L b l < / U n i t O f M e a s u r e _ L b l > + 
+             < U n i t P r i c e > U n i t P r i c e < / U n i t P r i c e > + 
+             < U n i t P r i c e _ L b l > U n i t P r i c e _ L b l < / U n i t P r i c e _ L b l > + 
+             < V A T I d e n t i f i e r _ L i n e > V A T I d e n t i f i e r _ L i n e < / V A T I d e n t i f i e r _ L i n e > + 
+             < V A T I d e n t i f i e r _ L i n e _ L b l > V A T I d e n t i f i e r _ L i n e _ L b l < / V A T I d e n t i f i e r _ L i n e _ L b l > + 
+             < V A T P c t _ L i n e > V A T P c t _ L i n e < / V A T P c t _ L i n e > + 
+             < V A T P c t _ L i n e _ L b l > V A T P c t _ L i n e _ L b l < / V A T P c t _ L i n e _ L b l > + 
+             < S h i p m e n t L i n e > + 
+                 < D o c u m e n t N o _ S h i p m e n t L i n e > D o c u m e n t N o _ S h i p m e n t L i n e < / D o c u m e n t N o _ S h i p m e n t L i n e > + 
+                 < P o s t i n g D a t e _ S h i p m e n t L i n e > P o s t i n g D a t e _ S h i p m e n t L i n e < / P o s t i n g D a t e _ S h i p m e n t L i n e > + 
+                 < P o s t i n g D a t e _ S h i p m e n t L i n e _ L b l > P o s t i n g D a t e _ S h i p m e n t L i n e _ L b l < / P o s t i n g D a t e _ S h i p m e n t L i n e _ L b l > + 
+                 < Q u a n t i t y _ S h i p m e n t L i n e > Q u a n t i t y _ S h i p m e n t L i n e < / Q u a n t i t y _ S h i p m e n t L i n e > + 
+                 < Q u a n t i t y _ S h i p m e n t L i n e _ L b l > Q u a n t i t y _ S h i p m e n t L i n e _ L b l < / Q u a n t i t y _ S h i p m e n t L i n e _ L b l >   
              < / S h i p m e n t L i n e >   
-             < A s s e m b l y L i n e   E l e m e n t T y p e = " D a t a I t e m "   E l e m e n t I d = " 1 2 0 5 9 4 2 8 5 " > - 
-                 < D e s c r i p t i o n _ A s s e m b l y L i n e   E l e m e n t T y p e = " C o l u m n "   E l e m e n t I d = " 2 8 0 7 4 3 7 9 6 "   D a t a T y p e = " T e x t " > D e s c r i p t i o n _ A s s e m b l y L i n e < / D e s c r i p t i o n _ A s s e m b l y L i n e > - 
-                 < L i n e N o _ A s s e m b l y L i n e   E l e m e n t T y p e = " C o l u m n "   E l e m e n t I d = " 6 4 0 5 8 3 8 9 1 "   D a t a T y p e = " C o d e " > L i n e N o _ A s s e m b l y L i n e < / L i n e N o _ A s s e m b l y L i n e > - 
-                 < Q u a n t i t y _ A s s e m b l y L i n e   E l e m e n t T y p e = " C o l u m n "   E l e m e n t I d = " 1 9 5 7 6 4 8 2 3 1 "   D a t a T y p e = " D e c i m a l " > Q u a n t i t y _ A s s e m b l y L i n e < / Q u a n t i t y _ A s s e m b l y L i n e > - 
-                 < U n i t O f M e a s u r e _ A s s e m b l y L i n e   E l e m e n t T y p e = " C o l u m n "   E l e m e n t I d = " 1 6 4 9 1 2 3 7 7 3 "   D a t a T y p e = " T e x t " > U n i t O f M e a s u r e _ A s s e m b l y L i n e < / U n i t O f M e a s u r e _ A s s e m b l y L i n e > - 
-                 < V a r i a n t C o d e _ A s s e m b l y L i n e   E l e m e n t T y p e = " C o l u m n "   E l e m e n t I d = " 1 8 6 9 4 0 7 6 7 2 "   D a t a T y p e = " C o d e " > V a r i a n t C o d e _ A s s e m b l y L i n e < / V a r i a n t C o d e _ A s s e m b l y L i n e > +             < A s s e m b l y L i n e > + 
+                 < D e s c r i p t i o n _ A s s e m b l y L i n e > D e s c r i p t i o n _ A s s e m b l y L i n e < / D e s c r i p t i o n _ A s s e m b l y L i n e > + 
+                 < L i n e N o _ A s s e m b l y L i n e > L i n e N o _ A s s e m b l y L i n e < / L i n e N o _ A s s e m b l y L i n e > + 
+                 < Q u a n t i t y _ A s s e m b l y L i n e > Q u a n t i t y _ A s s e m b l y L i n e < / Q u a n t i t y _ A s s e m b l y L i n e > + 
+                 < U n i t O f M e a s u r e _ A s s e m b l y L i n e > U n i t O f M e a s u r e _ A s s e m b l y L i n e < / U n i t O f M e a s u r e _ A s s e m b l y L i n e > + 
+                 < V a r i a n t C o d e _ A s s e m b l y L i n e > V a r i a n t C o d e _ A s s e m b l y L i n e < / V a r i a n t C o d e _ A s s e m b l y L i n e >   
              < / A s s e m b l y L i n e >   
          < / L i n e >   
-         < W o r k D e s c r i p t i o n L i n e s   E l e m e n t T y p e = " D a t a I t e m "   E l e m e n t I d = " 2 7 6 8 1 9 4 4 7 " > - 
-             < W o r k D e s c r i p t i o n L i n e   E l e m e n t T y p e = " C o l u m n "   E l e m e n t I d = " 1 9 4 7 6 2 1 6 7 6 "   D a t a T y p e = " T e x t " > W o r k D e s c r i p t i o n L i n e < / W o r k D e s c r i p t i o n L i n e > - 
-             < W o r k D e s c r i p t i o n L i n e N u m b e r   E l e m e n t T y p e = " C o l u m n "   E l e m e n t I d = " 7 9 7 3 0 7 2 2 3 "   D a t a T y p e = " I n t e g e r " > W o r k D e s c r i p t i o n L i n e N u m b e r < / W o r k D e s c r i p t i o n L i n e N u m b e r > +         < W o r k D e s c r i p t i o n L i n e s > + 
+             < W o r k D e s c r i p t i o n L i n e > W o r k D e s c r i p t i o n L i n e < / W o r k D e s c r i p t i o n L i n e > + 
+             < W o r k D e s c r i p t i o n L i n e N u m b e r > W o r k D e s c r i p t i o n L i n e N u m b e r < / W o r k D e s c r i p t i o n L i n e N u m b e r >   
          < / W o r k D e s c r i p t i o n L i n e s >   
-         < V A T A m o u n t L i n e   E l e m e n t T y p e = " D a t a I t e m "   E l e m e n t I d = " 8 2 7 5 3 4 3 4 8 " > - 
-             < I n v o i c e D i s c o u n t A m o u n t _ V A T A m o u n t L i n e   E l e m e n t T y p e = " C o l u m n "   E l e m e n t I d = " 8 2 4 7 3 0 1 4 1 "   D a t a T y p e = " D e c i m a l " > I n v o i c e D i s c o u n t A m o u n t _ V A T A m o u n t L i n e < / I n v o i c e D i s c o u n t A m o u n t _ V A T A m o u n t L i n e > - 
-             < I n v o i c e D i s c o u n t A m o u n t _ V A T A m o u n t L i n e _ L b l   E l e m e n t T y p e = " C o l u m n "   E l e m e n t I d = " 1 5 6 2 2 0 0 0 3 4 "   D a t a T y p e = " S t r i n g " > I n v o i c e D i s c o u n t A m o u n t _ V A T A m o u n t L i n e _ L b l < / I n v o i c e D i s c o u n t A m o u n t _ V A T A m o u n t L i n e _ L b l > - 
-             < I n v o i c e D i s c o u n t B a s e A m o u n t _ V A T A m o u n t L i n e   E l e m e n t T y p e = " C o l u m n "   E l e m e n t I d = " 2 0 4 0 3 3 2 2 6 6 "   D a t a T y p e = " D e c i m a l " > I n v o i c e D i s c o u n t B a s e A m o u n t _ V A T A m o u n t L i n e < / I n v o i c e D i s c o u n t B a s e A m o u n t _ V A T A m o u n t L i n e > - 
-             < I n v o i c e D i s c o u n t B a s e A m o u n t _ V A T A m o u n t L i n e _ L b l   E l e m e n t T y p e = " C o l u m n "   E l e m e n t I d = " 4 0 5 9 6 0 3 3 1 "   D a t a T y p e = " S t r i n g " > I n v o i c e D i s c o u n t B a s e A m o u n t _ V A T A m o u n t L i n e _ L b l < / I n v o i c e D i s c o u n t B a s e A m o u n t _ V A T A m o u n t L i n e _ L b l > - 
-             < L i n e A m o u n t _ V a t A m o u n t L i n e   E l e m e n t T y p e = " C o l u m n "   E l e m e n t I d = " 2 1 4 6 5 4 0 1 "   D a t a T y p e = " D e c i m a l " > L i n e A m o u n t _ V a t A m o u n t L i n e < / L i n e A m o u n t _ V a t A m o u n t L i n e > - 
-             < L i n e A m o u n t _ V a t A m o u n t L i n e _ L b l   E l e m e n t T y p e = " C o l u m n "   E l e m e n t I d = " 1 1 1 0 9 1 2 1 2 4 "   D a t a T y p e = " S t r i n g " > L i n e A m o u n t _ V a t A m o u n t L i n e _ L b l < / L i n e A m o u n t _ V a t A m o u n t L i n e _ L b l > - 
-             < N o O f V A T I d e n t i f i e r s   E l e m e n t T y p e = " C o l u m n "   E l e m e n t I d = " 1 1 5 3 2 6 3 0 2 6 "   D a t a T y p e = " I n t e g e r " > N o O f V A T I d e n t i f i e r s < / N o O f V A T I d e n t i f i e r s > - 
-             < V A T A m o u n t L C Y _ V A T A m o u n t L i n e   E l e m e n t T y p e = " C o l u m n "   E l e m e n t I d = " 1 5 8 1 9 9 4 3 5 0 "   D a t a T y p e = " D e c i m a l " > V A T A m o u n t L C Y _ V A T A m o u n t L i n e < / V A T A m o u n t L C Y _ V A T A m o u n t L i n e > - 
-             < V A T A m o u n t L C Y _ V A T A m o u n t L i n e _ L b l   E l e m e n t T y p e = " C o l u m n "   E l e m e n t I d = " 9 2 3 0 0 3 3 7 "   D a t a T y p e = " L a b e l " > V A T A m o u n t L C Y _ V A T A m o u n t L i n e _ L b l < / V A T A m o u n t L C Y _ V A T A m o u n t L i n e _ L b l > - 
-             < V A T A m o u n t _ V a t A m o u n t L i n e   E l e m e n t T y p e = " C o l u m n "   E l e m e n t I d = " 1 8 9 1 8 2 0 6 2 0 "   D a t a T y p e = " D e c i m a l " > V A T A m o u n t _ V a t A m o u n t L i n e < / V A T A m o u n t _ V a t A m o u n t L i n e > - 
-             < V A T A m o u n t _ V a t A m o u n t L i n e _ L b l   E l e m e n t T y p e = " C o l u m n "   E l e m e n t I d = " 1 5 1 3 5 5 5 4 7 3 "   D a t a T y p e = " S t r i n g " > V A T A m o u n t _ V a t A m o u n t L i n e _ L b l < / V A T A m o u n t _ V a t A m o u n t L i n e _ L b l > - 
-             < V A T B a s e L C Y _ V A T A m o u n t L i n e   E l e m e n t T y p e = " C o l u m n "   E l e m e n t I d = " 1 8 6 0 9 4 5 6 3 5 "   D a t a T y p e = " D e c i m a l " > V A T B a s e L C Y _ V A T A m o u n t L i n e < / V A T B a s e L C Y _ V A T A m o u n t L i n e > - 
-             < V A T B a s e L C Y _ V A T A m o u n t L i n e _ L b l   E l e m e n t T y p e = " C o l u m n "   E l e m e n t I d = " 1 2 3 6 4 6 7 9 9 8 "   D a t a T y p e = " L a b e l " > V A T B a s e L C Y _ V A T A m o u n t L i n e _ L b l < / V A T B a s e L C Y _ V A T A m o u n t L i n e _ L b l > - 
-             < V A T B a s e _ V a t A m o u n t L i n e   E l e m e n t T y p e = " C o l u m n "   E l e m e n t I d = " 1 4 5 8 9 3 7 8 1 9 "   D a t a T y p e = " D e c i m a l " > V A T B a s e _ V a t A m o u n t L i n e < / V A T B a s e _ V a t A m o u n t L i n e > - 
-             < V A T B a s e _ V a t A m o u n t L i n e _ L b l   E l e m e n t T y p e = " C o l u m n "   E l e m e n t I d = " 1 6 9 1 3 0 2 4 8 8 "   D a t a T y p e = " S t r i n g " > V A T B a s e _ V a t A m o u n t L i n e _ L b l < / V A T B a s e _ V a t A m o u n t L i n e _ L b l > - 
-             < V A T I d e n t i f i e r _ V a t A m o u n t L i n e   E l e m e n t T y p e = " C o l u m n "   E l e m e n t I d = " 1 1 4 2 0 7 0 0 3 5 "   D a t a T y p e = " C o d e " > V A T I d e n t i f i e r _ V a t A m o u n t L i n e < / V A T I d e n t i f i e r _ V a t A m o u n t L i n e > - 
-             < V A T I d e n t i f i e r _ V a t A m o u n t L i n e _ L b l   E l e m e n t T y p e = " C o l u m n "   E l e m e n t I d = " 8 6 4 5 0 4 5 0 "   D a t a T y p e = " S t r i n g " > V A T I d e n t i f i e r _ V a t A m o u n t L i n e _ L b l < / V A T I d e n t i f i e r _ V a t A m o u n t L i n e _ L b l > - 
-             < V A T P c t _ V a t A m o u n t L i n e   E l e m e n t T y p e = " C o l u m n "   E l e m e n t I d = " 1 4 5 3 5 4 2 7 7 7 "   D a t a T y p e = " D e c i m a l " > V A T P c t _ V a t A m o u n t L i n e < / V A T P c t _ V a t A m o u n t L i n e > - 
-             < V A T P c t _ V a t A m o u n t L i n e _ L b l   E l e m e n t T y p e = " C o l u m n "   E l e m e n t I d = " 6 7 6 3 2 3 7 8 "   D a t a T y p e = " S t r i n g " > V A T P c t _ V a t A m o u n t L i n e _ L b l < / V A T P c t _ V a t A m o u n t L i n e _ L b l > +         < V A T A m o u n t L i n e > + 
+             < I n v o i c e D i s c o u n t A m o u n t _ V A T A m o u n t L i n e > I n v o i c e D i s c o u n t A m o u n t _ V A T A m o u n t L i n e < / I n v o i c e D i s c o u n t A m o u n t _ V A T A m o u n t L i n e > + 
+             < I n v o i c e D i s c o u n t A m o u n t _ V A T A m o u n t L i n e _ L b l > I n v o i c e D i s c o u n t A m o u n t _ V A T A m o u n t L i n e _ L b l < / I n v o i c e D i s c o u n t A m o u n t _ V A T A m o u n t L i n e _ L b l > + 
+             < I n v o i c e D i s c o u n t B a s e A m o u n t _ V A T A m o u n t L i n e > I n v o i c e D i s c o u n t B a s e A m o u n t _ V A T A m o u n t L i n e < / I n v o i c e D i s c o u n t B a s e A m o u n t _ V A T A m o u n t L i n e > + 
+             < I n v o i c e D i s c o u n t B a s e A m o u n t _ V A T A m o u n t L i n e _ L b l > I n v o i c e D i s c o u n t B a s e A m o u n t _ V A T A m o u n t L i n e _ L b l < / I n v o i c e D i s c o u n t B a s e A m o u n t _ V A T A m o u n t L i n e _ L b l > + 
+             < L i n e A m o u n t _ V a t A m o u n t L i n e > L i n e A m o u n t _ V a t A m o u n t L i n e < / L i n e A m o u n t _ V a t A m o u n t L i n e > + 
+             < L i n e A m o u n t _ V a t A m o u n t L i n e _ L b l > L i n e A m o u n t _ V a t A m o u n t L i n e _ L b l < / L i n e A m o u n t _ V a t A m o u n t L i n e _ L b l > + 
+             < N o O f V A T I d e n t i f i e r s > N o O f V A T I d e n t i f i e r s < / N o O f V A T I d e n t i f i e r s > + 
+             < V A T A m o u n t _ V a t A m o u n t L i n e > V A T A m o u n t _ V a t A m o u n t L i n e < / V A T A m o u n t _ V a t A m o u n t L i n e > + 
+             < V A T A m o u n t _ V a t A m o u n t L i n e _ L b l > V A T A m o u n t _ V a t A m o u n t L i n e _ L b l < / V A T A m o u n t _ V a t A m o u n t L i n e _ L b l > + 
+             < V A T A m o u n t L C Y _ V A T A m o u n t L i n e > V A T A m o u n t L C Y _ V A T A m o u n t L i n e < / V A T A m o u n t L C Y _ V A T A m o u n t L i n e > + 
+             < V A T A m o u n t L C Y _ V A T A m o u n t L i n e _ L b l > V A T A m o u n t L C Y _ V A T A m o u n t L i n e _ L b l < / V A T A m o u n t L C Y _ V A T A m o u n t L i n e _ L b l > + 
+             < V A T B a s e _ V a t A m o u n t L i n e > V A T B a s e _ V a t A m o u n t L i n e < / V A T B a s e _ V a t A m o u n t L i n e > + 
+             < V A T B a s e _ V a t A m o u n t L i n e _ L b l > V A T B a s e _ V a t A m o u n t L i n e _ L b l < / V A T B a s e _ V a t A m o u n t L i n e _ L b l > + 
+             < V A T B a s e L C Y _ V A T A m o u n t L i n e > V A T B a s e L C Y _ V A T A m o u n t L i n e < / V A T B a s e L C Y _ V A T A m o u n t L i n e > + 
+             < V A T B a s e L C Y _ V A T A m o u n t L i n e _ L b l > V A T B a s e L C Y _ V A T A m o u n t L i n e _ L b l < / V A T B a s e L C Y _ V A T A m o u n t L i n e _ L b l > + 
+             < V A T I d e n t i f i e r _ V a t A m o u n t L i n e > V A T I d e n t i f i e r _ V a t A m o u n t L i n e < / V A T I d e n t i f i e r _ V a t A m o u n t L i n e > + 
+             < V A T I d e n t i f i e r _ V a t A m o u n t L i n e _ L b l > V A T I d e n t i f i e r _ V a t A m o u n t L i n e _ L b l < / V A T I d e n t i f i e r _ V a t A m o u n t L i n e _ L b l > + 
+             < V A T P c t _ V a t A m o u n t L i n e > V A T P c t _ V a t A m o u n t L i n e < / V A T P c t _ V a t A m o u n t L i n e > + 
+             < V A T P c t _ V a t A m o u n t L i n e _ L b l > V A T P c t _ V a t A m o u n t L i n e _ L b l < / V A T P c t _ V a t A m o u n t L i n e _ L b l >   
          < / V A T A m o u n t L i n e >   
-         < V A T C l a u s e L i n e   E l e m e n t T y p e = " D a t a I t e m "   E l e m e n t I d = " 1 6 6 5 5 0 0 1 6 3 " > - 
-             < C o d e _ V A T C l a u s e L i n e   E l e m e n t T y p e = " C o l u m n "   E l e m e n t I d = " 1 8 2 4 5 8 9 8 4 7 "   D a t a T y p e = " C o d e " > C o d e _ V A T C l a u s e L i n e < / C o d e _ V A T C l a u s e L i n e > - 
-             < C o d e _ V A T C l a u s e L i n e _ L b l   E l e m e n t T y p e = " C o l u m n "   E l e m e n t I d = " 4 6 1 5 3 3 0 2 "   D a t a T y p e = " S t r i n g " > C o d e _ V A T C l a u s e L i n e _ L b l < / C o d e _ V A T C l a u s e L i n e _ L b l > - 
-             < D e s c r i p t i o n 2 _ V A T C l a u s e L i n e   E l e m e n t T y p e = " C o l u m n "   E l e m e n t I d = " 1 3 7 9 6 6 7 4 7 0 "   D a t a T y p e = " T e x t " > D e s c r i p t i o n 2 _ V A T C l a u s e L i n e < / D e s c r i p t i o n 2 _ V A T C l a u s e L i n e > - 
-             < D e s c r i p t i o n _ V A T C l a u s e L i n e   E l e m e n t T y p e = " C o l u m n "   E l e m e n t I d = " 1 3 0 5 5 4 5 9 2 4 "   D a t a T y p e = " T e x t " > D e s c r i p t i o n _ V A T C l a u s e L i n e < / D e s c r i p t i o n _ V A T C l a u s e L i n e > - 
-             < N o O f V A T C l a u s e s   E l e m e n t T y p e = " C o l u m n "   E l e m e n t I d = " 7 5 6 4 1 7 3 9 2 "   D a t a T y p e = " I n t e g e r " > N o O f V A T C l a u s e s < / N o O f V A T C l a u s e s > - 
-             < V A T A m o u n t _ V A T C l a u s e L i n e   E l e m e n t T y p e = " C o l u m n "   E l e m e n t I d = " 2 2 2 4 6 9 0 5 9 "   D a t a T y p e = " D e c i m a l " > V A T A m o u n t _ V A T C l a u s e L i n e < / V A T A m o u n t _ V A T C l a u s e L i n e > - 
-             < V A T I d e n t i f i e r _ V A T C l a u s e L i n e   E l e m e n t T y p e = " C o l u m n "   E l e m e n t I d = " 1 4 6 4 4 7 2 4 7 8 "   D a t a T y p e = " C o d e " > V A T I d e n t i f i e r _ V A T C l a u s e L i n e < / V A T I d e n t i f i e r _ V A T C l a u s e L i n e > +         < V A T C l a u s e L i n e > + 
+             < C o d e _ V A T C l a u s e L i n e > C o d e _ V A T C l a u s e L i n e < / C o d e _ V A T C l a u s e L i n e > + 
+             < C o d e _ V A T C l a u s e L i n e _ L b l > C o d e _ V A T C l a u s e L i n e _ L b l < / C o d e _ V A T C l a u s e L i n e _ L b l > + 
+             < D e s c r i p t i o n _ V A T C l a u s e L i n e > D e s c r i p t i o n _ V A T C l a u s e L i n e < / D e s c r i p t i o n _ V A T C l a u s e L i n e > + 
+             < D e s c r i p t i o n 2 _ V A T C l a u s e L i n e > D e s c r i p t i o n 2 _ V A T C l a u s e L i n e < / D e s c r i p t i o n 2 _ V A T C l a u s e L i n e > + 
+             < N o O f V A T C l a u s e s > N o O f V A T C l a u s e s < / N o O f V A T C l a u s e s > + 
+             < V A T A m o u n t _ V A T C l a u s e L i n e > V A T A m o u n t _ V A T C l a u s e L i n e < / V A T A m o u n t _ V A T C l a u s e L i n e > + 
+             < V A T I d e n t i f i e r _ V A T C l a u s e L i n e > V A T I d e n t i f i e r _ V A T C l a u s e L i n e < / V A T I d e n t i f i e r _ V A T C l a u s e L i n e >   
          < / V A T C l a u s e L i n e >   
-         < R e p o r t T o t a l s L i n e   E l e m e n t T y p e = " D a t a I t e m "   E l e m e n t I d = " 2 1 2 2 5 4 9 8 3 6 " > - 
-             < A m o u n t F o r m a t t e d _ R e p o r t T o t a l s L i n e   E l e m e n t T y p e = " C o l u m n "   E l e m e n t I d = " 1 5 0 6 1 3 6 8 2 5 "   D a t a T y p e = " T e x t " > A m o u n t F o r m a t t e d _ R e p o r t T o t a l s L i n e < / A m o u n t F o r m a t t e d _ R e p o r t T o t a l s L i n e > - 
-             < A m o u n t _ R e p o r t T o t a l s L i n e   E l e m e n t T y p e = " C o l u m n "   E l e m e n t I d = " 4 1 9 9 1 8 3 6 9 "   D a t a T y p e = " D e c i m a l " > A m o u n t _ R e p o r t T o t a l s L i n e < / A m o u n t _ R e p o r t T o t a l s L i n e > - 
-             < D e s c r i p t i o n _ R e p o r t T o t a l s L i n e   E l e m e n t T y p e = " C o l u m n "   E l e m e n t I d = " 5 8 1 9 9 6 0 6 7 "   D a t a T y p e = " T e x t " > D e s c r i p t i o n _ R e p o r t T o t a l s L i n e < / D e s c r i p t i o n _ R e p o r t T o t a l s L i n e > - 
-             < F o n t B o l d _ R e p o r t T o t a l s L i n e   E l e m e n t T y p e = " C o l u m n "   E l e m e n t I d = " 9 4 6 5 4 0 5 4 9 "   D a t a T y p e = " B o o l e a n " > F o n t B o l d _ R e p o r t T o t a l s L i n e < / F o n t B o l d _ R e p o r t T o t a l s L i n e > - 
-             < F o n t U n d e r l i n e _ R e p o r t T o t a l s L i n e   E l e m e n t T y p e = " C o l u m n "   E l e m e n t I d = " 2 0 2 1 5 3 3 6 9 4 "   D a t a T y p e = " B o o l e a n " > F o n t U n d e r l i n e _ R e p o r t T o t a l s L i n e < / F o n t U n d e r l i n e _ R e p o r t T o t a l s L i n e > +         < R e p o r t T o t a l s L i n e > + 
+             < A m o u n t _ R e p o r t T o t a l s L i n e > A m o u n t _ R e p o r t T o t a l s L i n e < / A m o u n t _ R e p o r t T o t a l s L i n e > + 
+             < A m o u n t F o r m a t t e d _ R e p o r t T o t a l s L i n e > A m o u n t F o r m a t t e d _ R e p o r t T o t a l s L i n e < / A m o u n t F o r m a t t e d _ R e p o r t T o t a l s L i n e > + 
+             < D e s c r i p t i o n _ R e p o r t T o t a l s L i n e > D e s c r i p t i o n _ R e p o r t T o t a l s L i n e < / D e s c r i p t i o n _ R e p o r t T o t a l s L i n e > + 
+             < F o n t B o l d _ R e p o r t T o t a l s L i n e > F o n t B o l d _ R e p o r t T o t a l s L i n e < / F o n t B o l d _ R e p o r t T o t a l s L i n e > + 
+             < F o n t U n d e r l i n e _ R e p o r t T o t a l s L i n e > F o n t U n d e r l i n e _ R e p o r t T o t a l s L i n e < / F o n t U n d e r l i n e _ R e p o r t T o t a l s L i n e >   
          < / R e p o r t T o t a l s L i n e >   
-         < L e t t e r T e x t   E l e m e n t T y p e = " D a t a I t e m "   E l e m e n t I d = " 1 5 1 0 3 5 3 8 3 4 " > - 
-             < B o d y T e x t   E l e m e n t T y p e = " C o l u m n "   E l e m e n t I d = " 1 4 9 7 5 9 8 0 8 "   D a t a T y p e = " L a b e l " > B o d y T e x t < / B o d y T e x t > - 
-             < C l o s i n g T e x t   E l e m e n t T y p e = " C o l u m n "   E l e m e n t I d = " 5 1 2 1 3 5 9 0 9 "   D a t a T y p e = " L a b e l " > C l o s i n g T e x t < / C l o s i n g T e x t > - 
-             < G r e e t i n g T e x t   E l e m e n t T y p e = " C o l u m n "   E l e m e n t I d = " 1 1 7 5 2 7 9 2 8 9 "   D a t a T y p e = " L a b e l " > G r e e t i n g T e x t < / G r e e t i n g T e x t > +         < L e t t e r T e x t > + 
+             < B o d y T e x t > B o d y T e x t < / B o d y T e x t > + 
+             < C l o s i n g T e x t > C l o s i n g T e x t < / C l o s i n g T e x t > + 
+             < G r e e t i n g T e x t > G r e e t i n g T e x t < / G r e e t i n g T e x t >   
          < / L e t t e r T e x t >   
-         < T o t a l s   E l e m e n t T y p e = " D a t a I t e m "   E l e m e n t I d = " 1 8 2 3 9 5 0 0 4 4 " > - 
-             < C u r r e n c y C o d e   E l e m e n t T y p e = " C o l u m n "   E l e m e n t I d = " 1 5 7 9 5 9 5 9 2 1 "   D a t a T y p e = " T e x t " > C u r r e n c y C o d e < / C u r r e n c y C o d e > - 
-             < C u r r e n c y S y m b o l   E l e m e n t T y p e = " C o l u m n "   E l e m e n t I d = " 1 1 6 2 5 1 0 7 4 8 "   D a t a T y p e = " T e x t " > C u r r e n c y S y m b o l < / C u r r e n c y S y m b o l > - 
-             < T o t a l A m o u n t I n c l u d i n g V A T   E l e m e n t T y p e = " C o l u m n "   E l e m e n t I d = " 9 1 0 5 1 1 5 7 5 "   D a t a T y p e = " S t r i n g " > T o t a l A m o u n t I n c l u d i n g V A T < / T o t a l A m o u n t I n c l u d i n g V A T > - 
-             < T o t a l E x c l u d i n g V A T T e x t   E l e m e n t T y p e = " C o l u m n "   E l e m e n t I d = " 1 9 2 2 9 4 6 3 1 0 "   D a t a T y p e = " T e x t " > T o t a l E x c l u d i n g V A T T e x t < / T o t a l E x c l u d i n g V A T T e x t > - 
-             < T o t a l I n c l u d i n g V A T T e x t   E l e m e n t T y p e = " C o l u m n "   E l e m e n t I d = " 1 2 0 4 0 1 6 3 5 2 "   D a t a T y p e = " T e x t " > T o t a l I n c l u d i n g V A T T e x t < / T o t a l I n c l u d i n g V A T T e x t > - 
-             < T o t a l I n v o i c e D i s c o u n t A m o u n t   E l e m e n t T y p e = " C o l u m n "   E l e m e n t I d = " 4 0 2 1 7 7 5 1 "   D a t a T y p e = " S t r i n g " > T o t a l I n v o i c e D i s c o u n t A m o u n t < / T o t a l I n v o i c e D i s c o u n t A m o u n t > - 
-             < T o t a l N e t A m o u n t   E l e m e n t T y p e = " C o l u m n "   E l e m e n t I d = " 4 8 3 1 9 3 3 7 2 "   D a t a T y p e = " S t r i n g " > T o t a l N e t A m o u n t < / T o t a l N e t A m o u n t > - 
-             < T o t a l P a y m e n t D i s c o u n t O n V A T   E l e m e n t T y p e = " C o l u m n "   E l e m e n t I d = " 7 3 6 0 4 1 8 8 6 "   D a t a T y p e = " D e c i m a l " > T o t a l P a y m e n t D i s c o u n t O n V A T < / T o t a l P a y m e n t D i s c o u n t O n V A T > - 
-             < T o t a l S u b T o t a l   E l e m e n t T y p e = " C o l u m n "   E l e m e n t I d = " 2 0 9 7 8 7 6 8 0 1 "   D a t a T y p e = " S t r i n g " > T o t a l S u b T o t a l < / T o t a l S u b T o t a l > - 
-             < T o t a l S u b T o t a l M i n u s I n v o i c e D i s c o u n t   E l e m e n t T y p e = " C o l u m n "   E l e m e n t I d = " 7 6 9 4 3 1 8 8 7 "   D a t a T y p e = " S t r i n g " > T o t a l S u b T o t a l M i n u s I n v o i c e D i s c o u n t < / T o t a l S u b T o t a l M i n u s I n v o i c e D i s c o u n t > - 
-             < T o t a l T e x t   E l e m e n t T y p e = " C o l u m n "   E l e m e n t I d = " 2 3 1 9 1 0 5 1 8 "   D a t a T y p e = " T e x t " > T o t a l T e x t < / T o t a l T e x t > - 
-             < T o t a l V A T A m o u n t   E l e m e n t T y p e = " C o l u m n "   E l e m e n t I d = " 1 6 2 7 1 0 2 3 2 8 "   D a t a T y p e = " S t r i n g " > T o t a l V A T A m o u n t < / T o t a l V A T A m o u n t > - 
-             < T o t a l V A T A m o u n t L C Y   E l e m e n t T y p e = " C o l u m n "   E l e m e n t I d = " 1 5 0 6 5 7 0 2 1 8 "   D a t a T y p e = " D e c i m a l " > T o t a l V A T A m o u n t L C Y < / T o t a l V A T A m o u n t L C Y > - 
-             < T o t a l V A T A m o u n t T e x t   E l e m e n t T y p e = " C o l u m n "   E l e m e n t I d = " 9 7 3 6 6 6 3 3 9 "   D a t a T y p e = " T e x t " > T o t a l V A T A m o u n t T e x t < / T o t a l V A T A m o u n t T e x t > - 
-             < T o t a l V A T B a s e L C Y   E l e m e n t T y p e = " C o l u m n "   E l e m e n t I d = " 8 3 4 4 5 0 5 2 1 "   D a t a T y p e = " D e c i m a l " > T o t a l V A T B a s e L C Y < / T o t a l V A T B a s e L C Y > +         < T o t a l s > + 
+             < C u r r e n c y C o d e > C u r r e n c y C o d e < / C u r r e n c y C o d e > + 
+             < C u r r e n c y S y m b o l > C u r r e n c y S y m b o l < / C u r r e n c y S y m b o l > + 
+             < T o t a l A m o u n t I n c l u d i n g V A T > T o t a l A m o u n t I n c l u d i n g V A T < / T o t a l A m o u n t I n c l u d i n g V A T > + 
+             < T o t a l E x c l u d i n g V A T T e x t > T o t a l E x c l u d i n g V A T T e x t < / T o t a l E x c l u d i n g V A T T e x t > + 
+             < T o t a l I n c l u d i n g V A T T e x t > T o t a l I n c l u d i n g V A T T e x t < / T o t a l I n c l u d i n g V A T T e x t > + 
+             < T o t a l I n v o i c e D i s c o u n t A m o u n t > T o t a l I n v o i c e D i s c o u n t A m o u n t < / T o t a l I n v o i c e D i s c o u n t A m o u n t > + 
+             < T o t a l N e t A m o u n t > T o t a l N e t A m o u n t < / T o t a l N e t A m o u n t > + 
+             < T o t a l P a y m e n t D i s c o u n t O n V A T > T o t a l P a y m e n t D i s c o u n t O n V A T < / T o t a l P a y m e n t D i s c o u n t O n V A T > + 
+             < T o t a l S u b T o t a l > T o t a l S u b T o t a l < / T o t a l S u b T o t a l > + 
+             < T o t a l S u b T o t a l M i n u s I n v o i c e D i s c o u n t > T o t a l S u b T o t a l M i n u s I n v o i c e D i s c o u n t < / T o t a l S u b T o t a l M i n u s I n v o i c e D i s c o u n t > + 
+             < T o t a l T e x t > T o t a l T e x t < / T o t a l T e x t > + 
+             < T o t a l V A T A m o u n t > T o t a l V A T A m o u n t < / T o t a l V A T A m o u n t > + 
+             < T o t a l V A T A m o u n t L C Y > T o t a l V A T A m o u n t L C Y < / T o t a l V A T A m o u n t L C Y > + 
+             < T o t a l V A T A m o u n t T e x t > T o t a l V A T A m o u n t T e x t < / T o t a l V A T A m o u n t T e x t > + 
+             < T o t a l V A T B a s e L C Y > T o t a l V A T B a s e L C Y < / T o t a l V A T B a s e L C Y >   
          < / T o t a l s >   
@@ -4892,6 +4176,14 @@
 </file>
 
 <file path=customXml/itemProps1.xml><?xml version="1.0" encoding="utf-8"?>
+<ds:datastoreItem xmlns:ds="http://schemas.openxmlformats.org/officeDocument/2006/customXml" ds:itemID="{5668242B-861C-48B6-AF55-4A44F32DF8CA}">
+  <ds:schemaRefs>
+    <ds:schemaRef ds:uri="urn:microsoft-dynamics-businesscentral/internal/extended/reports/Standard_Sales_Credit_Memo/1307/"/>
+  </ds:schemaRefs>
+</ds:datastoreItem>
+</file>
+
+<file path=customXml/itemProps2.xml><?xml version="1.0" encoding="utf-8"?>
 <ds:datastoreItem xmlns:ds="http://schemas.openxmlformats.org/officeDocument/2006/customXml" ds:itemID="{3C96BD07-C852-4EB2-BDD0-3C1C207D17CF}">
   <ds:schemaRefs>
     <ds:schemaRef ds:uri="urn:microsoft-dynamics-nav/reports/Standard_Sales_Credit_Memo/1307/"/>
@@ -4899,10 +4191,8 @@
 </ds:datastoreItem>
 </file>
 
-<file path=customXml/itemProps2.xml><?xml version="1.0" encoding="utf-8"?>
-<ds:datastoreItem xmlns:ds="http://schemas.openxmlformats.org/officeDocument/2006/customXml" ds:itemID="{5668242B-861C-48B6-AF55-4A44F32DF8CA}">
-  <ds:schemaRefs>
-    <ds:schemaRef ds:uri="urn:microsoft-dynamics-businesscentral/internal/extended/reports/Standard_Sales_Credit_Memo/1307/"/>
-  </ds:schemaRefs>
-</ds:datastoreItem>
+<file path=docMetadata/LabelInfo.xml><?xml version="1.0" encoding="utf-8"?>
+<clbl:labelList xmlns:clbl="http://schemas.microsoft.com/office/2020/mipLabelMetadata">
+  <clbl:label id="{f42aa342-8706-4288-bd11-ebb85995028c}" enabled="1" method="Standard" siteId="{72f988bf-86f1-41af-91ab-2d7cd011db47}" removed="0"/>
+</clbl:labelList>
 </file>
--- a/src/Layers/W1/BaseApp/Sales/History/StandardSalesCreditMemoEmailBody.docx
+++ b/src/Layers/W1/BaseApp/Sales/History/StandardSalesCreditMemoEmailBody.docx
@@ -677,7 +677,7 @@
     </w:p>
     <w:tbl>
       <w:tblPr>
-        <w:tblStyle w:val="BCDataTable"/>
+        <w:tblStyle w:val="BCBlockTable"/>
         <w:tblW w:w="5000" w:type="pct"/>
         <w:tblLook w:val="0420" w:firstRow="1" w:lastRow="0" w:firstColumn="0" w:lastColumn="0" w:noHBand="0" w:noVBand="1"/>
         <w:tblCaption w:val="Data Table Block"/>
@@ -711,11 +711,14 @@
             <w:tc>
               <w:tcPr>
                 <w:tcW w:w="1210" w:type="pct"/>
+                <w:tcBorders>
+                  <w:bottom w:val="single" w:sz="4" w:space="0" w:color="auto"/>
+                </w:tcBorders>
               </w:tcPr>
               <w:p>
                 <w:pPr>
                   <w:pStyle w:val="BCLabel"/>
-                  <w:spacing w:before="160" w:after="80"/>
+                  <w:spacing w:after="80"/>
                   <w:rPr>
                     <w:lang w:eastAsia="en-US"/>
                   </w:rPr>
@@ -748,11 +751,14 @@
             <w:tc>
               <w:tcPr>
                 <w:tcW w:w="2092" w:type="pct"/>
+                <w:tcBorders>
+                  <w:bottom w:val="single" w:sz="4" w:space="0" w:color="auto"/>
+                </w:tcBorders>
               </w:tcPr>
               <w:p>
                 <w:pPr>
                   <w:pStyle w:val="BCLabel"/>
-                  <w:spacing w:before="160" w:after="80"/>
+                  <w:spacing w:after="80"/>
                   <w:rPr>
                     <w:lang w:eastAsia="en-US"/>
                   </w:rPr>
@@ -785,11 +791,14 @@
             <w:tc>
               <w:tcPr>
                 <w:tcW w:w="1698" w:type="pct"/>
+                <w:tcBorders>
+                  <w:bottom w:val="single" w:sz="4" w:space="0" w:color="auto"/>
+                </w:tcBorders>
               </w:tcPr>
               <w:p>
                 <w:pPr>
                   <w:pStyle w:val="BCLabelNumber"/>
-                  <w:spacing w:before="160" w:after="80"/>
+                  <w:spacing w:after="80"/>
                   <w:jc w:val="right"/>
                   <w:rPr>
                     <w:lang w:eastAsia="en-US"/>
@@ -808,12 +817,14 @@
       </w:tr>
       <w:tr>
         <w:trPr>
-          <w:cnfStyle w:val="000000100000" w:firstRow="0" w:lastRow="0" w:firstColumn="0" w:lastColumn="0" w:oddVBand="0" w:evenVBand="0" w:oddHBand="1" w:evenHBand="0" w:firstRowFirstColumn="0" w:firstRowLastColumn="0" w:lastRowFirstColumn="0" w:lastRowLastColumn="0"/>
           <w:trHeight w:val="245"/>
         </w:trPr>
         <w:tc>
           <w:tcPr>
             <w:tcW w:w="1210" w:type="pct"/>
+            <w:tcBorders>
+              <w:top w:val="single" w:sz="4" w:space="0" w:color="auto"/>
+            </w:tcBorders>
           </w:tcPr>
           <w:p>
             <w:pPr>
@@ -827,6 +838,9 @@
         <w:tc>
           <w:tcPr>
             <w:tcW w:w="2092" w:type="pct"/>
+            <w:tcBorders>
+              <w:top w:val="single" w:sz="4" w:space="0" w:color="auto"/>
+            </w:tcBorders>
           </w:tcPr>
           <w:p>
             <w:pPr>
@@ -840,6 +854,9 @@
         <w:tc>
           <w:tcPr>
             <w:tcW w:w="1698" w:type="pct"/>
+            <w:tcBorders>
+              <w:top w:val="single" w:sz="4" w:space="0" w:color="auto"/>
+            </w:tcBorders>
           </w:tcPr>
           <w:p>
             <w:pPr>
@@ -854,7 +871,6 @@
       </w:tr>
       <w:tr>
         <w:trPr>
-          <w:cnfStyle w:val="000000010000" w:firstRow="0" w:lastRow="0" w:firstColumn="0" w:lastColumn="0" w:oddVBand="0" w:evenVBand="0" w:oddHBand="0" w:evenHBand="1" w:firstRowFirstColumn="0" w:firstRowLastColumn="0" w:lastRowFirstColumn="0" w:lastRowLastColumn="0"/>
           <w:trHeight w:val="490"/>
         </w:trPr>
         <w:sdt>
@@ -1072,10 +1088,6 @@
 </w:document>
 </file>
 
-<file path=word/numbering.xml><?xml version="1.0" encoding="utf-8"?>
-<w:numbering xmlns:wpc="http://schemas.microsoft.com/office/word/2010/wordprocessingCanvas" xmlns:cx="http://schemas.microsoft.com/office/drawing/2014/chartex" xmlns:cx1="http://schemas.microsoft.com/office/drawing/2015/9/8/chartex" xmlns:cx2="http://schemas.microsoft.com/office/drawing/2015/10/21/chartex" xmlns:cx3="http://schemas.microsoft.com/office/drawing/2016/5/9/chartex" xmlns:cx4="http://schemas.microsoft.com/office/drawing/2016/5/10/chartex" xmlns:cx5="http://schemas.microsoft.com/office/drawing/2016/5/11/chartex" xmlns:cx6="http://schemas.microsoft.com/office/drawing/2016/5/12/chartex" xmlns:cx7="http://schemas.microsoft.com/office/drawing/2016/5/13/chartex" xmlns:cx8="http://schemas.microsoft.com/office/drawing/2016/5/14/chartex" xmlns:mc="http://schemas.openxmlformats.org/markup-compatibility/2006" xmlns:aink="http://schemas.microsoft.com/office/drawing/2016/ink" xmlns:am3d="http://schemas.microsoft.com/office/drawing/2017/model3d" xmlns:o="urn:schemas-microsoft-com:office:office" xmlns:oel="http://schemas.microsoft.com/office/2019/extlst" xmlns:r="http://schemas.openxmlformats.org/officeDocument/2006/relationships" xmlns:m="http://schemas.openxmlformats.org/officeDocument/2006/math" xmlns:v="urn:schemas-microsoft-com:vml" xmlns:wp14="http://schemas.microsoft.com/office/word/2010/wordprocessingDrawing" xmlns:wp="http://schemas.openxmlformats.org/drawingml/2006/wordprocessingDrawing" xmlns:w10="urn:schemas-microsoft-com:office:word" xmlns:w="http://schemas.openxmlformats.org/wordprocessingml/2006/main" xmlns:w14="http://schemas.microsoft.com/office/word/2010/wordml" xmlns:w15="http://schemas.microsoft.com/office/word/2012/wordml" xmlns:w16cei="http://schemas.microsoft.com/office/word/2026/wordml/cei" xmlns:w16cex="http://schemas.microsoft.com/office/word/2018/wordml/cex" xmlns:w16cid="http://schemas.microsoft.com/office/word/2016/wordml/cid" xmlns:w16="http://schemas.microsoft.com/office/word/2018/wordml" xmlns:w16du="http://schemas.microsoft.com/office/word/2023/wordml/word16du" xmlns:w16sdtdh="http://schemas.microsoft.com/office/word/2020/wordml/sdtdatahash" xmlns:w16sdtfl="http://schemas.microsoft.com/office/word/2024/wordml/sdtformatlock" xmlns:w16se="http://schemas.microsoft.com/office/word/2015/wordml/symex" xmlns:wpg="http://schemas.microsoft.com/office/word/2010/wordprocessingGroup" xmlns:wpi="http://schemas.microsoft.com/office/word/2010/wordprocessingInk" xmlns:wne="http://schemas.microsoft.com/office/word/2006/wordml" xmlns:wps="http://schemas.microsoft.com/office/word/2010/wordprocessingShape" mc:Ignorable="w14 w15 w16se w16cid w16 w16cex w16sdtdh w16sdtfl w16du wp14"/>
-</file>
-
 <file path=word/styles.xml><?xml version="1.0" encoding="utf-8"?>
 <w:styles xmlns:mc="http://schemas.openxmlformats.org/markup-compatibility/2006" xmlns:r="http://schemas.openxmlformats.org/officeDocument/2006/relationships" xmlns:w="http://schemas.openxmlformats.org/wordprocessingml/2006/main" xmlns:w14="http://schemas.microsoft.com/office/word/2010/wordml" xmlns:w15="http://schemas.microsoft.com/office/word/2012/wordml" xmlns:w16cex="http://schemas.microsoft.com/office/word/2018/wordml/cex" xmlns:w16cid="http://schemas.microsoft.com/office/word/2016/wordml/cid" xmlns:w16="http://schemas.microsoft.com/office/word/2018/wordml" xmlns:w16du="http://schemas.microsoft.com/office/word/2023/wordml/word16du" xmlns:w16sdtdh="http://schemas.microsoft.com/office/word/2020/wordml/sdtdatahash" xmlns:w16sdtfl="http://schemas.microsoft.com/office/word/2024/wordml/sdtformatlock" xmlns:w16se="http://schemas.microsoft.com/office/word/2015/wordml/symex" mc:Ignorable="w14 w15 w16se w16cid w16 w16cex w16sdtdh w16sdtfl w16du">
   <w:docDefaults>
@@ -1085,7 +1097,7 @@
         <w:kern w:val="2"/>
         <w:sz w:val="24"/>
         <w:szCs w:val="24"/>
-        <w:lang w:bidi="ar-SA"/>
+        <w:lang w:val="da-DK" w:eastAsia="da-DK" w:bidi="ar-SA"/>
         <w14:ligatures w14:val="standardContextual"/>
       </w:rPr>
     </w:rPrDefault>
@@ -2228,6 +2240,7 @@
 <w:settings xmlns:mc="http://schemas.openxmlformats.org/markup-compatibility/2006" xmlns:o="urn:schemas-microsoft-com:office:office" xmlns:r="http://schemas.openxmlformats.org/officeDocument/2006/relationships" xmlns:m="http://schemas.openxmlformats.org/officeDocument/2006/math" xmlns:v="urn:schemas-microsoft-com:vml" xmlns:w10="urn:schemas-microsoft-com:office:word" xmlns:w="http://schemas.openxmlformats.org/wordprocessingml/2006/main" xmlns:w14="http://schemas.microsoft.com/office/word/2010/wordml" xmlns:w15="http://schemas.microsoft.com/office/word/2012/wordml" xmlns:w16cex="http://schemas.microsoft.com/office/word/2018/wordml/cex" xmlns:w16cid="http://schemas.microsoft.com/office/word/2016/wordml/cid" xmlns:w16="http://schemas.microsoft.com/office/word/2018/wordml" xmlns:w16du="http://schemas.microsoft.com/office/word/2023/wordml/word16du" xmlns:w16sdtdh="http://schemas.microsoft.com/office/word/2020/wordml/sdtdatahash" xmlns:w16sdtfl="http://schemas.microsoft.com/office/word/2024/wordml/sdtformatlock" xmlns:w16se="http://schemas.microsoft.com/office/word/2015/wordml/symex" xmlns:sl="http://schemas.openxmlformats.org/schemaLibrary/2006/main" mc:Ignorable="w14 w15 w16se w16cid w16 w16cex w16sdtdh w16sdtfl w16du">
   <w:view w:val="normal"/>
   <w:defaultTabStop w:val="720"/>
+  <w:hyphenationZone w:val="425"/>
   <w:characterSpacingControl w:val="doNotCompress"/>
   <w:compat>
     <w:useFELayout/>
@@ -2241,8 +2254,10 @@
   <w:rsids>
     <w:rsidRoot w:val="00061DC1"/>
     <w:rsid w:val="00061DC1"/>
+    <w:rsid w:val="003023A8"/>
     <w:rsid w:val="004B21B5"/>
     <w:rsid w:val="0053689C"/>
+    <w:rsid w:val="00A02EBB"/>
     <w:rsid w:val="00AD49F1"/>
     <w:rsid w:val="00E5711F"/>
     <w:rsid w:val="00EC12F1"/>
@@ -2260,9 +2275,9 @@
     <m:intLim m:val="subSup"/>
     <m:naryLim m:val="undOvr"/>
   </m:mathPr>
-  <w:themeFontLang/>
+  <w:themeFontLang w:val="da-DK"/>
   <w:clrSchemeMapping w:bg1="light1" w:t1="dark1" w:bg2="light2" w:t2="dark2" w:accent1="accent1" w:accent2="accent2" w:accent3="accent3" w:accent4="accent4" w:accent5="accent5" w:accent6="accent6" w:hyperlink="hyperlink" w:followedHyperlink="followedHyperlink"/>
-  <w:decimalSymbol w:val="."/>
+  <w:decimalSymbol w:val=","/>
   <w:listSeparator w:val=","/>
   <w15:chartTrackingRefBased/>
 </w:settings>
@@ -2277,7 +2292,7 @@
         <w:kern w:val="2"/>
         <w:sz w:val="24"/>
         <w:szCs w:val="24"/>
-        <w:lang w:bidi="ar-SA"/>
+        <w:lang w:val="da-DK" w:eastAsia="da-DK" w:bidi="ar-SA"/>
         <w14:ligatures w14:val="standardContextual"/>
       </w:rPr>
     </w:rPrDefault>
@@ -3063,7 +3078,7 @@
 </we:webextension>
 </file>
 
-<file path=customXml/item1.xml>��< ? x m l   v e r s i o n = " 1 . 0 "   e n c o d i n g = " u t f - 1 6 " ? > < N a v W o r d R e p o r t X m l P a r t   x m l n s = " u r n : m i c r o s o f t - d y n a m i c s - b u s i n e s s c e n t r a l / i n t e r n a l / e x t e n d e d / r e p o r t s / S t a n d a r d _ S a l e s _ C r e d i t _ M e m o / 1 3 0 7 / " > +<file path=customXml/item1.xml>��< ? x m l   v e r s i o n = " 1 . 0 "   e n c o d i n g = " u t f - 1 6 " ? > < N a v W o r d R e p o r t X m l P a r t   x m l n s = " u r n : m i c r o s o f t - d y n a m i c s - n a v / r e p o r t s / S t a n d a r d _ S a l e s _ C r e d i t _ M e m o / 1 3 0 7 / " >   
      < B C R e p o r t I n f o r m a t i o n >   
@@ -3129,489 +3144,487 @@
  
      < / B C R e p o r t I n f o r m a t i o n >   
-     < T o o l t i p s / > - 
-     < H e a d e r   E l e m e n t T y p e = " D a t a I t e m "   E l e m e n t I d = " 1 2 4 0 3 7 3 8 8 6 " > - 
-         < A p p l i e s T o D o c u m e n t   E l e m e n t T y p e = " C o l u m n "   E l e m e n t I d = " 7 8 4 1 8 3 9 6 5 "   D a t a T y p e = " T e x t " > A p p l i e s T o D o c u m e n t < / A p p l i e s T o D o c u m e n t > - 
-         < A p p l i e s T o D o c u m e n t _ L b l   E l e m e n t T y p e = " C o l u m n "   E l e m e n t I d = " 1 9 9 2 0 4 2 5 9 4 "   D a t a T y p e = " T e x t C o n s t " > A p p l i e s T o D o c u m e n t _ L b l < / A p p l i e s T o D o c u m e n t _ L b l > - 
-         < B i l l T o C o n t a c t E m a i l   E l e m e n t T y p e = " C o l u m n "   E l e m e n t I d = " 3 3 5 8 2 7 8 9 5 "   D a t a T y p e = " T e x t " > B i l l T o C o n t a c t E m a i l < / B i l l T o C o n t a c t E m a i l > - 
-         < B i l l T o C o n t a c t E m a i l L b l   E l e m e n t T y p e = " C o l u m n "   E l e m e n t I d = " 2 9 6 4 7 8 3 6 5 "   D a t a T y p e = " T e x t C o n s t " > B i l l T o C o n t a c t E m a i l L b l < / B i l l T o C o n t a c t E m a i l L b l > - 
-         < B i l l T o C o n t a c t M o b i l e P h o n e N o   E l e m e n t T y p e = " C o l u m n "   E l e m e n t I d = " 2 4 8 4 8 8 6 9 6 "   D a t a T y p e = " T e x t " > B i l l T o C o n t a c t M o b i l e P h o n e N o < / B i l l T o C o n t a c t M o b i l e P h o n e N o > - 
-         < B i l l T o C o n t a c t M o b i l e P h o n e N o L b l   E l e m e n t T y p e = " C o l u m n "   E l e m e n t I d = " 2 7 6 3 1 1 3 3 8 "   D a t a T y p e = " T e x t C o n s t " > B i l l T o C o n t a c t M o b i l e P h o n e N o L b l < / B i l l T o C o n t a c t M o b i l e P h o n e N o L b l > - 
-         < B i l l T o C o n t a c t P h o n e N o   E l e m e n t T y p e = " C o l u m n "   E l e m e n t I d = " 3 6 2 4 7 7 4 8 8 "   D a t a T y p e = " T e x t " > B i l l T o C o n t a c t P h o n e N o < / B i l l T o C o n t a c t P h o n e N o > - 
-         < B i l l T o C o n t a c t P h o n e N o L b l   E l e m e n t T y p e = " C o l u m n "   E l e m e n t I d = " 2 1 2 3 3 4 5 9 6 6 "   D a t a T y p e = " T e x t C o n s t " > B i l l T o C o n t a c t P h o n e N o L b l < / B i l l T o C o n t a c t P h o n e N o L b l > - 
-         < B i l l t o C u s t u m e r N o   E l e m e n t T y p e = " C o l u m n "   E l e m e n t I d = " 2 8 0 4 7 3 0 5 8 "   D a t a T y p e = " C o d e " > B i l l t o C u s t u m e r N o < / B i l l t o C u s t u m e r N o > - 
-         < B i l l t o C u s t u m e r N o _ L b l   E l e m e n t T y p e = " C o l u m n "   E l e m e n t I d = " 2 1 8 1 7 1 2 6 3 "   D a t a T y p e = " S t r i n g " > B i l l t o C u s t u m e r N o _ L b l < / B i l l t o C u s t u m e r N o _ L b l > - 
-         < C o m p a n y A d d r e s s 1   E l e m e n t T y p e = " C o l u m n "   E l e m e n t I d = " 1 8 8 4 1 6 4 3 2 3 "   D a t a T y p e = " T e x t " > C o m p a n y A d d r e s s 1 < / C o m p a n y A d d r e s s 1 > - 
-         < C o m p a n y A d d r e s s 2   E l e m e n t T y p e = " C o l u m n "   E l e m e n t I d = " 1 2 4 6 4 6 7 7 0 6 "   D a t a T y p e = " T e x t " > C o m p a n y A d d r e s s 2 < / C o m p a n y A d d r e s s 2 > - 
-         < C o m p a n y A d d r e s s 3   E l e m e n t T y p e = " C o l u m n "   E l e m e n t I d = " 6 0 8 7 7 1 0 8 9 "   D a t a T y p e = " T e x t " > C o m p a n y A d d r e s s 3 < / C o m p a n y A d d r e s s 3 > - 
-         < C o m p a n y A d d r e s s 4   E l e m e n t T y p e = " C o l u m n "   E l e m e n t I d = " 7 7 7 6 8 0 1 1 2 "   D a t a T y p e = " T e x t " > C o m p a n y A d d r e s s 4 < / C o m p a n y A d d r e s s 4 > - 
-         < C o m p a n y A d d r e s s 5   E l e m e n t T y p e = " C o l u m n "   E l e m e n t I d = " 1 3 9 9 8 3 4 9 5 "   D a t a T y p e = " T e x t " > C o m p a n y A d d r e s s 5 < / C o m p a n y A d d r e s s 5 > - 
-         < C o m p a n y A d d r e s s 6   E l e m e n t T y p e = " C o l u m n "   E l e m e n t I d = " 4 9 7 7 1 3 1 2 2 "   D a t a T y p e = " T e x t " > C o m p a n y A d d r e s s 6 < / C o m p a n y A d d r e s s 6 > - 
-         < C o m p a n y A d d r e s s 7   E l e m e n t T y p e = " C o l u m n "   E l e m e n t I d = " 1 1 3 5 4 0 9 7 3 9 "   D a t a T y p e = " T e x t " > C o m p a n y A d d r e s s 7 < / C o m p a n y A d d r e s s 7 > - 
-         < C o m p a n y A d d r e s s 8   E l e m e n t T y p e = " C o l u m n "   E l e m e n t I d = " 1 7 1 5 2 5 5 3 0 0 "   D a t a T y p e = " T e x t " > C o m p a n y A d d r e s s 8 < / C o m p a n y A d d r e s s 8 > - 
-         < C o m p a n y B a n k A c c o u n t N o   E l e m e n t T y p e = " C o l u m n "   E l e m e n t I d = " 3 0 1 4 0 2 0 4 "   D a t a T y p e = " T e x t " > C o m p a n y B a n k A c c o u n t N o < / C o m p a n y B a n k A c c o u n t N o > - 
-         < C o m p a n y B a n k A c c o u n t N o _ L b l   E l e m e n t T y p e = " C o l u m n "   E l e m e n t I d = " 1 0 9 7 7 4 3 3 4 5 "   D a t a T y p e = " T e x t C o n s t " > C o m p a n y B a n k A c c o u n t N o _ L b l < / C o m p a n y B a n k A c c o u n t N o _ L b l > - 
-         < C o m p a n y B a n k B r a n c h N o   E l e m e n t T y p e = " C o l u m n "   E l e m e n t I d = " 7 9 3 1 3 3 0 5 7 "   D a t a T y p e = " T e x t " > C o m p a n y B a n k B r a n c h N o < / C o m p a n y B a n k B r a n c h N o > - 
-         < C o m p a n y B a n k B r a n c h N o _ L b l   E l e m e n t T y p e = " C o l u m n "   E l e m e n t I d = " 3 2 7 9 0 6 6 9 2 "   D a t a T y p e = " S t r i n g " > C o m p a n y B a n k B r a n c h N o _ L b l < / C o m p a n y B a n k B r a n c h N o _ L b l > - 
-         < C o m p a n y B a n k N a m e   E l e m e n t T y p e = " C o l u m n "   E l e m e n t I d = " 1 5 3 4 9 0 5 6 0 5 "   D a t a T y p e = " T e x t " > C o m p a n y B a n k N a m e < / C o m p a n y B a n k N a m e > - 
-         < C o m p a n y B a n k N a m e _ L b l   E l e m e n t T y p e = " C o l u m n "   E l e m e n t I d = " 1 2 0 4 3 0 7 0 1 4 "   D a t a T y p e = " T e x t C o n s t " > C o m p a n y B a n k N a m e _ L b l < / C o m p a n y B a n k N a m e _ L b l > - 
-         < C o m p a n y C u s t o m G i r o   E l e m e n t T y p e = " C o l u m n "   E l e m e n t I d = " 1 6 7 0 4 7 5 7 9 8 "   D a t a T y p e = " T e x t " > C o m p a n y C u s t o m G i r o < / C o m p a n y C u s t o m G i r o > - 
-         < C o m p a n y C u s t o m G i r o _ L b l   E l e m e n t T y p e = " C o l u m n "   E l e m e n t I d = " 8 9 1 4 3 9 6 2 5 "   D a t a T y p e = " T e x t " > C o m p a n y C u s t o m G i r o _ L b l < / C o m p a n y C u s t o m G i r o _ L b l > - 
-         < C o m p a n y E M a i l   E l e m e n t T y p e = " C o l u m n "   E l e m e n t I d = " 1 6 7 7 0 7 4 0 5 8 "   D a t a T y p e = " T e x t " > C o m p a n y E M a i l < / C o m p a n y E M a i l > - 
-         < C o m p a n y G i r o N o   E l e m e n t T y p e = " C o l u m n "   E l e m e n t I d = " 1 3 6 0 1 9 6 3 2 0 "   D a t a T y p e = " T e x t " > C o m p a n y G i r o N o < / C o m p a n y G i r o N o > - 
-         < C o m p a n y G i r o N o _ L b l   E l e m e n t T y p e = " C o l u m n "   E l e m e n t I d = " 8 6 1 6 0 2 1 1 5 "   D a t a T y p e = " T e x t C o n s t " > C o m p a n y G i r o N o _ L b l < / C o m p a n y G i r o N o _ L b l > - 
-         < C o m p a n y H o m e P a g e   E l e m e n t T y p e = " C o l u m n "   E l e m e n t I d = " 1 9 8 9 1 8 8 7 0 "   D a t a T y p e = " T e x t " > C o m p a n y H o m e P a g e < / C o m p a n y H o m e P a g e > - 
-         < C o m p a n y I B A N   E l e m e n t T y p e = " C o l u m n "   E l e m e n t I d = " 9 0 6 5 4 9 1 8 2 "   D a t a T y p e = " C o d e " > C o m p a n y I B A N < / C o m p a n y I B A N > - 
-         < C o m p a n y I B A N _ L b l   E l e m e n t T y p e = " C o l u m n "   E l e m e n t I d = " 1 2 6 7 9 5 2 2 2 7 "   D a t a T y p e = " S t r i n g " > C o m p a n y I B A N _ L b l < / C o m p a n y I B A N _ L b l > - 
-         < C o m p a n y L e g a l O f f i c e   E l e m e n t T y p e = " C o l u m n "   E l e m e n t I d = " 7 1 4 2 5 8 1 1 1 "   D a t a T y p e = " T e x t " > C o m p a n y L e g a l O f f i c e < / C o m p a n y L e g a l O f f i c e > - 
-         < C o m p a n y L e g a l O f f i c e _ L b l   E l e m e n t T y p e = " C o l u m n "   E l e m e n t I d = " 1 5 3 3 1 7 5 1 0 8 "   D a t a T y p e = " T e x t " > C o m p a n y L e g a l O f f i c e _ L b l < / C o m p a n y L e g a l O f f i c e _ L b l > - 
-         < C o m p a n y L e g a l S t a t e m e n t   E l e m e n t T y p e = " C o l u m n "   E l e m e n t I d = " 4 4 8 3 5 8 8 7 6 "   D a t a T y p e = " T e x t " > C o m p a n y L e g a l S t a t e m e n t < / C o m p a n y L e g a l S t a t e m e n t > - 
-         < C o m p a n y L o g o P o s i t i o n   E l e m e n t T y p e = " C o l u m n "   E l e m e n t I d = " 1 4 2 5 2 6 6 6 8 8 "   D a t a T y p e = " I n t e g e r " > C o m p a n y L o g o P o s i t i o n < / C o m p a n y L o g o P o s i t i o n > - 
-         < C o m p a n y P h o n e N o   E l e m e n t T y p e = " C o l u m n "   E l e m e n t I d = " 2 5 0 4 4 0 6 5 5 "   D a t a T y p e = " T e x t " > C o m p a n y P h o n e N o < / C o m p a n y P h o n e N o > - 
-         < C o m p a n y P h o n e N o _ L b l   E l e m e n t T y p e = " C o l u m n "   E l e m e n t I d = " 5 5 8 5 9 3 5 8 6 "   D a t a T y p e = " T e x t C o n s t " > C o m p a n y P h o n e N o _ L b l < / C o m p a n y P h o n e N o _ L b l > - 
-         < C o m p a n y P i c t u r e   E l e m e n t T y p e = " C o l u m n "   E l e m e n t I d = " 1 3 9 7 4 1 1 0 7 4 "   D a t a T y p e = " B L O B " / > - 
-         < C o m p a n y R e g i s t r a t i o n N u m b e r   E l e m e n t T y p e = " C o l u m n "   E l e m e n t I d = " 2 0 2 3 6 3 9 4 2 4 "   D a t a T y p e = " T e x t " > C o m p a n y R e g i s t r a t i o n N u m b e r < / C o m p a n y R e g i s t r a t i o n N u m b e r > - 
-         < C o m p a n y R e g i s t r a t i o n N u m b e r _ L b l   E l e m e n t T y p e = " C o l u m n "   E l e m e n t I d = " 1 8 3 3 1 0 6 6 5 3 "   D a t a T y p e = " T e x t " > C o m p a n y R e g i s t r a t i o n N u m b e r _ L b l < / C o m p a n y R e g i s t r a t i o n N u m b e r _ L b l > - 
-         < C o m p a n y S W I F T   E l e m e n t T y p e = " C o l u m n "   E l e m e n t I d = " 6 6 8 2 5 0 2 4 5 "   D a t a T y p e = " C o d e " > C o m p a n y S W I F T < / C o m p a n y S W I F T > - 
-         < C o m p a n y S W I F T _ L b l   E l e m e n t T y p e = " C o l u m n "   E l e m e n t I d = " 2 0 2 9 5 9 7 3 8 4 "   D a t a T y p e = " S t r i n g " > C o m p a n y S W I F T _ L b l < / C o m p a n y S W I F T _ L b l > - 
-         < C o m p a n y V A T R e g i s t r a t i o n N o   E l e m e n t T y p e = " C o l u m n "   E l e m e n t I d = " 1 9 1 4 0 1 3 6 4 9 "   D a t a T y p e = " T e x t " > C o m p a n y V A T R e g i s t r a t i o n N o < / C o m p a n y V A T R e g i s t r a t i o n N o > - 
-         < C o m p a n y V A T R e g i s t r a t i o n N o _ L b l   E l e m e n t T y p e = " C o l u m n "   E l e m e n t I d = " 9 2 4 5 0 3 1 2 4 "   D a t a T y p e = " T e x t " > C o m p a n y V A T R e g i s t r a t i o n N o _ L b l < / C o m p a n y V A T R e g i s t r a t i o n N o _ L b l > - 
-         < C o m p a n y V A T R e g N o   E l e m e n t T y p e = " C o l u m n "   E l e m e n t I d = " 1 7 1 4 3 1 9 3 6 "   D a t a T y p e = " T e x t " > C o m p a n y V A T R e g N o < / C o m p a n y V A T R e g N o > - 
-         < C o m p a n y V A T R e g N o _ L b l   E l e m e n t T y p e = " C o l u m n "   E l e m e n t I d = " 7 7 3 2 0 1 5 0 1 "   D a t a T y p e = " T e x t " > C o m p a n y V A T R e g N o _ L b l < / C o m p a n y V A T R e g N o _ L b l > - 
-         < C o p y _ L b l   E l e m e n t T y p e = " C o l u m n "   E l e m e n t I d = " 6 0 4 7 8 2 7 8 1 "   D a t a T y p e = " T e x t C o n s t " > C o p y _ L b l < / C o p y _ L b l > - 
-         < C u s t o m e r A d d r e s s 1   E l e m e n t T y p e = " C o l u m n "   E l e m e n t I d = " 1 8 0 1 9 6 6 4 5 4 "   D a t a T y p e = " T e x t " > C u s t o m e r A d d r e s s 1 < / C u s t o m e r A d d r e s s 1 > - 
-         < C u s t o m e r A d d r e s s 2   E l e m e n t T y p e = " C o l u m n "   E l e m e n t I d = " 1 1 6 4 2 6 9 8 3 7 "   D a t a T y p e = " T e x t " > C u s t o m e r A d d r e s s 2 < / C u s t o m e r A d d r e s s 2 > - 
-         < C u s t o m e r A d d r e s s 3   E l e m e n t T y p e = " C o l u m n "   E l e m e n t I d = " 5 2 6 5 7 3 2 2 0 "   D a t a T y p e = " T e x t " > C u s t o m e r A d d r e s s 3 < / C u s t o m e r A d d r e s s 3 > - 
-         < C u s t o m e r A d d r e s s 4   E l e m e n t T y p e = " C o l u m n "   E l e m e n t I d = " 1 1 1 1 2 3 3 9 7 "   D a t a T y p e = " T e x t " > C u s t o m e r A d d r e s s 4 < / C u s t o m e r A d d r e s s 4 > - 
-         < C u s t o m e r A d d r e s s 5   E l e m e n t T y p e = " C o l u m n "   E l e m e n t I d = " 7 4 8 8 2 0 0 1 4 "   D a t a T y p e = " T e x t " > C u s t o m e r A d d r e s s 5 < / C u s t o m e r A d d r e s s 5 > - 
-         < C u s t o m e r A d d r e s s 6   E l e m e n t T y p e = " C o l u m n "   E l e m e n t I d = " 1 3 8 6 5 1 6 6 3 1 "   D a t a T y p e = " T e x t " > C u s t o m e r A d d r e s s 6 < / C u s t o m e r A d d r e s s 6 > - 
-         < C u s t o m e r A d d r e s s 7   E l e m e n t T y p e = " C o l u m n "   E l e m e n t I d = " 2 0 2 4 2 1 3 2 4 8 "   D a t a T y p e = " T e x t " > C u s t o m e r A d d r e s s 7 < / C u s t o m e r A d d r e s s 7 > - 
-         < C u s t o m e r A d d r e s s 8   E l e m e n t T y p e = " C o l u m n "   E l e m e n t I d = " 1 0 4 8 6 9 8 5 8 5 "   D a t a T y p e = " T e x t " > C u s t o m e r A d d r e s s 8 < / C u s t o m e r A d d r e s s 8 > - 
-         < C u s t o m e r P o s t a l B a r C o d e   E l e m e n t T y p e = " C o l u m n "   E l e m e n t I d = " 3 9 8 5 8 0 6 8 8 "   D a t a T y p e = " T e x t " > C u s t o m e r P o s t a l B a r C o d e < / C u s t o m e r P o s t a l B a r C o d e > - 
-         < D o c u m e n t C o p y T e x t   E l e m e n t T y p e = " C o l u m n "   E l e m e n t I d = " 1 8 2 4 9 4 6 0 4 6 "   D a t a T y p e = " S t r i n g " > D o c u m e n t C o p y T e x t < / D o c u m e n t C o p y T e x t > - 
-         < D o c u m e n t D a t e   E l e m e n t T y p e = " C o l u m n "   E l e m e n t I d = " 5 5 2 8 7 1 9 1 4 "   D a t a T y p e = " S t r i n g " > D o c u m e n t D a t e < / D o c u m e n t D a t e > - 
-         < D o c u m e n t D a t e _ L b l   E l e m e n t T y p e = " C o l u m n "   E l e m e n t I d = " 1 0 2 6 4 9 4 8 3 "   D a t a T y p e = " S t r i n g " > D o c u m e n t D a t e _ L b l < / D o c u m e n t D a t e _ L b l > - 
-         < D o c u m e n t N o   E l e m e n t T y p e = " C o l u m n "   E l e m e n t I d = " 9 7 0 3 5 0 5 3 9 "   D a t a T y p e = " C o d e " > D o c u m e n t N o < / D o c u m e n t N o > - 
-         < D o c u m e n t N o _ L b l   E l e m e n t T y p e = " C o l u m n "   E l e m e n t I d = " 7 8 9 7 9 5 9 7 8 "   D a t a T y p e = " T e x t C o n s t " > D o c u m e n t N o _ L b l < / D o c u m e n t N o _ L b l > - 
-         < D o c u m e n t T i t l e _ L b l   E l e m e n t T y p e = " C o l u m n "   E l e m e n t I d = " 8 5 8 4 2 3 9 2 9 "   D a t a T y p e = " T e x t C o n s t " > D o c u m e n t T i t l e _ L b l < / D o c u m e n t T i t l e _ L b l > - 
-         < D u e D a t e   E l e m e n t T y p e = " C o l u m n "   E l e m e n t I d = " 7 4 5 1 7 0 2 0 3 "   D a t a T y p e = " S t r i n g " > D u e D a t e < / D u e D a t e > - 
-         < D u e D a t e _ L b l   E l e m e n t T y p e = " C o l u m n "   E l e m e n t I d = " 1 6 4 8 2 8 4 6 4 8 "   D a t a T y p e = " S t r i n g " > D u e D a t e _ L b l < / D u e D a t e _ L b l > - 
-         < E M a i l _ H e a d e r _ L b l   E l e m e n t T y p e = " C o l u m n "   E l e m e n t I d = " 5 1 3 1 7 0 8 0 4 "   D a t a T y p e = " T e x t C o n s t " > E M a i l _ H e a d e r _ L b l < / E M a i l _ H e a d e r _ L b l > - 
-         < E x c h a n g e R a t e A S T e x t   E l e m e n t T y p e = " C o l u m n "   E l e m e n t I d = " 1 1 5 7 2 6 2 0 5 3 "   D a t a T y p e = " T e x t " > E x c h a n g e R a t e A S T e x t < / E x c h a n g e R a t e A S T e x t > - 
-         < E x t e r n a l D o c u m e n t N o   E l e m e n t T y p e = " C o l u m n "   E l e m e n t I d = " 7 3 3 9 5 3 9 6 6 "   D a t a T y p e = " C o d e " > E x t e r n a l D o c u m e n t N o < / E x t e r n a l D o c u m e n t N o > - 
-         < E x t e r n a l D o c u m e n t N o L b l   E l e m e n t T y p e = " C o l u m n "   E l e m e n t I d = " 7 8 3 2 8 7 4 5 2 "   D a t a T y p e = " S t r i n g " > E x t e r n a l D o c u m e n t N o L b l < / E x t e r n a l D o c u m e n t N o L b l > - 
-         < H o m e P a g e _ H e a d e r _ L b l   E l e m e n t T y p e = " C o l u m n "   E l e m e n t I d = " 1 8 7 9 7 2 5 0 8 4 "   D a t a T y p e = " T e x t C o n s t " > H o m e P a g e _ H e a d e r _ L b l < / H o m e P a g e _ H e a d e r _ L b l > - 
-         < I n v o i c e D i s c o u n t A m o u n t _ L b l   E l e m e n t T y p e = " C o l u m n "   E l e m e n t I d = " 1 5 9 3 0 1 2 7 3 6 "   D a t a T y p e = " T e x t C o n s t " > I n v o i c e D i s c o u n t A m o u n t _ L b l < / I n v o i c e D i s c o u n t A m o u n t _ L b l > - 
-         < I n v o i c e D i s c o u n t B a s e A m o u n t _ L b l   E l e m e n t T y p e = " C o l u m n "   E l e m e n t I d = " 2 0 2 9 2 6 6 8 7 5 "   D a t a T y p e = " T e x t C o n s t " > I n v o i c e D i s c o u n t B a s e A m o u n t _ L b l < / I n v o i c e D i s c o u n t B a s e A m o u n t _ L b l > - 
-         < L e g a l E n t i t y T y p e   E l e m e n t T y p e = " C o l u m n "   E l e m e n t I d = " 2 0 5 1 8 7 3 5 6 3 "   D a t a T y p e = " T e x t " > L e g a l E n t i t y T y p e < / L e g a l E n t i t y T y p e > - 
-         < L e g a l E n t i t y T y p e _ L b l   E l e m e n t T y p e = " C o l u m n "   E l e m e n t I d = " 2 0 8 0 2 2 4 7 9 2 "   D a t a T y p e = " T e x t " > L e g a l E n t i t y T y p e _ L b l < / L e g a l E n t i t y T y p e _ L b l > - 
-         < L i n e A m o u n t A f t e r I n v o i c e D i s c o u n t _ L b l   E l e m e n t T y p e = " C o l u m n "   E l e m e n t I d = " 6 7 3 7 2 1 0 9 4 "   D a t a T y p e = " T e x t C o n s t " > L i n e A m o u n t A f t e r I n v o i c e D i s c o u n t _ L b l < / L i n e A m o u n t A f t e r I n v o i c e D i s c o u n t _ L b l > - 
-         < L o c a l C u r r e n c y _ L b l   E l e m e n t T y p e = " C o l u m n "   E l e m e n t I d = " 1 5 5 9 6 9 3 4 2 2 "   D a t a T y p e = " T e x t C o n s t " > L o c a l C u r r e n c y _ L b l < / L o c a l C u r r e n c y _ L b l > - 
-         < P a g e _ L b l   E l e m e n t T y p e = " C o l u m n "   E l e m e n t I d = " 6 8 0 6 4 8 0 9 1 "   D a t a T y p e = " T e x t C o n s t " > P a g e _ L b l < / P a g e _ L b l > - 
-         < P a y m e n t M e t h o d D e s c r i p t i o n   E l e m e n t T y p e = " C o l u m n "   E l e m e n t I d = " 5 8 5 7 5 7 9 7 4 "   D a t a T y p e = " T e x t " > P a y m e n t M e t h o d D e s c r i p t i o n < / P a y m e n t M e t h o d D e s c r i p t i o n > - 
-         < P a y m e n t M e t h o d D e s c r i p t i o n _ L b l   E l e m e n t T y p e = " C o l u m n "   E l e m e n t I d = " 7 9 7 1 1 7 3 2 3 "   D a t a T y p e = " T e x t C o n s t " > P a y m e n t M e t h o d D e s c r i p t i o n _ L b l < / P a y m e n t M e t h o d D e s c r i p t i o n _ L b l > - 
-         < P a y m e n t T e r m s D e s c r i p t i o n   E l e m e n t T y p e = " C o l u m n "   E l e m e n t I d = " 2 0 3 8 7 4 2 7 0 0 "   D a t a T y p e = " T e x t " > P a y m e n t T e r m s D e s c r i p t i o n < / P a y m e n t T e r m s D e s c r i p t i o n > - 
-         < P a y m e n t T e r m s D e s c r i p t i o n _ L b l   E l e m e n t T y p e = " C o l u m n "   E l e m e n t I d = " 1 8 7 4 4 9 4 3 2 1 "   D a t a T y p e = " T e x t C o n s t " > P a y m e n t T e r m s D e s c r i p t i o n _ L b l < / P a y m e n t T e r m s D e s c r i p t i o n _ L b l > - 
-         < P r i c e s I n c l u d i n g V A T   E l e m e n t T y p e = " C o l u m n "   E l e m e n t I d = " 5 1 8 8 1 7 1 6 7 "   D a t a T y p e = " B o o l e a n " > P r i c e s I n c l u d i n g V A T < / P r i c e s I n c l u d i n g V A T > - 
-         < P r i c e s I n c l u d i n g V A T _ L b l   E l e m e n t T y p e = " C o l u m n "   E l e m e n t I d = " 1 3 7 7 9 7 9 4 4 4 "   D a t a T y p e = " S t r i n g " > P r i c e s I n c l u d i n g V A T _ L b l < / P r i c e s I n c l u d i n g V A T _ L b l > - 
-         < P r i c e s I n c l u d i n g V A T Y e s N o   E l e m e n t T y p e = " C o l u m n "   E l e m e n t I d = " 1 4 1 1 1 4 7 5 9 9 "   D a t a T y p e = " S t r i n g " > P r i c e s I n c l u d i n g V A T Y e s N o < / P r i c e s I n c l u d i n g V A T Y e s N o > - 
-         < Q R _ C o d e _ I m a g e   E l e m e n t T y p e = " C o l u m n "   E l e m e n t I d = " 2 0 7 9 6 8 0 8 3 6 "   D a t a T y p e = " M e d i a S e t " > Q R _ C o d e _ I m a g e < / Q R _ C o d e _ I m a g e > - 
-         < Q R _ C o d e _ I m a g e _ L b l   E l e m e n t T y p e = " C o l u m n "   E l e m e n t I d = " 1 2 2 9 4 4 6 0 7 "   D a t a T y p e = " S t r i n g " > Q R _ C o d e _ I m a g e _ L b l < / Q R _ C o d e _ I m a g e _ L b l > - 
-         < R e c u r r i n g B i l l i n g   E l e m e n t T y p e = " C o l u m n "   E l e m e n t I d = " 4 8 0 8 6 9 9 3 "   D a t a T y p e = " B o o l e a n " > R e c u r r i n g B i l l i n g < / R e c u r r i n g B i l l i n g > - 
-         < S a l e s I n v o i c e L i n e D i s c o u n t _ L b l   E l e m e n t T y p e = " C o l u m n "   E l e m e n t I d = " 6 6 4 6 0 1 5 8 2 "   D a t a T y p e = " T e x t C o n s t " > S a l e s I n v o i c e L i n e D i s c o u n t _ L b l < / S a l e s I n v o i c e L i n e D i s c o u n t _ L b l > - 
-         < S a l e s P e r s o n _ L b l   E l e m e n t T y p e = " C o l u m n "   E l e m e n t I d = " 1 5 6 4 1 9 6 3 6 5 "   D a t a T y p e = " T e x t C o n s t " > S a l e s P e r s o n _ L b l < / S a l e s P e r s o n _ L b l > - 
-         < S a l e s P e r s o n B l a n k _ L b l   E l e m e n t T y p e = " C o l u m n "   E l e m e n t I d = " 6 5 4 6 2 4 6 0 1 "   D a t a T y p e = " T e x t " > S a l e s P e r s o n B l a n k _ L b l < / S a l e s P e r s o n B l a n k _ L b l > - 
-         < S a l e s P e r s o n N a m e   E l e m e n t T y p e = " C o l u m n "   E l e m e n t I d = " 8 7 1 4 9 2 9 8 3 "   D a t a T y p e = " T e x t " > S a l e s P e r s o n N a m e < / S a l e s P e r s o n N a m e > - 
-         < S e l l T o C o n t a c t E m a i l   E l e m e n t T y p e = " C o l u m n "   E l e m e n t I d = " 2 6 2 8 2 4 5 6 4 "   D a t a T y p e = " T e x t " > S e l l T o C o n t a c t E m a i l < / S e l l T o C o n t a c t E m a i l > - 
-         < S e l l T o C o n t a c t E m a i l L b l   E l e m e n t T y p e = " C o l u m n "   E l e m e n t I d = " 3 7 0 9 2 0 3 7 4 "   D a t a T y p e = " T e x t C o n s t " > S e l l T o C o n t a c t E m a i l L b l < / S e l l T o C o n t a c t E m a i l L b l > - 
-         < S e l l T o C o n t a c t M o b i l e P h o n e N o   E l e m e n t T y p e = " C o l u m n "   E l e m e n t I d = " 1 8 4 3 5 8 7 4 7 "   D a t a T y p e = " T e x t " > S e l l T o C o n t a c t M o b i l e P h o n e N o < / S e l l T o C o n t a c t M o b i l e P h o n e N o > - 
-         < S e l l T o C o n t a c t M o b i l e P h o n e N o L b l   E l e m e n t T y p e = " C o l u m n "   E l e m e n t I d = " 1 4 5 7 5 2 8 4 1 7 "   D a t a T y p e = " T e x t C o n s t " > S e l l T o C o n t a c t M o b i l e P h o n e N o L b l < / S e l l T o C o n t a c t M o b i l e P h o n e N o L b l > - 
-         < S e l l T o C o n t a c t P h o n e N o   E l e m e n t T y p e = " C o l u m n "   E l e m e n t I d = " 1 6 1 3 8 2 2 4 8 3 "   D a t a T y p e = " T e x t " > S e l l T o C o n t a c t P h o n e N o < / S e l l T o C o n t a c t P h o n e N o > - 
-         < S e l l T o C o n t a c t P h o n e N o L b l   E l e m e n t T y p e = " C o l u m n "   E l e m e n t I d = " 1 0 5 0 6 8 6 8 0 9 "   D a t a T y p e = " T e x t C o n s t " > S e l l T o C o n t a c t P h o n e N o L b l < / S e l l T o C o n t a c t P h o n e N o L b l > - 
-         < S e l l t o C u s t o m e r N o   E l e m e n t T y p e = " C o l u m n "   E l e m e n t I d = " 2 0 5 0 6 4 7 3 4 9 "   D a t a T y p e = " C o d e " > S e l l t o C u s t o m e r N o < / S e l l t o C u s t o m e r N o > - 
-         < S e l l t o C u s t o m e r N o _ L b l   E l e m e n t T y p e = " C o l u m n "   E l e m e n t I d = " 2 9 8 3 8 1 5 1 2 "   D a t a T y p e = " S t r i n g " > S e l l t o C u s t o m e r N o _ L b l < / S e l l t o C u s t o m e r N o _ L b l > - 
-         < S h i p m e n t _ L b l   E l e m e n t T y p e = " C o l u m n "   E l e m e n t I d = " 2 0 8 5 7 6 7 1 2 0 "   D a t a T y p e = " T e x t C o n s t " > S h i p m e n t _ L b l < / S h i p m e n t _ L b l > - 
-         < S h i p m e n t D a t e   E l e m e n t T y p e = " C o l u m n "   E l e m e n t I d = " 9 3 1 1 1 1 4 6 5 "   D a t a T y p e = " S t r i n g " > S h i p m e n t D a t e < / S h i p m e n t D a t e > - 
-         < S h i p m e n t D a t e _ L b l   E l e m e n t T y p e = " C o l u m n "   E l e m e n t I d = " 6 1 4 4 0 0 3 6 4 "   D a t a T y p e = " S t r i n g " > S h i p m e n t D a t e _ L b l < / S h i p m e n t D a t e _ L b l > - 
-         < S h i p m e n t M e t h o d D e s c r i p t i o n   E l e m e n t T y p e = " C o l u m n "   E l e m e n t I d = " 2 0 5 9 4 0 3 2 6 0 "   D a t a T y p e = " T e x t " > S h i p m e n t M e t h o d D e s c r i p t i o n < / S h i p m e n t M e t h o d D e s c r i p t i o n > - 
-         < S h i p m e n t M e t h o d D e s c r i p t i o n _ L b l   E l e m e n t T y p e = " C o l u m n "   E l e m e n t I d = " 1 1 7 9 9 7 8 4 6 5 "   D a t a T y p e = " T e x t C o n s t " > S h i p m e n t M e t h o d D e s c r i p t i o n _ L b l < / S h i p m e n t M e t h o d D e s c r i p t i o n _ L b l > - 
-         < S h i p T o A d d r e s s _ L b l   E l e m e n t T y p e = " C o l u m n "   E l e m e n t I d = " 1 6 5 0 5 0 5 0 1 7 "   D a t a T y p e = " T e x t C o n s t " > S h i p T o A d d r e s s _ L b l < / S h i p T o A d d r e s s _ L b l > - 
-         < S h i p T o A d d r e s s 1   E l e m e n t T y p e = " C o l u m n "   E l e m e n t I d = " 1 3 5 7 6 7 2 8 6 1 "   D a t a T y p e = " T e x t " > S h i p T o A d d r e s s 1 < / S h i p T o A d d r e s s 1 > - 
-         < S h i p T o A d d r e s s 2   E l e m e n t T y p e = " C o l u m n "   E l e m e n t I d = " 1 0 2 4 2 0 4 5 8 4 "   D a t a T y p e = " T e x t " > S h i p T o A d d r e s s 2 < / S h i p T o A d d r e s s 2 > - 
-         < S h i p T o A d d r e s s 3   E l e m e n t T y p e = " C o l u m n "   E l e m e n t I d = " 1 6 6 1 9 0 1 2 0 1 "   D a t a T y p e = " T e x t " > S h i p T o A d d r e s s 3 < / S h i p T o A d d r e s s 3 > - 
-         < S h i p T o A d d r e s s 4   E l e m e n t T y p e = " C o l u m n "   E l e m e n t I d = " 5 5 5 4 1 6 9 9 0 "   D a t a T y p e = " T e x t " > S h i p T o A d d r e s s 4 < / S h i p T o A d d r e s s 4 > - 
-         < S h i p T o A d d r e s s 5   E l e m e n t T y p e = " C o l u m n "   E l e m e n t I d = " 1 1 9 3 1 1 3 6 0 7 "   D a t a T y p e = " T e x t " > S h i p T o A d d r e s s 5 < / S h i p T o A d d r e s s 5 > - 
-         < S h i p T o A d d r e s s 6   E l e m e n t T y p e = " C o l u m n "   E l e m e n t I d = " 7 1 9 9 7 6 2 4 4 "   D a t a T y p e = " T e x t " > S h i p T o A d d r e s s 6 < / S h i p T o A d d r e s s 6 > - 
-         < S h i p T o A d d r e s s 7   E l e m e n t T y p e = " C o l u m n "   E l e m e n t I d = " 8 2 2 7 9 6 2 7 "   D a t a T y p e = " T e x t " > S h i p T o A d d r e s s 7 < / S h i p T o A d d r e s s 7 > - 
-         < S h i p T o A d d r e s s 8   E l e m e n t T y p e = " C o l u m n "   E l e m e n t I d = " 1 4 9 2 9 9 2 1 7 8 "   D a t a T y p e = " T e x t " > S h i p T o A d d r e s s 8 < / S h i p T o A d d r e s s 8 > - 
-         < S h i p T o P h o n e N o   E l e m e n t T y p e = " C o l u m n "   E l e m e n t I d = " 3 6 9 7 0 2 2 5 5 "   D a t a T y p e = " T e x t " > S h i p T o P h o n e N o < / S h i p T o P h o n e N o > - 
-         < S h o w S h i p p i n g A d d r e s s   E l e m e n t T y p e = " C o l u m n "   E l e m e n t I d = " 1 1 2 0 0 7 1 2 6 6 "   D a t a T y p e = " B o o l e a n " > S h o w S h i p p i n g A d d r e s s < / S h o w S h i p p i n g A d d r e s s > - 
-         < S h o w W o r k D e s c r i p t i o n   E l e m e n t T y p e = " C o l u m n "   E l e m e n t I d = " 7 8 5 4 6 8 8 6 5 "   D a t a T y p e = " B o o l e a n " > S h o w W o r k D e s c r i p t i o n < / S h o w W o r k D e s c r i p t i o n > - 
-         < S u b t o t a l _ L b l   E l e m e n t T y p e = " C o l u m n "   E l e m e n t I d = " 1 9 6 7 7 9 5 1 4 2 "   D a t a T y p e = " T e x t C o n s t " > S u b t o t a l _ L b l < / S u b t o t a l _ L b l > - 
-         < T o t a l _ L b l   E l e m e n t T y p e = " C o l u m n "   E l e m e n t I d = " 1 2 1 0 1 0 0 8 7 8 "   D a t a T y p e = " T e x t C o n s t " > T o t a l _ L b l < / T o t a l _ L b l > - 
-         < V A T A m o u n t _ L b l   E l e m e n t T y p e = " C o l u m n "   E l e m e n t I d = " 1 0 9 4 6 5 7 2 9 "   D a t a T y p e = " T e x t C o n s t " > V A T A m o u n t _ L b l < / V A T A m o u n t _ L b l > - 
-         < V A T A m o u n t S p e c i f i c a t i o n _ L b l   E l e m e n t T y p e = " C o l u m n "   E l e m e n t I d = " 8 7 8 7 0 6 8 4 6 "   D a t a T y p e = " T e x t C o n s t " > V A T A m o u n t S p e c i f i c a t i o n _ L b l < / V A T A m o u n t S p e c i f i c a t i o n _ L b l > - 
-         < V A T B a s e _ L b l   E l e m e n t T y p e = " C o l u m n "   E l e m e n t I d = " 1 8 6 6 1 5 8 2 7 8 "   D a t a T y p e = " T e x t C o n s t " > V A T B a s e _ L b l < / V A T B a s e _ L b l > - 
-         < V A T C l a u s e _ L b l   E l e m e n t T y p e = " C o l u m n "   E l e m e n t I d = " 1 5 7 0 4 9 5 4 9 0 "   D a t a T y p e = " S t r i n g " > V A T C l a u s e _ L b l < / V A T C l a u s e _ L b l > - 
-         < V A T C l a u s e s _ L b l   E l e m e n t T y p e = " C o l u m n "   E l e m e n t I d = " 1 3 8 3 9 2 0 0 1 9 "   D a t a T y p e = " T e x t C o n s t " > V A T C l a u s e s _ L b l < / V A T C l a u s e s _ L b l > - 
-         < V A T I d e n t i f i e r _ L b l   E l e m e n t T y p e = " C o l u m n "   E l e m e n t I d = " 1 6 8 6 6 2 3 9 8 4 "   D a t a T y p e = " T e x t C o n s t " > V A T I d e n t i f i e r _ L b l < / V A T I d e n t i f i e r _ L b l > - 
-         < V A T P e r c e n t a g e _ L b l   E l e m e n t T y p e = " C o l u m n "   E l e m e n t I d = " 6 7 6 6 5 4 5 6 5 "   D a t a T y p e = " T e x t C o n s t " > V A T P e r c e n t a g e _ L b l < / V A T P e r c e n t a g e _ L b l > - 
-         < V A T R e g i s t r a t i o n N o   E l e m e n t T y p e = " C o l u m n "   E l e m e n t I d = " 1 8 8 9 1 9 5 4 0 2 "   D a t a T y p e = " T e x t " > V A T R e g i s t r a t i o n N o < / V A T R e g i s t r a t i o n N o > - 
-         < V A T R e g i s t r a t i o n N o _ L b l   E l e m e n t T y p e = " C o l u m n "   E l e m e n t I d = " 1 4 2 4 6 1 6 0 8 5 "   D a t a T y p e = " T e x t " > V A T R e g i s t r a t i o n N o _ L b l < / V A T R e g i s t r a t i o n N o _ L b l > - 
-         < Y o u r R e f e r e n c e   E l e m e n t T y p e = " C o l u m n "   E l e m e n t I d = " 1 1 0 3 9 9 5 1 "   D a t a T y p e = " T e x t " > Y o u r R e f e r e n c e < / Y o u r R e f e r e n c e > - 
-         < Y o u r R e f e r e n c e _ L b l   E l e m e n t T y p e = " C o l u m n "   E l e m e n t I d = " 4 6 5 4 7 7 4 2 6 "   D a t a T y p e = " S t r i n g " > Y o u r R e f e r e n c e _ L b l < / Y o u r R e f e r e n c e _ L b l > - 
-         < L i n e   E l e m e n t T y p e = " D a t a I t e m "   E l e m e n t I d = " 4 1 1 9 7 6 1 3 3 " > - 
-             < A m o u n t E x c l u d i n g V A T _ L i n e   E l e m e n t T y p e = " C o l u m n "   E l e m e n t I d = " 1 0 6 2 4 6 0 0 4 0 "   D a t a T y p e = " D e c i m a l " > A m o u n t E x c l u d i n g V A T _ L i n e < / A m o u n t E x c l u d i n g V A T _ L i n e > - 
-             < A m o u n t E x c l u d i n g V A T _ L i n e _ L b l   E l e m e n t T y p e = " C o l u m n "   E l e m e n t I d = " 2 0 0 2 8 7 4 4 7 5 "   D a t a T y p e = " S t r i n g " > A m o u n t E x c l u d i n g V A T _ L i n e _ L b l < / A m o u n t E x c l u d i n g V A T _ L i n e _ L b l > - 
-             < A m o u n t I n c l u d i n g V A T _ L i n e   E l e m e n t T y p e = " C o l u m n "   E l e m e n t I d = " 7 7 0 9 2 8 4 0 2 "   D a t a T y p e = " D e c i m a l " > A m o u n t I n c l u d i n g V A T _ L i n e < / A m o u n t I n c l u d i n g V A T _ L i n e > - 
-             < A m o u n t I n c l u d i n g V A T _ L i n e _ L b l   E l e m e n t T y p e = " C o l u m n "   E l e m e n t I d = " 9 3 0 7 4 7 3 1 3 "   D a t a T y p e = " S t r i n g " > A m o u n t I n c l u d i n g V A T _ L i n e _ L b l < / A m o u n t I n c l u d i n g V A T _ L i n e _ L b l > - 
-             < C o n t r a c t L i n e N o   E l e m e n t T y p e = " C o l u m n "   E l e m e n t I d = " 3 0 7 6 6 9 2 4 8 "   D a t a T y p e = " I n t e g e r " > C o n t r a c t L i n e N o < / C o n t r a c t L i n e N o > - 
-             < C o n t r a c t N o   E l e m e n t T y p e = " C o l u m n "   E l e m e n t I d = " 1 9 5 9 3 0 8 7 1 8 "   D a t a T y p e = " C o d e " > C o n t r a c t N o < / C o n t r a c t N o > - 
-             < D e s c r i p t i o n _ L i n e   E l e m e n t T y p e = " C o l u m n "   E l e m e n t I d = " 1 4 0 6 8 2 2 3 1 0 "   D a t a T y p e = " T e x t " > D e s c r i p t i o n _ L i n e < / D e s c r i p t i o n _ L i n e > - 
-             < D e s c r i p t i o n _ L i n e _ L b l   E l e m e n t T y p e = " C o l u m n "   E l e m e n t I d = " 2 1 1 8 9 5 1 4 9 5 "   D a t a T y p e = " S t r i n g " > D e s c r i p t i o n _ L i n e _ L b l < / D e s c r i p t i o n _ L i n e _ L b l > - 
-             < I t e m N o _ L i n e   E l e m e n t T y p e = " C o l u m n "   E l e m e n t I d = " 1 9 1 0 2 9 6 2 8 8 "   D a t a T y p e = " C o d e " > I t e m N o _ L i n e < / I t e m N o _ L i n e > - 
-             < I t e m N o _ L i n e _ L b l   E l e m e n t T y p e = " C o l u m n "   E l e m e n t I d = " 1 3 4 0 0 7 9 6 1 3 "   D a t a T y p e = " S t r i n g " > I t e m N o _ L i n e _ L b l < / I t e m N o _ L i n e _ L b l > - 
-             < I t e m R e f e r e n c e N o _ L i n e   E l e m e n t T y p e = " C o l u m n "   E l e m e n t I d = " 9 2 7 2 3 5 7 "   D a t a T y p e = " C o d e " > I t e m R e f e r e n c e N o _ L i n e < / I t e m R e f e r e n c e N o _ L i n e > - 
-             < I t e m R e f e r e n c e N o _ L i n e _ L b l   E l e m e n t T y p e = " C o l u m n "   E l e m e n t I d = " 1 9 8 0 6 3 1 1 3 0 "   D a t a T y p e = " S t r i n g " > I t e m R e f e r e n c e N o _ L i n e _ L b l < / I t e m R e f e r e n c e N o _ L i n e _ L b l > - 
-             < L i n e A m o u n t _ L i n e   E l e m e n t T y p e = " C o l u m n "   E l e m e n t I d = " 2 6 8 9 3 7 1 6 2 "   D a t a T y p e = " T e x t " > L i n e A m o u n t _ L i n e < / L i n e A m o u n t _ L i n e > - 
-             < L i n e A m o u n t _ L i n e _ L b l   E l e m e n t T y p e = " C o l u m n "   E l e m e n t I d = " 9 9 2 9 0 1 8 4 5 "   D a t a T y p e = " S t r i n g " > L i n e A m o u n t _ L i n e _ L b l < / L i n e A m o u n t _ L i n e _ L b l > - 
-             < L i n e D i s c o u n t P e r c e n t _ L i n e   E l e m e n t T y p e = " C o l u m n "   E l e m e n t I d = " 9 0 7 8 2 7 4 3 6 "   D a t a T y p e = " D e c i m a l " > L i n e D i s c o u n t P e r c e n t _ L i n e < / L i n e D i s c o u n t P e r c e n t _ L i n e > - 
-             < L i n e D i s c o u n t P e r c e n t T e x t _ L i n e   E l e m e n t T y p e = " C o l u m n "   E l e m e n t I d = " 6 1 3 1 3 5 1 9 "   D a t a T y p e = " T e x t " > L i n e D i s c o u n t P e r c e n t T e x t _ L i n e < / L i n e D i s c o u n t P e r c e n t T e x t _ L i n e > - 
-             < L i n e N o _ L i n e   E l e m e n t T y p e = " C o l u m n "   E l e m e n t I d = " 6 9 8 9 8 5 9 7 9 "   D a t a T y p e = " I n t e g e r " > L i n e N o _ L i n e < / L i n e N o _ L i n e > - 
-             < Q u a n t i t y _ L i n e   E l e m e n t T y p e = " C o l u m n "   E l e m e n t I d = " 1 0 6 8 5 4 3 5 3 7 "   D a t a T y p e = " T e x t " > Q u a n t i t y _ L i n e < / Q u a n t i t y _ L i n e > - 
-             < Q u a n t i t y _ L i n e _ L b l   E l e m e n t T y p e = " C o l u m n "   E l e m e n t I d = " 2 0 3 4 5 0 6 8 0 2 "   D a t a T y p e = " S t r i n g " > Q u a n t i t y _ L i n e _ L b l < / Q u a n t i t y _ L i n e _ L b l > - 
-             < R e c u r r i n g B i l l i n g f r o m   E l e m e n t T y p e = " C o l u m n "   E l e m e n t I d = " 4 7 7 0 0 1 9 2 1 "   D a t a T y p e = " D a t e " > R e c u r r i n g B i l l i n g f r o m < / R e c u r r i n g B i l l i n g f r o m > - 
-             < R e c u r r i n g B i l l i n g t o   E l e m e n t T y p e = " C o l u m n "   E l e m e n t I d = " 1 3 8 4 6 2 3 0 0 4 "   D a t a T y p e = " D a t e " > R e c u r r i n g B i l l i n g t o < / R e c u r r i n g B i l l i n g t o > - 
-             < S h i p m e n t D a t e _ L i n e   E l e m e n t T y p e = " C o l u m n "   E l e m e n t I d = " 1 6 7 3 3 7 5 4 1 6 "   D a t a T y p e = " S t r i n g " > S h i p m e n t D a t e _ L i n e < / S h i p m e n t D a t e _ L i n e > - 
-             < S h i p m e n t D a t e _ L i n e _ L b l   E l e m e n t T y p e = " C o l u m n "   E l e m e n t I d = " 8 5 3 2 2 4 3 6 3 "   D a t a T y p e = " T e x t C o n s t " > S h i p m e n t D a t e _ L i n e _ L b l < / S h i p m e n t D a t e _ L i n e _ L b l > - 
-             < T r a n s H e a d e r A m o u n t   E l e m e n t T y p e = " C o l u m n "   E l e m e n t I d = " 2 0 2 8 3 0 6 2 7 6 "   D a t a T y p e = " D e c i m a l " > T r a n s H e a d e r A m o u n t < / T r a n s H e a d e r A m o u n t > - 
-             < T y p e _ L i n e   E l e m e n t T y p e = " C o l u m n "   E l e m e n t I d = " 2 7 2 8 0 4 9 2 4 "   D a t a T y p e = " S t r i n g " > T y p e _ L i n e < / T y p e _ L i n e > - 
-             < U n i t O f M e a s u r e   E l e m e n t T y p e = " C o l u m n "   E l e m e n t I d = " 1 8 0 8 2 2 8 0 1 8 "   D a t a T y p e = " T e x t " > U n i t O f M e a s u r e < / U n i t O f M e a s u r e > - 
-             < U n i t O f M e a s u r e _ L b l   E l e m e n t T y p e = " C o l u m n "   E l e m e n t I d = " 9 8 1 9 5 1 2 4 9 "   D a t a T y p e = " S t r i n g " > U n i t O f M e a s u r e _ L b l < / U n i t O f M e a s u r e _ L b l > - 
-             < U n i t P r i c e   E l e m e n t T y p e = " C o l u m n "   E l e m e n t I d = " 1 4 7 8 2 2 1 5 2 6 "   D a t a T y p e = " T e x t " > U n i t P r i c e < / U n i t P r i c e > - 
-             < U n i t P r i c e _ L b l   E l e m e n t T y p e = " C o l u m n "   E l e m e n t I d = " 1 1 6 3 9 2 6 6 0 3 "   D a t a T y p e = " S t r i n g " > U n i t P r i c e _ L b l < / U n i t P r i c e _ L b l > - 
-             < V A T I d e n t i f i e r _ L i n e   E l e m e n t T y p e = " C o l u m n "   E l e m e n t I d = " 1 7 7 3 6 2 2 4 1 2 "   D a t a T y p e = " C o d e " > V A T I d e n t i f i e r _ L i n e < / V A T I d e n t i f i e r _ L i n e > - 
-             < V A T I d e n t i f i e r _ L i n e _ L b l   E l e m e n t T y p e = " C o l u m n "   E l e m e n t I d = " 5 3 3 7 8 2 7 0 3 "   D a t a T y p e = " S t r i n g " > V A T I d e n t i f i e r _ L i n e _ L b l < / V A T I d e n t i f i e r _ L i n e _ L b l > - 
-             < V A T P c t _ L i n e   E l e m e n t T y p e = " C o l u m n "   E l e m e n t I d = " 1 9 7 4 0 0 1 9 4 4 "   D a t a T y p e = " T e x t " > V A T P c t _ L i n e < / V A T P c t _ L i n e > - 
-             < V A T P c t _ L i n e _ L b l   E l e m e n t T y p e = " C o l u m n "   E l e m e n t I d = " 1 2 0 7 5 2 9 9 1 5 "   D a t a T y p e = " S t r i n g " > V A T P c t _ L i n e _ L b l < / V A T P c t _ L i n e _ L b l > - 
-             < S h i p m e n t L i n e   E l e m e n t T y p e = " D a t a I t e m "   E l e m e n t I d = " 2 0 1 5 9 9 6 0 5 1 " > - 
-                 < D o c u m e n t N o _ S h i p m e n t L i n e   E l e m e n t T y p e = " C o l u m n "   E l e m e n t I d = " 1 2 4 3 7 6 7 7 6 2 "   D a t a T y p e = " C o d e " > D o c u m e n t N o _ S h i p m e n t L i n e < / D o c u m e n t N o _ S h i p m e n t L i n e > - 
-                 < P o s t i n g D a t e _ S h i p m e n t L i n e   E l e m e n t T y p e = " C o l u m n "   E l e m e n t I d = " 1 8 3 4 0 0 3 2 0 "   D a t a T y p e = " S t r i n g " > P o s t i n g D a t e _ S h i p m e n t L i n e < / P o s t i n g D a t e _ S h i p m e n t L i n e > - 
-                 < P o s t i n g D a t e _ S h i p m e n t L i n e _ L b l   E l e m e n t T y p e = " C o l u m n "   E l e m e n t I d = " 1 0 9 0 0 6 9 0 2 7 "   D a t a T y p e = " S t r i n g " > P o s t i n g D a t e _ S h i p m e n t L i n e _ L b l < / P o s t i n g D a t e _ S h i p m e n t L i n e _ L b l > - 
-                 < Q u a n t i t y _ S h i p m e n t L i n e   E l e m e n t T y p e = " C o l u m n "   E l e m e n t I d = " 1 6 3 7 0 3 4 2 4 7 "   D a t a T y p e = " D e c i m a l " > Q u a n t i t y _ S h i p m e n t L i n e < / Q u a n t i t y _ S h i p m e n t L i n e > - 
-                 < Q u a n t i t y _ S h i p m e n t L i n e _ L b l   E l e m e n t T y p e = " C o l u m n "   E l e m e n t I d = " 1 6 0 2 6 6 7 3 8 6 "   D a t a T y p e = " S t r i n g " > Q u a n t i t y _ S h i p m e n t L i n e _ L b l < / Q u a n t i t y _ S h i p m e n t L i n e _ L b l > +     < H e a d e r > + 
+         < A p p l i e s T o D o c u m e n t > A p p l i e s T o D o c u m e n t < / A p p l i e s T o D o c u m e n t > + 
+         < A p p l i e s T o D o c u m e n t _ L b l > A p p l i e s T o D o c u m e n t _ L b l < / A p p l i e s T o D o c u m e n t _ L b l > + 
+         < B i l l T o C o n t a c t E m a i l > B i l l T o C o n t a c t E m a i l < / B i l l T o C o n t a c t E m a i l > + 
+         < B i l l T o C o n t a c t E m a i l L b l > B i l l T o C o n t a c t E m a i l L b l < / B i l l T o C o n t a c t E m a i l L b l > + 
+         < B i l l T o C o n t a c t M o b i l e P h o n e N o > B i l l T o C o n t a c t M o b i l e P h o n e N o < / B i l l T o C o n t a c t M o b i l e P h o n e N o > + 
+         < B i l l T o C o n t a c t M o b i l e P h o n e N o L b l > B i l l T o C o n t a c t M o b i l e P h o n e N o L b l < / B i l l T o C o n t a c t M o b i l e P h o n e N o L b l > + 
+         < B i l l T o C o n t a c t P h o n e N o > B i l l T o C o n t a c t P h o n e N o < / B i l l T o C o n t a c t P h o n e N o > + 
+         < B i l l T o C o n t a c t P h o n e N o L b l > B i l l T o C o n t a c t P h o n e N o L b l < / B i l l T o C o n t a c t P h o n e N o L b l > + 
+         < B i l l t o C u s t u m e r N o > B i l l t o C u s t u m e r N o < / B i l l t o C u s t u m e r N o > + 
+         < B i l l t o C u s t u m e r N o _ L b l > B i l l t o C u s t u m e r N o _ L b l < / B i l l t o C u s t u m e r N o _ L b l > + 
+         < C o m p a n y A d d r e s s 1 > C o m p a n y A d d r e s s 1 < / C o m p a n y A d d r e s s 1 > + 
+         < C o m p a n y A d d r e s s 2 > C o m p a n y A d d r e s s 2 < / C o m p a n y A d d r e s s 2 > + 
+         < C o m p a n y A d d r e s s 3 > C o m p a n y A d d r e s s 3 < / C o m p a n y A d d r e s s 3 > + 
+         < C o m p a n y A d d r e s s 4 > C o m p a n y A d d r e s s 4 < / C o m p a n y A d d r e s s 4 > + 
+         < C o m p a n y A d d r e s s 5 > C o m p a n y A d d r e s s 5 < / C o m p a n y A d d r e s s 5 > + 
+         < C o m p a n y A d d r e s s 6 > C o m p a n y A d d r e s s 6 < / C o m p a n y A d d r e s s 6 > + 
+         < C o m p a n y A d d r e s s 7 > C o m p a n y A d d r e s s 7 < / C o m p a n y A d d r e s s 7 > + 
+         < C o m p a n y A d d r e s s 8 > C o m p a n y A d d r e s s 8 < / C o m p a n y A d d r e s s 8 > + 
+         < C o m p a n y B a n k A c c o u n t N o > C o m p a n y B a n k A c c o u n t N o < / C o m p a n y B a n k A c c o u n t N o > + 
+         < C o m p a n y B a n k A c c o u n t N o _ L b l > C o m p a n y B a n k A c c o u n t N o _ L b l < / C o m p a n y B a n k A c c o u n t N o _ L b l > + 
+         < C o m p a n y B a n k B r a n c h N o > C o m p a n y B a n k B r a n c h N o < / C o m p a n y B a n k B r a n c h N o > + 
+         < C o m p a n y B a n k B r a n c h N o _ L b l > C o m p a n y B a n k B r a n c h N o _ L b l < / C o m p a n y B a n k B r a n c h N o _ L b l > + 
+         < C o m p a n y B a n k N a m e > C o m p a n y B a n k N a m e < / C o m p a n y B a n k N a m e > + 
+         < C o m p a n y B a n k N a m e _ L b l > C o m p a n y B a n k N a m e _ L b l < / C o m p a n y B a n k N a m e _ L b l > + 
+         < C o m p a n y C u s t o m G i r o > C o m p a n y C u s t o m G i r o < / C o m p a n y C u s t o m G i r o > + 
+         < C o m p a n y C u s t o m G i r o _ L b l > C o m p a n y C u s t o m G i r o _ L b l < / C o m p a n y C u s t o m G i r o _ L b l > + 
+         < C o m p a n y E M a i l > C o m p a n y E M a i l < / C o m p a n y E M a i l > + 
+         < C o m p a n y G i r o N o > C o m p a n y G i r o N o < / C o m p a n y G i r o N o > + 
+         < C o m p a n y G i r o N o _ L b l > C o m p a n y G i r o N o _ L b l < / C o m p a n y G i r o N o _ L b l > + 
+         < C o m p a n y H o m e P a g e > C o m p a n y H o m e P a g e < / C o m p a n y H o m e P a g e > + 
+         < C o m p a n y I B A N > C o m p a n y I B A N < / C o m p a n y I B A N > + 
+         < C o m p a n y I B A N _ L b l > C o m p a n y I B A N _ L b l < / C o m p a n y I B A N _ L b l > + 
+         < C o m p a n y L e g a l O f f i c e > C o m p a n y L e g a l O f f i c e < / C o m p a n y L e g a l O f f i c e > + 
+         < C o m p a n y L e g a l O f f i c e _ L b l > C o m p a n y L e g a l O f f i c e _ L b l < / C o m p a n y L e g a l O f f i c e _ L b l > + 
+         < C o m p a n y L e g a l S t a t e m e n t > C o m p a n y L e g a l S t a t e m e n t < / C o m p a n y L e g a l S t a t e m e n t > + 
+         < C o m p a n y L o g o P o s i t i o n > C o m p a n y L o g o P o s i t i o n < / C o m p a n y L o g o P o s i t i o n > + 
+         < C o m p a n y P h o n e N o > C o m p a n y P h o n e N o < / C o m p a n y P h o n e N o > + 
+         < C o m p a n y P h o n e N o _ L b l > C o m p a n y P h o n e N o _ L b l < / C o m p a n y P h o n e N o _ L b l > + 
+         < C o m p a n y P i c t u r e / > + 
+         < C o m p a n y R e g i s t r a t i o n N u m b e r > C o m p a n y R e g i s t r a t i o n N u m b e r < / C o m p a n y R e g i s t r a t i o n N u m b e r > + 
+         < C o m p a n y R e g i s t r a t i o n N u m b e r _ L b l > C o m p a n y R e g i s t r a t i o n N u m b e r _ L b l < / C o m p a n y R e g i s t r a t i o n N u m b e r _ L b l > + 
+         < C o m p a n y S W I F T > C o m p a n y S W I F T < / C o m p a n y S W I F T > + 
+         < C o m p a n y S W I F T _ L b l > C o m p a n y S W I F T _ L b l < / C o m p a n y S W I F T _ L b l > + 
+         < C o m p a n y V A T R e g i s t r a t i o n N o > C o m p a n y V A T R e g i s t r a t i o n N o < / C o m p a n y V A T R e g i s t r a t i o n N o > + 
+         < C o m p a n y V A T R e g i s t r a t i o n N o _ L b l > C o m p a n y V A T R e g i s t r a t i o n N o _ L b l < / C o m p a n y V A T R e g i s t r a t i o n N o _ L b l > + 
+         < C o m p a n y V A T R e g N o > C o m p a n y V A T R e g N o < / C o m p a n y V A T R e g N o > + 
+         < C o m p a n y V A T R e g N o _ L b l > C o m p a n y V A T R e g N o _ L b l < / C o m p a n y V A T R e g N o _ L b l > + 
+         < C o p y _ L b l > C o p y _ L b l < / C o p y _ L b l > + 
+         < C u s t o m e r A d d r e s s 1 > C u s t o m e r A d d r e s s 1 < / C u s t o m e r A d d r e s s 1 > + 
+         < C u s t o m e r A d d r e s s 2 > C u s t o m e r A d d r e s s 2 < / C u s t o m e r A d d r e s s 2 > + 
+         < C u s t o m e r A d d r e s s 3 > C u s t o m e r A d d r e s s 3 < / C u s t o m e r A d d r e s s 3 > + 
+         < C u s t o m e r A d d r e s s 4 > C u s t o m e r A d d r e s s 4 < / C u s t o m e r A d d r e s s 4 > + 
+         < C u s t o m e r A d d r e s s 5 > C u s t o m e r A d d r e s s 5 < / C u s t o m e r A d d r e s s 5 > + 
+         < C u s t o m e r A d d r e s s 6 > C u s t o m e r A d d r e s s 6 < / C u s t o m e r A d d r e s s 6 > + 
+         < C u s t o m e r A d d r e s s 7 > C u s t o m e r A d d r e s s 7 < / C u s t o m e r A d d r e s s 7 > + 
+         < C u s t o m e r A d d r e s s 8 > C u s t o m e r A d d r e s s 8 < / C u s t o m e r A d d r e s s 8 > + 
+         < C u s t o m e r P o s t a l B a r C o d e > C u s t o m e r P o s t a l B a r C o d e < / C u s t o m e r P o s t a l B a r C o d e > + 
+         < D o c u m e n t C o p y T e x t > D o c u m e n t C o p y T e x t < / D o c u m e n t C o p y T e x t > + 
+         < D o c u m e n t D a t e > D o c u m e n t D a t e < / D o c u m e n t D a t e > + 
+         < D o c u m e n t D a t e _ L b l > D o c u m e n t D a t e _ L b l < / D o c u m e n t D a t e _ L b l > + 
+         < D o c u m e n t N o > D o c u m e n t N o < / D o c u m e n t N o > + 
+         < D o c u m e n t N o _ L b l > D o c u m e n t N o _ L b l < / D o c u m e n t N o _ L b l > + 
+         < D o c u m e n t T i t l e _ L b l > D o c u m e n t T i t l e _ L b l < / D o c u m e n t T i t l e _ L b l > + 
+         < D u e D a t e > D u e D a t e < / D u e D a t e > + 
+         < D u e D a t e _ L b l > D u e D a t e _ L b l < / D u e D a t e _ L b l > + 
+         < E M a i l _ H e a d e r _ L b l > E M a i l _ H e a d e r _ L b l < / E M a i l _ H e a d e r _ L b l > + 
+         < E x c h a n g e R a t e A S T e x t > E x c h a n g e R a t e A S T e x t < / E x c h a n g e R a t e A S T e x t > + 
+         < E x t e r n a l D o c u m e n t N o > E x t e r n a l D o c u m e n t N o < / E x t e r n a l D o c u m e n t N o > + 
+         < E x t e r n a l D o c u m e n t N o L b l > E x t e r n a l D o c u m e n t N o L b l < / E x t e r n a l D o c u m e n t N o L b l > + 
+         < H o m e P a g e _ H e a d e r _ L b l > H o m e P a g e _ H e a d e r _ L b l < / H o m e P a g e _ H e a d e r _ L b l > + 
+         < I n v o i c e D i s c o u n t A m o u n t _ L b l > I n v o i c e D i s c o u n t A m o u n t _ L b l < / I n v o i c e D i s c o u n t A m o u n t _ L b l > + 
+         < I n v o i c e D i s c o u n t B a s e A m o u n t _ L b l > I n v o i c e D i s c o u n t B a s e A m o u n t _ L b l < / I n v o i c e D i s c o u n t B a s e A m o u n t _ L b l > + 
+         < L e g a l E n t i t y T y p e > L e g a l E n t i t y T y p e < / L e g a l E n t i t y T y p e > + 
+         < L e g a l E n t i t y T y p e _ L b l > L e g a l E n t i t y T y p e _ L b l < / L e g a l E n t i t y T y p e _ L b l > + 
+         < L i n e A m o u n t A f t e r I n v o i c e D i s c o u n t _ L b l > L i n e A m o u n t A f t e r I n v o i c e D i s c o u n t _ L b l < / L i n e A m o u n t A f t e r I n v o i c e D i s c o u n t _ L b l > + 
+         < L o c a l C u r r e n c y _ L b l > L o c a l C u r r e n c y _ L b l < / L o c a l C u r r e n c y _ L b l > + 
+         < P a g e _ L b l > P a g e _ L b l < / P a g e _ L b l > + 
+         < P a y m e n t M e t h o d D e s c r i p t i o n > P a y m e n t M e t h o d D e s c r i p t i o n < / P a y m e n t M e t h o d D e s c r i p t i o n > + 
+         < P a y m e n t M e t h o d D e s c r i p t i o n _ L b l > P a y m e n t M e t h o d D e s c r i p t i o n _ L b l < / P a y m e n t M e t h o d D e s c r i p t i o n _ L b l > + 
+         < P a y m e n t T e r m s D e s c r i p t i o n > P a y m e n t T e r m s D e s c r i p t i o n < / P a y m e n t T e r m s D e s c r i p t i o n > + 
+         < P a y m e n t T e r m s D e s c r i p t i o n _ L b l > P a y m e n t T e r m s D e s c r i p t i o n _ L b l < / P a y m e n t T e r m s D e s c r i p t i o n _ L b l > + 
+         < P r i c e s I n c l u d i n g V A T > P r i c e s I n c l u d i n g V A T < / P r i c e s I n c l u d i n g V A T > + 
+         < P r i c e s I n c l u d i n g V A T _ L b l > P r i c e s I n c l u d i n g V A T _ L b l < / P r i c e s I n c l u d i n g V A T _ L b l > + 
+         < P r i c e s I n c l u d i n g V A T Y e s N o > P r i c e s I n c l u d i n g V A T Y e s N o < / P r i c e s I n c l u d i n g V A T Y e s N o > + 
+         < Q R _ C o d e _ I m a g e > Q R _ C o d e _ I m a g e < / Q R _ C o d e _ I m a g e > + 
+         < Q R _ C o d e _ I m a g e _ L b l > Q R _ C o d e _ I m a g e _ L b l < / Q R _ C o d e _ I m a g e _ L b l > + 
+         < R e c u r r i n g B i l l i n g > R e c u r r i n g B i l l i n g < / R e c u r r i n g B i l l i n g > + 
+         < S a l e s I n v o i c e L i n e D i s c o u n t _ L b l > S a l e s I n v o i c e L i n e D i s c o u n t _ L b l < / S a l e s I n v o i c e L i n e D i s c o u n t _ L b l > + 
+         < S a l e s P e r s o n _ L b l > S a l e s P e r s o n _ L b l < / S a l e s P e r s o n _ L b l > + 
+         < S a l e s P e r s o n B l a n k _ L b l > S a l e s P e r s o n B l a n k _ L b l < / S a l e s P e r s o n B l a n k _ L b l > + 
+         < S a l e s P e r s o n N a m e > S a l e s P e r s o n N a m e < / S a l e s P e r s o n N a m e > + 
+         < S e l l T o C o n t a c t E m a i l > S e l l T o C o n t a c t E m a i l < / S e l l T o C o n t a c t E m a i l > + 
+         < S e l l T o C o n t a c t E m a i l L b l > S e l l T o C o n t a c t E m a i l L b l < / S e l l T o C o n t a c t E m a i l L b l > + 
+         < S e l l T o C o n t a c t M o b i l e P h o n e N o > S e l l T o C o n t a c t M o b i l e P h o n e N o < / S e l l T o C o n t a c t M o b i l e P h o n e N o > + 
+         < S e l l T o C o n t a c t M o b i l e P h o n e N o L b l > S e l l T o C o n t a c t M o b i l e P h o n e N o L b l < / S e l l T o C o n t a c t M o b i l e P h o n e N o L b l > + 
+         < S e l l T o C o n t a c t P h o n e N o > S e l l T o C o n t a c t P h o n e N o < / S e l l T o C o n t a c t P h o n e N o > + 
+         < S e l l T o C o n t a c t P h o n e N o L b l > S e l l T o C o n t a c t P h o n e N o L b l < / S e l l T o C o n t a c t P h o n e N o L b l > + 
+         < S e l l t o C u s t o m e r N o > S e l l t o C u s t o m e r N o < / S e l l t o C u s t o m e r N o > + 
+         < S e l l t o C u s t o m e r N o _ L b l > S e l l t o C u s t o m e r N o _ L b l < / S e l l t o C u s t o m e r N o _ L b l > + 
+         < S h i p m e n t _ L b l > S h i p m e n t _ L b l < / S h i p m e n t _ L b l > + 
+         < S h i p m e n t D a t e > S h i p m e n t D a t e < / S h i p m e n t D a t e > + 
+         < S h i p m e n t D a t e _ L b l > S h i p m e n t D a t e _ L b l < / S h i p m e n t D a t e _ L b l > + 
+         < S h i p m e n t M e t h o d D e s c r i p t i o n > S h i p m e n t M e t h o d D e s c r i p t i o n < / S h i p m e n t M e t h o d D e s c r i p t i o n > + 
+         < S h i p m e n t M e t h o d D e s c r i p t i o n _ L b l > S h i p m e n t M e t h o d D e s c r i p t i o n _ L b l < / S h i p m e n t M e t h o d D e s c r i p t i o n _ L b l > + 
+         < S h i p T o A d d r e s s _ L b l > S h i p T o A d d r e s s _ L b l < / S h i p T o A d d r e s s _ L b l > + 
+         < S h i p T o A d d r e s s 1 > S h i p T o A d d r e s s 1 < / S h i p T o A d d r e s s 1 > + 
+         < S h i p T o A d d r e s s 2 > S h i p T o A d d r e s s 2 < / S h i p T o A d d r e s s 2 > + 
+         < S h i p T o A d d r e s s 3 > S h i p T o A d d r e s s 3 < / S h i p T o A d d r e s s 3 > + 
+         < S h i p T o A d d r e s s 4 > S h i p T o A d d r e s s 4 < / S h i p T o A d d r e s s 4 > + 
+         < S h i p T o A d d r e s s 5 > S h i p T o A d d r e s s 5 < / S h i p T o A d d r e s s 5 > + 
+         < S h i p T o A d d r e s s 6 > S h i p T o A d d r e s s 6 < / S h i p T o A d d r e s s 6 > + 
+         < S h i p T o A d d r e s s 7 > S h i p T o A d d r e s s 7 < / S h i p T o A d d r e s s 7 > + 
+         < S h i p T o A d d r e s s 8 > S h i p T o A d d r e s s 8 < / S h i p T o A d d r e s s 8 > + 
+         < S h i p T o P h o n e N o > S h i p T o P h o n e N o < / S h i p T o P h o n e N o > + 
+         < S h o w S h i p p i n g A d d r e s s > S h o w S h i p p i n g A d d r e s s < / S h o w S h i p p i n g A d d r e s s > + 
+         < S h o w W o r k D e s c r i p t i o n > S h o w W o r k D e s c r i p t i o n < / S h o w W o r k D e s c r i p t i o n > + 
+         < S u b t o t a l _ L b l > S u b t o t a l _ L b l < / S u b t o t a l _ L b l > + 
+         < T o t a l _ L b l > T o t a l _ L b l < / T o t a l _ L b l > + 
+         < V A T A m o u n t _ L b l > V A T A m o u n t _ L b l < / V A T A m o u n t _ L b l > + 
+         < V A T A m o u n t S p e c i f i c a t i o n _ L b l > V A T A m o u n t S p e c i f i c a t i o n _ L b l < / V A T A m o u n t S p e c i f i c a t i o n _ L b l > + 
+         < V A T B a s e _ L b l > V A T B a s e _ L b l < / V A T B a s e _ L b l > + 
+         < V A T C l a u s e _ L b l > V A T C l a u s e _ L b l < / V A T C l a u s e _ L b l > + 
+         < V A T C l a u s e s _ L b l > V A T C l a u s e s _ L b l < / V A T C l a u s e s _ L b l > + 
+         < V A T I d e n t i f i e r _ L b l > V A T I d e n t i f i e r _ L b l < / V A T I d e n t i f i e r _ L b l > + 
+         < V A T P e r c e n t a g e _ L b l > V A T P e r c e n t a g e _ L b l < / V A T P e r c e n t a g e _ L b l > + 
+         < V A T R e g i s t r a t i o n N o > V A T R e g i s t r a t i o n N o < / V A T R e g i s t r a t i o n N o > + 
+         < V A T R e g i s t r a t i o n N o _ L b l > V A T R e g i s t r a t i o n N o _ L b l < / V A T R e g i s t r a t i o n N o _ L b l > + 
+         < Y o u r R e f e r e n c e > Y o u r R e f e r e n c e < / Y o u r R e f e r e n c e > + 
+         < Y o u r R e f e r e n c e _ L b l > Y o u r R e f e r e n c e _ L b l < / Y o u r R e f e r e n c e _ L b l > + 
+         < L i n e > + 
+             < A m o u n t E x c l u d i n g V A T _ L i n e > A m o u n t E x c l u d i n g V A T _ L i n e < / A m o u n t E x c l u d i n g V A T _ L i n e > + 
+             < A m o u n t E x c l u d i n g V A T _ L i n e _ L b l > A m o u n t E x c l u d i n g V A T _ L i n e _ L b l < / A m o u n t E x c l u d i n g V A T _ L i n e _ L b l > + 
+             < A m o u n t I n c l u d i n g V A T _ L i n e > A m o u n t I n c l u d i n g V A T _ L i n e < / A m o u n t I n c l u d i n g V A T _ L i n e > + 
+             < A m o u n t I n c l u d i n g V A T _ L i n e _ L b l > A m o u n t I n c l u d i n g V A T _ L i n e _ L b l < / A m o u n t I n c l u d i n g V A T _ L i n e _ L b l > + 
+             < C o n t r a c t L i n e N o > C o n t r a c t L i n e N o < / C o n t r a c t L i n e N o > + 
+             < C o n t r a c t N o > C o n t r a c t N o < / C o n t r a c t N o > + 
+             < D e s c r i p t i o n _ L i n e > D e s c r i p t i o n _ L i n e < / D e s c r i p t i o n _ L i n e > + 
+             < D e s c r i p t i o n _ L i n e _ L b l > D e s c r i p t i o n _ L i n e _ L b l < / D e s c r i p t i o n _ L i n e _ L b l > + 
+             < I t e m N o _ L i n e > I t e m N o _ L i n e < / I t e m N o _ L i n e > + 
+             < I t e m N o _ L i n e _ L b l > I t e m N o _ L i n e _ L b l < / I t e m N o _ L i n e _ L b l > + 
+             < I t e m R e f e r e n c e N o _ L i n e > I t e m R e f e r e n c e N o _ L i n e < / I t e m R e f e r e n c e N o _ L i n e > + 
+             < I t e m R e f e r e n c e N o _ L i n e _ L b l > I t e m R e f e r e n c e N o _ L i n e _ L b l < / I t e m R e f e r e n c e N o _ L i n e _ L b l > + 
+             < L i n e A m o u n t _ L i n e > L i n e A m o u n t _ L i n e < / L i n e A m o u n t _ L i n e > + 
+             < L i n e A m o u n t _ L i n e _ L b l > L i n e A m o u n t _ L i n e _ L b l < / L i n e A m o u n t _ L i n e _ L b l > + 
+             < L i n e D i s c o u n t P e r c e n t _ L i n e > L i n e D i s c o u n t P e r c e n t _ L i n e < / L i n e D i s c o u n t P e r c e n t _ L i n e > + 
+             < L i n e D i s c o u n t P e r c e n t T e x t _ L i n e > L i n e D i s c o u n t P e r c e n t T e x t _ L i n e < / L i n e D i s c o u n t P e r c e n t T e x t _ L i n e > + 
+             < L i n e N o _ L i n e > L i n e N o _ L i n e < / L i n e N o _ L i n e > + 
+             < Q u a n t i t y _ L i n e > Q u a n t i t y _ L i n e < / Q u a n t i t y _ L i n e > + 
+             < Q u a n t i t y _ L i n e _ L b l > Q u a n t i t y _ L i n e _ L b l < / Q u a n t i t y _ L i n e _ L b l > + 
+             < R e c u r r i n g B i l l i n g f r o m > R e c u r r i n g B i l l i n g f r o m < / R e c u r r i n g B i l l i n g f r o m > + 
+             < R e c u r r i n g B i l l i n g t o > R e c u r r i n g B i l l i n g t o < / R e c u r r i n g B i l l i n g t o > + 
+             < S h i p m e n t D a t e _ L i n e > S h i p m e n t D a t e _ L i n e < / S h i p m e n t D a t e _ L i n e > + 
+             < S h i p m e n t D a t e _ L i n e _ L b l > S h i p m e n t D a t e _ L i n e _ L b l < / S h i p m e n t D a t e _ L i n e _ L b l > + 
+             < T r a n s H e a d e r A m o u n t > T r a n s H e a d e r A m o u n t < / T r a n s H e a d e r A m o u n t > + 
+             < T y p e _ L i n e > T y p e _ L i n e < / T y p e _ L i n e > + 
+             < U n i t O f M e a s u r e > U n i t O f M e a s u r e < / U n i t O f M e a s u r e > + 
+             < U n i t O f M e a s u r e _ L b l > U n i t O f M e a s u r e _ L b l < / U n i t O f M e a s u r e _ L b l > + 
+             < U n i t P r i c e > U n i t P r i c e < / U n i t P r i c e > + 
+             < U n i t P r i c e _ L b l > U n i t P r i c e _ L b l < / U n i t P r i c e _ L b l > + 
+             < V A T I d e n t i f i e r _ L i n e > V A T I d e n t i f i e r _ L i n e < / V A T I d e n t i f i e r _ L i n e > + 
+             < V A T I d e n t i f i e r _ L i n e _ L b l > V A T I d e n t i f i e r _ L i n e _ L b l < / V A T I d e n t i f i e r _ L i n e _ L b l > + 
+             < V A T P c t _ L i n e > V A T P c t _ L i n e < / V A T P c t _ L i n e > + 
+             < V A T P c t _ L i n e _ L b l > V A T P c t _ L i n e _ L b l < / V A T P c t _ L i n e _ L b l > + 
+             < S h i p m e n t L i n e > + 
+                 < D o c u m e n t N o _ S h i p m e n t L i n e > D o c u m e n t N o _ S h i p m e n t L i n e < / D o c u m e n t N o _ S h i p m e n t L i n e > + 
+                 < P o s t i n g D a t e _ S h i p m e n t L i n e > P o s t i n g D a t e _ S h i p m e n t L i n e < / P o s t i n g D a t e _ S h i p m e n t L i n e > + 
+                 < P o s t i n g D a t e _ S h i p m e n t L i n e _ L b l > P o s t i n g D a t e _ S h i p m e n t L i n e _ L b l < / P o s t i n g D a t e _ S h i p m e n t L i n e _ L b l > + 
+                 < Q u a n t i t y _ S h i p m e n t L i n e > Q u a n t i t y _ S h i p m e n t L i n e < / Q u a n t i t y _ S h i p m e n t L i n e > + 
+                 < Q u a n t i t y _ S h i p m e n t L i n e _ L b l > Q u a n t i t y _ S h i p m e n t L i n e _ L b l < / Q u a n t i t y _ S h i p m e n t L i n e _ L b l >   
              < / S h i p m e n t L i n e >   
-             < A s s e m b l y L i n e   E l e m e n t T y p e = " D a t a I t e m "   E l e m e n t I d = " 1 2 0 5 9 4 2 8 5 " > - 
-                 < D e s c r i p t i o n _ A s s e m b l y L i n e   E l e m e n t T y p e = " C o l u m n "   E l e m e n t I d = " 2 8 0 7 4 3 7 9 6 "   D a t a T y p e = " T e x t " > D e s c r i p t i o n _ A s s e m b l y L i n e < / D e s c r i p t i o n _ A s s e m b l y L i n e > - 
-                 < L i n e N o _ A s s e m b l y L i n e   E l e m e n t T y p e = " C o l u m n "   E l e m e n t I d = " 6 4 0 5 8 3 8 9 1 "   D a t a T y p e = " C o d e " > L i n e N o _ A s s e m b l y L i n e < / L i n e N o _ A s s e m b l y L i n e > - 
-                 < Q u a n t i t y _ A s s e m b l y L i n e   E l e m e n t T y p e = " C o l u m n "   E l e m e n t I d = " 1 9 5 7 6 4 8 2 3 1 "   D a t a T y p e = " D e c i m a l " > Q u a n t i t y _ A s s e m b l y L i n e < / Q u a n t i t y _ A s s e m b l y L i n e > - 
-                 < U n i t O f M e a s u r e _ A s s e m b l y L i n e   E l e m e n t T y p e = " C o l u m n "   E l e m e n t I d = " 1 6 4 9 1 2 3 7 7 3 "   D a t a T y p e = " T e x t " > U n i t O f M e a s u r e _ A s s e m b l y L i n e < / U n i t O f M e a s u r e _ A s s e m b l y L i n e > - 
-                 < V a r i a n t C o d e _ A s s e m b l y L i n e   E l e m e n t T y p e = " C o l u m n "   E l e m e n t I d = " 1 8 6 9 4 0 7 6 7 2 "   D a t a T y p e = " C o d e " > V a r i a n t C o d e _ A s s e m b l y L i n e < / V a r i a n t C o d e _ A s s e m b l y L i n e > +             < A s s e m b l y L i n e > + 
+                 < D e s c r i p t i o n _ A s s e m b l y L i n e > D e s c r i p t i o n _ A s s e m b l y L i n e < / D e s c r i p t i o n _ A s s e m b l y L i n e > + 
+                 < L i n e N o _ A s s e m b l y L i n e > L i n e N o _ A s s e m b l y L i n e < / L i n e N o _ A s s e m b l y L i n e > + 
+                 < Q u a n t i t y _ A s s e m b l y L i n e > Q u a n t i t y _ A s s e m b l y L i n e < / Q u a n t i t y _ A s s e m b l y L i n e > + 
+                 < U n i t O f M e a s u r e _ A s s e m b l y L i n e > U n i t O f M e a s u r e _ A s s e m b l y L i n e < / U n i t O f M e a s u r e _ A s s e m b l y L i n e > + 
+                 < V a r i a n t C o d e _ A s s e m b l y L i n e > V a r i a n t C o d e _ A s s e m b l y L i n e < / V a r i a n t C o d e _ A s s e m b l y L i n e >   
              < / A s s e m b l y L i n e >   
          < / L i n e >   
-         < W o r k D e s c r i p t i o n L i n e s   E l e m e n t T y p e = " D a t a I t e m "   E l e m e n t I d = " 2 7 6 8 1 9 4 4 7 " > - 
-             < W o r k D e s c r i p t i o n L i n e   E l e m e n t T y p e = " C o l u m n "   E l e m e n t I d = " 1 9 4 7 6 2 1 6 7 6 "   D a t a T y p e = " T e x t " > W o r k D e s c r i p t i o n L i n e < / W o r k D e s c r i p t i o n L i n e > - 
-             < W o r k D e s c r i p t i o n L i n e N u m b e r   E l e m e n t T y p e = " C o l u m n "   E l e m e n t I d = " 7 9 7 3 0 7 2 2 3 "   D a t a T y p e = " I n t e g e r " > W o r k D e s c r i p t i o n L i n e N u m b e r < / W o r k D e s c r i p t i o n L i n e N u m b e r > +         < W o r k D e s c r i p t i o n L i n e s > + 
+             < W o r k D e s c r i p t i o n L i n e > W o r k D e s c r i p t i o n L i n e < / W o r k D e s c r i p t i o n L i n e > + 
+             < W o r k D e s c r i p t i o n L i n e N u m b e r > W o r k D e s c r i p t i o n L i n e N u m b e r < / W o r k D e s c r i p t i o n L i n e N u m b e r >   
          < / W o r k D e s c r i p t i o n L i n e s >   
-         < V A T A m o u n t L i n e   E l e m e n t T y p e = " D a t a I t e m "   E l e m e n t I d = " 8 2 7 5 3 4 3 4 8 " > - 
-             < I n v o i c e D i s c o u n t A m o u n t _ V A T A m o u n t L i n e   E l e m e n t T y p e = " C o l u m n "   E l e m e n t I d = " 8 2 4 7 3 0 1 4 1 "   D a t a T y p e = " D e c i m a l " > I n v o i c e D i s c o u n t A m o u n t _ V A T A m o u n t L i n e < / I n v o i c e D i s c o u n t A m o u n t _ V A T A m o u n t L i n e > - 
-             < I n v o i c e D i s c o u n t A m o u n t _ V A T A m o u n t L i n e _ L b l   E l e m e n t T y p e = " C o l u m n "   E l e m e n t I d = " 1 5 6 2 2 0 0 0 3 4 "   D a t a T y p e = " S t r i n g " > I n v o i c e D i s c o u n t A m o u n t _ V A T A m o u n t L i n e _ L b l < / I n v o i c e D i s c o u n t A m o u n t _ V A T A m o u n t L i n e _ L b l > - 
-             < I n v o i c e D i s c o u n t B a s e A m o u n t _ V A T A m o u n t L i n e   E l e m e n t T y p e = " C o l u m n "   E l e m e n t I d = " 2 0 4 0 3 3 2 2 6 6 "   D a t a T y p e = " D e c i m a l " > I n v o i c e D i s c o u n t B a s e A m o u n t _ V A T A m o u n t L i n e < / I n v o i c e D i s c o u n t B a s e A m o u n t _ V A T A m o u n t L i n e > - 
-             < I n v o i c e D i s c o u n t B a s e A m o u n t _ V A T A m o u n t L i n e _ L b l   E l e m e n t T y p e = " C o l u m n "   E l e m e n t I d = " 4 0 5 9 6 0 3 3 1 "   D a t a T y p e = " S t r i n g " > I n v o i c e D i s c o u n t B a s e A m o u n t _ V A T A m o u n t L i n e _ L b l < / I n v o i c e D i s c o u n t B a s e A m o u n t _ V A T A m o u n t L i n e _ L b l > - 
-             < L i n e A m o u n t _ V a t A m o u n t L i n e   E l e m e n t T y p e = " C o l u m n "   E l e m e n t I d = " 2 1 4 6 5 4 0 1 "   D a t a T y p e = " D e c i m a l " > L i n e A m o u n t _ V a t A m o u n t L i n e < / L i n e A m o u n t _ V a t A m o u n t L i n e > - 
-             < L i n e A m o u n t _ V a t A m o u n t L i n e _ L b l   E l e m e n t T y p e = " C o l u m n "   E l e m e n t I d = " 1 1 1 0 9 1 2 1 2 4 "   D a t a T y p e = " S t r i n g " > L i n e A m o u n t _ V a t A m o u n t L i n e _ L b l < / L i n e A m o u n t _ V a t A m o u n t L i n e _ L b l > - 
-             < N o O f V A T I d e n t i f i e r s   E l e m e n t T y p e = " C o l u m n "   E l e m e n t I d = " 1 1 5 3 2 6 3 0 2 6 "   D a t a T y p e = " I n t e g e r " > N o O f V A T I d e n t i f i e r s < / N o O f V A T I d e n t i f i e r s > - 
-             < V A T A m o u n t _ V a t A m o u n t L i n e   E l e m e n t T y p e = " C o l u m n "   E l e m e n t I d = " 1 8 9 1 8 2 0 6 2 0 "   D a t a T y p e = " D e c i m a l " > V A T A m o u n t _ V a t A m o u n t L i n e < / V A T A m o u n t _ V a t A m o u n t L i n e > - 
-             < V A T A m o u n t _ V a t A m o u n t L i n e _ L b l   E l e m e n t T y p e = " C o l u m n "   E l e m e n t I d = " 1 5 1 3 5 5 5 4 7 3 "   D a t a T y p e = " S t r i n g " > V A T A m o u n t _ V a t A m o u n t L i n e _ L b l < / V A T A m o u n t _ V a t A m o u n t L i n e _ L b l > - 
-             < V A T A m o u n t L C Y _ V A T A m o u n t L i n e   E l e m e n t T y p e = " C o l u m n "   E l e m e n t I d = " 1 5 8 1 9 9 4 3 5 0 "   D a t a T y p e = " D e c i m a l " > V A T A m o u n t L C Y _ V A T A m o u n t L i n e < / V A T A m o u n t L C Y _ V A T A m o u n t L i n e > - 
-             < V A T A m o u n t L C Y _ V A T A m o u n t L i n e _ L b l   E l e m e n t T y p e = " C o l u m n "   E l e m e n t I d = " 9 2 3 0 0 3 3 7 "   D a t a T y p e = " T e x t C o n s t " > V A T A m o u n t L C Y _ V A T A m o u n t L i n e _ L b l < / V A T A m o u n t L C Y _ V A T A m o u n t L i n e _ L b l > - 
-             < V A T B a s e _ V a t A m o u n t L i n e   E l e m e n t T y p e = " C o l u m n "   E l e m e n t I d = " 1 4 5 8 9 3 7 8 1 9 "   D a t a T y p e = " D e c i m a l " > V A T B a s e _ V a t A m o u n t L i n e < / V A T B a s e _ V a t A m o u n t L i n e > - 
-             < V A T B a s e _ V a t A m o u n t L i n e _ L b l   E l e m e n t T y p e = " C o l u m n "   E l e m e n t I d = " 1 6 9 1 3 0 2 4 8 8 "   D a t a T y p e = " S t r i n g " > V A T B a s e _ V a t A m o u n t L i n e _ L b l < / V A T B a s e _ V a t A m o u n t L i n e _ L b l > - 
-             < V A T B a s e L C Y _ V A T A m o u n t L i n e   E l e m e n t T y p e = " C o l u m n "   E l e m e n t I d = " 1 8 6 0 9 4 5 6 3 5 "   D a t a T y p e = " D e c i m a l " > V A T B a s e L C Y _ V A T A m o u n t L i n e < / V A T B a s e L C Y _ V A T A m o u n t L i n e > - 
-             < V A T B a s e L C Y _ V A T A m o u n t L i n e _ L b l   E l e m e n t T y p e = " C o l u m n "   E l e m e n t I d = " 1 2 3 6 4 6 7 9 9 8 "   D a t a T y p e = " T e x t C o n s t " > V A T B a s e L C Y _ V A T A m o u n t L i n e _ L b l < / V A T B a s e L C Y _ V A T A m o u n t L i n e _ L b l > - 
-             < V A T I d e n t i f i e r _ V a t A m o u n t L i n e   E l e m e n t T y p e = " C o l u m n "   E l e m e n t I d = " 1 1 4 2 0 7 0 0 3 5 "   D a t a T y p e = " C o d e " > V A T I d e n t i f i e r _ V a t A m o u n t L i n e < / V A T I d e n t i f i e r _ V a t A m o u n t L i n e > - 
-             < V A T I d e n t i f i e r _ V a t A m o u n t L i n e _ L b l   E l e m e n t T y p e = " C o l u m n "   E l e m e n t I d = " 8 6 4 5 0 4 5 0 "   D a t a T y p e = " S t r i n g " > V A T I d e n t i f i e r _ V a t A m o u n t L i n e _ L b l < / V A T I d e n t i f i e r _ V a t A m o u n t L i n e _ L b l > - 
-             < V A T P c t _ V a t A m o u n t L i n e   E l e m e n t T y p e = " C o l u m n "   E l e m e n t I d = " 1 4 5 3 5 4 2 7 7 7 "   D a t a T y p e = " D e c i m a l " > V A T P c t _ V a t A m o u n t L i n e < / V A T P c t _ V a t A m o u n t L i n e > - 
-             < V A T P c t _ V a t A m o u n t L i n e _ L b l   E l e m e n t T y p e = " C o l u m n "   E l e m e n t I d = " 6 7 6 3 2 3 7 8 "   D a t a T y p e = " S t r i n g " > V A T P c t _ V a t A m o u n t L i n e _ L b l < / V A T P c t _ V a t A m o u n t L i n e _ L b l > +         < V A T A m o u n t L i n e > + 
+             < I n v o i c e D i s c o u n t A m o u n t _ V A T A m o u n t L i n e > I n v o i c e D i s c o u n t A m o u n t _ V A T A m o u n t L i n e < / I n v o i c e D i s c o u n t A m o u n t _ V A T A m o u n t L i n e > + 
+             < I n v o i c e D i s c o u n t A m o u n t _ V A T A m o u n t L i n e _ L b l > I n v o i c e D i s c o u n t A m o u n t _ V A T A m o u n t L i n e _ L b l < / I n v o i c e D i s c o u n t A m o u n t _ V A T A m o u n t L i n e _ L b l > + 
+             < I n v o i c e D i s c o u n t B a s e A m o u n t _ V A T A m o u n t L i n e > I n v o i c e D i s c o u n t B a s e A m o u n t _ V A T A m o u n t L i n e < / I n v o i c e D i s c o u n t B a s e A m o u n t _ V A T A m o u n t L i n e > + 
+             < I n v o i c e D i s c o u n t B a s e A m o u n t _ V A T A m o u n t L i n e _ L b l > I n v o i c e D i s c o u n t B a s e A m o u n t _ V A T A m o u n t L i n e _ L b l < / I n v o i c e D i s c o u n t B a s e A m o u n t _ V A T A m o u n t L i n e _ L b l > + 
+             < L i n e A m o u n t _ V a t A m o u n t L i n e > L i n e A m o u n t _ V a t A m o u n t L i n e < / L i n e A m o u n t _ V a t A m o u n t L i n e > + 
+             < L i n e A m o u n t _ V a t A m o u n t L i n e _ L b l > L i n e A m o u n t _ V a t A m o u n t L i n e _ L b l < / L i n e A m o u n t _ V a t A m o u n t L i n e _ L b l > + 
+             < N o O f V A T I d e n t i f i e r s > N o O f V A T I d e n t i f i e r s < / N o O f V A T I d e n t i f i e r s > + 
+             < V A T A m o u n t _ V a t A m o u n t L i n e > V A T A m o u n t _ V a t A m o u n t L i n e < / V A T A m o u n t _ V a t A m o u n t L i n e > + 
+             < V A T A m o u n t _ V a t A m o u n t L i n e _ L b l > V A T A m o u n t _ V a t A m o u n t L i n e _ L b l < / V A T A m o u n t _ V a t A m o u n t L i n e _ L b l > + 
+             < V A T A m o u n t L C Y _ V A T A m o u n t L i n e > V A T A m o u n t L C Y _ V A T A m o u n t L i n e < / V A T A m o u n t L C Y _ V A T A m o u n t L i n e > + 
+             < V A T A m o u n t L C Y _ V A T A m o u n t L i n e _ L b l > V A T A m o u n t L C Y _ V A T A m o u n t L i n e _ L b l < / V A T A m o u n t L C Y _ V A T A m o u n t L i n e _ L b l > + 
+             < V A T B a s e _ V a t A m o u n t L i n e > V A T B a s e _ V a t A m o u n t L i n e < / V A T B a s e _ V a t A m o u n t L i n e > + 
+             < V A T B a s e _ V a t A m o u n t L i n e _ L b l > V A T B a s e _ V a t A m o u n t L i n e _ L b l < / V A T B a s e _ V a t A m o u n t L i n e _ L b l > + 
+             < V A T B a s e L C Y _ V A T A m o u n t L i n e > V A T B a s e L C Y _ V A T A m o u n t L i n e < / V A T B a s e L C Y _ V A T A m o u n t L i n e > + 
+             < V A T B a s e L C Y _ V A T A m o u n t L i n e _ L b l > V A T B a s e L C Y _ V A T A m o u n t L i n e _ L b l < / V A T B a s e L C Y _ V A T A m o u n t L i n e _ L b l > + 
+             < V A T I d e n t i f i e r _ V a t A m o u n t L i n e > V A T I d e n t i f i e r _ V a t A m o u n t L i n e < / V A T I d e n t i f i e r _ V a t A m o u n t L i n e > + 
+             < V A T I d e n t i f i e r _ V a t A m o u n t L i n e _ L b l > V A T I d e n t i f i e r _ V a t A m o u n t L i n e _ L b l < / V A T I d e n t i f i e r _ V a t A m o u n t L i n e _ L b l > + 
+             < V A T P c t _ V a t A m o u n t L i n e > V A T P c t _ V a t A m o u n t L i n e < / V A T P c t _ V a t A m o u n t L i n e > + 
+             < V A T P c t _ V a t A m o u n t L i n e _ L b l > V A T P c t _ V a t A m o u n t L i n e _ L b l < / V A T P c t _ V a t A m o u n t L i n e _ L b l >   
          < / V A T A m o u n t L i n e >   
-         < V A T C l a u s e L i n e   E l e m e n t T y p e = " D a t a I t e m "   E l e m e n t I d = " 1 6 6 5 5 0 0 1 6 3 " > - 
-             < C o d e _ V A T C l a u s e L i n e   E l e m e n t T y p e = " C o l u m n "   E l e m e n t I d = " 1 8 2 4 5 8 9 8 4 7 "   D a t a T y p e = " C o d e " > C o d e _ V A T C l a u s e L i n e < / C o d e _ V A T C l a u s e L i n e > - 
-             < C o d e _ V A T C l a u s e L i n e _ L b l   E l e m e n t T y p e = " C o l u m n "   E l e m e n t I d = " 4 6 1 5 3 3 0 2 "   D a t a T y p e = " S t r i n g " > C o d e _ V A T C l a u s e L i n e _ L b l < / C o d e _ V A T C l a u s e L i n e _ L b l > - 
-             < D e s c r i p t i o n _ V A T C l a u s e L i n e   E l e m e n t T y p e = " C o l u m n "   E l e m e n t I d = " 1 3 0 5 5 4 5 9 2 4 "   D a t a T y p e = " T e x t " > D e s c r i p t i o n _ V A T C l a u s e L i n e < / D e s c r i p t i o n _ V A T C l a u s e L i n e > - 
-             < D e s c r i p t i o n 2 _ V A T C l a u s e L i n e   E l e m e n t T y p e = " C o l u m n "   E l e m e n t I d = " 1 3 7 9 6 6 7 4 7 0 "   D a t a T y p e = " T e x t " > D e s c r i p t i o n 2 _ V A T C l a u s e L i n e < / D e s c r i p t i o n 2 _ V A T C l a u s e L i n e > - 
-             < N o O f V A T C l a u s e s   E l e m e n t T y p e = " C o l u m n "   E l e m e n t I d = " 7 5 6 4 1 7 3 9 2 "   D a t a T y p e = " I n t e g e r " > N o O f V A T C l a u s e s < / N o O f V A T C l a u s e s > - 
-             < V A T A m o u n t _ V A T C l a u s e L i n e   E l e m e n t T y p e = " C o l u m n "   E l e m e n t I d = " 2 2 2 4 6 9 0 5 9 "   D a t a T y p e = " D e c i m a l " > V A T A m o u n t _ V A T C l a u s e L i n e < / V A T A m o u n t _ V A T C l a u s e L i n e > - 
-             < V A T I d e n t i f i e r _ V A T C l a u s e L i n e   E l e m e n t T y p e = " C o l u m n "   E l e m e n t I d = " 1 4 6 4 4 7 2 4 7 8 "   D a t a T y p e = " C o d e " > V A T I d e n t i f i e r _ V A T C l a u s e L i n e < / V A T I d e n t i f i e r _ V A T C l a u s e L i n e > +         < V A T C l a u s e L i n e > + 
+             < C o d e _ V A T C l a u s e L i n e > C o d e _ V A T C l a u s e L i n e < / C o d e _ V A T C l a u s e L i n e > + 
+             < C o d e _ V A T C l a u s e L i n e _ L b l > C o d e _ V A T C l a u s e L i n e _ L b l < / C o d e _ V A T C l a u s e L i n e _ L b l > + 
+             < D e s c r i p t i o n _ V A T C l a u s e L i n e > D e s c r i p t i o n _ V A T C l a u s e L i n e < / D e s c r i p t i o n _ V A T C l a u s e L i n e > + 
+             < D e s c r i p t i o n 2 _ V A T C l a u s e L i n e > D e s c r i p t i o n 2 _ V A T C l a u s e L i n e < / D e s c r i p t i o n 2 _ V A T C l a u s e L i n e > + 
+             < N o O f V A T C l a u s e s > N o O f V A T C l a u s e s < / N o O f V A T C l a u s e s > + 
+             < V A T A m o u n t _ V A T C l a u s e L i n e > V A T A m o u n t _ V A T C l a u s e L i n e < / V A T A m o u n t _ V A T C l a u s e L i n e > + 
+             < V A T I d e n t i f i e r _ V A T C l a u s e L i n e > V A T I d e n t i f i e r _ V A T C l a u s e L i n e < / V A T I d e n t i f i e r _ V A T C l a u s e L i n e >   
          < / V A T C l a u s e L i n e >   
-         < R e p o r t T o t a l s L i n e   E l e m e n t T y p e = " D a t a I t e m "   E l e m e n t I d = " 2 1 2 2 5 4 9 8 3 6 " > - 
-             < A m o u n t _ R e p o r t T o t a l s L i n e   E l e m e n t T y p e = " C o l u m n "   E l e m e n t I d = " 4 1 9 9 1 8 3 6 9 "   D a t a T y p e = " D e c i m a l " > A m o u n t _ R e p o r t T o t a l s L i n e < / A m o u n t _ R e p o r t T o t a l s L i n e > - 
-             < A m o u n t F o r m a t t e d _ R e p o r t T o t a l s L i n e   E l e m e n t T y p e = " C o l u m n "   E l e m e n t I d = " 1 5 0 6 1 3 6 8 2 5 "   D a t a T y p e = " T e x t " > A m o u n t F o r m a t t e d _ R e p o r t T o t a l s L i n e < / A m o u n t F o r m a t t e d _ R e p o r t T o t a l s L i n e > - 
-             < D e s c r i p t i o n _ R e p o r t T o t a l s L i n e   E l e m e n t T y p e = " C o l u m n "   E l e m e n t I d = " 5 8 1 9 9 6 0 6 7 "   D a t a T y p e = " T e x t " > D e s c r i p t i o n _ R e p o r t T o t a l s L i n e < / D e s c r i p t i o n _ R e p o r t T o t a l s L i n e > - 
-             < F o n t B o l d _ R e p o r t T o t a l s L i n e   E l e m e n t T y p e = " C o l u m n "   E l e m e n t I d = " 9 4 6 5 4 0 5 4 9 "   D a t a T y p e = " B o o l e a n " > F o n t B o l d _ R e p o r t T o t a l s L i n e < / F o n t B o l d _ R e p o r t T o t a l s L i n e > - 
-             < F o n t U n d e r l i n e _ R e p o r t T o t a l s L i n e   E l e m e n t T y p e = " C o l u m n "   E l e m e n t I d = " 2 0 2 1 5 3 3 6 9 4 "   D a t a T y p e = " B o o l e a n " > F o n t U n d e r l i n e _ R e p o r t T o t a l s L i n e < / F o n t U n d e r l i n e _ R e p o r t T o t a l s L i n e > +         < R e p o r t T o t a l s L i n e > + 
+             < A m o u n t _ R e p o r t T o t a l s L i n e > A m o u n t _ R e p o r t T o t a l s L i n e < / A m o u n t _ R e p o r t T o t a l s L i n e > + 
+             < A m o u n t F o r m a t t e d _ R e p o r t T o t a l s L i n e > A m o u n t F o r m a t t e d _ R e p o r t T o t a l s L i n e < / A m o u n t F o r m a t t e d _ R e p o r t T o t a l s L i n e > + 
+             < D e s c r i p t i o n _ R e p o r t T o t a l s L i n e > D e s c r i p t i o n _ R e p o r t T o t a l s L i n e < / D e s c r i p t i o n _ R e p o r t T o t a l s L i n e > + 
+             < F o n t B o l d _ R e p o r t T o t a l s L i n e > F o n t B o l d _ R e p o r t T o t a l s L i n e < / F o n t B o l d _ R e p o r t T o t a l s L i n e > + 
+             < F o n t U n d e r l i n e _ R e p o r t T o t a l s L i n e > F o n t U n d e r l i n e _ R e p o r t T o t a l s L i n e < / F o n t U n d e r l i n e _ R e p o r t T o t a l s L i n e >   
          < / R e p o r t T o t a l s L i n e >   
-         < L e t t e r T e x t   E l e m e n t T y p e = " D a t a I t e m "   E l e m e n t I d = " 1 5 1 0 3 5 3 8 3 4 " > - 
-             < B o d y T e x t   E l e m e n t T y p e = " C o l u m n "   E l e m e n t I d = " 1 4 9 7 5 9 8 0 8 "   D a t a T y p e = " T e x t C o n s t " > B o d y T e x t < / B o d y T e x t > - 
-             < C l o s i n g T e x t   E l e m e n t T y p e = " C o l u m n "   E l e m e n t I d = " 5 1 2 1 3 5 9 0 9 "   D a t a T y p e = " T e x t C o n s t " > C l o s i n g T e x t < / C l o s i n g T e x t > - 
-             < G r e e t i n g T e x t   E l e m e n t T y p e = " C o l u m n "   E l e m e n t I d = " 1 1 7 5 2 7 9 2 8 9 "   D a t a T y p e = " T e x t C o n s t " > G r e e t i n g T e x t < / G r e e t i n g T e x t > +         < L e t t e r T e x t > + 
+             < B o d y T e x t > B o d y T e x t < / B o d y T e x t > + 
+             < C l o s i n g T e x t > C l o s i n g T e x t < / C l o s i n g T e x t > + 
+             < G r e e t i n g T e x t > G r e e t i n g T e x t < / G r e e t i n g T e x t >   
          < / L e t t e r T e x t >   
-         < T o t a l s   E l e m e n t T y p e = " D a t a I t e m "   E l e m e n t I d = " 1 8 2 3 9 5 0 0 4 4 " > - 
-             < C u r r e n c y C o d e   E l e m e n t T y p e = " C o l u m n "   E l e m e n t I d = " 1 5 7 9 5 9 5 9 2 1 "   D a t a T y p e = " T e x t " > C u r r e n c y C o d e < / C u r r e n c y C o d e > - 
-             < C u r r e n c y S y m b o l   E l e m e n t T y p e = " C o l u m n "   E l e m e n t I d = " 1 1 6 2 5 1 0 7 4 8 "   D a t a T y p e = " T e x t " > C u r r e n c y S y m b o l < / C u r r e n c y S y m b o l > - 
-             < T o t a l A m o u n t I n c l u d i n g V A T   E l e m e n t T y p e = " C o l u m n "   E l e m e n t I d = " 9 1 0 5 1 1 5 7 5 "   D a t a T y p e = " S t r i n g " > T o t a l A m o u n t I n c l u d i n g V A T < / T o t a l A m o u n t I n c l u d i n g V A T > - 
-             < T o t a l E x c l u d i n g V A T T e x t   E l e m e n t T y p e = " C o l u m n "   E l e m e n t I d = " 1 9 2 2 9 4 6 3 1 0 "   D a t a T y p e = " T e x t " > T o t a l E x c l u d i n g V A T T e x t < / T o t a l E x c l u d i n g V A T T e x t > - 
-             < T o t a l I n c l u d i n g V A T T e x t   E l e m e n t T y p e = " C o l u m n "   E l e m e n t I d = " 1 2 0 4 0 1 6 3 5 2 "   D a t a T y p e = " T e x t " > T o t a l I n c l u d i n g V A T T e x t < / T o t a l I n c l u d i n g V A T T e x t > - 
-             < T o t a l I n v o i c e D i s c o u n t A m o u n t   E l e m e n t T y p e = " C o l u m n "   E l e m e n t I d = " 4 0 2 1 7 7 5 1 "   D a t a T y p e = " S t r i n g " > T o t a l I n v o i c e D i s c o u n t A m o u n t < / T o t a l I n v o i c e D i s c o u n t A m o u n t > - 
-             < T o t a l N e t A m o u n t   E l e m e n t T y p e = " C o l u m n "   E l e m e n t I d = " 4 8 3 1 9 3 3 7 2 "   D a t a T y p e = " S t r i n g " > T o t a l N e t A m o u n t < / T o t a l N e t A m o u n t > - 
-             < T o t a l P a y m e n t D i s c o u n t O n V A T   E l e m e n t T y p e = " C o l u m n "   E l e m e n t I d = " 7 3 6 0 4 1 8 8 6 "   D a t a T y p e = " D e c i m a l " > T o t a l P a y m e n t D i s c o u n t O n V A T < / T o t a l P a y m e n t D i s c o u n t O n V A T > - 
-             < T o t a l S u b T o t a l   E l e m e n t T y p e = " C o l u m n "   E l e m e n t I d = " 2 0 9 7 8 7 6 8 0 1 "   D a t a T y p e = " S t r i n g " > T o t a l S u b T o t a l < / T o t a l S u b T o t a l > - 
-             < T o t a l S u b T o t a l M i n u s I n v o i c e D i s c o u n t   E l e m e n t T y p e = " C o l u m n "   E l e m e n t I d = " 7 6 9 4 3 1 8 8 7 "   D a t a T y p e = " S t r i n g " > T o t a l S u b T o t a l M i n u s I n v o i c e D i s c o u n t < / T o t a l S u b T o t a l M i n u s I n v o i c e D i s c o u n t > - 
-             < T o t a l T e x t   E l e m e n t T y p e = " C o l u m n "   E l e m e n t I d = " 2 3 1 9 1 0 5 1 8 "   D a t a T y p e = " T e x t " > T o t a l T e x t < / T o t a l T e x t > - 
-             < T o t a l V A T A m o u n t   E l e m e n t T y p e = " C o l u m n "   E l e m e n t I d = " 1 6 2 7 1 0 2 3 2 8 "   D a t a T y p e = " S t r i n g " > T o t a l V A T A m o u n t < / T o t a l V A T A m o u n t > - 
-             < T o t a l V A T A m o u n t L C Y   E l e m e n t T y p e = " C o l u m n "   E l e m e n t I d = " 1 5 0 6 5 7 0 2 1 8 "   D a t a T y p e = " D e c i m a l " > T o t a l V A T A m o u n t L C Y < / T o t a l V A T A m o u n t L C Y > - 
-             < T o t a l V A T A m o u n t T e x t   E l e m e n t T y p e = " C o l u m n "   E l e m e n t I d = " 9 7 3 6 6 6 3 3 9 "   D a t a T y p e = " T e x t " > T o t a l V A T A m o u n t T e x t < / T o t a l V A T A m o u n t T e x t > - 
-             < T o t a l V A T B a s e L C Y   E l e m e n t T y p e = " C o l u m n "   E l e m e n t I d = " 8 3 4 4 5 0 5 2 1 "   D a t a T y p e = " D e c i m a l " > T o t a l V A T B a s e L C Y < / T o t a l V A T B a s e L C Y > +         < T o t a l s > + 
+             < C u r r e n c y C o d e > C u r r e n c y C o d e < / C u r r e n c y C o d e > + 
+             < C u r r e n c y S y m b o l > C u r r e n c y S y m b o l < / C u r r e n c y S y m b o l > + 
+             < T o t a l A m o u n t I n c l u d i n g V A T > T o t a l A m o u n t I n c l u d i n g V A T < / T o t a l A m o u n t I n c l u d i n g V A T > + 
+             < T o t a l E x c l u d i n g V A T T e x t > T o t a l E x c l u d i n g V A T T e x t < / T o t a l E x c l u d i n g V A T T e x t > + 
+             < T o t a l I n c l u d i n g V A T T e x t > T o t a l I n c l u d i n g V A T T e x t < / T o t a l I n c l u d i n g V A T T e x t > + 
+             < T o t a l I n v o i c e D i s c o u n t A m o u n t > T o t a l I n v o i c e D i s c o u n t A m o u n t < / T o t a l I n v o i c e D i s c o u n t A m o u n t > + 
+             < T o t a l N e t A m o u n t > T o t a l N e t A m o u n t < / T o t a l N e t A m o u n t > + 
+             < T o t a l P a y m e n t D i s c o u n t O n V A T > T o t a l P a y m e n t D i s c o u n t O n V A T < / T o t a l P a y m e n t D i s c o u n t O n V A T > + 
+             < T o t a l S u b T o t a l > T o t a l S u b T o t a l < / T o t a l S u b T o t a l > + 
+             < T o t a l S u b T o t a l M i n u s I n v o i c e D i s c o u n t > T o t a l S u b T o t a l M i n u s I n v o i c e D i s c o u n t < / T o t a l S u b T o t a l M i n u s I n v o i c e D i s c o u n t > + 
+             < T o t a l T e x t > T o t a l T e x t < / T o t a l T e x t > + 
+             < T o t a l V A T A m o u n t > T o t a l V A T A m o u n t < / T o t a l V A T A m o u n t > + 
+             < T o t a l V A T A m o u n t L C Y > T o t a l V A T A m o u n t L C Y < / T o t a l V A T A m o u n t L C Y > + 
+             < T o t a l V A T A m o u n t T e x t > T o t a l V A T A m o u n t T e x t < / T o t a l V A T A m o u n t T e x t > + 
+             < T o t a l V A T B a s e L C Y > T o t a l V A T B a s e L C Y < / T o t a l V A T B a s e L C Y >   
          < / T o t a l s >   
@@ -3620,7 +3633,7 @@
  < / N a v W o r d R e p o r t X m l P a r t > 
 </file>
 
-<file path=customXml/item2.xml>��< ? x m l   v e r s i o n = " 1 . 0 "   e n c o d i n g = " u t f - 1 6 " ? > < N a v W o r d R e p o r t X m l P a r t   x m l n s = " u r n : m i c r o s o f t - d y n a m i c s - n a v / r e p o r t s / S t a n d a r d _ S a l e s _ C r e d i t _ M e m o / 1 3 0 7 / " > +<file path=customXml/item2.xml>��< ? x m l   v e r s i o n = " 1 . 0 "   e n c o d i n g = " u t f - 1 6 " ? > < N a v W o r d R e p o r t X m l P a r t   x m l n s = " u r n : m i c r o s o f t - d y n a m i c s - b u s i n e s s c e n t r a l / i n t e r n a l / e x t e n d e d / r e p o r t s / S t a n d a r d _ S a l e s _ C r e d i t _ M e m o / 1 3 0 7 / " >   
      < B C R e p o r t I n f o r m a t i o n >   
@@ -3686,487 +3699,489 @@
  
      < / B C R e p o r t I n f o r m a t i o n >   
-     < H e a d e r > - 
-         < A p p l i e s T o D o c u m e n t > A p p l i e s T o D o c u m e n t < / A p p l i e s T o D o c u m e n t > - 
-         < A p p l i e s T o D o c u m e n t _ L b l > A p p l i e s T o D o c u m e n t _ L b l < / A p p l i e s T o D o c u m e n t _ L b l > - 
-         < B i l l T o C o n t a c t E m a i l > B i l l T o C o n t a c t E m a i l < / B i l l T o C o n t a c t E m a i l > - 
-         < B i l l T o C o n t a c t E m a i l L b l > B i l l T o C o n t a c t E m a i l L b l < / B i l l T o C o n t a c t E m a i l L b l > - 
-         < B i l l T o C o n t a c t M o b i l e P h o n e N o > B i l l T o C o n t a c t M o b i l e P h o n e N o < / B i l l T o C o n t a c t M o b i l e P h o n e N o > - 
-         < B i l l T o C o n t a c t M o b i l e P h o n e N o L b l > B i l l T o C o n t a c t M o b i l e P h o n e N o L b l < / B i l l T o C o n t a c t M o b i l e P h o n e N o L b l > - 
-         < B i l l T o C o n t a c t P h o n e N o > B i l l T o C o n t a c t P h o n e N o < / B i l l T o C o n t a c t P h o n e N o > - 
-         < B i l l T o C o n t a c t P h o n e N o L b l > B i l l T o C o n t a c t P h o n e N o L b l < / B i l l T o C o n t a c t P h o n e N o L b l > - 
-         < B i l l t o C u s t u m e r N o > B i l l t o C u s t u m e r N o < / B i l l t o C u s t u m e r N o > - 
-         < B i l l t o C u s t u m e r N o _ L b l > B i l l t o C u s t u m e r N o _ L b l < / B i l l t o C u s t u m e r N o _ L b l > - 
-         < C o m p a n y A d d r e s s 1 > C o m p a n y A d d r e s s 1 < / C o m p a n y A d d r e s s 1 > - 
-         < C o m p a n y A d d r e s s 2 > C o m p a n y A d d r e s s 2 < / C o m p a n y A d d r e s s 2 > - 
-         < C o m p a n y A d d r e s s 3 > C o m p a n y A d d r e s s 3 < / C o m p a n y A d d r e s s 3 > - 
-         < C o m p a n y A d d r e s s 4 > C o m p a n y A d d r e s s 4 < / C o m p a n y A d d r e s s 4 > - 
-         < C o m p a n y A d d r e s s 5 > C o m p a n y A d d r e s s 5 < / C o m p a n y A d d r e s s 5 > - 
-         < C o m p a n y A d d r e s s 6 > C o m p a n y A d d r e s s 6 < / C o m p a n y A d d r e s s 6 > - 
-         < C o m p a n y A d d r e s s 7 > C o m p a n y A d d r e s s 7 < / C o m p a n y A d d r e s s 7 > - 
-         < C o m p a n y A d d r e s s 8 > C o m p a n y A d d r e s s 8 < / C o m p a n y A d d r e s s 8 > - 
-         < C o m p a n y B a n k A c c o u n t N o > C o m p a n y B a n k A c c o u n t N o < / C o m p a n y B a n k A c c o u n t N o > - 
-         < C o m p a n y B a n k A c c o u n t N o _ L b l > C o m p a n y B a n k A c c o u n t N o _ L b l < / C o m p a n y B a n k A c c o u n t N o _ L b l > - 
-         < C o m p a n y B a n k B r a n c h N o > C o m p a n y B a n k B r a n c h N o < / C o m p a n y B a n k B r a n c h N o > - 
-         < C o m p a n y B a n k B r a n c h N o _ L b l > C o m p a n y B a n k B r a n c h N o _ L b l < / C o m p a n y B a n k B r a n c h N o _ L b l > - 
-         < C o m p a n y B a n k N a m e > C o m p a n y B a n k N a m e < / C o m p a n y B a n k N a m e > - 
-         < C o m p a n y B a n k N a m e _ L b l > C o m p a n y B a n k N a m e _ L b l < / C o m p a n y B a n k N a m e _ L b l > - 
-         < C o m p a n y C u s t o m G i r o > C o m p a n y C u s t o m G i r o < / C o m p a n y C u s t o m G i r o > - 
-         < C o m p a n y C u s t o m G i r o _ L b l > C o m p a n y C u s t o m G i r o _ L b l < / C o m p a n y C u s t o m G i r o _ L b l > - 
-         < C o m p a n y E M a i l > C o m p a n y E M a i l < / C o m p a n y E M a i l > - 
-         < C o m p a n y G i r o N o > C o m p a n y G i r o N o < / C o m p a n y G i r o N o > - 
-         < C o m p a n y G i r o N o _ L b l > C o m p a n y G i r o N o _ L b l < / C o m p a n y G i r o N o _ L b l > - 
-         < C o m p a n y H o m e P a g e > C o m p a n y H o m e P a g e < / C o m p a n y H o m e P a g e > - 
-         < C o m p a n y I B A N > C o m p a n y I B A N < / C o m p a n y I B A N > - 
-         < C o m p a n y I B A N _ L b l > C o m p a n y I B A N _ L b l < / C o m p a n y I B A N _ L b l > - 
-         < C o m p a n y L e g a l O f f i c e > C o m p a n y L e g a l O f f i c e < / C o m p a n y L e g a l O f f i c e > - 
-         < C o m p a n y L e g a l O f f i c e _ L b l > C o m p a n y L e g a l O f f i c e _ L b l < / C o m p a n y L e g a l O f f i c e _ L b l > - 
-         < C o m p a n y L e g a l S t a t e m e n t > C o m p a n y L e g a l S t a t e m e n t < / C o m p a n y L e g a l S t a t e m e n t > - 
-         < C o m p a n y L o g o P o s i t i o n > C o m p a n y L o g o P o s i t i o n < / C o m p a n y L o g o P o s i t i o n > - 
-         < C o m p a n y P h o n e N o > C o m p a n y P h o n e N o < / C o m p a n y P h o n e N o > - 
-         < C o m p a n y P h o n e N o _ L b l > C o m p a n y P h o n e N o _ L b l < / C o m p a n y P h o n e N o _ L b l > - 
-         < C o m p a n y P i c t u r e / > - 
-         < C o m p a n y R e g i s t r a t i o n N u m b e r > C o m p a n y R e g i s t r a t i o n N u m b e r < / C o m p a n y R e g i s t r a t i o n N u m b e r > - 
-         < C o m p a n y R e g i s t r a t i o n N u m b e r _ L b l > C o m p a n y R e g i s t r a t i o n N u m b e r _ L b l < / C o m p a n y R e g i s t r a t i o n N u m b e r _ L b l > - 
-         < C o m p a n y S W I F T > C o m p a n y S W I F T < / C o m p a n y S W I F T > - 
-         < C o m p a n y S W I F T _ L b l > C o m p a n y S W I F T _ L b l < / C o m p a n y S W I F T _ L b l > - 
-         < C o m p a n y V A T R e g i s t r a t i o n N o > C o m p a n y V A T R e g i s t r a t i o n N o < / C o m p a n y V A T R e g i s t r a t i o n N o > - 
-         < C o m p a n y V A T R e g i s t r a t i o n N o _ L b l > C o m p a n y V A T R e g i s t r a t i o n N o _ L b l < / C o m p a n y V A T R e g i s t r a t i o n N o _ L b l > - 
-         < C o m p a n y V A T R e g N o > C o m p a n y V A T R e g N o < / C o m p a n y V A T R e g N o > - 
-         < C o m p a n y V A T R e g N o _ L b l > C o m p a n y V A T R e g N o _ L b l < / C o m p a n y V A T R e g N o _ L b l > - 
-         < C o p y _ L b l > C o p y _ L b l < / C o p y _ L b l > - 
-         < C u s t o m e r A d d r e s s 1 > C u s t o m e r A d d r e s s 1 < / C u s t o m e r A d d r e s s 1 > - 
-         < C u s t o m e r A d d r e s s 2 > C u s t o m e r A d d r e s s 2 < / C u s t o m e r A d d r e s s 2 > - 
-         < C u s t o m e r A d d r e s s 3 > C u s t o m e r A d d r e s s 3 < / C u s t o m e r A d d r e s s 3 > - 
-         < C u s t o m e r A d d r e s s 4 > C u s t o m e r A d d r e s s 4 < / C u s t o m e r A d d r e s s 4 > - 
-         < C u s t o m e r A d d r e s s 5 > C u s t o m e r A d d r e s s 5 < / C u s t o m e r A d d r e s s 5 > - 
-         < C u s t o m e r A d d r e s s 6 > C u s t o m e r A d d r e s s 6 < / C u s t o m e r A d d r e s s 6 > - 
-         < C u s t o m e r A d d r e s s 7 > C u s t o m e r A d d r e s s 7 < / C u s t o m e r A d d r e s s 7 > - 
-         < C u s t o m e r A d d r e s s 8 > C u s t o m e r A d d r e s s 8 < / C u s t o m e r A d d r e s s 8 > - 
-         < C u s t o m e r P o s t a l B a r C o d e > C u s t o m e r P o s t a l B a r C o d e < / C u s t o m e r P o s t a l B a r C o d e > - 
-         < D o c u m e n t C o p y T e x t > D o c u m e n t C o p y T e x t < / D o c u m e n t C o p y T e x t > - 
-         < D o c u m e n t D a t e > D o c u m e n t D a t e < / D o c u m e n t D a t e > - 
-         < D o c u m e n t D a t e _ L b l > D o c u m e n t D a t e _ L b l < / D o c u m e n t D a t e _ L b l > - 
-         < D o c u m e n t N o > D o c u m e n t N o < / D o c u m e n t N o > - 
-         < D o c u m e n t N o _ L b l > D o c u m e n t N o _ L b l < / D o c u m e n t N o _ L b l > - 
-         < D o c u m e n t T i t l e _ L b l > D o c u m e n t T i t l e _ L b l < / D o c u m e n t T i t l e _ L b l > - 
-         < D u e D a t e > D u e D a t e < / D u e D a t e > - 
-         < D u e D a t e _ L b l > D u e D a t e _ L b l < / D u e D a t e _ L b l > - 
-         < E M a i l _ H e a d e r _ L b l > E M a i l _ H e a d e r _ L b l < / E M a i l _ H e a d e r _ L b l > - 
-         < E x c h a n g e R a t e A S T e x t > E x c h a n g e R a t e A S T e x t < / E x c h a n g e R a t e A S T e x t > - 
-         < E x t e r n a l D o c u m e n t N o > E x t e r n a l D o c u m e n t N o < / E x t e r n a l D o c u m e n t N o > - 
-         < E x t e r n a l D o c u m e n t N o L b l > E x t e r n a l D o c u m e n t N o L b l < / E x t e r n a l D o c u m e n t N o L b l > - 
-         < H o m e P a g e _ H e a d e r _ L b l > H o m e P a g e _ H e a d e r _ L b l < / H o m e P a g e _ H e a d e r _ L b l > - 
-         < I n v o i c e D i s c o u n t A m o u n t _ L b l > I n v o i c e D i s c o u n t A m o u n t _ L b l < / I n v o i c e D i s c o u n t A m o u n t _ L b l > - 
-         < I n v o i c e D i s c o u n t B a s e A m o u n t _ L b l > I n v o i c e D i s c o u n t B a s e A m o u n t _ L b l < / I n v o i c e D i s c o u n t B a s e A m o u n t _ L b l > - 
-         < L e g a l E n t i t y T y p e > L e g a l E n t i t y T y p e < / L e g a l E n t i t y T y p e > - 
-         < L e g a l E n t i t y T y p e _ L b l > L e g a l E n t i t y T y p e _ L b l < / L e g a l E n t i t y T y p e _ L b l > - 
-         < L i n e A m o u n t A f t e r I n v o i c e D i s c o u n t _ L b l > L i n e A m o u n t A f t e r I n v o i c e D i s c o u n t _ L b l < / L i n e A m o u n t A f t e r I n v o i c e D i s c o u n t _ L b l > - 
-         < L o c a l C u r r e n c y _ L b l > L o c a l C u r r e n c y _ L b l < / L o c a l C u r r e n c y _ L b l > - 
-         < P a g e _ L b l > P a g e _ L b l < / P a g e _ L b l > - 
-         < P a y m e n t M e t h o d D e s c r i p t i o n > P a y m e n t M e t h o d D e s c r i p t i o n < / P a y m e n t M e t h o d D e s c r i p t i o n > - 
-         < P a y m e n t M e t h o d D e s c r i p t i o n _ L b l > P a y m e n t M e t h o d D e s c r i p t i o n _ L b l < / P a y m e n t M e t h o d D e s c r i p t i o n _ L b l > - 
-         < P a y m e n t T e r m s D e s c r i p t i o n > P a y m e n t T e r m s D e s c r i p t i o n < / P a y m e n t T e r m s D e s c r i p t i o n > - 
-         < P a y m e n t T e r m s D e s c r i p t i o n _ L b l > P a y m e n t T e r m s D e s c r i p t i o n _ L b l < / P a y m e n t T e r m s D e s c r i p t i o n _ L b l > - 
-         < P r i c e s I n c l u d i n g V A T > P r i c e s I n c l u d i n g V A T < / P r i c e s I n c l u d i n g V A T > - 
-         < P r i c e s I n c l u d i n g V A T _ L b l > P r i c e s I n c l u d i n g V A T _ L b l < / P r i c e s I n c l u d i n g V A T _ L b l > - 
-         < P r i c e s I n c l u d i n g V A T Y e s N o > P r i c e s I n c l u d i n g V A T Y e s N o < / P r i c e s I n c l u d i n g V A T Y e s N o > - 
-         < Q R _ C o d e _ I m a g e > Q R _ C o d e _ I m a g e < / Q R _ C o d e _ I m a g e > - 
-         < Q R _ C o d e _ I m a g e _ L b l > Q R _ C o d e _ I m a g e _ L b l < / Q R _ C o d e _ I m a g e _ L b l > - 
-         < R e c u r r i n g B i l l i n g > R e c u r r i n g B i l l i n g < / R e c u r r i n g B i l l i n g > - 
-         < S a l e s I n v o i c e L i n e D i s c o u n t _ L b l > S a l e s I n v o i c e L i n e D i s c o u n t _ L b l < / S a l e s I n v o i c e L i n e D i s c o u n t _ L b l > - 
-         < S a l e s P e r s o n _ L b l > S a l e s P e r s o n _ L b l < / S a l e s P e r s o n _ L b l > - 
-         < S a l e s P e r s o n B l a n k _ L b l > S a l e s P e r s o n B l a n k _ L b l < / S a l e s P e r s o n B l a n k _ L b l > - 
-         < S a l e s P e r s o n N a m e > S a l e s P e r s o n N a m e < / S a l e s P e r s o n N a m e > - 
-         < S e l l T o C o n t a c t E m a i l > S e l l T o C o n t a c t E m a i l < / S e l l T o C o n t a c t E m a i l > - 
-         < S e l l T o C o n t a c t E m a i l L b l > S e l l T o C o n t a c t E m a i l L b l < / S e l l T o C o n t a c t E m a i l L b l > - 
-         < S e l l T o C o n t a c t M o b i l e P h o n e N o > S e l l T o C o n t a c t M o b i l e P h o n e N o < / S e l l T o C o n t a c t M o b i l e P h o n e N o > - 
-         < S e l l T o C o n t a c t M o b i l e P h o n e N o L b l > S e l l T o C o n t a c t M o b i l e P h o n e N o L b l < / S e l l T o C o n t a c t M o b i l e P h o n e N o L b l > - 
-         < S e l l T o C o n t a c t P h o n e N o > S e l l T o C o n t a c t P h o n e N o < / S e l l T o C o n t a c t P h o n e N o > - 
-         < S e l l T o C o n t a c t P h o n e N o L b l > S e l l T o C o n t a c t P h o n e N o L b l < / S e l l T o C o n t a c t P h o n e N o L b l > - 
-         < S e l l t o C u s t o m e r N o > S e l l t o C u s t o m e r N o < / S e l l t o C u s t o m e r N o > - 
-         < S e l l t o C u s t o m e r N o _ L b l > S e l l t o C u s t o m e r N o _ L b l < / S e l l t o C u s t o m e r N o _ L b l > - 
-         < S h i p m e n t _ L b l > S h i p m e n t _ L b l < / S h i p m e n t _ L b l > - 
-         < S h i p m e n t D a t e > S h i p m e n t D a t e < / S h i p m e n t D a t e > - 
-         < S h i p m e n t D a t e _ L b l > S h i p m e n t D a t e _ L b l < / S h i p m e n t D a t e _ L b l > - 
-         < S h i p m e n t M e t h o d D e s c r i p t i o n > S h i p m e n t M e t h o d D e s c r i p t i o n < / S h i p m e n t M e t h o d D e s c r i p t i o n > - 
-         < S h i p m e n t M e t h o d D e s c r i p t i o n _ L b l > S h i p m e n t M e t h o d D e s c r i p t i o n _ L b l < / S h i p m e n t M e t h o d D e s c r i p t i o n _ L b l > - 
-         < S h i p T o A d d r e s s _ L b l > S h i p T o A d d r e s s _ L b l < / S h i p T o A d d r e s s _ L b l > - 
-         < S h i p T o A d d r e s s 1 > S h i p T o A d d r e s s 1 < / S h i p T o A d d r e s s 1 > - 
-         < S h i p T o A d d r e s s 2 > S h i p T o A d d r e s s 2 < / S h i p T o A d d r e s s 2 > - 
-         < S h i p T o A d d r e s s 3 > S h i p T o A d d r e s s 3 < / S h i p T o A d d r e s s 3 > - 
-         < S h i p T o A d d r e s s 4 > S h i p T o A d d r e s s 4 < / S h i p T o A d d r e s s 4 > - 
-         < S h i p T o A d d r e s s 5 > S h i p T o A d d r e s s 5 < / S h i p T o A d d r e s s 5 > - 
-         < S h i p T o A d d r e s s 6 > S h i p T o A d d r e s s 6 < / S h i p T o A d d r e s s 6 > - 
-         < S h i p T o A d d r e s s 7 > S h i p T o A d d r e s s 7 < / S h i p T o A d d r e s s 7 > - 
-         < S h i p T o A d d r e s s 8 > S h i p T o A d d r e s s 8 < / S h i p T o A d d r e s s 8 > - 
-         < S h i p T o P h o n e N o > S h i p T o P h o n e N o < / S h i p T o P h o n e N o > - 
-         < S h o w S h i p p i n g A d d r e s s > S h o w S h i p p i n g A d d r e s s < / S h o w S h i p p i n g A d d r e s s > - 
-         < S h o w W o r k D e s c r i p t i o n > S h o w W o r k D e s c r i p t i o n < / S h o w W o r k D e s c r i p t i o n > - 
-         < S u b t o t a l _ L b l > S u b t o t a l _ L b l < / S u b t o t a l _ L b l > - 
-         < T o t a l _ L b l > T o t a l _ L b l < / T o t a l _ L b l > - 
-         < V A T A m o u n t _ L b l > V A T A m o u n t _ L b l < / V A T A m o u n t _ L b l > - 
-         < V A T A m o u n t S p e c i f i c a t i o n _ L b l > V A T A m o u n t S p e c i f i c a t i o n _ L b l < / V A T A m o u n t S p e c i f i c a t i o n _ L b l > - 
-         < V A T B a s e _ L b l > V A T B a s e _ L b l < / V A T B a s e _ L b l > - 
-         < V A T C l a u s e _ L b l > V A T C l a u s e _ L b l < / V A T C l a u s e _ L b l > - 
-         < V A T C l a u s e s _ L b l > V A T C l a u s e s _ L b l < / V A T C l a u s e s _ L b l > - 
-         < V A T I d e n t i f i e r _ L b l > V A T I d e n t i f i e r _ L b l < / V A T I d e n t i f i e r _ L b l > - 
-         < V A T P e r c e n t a g e _ L b l > V A T P e r c e n t a g e _ L b l < / V A T P e r c e n t a g e _ L b l > - 
-         < V A T R e g i s t r a t i o n N o > V A T R e g i s t r a t i o n N o < / V A T R e g i s t r a t i o n N o > - 
-         < V A T R e g i s t r a t i o n N o _ L b l > V A T R e g i s t r a t i o n N o _ L b l < / V A T R e g i s t r a t i o n N o _ L b l > - 
-         < Y o u r R e f e r e n c e > Y o u r R e f e r e n c e < / Y o u r R e f e r e n c e > - 
-         < Y o u r R e f e r e n c e _ L b l > Y o u r R e f e r e n c e _ L b l < / Y o u r R e f e r e n c e _ L b l > - 
-         < L i n e > - 
-             < A m o u n t E x c l u d i n g V A T _ L i n e > A m o u n t E x c l u d i n g V A T _ L i n e < / A m o u n t E x c l u d i n g V A T _ L i n e > - 
-             < A m o u n t E x c l u d i n g V A T _ L i n e _ L b l > A m o u n t E x c l u d i n g V A T _ L i n e _ L b l < / A m o u n t E x c l u d i n g V A T _ L i n e _ L b l > - 
-             < A m o u n t I n c l u d i n g V A T _ L i n e > A m o u n t I n c l u d i n g V A T _ L i n e < / A m o u n t I n c l u d i n g V A T _ L i n e > - 
-             < A m o u n t I n c l u d i n g V A T _ L i n e _ L b l > A m o u n t I n c l u d i n g V A T _ L i n e _ L b l < / A m o u n t I n c l u d i n g V A T _ L i n e _ L b l > - 
-             < C o n t r a c t L i n e N o > C o n t r a c t L i n e N o < / C o n t r a c t L i n e N o > - 
-             < C o n t r a c t N o > C o n t r a c t N o < / C o n t r a c t N o > - 
-             < D e s c r i p t i o n _ L i n e > D e s c r i p t i o n _ L i n e < / D e s c r i p t i o n _ L i n e > - 
-             < D e s c r i p t i o n _ L i n e _ L b l > D e s c r i p t i o n _ L i n e _ L b l < / D e s c r i p t i o n _ L i n e _ L b l > - 
-             < I t e m N o _ L i n e > I t e m N o _ L i n e < / I t e m N o _ L i n e > - 
-             < I t e m N o _ L i n e _ L b l > I t e m N o _ L i n e _ L b l < / I t e m N o _ L i n e _ L b l > - 
-             < I t e m R e f e r e n c e N o _ L i n e > I t e m R e f e r e n c e N o _ L i n e < / I t e m R e f e r e n c e N o _ L i n e > - 
-             < I t e m R e f e r e n c e N o _ L i n e _ L b l > I t e m R e f e r e n c e N o _ L i n e _ L b l < / I t e m R e f e r e n c e N o _ L i n e _ L b l > - 
-             < L i n e A m o u n t _ L i n e > L i n e A m o u n t _ L i n e < / L i n e A m o u n t _ L i n e > - 
-             < L i n e A m o u n t _ L i n e _ L b l > L i n e A m o u n t _ L i n e _ L b l < / L i n e A m o u n t _ L i n e _ L b l > - 
-             < L i n e D i s c o u n t P e r c e n t _ L i n e > L i n e D i s c o u n t P e r c e n t _ L i n e < / L i n e D i s c o u n t P e r c e n t _ L i n e > - 
-             < L i n e D i s c o u n t P e r c e n t T e x t _ L i n e > L i n e D i s c o u n t P e r c e n t T e x t _ L i n e < / L i n e D i s c o u n t P e r c e n t T e x t _ L i n e > - 
-             < L i n e N o _ L i n e > L i n e N o _ L i n e < / L i n e N o _ L i n e > - 
-             < Q u a n t i t y _ L i n e > Q u a n t i t y _ L i n e < / Q u a n t i t y _ L i n e > - 
-             < Q u a n t i t y _ L i n e _ L b l > Q u a n t i t y _ L i n e _ L b l < / Q u a n t i t y _ L i n e _ L b l > - 
-             < R e c u r r i n g B i l l i n g f r o m > R e c u r r i n g B i l l i n g f r o m < / R e c u r r i n g B i l l i n g f r o m > - 
-             < R e c u r r i n g B i l l i n g t o > R e c u r r i n g B i l l i n g t o < / R e c u r r i n g B i l l i n g t o > - 
-             < S h i p m e n t D a t e _ L i n e > S h i p m e n t D a t e _ L i n e < / S h i p m e n t D a t e _ L i n e > - 
-             < S h i p m e n t D a t e _ L i n e _ L b l > S h i p m e n t D a t e _ L i n e _ L b l < / S h i p m e n t D a t e _ L i n e _ L b l > - 
-             < T r a n s H e a d e r A m o u n t > T r a n s H e a d e r A m o u n t < / T r a n s H e a d e r A m o u n t > - 
-             < T y p e _ L i n e > T y p e _ L i n e < / T y p e _ L i n e > - 
-             < U n i t O f M e a s u r e > U n i t O f M e a s u r e < / U n i t O f M e a s u r e > - 
-             < U n i t O f M e a s u r e _ L b l > U n i t O f M e a s u r e _ L b l < / U n i t O f M e a s u r e _ L b l > - 
-             < U n i t P r i c e > U n i t P r i c e < / U n i t P r i c e > - 
-             < U n i t P r i c e _ L b l > U n i t P r i c e _ L b l < / U n i t P r i c e _ L b l > - 
-             < V A T I d e n t i f i e r _ L i n e > V A T I d e n t i f i e r _ L i n e < / V A T I d e n t i f i e r _ L i n e > - 
-             < V A T I d e n t i f i e r _ L i n e _ L b l > V A T I d e n t i f i e r _ L i n e _ L b l < / V A T I d e n t i f i e r _ L i n e _ L b l > - 
-             < V A T P c t _ L i n e > V A T P c t _ L i n e < / V A T P c t _ L i n e > - 
-             < V A T P c t _ L i n e _ L b l > V A T P c t _ L i n e _ L b l < / V A T P c t _ L i n e _ L b l > - 
-             < S h i p m e n t L i n e > - 
-                 < D o c u m e n t N o _ S h i p m e n t L i n e > D o c u m e n t N o _ S h i p m e n t L i n e < / D o c u m e n t N o _ S h i p m e n t L i n e > - 
-                 < P o s t i n g D a t e _ S h i p m e n t L i n e > P o s t i n g D a t e _ S h i p m e n t L i n e < / P o s t i n g D a t e _ S h i p m e n t L i n e > - 
-                 < P o s t i n g D a t e _ S h i p m e n t L i n e _ L b l > P o s t i n g D a t e _ S h i p m e n t L i n e _ L b l < / P o s t i n g D a t e _ S h i p m e n t L i n e _ L b l > - 
-                 < Q u a n t i t y _ S h i p m e n t L i n e > Q u a n t i t y _ S h i p m e n t L i n e < / Q u a n t i t y _ S h i p m e n t L i n e > - 
-                 < Q u a n t i t y _ S h i p m e n t L i n e _ L b l > Q u a n t i t y _ S h i p m e n t L i n e _ L b l < / Q u a n t i t y _ S h i p m e n t L i n e _ L b l > +     < T o o l t i p s / > + 
+     < H e a d e r   E l e m e n t T y p e = " D a t a I t e m "   E l e m e n t I d = " 1 2 4 0 3 7 3 8 8 6 " > + 
+         < A p p l i e s T o D o c u m e n t   E l e m e n t T y p e = " C o l u m n "   E l e m e n t I d = " 7 8 4 1 8 3 9 6 5 "   D a t a T y p e = " T e x t " > A p p l i e s T o D o c u m e n t < / A p p l i e s T o D o c u m e n t > + 
+         < A p p l i e s T o D o c u m e n t _ L b l   E l e m e n t T y p e = " C o l u m n "   E l e m e n t I d = " 1 9 9 2 0 4 2 5 9 4 "   D a t a T y p e = " T e x t C o n s t " > A p p l i e s T o D o c u m e n t _ L b l < / A p p l i e s T o D o c u m e n t _ L b l > + 
+         < B i l l T o C o n t a c t E m a i l   E l e m e n t T y p e = " C o l u m n "   E l e m e n t I d = " 3 3 5 8 2 7 8 9 5 "   D a t a T y p e = " T e x t " > B i l l T o C o n t a c t E m a i l < / B i l l T o C o n t a c t E m a i l > + 
+         < B i l l T o C o n t a c t E m a i l L b l   E l e m e n t T y p e = " C o l u m n "   E l e m e n t I d = " 2 9 6 4 7 8 3 6 5 "   D a t a T y p e = " T e x t C o n s t " > B i l l T o C o n t a c t E m a i l L b l < / B i l l T o C o n t a c t E m a i l L b l > + 
+         < B i l l T o C o n t a c t M o b i l e P h o n e N o   E l e m e n t T y p e = " C o l u m n "   E l e m e n t I d = " 2 4 8 4 8 8 6 9 6 "   D a t a T y p e = " T e x t " > B i l l T o C o n t a c t M o b i l e P h o n e N o < / B i l l T o C o n t a c t M o b i l e P h o n e N o > + 
+         < B i l l T o C o n t a c t M o b i l e P h o n e N o L b l   E l e m e n t T y p e = " C o l u m n "   E l e m e n t I d = " 2 7 6 3 1 1 3 3 8 "   D a t a T y p e = " T e x t C o n s t " > B i l l T o C o n t a c t M o b i l e P h o n e N o L b l < / B i l l T o C o n t a c t M o b i l e P h o n e N o L b l > + 
+         < B i l l T o C o n t a c t P h o n e N o   E l e m e n t T y p e = " C o l u m n "   E l e m e n t I d = " 3 6 2 4 7 7 4 8 8 "   D a t a T y p e = " T e x t " > B i l l T o C o n t a c t P h o n e N o < / B i l l T o C o n t a c t P h o n e N o > + 
+         < B i l l T o C o n t a c t P h o n e N o L b l   E l e m e n t T y p e = " C o l u m n "   E l e m e n t I d = " 2 1 2 3 3 4 5 9 6 6 "   D a t a T y p e = " T e x t C o n s t " > B i l l T o C o n t a c t P h o n e N o L b l < / B i l l T o C o n t a c t P h o n e N o L b l > + 
+         < B i l l t o C u s t u m e r N o   E l e m e n t T y p e = " C o l u m n "   E l e m e n t I d = " 2 8 0 4 7 3 0 5 8 "   D a t a T y p e = " C o d e " > B i l l t o C u s t u m e r N o < / B i l l t o C u s t u m e r N o > + 
+         < B i l l t o C u s t u m e r N o _ L b l   E l e m e n t T y p e = " C o l u m n "   E l e m e n t I d = " 2 1 8 1 7 1 2 6 3 "   D a t a T y p e = " S t r i n g " > B i l l t o C u s t u m e r N o _ L b l < / B i l l t o C u s t u m e r N o _ L b l > + 
+         < C o m p a n y A d d r e s s 1   E l e m e n t T y p e = " C o l u m n "   E l e m e n t I d = " 1 8 8 4 1 6 4 3 2 3 "   D a t a T y p e = " T e x t " > C o m p a n y A d d r e s s 1 < / C o m p a n y A d d r e s s 1 > + 
+         < C o m p a n y A d d r e s s 2   E l e m e n t T y p e = " C o l u m n "   E l e m e n t I d = " 1 2 4 6 4 6 7 7 0 6 "   D a t a T y p e = " T e x t " > C o m p a n y A d d r e s s 2 < / C o m p a n y A d d r e s s 2 > + 
+         < C o m p a n y A d d r e s s 3   E l e m e n t T y p e = " C o l u m n "   E l e m e n t I d = " 6 0 8 7 7 1 0 8 9 "   D a t a T y p e = " T e x t " > C o m p a n y A d d r e s s 3 < / C o m p a n y A d d r e s s 3 > + 
+         < C o m p a n y A d d r e s s 4   E l e m e n t T y p e = " C o l u m n "   E l e m e n t I d = " 7 7 7 6 8 0 1 1 2 "   D a t a T y p e = " T e x t " > C o m p a n y A d d r e s s 4 < / C o m p a n y A d d r e s s 4 > + 
+         < C o m p a n y A d d r e s s 5   E l e m e n t T y p e = " C o l u m n "   E l e m e n t I d = " 1 3 9 9 8 3 4 9 5 "   D a t a T y p e = " T e x t " > C o m p a n y A d d r e s s 5 < / C o m p a n y A d d r e s s 5 > + 
+         < C o m p a n y A d d r e s s 6   E l e m e n t T y p e = " C o l u m n "   E l e m e n t I d = " 4 9 7 7 1 3 1 2 2 "   D a t a T y p e = " T e x t " > C o m p a n y A d d r e s s 6 < / C o m p a n y A d d r e s s 6 > + 
+         < C o m p a n y A d d r e s s 7   E l e m e n t T y p e = " C o l u m n "   E l e m e n t I d = " 1 1 3 5 4 0 9 7 3 9 "   D a t a T y p e = " T e x t " > C o m p a n y A d d r e s s 7 < / C o m p a n y A d d r e s s 7 > + 
+         < C o m p a n y A d d r e s s 8   E l e m e n t T y p e = " C o l u m n "   E l e m e n t I d = " 1 7 1 5 2 5 5 3 0 0 "   D a t a T y p e = " T e x t " > C o m p a n y A d d r e s s 8 < / C o m p a n y A d d r e s s 8 > + 
+         < C o m p a n y B a n k A c c o u n t N o   E l e m e n t T y p e = " C o l u m n "   E l e m e n t I d = " 3 0 1 4 0 2 0 4 "   D a t a T y p e = " T e x t " > C o m p a n y B a n k A c c o u n t N o < / C o m p a n y B a n k A c c o u n t N o > + 
+         < C o m p a n y B a n k A c c o u n t N o _ L b l   E l e m e n t T y p e = " C o l u m n "   E l e m e n t I d = " 1 0 9 7 7 4 3 3 4 5 "   D a t a T y p e = " T e x t C o n s t " > C o m p a n y B a n k A c c o u n t N o _ L b l < / C o m p a n y B a n k A c c o u n t N o _ L b l > + 
+         < C o m p a n y B a n k B r a n c h N o   E l e m e n t T y p e = " C o l u m n "   E l e m e n t I d = " 7 9 3 1 3 3 0 5 7 "   D a t a T y p e = " T e x t " > C o m p a n y B a n k B r a n c h N o < / C o m p a n y B a n k B r a n c h N o > + 
+         < C o m p a n y B a n k B r a n c h N o _ L b l   E l e m e n t T y p e = " C o l u m n "   E l e m e n t I d = " 3 2 7 9 0 6 6 9 2 "   D a t a T y p e = " S t r i n g " > C o m p a n y B a n k B r a n c h N o _ L b l < / C o m p a n y B a n k B r a n c h N o _ L b l > + 
+         < C o m p a n y B a n k N a m e   E l e m e n t T y p e = " C o l u m n "   E l e m e n t I d = " 1 5 3 4 9 0 5 6 0 5 "   D a t a T y p e = " T e x t " > C o m p a n y B a n k N a m e < / C o m p a n y B a n k N a m e > + 
+         < C o m p a n y B a n k N a m e _ L b l   E l e m e n t T y p e = " C o l u m n "   E l e m e n t I d = " 1 2 0 4 3 0 7 0 1 4 "   D a t a T y p e = " T e x t C o n s t " > C o m p a n y B a n k N a m e _ L b l < / C o m p a n y B a n k N a m e _ L b l > + 
+         < C o m p a n y C u s t o m G i r o   E l e m e n t T y p e = " C o l u m n "   E l e m e n t I d = " 1 6 7 0 4 7 5 7 9 8 "   D a t a T y p e = " T e x t " > C o m p a n y C u s t o m G i r o < / C o m p a n y C u s t o m G i r o > + 
+         < C o m p a n y C u s t o m G i r o _ L b l   E l e m e n t T y p e = " C o l u m n "   E l e m e n t I d = " 8 9 1 4 3 9 6 2 5 "   D a t a T y p e = " T e x t " > C o m p a n y C u s t o m G i r o _ L b l < / C o m p a n y C u s t o m G i r o _ L b l > + 
+         < C o m p a n y E M a i l   E l e m e n t T y p e = " C o l u m n "   E l e m e n t I d = " 1 6 7 7 0 7 4 0 5 8 "   D a t a T y p e = " T e x t " > C o m p a n y E M a i l < / C o m p a n y E M a i l > + 
+         < C o m p a n y G i r o N o   E l e m e n t T y p e = " C o l u m n "   E l e m e n t I d = " 1 3 6 0 1 9 6 3 2 0 "   D a t a T y p e = " T e x t " > C o m p a n y G i r o N o < / C o m p a n y G i r o N o > + 
+         < C o m p a n y G i r o N o _ L b l   E l e m e n t T y p e = " C o l u m n "   E l e m e n t I d = " 8 6 1 6 0 2 1 1 5 "   D a t a T y p e = " T e x t C o n s t " > C o m p a n y G i r o N o _ L b l < / C o m p a n y G i r o N o _ L b l > + 
+         < C o m p a n y H o m e P a g e   E l e m e n t T y p e = " C o l u m n "   E l e m e n t I d = " 1 9 8 9 1 8 8 7 0 "   D a t a T y p e = " T e x t " > C o m p a n y H o m e P a g e < / C o m p a n y H o m e P a g e > + 
+         < C o m p a n y I B A N   E l e m e n t T y p e = " C o l u m n "   E l e m e n t I d = " 9 0 6 5 4 9 1 8 2 "   D a t a T y p e = " C o d e " > C o m p a n y I B A N < / C o m p a n y I B A N > + 
+         < C o m p a n y I B A N _ L b l   E l e m e n t T y p e = " C o l u m n "   E l e m e n t I d = " 1 2 6 7 9 5 2 2 2 7 "   D a t a T y p e = " S t r i n g " > C o m p a n y I B A N _ L b l < / C o m p a n y I B A N _ L b l > + 
+         < C o m p a n y L e g a l O f f i c e   E l e m e n t T y p e = " C o l u m n "   E l e m e n t I d = " 7 1 4 2 5 8 1 1 1 "   D a t a T y p e = " T e x t " > C o m p a n y L e g a l O f f i c e < / C o m p a n y L e g a l O f f i c e > + 
+         < C o m p a n y L e g a l O f f i c e _ L b l   E l e m e n t T y p e = " C o l u m n "   E l e m e n t I d = " 1 5 3 3 1 7 5 1 0 8 "   D a t a T y p e = " T e x t " > C o m p a n y L e g a l O f f i c e _ L b l < / C o m p a n y L e g a l O f f i c e _ L b l > + 
+         < C o m p a n y L e g a l S t a t e m e n t   E l e m e n t T y p e = " C o l u m n "   E l e m e n t I d = " 4 4 8 3 5 8 8 7 6 "   D a t a T y p e = " T e x t " > C o m p a n y L e g a l S t a t e m e n t < / C o m p a n y L e g a l S t a t e m e n t > + 
+         < C o m p a n y L o g o P o s i t i o n   E l e m e n t T y p e = " C o l u m n "   E l e m e n t I d = " 1 4 2 5 2 6 6 6 8 8 "   D a t a T y p e = " I n t e g e r " > C o m p a n y L o g o P o s i t i o n < / C o m p a n y L o g o P o s i t i o n > + 
+         < C o m p a n y P h o n e N o   E l e m e n t T y p e = " C o l u m n "   E l e m e n t I d = " 2 5 0 4 4 0 6 5 5 "   D a t a T y p e = " T e x t " > C o m p a n y P h o n e N o < / C o m p a n y P h o n e N o > + 
+         < C o m p a n y P h o n e N o _ L b l   E l e m e n t T y p e = " C o l u m n "   E l e m e n t I d = " 5 5 8 5 9 3 5 8 6 "   D a t a T y p e = " T e x t C o n s t " > C o m p a n y P h o n e N o _ L b l < / C o m p a n y P h o n e N o _ L b l > + 
+         < C o m p a n y P i c t u r e   E l e m e n t T y p e = " C o l u m n "   E l e m e n t I d = " 1 3 9 7 4 1 1 0 7 4 "   D a t a T y p e = " B L O B " / > + 
+         < C o m p a n y R e g i s t r a t i o n N u m b e r   E l e m e n t T y p e = " C o l u m n "   E l e m e n t I d = " 2 0 2 3 6 3 9 4 2 4 "   D a t a T y p e = " T e x t " > C o m p a n y R e g i s t r a t i o n N u m b e r < / C o m p a n y R e g i s t r a t i o n N u m b e r > + 
+         < C o m p a n y R e g i s t r a t i o n N u m b e r _ L b l   E l e m e n t T y p e = " C o l u m n "   E l e m e n t I d = " 1 8 3 3 1 0 6 6 5 3 "   D a t a T y p e = " T e x t " > C o m p a n y R e g i s t r a t i o n N u m b e r _ L b l < / C o m p a n y R e g i s t r a t i o n N u m b e r _ L b l > + 
+         < C o m p a n y S W I F T   E l e m e n t T y p e = " C o l u m n "   E l e m e n t I d = " 6 6 8 2 5 0 2 4 5 "   D a t a T y p e = " C o d e " > C o m p a n y S W I F T < / C o m p a n y S W I F T > + 
+         < C o m p a n y S W I F T _ L b l   E l e m e n t T y p e = " C o l u m n "   E l e m e n t I d = " 2 0 2 9 5 9 7 3 8 4 "   D a t a T y p e = " S t r i n g " > C o m p a n y S W I F T _ L b l < / C o m p a n y S W I F T _ L b l > + 
+         < C o m p a n y V A T R e g i s t r a t i o n N o   E l e m e n t T y p e = " C o l u m n "   E l e m e n t I d = " 1 9 1 4 0 1 3 6 4 9 "   D a t a T y p e = " T e x t " > C o m p a n y V A T R e g i s t r a t i o n N o < / C o m p a n y V A T R e g i s t r a t i o n N o > + 
+         < C o m p a n y V A T R e g i s t r a t i o n N o _ L b l   E l e m e n t T y p e = " C o l u m n "   E l e m e n t I d = " 9 2 4 5 0 3 1 2 4 "   D a t a T y p e = " T e x t " > C o m p a n y V A T R e g i s t r a t i o n N o _ L b l < / C o m p a n y V A T R e g i s t r a t i o n N o _ L b l > + 
+         < C o m p a n y V A T R e g N o   E l e m e n t T y p e = " C o l u m n "   E l e m e n t I d = " 1 7 1 4 3 1 9 3 6 "   D a t a T y p e = " T e x t " > C o m p a n y V A T R e g N o < / C o m p a n y V A T R e g N o > + 
+         < C o m p a n y V A T R e g N o _ L b l   E l e m e n t T y p e = " C o l u m n "   E l e m e n t I d = " 7 7 3 2 0 1 5 0 1 "   D a t a T y p e = " T e x t " > C o m p a n y V A T R e g N o _ L b l < / C o m p a n y V A T R e g N o _ L b l > + 
+         < C o p y _ L b l   E l e m e n t T y p e = " C o l u m n "   E l e m e n t I d = " 6 0 4 7 8 2 7 8 1 "   D a t a T y p e = " T e x t C o n s t " > C o p y _ L b l < / C o p y _ L b l > + 
+         < C u s t o m e r A d d r e s s 1   E l e m e n t T y p e = " C o l u m n "   E l e m e n t I d = " 1 8 0 1 9 6 6 4 5 4 "   D a t a T y p e = " T e x t " > C u s t o m e r A d d r e s s 1 < / C u s t o m e r A d d r e s s 1 > + 
+         < C u s t o m e r A d d r e s s 2   E l e m e n t T y p e = " C o l u m n "   E l e m e n t I d = " 1 1 6 4 2 6 9 8 3 7 "   D a t a T y p e = " T e x t " > C u s t o m e r A d d r e s s 2 < / C u s t o m e r A d d r e s s 2 > + 
+         < C u s t o m e r A d d r e s s 3   E l e m e n t T y p e = " C o l u m n "   E l e m e n t I d = " 5 2 6 5 7 3 2 2 0 "   D a t a T y p e = " T e x t " > C u s t o m e r A d d r e s s 3 < / C u s t o m e r A d d r e s s 3 > + 
+         < C u s t o m e r A d d r e s s 4   E l e m e n t T y p e = " C o l u m n "   E l e m e n t I d = " 1 1 1 1 2 3 3 9 7 "   D a t a T y p e = " T e x t " > C u s t o m e r A d d r e s s 4 < / C u s t o m e r A d d r e s s 4 > + 
+         < C u s t o m e r A d d r e s s 5   E l e m e n t T y p e = " C o l u m n "   E l e m e n t I d = " 7 4 8 8 2 0 0 1 4 "   D a t a T y p e = " T e x t " > C u s t o m e r A d d r e s s 5 < / C u s t o m e r A d d r e s s 5 > + 
+         < C u s t o m e r A d d r e s s 6   E l e m e n t T y p e = " C o l u m n "   E l e m e n t I d = " 1 3 8 6 5 1 6 6 3 1 "   D a t a T y p e = " T e x t " > C u s t o m e r A d d r e s s 6 < / C u s t o m e r A d d r e s s 6 > + 
+         < C u s t o m e r A d d r e s s 7   E l e m e n t T y p e = " C o l u m n "   E l e m e n t I d = " 2 0 2 4 2 1 3 2 4 8 "   D a t a T y p e = " T e x t " > C u s t o m e r A d d r e s s 7 < / C u s t o m e r A d d r e s s 7 > + 
+         < C u s t o m e r A d d r e s s 8   E l e m e n t T y p e = " C o l u m n "   E l e m e n t I d = " 1 0 4 8 6 9 8 5 8 5 "   D a t a T y p e = " T e x t " > C u s t o m e r A d d r e s s 8 < / C u s t o m e r A d d r e s s 8 > + 
+         < C u s t o m e r P o s t a l B a r C o d e   E l e m e n t T y p e = " C o l u m n "   E l e m e n t I d = " 3 9 8 5 8 0 6 8 8 "   D a t a T y p e = " T e x t " > C u s t o m e r P o s t a l B a r C o d e < / C u s t o m e r P o s t a l B a r C o d e > + 
+         < D o c u m e n t C o p y T e x t   E l e m e n t T y p e = " C o l u m n "   E l e m e n t I d = " 1 8 2 4 9 4 6 0 4 6 "   D a t a T y p e = " S t r i n g " > D o c u m e n t C o p y T e x t < / D o c u m e n t C o p y T e x t > + 
+         < D o c u m e n t D a t e   E l e m e n t T y p e = " C o l u m n "   E l e m e n t I d = " 5 5 2 8 7 1 9 1 4 "   D a t a T y p e = " S t r i n g " > D o c u m e n t D a t e < / D o c u m e n t D a t e > + 
+         < D o c u m e n t D a t e _ L b l   E l e m e n t T y p e = " C o l u m n "   E l e m e n t I d = " 1 0 2 6 4 9 4 8 3 "   D a t a T y p e = " S t r i n g " > D o c u m e n t D a t e _ L b l < / D o c u m e n t D a t e _ L b l > + 
+         < D o c u m e n t N o   E l e m e n t T y p e = " C o l u m n "   E l e m e n t I d = " 9 7 0 3 5 0 5 3 9 "   D a t a T y p e = " C o d e " > D o c u m e n t N o < / D o c u m e n t N o > + 
+         < D o c u m e n t N o _ L b l   E l e m e n t T y p e = " C o l u m n "   E l e m e n t I d = " 7 8 9 7 9 5 9 7 8 "   D a t a T y p e = " T e x t C o n s t " > D o c u m e n t N o _ L b l < / D o c u m e n t N o _ L b l > + 
+         < D o c u m e n t T i t l e _ L b l   E l e m e n t T y p e = " C o l u m n "   E l e m e n t I d = " 8 5 8 4 2 3 9 2 9 "   D a t a T y p e = " T e x t C o n s t " > D o c u m e n t T i t l e _ L b l < / D o c u m e n t T i t l e _ L b l > + 
+         < D u e D a t e   E l e m e n t T y p e = " C o l u m n "   E l e m e n t I d = " 7 4 5 1 7 0 2 0 3 "   D a t a T y p e = " S t r i n g " > D u e D a t e < / D u e D a t e > + 
+         < D u e D a t e _ L b l   E l e m e n t T y p e = " C o l u m n "   E l e m e n t I d = " 1 6 4 8 2 8 4 6 4 8 "   D a t a T y p e = " S t r i n g " > D u e D a t e _ L b l < / D u e D a t e _ L b l > + 
+         < E M a i l _ H e a d e r _ L b l   E l e m e n t T y p e = " C o l u m n "   E l e m e n t I d = " 5 1 3 1 7 0 8 0 4 "   D a t a T y p e = " T e x t C o n s t " > E M a i l _ H e a d e r _ L b l < / E M a i l _ H e a d e r _ L b l > + 
+         < E x c h a n g e R a t e A S T e x t   E l e m e n t T y p e = " C o l u m n "   E l e m e n t I d = " 1 1 5 7 2 6 2 0 5 3 "   D a t a T y p e = " T e x t " > E x c h a n g e R a t e A S T e x t < / E x c h a n g e R a t e A S T e x t > + 
+         < E x t e r n a l D o c u m e n t N o   E l e m e n t T y p e = " C o l u m n "   E l e m e n t I d = " 7 3 3 9 5 3 9 6 6 "   D a t a T y p e = " C o d e " > E x t e r n a l D o c u m e n t N o < / E x t e r n a l D o c u m e n t N o > + 
+         < E x t e r n a l D o c u m e n t N o L b l   E l e m e n t T y p e = " C o l u m n "   E l e m e n t I d = " 7 8 3 2 8 7 4 5 2 "   D a t a T y p e = " S t r i n g " > E x t e r n a l D o c u m e n t N o L b l < / E x t e r n a l D o c u m e n t N o L b l > + 
+         < H o m e P a g e _ H e a d e r _ L b l   E l e m e n t T y p e = " C o l u m n "   E l e m e n t I d = " 1 8 7 9 7 2 5 0 8 4 "   D a t a T y p e = " T e x t C o n s t " > H o m e P a g e _ H e a d e r _ L b l < / H o m e P a g e _ H e a d e r _ L b l > + 
+         < I n v o i c e D i s c o u n t A m o u n t _ L b l   E l e m e n t T y p e = " C o l u m n "   E l e m e n t I d = " 1 5 9 3 0 1 2 7 3 6 "   D a t a T y p e = " T e x t C o n s t " > I n v o i c e D i s c o u n t A m o u n t _ L b l < / I n v o i c e D i s c o u n t A m o u n t _ L b l > + 
+         < I n v o i c e D i s c o u n t B a s e A m o u n t _ L b l   E l e m e n t T y p e = " C o l u m n "   E l e m e n t I d = " 2 0 2 9 2 6 6 8 7 5 "   D a t a T y p e = " T e x t C o n s t " > I n v o i c e D i s c o u n t B a s e A m o u n t _ L b l < / I n v o i c e D i s c o u n t B a s e A m o u n t _ L b l > + 
+         < L e g a l E n t i t y T y p e   E l e m e n t T y p e = " C o l u m n "   E l e m e n t I d = " 2 0 5 1 8 7 3 5 6 3 "   D a t a T y p e = " T e x t " > L e g a l E n t i t y T y p e < / L e g a l E n t i t y T y p e > + 
+         < L e g a l E n t i t y T y p e _ L b l   E l e m e n t T y p e = " C o l u m n "   E l e m e n t I d = " 2 0 8 0 2 2 4 7 9 2 "   D a t a T y p e = " T e x t " > L e g a l E n t i t y T y p e _ L b l < / L e g a l E n t i t y T y p e _ L b l > + 
+         < L i n e A m o u n t A f t e r I n v o i c e D i s c o u n t _ L b l   E l e m e n t T y p e = " C o l u m n "   E l e m e n t I d = " 6 7 3 7 2 1 0 9 4 "   D a t a T y p e = " T e x t C o n s t " > L i n e A m o u n t A f t e r I n v o i c e D i s c o u n t _ L b l < / L i n e A m o u n t A f t e r I n v o i c e D i s c o u n t _ L b l > + 
+         < L o c a l C u r r e n c y _ L b l   E l e m e n t T y p e = " C o l u m n "   E l e m e n t I d = " 1 5 5 9 6 9 3 4 2 2 "   D a t a T y p e = " T e x t C o n s t " > L o c a l C u r r e n c y _ L b l < / L o c a l C u r r e n c y _ L b l > + 
+         < P a g e _ L b l   E l e m e n t T y p e = " C o l u m n "   E l e m e n t I d = " 6 8 0 6 4 8 0 9 1 "   D a t a T y p e = " T e x t C o n s t " > P a g e _ L b l < / P a g e _ L b l > + 
+         < P a y m e n t M e t h o d D e s c r i p t i o n   E l e m e n t T y p e = " C o l u m n "   E l e m e n t I d = " 5 8 5 7 5 7 9 7 4 "   D a t a T y p e = " T e x t " > P a y m e n t M e t h o d D e s c r i p t i o n < / P a y m e n t M e t h o d D e s c r i p t i o n > + 
+         < P a y m e n t M e t h o d D e s c r i p t i o n _ L b l   E l e m e n t T y p e = " C o l u m n "   E l e m e n t I d = " 7 9 7 1 1 7 3 2 3 "   D a t a T y p e = " T e x t C o n s t " > P a y m e n t M e t h o d D e s c r i p t i o n _ L b l < / P a y m e n t M e t h o d D e s c r i p t i o n _ L b l > + 
+         < P a y m e n t T e r m s D e s c r i p t i o n   E l e m e n t T y p e = " C o l u m n "   E l e m e n t I d = " 2 0 3 8 7 4 2 7 0 0 "   D a t a T y p e = " T e x t " > P a y m e n t T e r m s D e s c r i p t i o n < / P a y m e n t T e r m s D e s c r i p t i o n > + 
+         < P a y m e n t T e r m s D e s c r i p t i o n _ L b l   E l e m e n t T y p e = " C o l u m n "   E l e m e n t I d = " 1 8 7 4 4 9 4 3 2 1 "   D a t a T y p e = " T e x t C o n s t " > P a y m e n t T e r m s D e s c r i p t i o n _ L b l < / P a y m e n t T e r m s D e s c r i p t i o n _ L b l > + 
+         < P r i c e s I n c l u d i n g V A T   E l e m e n t T y p e = " C o l u m n "   E l e m e n t I d = " 5 1 8 8 1 7 1 6 7 "   D a t a T y p e = " B o o l e a n " > P r i c e s I n c l u d i n g V A T < / P r i c e s I n c l u d i n g V A T > + 
+         < P r i c e s I n c l u d i n g V A T _ L b l   E l e m e n t T y p e = " C o l u m n "   E l e m e n t I d = " 1 3 7 7 9 7 9 4 4 4 "   D a t a T y p e = " S t r i n g " > P r i c e s I n c l u d i n g V A T _ L b l < / P r i c e s I n c l u d i n g V A T _ L b l > + 
+         < P r i c e s I n c l u d i n g V A T Y e s N o   E l e m e n t T y p e = " C o l u m n "   E l e m e n t I d = " 1 4 1 1 1 4 7 5 9 9 "   D a t a T y p e = " S t r i n g " > P r i c e s I n c l u d i n g V A T Y e s N o < / P r i c e s I n c l u d i n g V A T Y e s N o > + 
+         < Q R _ C o d e _ I m a g e   E l e m e n t T y p e = " C o l u m n "   E l e m e n t I d = " 2 0 7 9 6 8 0 8 3 6 "   D a t a T y p e = " M e d i a S e t " > Q R _ C o d e _ I m a g e < / Q R _ C o d e _ I m a g e > + 
+         < Q R _ C o d e _ I m a g e _ L b l   E l e m e n t T y p e = " C o l u m n "   E l e m e n t I d = " 1 2 2 9 4 4 6 0 7 "   D a t a T y p e = " S t r i n g " > Q R _ C o d e _ I m a g e _ L b l < / Q R _ C o d e _ I m a g e _ L b l > + 
+         < R e c u r r i n g B i l l i n g   E l e m e n t T y p e = " C o l u m n "   E l e m e n t I d = " 4 8 0 8 6 9 9 3 "   D a t a T y p e = " B o o l e a n " > R e c u r r i n g B i l l i n g < / R e c u r r i n g B i l l i n g > + 
+         < S a l e s I n v o i c e L i n e D i s c o u n t _ L b l   E l e m e n t T y p e = " C o l u m n "   E l e m e n t I d = " 6 6 4 6 0 1 5 8 2 "   D a t a T y p e = " T e x t C o n s t " > S a l e s I n v o i c e L i n e D i s c o u n t _ L b l < / S a l e s I n v o i c e L i n e D i s c o u n t _ L b l > + 
+         < S a l e s P e r s o n _ L b l   E l e m e n t T y p e = " C o l u m n "   E l e m e n t I d = " 1 5 6 4 1 9 6 3 6 5 "   D a t a T y p e = " T e x t C o n s t " > S a l e s P e r s o n _ L b l < / S a l e s P e r s o n _ L b l > + 
+         < S a l e s P e r s o n B l a n k _ L b l   E l e m e n t T y p e = " C o l u m n "   E l e m e n t I d = " 6 5 4 6 2 4 6 0 1 "   D a t a T y p e = " T e x t " > S a l e s P e r s o n B l a n k _ L b l < / S a l e s P e r s o n B l a n k _ L b l > + 
+         < S a l e s P e r s o n N a m e   E l e m e n t T y p e = " C o l u m n "   E l e m e n t I d = " 8 7 1 4 9 2 9 8 3 "   D a t a T y p e = " T e x t " > S a l e s P e r s o n N a m e < / S a l e s P e r s o n N a m e > + 
+         < S e l l T o C o n t a c t E m a i l   E l e m e n t T y p e = " C o l u m n "   E l e m e n t I d = " 2 6 2 8 2 4 5 6 4 "   D a t a T y p e = " T e x t " > S e l l T o C o n t a c t E m a i l < / S e l l T o C o n t a c t E m a i l > + 
+         < S e l l T o C o n t a c t E m a i l L b l   E l e m e n t T y p e = " C o l u m n "   E l e m e n t I d = " 3 7 0 9 2 0 3 7 4 "   D a t a T y p e = " T e x t C o n s t " > S e l l T o C o n t a c t E m a i l L b l < / S e l l T o C o n t a c t E m a i l L b l > + 
+         < S e l l T o C o n t a c t M o b i l e P h o n e N o   E l e m e n t T y p e = " C o l u m n "   E l e m e n t I d = " 1 8 4 3 5 8 7 4 7 "   D a t a T y p e = " T e x t " > S e l l T o C o n t a c t M o b i l e P h o n e N o < / S e l l T o C o n t a c t M o b i l e P h o n e N o > + 
+         < S e l l T o C o n t a c t M o b i l e P h o n e N o L b l   E l e m e n t T y p e = " C o l u m n "   E l e m e n t I d = " 1 4 5 7 5 2 8 4 1 7 "   D a t a T y p e = " T e x t C o n s t " > S e l l T o C o n t a c t M o b i l e P h o n e N o L b l < / S e l l T o C o n t a c t M o b i l e P h o n e N o L b l > + 
+         < S e l l T o C o n t a c t P h o n e N o   E l e m e n t T y p e = " C o l u m n "   E l e m e n t I d = " 1 6 1 3 8 2 2 4 8 3 "   D a t a T y p e = " T e x t " > S e l l T o C o n t a c t P h o n e N o < / S e l l T o C o n t a c t P h o n e N o > + 
+         < S e l l T o C o n t a c t P h o n e N o L b l   E l e m e n t T y p e = " C o l u m n "   E l e m e n t I d = " 1 0 5 0 6 8 6 8 0 9 "   D a t a T y p e = " T e x t C o n s t " > S e l l T o C o n t a c t P h o n e N o L b l < / S e l l T o C o n t a c t P h o n e N o L b l > + 
+         < S e l l t o C u s t o m e r N o   E l e m e n t T y p e = " C o l u m n "   E l e m e n t I d = " 2 0 5 0 6 4 7 3 4 9 "   D a t a T y p e = " C o d e " > S e l l t o C u s t o m e r N o < / S e l l t o C u s t o m e r N o > + 
+         < S e l l t o C u s t o m e r N o _ L b l   E l e m e n t T y p e = " C o l u m n "   E l e m e n t I d = " 2 9 8 3 8 1 5 1 2 "   D a t a T y p e = " S t r i n g " > S e l l t o C u s t o m e r N o _ L b l < / S e l l t o C u s t o m e r N o _ L b l > + 
+         < S h i p m e n t _ L b l   E l e m e n t T y p e = " C o l u m n "   E l e m e n t I d = " 2 0 8 5 7 6 7 1 2 0 "   D a t a T y p e = " T e x t C o n s t " > S h i p m e n t _ L b l < / S h i p m e n t _ L b l > + 
+         < S h i p m e n t D a t e   E l e m e n t T y p e = " C o l u m n "   E l e m e n t I d = " 9 3 1 1 1 1 4 6 5 "   D a t a T y p e = " S t r i n g " > S h i p m e n t D a t e < / S h i p m e n t D a t e > + 
+         < S h i p m e n t D a t e _ L b l   E l e m e n t T y p e = " C o l u m n "   E l e m e n t I d = " 6 1 4 4 0 0 3 6 4 "   D a t a T y p e = " S t r i n g " > S h i p m e n t D a t e _ L b l < / S h i p m e n t D a t e _ L b l > + 
+         < S h i p m e n t M e t h o d D e s c r i p t i o n   E l e m e n t T y p e = " C o l u m n "   E l e m e n t I d = " 2 0 5 9 4 0 3 2 6 0 "   D a t a T y p e = " T e x t " > S h i p m e n t M e t h o d D e s c r i p t i o n < / S h i p m e n t M e t h o d D e s c r i p t i o n > + 
+         < S h i p m e n t M e t h o d D e s c r i p t i o n _ L b l   E l e m e n t T y p e = " C o l u m n "   E l e m e n t I d = " 1 1 7 9 9 7 8 4 6 5 "   D a t a T y p e = " T e x t C o n s t " > S h i p m e n t M e t h o d D e s c r i p t i o n _ L b l < / S h i p m e n t M e t h o d D e s c r i p t i o n _ L b l > + 
+         < S h i p T o A d d r e s s _ L b l   E l e m e n t T y p e = " C o l u m n "   E l e m e n t I d = " 1 6 5 0 5 0 5 0 1 7 "   D a t a T y p e = " T e x t C o n s t " > S h i p T o A d d r e s s _ L b l < / S h i p T o A d d r e s s _ L b l > + 
+         < S h i p T o A d d r e s s 1   E l e m e n t T y p e = " C o l u m n "   E l e m e n t I d = " 1 3 5 7 6 7 2 8 6 1 "   D a t a T y p e = " T e x t " > S h i p T o A d d r e s s 1 < / S h i p T o A d d r e s s 1 > + 
+         < S h i p T o A d d r e s s 2   E l e m e n t T y p e = " C o l u m n "   E l e m e n t I d = " 1 0 2 4 2 0 4 5 8 4 "   D a t a T y p e = " T e x t " > S h i p T o A d d r e s s 2 < / S h i p T o A d d r e s s 2 > + 
+         < S h i p T o A d d r e s s 3   E l e m e n t T y p e = " C o l u m n "   E l e m e n t I d = " 1 6 6 1 9 0 1 2 0 1 "   D a t a T y p e = " T e x t " > S h i p T o A d d r e s s 3 < / S h i p T o A d d r e s s 3 > + 
+         < S h i p T o A d d r e s s 4   E l e m e n t T y p e = " C o l u m n "   E l e m e n t I d = " 5 5 5 4 1 6 9 9 0 "   D a t a T y p e = " T e x t " > S h i p T o A d d r e s s 4 < / S h i p T o A d d r e s s 4 > + 
+         < S h i p T o A d d r e s s 5   E l e m e n t T y p e = " C o l u m n "   E l e m e n t I d = " 1 1 9 3 1 1 3 6 0 7 "   D a t a T y p e = " T e x t " > S h i p T o A d d r e s s 5 < / S h i p T o A d d r e s s 5 > + 
+         < S h i p T o A d d r e s s 6   E l e m e n t T y p e = " C o l u m n "   E l e m e n t I d = " 7 1 9 9 7 6 2 4 4 "   D a t a T y p e = " T e x t " > S h i p T o A d d r e s s 6 < / S h i p T o A d d r e s s 6 > + 
+         < S h i p T o A d d r e s s 7   E l e m e n t T y p e = " C o l u m n "   E l e m e n t I d = " 8 2 2 7 9 6 2 7 "   D a t a T y p e = " T e x t " > S h i p T o A d d r e s s 7 < / S h i p T o A d d r e s s 7 > + 
+         < S h i p T o A d d r e s s 8   E l e m e n t T y p e = " C o l u m n "   E l e m e n t I d = " 1 4 9 2 9 9 2 1 7 8 "   D a t a T y p e = " T e x t " > S h i p T o A d d r e s s 8 < / S h i p T o A d d r e s s 8 > + 
+         < S h i p T o P h o n e N o   E l e m e n t T y p e = " C o l u m n "   E l e m e n t I d = " 3 6 9 7 0 2 2 5 5 "   D a t a T y p e = " T e x t " > S h i p T o P h o n e N o < / S h i p T o P h o n e N o > + 
+         < S h o w S h i p p i n g A d d r e s s   E l e m e n t T y p e = " C o l u m n "   E l e m e n t I d = " 1 1 2 0 0 7 1 2 6 6 "   D a t a T y p e = " B o o l e a n " > S h o w S h i p p i n g A d d r e s s < / S h o w S h i p p i n g A d d r e s s > + 
+         < S h o w W o r k D e s c r i p t i o n   E l e m e n t T y p e = " C o l u m n "   E l e m e n t I d = " 7 8 5 4 6 8 8 6 5 "   D a t a T y p e = " B o o l e a n " > S h o w W o r k D e s c r i p t i o n < / S h o w W o r k D e s c r i p t i o n > + 
+         < S u b t o t a l _ L b l   E l e m e n t T y p e = " C o l u m n "   E l e m e n t I d = " 1 9 6 7 7 9 5 1 4 2 "   D a t a T y p e = " T e x t C o n s t " > S u b t o t a l _ L b l < / S u b t o t a l _ L b l > + 
+         < T o t a l _ L b l   E l e m e n t T y p e = " C o l u m n "   E l e m e n t I d = " 1 2 1 0 1 0 0 8 7 8 "   D a t a T y p e = " T e x t C o n s t " > T o t a l _ L b l < / T o t a l _ L b l > + 
+         < V A T A m o u n t _ L b l   E l e m e n t T y p e = " C o l u m n "   E l e m e n t I d = " 1 0 9 4 6 5 7 2 9 "   D a t a T y p e = " T e x t C o n s t " > V A T A m o u n t _ L b l < / V A T A m o u n t _ L b l > + 
+         < V A T A m o u n t S p e c i f i c a t i o n _ L b l   E l e m e n t T y p e = " C o l u m n "   E l e m e n t I d = " 8 7 8 7 0 6 8 4 6 "   D a t a T y p e = " T e x t C o n s t " > V A T A m o u n t S p e c i f i c a t i o n _ L b l < / V A T A m o u n t S p e c i f i c a t i o n _ L b l > + 
+         < V A T B a s e _ L b l   E l e m e n t T y p e = " C o l u m n "   E l e m e n t I d = " 1 8 6 6 1 5 8 2 7 8 "   D a t a T y p e = " T e x t C o n s t " > V A T B a s e _ L b l < / V A T B a s e _ L b l > + 
+         < V A T C l a u s e _ L b l   E l e m e n t T y p e = " C o l u m n "   E l e m e n t I d = " 1 5 7 0 4 9 5 4 9 0 "   D a t a T y p e = " S t r i n g " > V A T C l a u s e _ L b l < / V A T C l a u s e _ L b l > + 
+         < V A T C l a u s e s _ L b l   E l e m e n t T y p e = " C o l u m n "   E l e m e n t I d = " 1 3 8 3 9 2 0 0 1 9 "   D a t a T y p e = " T e x t C o n s t " > V A T C l a u s e s _ L b l < / V A T C l a u s e s _ L b l > + 
+         < V A T I d e n t i f i e r _ L b l   E l e m e n t T y p e = " C o l u m n "   E l e m e n t I d = " 1 6 8 6 6 2 3 9 8 4 "   D a t a T y p e = " T e x t C o n s t " > V A T I d e n t i f i e r _ L b l < / V A T I d e n t i f i e r _ L b l > + 
+         < V A T P e r c e n t a g e _ L b l   E l e m e n t T y p e = " C o l u m n "   E l e m e n t I d = " 6 7 6 6 5 4 5 6 5 "   D a t a T y p e = " T e x t C o n s t " > V A T P e r c e n t a g e _ L b l < / V A T P e r c e n t a g e _ L b l > + 
+         < V A T R e g i s t r a t i o n N o   E l e m e n t T y p e = " C o l u m n "   E l e m e n t I d = " 1 8 8 9 1 9 5 4 0 2 "   D a t a T y p e = " T e x t " > V A T R e g i s t r a t i o n N o < / V A T R e g i s t r a t i o n N o > + 
+         < V A T R e g i s t r a t i o n N o _ L b l   E l e m e n t T y p e = " C o l u m n "   E l e m e n t I d = " 1 4 2 4 6 1 6 0 8 5 "   D a t a T y p e = " T e x t " > V A T R e g i s t r a t i o n N o _ L b l < / V A T R e g i s t r a t i o n N o _ L b l > + 
+         < Y o u r R e f e r e n c e   E l e m e n t T y p e = " C o l u m n "   E l e m e n t I d = " 1 1 0 3 9 9 5 1 "   D a t a T y p e = " T e x t " > Y o u r R e f e r e n c e < / Y o u r R e f e r e n c e > + 
+         < Y o u r R e f e r e n c e _ L b l   E l e m e n t T y p e = " C o l u m n "   E l e m e n t I d = " 4 6 5 4 7 7 4 2 6 "   D a t a T y p e = " S t r i n g " > Y o u r R e f e r e n c e _ L b l < / Y o u r R e f e r e n c e _ L b l > + 
+         < L i n e   E l e m e n t T y p e = " D a t a I t e m "   E l e m e n t I d = " 4 1 1 9 7 6 1 3 3 " > + 
+             < A m o u n t E x c l u d i n g V A T _ L i n e   E l e m e n t T y p e = " C o l u m n "   E l e m e n t I d = " 1 0 6 2 4 6 0 0 4 0 "   D a t a T y p e = " D e c i m a l " > A m o u n t E x c l u d i n g V A T _ L i n e < / A m o u n t E x c l u d i n g V A T _ L i n e > + 
+             < A m o u n t E x c l u d i n g V A T _ L i n e _ L b l   E l e m e n t T y p e = " C o l u m n "   E l e m e n t I d = " 2 0 0 2 8 7 4 4 7 5 "   D a t a T y p e = " S t r i n g " > A m o u n t E x c l u d i n g V A T _ L i n e _ L b l < / A m o u n t E x c l u d i n g V A T _ L i n e _ L b l > + 
+             < A m o u n t I n c l u d i n g V A T _ L i n e   E l e m e n t T y p e = " C o l u m n "   E l e m e n t I d = " 7 7 0 9 2 8 4 0 2 "   D a t a T y p e = " D e c i m a l " > A m o u n t I n c l u d i n g V A T _ L i n e < / A m o u n t I n c l u d i n g V A T _ L i n e > + 
+             < A m o u n t I n c l u d i n g V A T _ L i n e _ L b l   E l e m e n t T y p e = " C o l u m n "   E l e m e n t I d = " 9 3 0 7 4 7 3 1 3 "   D a t a T y p e = " S t r i n g " > A m o u n t I n c l u d i n g V A T _ L i n e _ L b l < / A m o u n t I n c l u d i n g V A T _ L i n e _ L b l > + 
+             < C o n t r a c t L i n e N o   E l e m e n t T y p e = " C o l u m n "   E l e m e n t I d = " 3 0 7 6 6 9 2 4 8 "   D a t a T y p e = " I n t e g e r " > C o n t r a c t L i n e N o < / C o n t r a c t L i n e N o > + 
+             < C o n t r a c t N o   E l e m e n t T y p e = " C o l u m n "   E l e m e n t I d = " 1 9 5 9 3 0 8 7 1 8 "   D a t a T y p e = " C o d e " > C o n t r a c t N o < / C o n t r a c t N o > + 
+             < D e s c r i p t i o n _ L i n e   E l e m e n t T y p e = " C o l u m n "   E l e m e n t I d = " 1 4 0 6 8 2 2 3 1 0 "   D a t a T y p e = " T e x t " > D e s c r i p t i o n _ L i n e < / D e s c r i p t i o n _ L i n e > + 
+             < D e s c r i p t i o n _ L i n e _ L b l   E l e m e n t T y p e = " C o l u m n "   E l e m e n t I d = " 2 1 1 8 9 5 1 4 9 5 "   D a t a T y p e = " S t r i n g " > D e s c r i p t i o n _ L i n e _ L b l < / D e s c r i p t i o n _ L i n e _ L b l > + 
+             < I t e m N o _ L i n e   E l e m e n t T y p e = " C o l u m n "   E l e m e n t I d = " 1 9 1 0 2 9 6 2 8 8 "   D a t a T y p e = " C o d e " > I t e m N o _ L i n e < / I t e m N o _ L i n e > + 
+             < I t e m N o _ L i n e _ L b l   E l e m e n t T y p e = " C o l u m n "   E l e m e n t I d = " 1 3 4 0 0 7 9 6 1 3 "   D a t a T y p e = " S t r i n g " > I t e m N o _ L i n e _ L b l < / I t e m N o _ L i n e _ L b l > + 
+             < I t e m R e f e r e n c e N o _ L i n e   E l e m e n t T y p e = " C o l u m n "   E l e m e n t I d = " 9 2 7 2 3 5 7 "   D a t a T y p e = " C o d e " > I t e m R e f e r e n c e N o _ L i n e < / I t e m R e f e r e n c e N o _ L i n e > + 
+             < I t e m R e f e r e n c e N o _ L i n e _ L b l   E l e m e n t T y p e = " C o l u m n "   E l e m e n t I d = " 1 9 8 0 6 3 1 1 3 0 "   D a t a T y p e = " S t r i n g " > I t e m R e f e r e n c e N o _ L i n e _ L b l < / I t e m R e f e r e n c e N o _ L i n e _ L b l > + 
+             < L i n e A m o u n t _ L i n e   E l e m e n t T y p e = " C o l u m n "   E l e m e n t I d = " 2 6 8 9 3 7 1 6 2 "   D a t a T y p e = " T e x t " > L i n e A m o u n t _ L i n e < / L i n e A m o u n t _ L i n e > + 
+             < L i n e A m o u n t _ L i n e _ L b l   E l e m e n t T y p e = " C o l u m n "   E l e m e n t I d = " 9 9 2 9 0 1 8 4 5 "   D a t a T y p e = " S t r i n g " > L i n e A m o u n t _ L i n e _ L b l < / L i n e A m o u n t _ L i n e _ L b l > + 
+             < L i n e D i s c o u n t P e r c e n t _ L i n e   E l e m e n t T y p e = " C o l u m n "   E l e m e n t I d = " 9 0 7 8 2 7 4 3 6 "   D a t a T y p e = " D e c i m a l " > L i n e D i s c o u n t P e r c e n t _ L i n e < / L i n e D i s c o u n t P e r c e n t _ L i n e > + 
+             < L i n e D i s c o u n t P e r c e n t T e x t _ L i n e   E l e m e n t T y p e = " C o l u m n "   E l e m e n t I d = " 6 1 3 1 3 5 1 9 "   D a t a T y p e = " T e x t " > L i n e D i s c o u n t P e r c e n t T e x t _ L i n e < / L i n e D i s c o u n t P e r c e n t T e x t _ L i n e > + 
+             < L i n e N o _ L i n e   E l e m e n t T y p e = " C o l u m n "   E l e m e n t I d = " 6 9 8 9 8 5 9 7 9 "   D a t a T y p e = " I n t e g e r " > L i n e N o _ L i n e < / L i n e N o _ L i n e > + 
+             < Q u a n t i t y _ L i n e   E l e m e n t T y p e = " C o l u m n "   E l e m e n t I d = " 1 0 6 8 5 4 3 5 3 7 "   D a t a T y p e = " T e x t " > Q u a n t i t y _ L i n e < / Q u a n t i t y _ L i n e > + 
+             < Q u a n t i t y _ L i n e _ L b l   E l e m e n t T y p e = " C o l u m n "   E l e m e n t I d = " 2 0 3 4 5 0 6 8 0 2 "   D a t a T y p e = " S t r i n g " > Q u a n t i t y _ L i n e _ L b l < / Q u a n t i t y _ L i n e _ L b l > + 
+             < R e c u r r i n g B i l l i n g f r o m   E l e m e n t T y p e = " C o l u m n "   E l e m e n t I d = " 4 7 7 0 0 1 9 2 1 "   D a t a T y p e = " D a t e " > R e c u r r i n g B i l l i n g f r o m < / R e c u r r i n g B i l l i n g f r o m > + 
+             < R e c u r r i n g B i l l i n g t o   E l e m e n t T y p e = " C o l u m n "   E l e m e n t I d = " 1 3 8 4 6 2 3 0 0 4 "   D a t a T y p e = " D a t e " > R e c u r r i n g B i l l i n g t o < / R e c u r r i n g B i l l i n g t o > + 
+             < S h i p m e n t D a t e _ L i n e   E l e m e n t T y p e = " C o l u m n "   E l e m e n t I d = " 1 6 7 3 3 7 5 4 1 6 "   D a t a T y p e = " S t r i n g " > S h i p m e n t D a t e _ L i n e < / S h i p m e n t D a t e _ L i n e > + 
+             < S h i p m e n t D a t e _ L i n e _ L b l   E l e m e n t T y p e = " C o l u m n "   E l e m e n t I d = " 8 5 3 2 2 4 3 6 3 "   D a t a T y p e = " T e x t C o n s t " > S h i p m e n t D a t e _ L i n e _ L b l < / S h i p m e n t D a t e _ L i n e _ L b l > + 
+             < T r a n s H e a d e r A m o u n t   E l e m e n t T y p e = " C o l u m n "   E l e m e n t I d = " 2 0 2 8 3 0 6 2 7 6 "   D a t a T y p e = " D e c i m a l " > T r a n s H e a d e r A m o u n t < / T r a n s H e a d e r A m o u n t > + 
+             < T y p e _ L i n e   E l e m e n t T y p e = " C o l u m n "   E l e m e n t I d = " 2 7 2 8 0 4 9 2 4 "   D a t a T y p e = " S t r i n g " > T y p e _ L i n e < / T y p e _ L i n e > + 
+             < U n i t O f M e a s u r e   E l e m e n t T y p e = " C o l u m n "   E l e m e n t I d = " 1 8 0 8 2 2 8 0 1 8 "   D a t a T y p e = " T e x t " > U n i t O f M e a s u r e < / U n i t O f M e a s u r e > + 
+             < U n i t O f M e a s u r e _ L b l   E l e m e n t T y p e = " C o l u m n "   E l e m e n t I d = " 9 8 1 9 5 1 2 4 9 "   D a t a T y p e = " S t r i n g " > U n i t O f M e a s u r e _ L b l < / U n i t O f M e a s u r e _ L b l > + 
+             < U n i t P r i c e   E l e m e n t T y p e = " C o l u m n "   E l e m e n t I d = " 1 4 7 8 2 2 1 5 2 6 "   D a t a T y p e = " T e x t " > U n i t P r i c e < / U n i t P r i c e > + 
+             < U n i t P r i c e _ L b l   E l e m e n t T y p e = " C o l u m n "   E l e m e n t I d = " 1 1 6 3 9 2 6 6 0 3 "   D a t a T y p e = " S t r i n g " > U n i t P r i c e _ L b l < / U n i t P r i c e _ L b l > + 
+             < V A T I d e n t i f i e r _ L i n e   E l e m e n t T y p e = " C o l u m n "   E l e m e n t I d = " 1 7 7 3 6 2 2 4 1 2 "   D a t a T y p e = " C o d e " > V A T I d e n t i f i e r _ L i n e < / V A T I d e n t i f i e r _ L i n e > + 
+             < V A T I d e n t i f i e r _ L i n e _ L b l   E l e m e n t T y p e = " C o l u m n "   E l e m e n t I d = " 5 3 3 7 8 2 7 0 3 "   D a t a T y p e = " S t r i n g " > V A T I d e n t i f i e r _ L i n e _ L b l < / V A T I d e n t i f i e r _ L i n e _ L b l > + 
+             < V A T P c t _ L i n e   E l e m e n t T y p e = " C o l u m n "   E l e m e n t I d = " 1 9 7 4 0 0 1 9 4 4 "   D a t a T y p e = " T e x t " > V A T P c t _ L i n e < / V A T P c t _ L i n e > + 
+             < V A T P c t _ L i n e _ L b l   E l e m e n t T y p e = " C o l u m n "   E l e m e n t I d = " 1 2 0 7 5 2 9 9 1 5 "   D a t a T y p e = " S t r i n g " > V A T P c t _ L i n e _ L b l < / V A T P c t _ L i n e _ L b l > + 
+             < S h i p m e n t L i n e   E l e m e n t T y p e = " D a t a I t e m "   E l e m e n t I d = " 2 0 1 5 9 9 6 0 5 1 " > + 
+                 < D o c u m e n t N o _ S h i p m e n t L i n e   E l e m e n t T y p e = " C o l u m n "   E l e m e n t I d = " 1 2 4 3 7 6 7 7 6 2 "   D a t a T y p e = " C o d e " > D o c u m e n t N o _ S h i p m e n t L i n e < / D o c u m e n t N o _ S h i p m e n t L i n e > + 
+                 < P o s t i n g D a t e _ S h i p m e n t L i n e   E l e m e n t T y p e = " C o l u m n "   E l e m e n t I d = " 1 8 3 4 0 0 3 2 0 "   D a t a T y p e = " S t r i n g " > P o s t i n g D a t e _ S h i p m e n t L i n e < / P o s t i n g D a t e _ S h i p m e n t L i n e > + 
+                 < P o s t i n g D a t e _ S h i p m e n t L i n e _ L b l   E l e m e n t T y p e = " C o l u m n "   E l e m e n t I d = " 1 0 9 0 0 6 9 0 2 7 "   D a t a T y p e = " S t r i n g " > P o s t i n g D a t e _ S h i p m e n t L i n e _ L b l < / P o s t i n g D a t e _ S h i p m e n t L i n e _ L b l > + 
+                 < Q u a n t i t y _ S h i p m e n t L i n e   E l e m e n t T y p e = " C o l u m n "   E l e m e n t I d = " 1 6 3 7 0 3 4 2 4 7 "   D a t a T y p e = " D e c i m a l " > Q u a n t i t y _ S h i p m e n t L i n e < / Q u a n t i t y _ S h i p m e n t L i n e > + 
+                 < Q u a n t i t y _ S h i p m e n t L i n e _ L b l   E l e m e n t T y p e = " C o l u m n "   E l e m e n t I d = " 1 6 0 2 6 6 7 3 8 6 "   D a t a T y p e = " S t r i n g " > Q u a n t i t y _ S h i p m e n t L i n e _ L b l < / Q u a n t i t y _ S h i p m e n t L i n e _ L b l >   
              < / S h i p m e n t L i n e >   
-             < A s s e m b l y L i n e > - 
-                 < D e s c r i p t i o n _ A s s e m b l y L i n e > D e s c r i p t i o n _ A s s e m b l y L i n e < / D e s c r i p t i o n _ A s s e m b l y L i n e > - 
-                 < L i n e N o _ A s s e m b l y L i n e > L i n e N o _ A s s e m b l y L i n e < / L i n e N o _ A s s e m b l y L i n e > - 
-                 < Q u a n t i t y _ A s s e m b l y L i n e > Q u a n t i t y _ A s s e m b l y L i n e < / Q u a n t i t y _ A s s e m b l y L i n e > - 
-                 < U n i t O f M e a s u r e _ A s s e m b l y L i n e > U n i t O f M e a s u r e _ A s s e m b l y L i n e < / U n i t O f M e a s u r e _ A s s e m b l y L i n e > - 
-                 < V a r i a n t C o d e _ A s s e m b l y L i n e > V a r i a n t C o d e _ A s s e m b l y L i n e < / V a r i a n t C o d e _ A s s e m b l y L i n e > +             < A s s e m b l y L i n e   E l e m e n t T y p e = " D a t a I t e m "   E l e m e n t I d = " 1 2 0 5 9 4 2 8 5 " > + 
+                 < D e s c r i p t i o n _ A s s e m b l y L i n e   E l e m e n t T y p e = " C o l u m n "   E l e m e n t I d = " 2 8 0 7 4 3 7 9 6 "   D a t a T y p e = " T e x t " > D e s c r i p t i o n _ A s s e m b l y L i n e < / D e s c r i p t i o n _ A s s e m b l y L i n e > + 
+                 < L i n e N o _ A s s e m b l y L i n e   E l e m e n t T y p e = " C o l u m n "   E l e m e n t I d = " 6 4 0 5 8 3 8 9 1 "   D a t a T y p e = " C o d e " > L i n e N o _ A s s e m b l y L i n e < / L i n e N o _ A s s e m b l y L i n e > + 
+                 < Q u a n t i t y _ A s s e m b l y L i n e   E l e m e n t T y p e = " C o l u m n "   E l e m e n t I d = " 1 9 5 7 6 4 8 2 3 1 "   D a t a T y p e = " D e c i m a l " > Q u a n t i t y _ A s s e m b l y L i n e < / Q u a n t i t y _ A s s e m b l y L i n e > + 
+                 < U n i t O f M e a s u r e _ A s s e m b l y L i n e   E l e m e n t T y p e = " C o l u m n "   E l e m e n t I d = " 1 6 4 9 1 2 3 7 7 3 "   D a t a T y p e = " T e x t " > U n i t O f M e a s u r e _ A s s e m b l y L i n e < / U n i t O f M e a s u r e _ A s s e m b l y L i n e > + 
+                 < V a r i a n t C o d e _ A s s e m b l y L i n e   E l e m e n t T y p e = " C o l u m n "   E l e m e n t I d = " 1 8 6 9 4 0 7 6 7 2 "   D a t a T y p e = " C o d e " > V a r i a n t C o d e _ A s s e m b l y L i n e < / V a r i a n t C o d e _ A s s e m b l y L i n e >   
              < / A s s e m b l y L i n e >   
          < / L i n e >   
-         < W o r k D e s c r i p t i o n L i n e s > - 
-             < W o r k D e s c r i p t i o n L i n e > W o r k D e s c r i p t i o n L i n e < / W o r k D e s c r i p t i o n L i n e > - 
-             < W o r k D e s c r i p t i o n L i n e N u m b e r > W o r k D e s c r i p t i o n L i n e N u m b e r < / W o r k D e s c r i p t i o n L i n e N u m b e r > +         < W o r k D e s c r i p t i o n L i n e s   E l e m e n t T y p e = " D a t a I t e m "   E l e m e n t I d = " 2 7 6 8 1 9 4 4 7 " > + 
+             < W o r k D e s c r i p t i o n L i n e   E l e m e n t T y p e = " C o l u m n "   E l e m e n t I d = " 1 9 4 7 6 2 1 6 7 6 "   D a t a T y p e = " T e x t " > W o r k D e s c r i p t i o n L i n e < / W o r k D e s c r i p t i o n L i n e > + 
+             < W o r k D e s c r i p t i o n L i n e N u m b e r   E l e m e n t T y p e = " C o l u m n "   E l e m e n t I d = " 7 9 7 3 0 7 2 2 3 "   D a t a T y p e = " I n t e g e r " > W o r k D e s c r i p t i o n L i n e N u m b e r < / W o r k D e s c r i p t i o n L i n e N u m b e r >   
          < / W o r k D e s c r i p t i o n L i n e s >   
-         < V A T A m o u n t L i n e > - 
-             < I n v o i c e D i s c o u n t A m o u n t _ V A T A m o u n t L i n e > I n v o i c e D i s c o u n t A m o u n t _ V A T A m o u n t L i n e < / I n v o i c e D i s c o u n t A m o u n t _ V A T A m o u n t L i n e > - 
-             < I n v o i c e D i s c o u n t A m o u n t _ V A T A m o u n t L i n e _ L b l > I n v o i c e D i s c o u n t A m o u n t _ V A T A m o u n t L i n e _ L b l < / I n v o i c e D i s c o u n t A m o u n t _ V A T A m o u n t L i n e _ L b l > - 
-             < I n v o i c e D i s c o u n t B a s e A m o u n t _ V A T A m o u n t L i n e > I n v o i c e D i s c o u n t B a s e A m o u n t _ V A T A m o u n t L i n e < / I n v o i c e D i s c o u n t B a s e A m o u n t _ V A T A m o u n t L i n e > - 
-             < I n v o i c e D i s c o u n t B a s e A m o u n t _ V A T A m o u n t L i n e _ L b l > I n v o i c e D i s c o u n t B a s e A m o u n t _ V A T A m o u n t L i n e _ L b l < / I n v o i c e D i s c o u n t B a s e A m o u n t _ V A T A m o u n t L i n e _ L b l > - 
-             < L i n e A m o u n t _ V a t A m o u n t L i n e > L i n e A m o u n t _ V a t A m o u n t L i n e < / L i n e A m o u n t _ V a t A m o u n t L i n e > - 
-             < L i n e A m o u n t _ V a t A m o u n t L i n e _ L b l > L i n e A m o u n t _ V a t A m o u n t L i n e _ L b l < / L i n e A m o u n t _ V a t A m o u n t L i n e _ L b l > - 
-             < N o O f V A T I d e n t i f i e r s > N o O f V A T I d e n t i f i e r s < / N o O f V A T I d e n t i f i e r s > - 
-             < V A T A m o u n t _ V a t A m o u n t L i n e > V A T A m o u n t _ V a t A m o u n t L i n e < / V A T A m o u n t _ V a t A m o u n t L i n e > - 
-             < V A T A m o u n t _ V a t A m o u n t L i n e _ L b l > V A T A m o u n t _ V a t A m o u n t L i n e _ L b l < / V A T A m o u n t _ V a t A m o u n t L i n e _ L b l > - 
-             < V A T A m o u n t L C Y _ V A T A m o u n t L i n e > V A T A m o u n t L C Y _ V A T A m o u n t L i n e < / V A T A m o u n t L C Y _ V A T A m o u n t L i n e > - 
-             < V A T A m o u n t L C Y _ V A T A m o u n t L i n e _ L b l > V A T A m o u n t L C Y _ V A T A m o u n t L i n e _ L b l < / V A T A m o u n t L C Y _ V A T A m o u n t L i n e _ L b l > - 
-             < V A T B a s e _ V a t A m o u n t L i n e > V A T B a s e _ V a t A m o u n t L i n e < / V A T B a s e _ V a t A m o u n t L i n e > - 
-             < V A T B a s e _ V a t A m o u n t L i n e _ L b l > V A T B a s e _ V a t A m o u n t L i n e _ L b l < / V A T B a s e _ V a t A m o u n t L i n e _ L b l > - 
-             < V A T B a s e L C Y _ V A T A m o u n t L i n e > V A T B a s e L C Y _ V A T A m o u n t L i n e < / V A T B a s e L C Y _ V A T A m o u n t L i n e > - 
-             < V A T B a s e L C Y _ V A T A m o u n t L i n e _ L b l > V A T B a s e L C Y _ V A T A m o u n t L i n e _ L b l < / V A T B a s e L C Y _ V A T A m o u n t L i n e _ L b l > - 
-             < V A T I d e n t i f i e r _ V a t A m o u n t L i n e > V A T I d e n t i f i e r _ V a t A m o u n t L i n e < / V A T I d e n t i f i e r _ V a t A m o u n t L i n e > - 
-             < V A T I d e n t i f i e r _ V a t A m o u n t L i n e _ L b l > V A T I d e n t i f i e r _ V a t A m o u n t L i n e _ L b l < / V A T I d e n t i f i e r _ V a t A m o u n t L i n e _ L b l > - 
-             < V A T P c t _ V a t A m o u n t L i n e > V A T P c t _ V a t A m o u n t L i n e < / V A T P c t _ V a t A m o u n t L i n e > - 
-             < V A T P c t _ V a t A m o u n t L i n e _ L b l > V A T P c t _ V a t A m o u n t L i n e _ L b l < / V A T P c t _ V a t A m o u n t L i n e _ L b l > +         < V A T A m o u n t L i n e   E l e m e n t T y p e = " D a t a I t e m "   E l e m e n t I d = " 8 2 7 5 3 4 3 4 8 " > + 
+             < I n v o i c e D i s c o u n t A m o u n t _ V A T A m o u n t L i n e   E l e m e n t T y p e = " C o l u m n "   E l e m e n t I d = " 8 2 4 7 3 0 1 4 1 "   D a t a T y p e = " D e c i m a l " > I n v o i c e D i s c o u n t A m o u n t _ V A T A m o u n t L i n e < / I n v o i c e D i s c o u n t A m o u n t _ V A T A m o u n t L i n e > + 
+             < I n v o i c e D i s c o u n t A m o u n t _ V A T A m o u n t L i n e _ L b l   E l e m e n t T y p e = " C o l u m n "   E l e m e n t I d = " 1 5 6 2 2 0 0 0 3 4 "   D a t a T y p e = " S t r i n g " > I n v o i c e D i s c o u n t A m o u n t _ V A T A m o u n t L i n e _ L b l < / I n v o i c e D i s c o u n t A m o u n t _ V A T A m o u n t L i n e _ L b l > + 
+             < I n v o i c e D i s c o u n t B a s e A m o u n t _ V A T A m o u n t L i n e   E l e m e n t T y p e = " C o l u m n "   E l e m e n t I d = " 2 0 4 0 3 3 2 2 6 6 "   D a t a T y p e = " D e c i m a l " > I n v o i c e D i s c o u n t B a s e A m o u n t _ V A T A m o u n t L i n e < / I n v o i c e D i s c o u n t B a s e A m o u n t _ V A T A m o u n t L i n e > + 
+             < I n v o i c e D i s c o u n t B a s e A m o u n t _ V A T A m o u n t L i n e _ L b l   E l e m e n t T y p e = " C o l u m n "   E l e m e n t I d = " 4 0 5 9 6 0 3 3 1 "   D a t a T y p e = " S t r i n g " > I n v o i c e D i s c o u n t B a s e A m o u n t _ V A T A m o u n t L i n e _ L b l < / I n v o i c e D i s c o u n t B a s e A m o u n t _ V A T A m o u n t L i n e _ L b l > + 
+             < L i n e A m o u n t _ V a t A m o u n t L i n e   E l e m e n t T y p e = " C o l u m n "   E l e m e n t I d = " 2 1 4 6 5 4 0 1 "   D a t a T y p e = " D e c i m a l " > L i n e A m o u n t _ V a t A m o u n t L i n e < / L i n e A m o u n t _ V a t A m o u n t L i n e > + 
+             < L i n e A m o u n t _ V a t A m o u n t L i n e _ L b l   E l e m e n t T y p e = " C o l u m n "   E l e m e n t I d = " 1 1 1 0 9 1 2 1 2 4 "   D a t a T y p e = " S t r i n g " > L i n e A m o u n t _ V a t A m o u n t L i n e _ L b l < / L i n e A m o u n t _ V a t A m o u n t L i n e _ L b l > + 
+             < N o O f V A T I d e n t i f i e r s   E l e m e n t T y p e = " C o l u m n "   E l e m e n t I d = " 1 1 5 3 2 6 3 0 2 6 "   D a t a T y p e = " I n t e g e r " > N o O f V A T I d e n t i f i e r s < / N o O f V A T I d e n t i f i e r s > + 
+             < V A T A m o u n t _ V a t A m o u n t L i n e   E l e m e n t T y p e = " C o l u m n "   E l e m e n t I d = " 1 8 9 1 8 2 0 6 2 0 "   D a t a T y p e = " D e c i m a l " > V A T A m o u n t _ V a t A m o u n t L i n e < / V A T A m o u n t _ V a t A m o u n t L i n e > + 
+             < V A T A m o u n t _ V a t A m o u n t L i n e _ L b l   E l e m e n t T y p e = " C o l u m n "   E l e m e n t I d = " 1 5 1 3 5 5 5 4 7 3 "   D a t a T y p e = " S t r i n g " > V A T A m o u n t _ V a t A m o u n t L i n e _ L b l < / V A T A m o u n t _ V a t A m o u n t L i n e _ L b l > + 
+             < V A T A m o u n t L C Y _ V A T A m o u n t L i n e   E l e m e n t T y p e = " C o l u m n "   E l e m e n t I d = " 1 5 8 1 9 9 4 3 5 0 "   D a t a T y p e = " D e c i m a l " > V A T A m o u n t L C Y _ V A T A m o u n t L i n e < / V A T A m o u n t L C Y _ V A T A m o u n t L i n e > + 
+             < V A T A m o u n t L C Y _ V A T A m o u n t L i n e _ L b l   E l e m e n t T y p e = " C o l u m n "   E l e m e n t I d = " 9 2 3 0 0 3 3 7 "   D a t a T y p e = " T e x t C o n s t " > V A T A m o u n t L C Y _ V A T A m o u n t L i n e _ L b l < / V A T A m o u n t L C Y _ V A T A m o u n t L i n e _ L b l > + 
+             < V A T B a s e _ V a t A m o u n t L i n e   E l e m e n t T y p e = " C o l u m n "   E l e m e n t I d = " 1 4 5 8 9 3 7 8 1 9 "   D a t a T y p e = " D e c i m a l " > V A T B a s e _ V a t A m o u n t L i n e < / V A T B a s e _ V a t A m o u n t L i n e > + 
+             < V A T B a s e _ V a t A m o u n t L i n e _ L b l   E l e m e n t T y p e = " C o l u m n "   E l e m e n t I d = " 1 6 9 1 3 0 2 4 8 8 "   D a t a T y p e = " S t r i n g " > V A T B a s e _ V a t A m o u n t L i n e _ L b l < / V A T B a s e _ V a t A m o u n t L i n e _ L b l > + 
+             < V A T B a s e L C Y _ V A T A m o u n t L i n e   E l e m e n t T y p e = " C o l u m n "   E l e m e n t I d = " 1 8 6 0 9 4 5 6 3 5 "   D a t a T y p e = " D e c i m a l " > V A T B a s e L C Y _ V A T A m o u n t L i n e < / V A T B a s e L C Y _ V A T A m o u n t L i n e > + 
+             < V A T B a s e L C Y _ V A T A m o u n t L i n e _ L b l   E l e m e n t T y p e = " C o l u m n "   E l e m e n t I d = " 1 2 3 6 4 6 7 9 9 8 "   D a t a T y p e = " T e x t C o n s t " > V A T B a s e L C Y _ V A T A m o u n t L i n e _ L b l < / V A T B a s e L C Y _ V A T A m o u n t L i n e _ L b l > + 
+             < V A T I d e n t i f i e r _ V a t A m o u n t L i n e   E l e m e n t T y p e = " C o l u m n "   E l e m e n t I d = " 1 1 4 2 0 7 0 0 3 5 "   D a t a T y p e = " C o d e " > V A T I d e n t i f i e r _ V a t A m o u n t L i n e < / V A T I d e n t i f i e r _ V a t A m o u n t L i n e > + 
+             < V A T I d e n t i f i e r _ V a t A m o u n t L i n e _ L b l   E l e m e n t T y p e = " C o l u m n "   E l e m e n t I d = " 8 6 4 5 0 4 5 0 "   D a t a T y p e = " S t r i n g " > V A T I d e n t i f i e r _ V a t A m o u n t L i n e _ L b l < / V A T I d e n t i f i e r _ V a t A m o u n t L i n e _ L b l > + 
+             < V A T P c t _ V a t A m o u n t L i n e   E l e m e n t T y p e = " C o l u m n "   E l e m e n t I d = " 1 4 5 3 5 4 2 7 7 7 "   D a t a T y p e = " D e c i m a l " > V A T P c t _ V a t A m o u n t L i n e < / V A T P c t _ V a t A m o u n t L i n e > + 
+             < V A T P c t _ V a t A m o u n t L i n e _ L b l   E l e m e n t T y p e = " C o l u m n "   E l e m e n t I d = " 6 7 6 3 2 3 7 8 "   D a t a T y p e = " S t r i n g " > V A T P c t _ V a t A m o u n t L i n e _ L b l < / V A T P c t _ V a t A m o u n t L i n e _ L b l >   
          < / V A T A m o u n t L i n e >   
-         < V A T C l a u s e L i n e > - 
-             < C o d e _ V A T C l a u s e L i n e > C o d e _ V A T C l a u s e L i n e < / C o d e _ V A T C l a u s e L i n e > - 
-             < C o d e _ V A T C l a u s e L i n e _ L b l > C o d e _ V A T C l a u s e L i n e _ L b l < / C o d e _ V A T C l a u s e L i n e _ L b l > - 
-             < D e s c r i p t i o n _ V A T C l a u s e L i n e > D e s c r i p t i o n _ V A T C l a u s e L i n e < / D e s c r i p t i o n _ V A T C l a u s e L i n e > - 
-             < D e s c r i p t i o n 2 _ V A T C l a u s e L i n e > D e s c r i p t i o n 2 _ V A T C l a u s e L i n e < / D e s c r i p t i o n 2 _ V A T C l a u s e L i n e > - 
-             < N o O f V A T C l a u s e s > N o O f V A T C l a u s e s < / N o O f V A T C l a u s e s > - 
-             < V A T A m o u n t _ V A T C l a u s e L i n e > V A T A m o u n t _ V A T C l a u s e L i n e < / V A T A m o u n t _ V A T C l a u s e L i n e > - 
-             < V A T I d e n t i f i e r _ V A T C l a u s e L i n e > V A T I d e n t i f i e r _ V A T C l a u s e L i n e < / V A T I d e n t i f i e r _ V A T C l a u s e L i n e > +         < V A T C l a u s e L i n e   E l e m e n t T y p e = " D a t a I t e m "   E l e m e n t I d = " 1 6 6 5 5 0 0 1 6 3 " > + 
+             < C o d e _ V A T C l a u s e L i n e   E l e m e n t T y p e = " C o l u m n "   E l e m e n t I d = " 1 8 2 4 5 8 9 8 4 7 "   D a t a T y p e = " C o d e " > C o d e _ V A T C l a u s e L i n e < / C o d e _ V A T C l a u s e L i n e > + 
+             < C o d e _ V A T C l a u s e L i n e _ L b l   E l e m e n t T y p e = " C o l u m n "   E l e m e n t I d = " 4 6 1 5 3 3 0 2 "   D a t a T y p e = " S t r i n g " > C o d e _ V A T C l a u s e L i n e _ L b l < / C o d e _ V A T C l a u s e L i n e _ L b l > + 
+             < D e s c r i p t i o n _ V A T C l a u s e L i n e   E l e m e n t T y p e = " C o l u m n "   E l e m e n t I d = " 1 3 0 5 5 4 5 9 2 4 "   D a t a T y p e = " T e x t " > D e s c r i p t i o n _ V A T C l a u s e L i n e < / D e s c r i p t i o n _ V A T C l a u s e L i n e > + 
+             < D e s c r i p t i o n 2 _ V A T C l a u s e L i n e   E l e m e n t T y p e = " C o l u m n "   E l e m e n t I d = " 1 3 7 9 6 6 7 4 7 0 "   D a t a T y p e = " T e x t " > D e s c r i p t i o n 2 _ V A T C l a u s e L i n e < / D e s c r i p t i o n 2 _ V A T C l a u s e L i n e > + 
+             < N o O f V A T C l a u s e s   E l e m e n t T y p e = " C o l u m n "   E l e m e n t I d = " 7 5 6 4 1 7 3 9 2 "   D a t a T y p e = " I n t e g e r " > N o O f V A T C l a u s e s < / N o O f V A T C l a u s e s > + 
+             < V A T A m o u n t _ V A T C l a u s e L i n e   E l e m e n t T y p e = " C o l u m n "   E l e m e n t I d = " 2 2 2 4 6 9 0 5 9 "   D a t a T y p e = " D e c i m a l " > V A T A m o u n t _ V A T C l a u s e L i n e < / V A T A m o u n t _ V A T C l a u s e L i n e > + 
+             < V A T I d e n t i f i e r _ V A T C l a u s e L i n e   E l e m e n t T y p e = " C o l u m n "   E l e m e n t I d = " 1 4 6 4 4 7 2 4 7 8 "   D a t a T y p e = " C o d e " > V A T I d e n t i f i e r _ V A T C l a u s e L i n e < / V A T I d e n t i f i e r _ V A T C l a u s e L i n e >   
          < / V A T C l a u s e L i n e >   
-         < R e p o r t T o t a l s L i n e > - 
-             < A m o u n t _ R e p o r t T o t a l s L i n e > A m o u n t _ R e p o r t T o t a l s L i n e < / A m o u n t _ R e p o r t T o t a l s L i n e > - 
-             < A m o u n t F o r m a t t e d _ R e p o r t T o t a l s L i n e > A m o u n t F o r m a t t e d _ R e p o r t T o t a l s L i n e < / A m o u n t F o r m a t t e d _ R e p o r t T o t a l s L i n e > - 
-             < D e s c r i p t i o n _ R e p o r t T o t a l s L i n e > D e s c r i p t i o n _ R e p o r t T o t a l s L i n e < / D e s c r i p t i o n _ R e p o r t T o t a l s L i n e > - 
-             < F o n t B o l d _ R e p o r t T o t a l s L i n e > F o n t B o l d _ R e p o r t T o t a l s L i n e < / F o n t B o l d _ R e p o r t T o t a l s L i n e > - 
-             < F o n t U n d e r l i n e _ R e p o r t T o t a l s L i n e > F o n t U n d e r l i n e _ R e p o r t T o t a l s L i n e < / F o n t U n d e r l i n e _ R e p o r t T o t a l s L i n e > +         < R e p o r t T o t a l s L i n e   E l e m e n t T y p e = " D a t a I t e m "   E l e m e n t I d = " 2 1 2 2 5 4 9 8 3 6 " > + 
+             < A m o u n t _ R e p o r t T o t a l s L i n e   E l e m e n t T y p e = " C o l u m n "   E l e m e n t I d = " 4 1 9 9 1 8 3 6 9 "   D a t a T y p e = " D e c i m a l " > A m o u n t _ R e p o r t T o t a l s L i n e < / A m o u n t _ R e p o r t T o t a l s L i n e > + 
+             < A m o u n t F o r m a t t e d _ R e p o r t T o t a l s L i n e   E l e m e n t T y p e = " C o l u m n "   E l e m e n t I d = " 1 5 0 6 1 3 6 8 2 5 "   D a t a T y p e = " T e x t " > A m o u n t F o r m a t t e d _ R e p o r t T o t a l s L i n e < / A m o u n t F o r m a t t e d _ R e p o r t T o t a l s L i n e > + 
+             < D e s c r i p t i o n _ R e p o r t T o t a l s L i n e   E l e m e n t T y p e = " C o l u m n "   E l e m e n t I d = " 5 8 1 9 9 6 0 6 7 "   D a t a T y p e = " T e x t " > D e s c r i p t i o n _ R e p o r t T o t a l s L i n e < / D e s c r i p t i o n _ R e p o r t T o t a l s L i n e > + 
+             < F o n t B o l d _ R e p o r t T o t a l s L i n e   E l e m e n t T y p e = " C o l u m n "   E l e m e n t I d = " 9 4 6 5 4 0 5 4 9 "   D a t a T y p e = " B o o l e a n " > F o n t B o l d _ R e p o r t T o t a l s L i n e < / F o n t B o l d _ R e p o r t T o t a l s L i n e > + 
+             < F o n t U n d e r l i n e _ R e p o r t T o t a l s L i n e   E l e m e n t T y p e = " C o l u m n "   E l e m e n t I d = " 2 0 2 1 5 3 3 6 9 4 "   D a t a T y p e = " B o o l e a n " > F o n t U n d e r l i n e _ R e p o r t T o t a l s L i n e < / F o n t U n d e r l i n e _ R e p o r t T o t a l s L i n e >   
          < / R e p o r t T o t a l s L i n e >   
-         < L e t t e r T e x t > - 
-             < B o d y T e x t > B o d y T e x t < / B o d y T e x t > - 
-             < C l o s i n g T e x t > C l o s i n g T e x t < / C l o s i n g T e x t > - 
-             < G r e e t i n g T e x t > G r e e t i n g T e x t < / G r e e t i n g T e x t > +         < L e t t e r T e x t   E l e m e n t T y p e = " D a t a I t e m "   E l e m e n t I d = " 1 5 1 0 3 5 3 8 3 4 " > + 
+             < B o d y T e x t   E l e m e n t T y p e = " C o l u m n "   E l e m e n t I d = " 1 4 9 7 5 9 8 0 8 "   D a t a T y p e = " T e x t C o n s t " > B o d y T e x t < / B o d y T e x t > + 
+             < C l o s i n g T e x t   E l e m e n t T y p e = " C o l u m n "   E l e m e n t I d = " 5 1 2 1 3 5 9 0 9 "   D a t a T y p e = " T e x t C o n s t " > C l o s i n g T e x t < / C l o s i n g T e x t > + 
+             < G r e e t i n g T e x t   E l e m e n t T y p e = " C o l u m n "   E l e m e n t I d = " 1 1 7 5 2 7 9 2 8 9 "   D a t a T y p e = " T e x t C o n s t " > G r e e t i n g T e x t < / G r e e t i n g T e x t >   
          < / L e t t e r T e x t >   
-         < T o t a l s > - 
-             < C u r r e n c y C o d e > C u r r e n c y C o d e < / C u r r e n c y C o d e > - 
-             < C u r r e n c y S y m b o l > C u r r e n c y S y m b o l < / C u r r e n c y S y m b o l > - 
-             < T o t a l A m o u n t I n c l u d i n g V A T > T o t a l A m o u n t I n c l u d i n g V A T < / T o t a l A m o u n t I n c l u d i n g V A T > - 
-             < T o t a l E x c l u d i n g V A T T e x t > T o t a l E x c l u d i n g V A T T e x t < / T o t a l E x c l u d i n g V A T T e x t > - 
-             < T o t a l I n c l u d i n g V A T T e x t > T o t a l I n c l u d i n g V A T T e x t < / T o t a l I n c l u d i n g V A T T e x t > - 
-             < T o t a l I n v o i c e D i s c o u n t A m o u n t > T o t a l I n v o i c e D i s c o u n t A m o u n t < / T o t a l I n v o i c e D i s c o u n t A m o u n t > - 
-             < T o t a l N e t A m o u n t > T o t a l N e t A m o u n t < / T o t a l N e t A m o u n t > - 
-             < T o t a l P a y m e n t D i s c o u n t O n V A T > T o t a l P a y m e n t D i s c o u n t O n V A T < / T o t a l P a y m e n t D i s c o u n t O n V A T > - 
-             < T o t a l S u b T o t a l > T o t a l S u b T o t a l < / T o t a l S u b T o t a l > - 
-             < T o t a l S u b T o t a l M i n u s I n v o i c e D i s c o u n t > T o t a l S u b T o t a l M i n u s I n v o i c e D i s c o u n t < / T o t a l S u b T o t a l M i n u s I n v o i c e D i s c o u n t > - 
-             < T o t a l T e x t > T o t a l T e x t < / T o t a l T e x t > - 
-             < T o t a l V A T A m o u n t > T o t a l V A T A m o u n t < / T o t a l V A T A m o u n t > - 
-             < T o t a l V A T A m o u n t L C Y > T o t a l V A T A m o u n t L C Y < / T o t a l V A T A m o u n t L C Y > - 
-             < T o t a l V A T A m o u n t T e x t > T o t a l V A T A m o u n t T e x t < / T o t a l V A T A m o u n t T e x t > - 
-             < T o t a l V A T B a s e L C Y > T o t a l V A T B a s e L C Y < / T o t a l V A T B a s e L C Y > +         < T o t a l s   E l e m e n t T y p e = " D a t a I t e m "   E l e m e n t I d = " 1 8 2 3 9 5 0 0 4 4 " > + 
+             < C u r r e n c y C o d e   E l e m e n t T y p e = " C o l u m n "   E l e m e n t I d = " 1 5 7 9 5 9 5 9 2 1 "   D a t a T y p e = " T e x t " > C u r r e n c y C o d e < / C u r r e n c y C o d e > + 
+             < C u r r e n c y S y m b o l   E l e m e n t T y p e = " C o l u m n "   E l e m e n t I d = " 1 1 6 2 5 1 0 7 4 8 "   D a t a T y p e = " T e x t " > C u r r e n c y S y m b o l < / C u r r e n c y S y m b o l > + 
+             < T o t a l A m o u n t I n c l u d i n g V A T   E l e m e n t T y p e = " C o l u m n "   E l e m e n t I d = " 9 1 0 5 1 1 5 7 5 "   D a t a T y p e = " S t r i n g " > T o t a l A m o u n t I n c l u d i n g V A T < / T o t a l A m o u n t I n c l u d i n g V A T > + 
+             < T o t a l E x c l u d i n g V A T T e x t   E l e m e n t T y p e = " C o l u m n "   E l e m e n t I d = " 1 9 2 2 9 4 6 3 1 0 "   D a t a T y p e = " T e x t " > T o t a l E x c l u d i n g V A T T e x t < / T o t a l E x c l u d i n g V A T T e x t > + 
+             < T o t a l I n c l u d i n g V A T T e x t   E l e m e n t T y p e = " C o l u m n "   E l e m e n t I d = " 1 2 0 4 0 1 6 3 5 2 "   D a t a T y p e = " T e x t " > T o t a l I n c l u d i n g V A T T e x t < / T o t a l I n c l u d i n g V A T T e x t > + 
+             < T o t a l I n v o i c e D i s c o u n t A m o u n t   E l e m e n t T y p e = " C o l u m n "   E l e m e n t I d = " 4 0 2 1 7 7 5 1 "   D a t a T y p e = " S t r i n g " > T o t a l I n v o i c e D i s c o u n t A m o u n t < / T o t a l I n v o i c e D i s c o u n t A m o u n t > + 
+             < T o t a l N e t A m o u n t   E l e m e n t T y p e = " C o l u m n "   E l e m e n t I d = " 4 8 3 1 9 3 3 7 2 "   D a t a T y p e = " S t r i n g " > T o t a l N e t A m o u n t < / T o t a l N e t A m o u n t > + 
+             < T o t a l P a y m e n t D i s c o u n t O n V A T   E l e m e n t T y p e = " C o l u m n "   E l e m e n t I d = " 7 3 6 0 4 1 8 8 6 "   D a t a T y p e = " D e c i m a l " > T o t a l P a y m e n t D i s c o u n t O n V A T < / T o t a l P a y m e n t D i s c o u n t O n V A T > + 
+             < T o t a l S u b T o t a l   E l e m e n t T y p e = " C o l u m n "   E l e m e n t I d = " 2 0 9 7 8 7 6 8 0 1 "   D a t a T y p e = " S t r i n g " > T o t a l S u b T o t a l < / T o t a l S u b T o t a l > + 
+             < T o t a l S u b T o t a l M i n u s I n v o i c e D i s c o u n t   E l e m e n t T y p e = " C o l u m n "   E l e m e n t I d = " 7 6 9 4 3 1 8 8 7 "   D a t a T y p e = " S t r i n g " > T o t a l S u b T o t a l M i n u s I n v o i c e D i s c o u n t < / T o t a l S u b T o t a l M i n u s I n v o i c e D i s c o u n t > + 
+             < T o t a l T e x t   E l e m e n t T y p e = " C o l u m n "   E l e m e n t I d = " 2 3 1 9 1 0 5 1 8 "   D a t a T y p e = " T e x t " > T o t a l T e x t < / T o t a l T e x t > + 
+             < T o t a l V A T A m o u n t   E l e m e n t T y p e = " C o l u m n "   E l e m e n t I d = " 1 6 2 7 1 0 2 3 2 8 "   D a t a T y p e = " S t r i n g " > T o t a l V A T A m o u n t < / T o t a l V A T A m o u n t > + 
+             < T o t a l V A T A m o u n t L C Y   E l e m e n t T y p e = " C o l u m n "   E l e m e n t I d = " 1 5 0 6 5 7 0 2 1 8 "   D a t a T y p e = " D e c i m a l " > T o t a l V A T A m o u n t L C Y < / T o t a l V A T A m o u n t L C Y > + 
+             < T o t a l V A T A m o u n t T e x t   E l e m e n t T y p e = " C o l u m n "   E l e m e n t I d = " 9 7 3 6 6 6 3 3 9 "   D a t a T y p e = " T e x t " > T o t a l V A T A m o u n t T e x t < / T o t a l V A T A m o u n t T e x t > + 
+             < T o t a l V A T B a s e L C Y   E l e m e n t T y p e = " C o l u m n "   E l e m e n t I d = " 8 3 4 4 5 0 5 2 1 "   D a t a T y p e = " D e c i m a l " > T o t a l V A T B a s e L C Y < / T o t a l V A T B a s e L C Y >   
          < / T o t a l s >   
@@ -4176,17 +4191,17 @@
 </file>
 
 <file path=customXml/itemProps1.xml><?xml version="1.0" encoding="utf-8"?>
-<ds:datastoreItem xmlns:ds="http://schemas.openxmlformats.org/officeDocument/2006/customXml" ds:itemID="{5668242B-861C-48B6-AF55-4A44F32DF8CA}">
+<ds:datastoreItem xmlns:ds="http://schemas.openxmlformats.org/officeDocument/2006/customXml" ds:itemID="{3C96BD07-C852-4EB2-BDD0-3C1C207D17CF}">
   <ds:schemaRefs>
-    <ds:schemaRef ds:uri="urn:microsoft-dynamics-businesscentral/internal/extended/reports/Standard_Sales_Credit_Memo/1307/"/>
+    <ds:schemaRef ds:uri="urn:microsoft-dynamics-nav/reports/Standard_Sales_Credit_Memo/1307/"/>
   </ds:schemaRefs>
 </ds:datastoreItem>
 </file>
 
 <file path=customXml/itemProps2.xml><?xml version="1.0" encoding="utf-8"?>
-<ds:datastoreItem xmlns:ds="http://schemas.openxmlformats.org/officeDocument/2006/customXml" ds:itemID="{3C96BD07-C852-4EB2-BDD0-3C1C207D17CF}">
+<ds:datastoreItem xmlns:ds="http://schemas.openxmlformats.org/officeDocument/2006/customXml" ds:itemID="{5668242B-861C-48B6-AF55-4A44F32DF8CA}">
   <ds:schemaRefs>
-    <ds:schemaRef ds:uri="urn:microsoft-dynamics-nav/reports/Standard_Sales_Credit_Memo/1307/"/>
+    <ds:schemaRef ds:uri="urn:microsoft-dynamics-businesscentral/internal/extended/reports/Standard_Sales_Credit_Memo/1307/"/>
   </ds:schemaRefs>
 </ds:datastoreItem>
 </file>

--- a/src/Layers/W1/BaseApp/Sales/History/StandardSalesCreditMemoEmailBody.docx
+++ b/src/Layers/W1/BaseApp/Sales/History/StandardSalesCreditMemoEmailBody.docx
@@ -712,7 +712,7 @@
               <w:tcPr>
                 <w:tcW w:w="1210" w:type="pct"/>
                 <w:tcBorders>
-                  <w:bottom w:val="single" w:sz="4" w:space="0" w:color="auto"/>
+                  <w:bottom w:val="single" w:color="auto" w:sz="4" w:space="0"/>
                 </w:tcBorders>
               </w:tcPr>
               <w:p>
@@ -752,7 +752,7 @@
               <w:tcPr>
                 <w:tcW w:w="2092" w:type="pct"/>
                 <w:tcBorders>
-                  <w:bottom w:val="single" w:sz="4" w:space="0" w:color="auto"/>
+                  <w:bottom w:val="single" w:color="auto" w:sz="4" w:space="0"/>
                 </w:tcBorders>
               </w:tcPr>
               <w:p>
@@ -792,7 +792,7 @@
               <w:tcPr>
                 <w:tcW w:w="1698" w:type="pct"/>
                 <w:tcBorders>
-                  <w:bottom w:val="single" w:sz="4" w:space="0" w:color="auto"/>
+                  <w:bottom w:val="single" w:color="auto" w:sz="4" w:space="0"/>
                 </w:tcBorders>
               </w:tcPr>
               <w:p>
@@ -823,7 +823,7 @@
           <w:tcPr>
             <w:tcW w:w="1210" w:type="pct"/>
             <w:tcBorders>
-              <w:top w:val="single" w:sz="4" w:space="0" w:color="auto"/>
+              <w:top w:val="single" w:color="auto" w:sz="4" w:space="0"/>
             </w:tcBorders>
           </w:tcPr>
           <w:p>
@@ -839,7 +839,7 @@
           <w:tcPr>
             <w:tcW w:w="2092" w:type="pct"/>
             <w:tcBorders>
-              <w:top w:val="single" w:sz="4" w:space="0" w:color="auto"/>
+              <w:top w:val="single" w:color="auto" w:sz="4" w:space="0"/>
             </w:tcBorders>
           </w:tcPr>
           <w:p>
@@ -855,7 +855,7 @@
           <w:tcPr>
             <w:tcW w:w="1698" w:type="pct"/>
             <w:tcBorders>
-              <w:top w:val="single" w:sz="4" w:space="0" w:color="auto"/>
+              <w:top w:val="single" w:color="auto" w:sz="4" w:space="0"/>
             </w:tcBorders>
           </w:tcPr>
           <w:p>
@@ -3078,7 +3078,9 @@
 </we:webextension>
 </file>
 
-<file path=customXml/item1.xml>��< ? x m l   v e r s i o n = " 1 . 0 "   e n c o d i n g = " u t f - 1 6 " ? > < N a v W o r d R e p o r t X m l P a r t   x m l n s = " u r n : m i c r o s o f t - d y n a m i c s - n a v / r e p o r t s / S t a n d a r d _ S a l e s _ C r e d i t _ M e m o / 1 3 0 7 / " > +<file path=customXml/item1.xml>��< ? x m l   v e r s i o n = " 1 . 0 "   e n c o d i n g = " u t f - 1 6 " ? > + 
+ < N a v W o r d R e p o r t X m l P a r t   x m l n s = " u r n : m i c r o s o f t - d y n a m i c s - n a v / r e p o r t s / S t a n d a r d _ S a l e s _ C r e d i t _ M e m o / 1 3 0 7 / " >   
      < B C R e p o r t I n f o r m a t i o n >   
@@ -3142,6 +3144,84 @@
  
          < / R e p o r t R e q u e s t >   
+         < C o m p a n y M e t a d a t a > + 
+             < C o m p a n y N a m e > C o m p a n y   N a m e < / C o m p a n y N a m e > + 
+             < C o m p a n y D i s p l a y N a m e > C o m p a n y   D i s p l a y   N a m e < / C o m p a n y D i s p l a y N a m e > + 
+             < C o m p a n y A d d r e s s L i n e s > + 
+                 < C o m p a n y A d d r e s s L i n e > C o m p a n y   A d d r e s s   L i n e   1 < / C o m p a n y A d d r e s s L i n e > + 
+                 < C o m p a n y A d d r e s s L i n e > C o m p a n y   A d d r e s s   L i n e   2 < / C o m p a n y A d d r e s s L i n e > + 
+                 < C o m p a n y A d d r e s s L i n e > C o m p a n y   A d d r e s s   L i n e   3 < / C o m p a n y A d d r e s s L i n e > + 
+                 < C o m p a n y A d d r e s s L i n e > C o m p a n y   A d d r e s s   L i n e   4 < / C o m p a n y A d d r e s s L i n e > + 
+                 < C o m p a n y A d d r e s s L i n e > C o m p a n y   A d d r e s s   L i n e   5 < / C o m p a n y A d d r e s s L i n e > + 
+                 < C o m p a n y A d d r e s s L i n e > C o m p a n y   A d d r e s s   L i n e   6 < / C o m p a n y A d d r e s s L i n e > + 
+                 < C o m p a n y A d d r e s s L i n e > C o m p a n y   A d d r e s s   L i n e   7 < / C o m p a n y A d d r e s s L i n e > + 
+                 < C o m p a n y A d d r e s s L i n e > C o m p a n y   A d d r e s s   L i n e   8 < / C o m p a n y A d d r e s s L i n e > + 
+             < / C o m p a n y A d d r e s s L i n e s > + 
+             < C o m p a n y P h o n e > C o m p a n y   P h o n e < / C o m p a n y P h o n e > + 
+             < C o m p a n y P h o n e C a p t i o n > C o m p a n y   P h o n e   C a p t i o n < / C o m p a n y P h o n e C a p t i o n > + 
+             < C o m p a n y F a x N o > C o m p a n y   F a x   N o . < / C o m p a n y F a x N o > + 
+             < C o m p a n y F a x N o C a p t i o n > C o m p a n y   F a x   N o .   C a p t i o n < / C o m p a n y F a x N o C a p t i o n > + 
+             < C o m p a n y E m a i l > C o m p a n y   E m a i l < / C o m p a n y E m a i l > + 
+             < C o m p a n y E m a i l C a p t i o n > C o m p a n y   E m a i l   C a p t i o n < / C o m p a n y E m a i l C a p t i o n > + 
+             < C o m p a n y H o m e P a g e > C o m p a n y   H o m e   P a g e < / C o m p a n y H o m e P a g e > + 
+             < C o m p a n y H o m e P a g e C a p t i o n > C o m p a n y   H o m e   P a g e   C a p t i o n < / C o m p a n y H o m e P a g e C a p t i o n > + 
+             < C o m p a n y L o g o > C o m p a n y   L o g o < / C o m p a n y L o g o > + 
+             < C o m p a n y V A T R e g i s t r a t i o n N o > C o m p a n y   V A T   R e g i s t r a t i o n   N o . < / C o m p a n y V A T R e g i s t r a t i o n N o > + 
+             < C o m p a n y V A T R e g i s t r a t i o n N o C a p t i o n > C o m p a n y   V A T   R e g i s t r a t i o n   N o .   C a p t i o n < / C o m p a n y V A T R e g i s t r a t i o n N o C a p t i o n > + 
+             < C o m p a n y R e g i s t r a t i o n N o > C o m p a n y   R e g i s t r a t i o n   N o . < / C o m p a n y R e g i s t r a t i o n N o > + 
+             < C o m p a n y R e g i s t r a t i o n N o C a p t i o n > C o m p a n y   R e g i s t r a t i o n   N o .   C a p t i o n < / C o m p a n y R e g i s t r a t i o n N o C a p t i o n > + 
+             < C o m p a n y B a n k N a m e > C o m p a n y   B a n k   N a m e < / C o m p a n y B a n k N a m e > + 
+             < C o m p a n y B a n k N a m e C a p t i o n > C o m p a n y   B a n k   N a m e   C a p t i o n < / C o m p a n y B a n k N a m e C a p t i o n > + 
+             < C o m p a n y B a n k A c c o u n t N o > C o m p a n y   B a n k   A c c o u n t   N o . < / C o m p a n y B a n k A c c o u n t N o > + 
+             < C o m p a n y B a n k A c c o u n t N o C a p t i o n > C o m p a n y   B a n k   A c c o u n t   N o .   C a p t i o n < / C o m p a n y B a n k A c c o u n t N o C a p t i o n > + 
+             < C o m p a n y B a n k B r a n c h N o > C o m p a n y   B a n k   B r a n c h   N o . < / C o m p a n y B a n k B r a n c h N o > + 
+             < C o m p a n y B a n k B r a n c h N o C a p t i o n > C o m p a n y   B a n k   B r a n c h   N o .   C a p t i o n < / C o m p a n y B a n k B r a n c h N o C a p t i o n > + 
+             < C o m p a n y I B A N > C o m p a n y   I B A N < / C o m p a n y I B A N > + 
+             < C o m p a n y I B A N C a p t i o n > C o m p a n y   I B A N   C a p t i o n < / C o m p a n y I B A N C a p t i o n > + 
+             < C o m p a n y B a n k S W I F T > C o m p a n y   B a n k   S W I F T < / C o m p a n y B a n k S W I F T > + 
+             < C o m p a n y B a n k S W I F T C a p t i o n > C o m p a n y   B a n k   S W I F T   C a p t i o n < / C o m p a n y B a n k S W I F T C a p t i o n > + 
+             < C o m p a n y G i r o N o > C o m p a n y   G i r o   N o . < / C o m p a n y G i r o N o > + 
+             < C o m p a n y G i r o N o C a p t i o n > C o m p a n y   G i r o   N o .   C a p t i o n < / C o m p a n y G i r o N o C a p t i o n > + 
+         < / C o m p a n y M e t a d a t a > + 
      < / B C R e p o r t I n f o r m a t i o n >   
      < H e a d e r > @@ -3222,7 +3302,7 @@
  
          < C o m p a n y P h o n e N o _ L b l > C o m p a n y P h o n e N o _ L b l < / C o m p a n y P h o n e N o _ L b l >   
-         < C o m p a n y P i c t u r e / > +         < C o m p a n y P i c t u r e   / >   
          < C o m p a n y R e g i s t r a t i o n N u m b e r > C o m p a n y R e g i s t r a t i o n N u m b e r < / C o m p a n y R e g i s t r a t i o n N u m b e r >   
@@ -3310,24 +3390,18 @@
  
          < P r i c e s I n c l u d i n g V A T > P r i c e s I n c l u d i n g V A T < / P r i c e s I n c l u d i n g V A T >   
+         < P r i c e s I n c l u d i n g V A T Y e s N o > P r i c e s I n c l u d i n g V A T Y e s N o < / P r i c e s I n c l u d i n g V A T Y e s N o > + 
          < P r i c e s I n c l u d i n g V A T _ L b l > P r i c e s I n c l u d i n g V A T _ L b l < / P r i c e s I n c l u d i n g V A T _ L b l >   
-         < P r i c e s I n c l u d i n g V A T Y e s N o > P r i c e s I n c l u d i n g V A T Y e s N o < / P r i c e s I n c l u d i n g V A T Y e s N o > - 
-         < Q R _ C o d e _ I m a g e > Q R _ C o d e _ I m a g e < / Q R _ C o d e _ I m a g e > - 
-         < Q R _ C o d e _ I m a g e _ L b l > Q R _ C o d e _ I m a g e _ L b l < / Q R _ C o d e _ I m a g e _ L b l > - 
-         < R e c u r r i n g B i l l i n g > R e c u r r i n g B i l l i n g < / R e c u r r i n g B i l l i n g > - 
          < S a l e s I n v o i c e L i n e D i s c o u n t _ L b l > S a l e s I n v o i c e L i n e D i s c o u n t _ L b l < / S a l e s I n v o i c e L i n e D i s c o u n t _ L b l >   
+         < S a l e s P e r s o n B l a n k _ L b l > S a l e s P e r s o n B l a n k _ L b l < / S a l e s P e r s o n B l a n k _ L b l > + 
+         < S a l e s P e r s o n N a m e > S a l e s P e r s o n N a m e < / S a l e s P e r s o n N a m e > + 
          < S a l e s P e r s o n _ L b l > S a l e s P e r s o n _ L b l < / S a l e s P e r s o n _ L b l >   
-         < S a l e s P e r s o n B l a n k _ L b l > S a l e s P e r s o n B l a n k _ L b l < / S a l e s P e r s o n B l a n k _ L b l > - 
-         < S a l e s P e r s o n N a m e > S a l e s P e r s o n N a m e < / S a l e s P e r s o n N a m e > - 
          < S e l l T o C o n t a c t E m a i l > S e l l T o C o n t a c t E m a i l < / S e l l T o C o n t a c t E m a i l >   
          < S e l l T o C o n t a c t E m a i l L b l > S e l l T o C o n t a c t E m a i l L b l < / S e l l T o C o n t a c t E m a i l L b l > @@ -3344,34 +3418,34 @@
  
          < S e l l t o C u s t o m e r N o _ L b l > S e l l t o C u s t o m e r N o _ L b l < / S e l l t o C u s t o m e r N o _ L b l >   
+         < S h i p m e n t D a t e > S h i p m e n t D a t e < / S h i p m e n t D a t e > + 
+         < S h i p m e n t D a t e _ L b l > S h i p m e n t D a t e _ L b l < / S h i p m e n t D a t e _ L b l > + 
+         < S h i p m e n t M e t h o d D e s c r i p t i o n > S h i p m e n t M e t h o d D e s c r i p t i o n < / S h i p m e n t M e t h o d D e s c r i p t i o n > + 
+         < S h i p m e n t M e t h o d D e s c r i p t i o n _ L b l > S h i p m e n t M e t h o d D e s c r i p t i o n _ L b l < / S h i p m e n t M e t h o d D e s c r i p t i o n _ L b l > + 
          < S h i p m e n t _ L b l > S h i p m e n t _ L b l < / S h i p m e n t _ L b l >   
-         < S h i p m e n t D a t e > S h i p m e n t D a t e < / S h i p m e n t D a t e > - 
-         < S h i p m e n t D a t e _ L b l > S h i p m e n t D a t e _ L b l < / S h i p m e n t D a t e _ L b l > - 
-         < S h i p m e n t M e t h o d D e s c r i p t i o n > S h i p m e n t M e t h o d D e s c r i p t i o n < / S h i p m e n t M e t h o d D e s c r i p t i o n > - 
-         < S h i p m e n t M e t h o d D e s c r i p t i o n _ L b l > S h i p m e n t M e t h o d D e s c r i p t i o n _ L b l < / S h i p m e n t M e t h o d D e s c r i p t i o n _ L b l > +         < S h i p T o A d d r e s s 1 > S h i p T o A d d r e s s 1 < / S h i p T o A d d r e s s 1 > + 
+         < S h i p T o A d d r e s s 2 > S h i p T o A d d r e s s 2 < / S h i p T o A d d r e s s 2 > + 
+         < S h i p T o A d d r e s s 3 > S h i p T o A d d r e s s 3 < / S h i p T o A d d r e s s 3 > + 
+         < S h i p T o A d d r e s s 4 > S h i p T o A d d r e s s 4 < / S h i p T o A d d r e s s 4 > + 
+         < S h i p T o A d d r e s s 5 > S h i p T o A d d r e s s 5 < / S h i p T o A d d r e s s 5 > + 
+         < S h i p T o A d d r e s s 6 > S h i p T o A d d r e s s 6 < / S h i p T o A d d r e s s 6 > + 
+         < S h i p T o A d d r e s s 7 > S h i p T o A d d r e s s 7 < / S h i p T o A d d r e s s 7 > + 
+         < S h i p T o A d d r e s s 8 > S h i p T o A d d r e s s 8 < / S h i p T o A d d r e s s 8 >   
          < S h i p T o A d d r e s s _ L b l > S h i p T o A d d r e s s _ L b l < / S h i p T o A d d r e s s _ L b l >   
-         < S h i p T o A d d r e s s 1 > S h i p T o A d d r e s s 1 < / S h i p T o A d d r e s s 1 > - 
-         < S h i p T o A d d r e s s 2 > S h i p T o A d d r e s s 2 < / S h i p T o A d d r e s s 2 > - 
-         < S h i p T o A d d r e s s 3 > S h i p T o A d d r e s s 3 < / S h i p T o A d d r e s s 3 > - 
-         < S h i p T o A d d r e s s 4 > S h i p T o A d d r e s s 4 < / S h i p T o A d d r e s s 4 > - 
-         < S h i p T o A d d r e s s 5 > S h i p T o A d d r e s s 5 < / S h i p T o A d d r e s s 5 > - 
-         < S h i p T o A d d r e s s 6 > S h i p T o A d d r e s s 6 < / S h i p T o A d d r e s s 6 > - 
-         < S h i p T o A d d r e s s 7 > S h i p T o A d d r e s s 7 < / S h i p T o A d d r e s s 7 > - 
-         < S h i p T o A d d r e s s 8 > S h i p T o A d d r e s s 8 < / S h i p T o A d d r e s s 8 > - 
          < S h i p T o P h o n e N o > S h i p T o P h o n e N o < / S h i p T o P h o n e N o >   
          < S h o w S h i p p i n g A d d r e s s > S h o w S h i p p i n g A d d r e s s < / S h o w S h i p p i n g A d d r e s s > @@ -3382,16 +3456,16 @@
  
          < T o t a l _ L b l > T o t a l _ L b l < / T o t a l _ L b l >   
+         < V A T A m o u n t S p e c i f i c a t i o n _ L b l > V A T A m o u n t S p e c i f i c a t i o n _ L b l < / V A T A m o u n t S p e c i f i c a t i o n _ L b l > + 
          < V A T A m o u n t _ L b l > V A T A m o u n t _ L b l < / V A T A m o u n t _ L b l >   
-         < V A T A m o u n t S p e c i f i c a t i o n _ L b l > V A T A m o u n t S p e c i f i c a t i o n _ L b l < / V A T A m o u n t S p e c i f i c a t i o n _ L b l > - 
          < V A T B a s e _ L b l > V A T B a s e _ L b l < / V A T B a s e _ L b l >   
+         < V A T C l a u s e s _ L b l > V A T C l a u s e s _ L b l < / V A T C l a u s e s _ L b l > + 
          < V A T C l a u s e _ L b l > V A T C l a u s e _ L b l < / V A T C l a u s e _ L b l >   
-         < V A T C l a u s e s _ L b l > V A T C l a u s e s _ L b l < / V A T C l a u s e s _ L b l > - 
          < V A T I d e n t i f i e r _ L b l > V A T I d e n t i f i e r _ L b l < / V A T I d e n t i f i e r _ L b l >   
          < V A T P e r c e n t a g e _ L b l > V A T P e r c e n t a g e _ L b l < / V A T P e r c e n t a g e _ L b l > @@ -3414,10 +3488,6 @@
  
              < A m o u n t I n c l u d i n g V A T _ L i n e _ L b l > A m o u n t I n c l u d i n g V A T _ L i n e _ L b l < / A m o u n t I n c l u d i n g V A T _ L i n e _ L b l >   
-             < C o n t r a c t L i n e N o > C o n t r a c t L i n e N o < / C o n t r a c t L i n e N o > - 
-             < C o n t r a c t N o > C o n t r a c t N o < / C o n t r a c t N o > - 
              < D e s c r i p t i o n _ L i n e > D e s c r i p t i o n _ L i n e < / D e s c r i p t i o n _ L i n e >   
              < D e s c r i p t i o n _ L i n e _ L b l > D e s c r i p t i o n _ L i n e _ L b l < / D e s c r i p t i o n _ L i n e _ L b l > @@ -3434,20 +3504,16 @@
  
              < L i n e A m o u n t _ L i n e _ L b l > L i n e A m o u n t _ L i n e _ L b l < / L i n e A m o u n t _ L i n e _ L b l >   
+             < L i n e D i s c o u n t P e r c e n t T e x t _ L i n e > L i n e D i s c o u n t P e r c e n t T e x t _ L i n e < / L i n e D i s c o u n t P e r c e n t T e x t _ L i n e > + 
              < L i n e D i s c o u n t P e r c e n t _ L i n e > L i n e D i s c o u n t P e r c e n t _ L i n e < / L i n e D i s c o u n t P e r c e n t _ L i n e >   
-             < L i n e D i s c o u n t P e r c e n t T e x t _ L i n e > L i n e D i s c o u n t P e r c e n t T e x t _ L i n e < / L i n e D i s c o u n t P e r c e n t T e x t _ L i n e > - 
              < L i n e N o _ L i n e > L i n e N o _ L i n e < / L i n e N o _ L i n e >   
              < Q u a n t i t y _ L i n e > Q u a n t i t y _ L i n e < / Q u a n t i t y _ L i n e >   
              < Q u a n t i t y _ L i n e _ L b l > Q u a n t i t y _ L i n e _ L b l < / Q u a n t i t y _ L i n e _ L b l >   
-             < R e c u r r i n g B i l l i n g f r o m > R e c u r r i n g B i l l i n g f r o m < / R e c u r r i n g B i l l i n g f r o m > - 
-             < R e c u r r i n g B i l l i n g t o > R e c u r r i n g B i l l i n g t o < / R e c u r r i n g B i l l i n g t o > - 
              < S h i p m e n t D a t e _ L i n e > S h i p m e n t D a t e _ L i n e < / S h i p m e n t D a t e _ L i n e >   
              < S h i p m e n t D a t e _ L i n e _ L b l > S h i p m e n t D a t e _ L i n e _ L b l < / S h i p m e n t D a t e _ L i n e _ L b l > @@ -3526,22 +3592,22 @@
  
              < N o O f V A T I d e n t i f i e r s > N o O f V A T I d e n t i f i e r s < / N o O f V A T I d e n t i f i e r s >   
+             < V A T A m o u n t L C Y _ V A T A m o u n t L i n e > V A T A m o u n t L C Y _ V A T A m o u n t L i n e < / V A T A m o u n t L C Y _ V A T A m o u n t L i n e > + 
+             < V A T A m o u n t L C Y _ V A T A m o u n t L i n e _ L b l > V A T A m o u n t L C Y _ V A T A m o u n t L i n e _ L b l < / V A T A m o u n t L C Y _ V A T A m o u n t L i n e _ L b l > + 
              < V A T A m o u n t _ V a t A m o u n t L i n e > V A T A m o u n t _ V a t A m o u n t L i n e < / V A T A m o u n t _ V a t A m o u n t L i n e >   
              < V A T A m o u n t _ V a t A m o u n t L i n e _ L b l > V A T A m o u n t _ V a t A m o u n t L i n e _ L b l < / V A T A m o u n t _ V a t A m o u n t L i n e _ L b l >   
-             < V A T A m o u n t L C Y _ V A T A m o u n t L i n e > V A T A m o u n t L C Y _ V A T A m o u n t L i n e < / V A T A m o u n t L C Y _ V A T A m o u n t L i n e > - 
-             < V A T A m o u n t L C Y _ V A T A m o u n t L i n e _ L b l > V A T A m o u n t L C Y _ V A T A m o u n t L i n e _ L b l < / V A T A m o u n t L C Y _ V A T A m o u n t L i n e _ L b l > +             < V A T B a s e L C Y _ V A T A m o u n t L i n e > V A T B a s e L C Y _ V A T A m o u n t L i n e < / V A T B a s e L C Y _ V A T A m o u n t L i n e > + 
+             < V A T B a s e L C Y _ V A T A m o u n t L i n e _ L b l > V A T B a s e L C Y _ V A T A m o u n t L i n e _ L b l < / V A T B a s e L C Y _ V A T A m o u n t L i n e _ L b l >   
              < V A T B a s e _ V a t A m o u n t L i n e > V A T B a s e _ V a t A m o u n t L i n e < / V A T B a s e _ V a t A m o u n t L i n e >   
              < V A T B a s e _ V a t A m o u n t L i n e _ L b l > V A T B a s e _ V a t A m o u n t L i n e _ L b l < / V A T B a s e _ V a t A m o u n t L i n e _ L b l >   
-             < V A T B a s e L C Y _ V A T A m o u n t L i n e > V A T B a s e L C Y _ V A T A m o u n t L i n e < / V A T B a s e L C Y _ V A T A m o u n t L i n e > - 
-             < V A T B a s e L C Y _ V A T A m o u n t L i n e _ L b l > V A T B a s e L C Y _ V A T A m o u n t L i n e _ L b l < / V A T B a s e L C Y _ V A T A m o u n t L i n e _ L b l > - 
              < V A T I d e n t i f i e r _ V a t A m o u n t L i n e > V A T I d e n t i f i e r _ V a t A m o u n t L i n e < / V A T I d e n t i f i e r _ V a t A m o u n t L i n e >   
              < V A T I d e n t i f i e r _ V a t A m o u n t L i n e _ L b l > V A T I d e n t i f i e r _ V a t A m o u n t L i n e _ L b l < / V A T I d e n t i f i e r _ V a t A m o u n t L i n e _ L b l > @@ -3558,10 +3624,10 @@
  
              < C o d e _ V A T C l a u s e L i n e _ L b l > C o d e _ V A T C l a u s e L i n e _ L b l < / C o d e _ V A T C l a u s e L i n e _ L b l >   
+             < D e s c r i p t i o n 2 _ V A T C l a u s e L i n e > D e s c r i p t i o n 2 _ V A T C l a u s e L i n e < / D e s c r i p t i o n 2 _ V A T C l a u s e L i n e > + 
              < D e s c r i p t i o n _ V A T C l a u s e L i n e > D e s c r i p t i o n _ V A T C l a u s e L i n e < / D e s c r i p t i o n _ V A T C l a u s e L i n e >   
-             < D e s c r i p t i o n 2 _ V A T C l a u s e L i n e > D e s c r i p t i o n 2 _ V A T C l a u s e L i n e < / D e s c r i p t i o n 2 _ V A T C l a u s e L i n e > - 
              < N o O f V A T C l a u s e s > N o O f V A T C l a u s e s < / N o O f V A T C l a u s e s >   
              < V A T A m o u n t _ V A T C l a u s e L i n e > V A T A m o u n t _ V A T C l a u s e L i n e < / V A T A m o u n t _ V A T C l a u s e L i n e > @@ -3572,9 +3638,9 @@
  
          < R e p o r t T o t a l s L i n e >   
+             < A m o u n t F o r m a t t e d _ R e p o r t T o t a l s L i n e > A m o u n t F o r m a t t e d _ R e p o r t T o t a l s L i n e < / A m o u n t F o r m a t t e d _ R e p o r t T o t a l s L i n e > + 
              < A m o u n t _ R e p o r t T o t a l s L i n e > A m o u n t _ R e p o r t T o t a l s L i n e < / A m o u n t _ R e p o r t T o t a l s L i n e > - 
-             < A m o u n t F o r m a t t e d _ R e p o r t T o t a l s L i n e > A m o u n t F o r m a t t e d _ R e p o r t T o t a l s L i n e < / A m o u n t F o r m a t t e d _ R e p o r t T o t a l s L i n e >   
              < D e s c r i p t i o n _ R e p o r t T o t a l s L i n e > D e s c r i p t i o n _ R e p o r t T o t a l s L i n e < / D e s c r i p t i o n _ R e p o r t T o t a l s L i n e >   
@@ -3633,7 +3699,9 @@
  < / N a v W o r d R e p o r t X m l P a r t > 
 </file>
 
-<file path=customXml/item2.xml>��< ? x m l   v e r s i o n = " 1 . 0 "   e n c o d i n g = " u t f - 1 6 " ? > < N a v W o r d R e p o r t X m l P a r t   x m l n s = " u r n : m i c r o s o f t - d y n a m i c s - b u s i n e s s c e n t r a l / i n t e r n a l / e x t e n d e d / r e p o r t s / S t a n d a r d _ S a l e s _ C r e d i t _ M e m o / 1 3 0 7 / " > +<file path=customXml/item2.xml>��< ? x m l   v e r s i o n = " 1 . 0 "   e n c o d i n g = " u t f - 1 6 " ? > + 
+ < N a v W o r d R e p o r t X m l P a r t   x m l n s = " u r n : m i c r o s o f t - d y n a m i c s - b u s i n e s s c e n t r a l / i n t e r n a l / e x t e n d e d / r e p o r t s / S t a n d a r d _ S a l e s _ C r e d i t _ M e m o / 1 3 0 7 / " >   
      < B C R e p o r t I n f o r m a t i o n >   
@@ -3697,27 +3765,395 @@
  
          < / R e p o r t R e q u e s t >   
+         < C o m p a n y M e t a d a t a > + 
+             < C o m p a n y N a m e > C o m p a n y   N a m e < / C o m p a n y N a m e > + 
+             < C o m p a n y D i s p l a y N a m e > C o m p a n y   D i s p l a y   N a m e < / C o m p a n y D i s p l a y N a m e > + 
+             < C o m p a n y A d d r e s s L i n e s > + 
+                 < C o m p a n y A d d r e s s L i n e > C o m p a n y   A d d r e s s   L i n e   1 < / C o m p a n y A d d r e s s L i n e > + 
+                 < C o m p a n y A d d r e s s L i n e > C o m p a n y   A d d r e s s   L i n e   2 < / C o m p a n y A d d r e s s L i n e > + 
+                 < C o m p a n y A d d r e s s L i n e > C o m p a n y   A d d r e s s   L i n e   3 < / C o m p a n y A d d r e s s L i n e > + 
+                 < C o m p a n y A d d r e s s L i n e > C o m p a n y   A d d r e s s   L i n e   4 < / C o m p a n y A d d r e s s L i n e > + 
+                 < C o m p a n y A d d r e s s L i n e > C o m p a n y   A d d r e s s   L i n e   5 < / C o m p a n y A d d r e s s L i n e > + 
+                 < C o m p a n y A d d r e s s L i n e > C o m p a n y   A d d r e s s   L i n e   6 < / C o m p a n y A d d r e s s L i n e > + 
+                 < C o m p a n y A d d r e s s L i n e > C o m p a n y   A d d r e s s   L i n e   7 < / C o m p a n y A d d r e s s L i n e > + 
+                 < C o m p a n y A d d r e s s L i n e > C o m p a n y   A d d r e s s   L i n e   8 < / C o m p a n y A d d r e s s L i n e > + 
+             < / C o m p a n y A d d r e s s L i n e s > + 
+             < C o m p a n y P h o n e > C o m p a n y   P h o n e < / C o m p a n y P h o n e > + 
+             < C o m p a n y P h o n e C a p t i o n > C o m p a n y   P h o n e   C a p t i o n < / C o m p a n y P h o n e C a p t i o n > + 
+             < C o m p a n y F a x N o > C o m p a n y   F a x   N o . < / C o m p a n y F a x N o > + 
+             < C o m p a n y F a x N o C a p t i o n > C o m p a n y   F a x   N o .   C a p t i o n < / C o m p a n y F a x N o C a p t i o n > + 
+             < C o m p a n y E m a i l > C o m p a n y   E m a i l < / C o m p a n y E m a i l > + 
+             < C o m p a n y E m a i l C a p t i o n > C o m p a n y   E m a i l   C a p t i o n < / C o m p a n y E m a i l C a p t i o n > + 
+             < C o m p a n y H o m e P a g e > C o m p a n y   H o m e   P a g e < / C o m p a n y H o m e P a g e > + 
+             < C o m p a n y H o m e P a g e C a p t i o n > C o m p a n y   H o m e   P a g e   C a p t i o n < / C o m p a n y H o m e P a g e C a p t i o n > + 
+             < C o m p a n y L o g o > C o m p a n y   L o g o < / C o m p a n y L o g o > + 
+             < C o m p a n y V A T R e g i s t r a t i o n N o > C o m p a n y   V A T   R e g i s t r a t i o n   N o . < / C o m p a n y V A T R e g i s t r a t i o n N o > + 
+             < C o m p a n y V A T R e g i s t r a t i o n N o C a p t i o n > C o m p a n y   V A T   R e g i s t r a t i o n   N o .   C a p t i o n < / C o m p a n y V A T R e g i s t r a t i o n N o C a p t i o n > + 
+             < C o m p a n y R e g i s t r a t i o n N o > C o m p a n y   R e g i s t r a t i o n   N o . < / C o m p a n y R e g i s t r a t i o n N o > + 
+             < C o m p a n y R e g i s t r a t i o n N o C a p t i o n > C o m p a n y   R e g i s t r a t i o n   N o .   C a p t i o n < / C o m p a n y R e g i s t r a t i o n N o C a p t i o n > + 
+             < C o m p a n y B a n k N a m e > C o m p a n y   B a n k   N a m e < / C o m p a n y B a n k N a m e > + 
+             < C o m p a n y B a n k N a m e C a p t i o n > C o m p a n y   B a n k   N a m e   C a p t i o n < / C o m p a n y B a n k N a m e C a p t i o n > + 
+             < C o m p a n y B a n k A c c o u n t N o > C o m p a n y   B a n k   A c c o u n t   N o . < / C o m p a n y B a n k A c c o u n t N o > + 
+             < C o m p a n y B a n k A c c o u n t N o C a p t i o n > C o m p a n y   B a n k   A c c o u n t   N o .   C a p t i o n < / C o m p a n y B a n k A c c o u n t N o C a p t i o n > + 
+             < C o m p a n y B a n k B r a n c h N o > C o m p a n y   B a n k   B r a n c h   N o . < / C o m p a n y B a n k B r a n c h N o > + 
+             < C o m p a n y B a n k B r a n c h N o C a p t i o n > C o m p a n y   B a n k   B r a n c h   N o .   C a p t i o n < / C o m p a n y B a n k B r a n c h N o C a p t i o n > + 
+             < C o m p a n y I B A N > C o m p a n y   I B A N < / C o m p a n y I B A N > + 
+             < C o m p a n y I B A N C a p t i o n > C o m p a n y   I B A N   C a p t i o n < / C o m p a n y I B A N C a p t i o n > + 
+             < C o m p a n y B a n k S W I F T > C o m p a n y   B a n k   S W I F T < / C o m p a n y B a n k S W I F T > + 
+             < C o m p a n y B a n k S W I F T C a p t i o n > C o m p a n y   B a n k   S W I F T   C a p t i o n < / C o m p a n y B a n k S W I F T C a p t i o n > + 
+             < C o m p a n y G i r o N o > C o m p a n y   G i r o   N o . < / C o m p a n y G i r o N o > + 
+             < C o m p a n y G i r o N o C a p t i o n > C o m p a n y   G i r o   N o .   C a p t i o n < / C o m p a n y G i r o N o C a p t i o n > + 
+         < / C o m p a n y M e t a d a t a > + 
      < / B C R e p o r t I n f o r m a t i o n >   
-     < T o o l t i p s / > +     < T o o l t i p s > + 
+         < T o o l t i p   c o l u m n = " C o m p a n y H o m e P a g e "   E l e m e n t I d = " 1 9 8 9 1 8 8 7 0 " > + 
+             < T o o l t i p T e x t   l a n g = " e n - U S " > S p e c i f i e s   y o u r   c o m p a n y ' s   w e b   s i t e . < / T o o l t i p T e x t > + 
+         < / T o o l t i p > + 
+         < T o o l t i p   c o l u m n = " C o m p a n y E M a i l "   E l e m e n t I d = " 1 6 7 7 0 7 4 0 5 8 " > + 
+             < T o o l t i p T e x t   l a n g = " e n - U S " > S p e c i f i e s   t h e   c o m p a n y ' s   e m a i l   a d d r e s s . < / T o o l t i p T e x t > + 
+         < / T o o l t i p > + 
+         < T o o l t i p   c o l u m n = " C o m p a n y P i c t u r e "   E l e m e n t I d = " 1 3 9 7 4 1 1 0 7 4 " > + 
+             < T o o l t i p T e x t   l a n g = " e n - U S " > S p e c i f i e s   t h e   p i c t u r e   t h a t   h a s   b e e n   s e t   u p   f o r   t h e   c o m p a n y ,   s u c h   a s   a   c o m p a n y   l o g o . < / T o o l t i p T e x t > + 
+         < / T o o l t i p > + 
+         < T o o l t i p   c o l u m n = " C o m p a n y P h o n e N o "   E l e m e n t I d = " 2 5 0 4 4 0 6 5 5 " > + 
+             < T o o l t i p T e x t   l a n g = " e n - U S " > S p e c i f i e s   t h e   c o m p a n y ' s   t e l e p h o n e   n u m b e r . < / T o o l t i p T e x t > + 
+         < / T o o l t i p > + 
+         < T o o l t i p   c o l u m n = " C o m p a n y G i r o N o "   E l e m e n t I d = " 1 3 6 0 1 9 6 3 2 0 " > + 
+             < T o o l t i p T e x t   l a n g = " e n - U S " > S p e c i f i e s   t h e   c o m p a n y ' s   g i r o   n u m b e r . < / T o o l t i p T e x t > + 
+         < / T o o l t i p > + 
+         < T o o l t i p   c o l u m n = " C o m p a n y B a n k N a m e "   E l e m e n t I d = " 1 5 3 4 9 0 5 6 0 5 " > + 
+             < T o o l t i p T e x t   l a n g = " e n - U S " > S p e c i f i e s   t h e   n a m e   o f   t h e   b a n k   w h e r e   y o u   h a v e   t h e   b a n k   a c c o u n t . < / T o o l t i p T e x t > + 
+         < / T o o l t i p > + 
+         < T o o l t i p   c o l u m n = " C o m p a n y B a n k B r a n c h N o "   E l e m e n t I d = " 7 9 3 1 3 3 0 5 7 " > + 
+             < T o o l t i p T e x t   l a n g = " e n - U S " > S p e c i f i e s   a   n u m b e r   o f   t h e   b a n k   b r a n c h . < / T o o l t i p T e x t > + 
+         < / T o o l t i p > + 
+         < T o o l t i p   c o l u m n = " C o m p a n y B a n k A c c o u n t N o "   E l e m e n t I d = " 3 0 1 4 0 2 0 4 " > + 
+             < T o o l t i p T e x t   l a n g = " e n - U S " > S p e c i f i e s   t h e   n u m b e r   u s e d   b y   t h e   b a n k   f o r   t h e   b a n k   a c c o u n t . < / T o o l t i p T e x t > + 
+         < / T o o l t i p > + 
+         < T o o l t i p   c o l u m n = " C o m p a n y I B A N "   E l e m e n t I d = " 9 0 6 5 4 9 1 8 2 " > + 
+             < T o o l t i p T e x t   l a n g = " e n - U S " > S p e c i f i e s   t h e   b a n k   a c c o u n t ' s   i n t e r n a t i o n a l   b a n k   a c c o u n t   n u m b e r . < / T o o l t i p T e x t > + 
+         < / T o o l t i p > + 
+         < T o o l t i p   c o l u m n = " C o m p a n y S W I F T "   E l e m e n t I d = " 6 6 8 2 5 0 2 4 5 " > + 
+             < T o o l t i p T e x t   l a n g = " e n - U S " > S p e c i f i e s   t h e   i n t e r n a t i o n a l   b a n k   i d e n t i f i e r   c o d e   ( S W I F T )   o f   t h e   b a n k   w h e r e   y o u   h a v e   t h e   a c c o u n t . < / T o o l t i p T e x t > + 
+         < / T o o l t i p > + 
+         < T o o l t i p   c o l u m n = " S e l l T o C o n t a c t P h o n e N o "   E l e m e n t I d = " 1 6 1 3 8 2 2 4 8 3 " > + 
+             < T o o l t i p T e x t   l a n g = " e n - U S " > S p e c i f i e s   t h e   c o n t a c t ' s   p h o n e   n u m b e r . < / T o o l t i p T e x t > + 
+         < / T o o l t i p > + 
+         < T o o l t i p   c o l u m n = " S e l l T o C o n t a c t M o b i l e P h o n e N o "   E l e m e n t I d = " 1 8 4 3 5 8 7 4 7 " > + 
+             < T o o l t i p T e x t   l a n g = " e n - U S " > S p e c i f i e s   t h e   c o n t a c t ' s   m o b i l e   t e l e p h o n e   n u m b e r . < / T o o l t i p T e x t > + 
+         < / T o o l t i p > + 
+         < T o o l t i p   c o l u m n = " S e l l T o C o n t a c t E m a i l "   E l e m e n t I d = " 2 6 2 8 2 4 5 6 4 " > + 
+             < T o o l t i p T e x t   l a n g = " e n - U S " > S p e c i f i e s   t h e   e m a i l   a d d r e s s   o f   t h e   c o n t a c t . < / T o o l t i p T e x t > + 
+         < / T o o l t i p > + 
+         < T o o l t i p   c o l u m n = " B i l l T o C o n t a c t P h o n e N o "   E l e m e n t I d = " 3 6 2 4 7 7 4 8 8 " > + 
+             < T o o l t i p T e x t   l a n g = " e n - U S " > S p e c i f i e s   t h e   c o n t a c t ' s   p h o n e   n u m b e r . < / T o o l t i p T e x t > + 
+         < / T o o l t i p > + 
+         < T o o l t i p   c o l u m n = " B i l l T o C o n t a c t M o b i l e P h o n e N o "   E l e m e n t I d = " 2 4 8 4 8 8 6 9 6 " > + 
+             < T o o l t i p T e x t   l a n g = " e n - U S " > S p e c i f i e s   t h e   c o n t a c t ' s   m o b i l e   t e l e p h o n e   n u m b e r . < / T o o l t i p T e x t > + 
+         < / T o o l t i p > + 
+         < T o o l t i p   c o l u m n = " B i l l T o C o n t a c t E m a i l "   E l e m e n t I d = " 3 3 5 8 2 7 8 9 5 " > + 
+             < T o o l t i p T e x t   l a n g = " e n - U S " > S p e c i f i e s   t h e   e m a i l   a d d r e s s   o f   t h e   c o n t a c t . < / T o o l t i p T e x t > + 
+         < / T o o l t i p > + 
+         < T o o l t i p   c o l u m n = " Y o u r R e f e r e n c e "   E l e m e n t I d = " 1 1 0 3 9 9 5 1 " > + 
+             < T o o l t i p T e x t   l a n g = " e n - U S " > S p e c i f i e s   t h e   c u s t o m e r ' s   r e f e r e n c e .   T h e   c o n t e n t s   w i l l   b e   p r i n t e d   o n   s a l e s   d o c u m e n t s . < / T o o l t i p T e x t > + 
+         < / T o o l t i p > + 
+         < T o o l t i p   c o l u m n = " E x t e r n a l D o c u m e n t N o "   E l e m e n t I d = " 7 3 3 9 5 3 9 6 6 " > + 
+             < T o o l t i p T e x t   l a n g = " e n - U S " > S p e c i f i e s   t h e   e x t e r n a l   d o c u m e n t   n u m b e r   t h a t   i s   e n t e r e d   o n   t h e   s a l e s   h e a d e r   t h a t   t h i s   l i n e   w a s   p o s t e d   f r o m . < / T o o l t i p T e x t > + 
+         < / T o o l t i p > + 
+         < T o o l t i p   c o l u m n = " S h i p m e n t M e t h o d D e s c r i p t i o n "   E l e m e n t I d = " 2 0 5 9 4 0 3 2 6 0 " > + 
+             < T o o l t i p T e x t   l a n g = " e n - U S " > S p e c i f i e s   a   d e s c r i p t i o n   o f   t h e   s h i p m e n t   m e t h o d . < / T o o l t i p T e x t > + 
+         < / T o o l t i p > + 
+         < T o o l t i p   c o l u m n = " S h i p T o P h o n e N o "   E l e m e n t I d = " 3 6 9 7 0 2 2 5 5 " > + 
+             < T o o l t i p T e x t   l a n g = " e n - U S " > S p e c i f i e s   t h e   t e l e p h o n e   n u m b e r   o f   t h e   c o m p a n y ' s   s h i p p i n g   a d d r e s s . < / T o o l t i p T e x t > + 
+         < / T o o l t i p > + 
+         < T o o l t i p   c o l u m n = " P a y m e n t T e r m s D e s c r i p t i o n "   E l e m e n t I d = " 2 0 3 8 7 4 2 7 0 0 " > + 
+             < T o o l t i p T e x t   l a n g = " e n - U S " > S p e c i f i e s   a n   e x p l a n a t i o n   o f   t h e   p a y m e n t   t e r m s . < / T o o l t i p T e x t > + 
+         < / T o o l t i p > + 
+         < T o o l t i p   c o l u m n = " P a y m e n t M e t h o d D e s c r i p t i o n "   E l e m e n t I d = " 5 8 5 7 5 7 9 7 4 " > + 
+             < T o o l t i p T e x t   l a n g = " e n - U S " > S p e c i f i e s   a   t e x t   t h a t   d e s c r i b e s   t h e   p a y m e n t   m e t h o d . < / T o o l t i p T e x t > + 
+         < / T o o l t i p > + 
+         < T o o l t i p   c o l u m n = " B i l l t o C u s t u m e r N o "   E l e m e n t I d = " 2 8 0 4 7 3 0 5 8 " > + 
+             < T o o l t i p T e x t   l a n g = " e n - U S " > S p e c i f i e s   t h e   n u m b e r   o f   t h e   c u s t o m e r   t h a t   y o u   s e n d   o r   s e n t   t h e   c r e d i t   m e m o   t o . < / T o o l t i p T e x t > + 
+         < / T o o l t i p > + 
+         < T o o l t i p   c o l u m n = " D o c u m e n t N o "   E l e m e n t I d = " 9 7 0 3 5 0 5 3 9 " > + 
+             < T o o l t i p T e x t   l a n g = " e n - U S " > S p e c i f i e s   t h e   p o s t e d   c r e d i t   m e m o   n u m b e r .   Y o u   c a n n o t   c h a n g e   t h e   n u m b e r   b e c a u s e   t h e   d o c u m e n t   h a s   a l r e a d y   b e e n   p o s t e d . < / T o o l t i p T e x t > + 
+         < / T o o l t i p > + 
+         < T o o l t i p   c o l u m n = " S a l e s P e r s o n N a m e "   E l e m e n t I d = " 8 7 1 4 9 2 9 8 3 " > + 
+             < T o o l t i p T e x t   l a n g = " e n - U S " > S p e c i f i e s   t h e   n a m e   o f   t h e   s a l e s p e r s o n   o r   p u r c h a s e r . < / T o o l t i p T e x t > + 
+         < / T o o l t i p > + 
+         < T o o l t i p   c o l u m n = " S e l l t o C u s t o m e r N o "   E l e m e n t I d = " 2 0 5 0 6 4 7 3 4 9 " > + 
+             < T o o l t i p T e x t   l a n g = " e n - U S " > S p e c i f i e s   t h e   n u m b e r   o f   t h e   c u s t o m e r   t h a t   y o u   s h i p p e d   t h e   i t e m s   o n   t h e   c r e d i t   m e m o   t o . < / T o o l t i p T e x t > + 
+         < / T o o l t i p > + 
+         < T o o l t i p   c o l u m n = " A m o u n t E x c l u d i n g V A T _ L i n e "   E l e m e n t I d = " 1 0 6 2 4 6 0 0 4 0 " > + 
+             < T o o l t i p T e x t   l a n g = " e n - U S " > S p e c i f i e s   t h e   l i n e ' s   n e t   a m o u n t . < / T o o l t i p T e x t > + 
+         < / T o o l t i p > + 
+         < T o o l t i p   c o l u m n = " A m o u n t I n c l u d i n g V A T _ L i n e "   E l e m e n t I d = " 7 7 0 9 2 8 4 0 2 " > + 
+             < T o o l t i p T e x t   l a n g = " e n - U S " > S p e c i f i e s   t h e   n e t   a m o u n t ,   i n c l u d i n g   V A T ,   f o r   t h i s   l i n e . < / T o o l t i p T e x t > + 
+         < / T o o l t i p > + 
+         < T o o l t i p   c o l u m n = " D e s c r i p t i o n _ L i n e "   E l e m e n t I d = " 1 4 0 6 8 2 2 3 1 0 " > + 
+             < T o o l t i p T e x t   l a n g = " e n - U S " > S p e c i f i e s   t h e   n a m e   o f   t h e   i t e m   o r   g e n e r a l   l e d g e r   a c c o u n t ,   o r   s o m e   d e s c r i p t i v e   t e x t . < / T o o l t i p T e x t > + 
+         < / T o o l t i p > + 
+         < T o o l t i p   c o l u m n = " L i n e D i s c o u n t P e r c e n t _ L i n e "   E l e m e n t I d = " 9 0 7 8 2 7 4 3 6 " > + 
+             < T o o l t i p T e x t   l a n g = " e n - U S " > S p e c i f i e s   t h e   d i s c o u n t   p e r c e n t a g e   t h a t   i s   g r a n t e d   f o r   t h e   i t e m   o n   t h e   l i n e . < / T o o l t i p T e x t > + 
+         < / T o o l t i p > + 
+         < T o o l t i p   c o l u m n = " I t e m N o _ L i n e "   E l e m e n t I d = " 1 9 1 0 2 9 6 2 8 8 " > + 
+             < T o o l t i p T e x t   l a n g = " e n - U S " > S p e c i f i e s   t h e   n u m b e r   o f   t h e   i n v o l v e d   e n t r y   o r   r e c o r d ,   a c c o r d i n g   t o   t h e   s p e c i f i e d   n u m b e r   s e r i e s . < / T o o l t i p T e x t > + 
+         < / T o o l t i p > + 
+         < T o o l t i p   c o l u m n = " I t e m R e f e r e n c e N o _ L i n e "   E l e m e n t I d = " 9 2 7 2 3 5 7 " > + 
+             < T o o l t i p T e x t   l a n g = " e n - U S " > S p e c i f i e s   t h e   r e f e r e n c e d   i t e m   n u m b e r . < / T o o l t i p T e x t > + 
+         < / T o o l t i p > + 
+         < T o o l t i p   c o l u m n = " U n i t O f M e a s u r e "   E l e m e n t I d = " 1 8 0 8 2 2 8 0 1 8 " > + 
+             < T o o l t i p T e x t   l a n g = " e n - U S " > S p e c i f i e s   t h e   n a m e   o f   t h e   i t e m   o r   r e s o u r c e ' s   u n i t   o f   m e a s u r e ,   s u c h   a s   p i e c e   o r   h o u r . < / T o o l t i p T e x t > + 
+         < / T o o l t i p > + 
+         < T o o l t i p   c o l u m n = " L i n e N o _ A s s e m b l y L i n e "   E l e m e n t I d = " 6 4 0 5 8 3 8 9 1 " > + 
+             < T o o l t i p T e x t   l a n g = " e n - U S " > S p e c i f i e s   t h e   n u m b e r   o f   t h e   i n v o l v e d   e n t r y   o r   r e c o r d ,   a c c o r d i n g   t o   t h e   s p e c i f i e d   n u m b e r   s e r i e s . < / T o o l t i p T e x t > + 
+         < / T o o l t i p > + 
+         < T o o l t i p   c o l u m n = " D e s c r i p t i o n _ A s s e m b l y L i n e "   E l e m e n t I d = " 2 8 0 7 4 3 7 9 6 " > + 
+             < T o o l t i p T e x t   l a n g = " e n - U S " > S p e c i f i e s   t h e   d e s c r i p t i o n   o f   t h e   a s s e m b l y   c o m p o n e n t   o n   t h e   p o s t e d   a s s e m b l y   l i n e . < / T o o l t i p T e x t > + 
+         < / T o o l t i p > + 
+         < T o o l t i p   c o l u m n = " Q u a n t i t y _ A s s e m b l y L i n e "   E l e m e n t I d = " 1 9 5 7 6 4 8 2 3 1 " > + 
+             < T o o l t i p T e x t   l a n g = " e n - U S " > S p e c i f i e s   h o w   m a n y   u n i t s   o f   t h e   a s s e m b l y   c o m p o n e n t   w e r e   p o s t e d   a s   c o n s u m e d   b y   t h e   p o s t e d   a s s e m b l y   o r d e r   l i n e . < / T o o l t i p T e x t > + 
+         < / T o o l t i p > + 
+         < T o o l t i p   c o l u m n = " V a r i a n t C o d e _ A s s e m b l y L i n e "   E l e m e n t I d = " 1 8 6 9 4 0 7 6 7 2 " > + 
+             < T o o l t i p T e x t   l a n g = " e n - U S " > S p e c i f i e s   t h e   v a r i a n t   o f   t h e   i t e m   o n   t h e   l i n e . < / T o o l t i p T e x t > + 
+         < / T o o l t i p > + 
+         < T o o l t i p   c o l u m n = " I n v o i c e D i s c o u n t A m o u n t _ V A T A m o u n t L i n e "   E l e m e n t I d = " 8 2 4 7 3 0 1 4 1 " > + 
+             < T o o l t i p T e x t   l a n g = " e n - U S " > S p e c i f i e s   t h e   i n v o i c e   d i s c o u n t   a m o u n t   f o r   a   s p e c i f i c   V A T   i d e n t i f i e r . < / T o o l t i p T e x t > + 
+         < / T o o l t i p > + 
+         < T o o l t i p   c o l u m n = " I n v o i c e D i s c o u n t B a s e A m o u n t _ V A T A m o u n t L i n e "   E l e m e n t I d = " 2 0 4 0 3 3 2 2 6 6 " > + 
+             < T o o l t i p T e x t   l a n g = " e n - U S " > S p e c i f i e s   t h e   i n v o i c e   d i s c o u n t   b a s e   a m o u n t . < / T o o l t i p T e x t > + 
+         < / T o o l t i p > + 
+         < T o o l t i p   c o l u m n = " L i n e A m o u n t _ V a t A m o u n t L i n e "   E l e m e n t I d = " 2 1 4 6 5 4 0 1 " > + 
+             < T o o l t i p T e x t   l a n g = " e n - U S " > S p e c i f i e s   t h e   t o t a l   a m o u n t   f o r   s a l e s   o r   p u r c h a s e   l i n e s   w i t h   a   s p e c i f i c   V A T   i d e n t i f i e r . < / T o o l t i p T e x t > + 
+         < / T o o l t i p > + 
+         < T o o l t i p   c o l u m n = " V A T A m o u n t _ V a t A m o u n t L i n e "   E l e m e n t I d = " 1 8 9 1 8 2 0 6 2 0 " > + 
+             < T o o l t i p T e x t   l a n g = " e n - U S " > S p e c i f i e s   t h e   a m o u n t   o f   V A T   t h a t   i s   i n c l u d e d   i n   t h e   t o t a l   a m o u n t . < / T o o l t i p T e x t > + 
+         < / T o o l t i p > + 
+         < T o o l t i p   c o l u m n = " V A T B a s e _ V a t A m o u n t L i n e "   E l e m e n t I d = " 1 4 5 8 9 3 7 8 1 9 " > + 
+             < T o o l t i p T e x t   l a n g = " e n - U S " > S p e c i f i e s   t h e   t o t a l   n e t   a m o u n t   ( a m o u n t   e x c l u d i n g   V A T )   f o r   s a l e s   o r   p u r c h a s e   l i n e s   w i t h   a   s p e c i f i c   V A T   I d e n t i f i e r . < / T o o l t i p T e x t > + 
+         < / T o o l t i p > + 
+         < T o o l t i p   c o l u m n = " V A T I d e n t i f i e r _ V a t A m o u n t L i n e "   E l e m e n t I d = " 1 1 4 2 0 7 0 0 3 5 " > + 
+             < T o o l t i p T e x t   l a n g = " e n - U S " > S p e c i f i e s   t h e   V A T   I d e n t i f i e r   v a l u e . < / T o o l t i p T e x t > + 
+         < / T o o l t i p > + 
+         < T o o l t i p   c o l u m n = " V A T P c t _ V a t A m o u n t L i n e "   E l e m e n t I d = " 1 4 5 3 5 4 2 7 7 7 " > + 
+             < T o o l t i p T e x t   l a n g = " e n - U S " > S p e c i f i e s   t h e   V A T   %   t h a t   w a s   u s e d   o n   t h e   s a l e s   o r   p u r c h a s e   l i n e s   w i t h   t h i s   V A T   I d e n t i f i e r . < / T o o l t i p T e x t > + 
+         < / T o o l t i p > + 
+         < T o o l t i p   c o l u m n = " V A T I d e n t i f i e r _ V A T C l a u s e L i n e "   E l e m e n t I d = " 1 4 6 4 4 7 2 4 7 8 " > + 
+             < T o o l t i p T e x t   l a n g = " e n - U S " > S p e c i f i e s   t h e   V A T   I d e n t i f i e r   v a l u e . < / T o o l t i p T e x t > + 
+         < / T o o l t i p > + 
+         < T o o l t i p   c o l u m n = " C o d e _ V A T C l a u s e L i n e "   E l e m e n t I d = " 1 8 2 4 5 8 9 8 4 7 " > + 
+             < T o o l t i p T e x t   l a n g = " e n - U S " > S p e c i f i e s   t h e   c o d e   f o r   a   V A T   c l a u s e ,   w h i c h   i s   u s e d   t o   p r o v i d e   a   V A T   d e s c r i p t i o n   a s s o c i a t e d   w i t h   a   s a l e s   l i n e   o n   a   s a l e s   i n v o i c e ,   c r e d i t   m e m o ,   o r   o t h e r   s a l e s   d o c u m e n t . < / T o o l t i p T e x t > + 
+         < / T o o l t i p > + 
+         < T o o l t i p   c o l u m n = " D e s c r i p t i o n 2 _ V A T C l a u s e L i n e "   E l e m e n t I d = " 1 3 7 9 6 6 7 4 7 0 " > + 
+             < T o o l t i p T e x t   l a n g = " e n - U S " > S p e c i f i e s   a n   a d d i t i o n a l   d e s c r i p t i o n   o f   a   V A T   c l a u s e . < / T o o l t i p T e x t > + 
+         < / T o o l t i p > + 
+         < T o o l t i p   c o l u m n = " V A T A m o u n t _ V A T C l a u s e L i n e "   E l e m e n t I d = " 2 2 2 4 6 9 0 5 9 " > + 
+             < T o o l t i p T e x t   l a n g = " e n - U S " > S p e c i f i e s   t h e   a m o u n t   o f   V A T   t h a t   i s   i n c l u d e d   i n   t h e   t o t a l   a m o u n t . < / T o o l t i p T e x t > + 
+         < / T o o l t i p > + 
+     < / T o o l t i p s >   
      < H e a d e r   E l e m e n t T y p e = " D a t a I t e m "   E l e m e n t I d = " 1 2 4 0 3 7 3 8 8 6 " >   
          < A p p l i e s T o D o c u m e n t   E l e m e n t T y p e = " C o l u m n "   E l e m e n t I d = " 7 8 4 1 8 3 9 6 5 "   D a t a T y p e = " T e x t " > A p p l i e s T o D o c u m e n t < / A p p l i e s T o D o c u m e n t >   
-         < A p p l i e s T o D o c u m e n t _ L b l   E l e m e n t T y p e = " C o l u m n "   E l e m e n t I d = " 1 9 9 2 0 4 2 5 9 4 "   D a t a T y p e = " T e x t C o n s t " > A p p l i e s T o D o c u m e n t _ L b l < / A p p l i e s T o D o c u m e n t _ L b l > +         < A p p l i e s T o D o c u m e n t _ L b l   E l e m e n t T y p e = " C o l u m n "   E l e m e n t I d = " 1 9 9 2 0 4 2 5 9 4 "   D a t a T y p e = " L a b e l " > A p p l i e s T o D o c u m e n t _ L b l < / A p p l i e s T o D o c u m e n t _ L b l >   
          < B i l l T o C o n t a c t E m a i l   E l e m e n t T y p e = " C o l u m n "   E l e m e n t I d = " 3 3 5 8 2 7 8 9 5 "   D a t a T y p e = " T e x t " > B i l l T o C o n t a c t E m a i l < / B i l l T o C o n t a c t E m a i l >   
-         < B i l l T o C o n t a c t E m a i l L b l   E l e m e n t T y p e = " C o l u m n "   E l e m e n t I d = " 2 9 6 4 7 8 3 6 5 "   D a t a T y p e = " T e x t C o n s t " > B i l l T o C o n t a c t E m a i l L b l < / B i l l T o C o n t a c t E m a i l L b l > +         < B i l l T o C o n t a c t E m a i l L b l   E l e m e n t T y p e = " C o l u m n "   E l e m e n t I d = " 2 9 6 4 7 8 3 6 5 "   D a t a T y p e = " L a b e l " > B i l l T o C o n t a c t E m a i l L b l < / B i l l T o C o n t a c t E m a i l L b l >   
          < B i l l T o C o n t a c t M o b i l e P h o n e N o   E l e m e n t T y p e = " C o l u m n "   E l e m e n t I d = " 2 4 8 4 8 8 6 9 6 "   D a t a T y p e = " T e x t " > B i l l T o C o n t a c t M o b i l e P h o n e N o < / B i l l T o C o n t a c t M o b i l e P h o n e N o >   
-         < B i l l T o C o n t a c t M o b i l e P h o n e N o L b l   E l e m e n t T y p e = " C o l u m n "   E l e m e n t I d = " 2 7 6 3 1 1 3 3 8 "   D a t a T y p e = " T e x t C o n s t " > B i l l T o C o n t a c t M o b i l e P h o n e N o L b l < / B i l l T o C o n t a c t M o b i l e P h o n e N o L b l > +         < B i l l T o C o n t a c t M o b i l e P h o n e N o L b l   E l e m e n t T y p e = " C o l u m n "   E l e m e n t I d = " 2 7 6 3 1 1 3 3 8 "   D a t a T y p e = " L a b e l " > B i l l T o C o n t a c t M o b i l e P h o n e N o L b l < / B i l l T o C o n t a c t M o b i l e P h o n e N o L b l >   
          < B i l l T o C o n t a c t P h o n e N o   E l e m e n t T y p e = " C o l u m n "   E l e m e n t I d = " 3 6 2 4 7 7 4 8 8 "   D a t a T y p e = " T e x t " > B i l l T o C o n t a c t P h o n e N o < / B i l l T o C o n t a c t P h o n e N o >   
-         < B i l l T o C o n t a c t P h o n e N o L b l   E l e m e n t T y p e = " C o l u m n "   E l e m e n t I d = " 2 1 2 3 3 4 5 9 6 6 "   D a t a T y p e = " T e x t C o n s t " > B i l l T o C o n t a c t P h o n e N o L b l < / B i l l T o C o n t a c t P h o n e N o L b l > +         < B i l l T o C o n t a c t P h o n e N o L b l   E l e m e n t T y p e = " C o l u m n "   E l e m e n t I d = " 2 1 2 3 3 4 5 9 6 6 "   D a t a T y p e = " L a b e l " > B i l l T o C o n t a c t P h o n e N o L b l < / B i l l T o C o n t a c t P h o n e N o L b l >   
          < B i l l t o C u s t u m e r N o   E l e m e n t T y p e = " C o l u m n "   E l e m e n t I d = " 2 8 0 4 7 3 0 5 8 "   D a t a T y p e = " C o d e " > B i l l t o C u s t u m e r N o < / B i l l t o C u s t u m e r N o >   
@@ -3741,7 +4177,7 @@
  
          < C o m p a n y B a n k A c c o u n t N o   E l e m e n t T y p e = " C o l u m n "   E l e m e n t I d = " 3 0 1 4 0 2 0 4 "   D a t a T y p e = " T e x t " > C o m p a n y B a n k A c c o u n t N o < / C o m p a n y B a n k A c c o u n t N o >   
-         < C o m p a n y B a n k A c c o u n t N o _ L b l   E l e m e n t T y p e = " C o l u m n "   E l e m e n t I d = " 1 0 9 7 7 4 3 3 4 5 "   D a t a T y p e = " T e x t C o n s t " > C o m p a n y B a n k A c c o u n t N o _ L b l < / C o m p a n y B a n k A c c o u n t N o _ L b l > +         < C o m p a n y B a n k A c c o u n t N o _ L b l   E l e m e n t T y p e = " C o l u m n "   E l e m e n t I d = " 1 0 9 7 7 4 3 3 4 5 "   D a t a T y p e = " L a b e l " > C o m p a n y B a n k A c c o u n t N o _ L b l < / C o m p a n y B a n k A c c o u n t N o _ L b l >   
          < C o m p a n y B a n k B r a n c h N o   E l e m e n t T y p e = " C o l u m n "   E l e m e n t I d = " 7 9 3 1 3 3 0 5 7 "   D a t a T y p e = " T e x t " > C o m p a n y B a n k B r a n c h N o < / C o m p a n y B a n k B r a n c h N o >   
@@ -3749,7 +4185,7 @@
  
          < C o m p a n y B a n k N a m e   E l e m e n t T y p e = " C o l u m n "   E l e m e n t I d = " 1 5 3 4 9 0 5 6 0 5 "   D a t a T y p e = " T e x t " > C o m p a n y B a n k N a m e < / C o m p a n y B a n k N a m e >   
-         < C o m p a n y B a n k N a m e _ L b l   E l e m e n t T y p e = " C o l u m n "   E l e m e n t I d = " 1 2 0 4 3 0 7 0 1 4 "   D a t a T y p e = " T e x t C o n s t " > C o m p a n y B a n k N a m e _ L b l < / C o m p a n y B a n k N a m e _ L b l > +         < C o m p a n y B a n k N a m e _ L b l   E l e m e n t T y p e = " C o l u m n "   E l e m e n t I d = " 1 2 0 4 3 0 7 0 1 4 "   D a t a T y p e = " L a b e l " > C o m p a n y B a n k N a m e _ L b l < / C o m p a n y B a n k N a m e _ L b l >   
          < C o m p a n y C u s t o m G i r o   E l e m e n t T y p e = " C o l u m n "   E l e m e n t I d = " 1 6 7 0 4 7 5 7 9 8 "   D a t a T y p e = " T e x t " > C o m p a n y C u s t o m G i r o < / C o m p a n y C u s t o m G i r o >   
@@ -3759,7 +4195,7 @@
  
          < C o m p a n y G i r o N o   E l e m e n t T y p e = " C o l u m n "   E l e m e n t I d = " 1 3 6 0 1 9 6 3 2 0 "   D a t a T y p e = " T e x t " > C o m p a n y G i r o N o < / C o m p a n y G i r o N o >   
-         < C o m p a n y G i r o N o _ L b l   E l e m e n t T y p e = " C o l u m n "   E l e m e n t I d = " 8 6 1 6 0 2 1 1 5 "   D a t a T y p e = " T e x t C o n s t " > C o m p a n y G i r o N o _ L b l < / C o m p a n y G i r o N o _ L b l > +         < C o m p a n y G i r o N o _ L b l   E l e m e n t T y p e = " C o l u m n "   E l e m e n t I d = " 8 6 1 6 0 2 1 1 5 "   D a t a T y p e = " L a b e l " > C o m p a n y G i r o N o _ L b l < / C o m p a n y G i r o N o _ L b l >   
          < C o m p a n y H o m e P a g e   E l e m e n t T y p e = " C o l u m n "   E l e m e n t I d = " 1 9 8 9 1 8 8 7 0 "   D a t a T y p e = " T e x t " > C o m p a n y H o m e P a g e < / C o m p a n y H o m e P a g e >   
@@ -3777,9 +4213,9 @@
  
          < C o m p a n y P h o n e N o   E l e m e n t T y p e = " C o l u m n "   E l e m e n t I d = " 2 5 0 4 4 0 6 5 5 "   D a t a T y p e = " T e x t " > C o m p a n y P h o n e N o < / C o m p a n y P h o n e N o >   
-         < C o m p a n y P h o n e N o _ L b l   E l e m e n t T y p e = " C o l u m n "   E l e m e n t I d = " 5 5 8 5 9 3 5 8 6 "   D a t a T y p e = " T e x t C o n s t " > C o m p a n y P h o n e N o _ L b l < / C o m p a n y P h o n e N o _ L b l > - 
-         < C o m p a n y P i c t u r e   E l e m e n t T y p e = " C o l u m n "   E l e m e n t I d = " 1 3 9 7 4 1 1 0 7 4 "   D a t a T y p e = " B L O B " / > +         < C o m p a n y P h o n e N o _ L b l   E l e m e n t T y p e = " C o l u m n "   E l e m e n t I d = " 5 5 8 5 9 3 5 8 6 "   D a t a T y p e = " L a b e l " > C o m p a n y P h o n e N o _ L b l < / C o m p a n y P h o n e N o _ L b l > + 
+         < C o m p a n y P i c t u r e   E l e m e n t T y p e = " C o l u m n "   E l e m e n t I d = " 1 3 9 7 4 1 1 0 7 4 "   D a t a T y p e = " B l o b "   / >   
          < C o m p a n y R e g i s t r a t i o n N u m b e r   E l e m e n t T y p e = " C o l u m n "   E l e m e n t I d = " 2 0 2 3 6 3 9 4 2 4 "   D a t a T y p e = " T e x t " > C o m p a n y R e g i s t r a t i o n N u m b e r < / C o m p a n y R e g i s t r a t i o n N u m b e r >   
@@ -3797,7 +4233,7 @@
  
          < C o m p a n y V A T R e g N o _ L b l   E l e m e n t T y p e = " C o l u m n "   E l e m e n t I d = " 7 7 3 2 0 1 5 0 1 "   D a t a T y p e = " T e x t " > C o m p a n y V A T R e g N o _ L b l < / C o m p a n y V A T R e g N o _ L b l >   
-         < C o p y _ L b l   E l e m e n t T y p e = " C o l u m n "   E l e m e n t I d = " 6 0 4 7 8 2 7 8 1 "   D a t a T y p e = " T e x t C o n s t " > C o p y _ L b l < / C o p y _ L b l > +         < C o p y _ L b l   E l e m e n t T y p e = " C o l u m n "   E l e m e n t I d = " 6 0 4 7 8 2 7 8 1 "   D a t a T y p e = " L a b e l " > C o p y _ L b l < / C o p y _ L b l >   
          < C u s t o m e r A d d r e s s 1   E l e m e n t T y p e = " C o l u m n "   E l e m e n t I d = " 1 8 0 1 9 6 6 4 5 4 "   D a t a T y p e = " T e x t " > C u s t o m e r A d d r e s s 1 < / C u s t o m e r A d d r e s s 1 >   
@@ -3825,15 +4261,15 @@
  
          < D o c u m e n t N o   E l e m e n t T y p e = " C o l u m n "   E l e m e n t I d = " 9 7 0 3 5 0 5 3 9 "   D a t a T y p e = " C o d e " > D o c u m e n t N o < / D o c u m e n t N o >   
-         < D o c u m e n t N o _ L b l   E l e m e n t T y p e = " C o l u m n "   E l e m e n t I d = " 7 8 9 7 9 5 9 7 8 "   D a t a T y p e = " T e x t C o n s t " > D o c u m e n t N o _ L b l < / D o c u m e n t N o _ L b l > - 
-         < D o c u m e n t T i t l e _ L b l   E l e m e n t T y p e = " C o l u m n "   E l e m e n t I d = " 8 5 8 4 2 3 9 2 9 "   D a t a T y p e = " T e x t C o n s t " > D o c u m e n t T i t l e _ L b l < / D o c u m e n t T i t l e _ L b l > +         < D o c u m e n t N o _ L b l   E l e m e n t T y p e = " C o l u m n "   E l e m e n t I d = " 7 8 9 7 9 5 9 7 8 "   D a t a T y p e = " L a b e l " > D o c u m e n t N o _ L b l < / D o c u m e n t N o _ L b l > + 
+         < D o c u m e n t T i t l e _ L b l   E l e m e n t T y p e = " C o l u m n "   E l e m e n t I d = " 8 5 8 4 2 3 9 2 9 "   D a t a T y p e = " L a b e l " > D o c u m e n t T i t l e _ L b l < / D o c u m e n t T i t l e _ L b l >   
          < D u e D a t e   E l e m e n t T y p e = " C o l u m n "   E l e m e n t I d = " 7 4 5 1 7 0 2 0 3 "   D a t a T y p e = " S t r i n g " > D u e D a t e < / D u e D a t e >   
          < D u e D a t e _ L b l   E l e m e n t T y p e = " C o l u m n "   E l e m e n t I d = " 1 6 4 8 2 8 4 6 4 8 "   D a t a T y p e = " S t r i n g " > D u e D a t e _ L b l < / D u e D a t e _ L b l >   
-         < E M a i l _ H e a d e r _ L b l   E l e m e n t T y p e = " C o l u m n "   E l e m e n t I d = " 5 1 3 1 7 0 8 0 4 "   D a t a T y p e = " T e x t C o n s t " > E M a i l _ H e a d e r _ L b l < / E M a i l _ H e a d e r _ L b l > +         < E M a i l _ H e a d e r _ L b l   E l e m e n t T y p e = " C o l u m n "   E l e m e n t I d = " 5 1 3 1 7 0 8 0 4 "   D a t a T y p e = " L a b e l " > E M a i l _ H e a d e r _ L b l < / E M a i l _ H e a d e r _ L b l >   
          < E x c h a n g e R a t e A S T e x t   E l e m e n t T y p e = " C o l u m n "   E l e m e n t I d = " 1 1 5 7 2 6 2 0 5 3 "   D a t a T y p e = " T e x t " > E x c h a n g e R a t e A S T e x t < / E x c h a n g e R a t e A S T e x t >   
@@ -3841,77 +4277,69 @@
  
          < E x t e r n a l D o c u m e n t N o L b l   E l e m e n t T y p e = " C o l u m n "   E l e m e n t I d = " 7 8 3 2 8 7 4 5 2 "   D a t a T y p e = " S t r i n g " > E x t e r n a l D o c u m e n t N o L b l < / E x t e r n a l D o c u m e n t N o L b l >   
-         < H o m e P a g e _ H e a d e r _ L b l   E l e m e n t T y p e = " C o l u m n "   E l e m e n t I d = " 1 8 7 9 7 2 5 0 8 4 "   D a t a T y p e = " T e x t C o n s t " > H o m e P a g e _ H e a d e r _ L b l < / H o m e P a g e _ H e a d e r _ L b l > - 
-         < I n v o i c e D i s c o u n t A m o u n t _ L b l   E l e m e n t T y p e = " C o l u m n "   E l e m e n t I d = " 1 5 9 3 0 1 2 7 3 6 "   D a t a T y p e = " T e x t C o n s t " > I n v o i c e D i s c o u n t A m o u n t _ L b l < / I n v o i c e D i s c o u n t A m o u n t _ L b l > - 
-         < I n v o i c e D i s c o u n t B a s e A m o u n t _ L b l   E l e m e n t T y p e = " C o l u m n "   E l e m e n t I d = " 2 0 2 9 2 6 6 8 7 5 "   D a t a T y p e = " T e x t C o n s t " > I n v o i c e D i s c o u n t B a s e A m o u n t _ L b l < / I n v o i c e D i s c o u n t B a s e A m o u n t _ L b l > +         < H o m e P a g e _ H e a d e r _ L b l   E l e m e n t T y p e = " C o l u m n "   E l e m e n t I d = " 1 8 7 9 7 2 5 0 8 4 "   D a t a T y p e = " L a b e l " > H o m e P a g e _ H e a d e r _ L b l < / H o m e P a g e _ H e a d e r _ L b l > + 
+         < I n v o i c e D i s c o u n t A m o u n t _ L b l   E l e m e n t T y p e = " C o l u m n "   E l e m e n t I d = " 1 5 9 3 0 1 2 7 3 6 "   D a t a T y p e = " L a b e l " > I n v o i c e D i s c o u n t A m o u n t _ L b l < / I n v o i c e D i s c o u n t A m o u n t _ L b l > + 
+         < I n v o i c e D i s c o u n t B a s e A m o u n t _ L b l   E l e m e n t T y p e = " C o l u m n "   E l e m e n t I d = " 2 0 2 9 2 6 6 8 7 5 "   D a t a T y p e = " L a b e l " > I n v o i c e D i s c o u n t B a s e A m o u n t _ L b l < / I n v o i c e D i s c o u n t B a s e A m o u n t _ L b l >   
          < L e g a l E n t i t y T y p e   E l e m e n t T y p e = " C o l u m n "   E l e m e n t I d = " 2 0 5 1 8 7 3 5 6 3 "   D a t a T y p e = " T e x t " > L e g a l E n t i t y T y p e < / L e g a l E n t i t y T y p e >   
          < L e g a l E n t i t y T y p e _ L b l   E l e m e n t T y p e = " C o l u m n "   E l e m e n t I d = " 2 0 8 0 2 2 4 7 9 2 "   D a t a T y p e = " T e x t " > L e g a l E n t i t y T y p e _ L b l < / L e g a l E n t i t y T y p e _ L b l >   
-         < L i n e A m o u n t A f t e r I n v o i c e D i s c o u n t _ L b l   E l e m e n t T y p e = " C o l u m n "   E l e m e n t I d = " 6 7 3 7 2 1 0 9 4 "   D a t a T y p e = " T e x t C o n s t " > L i n e A m o u n t A f t e r I n v o i c e D i s c o u n t _ L b l < / L i n e A m o u n t A f t e r I n v o i c e D i s c o u n t _ L b l > - 
-         < L o c a l C u r r e n c y _ L b l   E l e m e n t T y p e = " C o l u m n "   E l e m e n t I d = " 1 5 5 9 6 9 3 4 2 2 "   D a t a T y p e = " T e x t C o n s t " > L o c a l C u r r e n c y _ L b l < / L o c a l C u r r e n c y _ L b l > - 
-         < P a g e _ L b l   E l e m e n t T y p e = " C o l u m n "   E l e m e n t I d = " 6 8 0 6 4 8 0 9 1 "   D a t a T y p e = " T e x t C o n s t " > P a g e _ L b l < / P a g e _ L b l > +         < L i n e A m o u n t A f t e r I n v o i c e D i s c o u n t _ L b l   E l e m e n t T y p e = " C o l u m n "   E l e m e n t I d = " 6 7 3 7 2 1 0 9 4 "   D a t a T y p e = " L a b e l " > L i n e A m o u n t A f t e r I n v o i c e D i s c o u n t _ L b l < / L i n e A m o u n t A f t e r I n v o i c e D i s c o u n t _ L b l > + 
+         < L o c a l C u r r e n c y _ L b l   E l e m e n t T y p e = " C o l u m n "   E l e m e n t I d = " 1 5 5 9 6 9 3 4 2 2 "   D a t a T y p e = " L a b e l " > L o c a l C u r r e n c y _ L b l < / L o c a l C u r r e n c y _ L b l > + 
+         < P a g e _ L b l   E l e m e n t T y p e = " C o l u m n "   E l e m e n t I d = " 6 8 0 6 4 8 0 9 1 "   D a t a T y p e = " L a b e l " > P a g e _ L b l < / P a g e _ L b l >   
          < P a y m e n t M e t h o d D e s c r i p t i o n   E l e m e n t T y p e = " C o l u m n "   E l e m e n t I d = " 5 8 5 7 5 7 9 7 4 "   D a t a T y p e = " T e x t " > P a y m e n t M e t h o d D e s c r i p t i o n < / P a y m e n t M e t h o d D e s c r i p t i o n >   
-         < P a y m e n t M e t h o d D e s c r i p t i o n _ L b l   E l e m e n t T y p e = " C o l u m n "   E l e m e n t I d = " 7 9 7 1 1 7 3 2 3 "   D a t a T y p e = " T e x t C o n s t " > P a y m e n t M e t h o d D e s c r i p t i o n _ L b l < / P a y m e n t M e t h o d D e s c r i p t i o n _ L b l > +         < P a y m e n t M e t h o d D e s c r i p t i o n _ L b l   E l e m e n t T y p e = " C o l u m n "   E l e m e n t I d = " 7 9 7 1 1 7 3 2 3 "   D a t a T y p e = " L a b e l " > P a y m e n t M e t h o d D e s c r i p t i o n _ L b l < / P a y m e n t M e t h o d D e s c r i p t i o n _ L b l >   
          < P a y m e n t T e r m s D e s c r i p t i o n   E l e m e n t T y p e = " C o l u m n "   E l e m e n t I d = " 2 0 3 8 7 4 2 7 0 0 "   D a t a T y p e = " T e x t " > P a y m e n t T e r m s D e s c r i p t i o n < / P a y m e n t T e r m s D e s c r i p t i o n >   
-         < P a y m e n t T e r m s D e s c r i p t i o n _ L b l   E l e m e n t T y p e = " C o l u m n "   E l e m e n t I d = " 1 8 7 4 4 9 4 3 2 1 "   D a t a T y p e = " T e x t C o n s t " > P a y m e n t T e r m s D e s c r i p t i o n _ L b l < / P a y m e n t T e r m s D e s c r i p t i o n _ L b l > +         < P a y m e n t T e r m s D e s c r i p t i o n _ L b l   E l e m e n t T y p e = " C o l u m n "   E l e m e n t I d = " 1 8 7 4 4 9 4 3 2 1 "   D a t a T y p e = " L a b e l " > P a y m e n t T e r m s D e s c r i p t i o n _ L b l < / P a y m e n t T e r m s D e s c r i p t i o n _ L b l >   
          < P r i c e s I n c l u d i n g V A T   E l e m e n t T y p e = " C o l u m n "   E l e m e n t I d = " 5 1 8 8 1 7 1 6 7 "   D a t a T y p e = " B o o l e a n " > P r i c e s I n c l u d i n g V A T < / P r i c e s I n c l u d i n g V A T >   
+         < P r i c e s I n c l u d i n g V A T Y e s N o   E l e m e n t T y p e = " C o l u m n "   E l e m e n t I d = " 1 4 1 1 1 4 7 5 9 9 "   D a t a T y p e = " S t r i n g " > P r i c e s I n c l u d i n g V A T Y e s N o < / P r i c e s I n c l u d i n g V A T Y e s N o > + 
          < P r i c e s I n c l u d i n g V A T _ L b l   E l e m e n t T y p e = " C o l u m n "   E l e m e n t I d = " 1 3 7 7 9 7 9 4 4 4 "   D a t a T y p e = " S t r i n g " > P r i c e s I n c l u d i n g V A T _ L b l < / P r i c e s I n c l u d i n g V A T _ L b l >   
-         < P r i c e s I n c l u d i n g V A T Y e s N o   E l e m e n t T y p e = " C o l u m n "   E l e m e n t I d = " 1 4 1 1 1 4 7 5 9 9 "   D a t a T y p e = " S t r i n g " > P r i c e s I n c l u d i n g V A T Y e s N o < / P r i c e s I n c l u d i n g V A T Y e s N o > - 
-         < Q R _ C o d e _ I m a g e   E l e m e n t T y p e = " C o l u m n "   E l e m e n t I d = " 2 0 7 9 6 8 0 8 3 6 "   D a t a T y p e = " M e d i a S e t " > Q R _ C o d e _ I m a g e < / Q R _ C o d e _ I m a g e > - 
-         < Q R _ C o d e _ I m a g e _ L b l   E l e m e n t T y p e = " C o l u m n "   E l e m e n t I d = " 1 2 2 9 4 4 6 0 7 "   D a t a T y p e = " S t r i n g " > Q R _ C o d e _ I m a g e _ L b l < / Q R _ C o d e _ I m a g e _ L b l > - 
-         < R e c u r r i n g B i l l i n g   E l e m e n t T y p e = " C o l u m n "   E l e m e n t I d = " 4 8 0 8 6 9 9 3 "   D a t a T y p e = " B o o l e a n " > R e c u r r i n g B i l l i n g < / R e c u r r i n g B i l l i n g > - 
-         < S a l e s I n v o i c e L i n e D i s c o u n t _ L b l   E l e m e n t T y p e = " C o l u m n "   E l e m e n t I d = " 6 6 4 6 0 1 5 8 2 "   D a t a T y p e = " T e x t C o n s t " > S a l e s I n v o i c e L i n e D i s c o u n t _ L b l < / S a l e s I n v o i c e L i n e D i s c o u n t _ L b l > - 
-         < S a l e s P e r s o n _ L b l   E l e m e n t T y p e = " C o l u m n "   E l e m e n t I d = " 1 5 6 4 1 9 6 3 6 5 "   D a t a T y p e = " T e x t C o n s t " > S a l e s P e r s o n _ L b l < / S a l e s P e r s o n _ L b l > +         < S a l e s I n v o i c e L i n e D i s c o u n t _ L b l   E l e m e n t T y p e = " C o l u m n "   E l e m e n t I d = " 6 6 4 6 0 1 5 8 2 "   D a t a T y p e = " L a b e l " > S a l e s I n v o i c e L i n e D i s c o u n t _ L b l < / S a l e s I n v o i c e L i n e D i s c o u n t _ L b l >   
          < S a l e s P e r s o n B l a n k _ L b l   E l e m e n t T y p e = " C o l u m n "   E l e m e n t I d = " 6 5 4 6 2 4 6 0 1 "   D a t a T y p e = " T e x t " > S a l e s P e r s o n B l a n k _ L b l < / S a l e s P e r s o n B l a n k _ L b l >   
          < S a l e s P e r s o n N a m e   E l e m e n t T y p e = " C o l u m n "   E l e m e n t I d = " 8 7 1 4 9 2 9 8 3 "   D a t a T y p e = " T e x t " > S a l e s P e r s o n N a m e < / S a l e s P e r s o n N a m e >   
+         < S a l e s P e r s o n _ L b l   E l e m e n t T y p e = " C o l u m n "   E l e m e n t I d = " 1 5 6 4 1 9 6 3 6 5 "   D a t a T y p e = " L a b e l " > S a l e s P e r s o n _ L b l < / S a l e s P e r s o n _ L b l > + 
          < S e l l T o C o n t a c t E m a i l   E l e m e n t T y p e = " C o l u m n "   E l e m e n t I d = " 2 6 2 8 2 4 5 6 4 "   D a t a T y p e = " T e x t " > S e l l T o C o n t a c t E m a i l < / S e l l T o C o n t a c t E m a i l >   
-         < S e l l T o C o n t a c t E m a i l L b l   E l e m e n t T y p e = " C o l u m n "   E l e m e n t I d = " 3 7 0 9 2 0 3 7 4 "   D a t a T y p e = " T e x t C o n s t " > S e l l T o C o n t a c t E m a i l L b l < / S e l l T o C o n t a c t E m a i l L b l > +         < S e l l T o C o n t a c t E m a i l L b l   E l e m e n t T y p e = " C o l u m n "   E l e m e n t I d = " 3 7 0 9 2 0 3 7 4 "   D a t a T y p e = " L a b e l " > S e l l T o C o n t a c t E m a i l L b l < / S e l l T o C o n t a c t E m a i l L b l >   
          < S e l l T o C o n t a c t M o b i l e P h o n e N o   E l e m e n t T y p e = " C o l u m n "   E l e m e n t I d = " 1 8 4 3 5 8 7 4 7 "   D a t a T y p e = " T e x t " > S e l l T o C o n t a c t M o b i l e P h o n e N o < / S e l l T o C o n t a c t M o b i l e P h o n e N o >   
-         < S e l l T o C o n t a c t M o b i l e P h o n e N o L b l   E l e m e n t T y p e = " C o l u m n "   E l e m e n t I d = " 1 4 5 7 5 2 8 4 1 7 "   D a t a T y p e = " T e x t C o n s t " > S e l l T o C o n t a c t M o b i l e P h o n e N o L b l < / S e l l T o C o n t a c t M o b i l e P h o n e N o L b l > +         < S e l l T o C o n t a c t M o b i l e P h o n e N o L b l   E l e m e n t T y p e = " C o l u m n "   E l e m e n t I d = " 1 4 5 7 5 2 8 4 1 7 "   D a t a T y p e = " L a b e l " > S e l l T o C o n t a c t M o b i l e P h o n e N o L b l < / S e l l T o C o n t a c t M o b i l e P h o n e N o L b l >   
          < S e l l T o C o n t a c t P h o n e N o   E l e m e n t T y p e = " C o l u m n "   E l e m e n t I d = " 1 6 1 3 8 2 2 4 8 3 "   D a t a T y p e = " T e x t " > S e l l T o C o n t a c t P h o n e N o < / S e l l T o C o n t a c t P h o n e N o >   
-         < S e l l T o C o n t a c t P h o n e N o L b l   E l e m e n t T y p e = " C o l u m n "   E l e m e n t I d = " 1 0 5 0 6 8 6 8 0 9 "   D a t a T y p e = " T e x t C o n s t " > S e l l T o C o n t a c t P h o n e N o L b l < / S e l l T o C o n t a c t P h o n e N o L b l > +         < S e l l T o C o n t a c t P h o n e N o L b l   E l e m e n t T y p e = " C o l u m n "   E l e m e n t I d = " 1 0 5 0 6 8 6 8 0 9 "   D a t a T y p e = " L a b e l " > S e l l T o C o n t a c t P h o n e N o L b l < / S e l l T o C o n t a c t P h o n e N o L b l >   
          < S e l l t o C u s t o m e r N o   E l e m e n t T y p e = " C o l u m n "   E l e m e n t I d = " 2 0 5 0 6 4 7 3 4 9 "   D a t a T y p e = " C o d e " > S e l l t o C u s t o m e r N o < / S e l l t o C u s t o m e r N o >   
          < S e l l t o C u s t o m e r N o _ L b l   E l e m e n t T y p e = " C o l u m n "   E l e m e n t I d = " 2 9 8 3 8 1 5 1 2 "   D a t a T y p e = " S t r i n g " > S e l l t o C u s t o m e r N o _ L b l < / S e l l t o C u s t o m e r N o _ L b l >   
-         < S h i p m e n t _ L b l   E l e m e n t T y p e = " C o l u m n "   E l e m e n t I d = " 2 0 8 5 7 6 7 1 2 0 "   D a t a T y p e = " T e x t C o n s t " > S h i p m e n t _ L b l < / S h i p m e n t _ L b l > - 
          < S h i p m e n t D a t e   E l e m e n t T y p e = " C o l u m n "   E l e m e n t I d = " 9 3 1 1 1 1 4 6 5 "   D a t a T y p e = " S t r i n g " > S h i p m e n t D a t e < / S h i p m e n t D a t e >   
          < S h i p m e n t D a t e _ L b l   E l e m e n t T y p e = " C o l u m n "   E l e m e n t I d = " 6 1 4 4 0 0 3 6 4 "   D a t a T y p e = " S t r i n g " > S h i p m e n t D a t e _ L b l < / S h i p m e n t D a t e _ L b l >   
          < S h i p m e n t M e t h o d D e s c r i p t i o n   E l e m e n t T y p e = " C o l u m n "   E l e m e n t I d = " 2 0 5 9 4 0 3 2 6 0 "   D a t a T y p e = " T e x t " > S h i p m e n t M e t h o d D e s c r i p t i o n < / S h i p m e n t M e t h o d D e s c r i p t i o n >   
-         < S h i p m e n t M e t h o d D e s c r i p t i o n _ L b l   E l e m e n t T y p e = " C o l u m n "   E l e m e n t I d = " 1 1 7 9 9 7 8 4 6 5 "   D a t a T y p e = " T e x t C o n s t " > S h i p m e n t M e t h o d D e s c r i p t i o n _ L b l < / S h i p m e n t M e t h o d D e s c r i p t i o n _ L b l > - 
-         < S h i p T o A d d r e s s _ L b l   E l e m e n t T y p e = " C o l u m n "   E l e m e n t I d = " 1 6 5 0 5 0 5 0 1 7 "   D a t a T y p e = " T e x t C o n s t " > S h i p T o A d d r e s s _ L b l < / S h i p T o A d d r e s s _ L b l > +         < S h i p m e n t M e t h o d D e s c r i p t i o n _ L b l   E l e m e n t T y p e = " C o l u m n "   E l e m e n t I d = " 1 1 7 9 9 7 8 4 6 5 "   D a t a T y p e = " L a b e l " > S h i p m e n t M e t h o d D e s c r i p t i o n _ L b l < / S h i p m e n t M e t h o d D e s c r i p t i o n _ L b l > + 
+         < S h i p m e n t _ L b l   E l e m e n t T y p e = " C o l u m n "   E l e m e n t I d = " 2 0 8 5 7 6 7 1 2 0 "   D a t a T y p e = " L a b e l " > S h i p m e n t _ L b l < / S h i p m e n t _ L b l >   
          < S h i p T o A d d r e s s 1   E l e m e n t T y p e = " C o l u m n "   E l e m e n t I d = " 1 3 5 7 6 7 2 8 6 1 "   D a t a T y p e = " T e x t " > S h i p T o A d d r e s s 1 < / S h i p T o A d d r e s s 1 >   
@@ -3929,29 +4357,31 @@
  
          < S h i p T o A d d r e s s 8   E l e m e n t T y p e = " C o l u m n "   E l e m e n t I d = " 1 4 9 2 9 9 2 1 7 8 "   D a t a T y p e = " T e x t " > S h i p T o A d d r e s s 8 < / S h i p T o A d d r e s s 8 >   
+         < S h i p T o A d d r e s s _ L b l   E l e m e n t T y p e = " C o l u m n "   E l e m e n t I d = " 1 6 5 0 5 0 5 0 1 7 "   D a t a T y p e = " L a b e l " > S h i p T o A d d r e s s _ L b l < / S h i p T o A d d r e s s _ L b l > + 
          < S h i p T o P h o n e N o   E l e m e n t T y p e = " C o l u m n "   E l e m e n t I d = " 3 6 9 7 0 2 2 5 5 "   D a t a T y p e = " T e x t " > S h i p T o P h o n e N o < / S h i p T o P h o n e N o >   
          < S h o w S h i p p i n g A d d r e s s   E l e m e n t T y p e = " C o l u m n "   E l e m e n t I d = " 1 1 2 0 0 7 1 2 6 6 "   D a t a T y p e = " B o o l e a n " > S h o w S h i p p i n g A d d r e s s < / S h o w S h i p p i n g A d d r e s s >   
          < S h o w W o r k D e s c r i p t i o n   E l e m e n t T y p e = " C o l u m n "   E l e m e n t I d = " 7 8 5 4 6 8 8 6 5 "   D a t a T y p e = " B o o l e a n " > S h o w W o r k D e s c r i p t i o n < / S h o w W o r k D e s c r i p t i o n >   
-         < S u b t o t a l _ L b l   E l e m e n t T y p e = " C o l u m n "   E l e m e n t I d = " 1 9 6 7 7 9 5 1 4 2 "   D a t a T y p e = " T e x t C o n s t " > S u b t o t a l _ L b l < / S u b t o t a l _ L b l > - 
-         < T o t a l _ L b l   E l e m e n t T y p e = " C o l u m n "   E l e m e n t I d = " 1 2 1 0 1 0 0 8 7 8 "   D a t a T y p e = " T e x t C o n s t " > T o t a l _ L b l < / T o t a l _ L b l > - 
-         < V A T A m o u n t _ L b l   E l e m e n t T y p e = " C o l u m n "   E l e m e n t I d = " 1 0 9 4 6 5 7 2 9 "   D a t a T y p e = " T e x t C o n s t " > V A T A m o u n t _ L b l < / V A T A m o u n t _ L b l > - 
-         < V A T A m o u n t S p e c i f i c a t i o n _ L b l   E l e m e n t T y p e = " C o l u m n "   E l e m e n t I d = " 8 7 8 7 0 6 8 4 6 "   D a t a T y p e = " T e x t C o n s t " > V A T A m o u n t S p e c i f i c a t i o n _ L b l < / V A T A m o u n t S p e c i f i c a t i o n _ L b l > - 
-         < V A T B a s e _ L b l   E l e m e n t T y p e = " C o l u m n "   E l e m e n t I d = " 1 8 6 6 1 5 8 2 7 8 "   D a t a T y p e = " T e x t C o n s t " > V A T B a s e _ L b l < / V A T B a s e _ L b l > +         < S u b t o t a l _ L b l   E l e m e n t T y p e = " C o l u m n "   E l e m e n t I d = " 1 9 6 7 7 9 5 1 4 2 "   D a t a T y p e = " L a b e l " > S u b t o t a l _ L b l < / S u b t o t a l _ L b l > + 
+         < T o t a l _ L b l   E l e m e n t T y p e = " C o l u m n "   E l e m e n t I d = " 1 2 1 0 1 0 0 8 7 8 "   D a t a T y p e = " L a b e l " > T o t a l _ L b l < / T o t a l _ L b l > + 
+         < V A T A m o u n t S p e c i f i c a t i o n _ L b l   E l e m e n t T y p e = " C o l u m n "   E l e m e n t I d = " 8 7 8 7 0 6 8 4 6 "   D a t a T y p e = " L a b e l " > V A T A m o u n t S p e c i f i c a t i o n _ L b l < / V A T A m o u n t S p e c i f i c a t i o n _ L b l > + 
+         < V A T A m o u n t _ L b l   E l e m e n t T y p e = " C o l u m n "   E l e m e n t I d = " 1 0 9 4 6 5 7 2 9 "   D a t a T y p e = " L a b e l " > V A T A m o u n t _ L b l < / V A T A m o u n t _ L b l > + 
+         < V A T B a s e _ L b l   E l e m e n t T y p e = " C o l u m n "   E l e m e n t I d = " 1 8 6 6 1 5 8 2 7 8 "   D a t a T y p e = " L a b e l " > V A T B a s e _ L b l < / V A T B a s e _ L b l > + 
+         < V A T C l a u s e s _ L b l   E l e m e n t T y p e = " C o l u m n "   E l e m e n t I d = " 1 3 8 3 9 2 0 0 1 9 "   D a t a T y p e = " L a b e l " > V A T C l a u s e s _ L b l < / V A T C l a u s e s _ L b l >   
          < V A T C l a u s e _ L b l   E l e m e n t T y p e = " C o l u m n "   E l e m e n t I d = " 1 5 7 0 4 9 5 4 9 0 "   D a t a T y p e = " S t r i n g " > V A T C l a u s e _ L b l < / V A T C l a u s e _ L b l >   
-         < V A T C l a u s e s _ L b l   E l e m e n t T y p e = " C o l u m n "   E l e m e n t I d = " 1 3 8 3 9 2 0 0 1 9 "   D a t a T y p e = " T e x t C o n s t " > V A T C l a u s e s _ L b l < / V A T C l a u s e s _ L b l > - 
-         < V A T I d e n t i f i e r _ L b l   E l e m e n t T y p e = " C o l u m n "   E l e m e n t I d = " 1 6 8 6 6 2 3 9 8 4 "   D a t a T y p e = " T e x t C o n s t " > V A T I d e n t i f i e r _ L b l < / V A T I d e n t i f i e r _ L b l > - 
-         < V A T P e r c e n t a g e _ L b l   E l e m e n t T y p e = " C o l u m n "   E l e m e n t I d = " 6 7 6 6 5 4 5 6 5 "   D a t a T y p e = " T e x t C o n s t " > V A T P e r c e n t a g e _ L b l < / V A T P e r c e n t a g e _ L b l > +         < V A T I d e n t i f i e r _ L b l   E l e m e n t T y p e = " C o l u m n "   E l e m e n t I d = " 1 6 8 6 6 2 3 9 8 4 "   D a t a T y p e = " L a b e l " > V A T I d e n t i f i e r _ L b l < / V A T I d e n t i f i e r _ L b l > + 
+         < V A T P e r c e n t a g e _ L b l   E l e m e n t T y p e = " C o l u m n "   E l e m e n t I d = " 6 7 6 6 5 4 5 6 5 "   D a t a T y p e = " L a b e l " > V A T P e r c e n t a g e _ L b l < / V A T P e r c e n t a g e _ L b l >   
          < V A T R e g i s t r a t i o n N o   E l e m e n t T y p e = " C o l u m n "   E l e m e n t I d = " 1 8 8 9 1 9 5 4 0 2 "   D a t a T y p e = " T e x t " > V A T R e g i s t r a t i o n N o < / V A T R e g i s t r a t i o n N o >   
@@ -3971,10 +4401,6 @@
  
              < A m o u n t I n c l u d i n g V A T _ L i n e _ L b l   E l e m e n t T y p e = " C o l u m n "   E l e m e n t I d = " 9 3 0 7 4 7 3 1 3 "   D a t a T y p e = " S t r i n g " > A m o u n t I n c l u d i n g V A T _ L i n e _ L b l < / A m o u n t I n c l u d i n g V A T _ L i n e _ L b l >   
-             < C o n t r a c t L i n e N o   E l e m e n t T y p e = " C o l u m n "   E l e m e n t I d = " 3 0 7 6 6 9 2 4 8 "   D a t a T y p e = " I n t e g e r " > C o n t r a c t L i n e N o < / C o n t r a c t L i n e N o > - 
-             < C o n t r a c t N o   E l e m e n t T y p e = " C o l u m n "   E l e m e n t I d = " 1 9 5 9 3 0 8 7 1 8 "   D a t a T y p e = " C o d e " > C o n t r a c t N o < / C o n t r a c t N o > - 
              < D e s c r i p t i o n _ L i n e   E l e m e n t T y p e = " C o l u m n "   E l e m e n t I d = " 1 4 0 6 8 2 2 3 1 0 "   D a t a T y p e = " T e x t " > D e s c r i p t i o n _ L i n e < / D e s c r i p t i o n _ L i n e >   
              < D e s c r i p t i o n _ L i n e _ L b l   E l e m e n t T y p e = " C o l u m n "   E l e m e n t I d = " 2 1 1 8 9 5 1 4 9 5 "   D a t a T y p e = " S t r i n g " > D e s c r i p t i o n _ L i n e _ L b l < / D e s c r i p t i o n _ L i n e _ L b l > @@ -3991,23 +4417,19 @@
  
              < L i n e A m o u n t _ L i n e _ L b l   E l e m e n t T y p e = " C o l u m n "   E l e m e n t I d = " 9 9 2 9 0 1 8 4 5 "   D a t a T y p e = " S t r i n g " > L i n e A m o u n t _ L i n e _ L b l < / L i n e A m o u n t _ L i n e _ L b l >   
+             < L i n e D i s c o u n t P e r c e n t T e x t _ L i n e   E l e m e n t T y p e = " C o l u m n "   E l e m e n t I d = " 6 1 3 1 3 5 1 9 "   D a t a T y p e = " T e x t " > L i n e D i s c o u n t P e r c e n t T e x t _ L i n e < / L i n e D i s c o u n t P e r c e n t T e x t _ L i n e > + 
              < L i n e D i s c o u n t P e r c e n t _ L i n e   E l e m e n t T y p e = " C o l u m n "   E l e m e n t I d = " 9 0 7 8 2 7 4 3 6 "   D a t a T y p e = " D e c i m a l " > L i n e D i s c o u n t P e r c e n t _ L i n e < / L i n e D i s c o u n t P e r c e n t _ L i n e >   
-             < L i n e D i s c o u n t P e r c e n t T e x t _ L i n e   E l e m e n t T y p e = " C o l u m n "   E l e m e n t I d = " 6 1 3 1 3 5 1 9 "   D a t a T y p e = " T e x t " > L i n e D i s c o u n t P e r c e n t T e x t _ L i n e < / L i n e D i s c o u n t P e r c e n t T e x t _ L i n e > - 
              < L i n e N o _ L i n e   E l e m e n t T y p e = " C o l u m n "   E l e m e n t I d = " 6 9 8 9 8 5 9 7 9 "   D a t a T y p e = " I n t e g e r " > L i n e N o _ L i n e < / L i n e N o _ L i n e >   
              < Q u a n t i t y _ L i n e   E l e m e n t T y p e = " C o l u m n "   E l e m e n t I d = " 1 0 6 8 5 4 3 5 3 7 "   D a t a T y p e = " T e x t " > Q u a n t i t y _ L i n e < / Q u a n t i t y _ L i n e >   
              < Q u a n t i t y _ L i n e _ L b l   E l e m e n t T y p e = " C o l u m n "   E l e m e n t I d = " 2 0 3 4 5 0 6 8 0 2 "   D a t a T y p e = " S t r i n g " > Q u a n t i t y _ L i n e _ L b l < / Q u a n t i t y _ L i n e _ L b l >   
-             < R e c u r r i n g B i l l i n g f r o m   E l e m e n t T y p e = " C o l u m n "   E l e m e n t I d = " 4 7 7 0 0 1 9 2 1 "   D a t a T y p e = " D a t e " > R e c u r r i n g B i l l i n g f r o m < / R e c u r r i n g B i l l i n g f r o m > - 
-             < R e c u r r i n g B i l l i n g t o   E l e m e n t T y p e = " C o l u m n "   E l e m e n t I d = " 1 3 8 4 6 2 3 0 0 4 "   D a t a T y p e = " D a t e " > R e c u r r i n g B i l l i n g t o < / R e c u r r i n g B i l l i n g t o > - 
              < S h i p m e n t D a t e _ L i n e   E l e m e n t T y p e = " C o l u m n "   E l e m e n t I d = " 1 6 7 3 3 7 5 4 1 6 "   D a t a T y p e = " S t r i n g " > S h i p m e n t D a t e _ L i n e < / S h i p m e n t D a t e _ L i n e >   
-             < S h i p m e n t D a t e _ L i n e _ L b l   E l e m e n t T y p e = " C o l u m n "   E l e m e n t I d = " 8 5 3 2 2 4 3 6 3 "   D a t a T y p e = " T e x t C o n s t " > S h i p m e n t D a t e _ L i n e _ L b l < / S h i p m e n t D a t e _ L i n e _ L b l > +             < S h i p m e n t D a t e _ L i n e _ L b l   E l e m e n t T y p e = " C o l u m n "   E l e m e n t I d = " 8 5 3 2 2 4 3 6 3 "   D a t a T y p e = " L a b e l " > S h i p m e n t D a t e _ L i n e _ L b l < / S h i p m e n t D a t e _ L i n e _ L b l >   
              < T r a n s H e a d e r A m o u n t   E l e m e n t T y p e = " C o l u m n "   E l e m e n t I d = " 2 0 2 8 3 0 6 2 7 6 "   D a t a T y p e = " D e c i m a l " > T r a n s H e a d e r A m o u n t < / T r a n s H e a d e r A m o u n t >   
@@ -4083,22 +4505,22 @@
  
              < N o O f V A T I d e n t i f i e r s   E l e m e n t T y p e = " C o l u m n "   E l e m e n t I d = " 1 1 5 3 2 6 3 0 2 6 "   D a t a T y p e = " I n t e g e r " > N o O f V A T I d e n t i f i e r s < / N o O f V A T I d e n t i f i e r s >   
+             < V A T A m o u n t L C Y _ V A T A m o u n t L i n e   E l e m e n t T y p e = " C o l u m n "   E l e m e n t I d = " 1 5 8 1 9 9 4 3 5 0 "   D a t a T y p e = " D e c i m a l " > V A T A m o u n t L C Y _ V A T A m o u n t L i n e < / V A T A m o u n t L C Y _ V A T A m o u n t L i n e > + 
+             < V A T A m o u n t L C Y _ V A T A m o u n t L i n e _ L b l   E l e m e n t T y p e = " C o l u m n "   E l e m e n t I d = " 9 2 3 0 0 3 3 7 "   D a t a T y p e = " L a b e l " > V A T A m o u n t L C Y _ V A T A m o u n t L i n e _ L b l < / V A T A m o u n t L C Y _ V A T A m o u n t L i n e _ L b l > + 
              < V A T A m o u n t _ V a t A m o u n t L i n e   E l e m e n t T y p e = " C o l u m n "   E l e m e n t I d = " 1 8 9 1 8 2 0 6 2 0 "   D a t a T y p e = " D e c i m a l " > V A T A m o u n t _ V a t A m o u n t L i n e < / V A T A m o u n t _ V a t A m o u n t L i n e >   
              < V A T A m o u n t _ V a t A m o u n t L i n e _ L b l   E l e m e n t T y p e = " C o l u m n "   E l e m e n t I d = " 1 5 1 3 5 5 5 4 7 3 "   D a t a T y p e = " S t r i n g " > V A T A m o u n t _ V a t A m o u n t L i n e _ L b l < / V A T A m o u n t _ V a t A m o u n t L i n e _ L b l >   
-             < V A T A m o u n t L C Y _ V A T A m o u n t L i n e   E l e m e n t T y p e = " C o l u m n "   E l e m e n t I d = " 1 5 8 1 9 9 4 3 5 0 "   D a t a T y p e = " D e c i m a l " > V A T A m o u n t L C Y _ V A T A m o u n t L i n e < / V A T A m o u n t L C Y _ V A T A m o u n t L i n e > - 
-             < V A T A m o u n t L C Y _ V A T A m o u n t L i n e _ L b l   E l e m e n t T y p e = " C o l u m n "   E l e m e n t I d = " 9 2 3 0 0 3 3 7 "   D a t a T y p e = " T e x t C o n s t " > V A T A m o u n t L C Y _ V A T A m o u n t L i n e _ L b l < / V A T A m o u n t L C Y _ V A T A m o u n t L i n e _ L b l > +             < V A T B a s e L C Y _ V A T A m o u n t L i n e   E l e m e n t T y p e = " C o l u m n "   E l e m e n t I d = " 1 8 6 0 9 4 5 6 3 5 "   D a t a T y p e = " D e c i m a l " > V A T B a s e L C Y _ V A T A m o u n t L i n e < / V A T B a s e L C Y _ V A T A m o u n t L i n e > + 
+             < V A T B a s e L C Y _ V A T A m o u n t L i n e _ L b l   E l e m e n t T y p e = " C o l u m n "   E l e m e n t I d = " 1 2 3 6 4 6 7 9 9 8 "   D a t a T y p e = " L a b e l " > V A T B a s e L C Y _ V A T A m o u n t L i n e _ L b l < / V A T B a s e L C Y _ V A T A m o u n t L i n e _ L b l >   
              < V A T B a s e _ V a t A m o u n t L i n e   E l e m e n t T y p e = " C o l u m n "   E l e m e n t I d = " 1 4 5 8 9 3 7 8 1 9 "   D a t a T y p e = " D e c i m a l " > V A T B a s e _ V a t A m o u n t L i n e < / V A T B a s e _ V a t A m o u n t L i n e >   
              < V A T B a s e _ V a t A m o u n t L i n e _ L b l   E l e m e n t T y p e = " C o l u m n "   E l e m e n t I d = " 1 6 9 1 3 0 2 4 8 8 "   D a t a T y p e = " S t r i n g " > V A T B a s e _ V a t A m o u n t L i n e _ L b l < / V A T B a s e _ V a t A m o u n t L i n e _ L b l >   
-             < V A T B a s e L C Y _ V A T A m o u n t L i n e   E l e m e n t T y p e = " C o l u m n "   E l e m e n t I d = " 1 8 6 0 9 4 5 6 3 5 "   D a t a T y p e = " D e c i m a l " > V A T B a s e L C Y _ V A T A m o u n t L i n e < / V A T B a s e L C Y _ V A T A m o u n t L i n e > - 
-             < V A T B a s e L C Y _ V A T A m o u n t L i n e _ L b l   E l e m e n t T y p e = " C o l u m n "   E l e m e n t I d = " 1 2 3 6 4 6 7 9 9 8 "   D a t a T y p e = " T e x t C o n s t " > V A T B a s e L C Y _ V A T A m o u n t L i n e _ L b l < / V A T B a s e L C Y _ V A T A m o u n t L i n e _ L b l > - 
              < V A T I d e n t i f i e r _ V a t A m o u n t L i n e   E l e m e n t T y p e = " C o l u m n "   E l e m e n t I d = " 1 1 4 2 0 7 0 0 3 5 "   D a t a T y p e = " C o d e " > V A T I d e n t i f i e r _ V a t A m o u n t L i n e < / V A T I d e n t i f i e r _ V a t A m o u n t L i n e >   
              < V A T I d e n t i f i e r _ V a t A m o u n t L i n e _ L b l   E l e m e n t T y p e = " C o l u m n "   E l e m e n t I d = " 8 6 4 5 0 4 5 0 "   D a t a T y p e = " S t r i n g " > V A T I d e n t i f i e r _ V a t A m o u n t L i n e _ L b l < / V A T I d e n t i f i e r _ V a t A m o u n t L i n e _ L b l > @@ -4115,10 +4537,10 @@
  
              < C o d e _ V A T C l a u s e L i n e _ L b l   E l e m e n t T y p e = " C o l u m n "   E l e m e n t I d = " 4 6 1 5 3 3 0 2 "   D a t a T y p e = " S t r i n g " > C o d e _ V A T C l a u s e L i n e _ L b l < / C o d e _ V A T C l a u s e L i n e _ L b l >   
+             < D e s c r i p t i o n 2 _ V A T C l a u s e L i n e   E l e m e n t T y p e = " C o l u m n "   E l e m e n t I d = " 1 3 7 9 6 6 7 4 7 0 "   D a t a T y p e = " T e x t " > D e s c r i p t i o n 2 _ V A T C l a u s e L i n e < / D e s c r i p t i o n 2 _ V A T C l a u s e L i n e > + 
              < D e s c r i p t i o n _ V A T C l a u s e L i n e   E l e m e n t T y p e = " C o l u m n "   E l e m e n t I d = " 1 3 0 5 5 4 5 9 2 4 "   D a t a T y p e = " T e x t " > D e s c r i p t i o n _ V A T C l a u s e L i n e < / D e s c r i p t i o n _ V A T C l a u s e L i n e >   
-             < D e s c r i p t i o n 2 _ V A T C l a u s e L i n e   E l e m e n t T y p e = " C o l u m n "   E l e m e n t I d = " 1 3 7 9 6 6 7 4 7 0 "   D a t a T y p e = " T e x t " > D e s c r i p t i o n 2 _ V A T C l a u s e L i n e < / D e s c r i p t i o n 2 _ V A T C l a u s e L i n e > - 
              < N o O f V A T C l a u s e s   E l e m e n t T y p e = " C o l u m n "   E l e m e n t I d = " 7 5 6 4 1 7 3 9 2 "   D a t a T y p e = " I n t e g e r " > N o O f V A T C l a u s e s < / N o O f V A T C l a u s e s >   
              < V A T A m o u n t _ V A T C l a u s e L i n e   E l e m e n t T y p e = " C o l u m n "   E l e m e n t I d = " 2 2 2 4 6 9 0 5 9 "   D a t a T y p e = " D e c i m a l " > V A T A m o u n t _ V A T C l a u s e L i n e < / V A T A m o u n t _ V A T C l a u s e L i n e > @@ -4129,10 +4551,10 @@
  
          < R e p o r t T o t a l s L i n e   E l e m e n t T y p e = " D a t a I t e m "   E l e m e n t I d = " 2 1 2 2 5 4 9 8 3 6 " >   
+             < A m o u n t F o r m a t t e d _ R e p o r t T o t a l s L i n e   E l e m e n t T y p e = " C o l u m n "   E l e m e n t I d = " 1 5 0 6 1 3 6 8 2 5 "   D a t a T y p e = " T e x t " > A m o u n t F o r m a t t e d _ R e p o r t T o t a l s L i n e < / A m o u n t F o r m a t t e d _ R e p o r t T o t a l s L i n e > + 
              < A m o u n t _ R e p o r t T o t a l s L i n e   E l e m e n t T y p e = " C o l u m n "   E l e m e n t I d = " 4 1 9 9 1 8 3 6 9 "   D a t a T y p e = " D e c i m a l " > A m o u n t _ R e p o r t T o t a l s L i n e < / A m o u n t _ R e p o r t T o t a l s L i n e >   
-             < A m o u n t F o r m a t t e d _ R e p o r t T o t a l s L i n e   E l e m e n t T y p e = " C o l u m n "   E l e m e n t I d = " 1 5 0 6 1 3 6 8 2 5 "   D a t a T y p e = " T e x t " > A m o u n t F o r m a t t e d _ R e p o r t T o t a l s L i n e < / A m o u n t F o r m a t t e d _ R e p o r t T o t a l s L i n e > - 
              < D e s c r i p t i o n _ R e p o r t T o t a l s L i n e   E l e m e n t T y p e = " C o l u m n "   E l e m e n t I d = " 5 8 1 9 9 6 0 6 7 "   D a t a T y p e = " T e x t " > D e s c r i p t i o n _ R e p o r t T o t a l s L i n e < / D e s c r i p t i o n _ R e p o r t T o t a l s L i n e >   
              < F o n t B o l d _ R e p o r t T o t a l s L i n e   E l e m e n t T y p e = " C o l u m n "   E l e m e n t I d = " 9 4 6 5 4 0 5 4 9 "   D a t a T y p e = " B o o l e a n " > F o n t B o l d _ R e p o r t T o t a l s L i n e < / F o n t B o l d _ R e p o r t T o t a l s L i n e > @@ -4143,11 +4565,11 @@
  
          < L e t t e r T e x t   E l e m e n t T y p e = " D a t a I t e m "   E l e m e n t I d = " 1 5 1 0 3 5 3 8 3 4 " >   
-             < B o d y T e x t   E l e m e n t T y p e = " C o l u m n "   E l e m e n t I d = " 1 4 9 7 5 9 8 0 8 "   D a t a T y p e = " T e x t C o n s t " > B o d y T e x t < / B o d y T e x t > - 
-             < C l o s i n g T e x t   E l e m e n t T y p e = " C o l u m n "   E l e m e n t I d = " 5 1 2 1 3 5 9 0 9 "   D a t a T y p e = " T e x t C o n s t " > C l o s i n g T e x t < / C l o s i n g T e x t > - 
-             < G r e e t i n g T e x t   E l e m e n t T y p e = " C o l u m n "   E l e m e n t I d = " 1 1 7 5 2 7 9 2 8 9 "   D a t a T y p e = " T e x t C o n s t " > G r e e t i n g T e x t < / G r e e t i n g T e x t > +             < B o d y T e x t   E l e m e n t T y p e = " C o l u m n "   E l e m e n t I d = " 1 4 9 7 5 9 8 0 8 "   D a t a T y p e = " L a b e l " > B o d y T e x t < / B o d y T e x t > + 
+             < C l o s i n g T e x t   E l e m e n t T y p e = " C o l u m n "   E l e m e n t I d = " 5 1 2 1 3 5 9 0 9 "   D a t a T y p e = " L a b e l " > C l o s i n g T e x t < / C l o s i n g T e x t > + 
+             < G r e e t i n g T e x t   E l e m e n t T y p e = " C o l u m n "   E l e m e n t I d = " 1 1 7 5 2 7 9 2 8 9 "   D a t a T y p e = " L a b e l " > G r e e t i n g T e x t < / G r e e t i n g T e x t >   
          < / L e t t e r T e x t >   

--- a/src/Layers/W1/BaseApp/Sales/History/StandardSalesCreditMemoEmailBody.docx
+++ b/src/Layers/W1/BaseApp/Sales/History/StandardSalesCreditMemoEmailBody.docx
@@ -3098,6 +3098,8 @@
  
              < R e p o r t N a m e > R e p o r t   N a m e < / R e p o r t N a m e >   
+             < R e p o r t C a p t i o n > R e p o r t   C a p t i o n < / R e p o r t C a p t i o n > + 
              < A b o u t T h i s R e p o r t T i t l e > A b o u t   T h i s   R e p o r t   T i t l e < / A b o u t T h i s R e p o r t T i t l e >   
              < A b o u t T h i s R e p o r t T e x t > A b o u t   T h i s   R e p o r t   T e x t < / A b o u t T h i s R e p o r t T e x t > @@ -3152,21 +3154,21 @@
  
              < C o m p a n y A d d r e s s L i n e s >   
-                 < C o m p a n y A d d r e s s L i n e > C o m p a n y   A d d r e s s   L i n e   1 < / C o m p a n y A d d r e s s L i n e > - 
-                 < C o m p a n y A d d r e s s L i n e > C o m p a n y   A d d r e s s   L i n e   2 < / C o m p a n y A d d r e s s L i n e > - 
-                 < C o m p a n y A d d r e s s L i n e > C o m p a n y   A d d r e s s   L i n e   3 < / C o m p a n y A d d r e s s L i n e > - 
-                 < C o m p a n y A d d r e s s L i n e > C o m p a n y   A d d r e s s   L i n e   4 < / C o m p a n y A d d r e s s L i n e > - 
-                 < C o m p a n y A d d r e s s L i n e > C o m p a n y   A d d r e s s   L i n e   5 < / C o m p a n y A d d r e s s L i n e > - 
-                 < C o m p a n y A d d r e s s L i n e > C o m p a n y   A d d r e s s   L i n e   6 < / C o m p a n y A d d r e s s L i n e > - 
-                 < C o m p a n y A d d r e s s L i n e > C o m p a n y   A d d r e s s   L i n e   7 < / C o m p a n y A d d r e s s L i n e > - 
-                 < C o m p a n y A d d r e s s L i n e > C o m p a n y   A d d r e s s   L i n e   8 < / C o m p a n y A d d r e s s L i n e > +                 < C o m p a n y A d d r e s s L i n e 1 > C o m p a n y   A d d r e s s   L i n e   1 < / C o m p a n y A d d r e s s L i n e 1 > + 
+                 < C o m p a n y A d d r e s s L i n e 2 > C o m p a n y   A d d r e s s   L i n e   2 < / C o m p a n y A d d r e s s L i n e 2 > + 
+                 < C o m p a n y A d d r e s s L i n e 3 > C o m p a n y   A d d r e s s   L i n e   3 < / C o m p a n y A d d r e s s L i n e 3 > + 
+                 < C o m p a n y A d d r e s s L i n e 4 > C o m p a n y   A d d r e s s   L i n e   4 < / C o m p a n y A d d r e s s L i n e 4 > + 
+                 < C o m p a n y A d d r e s s L i n e 5 > C o m p a n y   A d d r e s s   L i n e   5 < / C o m p a n y A d d r e s s L i n e 5 > + 
+                 < C o m p a n y A d d r e s s L i n e 6 > C o m p a n y   A d d r e s s   L i n e   6 < / C o m p a n y A d d r e s s L i n e 6 > + 
+                 < C o m p a n y A d d r e s s L i n e 7 > C o m p a n y   A d d r e s s   L i n e   7 < / C o m p a n y A d d r e s s L i n e 7 > + 
+                 < C o m p a n y A d d r e s s L i n e 8 > C o m p a n y   A d d r e s s   L i n e   8 < / C o m p a n y A d d r e s s L i n e 8 >   
              < / C o m p a n y A d d r e s s L i n e s >   
@@ -3719,6 +3721,8 @@
  
              < R e p o r t N a m e > R e p o r t   N a m e < / R e p o r t N a m e >   
+             < R e p o r t C a p t i o n > R e p o r t   C a p t i o n < / R e p o r t C a p t i o n > + 
              < A b o u t T h i s R e p o r t T i t l e > A b o u t   T h i s   R e p o r t   T i t l e < / A b o u t T h i s R e p o r t T i t l e >   
              < A b o u t T h i s R e p o r t T e x t > A b o u t   T h i s   R e p o r t   T e x t < / A b o u t T h i s R e p o r t T e x t > @@ -3773,21 +3777,21 @@
  
              < C o m p a n y A d d r e s s L i n e s >   
-                 < C o m p a n y A d d r e s s L i n e > C o m p a n y   A d d r e s s   L i n e   1 < / C o m p a n y A d d r e s s L i n e > - 
-                 < C o m p a n y A d d r e s s L i n e > C o m p a n y   A d d r e s s   L i n e   2 < / C o m p a n y A d d r e s s L i n e > - 
-                 < C o m p a n y A d d r e s s L i n e > C o m p a n y   A d d r e s s   L i n e   3 < / C o m p a n y A d d r e s s L i n e > - 
-                 < C o m p a n y A d d r e s s L i n e > C o m p a n y   A d d r e s s   L i n e   4 < / C o m p a n y A d d r e s s L i n e > - 
-                 < C o m p a n y A d d r e s s L i n e > C o m p a n y   A d d r e s s   L i n e   5 < / C o m p a n y A d d r e s s L i n e > - 
-                 < C o m p a n y A d d r e s s L i n e > C o m p a n y   A d d r e s s   L i n e   6 < / C o m p a n y A d d r e s s L i n e > - 
-                 < C o m p a n y A d d r e s s L i n e > C o m p a n y   A d d r e s s   L i n e   7 < / C o m p a n y A d d r e s s L i n e > - 
-                 < C o m p a n y A d d r e s s L i n e > C o m p a n y   A d d r e s s   L i n e   8 < / C o m p a n y A d d r e s s L i n e > +                 < C o m p a n y A d d r e s s L i n e 1 > C o m p a n y   A d d r e s s   L i n e   1 < / C o m p a n y A d d r e s s L i n e 1 > + 
+                 < C o m p a n y A d d r e s s L i n e 2 > C o m p a n y   A d d r e s s   L i n e   2 < / C o m p a n y A d d r e s s L i n e 2 > + 
+                 < C o m p a n y A d d r e s s L i n e 3 > C o m p a n y   A d d r e s s   L i n e   3 < / C o m p a n y A d d r e s s L i n e 3 > + 
+                 < C o m p a n y A d d r e s s L i n e 4 > C o m p a n y   A d d r e s s   L i n e   4 < / C o m p a n y A d d r e s s L i n e 4 > + 
+                 < C o m p a n y A d d r e s s L i n e 5 > C o m p a n y   A d d r e s s   L i n e   5 < / C o m p a n y A d d r e s s L i n e 5 > + 
+                 < C o m p a n y A d d r e s s L i n e 6 > C o m p a n y   A d d r e s s   L i n e   6 < / C o m p a n y A d d r e s s L i n e 6 > + 
+                 < C o m p a n y A d d r e s s L i n e 7 > C o m p a n y   A d d r e s s   L i n e   7 < / C o m p a n y A d d r e s s L i n e 7 > + 
+                 < C o m p a n y A d d r e s s L i n e 8 > C o m p a n y   A d d r e s s   L i n e   8 < / C o m p a n y A d d r e s s L i n e 8 >   
              < / C o m p a n y A d d r e s s L i n e s >   

--- a/src/Layers/W1/BaseApp/Sales/History/StandardSalesCreditMemoEmailBody.docx
+++ b/src/Layers/W1/BaseApp/Sales/History/StandardSalesCreditMemoEmailBody.docx
@@ -2,6 +2,45 @@
 <file path=word/document.xml><?xml version="1.0" encoding="utf-8"?>
 <w:document xmlns:wpc="http://schemas.microsoft.com/office/word/2010/wordprocessingCanvas" xmlns:cx="http://schemas.microsoft.com/office/drawing/2014/chartex" xmlns:cx1="http://schemas.microsoft.com/office/drawing/2015/9/8/chartex" xmlns:cx2="http://schemas.microsoft.com/office/drawing/2015/10/21/chartex" xmlns:cx3="http://schemas.microsoft.com/office/drawing/2016/5/9/chartex" xmlns:cx4="http://schemas.microsoft.com/office/drawing/2016/5/10/chartex" xmlns:cx5="http://schemas.microsoft.com/office/drawing/2016/5/11/chartex" xmlns:cx6="http://schemas.microsoft.com/office/drawing/2016/5/12/chartex" xmlns:cx7="http://schemas.microsoft.com/office/drawing/2016/5/13/chartex" xmlns:cx8="http://schemas.microsoft.com/office/drawing/2016/5/14/chartex" xmlns:mc="http://schemas.openxmlformats.org/markup-compatibility/2006" xmlns:aink="http://schemas.microsoft.com/office/drawing/2016/ink" xmlns:am3d="http://schemas.microsoft.com/office/drawing/2017/model3d" xmlns:o="urn:schemas-microsoft-com:office:office" xmlns:oel="http://schemas.microsoft.com/office/2019/extlst" xmlns:r="http://schemas.openxmlformats.org/officeDocument/2006/relationships" xmlns:m="http://schemas.openxmlformats.org/officeDocument/2006/math" xmlns:v="urn:schemas-microsoft-com:vml" xmlns:wp14="http://schemas.microsoft.com/office/word/2010/wordprocessingDrawing" xmlns:wp="http://schemas.openxmlformats.org/drawingml/2006/wordprocessingDrawing" xmlns:w10="urn:schemas-microsoft-com:office:word" xmlns:w="http://schemas.openxmlformats.org/wordprocessingml/2006/main" xmlns:w14="http://schemas.microsoft.com/office/word/2010/wordml" xmlns:w15="http://schemas.microsoft.com/office/word/2012/wordml" xmlns:w16cei="http://schemas.microsoft.com/office/word/2026/wordml/cei" xmlns:w16cex="http://schemas.microsoft.com/office/word/2018/wordml/cex" xmlns:w16cid="http://schemas.microsoft.com/office/word/2016/wordml/cid" xmlns:w16="http://schemas.microsoft.com/office/word/2018/wordml" xmlns:w16du="http://schemas.microsoft.com/office/word/2023/wordml/word16du" xmlns:w16sdtdh="http://schemas.microsoft.com/office/word/2020/wordml/sdtdatahash" xmlns:w16sdtfl="http://schemas.microsoft.com/office/word/2024/wordml/sdtformatlock" xmlns:w16se="http://schemas.microsoft.com/office/word/2015/wordml/symex" xmlns:wpg="http://schemas.microsoft.com/office/word/2010/wordprocessingGroup" xmlns:wpi="http://schemas.microsoft.com/office/word/2010/wordprocessingInk" xmlns:wne="http://schemas.microsoft.com/office/word/2006/wordml" xmlns:wps="http://schemas.microsoft.com/office/word/2010/wordprocessingShape" mc:Ignorable="w14 w15 w16se w16cid w16 w16cex w16sdtdh w16sdtfl w16du wp14">
   <w:body>
+    <w:sdt>
+      <w:sdtPr>
+        <w:rPr>
+          <w:sz w:val="36"/>
+          <w:szCs w:val="36"/>
+        </w:rPr>
+        <w:alias w:val="ReportName"/>
+        <w:tag w:val="#BC:InsertDataItem,BCReportInformation/ReportMetadata/ReportName"/>
+        <w:id w:val="643705491"/>
+        <w:placeholder>
+          <w:docPart w:val="DefaultPlaceholder_-1854013440"/>
+        </w:placeholder>
+        <w15:color w:val="808080"/>
+        <w:text/>
+      </w:sdtPr>
+      <w:sdtContent>
+        <w:p>
+          <w:pPr>
+            <w:pStyle w:val="Title"/>
+          </w:pPr>
+          <w:r>
+            <w:rPr>
+              <w:sz w:val="36"/>
+              <w:szCs w:val="36"/>
+            </w:rPr>
+            <w:t xml:space="preserve">Report </w:t>
+          </w:r>
+          <w:proofErr w:type="spellStart"/>
+          <w:r>
+            <w:rPr>
+              <w:sz w:val="36"/>
+              <w:szCs w:val="36"/>
+            </w:rPr>
+            <w:t>Name</w:t>
+          </w:r>
+          <w:proofErr w:type="spellEnd"/>
+        </w:p>
+      </w:sdtContent>
+    </w:sdt>
     <w:tbl>
       <w:tblPr>
         <w:tblStyle w:val="BCBlockTable"/>
@@ -51,6 +90,7 @@
             <w:placeholder>
               <w:docPart w:val="DefaultPlaceholder_-1854013440"/>
             </w:placeholder>
+            <w:dataBinding w:prefixMappings="&lt;xmlns:ns0='urn:microsoft-dynamics-nav/reports/Standard_Sales_Credit_Memo/1307/' " w:xpath="/ns0:NavWordReportXmlPart[1]/ns0:Header[1]/ns0:CompanyAddress1[1]" w:storeItemID="{00000000-0000-0000-0000-000000000000}"/>
             <w15:color w:val="808080"/>
             <w:text/>
           </w:sdtPr>
@@ -106,6 +146,7 @@
             <w:placeholder>
               <w:docPart w:val="DefaultPlaceholder_-1854013440"/>
             </w:placeholder>
+            <w:dataBinding w:prefixMappings="&lt;xmlns:ns0='urn:microsoft-dynamics-nav/reports/Standard_Sales_Credit_Memo/1307/' " w:xpath="/ns0:NavWordReportXmlPart[1]/ns0:Header[1]/ns0:CompanyAddress2[1]" w:storeItemID="{00000000-0000-0000-0000-000000000000}"/>
             <w15:color w:val="808080"/>
             <w:text/>
           </w:sdtPr>
@@ -160,6 +201,7 @@
             <w:placeholder>
               <w:docPart w:val="DefaultPlaceholder_-1854013440"/>
             </w:placeholder>
+            <w:dataBinding w:prefixMappings="&lt;xmlns:ns0='urn:microsoft-dynamics-nav/reports/Standard_Sales_Credit_Memo/1307/' " w:xpath="/ns0:NavWordReportXmlPart[1]/ns0:Header[1]/ns0:CompanyAddress3[1]" w:storeItemID="{00000000-0000-0000-0000-000000000000}"/>
             <w15:color w:val="808080"/>
             <w:text/>
           </w:sdtPr>
@@ -214,6 +256,7 @@
             <w:placeholder>
               <w:docPart w:val="DefaultPlaceholder_-1854013440"/>
             </w:placeholder>
+            <w:dataBinding w:prefixMappings="&lt;xmlns:ns0='urn:microsoft-dynamics-nav/reports/Standard_Sales_Credit_Memo/1307/' " w:xpath="/ns0:NavWordReportXmlPart[1]/ns0:Header[1]/ns0:CompanyAddress4[1]" w:storeItemID="{00000000-0000-0000-0000-000000000000}"/>
             <w15:color w:val="808080"/>
             <w:text/>
           </w:sdtPr>
@@ -272,6 +315,7 @@
               <w:placeholder>
                 <w:docPart w:val="DefaultPlaceholder_-1854013440"/>
               </w:placeholder>
+              <w:dataBinding w:prefixMappings="&lt;xmlns:ns0='urn:microsoft-dynamics-nav/reports/Standard_Sales_Credit_Memo/1307/' " w:xpath="/ns0:NavWordReportXmlPart[1]/ns0:Header[1]/ns0:CompanyAddress5[1]" w:storeItemID="{00000000-0000-0000-0000-000000000000}"/>
               <w15:color w:val="808080"/>
               <w:text/>
             </w:sdtPr>
@@ -326,6 +370,7 @@
             <w:placeholder>
               <w:docPart w:val="DefaultPlaceholder_-1854013440"/>
             </w:placeholder>
+            <w:dataBinding w:prefixMappings="&lt;xmlns:ns0='urn:microsoft-dynamics-nav/reports/Standard_Sales_Credit_Memo/1307/' " w:xpath="/ns0:NavWordReportXmlPart[1]/ns0:Header[1]/ns0:CompanyAddress6[1]" w:storeItemID="{00000000-0000-0000-0000-000000000000}"/>
             <w15:color w:val="808080"/>
             <w:text/>
           </w:sdtPr>
@@ -384,6 +429,7 @@
             <w:placeholder>
               <w:docPart w:val="DefaultPlaceholder_-1854013440"/>
             </w:placeholder>
+            <w:dataBinding w:prefixMappings="&lt;xmlns:ns0='urn:microsoft-dynamics-nav/reports/Standard_Sales_Credit_Memo/1307/' " w:xpath="/ns0:NavWordReportXmlPart[1]/ns0:Header[1]/ns0:CompanyLegalOffice[1]" w:storeItemID="{00000000-0000-0000-0000-000000000000}"/>
             <w15:color w:val="808080"/>
             <w:text/>
           </w:sdtPr>
@@ -435,6 +481,7 @@
             <w:placeholder>
               <w:docPart w:val="DefaultPlaceholder_-1854013440"/>
             </w:placeholder>
+            <w:dataBinding w:prefixMappings="&lt;xmlns:ns0='urn:microsoft-dynamics-nav/reports/Standard_Sales_Credit_Memo/1307/' " w:xpath="/ns0:NavWordReportXmlPart[1]/ns0:Header[1]/ns0:BilltoCustumerNo_Lbl[1]" w:storeItemID="{00000000-0000-0000-0000-000000000000}"/>
             <w15:color w:val="808080"/>
             <w:text/>
           </w:sdtPr>
@@ -502,6 +549,7 @@
             <w:placeholder>
               <w:docPart w:val="2F05D7458D644F8BB993B60838C23059"/>
             </w:placeholder>
+            <w:dataBinding w:prefixMappings="&lt;xmlns:ns0='urn:microsoft-dynamics-nav/reports/Standard_Sales_Credit_Memo/1307/' " w:xpath="/ns0:NavWordReportXmlPart[1]/ns0:Header[1]/ns0:BilltoCustumerNo[1]" w:storeItemID="{00000000-0000-0000-0000-000000000000}"/>
             <w15:color w:val="808080"/>
             <w:text/>
           </w:sdtPr>
@@ -596,6 +644,7 @@
                 <w:placeholder>
                   <w:docPart w:val="68A2688E8E794A49A873839BE26E2A76"/>
                 </w:placeholder>
+                <w:dataBinding w:prefixMappings="&lt;xmlns:ns0='urn:microsoft-dynamics-nav/reports/Standard_Sales_Credit_Memo/1307/' " w:xpath="/ns0:NavWordReportXmlPart[1]/ns0:Header[1]/ns0:LetterText[1]/ns0:GreetingText[1]" w:storeItemID="{00000000-0000-0000-0000-000000000000}"/>
                 <w15:color w:val="808080"/>
                 <w:text/>
               </w:sdtPr>
@@ -616,6 +665,7 @@
                 <w:placeholder>
                   <w:docPart w:val="68A2688E8E794A49A873839BE26E2A76"/>
                 </w:placeholder>
+                <w:dataBinding w:prefixMappings="&lt;xmlns:ns0='urn:microsoft-dynamics-nav/reports/Standard_Sales_Credit_Memo/1307/' " w:xpath="/ns0:NavWordReportXmlPart[1]/ns0:Header[1]/ns0:CustomerAddress1[1]" w:storeItemID="{00000000-0000-0000-0000-000000000000}"/>
                 <w15:color w:val="808080"/>
                 <w:text/>
               </w:sdtPr>
@@ -643,6 +693,7 @@
             <w:placeholder>
               <w:docPart w:val="2F05D7458D644F8BB993B60838C23059"/>
             </w:placeholder>
+            <w:dataBinding w:prefixMappings="&lt;xmlns:ns0='urn:microsoft-dynamics-nav/reports/Standard_Sales_Credit_Memo/1307/' " w:xpath="/ns0:NavWordReportXmlPart[1]/ns0:Header[1]/ns0:LetterText[1]/ns0:BodyText[1]" w:storeItemID="{00000000-0000-0000-0000-000000000000}"/>
             <w15:color w:val="808080"/>
             <w:text/>
           </w:sdtPr>
@@ -704,6 +755,7 @@
             <w:placeholder>
               <w:docPart w:val="CE36AD067F604F4A884535EA34578C39"/>
             </w:placeholder>
+            <w:dataBinding w:prefixMappings="&lt;xmlns:ns0='urn:microsoft-dynamics-nav/reports/Standard_Sales_Credit_Memo/1307/' " w:xpath="/ns0:NavWordReportXmlPart[1]/ns0:Header[1]/ns0:DocumentNo_Lbl[1]" w:storeItemID="{00000000-0000-0000-0000-000000000000}"/>
             <w15:color w:val="808080"/>
             <w:text/>
           </w:sdtPr>
@@ -712,7 +764,7 @@
               <w:tcPr>
                 <w:tcW w:w="1210" w:type="pct"/>
                 <w:tcBorders>
-                  <w:bottom w:val="single" w:color="auto" w:sz="4" w:space="0"/>
+                  <w:bottom w:val="single" w:sz="4" w:space="0" w:color="auto"/>
                 </w:tcBorders>
               </w:tcPr>
               <w:p>
@@ -744,6 +796,7 @@
             <w:placeholder>
               <w:docPart w:val="CE36AD067F604F4A884535EA34578C39"/>
             </w:placeholder>
+            <w:dataBinding w:prefixMappings="&lt;xmlns:ns0='urn:microsoft-dynamics-nav/reports/Standard_Sales_Credit_Memo/1307/' " w:xpath="/ns0:NavWordReportXmlPart[1]/ns0:Header[1]/ns0:DueDate_Lbl[1]" w:storeItemID="{00000000-0000-0000-0000-000000000000}"/>
             <w15:color w:val="808080"/>
             <w:text/>
           </w:sdtPr>
@@ -752,7 +805,7 @@
               <w:tcPr>
                 <w:tcW w:w="2092" w:type="pct"/>
                 <w:tcBorders>
-                  <w:bottom w:val="single" w:color="auto" w:sz="4" w:space="0"/>
+                  <w:bottom w:val="single" w:sz="4" w:space="0" w:color="auto"/>
                 </w:tcBorders>
               </w:tcPr>
               <w:p>
@@ -784,6 +837,7 @@
             <w:placeholder>
               <w:docPart w:val="2F05D7458D644F8BB993B60838C23059"/>
             </w:placeholder>
+            <w:dataBinding w:prefixMappings="&lt;xmlns:ns0='urn:microsoft-dynamics-nav/reports/Standard_Sales_Credit_Memo/1307/' " w:xpath="/ns0:NavWordReportXmlPart[1]/ns0:Header[1]/ns0:Totals[1]/ns0:TotalText[1]" w:storeItemID="{00000000-0000-0000-0000-000000000000}"/>
             <w15:color w:val="808080"/>
             <w:text/>
           </w:sdtPr>
@@ -792,7 +846,7 @@
               <w:tcPr>
                 <w:tcW w:w="1698" w:type="pct"/>
                 <w:tcBorders>
-                  <w:bottom w:val="single" w:color="auto" w:sz="4" w:space="0"/>
+                  <w:bottom w:val="single" w:sz="4" w:space="0" w:color="auto"/>
                 </w:tcBorders>
               </w:tcPr>
               <w:p>
@@ -823,7 +877,7 @@
           <w:tcPr>
             <w:tcW w:w="1210" w:type="pct"/>
             <w:tcBorders>
-              <w:top w:val="single" w:color="auto" w:sz="4" w:space="0"/>
+              <w:top w:val="single" w:sz="4" w:space="0" w:color="auto"/>
             </w:tcBorders>
           </w:tcPr>
           <w:p>
@@ -839,7 +893,7 @@
           <w:tcPr>
             <w:tcW w:w="2092" w:type="pct"/>
             <w:tcBorders>
-              <w:top w:val="single" w:color="auto" w:sz="4" w:space="0"/>
+              <w:top w:val="single" w:sz="4" w:space="0" w:color="auto"/>
             </w:tcBorders>
           </w:tcPr>
           <w:p>
@@ -855,7 +909,7 @@
           <w:tcPr>
             <w:tcW w:w="1698" w:type="pct"/>
             <w:tcBorders>
-              <w:top w:val="single" w:color="auto" w:sz="4" w:space="0"/>
+              <w:top w:val="single" w:sz="4" w:space="0" w:color="auto"/>
             </w:tcBorders>
           </w:tcPr>
           <w:p>
@@ -884,6 +938,7 @@
             <w:placeholder>
               <w:docPart w:val="2F05D7458D644F8BB993B60838C23059"/>
             </w:placeholder>
+            <w:dataBinding w:prefixMappings="&lt;xmlns:ns0='urn:microsoft-dynamics-nav/reports/Standard_Sales_Credit_Memo/1307/' " w:xpath="/ns0:NavWordReportXmlPart[1]/ns0:Header[1]/ns0:DocumentNo[1]" w:storeItemID="{00000000-0000-0000-0000-000000000000}"/>
             <w15:color w:val="808080"/>
             <w:text/>
           </w:sdtPr>
@@ -920,6 +975,7 @@
             <w:placeholder>
               <w:docPart w:val="2F05D7458D644F8BB993B60838C23059"/>
             </w:placeholder>
+            <w:dataBinding w:prefixMappings="&lt;xmlns:ns0='urn:microsoft-dynamics-nav/reports/Standard_Sales_Credit_Memo/1307/' " w:xpath="/ns0:NavWordReportXmlPart[1]/ns0:Header[1]/ns0:DueDate[1]" w:storeItemID="{00000000-0000-0000-0000-000000000000}"/>
             <w15:color w:val="808080"/>
             <w:text/>
           </w:sdtPr>
@@ -956,6 +1012,7 @@
             <w:placeholder>
               <w:docPart w:val="2F05D7458D644F8BB993B60838C23059"/>
             </w:placeholder>
+            <w:dataBinding w:prefixMappings="&lt;xmlns:ns0='urn:microsoft-dynamics-nav/reports/Standard_Sales_Credit_Memo/1307/' " w:xpath="/ns0:NavWordReportXmlPart[1]/ns0:Header[1]/ns0:Totals[1]/ns0:TotalAmountIncludingVAT[1]" w:storeItemID="{00000000-0000-0000-0000-000000000000}"/>
             <w15:color w:val="808080"/>
             <w:text/>
           </w:sdtPr>
@@ -1027,6 +1084,7 @@
                 <w:placeholder>
                   <w:docPart w:val="2F05D7458D644F8BB993B60838C23059"/>
                 </w:placeholder>
+                <w:dataBinding w:prefixMappings="&lt;xmlns:ns0='urn:microsoft-dynamics-nav/reports/Standard_Sales_Credit_Memo/1307/' " w:xpath="/ns0:NavWordReportXmlPart[1]/ns0:Header[1]/ns0:LetterText[1]/ns0:ClosingText[1]" w:storeItemID="{00000000-0000-0000-0000-000000000000}"/>
                 <w15:color w:val="808080"/>
                 <w:text/>
               </w:sdtPr>
@@ -1054,6 +1112,7 @@
             <w:placeholder>
               <w:docPart w:val="2F05D7458D644F8BB993B60838C23059"/>
             </w:placeholder>
+            <w:dataBinding w:prefixMappings="&lt;xmlns:ns0='urn:microsoft-dynamics-nav/reports/Standard_Sales_Credit_Memo/1307/' " w:xpath="/ns0:NavWordReportXmlPart[1]/ns0:Header[1]/ns0:SalesPersonName[1]" w:storeItemID="{00000000-0000-0000-0000-000000000000}"/>
             <w15:color w:val="808080"/>
             <w:text/>
           </w:sdtPr>
@@ -2061,6 +2120,40 @@
       </w:tcPr>
     </w:tblStylePr>
   </w:style>
+  <w:style w:type="paragraph" w:styleId="Title">
+    <w:name w:val="Title"/>
+    <w:basedOn w:val="Normal"/>
+    <w:next w:val="Normal"/>
+    <w:link w:val="TitleChar"/>
+    <w:uiPriority w:val="10"/>
+    <w:qFormat/>
+    <w:rsid w:val="00CD6A6D"/>
+    <w:pPr>
+      <w:spacing w:after="0" w:line="240" w:lineRule="auto"/>
+      <w:contextualSpacing/>
+    </w:pPr>
+    <w:rPr>
+      <w:rFonts w:asciiTheme="majorHAnsi" w:eastAsiaTheme="majorEastAsia" w:hAnsiTheme="majorHAnsi" w:cstheme="majorBidi"/>
+      <w:spacing w:val="-10"/>
+      <w:kern w:val="28"/>
+      <w:sz w:val="56"/>
+      <w:szCs w:val="56"/>
+    </w:rPr>
+  </w:style>
+  <w:style w:type="character" w:customStyle="1" w:styleId="TitleChar">
+    <w:name w:val="Title Char"/>
+    <w:basedOn w:val="DefaultParagraphFont"/>
+    <w:link w:val="Title"/>
+    <w:uiPriority w:val="10"/>
+    <w:rsid w:val="00CD6A6D"/>
+    <w:rPr>
+      <w:rFonts w:asciiTheme="majorHAnsi" w:eastAsiaTheme="majorEastAsia" w:hAnsiTheme="majorHAnsi" w:cstheme="majorBidi"/>
+      <w:spacing w:val="-10"/>
+      <w:kern w:val="28"/>
+      <w:sz w:val="56"/>
+      <w:szCs w:val="56"/>
+    </w:rPr>
+  </w:style>
 </w:styles>
 </file>
 
@@ -2257,6 +2350,8 @@
     <w:rsid w:val="003023A8"/>
     <w:rsid w:val="004B21B5"/>
     <w:rsid w:val="0053689C"/>
+    <w:rsid w:val="00741A57"/>
+    <w:rsid w:val="009467AC"/>
     <w:rsid w:val="00A02EBB"/>
     <w:rsid w:val="00AD49F1"/>
     <w:rsid w:val="00E5711F"/>
@@ -3063,6 +3158,9 @@
   <wetp:taskpane dockstate="right" visibility="0" width="350" row="8">
     <wetp:webextensionref xmlns:r="http://schemas.openxmlformats.org/officeDocument/2006/relationships" r:id="rId1"/>
   </wetp:taskpane>
+  <wetp:taskpane dockstate="right" visibility="0" width="350" row="2">
+    <wetp:webextensionref xmlns:r="http://schemas.openxmlformats.org/officeDocument/2006/relationships" r:id="rId2"/>
+  </wetp:taskpane>
 </wetp:taskpanes>
 </file>
 
@@ -3078,9 +3176,19 @@
 </we:webextension>
 </file>
 
-<file path=customXml/item1.xml>��< ? x m l   v e r s i o n = " 1 . 0 "   e n c o d i n g = " u t f - 1 6 " ? > - 
- < N a v W o r d R e p o r t X m l P a r t   x m l n s = " u r n : m i c r o s o f t - d y n a m i c s - n a v / r e p o r t s / S t a n d a r d _ S a l e s _ C r e d i t _ M e m o / 1 3 0 7 / " > +<file path=word/webextensions/webextension2.xml><?xml version="1.0" encoding="utf-8"?>
+<we:webextension xmlns:we="http://schemas.microsoft.com/office/webextensions/webextension/2010/11" id="{AEBE4BD2-1D21-4864-853B-E63DE9126164}">
+  <we:reference id="WA200007356" version="2.0.0.1" store="Omex" storeType="OMEX"/>
+  <we:alternateReferences>
+    <we:reference id="WA200007356" version="2.0.0.1" store="WA200007356" storeType="OMEX"/>
+  </we:alternateReferences>
+  <we:properties/>
+  <we:bindings/>
+  <we:snapshot xmlns:r="http://schemas.openxmlformats.org/officeDocument/2006/relationships"/>
+</we:webextension>
+</file>
+
+<file path=customXml/item1.xml>��< ? x m l   v e r s i o n = " 1 . 0 "   e n c o d i n g = " u t f - 1 6 " ? > < N a v W o r d R e p o r t X m l P a r t   x m l n s = " u r n : m i c r o s o f t - d y n a m i c s - n a v / r e p o r t s / S t a n d a r d _ S a l e s _ C r e d i t _ M e m o / 1 3 0 7 / " >   
      < B C R e p o r t I n f o r m a t i o n >   
@@ -3098,8 +3206,6 @@
  
              < R e p o r t N a m e > R e p o r t   N a m e < / R e p o r t N a m e >   
-             < R e p o r t C a p t i o n > R e p o r t   C a p t i o n < / R e p o r t C a p t i o n > - 
              < A b o u t T h i s R e p o r t T i t l e > A b o u t   T h i s   R e p o r t   T i t l e < / A b o u t T h i s R e p o r t T i t l e >   
              < A b o u t T h i s R e p o r t T e x t > A b o u t   T h i s   R e p o r t   T e x t < / A b o u t T h i s R e p o r t T e x t > @@ -3154,21 +3260,21 @@
  
              < C o m p a n y A d d r e s s L i n e s >   
-                 < C o m p a n y A d d r e s s L i n e 1 > C o m p a n y   A d d r e s s   L i n e   1 < / C o m p a n y A d d r e s s L i n e 1 > - 
-                 < C o m p a n y A d d r e s s L i n e 2 > C o m p a n y   A d d r e s s   L i n e   2 < / C o m p a n y A d d r e s s L i n e 2 > - 
-                 < C o m p a n y A d d r e s s L i n e 3 > C o m p a n y   A d d r e s s   L i n e   3 < / C o m p a n y A d d r e s s L i n e 3 > - 
-                 < C o m p a n y A d d r e s s L i n e 4 > C o m p a n y   A d d r e s s   L i n e   4 < / C o m p a n y A d d r e s s L i n e 4 > - 
-                 < C o m p a n y A d d r e s s L i n e 5 > C o m p a n y   A d d r e s s   L i n e   5 < / C o m p a n y A d d r e s s L i n e 5 > - 
-                 < C o m p a n y A d d r e s s L i n e 6 > C o m p a n y   A d d r e s s   L i n e   6 < / C o m p a n y A d d r e s s L i n e 6 > - 
-                 < C o m p a n y A d d r e s s L i n e 7 > C o m p a n y   A d d r e s s   L i n e   7 < / C o m p a n y A d d r e s s L i n e 7 > - 
-                 < C o m p a n y A d d r e s s L i n e 8 > C o m p a n y   A d d r e s s   L i n e   8 < / C o m p a n y A d d r e s s L i n e 8 > +                 < C o m p a n y A d d r e s s L i n e > C o m p a n y   A d d r e s s   L i n e   1 < / C o m p a n y A d d r e s s L i n e > + 
+                 < C o m p a n y A d d r e s s L i n e > C o m p a n y   A d d r e s s   L i n e   2 < / C o m p a n y A d d r e s s L i n e > + 
+                 < C o m p a n y A d d r e s s L i n e > C o m p a n y   A d d r e s s   L i n e   3 < / C o m p a n y A d d r e s s L i n e > + 
+                 < C o m p a n y A d d r e s s L i n e > C o m p a n y   A d d r e s s   L i n e   4 < / C o m p a n y A d d r e s s L i n e > + 
+                 < C o m p a n y A d d r e s s L i n e > C o m p a n y   A d d r e s s   L i n e   5 < / C o m p a n y A d d r e s s L i n e > + 
+                 < C o m p a n y A d d r e s s L i n e > C o m p a n y   A d d r e s s   L i n e   6 < / C o m p a n y A d d r e s s L i n e > + 
+                 < C o m p a n y A d d r e s s L i n e > C o m p a n y   A d d r e s s   L i n e   7 < / C o m p a n y A d d r e s s L i n e > + 
+                 < C o m p a n y A d d r e s s L i n e > C o m p a n y   A d d r e s s   L i n e   8 < / C o m p a n y A d d r e s s L i n e >   
              < / C o m p a n y A d d r e s s L i n e s >   
@@ -3304,7 +3410,7 @@
  
          < C o m p a n y P h o n e N o _ L b l > C o m p a n y P h o n e N o _ L b l < / C o m p a n y P h o n e N o _ L b l >   
-         < C o m p a n y P i c t u r e   / > +         < C o m p a n y P i c t u r e / >   
          < C o m p a n y R e g i s t r a t i o n N u m b e r > C o m p a n y R e g i s t r a t i o n N u m b e r < / C o m p a n y R e g i s t r a t i o n N u m b e r >   
@@ -3392,18 +3498,18 @@
  
          < P r i c e s I n c l u d i n g V A T > P r i c e s I n c l u d i n g V A T < / P r i c e s I n c l u d i n g V A T >   
+         < P r i c e s I n c l u d i n g V A T _ L b l > P r i c e s I n c l u d i n g V A T _ L b l < / P r i c e s I n c l u d i n g V A T _ L b l > + 
          < P r i c e s I n c l u d i n g V A T Y e s N o > P r i c e s I n c l u d i n g V A T Y e s N o < / P r i c e s I n c l u d i n g V A T Y e s N o >   
-         < P r i c e s I n c l u d i n g V A T _ L b l > P r i c e s I n c l u d i n g V A T _ L b l < / P r i c e s I n c l u d i n g V A T _ L b l > - 
          < S a l e s I n v o i c e L i n e D i s c o u n t _ L b l > S a l e s I n v o i c e L i n e D i s c o u n t _ L b l < / S a l e s I n v o i c e L i n e D i s c o u n t _ L b l >   
+         < S a l e s P e r s o n _ L b l > S a l e s P e r s o n _ L b l < / S a l e s P e r s o n _ L b l > + 
          < S a l e s P e r s o n B l a n k _ L b l > S a l e s P e r s o n B l a n k _ L b l < / S a l e s P e r s o n B l a n k _ L b l >   
          < S a l e s P e r s o n N a m e > S a l e s P e r s o n N a m e < / S a l e s P e r s o n N a m e >   
-         < S a l e s P e r s o n _ L b l > S a l e s P e r s o n _ L b l < / S a l e s P e r s o n _ L b l > - 
          < S e l l T o C o n t a c t E m a i l > S e l l T o C o n t a c t E m a i l < / S e l l T o C o n t a c t E m a i l >   
          < S e l l T o C o n t a c t E m a i l L b l > S e l l T o C o n t a c t E m a i l L b l < / S e l l T o C o n t a c t E m a i l L b l > @@ -3420,6 +3526,8 @@
  
          < S e l l t o C u s t o m e r N o _ L b l > S e l l t o C u s t o m e r N o _ L b l < / S e l l t o C u s t o m e r N o _ L b l >   
+         < S h i p m e n t _ L b l > S h i p m e n t _ L b l < / S h i p m e n t _ L b l > + 
          < S h i p m e n t D a t e > S h i p m e n t D a t e < / S h i p m e n t D a t e >   
          < S h i p m e n t D a t e _ L b l > S h i p m e n t D a t e _ L b l < / S h i p m e n t D a t e _ L b l > @@ -3428,7 +3536,7 @@
  
          < S h i p m e n t M e t h o d D e s c r i p t i o n _ L b l > S h i p m e n t M e t h o d D e s c r i p t i o n _ L b l < / S h i p m e n t M e t h o d D e s c r i p t i o n _ L b l >   
-         < S h i p m e n t _ L b l > S h i p m e n t _ L b l < / S h i p m e n t _ L b l > +         < S h i p T o A d d r e s s _ L b l > S h i p T o A d d r e s s _ L b l < / S h i p T o A d d r e s s _ L b l >   
          < S h i p T o A d d r e s s 1 > S h i p T o A d d r e s s 1 < / S h i p T o A d d r e s s 1 >   
@@ -3446,8 +3554,6 @@
  
          < S h i p T o A d d r e s s 8 > S h i p T o A d d r e s s 8 < / S h i p T o A d d r e s s 8 >   
-         < S h i p T o A d d r e s s _ L b l > S h i p T o A d d r e s s _ L b l < / S h i p T o A d d r e s s _ L b l > - 
          < S h i p T o P h o n e N o > S h i p T o P h o n e N o < / S h i p T o P h o n e N o >   
          < S h o w S h i p p i n g A d d r e s s > S h o w S h i p p i n g A d d r e s s < / S h o w S h i p p i n g A d d r e s s > @@ -3458,16 +3564,16 @@
  
          < T o t a l _ L b l > T o t a l _ L b l < / T o t a l _ L b l >   
+         < V A T A m o u n t _ L b l > V A T A m o u n t _ L b l < / V A T A m o u n t _ L b l > + 
          < V A T A m o u n t S p e c i f i c a t i o n _ L b l > V A T A m o u n t S p e c i f i c a t i o n _ L b l < / V A T A m o u n t S p e c i f i c a t i o n _ L b l >   
-         < V A T A m o u n t _ L b l > V A T A m o u n t _ L b l < / V A T A m o u n t _ L b l > - 
          < V A T B a s e _ L b l > V A T B a s e _ L b l < / V A T B a s e _ L b l >   
+         < V A T C l a u s e _ L b l > V A T C l a u s e _ L b l < / V A T C l a u s e _ L b l > + 
          < V A T C l a u s e s _ L b l > V A T C l a u s e s _ L b l < / V A T C l a u s e s _ L b l >   
-         < V A T C l a u s e _ L b l > V A T C l a u s e _ L b l < / V A T C l a u s e _ L b l > - 
          < V A T I d e n t i f i e r _ L b l > V A T I d e n t i f i e r _ L b l < / V A T I d e n t i f i e r _ L b l >   
          < V A T P e r c e n t a g e _ L b l > V A T P e r c e n t a g e _ L b l < / V A T P e r c e n t a g e _ L b l > @@ -3506,10 +3612,10 @@
  
              < L i n e A m o u n t _ L i n e _ L b l > L i n e A m o u n t _ L i n e _ L b l < / L i n e A m o u n t _ L i n e _ L b l >   
+             < L i n e D i s c o u n t P e r c e n t _ L i n e > L i n e D i s c o u n t P e r c e n t _ L i n e < / L i n e D i s c o u n t P e r c e n t _ L i n e > + 
              < L i n e D i s c o u n t P e r c e n t T e x t _ L i n e > L i n e D i s c o u n t P e r c e n t T e x t _ L i n e < / L i n e D i s c o u n t P e r c e n t T e x t _ L i n e >   
-             < L i n e D i s c o u n t P e r c e n t _ L i n e > L i n e D i s c o u n t P e r c e n t _ L i n e < / L i n e D i s c o u n t P e r c e n t _ L i n e > - 
              < L i n e N o _ L i n e > L i n e N o _ L i n e < / L i n e N o _ L i n e >   
              < Q u a n t i t y _ L i n e > Q u a n t i t y _ L i n e < / Q u a n t i t y _ L i n e > @@ -3594,22 +3700,22 @@
  
              < N o O f V A T I d e n t i f i e r s > N o O f V A T I d e n t i f i e r s < / N o O f V A T I d e n t i f i e r s >   
+             < V A T A m o u n t _ V a t A m o u n t L i n e > V A T A m o u n t _ V a t A m o u n t L i n e < / V A T A m o u n t _ V a t A m o u n t L i n e > + 
+             < V A T A m o u n t _ V a t A m o u n t L i n e _ L b l > V A T A m o u n t _ V a t A m o u n t L i n e _ L b l < / V A T A m o u n t _ V a t A m o u n t L i n e _ L b l > + 
              < V A T A m o u n t L C Y _ V A T A m o u n t L i n e > V A T A m o u n t L C Y _ V A T A m o u n t L i n e < / V A T A m o u n t L C Y _ V A T A m o u n t L i n e >   
              < V A T A m o u n t L C Y _ V A T A m o u n t L i n e _ L b l > V A T A m o u n t L C Y _ V A T A m o u n t L i n e _ L b l < / V A T A m o u n t L C Y _ V A T A m o u n t L i n e _ L b l >   
-             < V A T A m o u n t _ V a t A m o u n t L i n e > V A T A m o u n t _ V a t A m o u n t L i n e < / V A T A m o u n t _ V a t A m o u n t L i n e > - 
-             < V A T A m o u n t _ V a t A m o u n t L i n e _ L b l > V A T A m o u n t _ V a t A m o u n t L i n e _ L b l < / V A T A m o u n t _ V a t A m o u n t L i n e _ L b l > +             < V A T B a s e _ V a t A m o u n t L i n e > V A T B a s e _ V a t A m o u n t L i n e < / V A T B a s e _ V a t A m o u n t L i n e > + 
+             < V A T B a s e _ V a t A m o u n t L i n e _ L b l > V A T B a s e _ V a t A m o u n t L i n e _ L b l < / V A T B a s e _ V a t A m o u n t L i n e _ L b l >   
              < V A T B a s e L C Y _ V A T A m o u n t L i n e > V A T B a s e L C Y _ V A T A m o u n t L i n e < / V A T B a s e L C Y _ V A T A m o u n t L i n e >   
              < V A T B a s e L C Y _ V A T A m o u n t L i n e _ L b l > V A T B a s e L C Y _ V A T A m o u n t L i n e _ L b l < / V A T B a s e L C Y _ V A T A m o u n t L i n e _ L b l >   
-             < V A T B a s e _ V a t A m o u n t L i n e > V A T B a s e _ V a t A m o u n t L i n e < / V A T B a s e _ V a t A m o u n t L i n e > - 
-             < V A T B a s e _ V a t A m o u n t L i n e _ L b l > V A T B a s e _ V a t A m o u n t L i n e _ L b l < / V A T B a s e _ V a t A m o u n t L i n e _ L b l > - 
              < V A T I d e n t i f i e r _ V a t A m o u n t L i n e > V A T I d e n t i f i e r _ V a t A m o u n t L i n e < / V A T I d e n t i f i e r _ V a t A m o u n t L i n e >   
              < V A T I d e n t i f i e r _ V a t A m o u n t L i n e _ L b l > V A T I d e n t i f i e r _ V a t A m o u n t L i n e _ L b l < / V A T I d e n t i f i e r _ V a t A m o u n t L i n e _ L b l > @@ -3626,10 +3732,10 @@
  
              < C o d e _ V A T C l a u s e L i n e _ L b l > C o d e _ V A T C l a u s e L i n e _ L b l < / C o d e _ V A T C l a u s e L i n e _ L b l >   
+             < D e s c r i p t i o n _ V A T C l a u s e L i n e > D e s c r i p t i o n _ V A T C l a u s e L i n e < / D e s c r i p t i o n _ V A T C l a u s e L i n e > + 
              < D e s c r i p t i o n 2 _ V A T C l a u s e L i n e > D e s c r i p t i o n 2 _ V A T C l a u s e L i n e < / D e s c r i p t i o n 2 _ V A T C l a u s e L i n e >   
-             < D e s c r i p t i o n _ V A T C l a u s e L i n e > D e s c r i p t i o n _ V A T C l a u s e L i n e < / D e s c r i p t i o n _ V A T C l a u s e L i n e > - 
              < N o O f V A T C l a u s e s > N o O f V A T C l a u s e s < / N o O f V A T C l a u s e s >   
              < V A T A m o u n t _ V A T C l a u s e L i n e > V A T A m o u n t _ V A T C l a u s e L i n e < / V A T A m o u n t _ V A T C l a u s e L i n e > @@ -3640,9 +3746,9 @@
  
          < R e p o r t T o t a l s L i n e >   
+             < A m o u n t _ R e p o r t T o t a l s L i n e > A m o u n t _ R e p o r t T o t a l s L i n e < / A m o u n t _ R e p o r t T o t a l s L i n e > + 
              < A m o u n t F o r m a t t e d _ R e p o r t T o t a l s L i n e > A m o u n t F o r m a t t e d _ R e p o r t T o t a l s L i n e < / A m o u n t F o r m a t t e d _ R e p o r t T o t a l s L i n e > - 
-             < A m o u n t _ R e p o r t T o t a l s L i n e > A m o u n t _ R e p o r t T o t a l s L i n e < / A m o u n t _ R e p o r t T o t a l s L i n e >   
              < D e s c r i p t i o n _ R e p o r t T o t a l s L i n e > D e s c r i p t i o n _ R e p o r t T o t a l s L i n e < / D e s c r i p t i o n _ R e p o r t T o t a l s L i n e >   
@@ -3701,9 +3807,7 @@
  < / N a v W o r d R e p o r t X m l P a r t > 
 </file>
 
-<file path=customXml/item2.xml>��< ? x m l   v e r s i o n = " 1 . 0 "   e n c o d i n g = " u t f - 1 6 " ? > - 
- < N a v W o r d R e p o r t X m l P a r t   x m l n s = " u r n : m i c r o s o f t - d y n a m i c s - b u s i n e s s c e n t r a l / i n t e r n a l / e x t e n d e d / r e p o r t s / S t a n d a r d _ S a l e s _ C r e d i t _ M e m o / 1 3 0 7 / " > +<file path=customXml/item2.xml>��< ? x m l   v e r s i o n = " 1 . 0 "   e n c o d i n g = " u t f - 1 6 " ? > < N a v W o r d R e p o r t X m l P a r t   x m l n s = " u r n : m i c r o s o f t - d y n a m i c s - b u s i n e s s c e n t r a l / i n t e r n a l / e x t e n d e d / r e p o r t s / S t a n d a r d _ S a l e s _ C r e d i t _ M e m o / 1 3 0 7 / " >   
      < B C R e p o r t I n f o r m a t i o n >   
@@ -3721,8 +3825,6 @@
  
              < R e p o r t N a m e > R e p o r t   N a m e < / R e p o r t N a m e >   
-             < R e p o r t C a p t i o n > R e p o r t   C a p t i o n < / R e p o r t C a p t i o n > - 
              < A b o u t T h i s R e p o r t T i t l e > A b o u t   T h i s   R e p o r t   T i t l e < / A b o u t T h i s R e p o r t T i t l e >   
              < A b o u t T h i s R e p o r t T e x t > A b o u t   T h i s   R e p o r t   T e x t < / A b o u t T h i s R e p o r t T e x t > @@ -3777,21 +3879,21 @@
  
              < C o m p a n y A d d r e s s L i n e s >   
-                 < C o m p a n y A d d r e s s L i n e 1 > C o m p a n y   A d d r e s s   L i n e   1 < / C o m p a n y A d d r e s s L i n e 1 > - 
-                 < C o m p a n y A d d r e s s L i n e 2 > C o m p a n y   A d d r e s s   L i n e   2 < / C o m p a n y A d d r e s s L i n e 2 > - 
-                 < C o m p a n y A d d r e s s L i n e 3 > C o m p a n y   A d d r e s s   L i n e   3 < / C o m p a n y A d d r e s s L i n e 3 > - 
-                 < C o m p a n y A d d r e s s L i n e 4 > C o m p a n y   A d d r e s s   L i n e   4 < / C o m p a n y A d d r e s s L i n e 4 > - 
-                 < C o m p a n y A d d r e s s L i n e 5 > C o m p a n y   A d d r e s s   L i n e   5 < / C o m p a n y A d d r e s s L i n e 5 > - 
-                 < C o m p a n y A d d r e s s L i n e 6 > C o m p a n y   A d d r e s s   L i n e   6 < / C o m p a n y A d d r e s s L i n e 6 > - 
-                 < C o m p a n y A d d r e s s L i n e 7 > C o m p a n y   A d d r e s s   L i n e   7 < / C o m p a n y A d d r e s s L i n e 7 > - 
-                 < C o m p a n y A d d r e s s L i n e 8 > C o m p a n y   A d d r e s s   L i n e   8 < / C o m p a n y A d d r e s s L i n e 8 > +                 < C o m p a n y A d d r e s s L i n e > C o m p a n y   A d d r e s s   L i n e   1 < / C o m p a n y A d d r e s s L i n e > + 
+                 < C o m p a n y A d d r e s s L i n e > C o m p a n y   A d d r e s s   L i n e   2 < / C o m p a n y A d d r e s s L i n e > + 
+                 < C o m p a n y A d d r e s s L i n e > C o m p a n y   A d d r e s s   L i n e   3 < / C o m p a n y A d d r e s s L i n e > + 
+                 < C o m p a n y A d d r e s s L i n e > C o m p a n y   A d d r e s s   L i n e   4 < / C o m p a n y A d d r e s s L i n e > + 
+                 < C o m p a n y A d d r e s s L i n e > C o m p a n y   A d d r e s s   L i n e   5 < / C o m p a n y A d d r e s s L i n e > + 
+                 < C o m p a n y A d d r e s s L i n e > C o m p a n y   A d d r e s s   L i n e   6 < / C o m p a n y A d d r e s s L i n e > + 
+                 < C o m p a n y A d d r e s s L i n e > C o m p a n y   A d d r e s s   L i n e   7 < / C o m p a n y A d d r e s s L i n e > + 
+                 < C o m p a n y A d d r e s s L i n e > C o m p a n y   A d d r e s s   L i n e   8 < / C o m p a n y A d d r e s s L i n e >   
              < / C o m p a n y A d d r e s s L i n e s >   
@@ -3849,315 +3951,25 @@
  
      < / B C R e p o r t I n f o r m a t i o n >   
-     < T o o l t i p s > - 
-         < T o o l t i p   c o l u m n = " C o m p a n y H o m e P a g e "   E l e m e n t I d = " 1 9 8 9 1 8 8 7 0 " > - 
-             < T o o l t i p T e x t   l a n g = " e n - U S " > S p e c i f i e s   y o u r   c o m p a n y ' s   w e b   s i t e . < / T o o l t i p T e x t > - 
-         < / T o o l t i p > - 
-         < T o o l t i p   c o l u m n = " C o m p a n y E M a i l "   E l e m e n t I d = " 1 6 7 7 0 7 4 0 5 8 " > - 
-             < T o o l t i p T e x t   l a n g = " e n - U S " > S p e c i f i e s   t h e   c o m p a n y ' s   e m a i l   a d d r e s s . < / T o o l t i p T e x t > - 
-         < / T o o l t i p > - 
-         < T o o l t i p   c o l u m n = " C o m p a n y P i c t u r e "   E l e m e n t I d = " 1 3 9 7 4 1 1 0 7 4 " > - 
-             < T o o l t i p T e x t   l a n g = " e n - U S " > S p e c i f i e s   t h e   p i c t u r e   t h a t   h a s   b e e n   s e t   u p   f o r   t h e   c o m p a n y ,   s u c h   a s   a   c o m p a n y   l o g o . < / T o o l t i p T e x t > - 
-         < / T o o l t i p > - 
-         < T o o l t i p   c o l u m n = " C o m p a n y P h o n e N o "   E l e m e n t I d = " 2 5 0 4 4 0 6 5 5 " > - 
-             < T o o l t i p T e x t   l a n g = " e n - U S " > S p e c i f i e s   t h e   c o m p a n y ' s   t e l e p h o n e   n u m b e r . < / T o o l t i p T e x t > - 
-         < / T o o l t i p > - 
-         < T o o l t i p   c o l u m n = " C o m p a n y G i r o N o "   E l e m e n t I d = " 1 3 6 0 1 9 6 3 2 0 " > - 
-             < T o o l t i p T e x t   l a n g = " e n - U S " > S p e c i f i e s   t h e   c o m p a n y ' s   g i r o   n u m b e r . < / T o o l t i p T e x t > - 
-         < / T o o l t i p > - 
-         < T o o l t i p   c o l u m n = " C o m p a n y B a n k N a m e "   E l e m e n t I d = " 1 5 3 4 9 0 5 6 0 5 " > - 
-             < T o o l t i p T e x t   l a n g = " e n - U S " > S p e c i f i e s   t h e   n a m e   o f   t h e   b a n k   w h e r e   y o u   h a v e   t h e   b a n k   a c c o u n t . < / T o o l t i p T e x t > - 
-         < / T o o l t i p > - 
-         < T o o l t i p   c o l u m n = " C o m p a n y B a n k B r a n c h N o "   E l e m e n t I d = " 7 9 3 1 3 3 0 5 7 " > - 
-             < T o o l t i p T e x t   l a n g = " e n - U S " > S p e c i f i e s   a   n u m b e r   o f   t h e   b a n k   b r a n c h . < / T o o l t i p T e x t > - 
-         < / T o o l t i p > - 
-         < T o o l t i p   c o l u m n = " C o m p a n y B a n k A c c o u n t N o "   E l e m e n t I d = " 3 0 1 4 0 2 0 4 " > - 
-             < T o o l t i p T e x t   l a n g = " e n - U S " > S p e c i f i e s   t h e   n u m b e r   u s e d   b y   t h e   b a n k   f o r   t h e   b a n k   a c c o u n t . < / T o o l t i p T e x t > - 
-         < / T o o l t i p > - 
-         < T o o l t i p   c o l u m n = " C o m p a n y I B A N "   E l e m e n t I d = " 9 0 6 5 4 9 1 8 2 " > - 
-             < T o o l t i p T e x t   l a n g = " e n - U S " > S p e c i f i e s   t h e   b a n k   a c c o u n t ' s   i n t e r n a t i o n a l   b a n k   a c c o u n t   n u m b e r . < / T o o l t i p T e x t > - 
-         < / T o o l t i p > - 
-         < T o o l t i p   c o l u m n = " C o m p a n y S W I F T "   E l e m e n t I d = " 6 6 8 2 5 0 2 4 5 " > - 
-             < T o o l t i p T e x t   l a n g = " e n - U S " > S p e c i f i e s   t h e   i n t e r n a t i o n a l   b a n k   i d e n t i f i e r   c o d e   ( S W I F T )   o f   t h e   b a n k   w h e r e   y o u   h a v e   t h e   a c c o u n t . < / T o o l t i p T e x t > - 
-         < / T o o l t i p > - 
-         < T o o l t i p   c o l u m n = " S e l l T o C o n t a c t P h o n e N o "   E l e m e n t I d = " 1 6 1 3 8 2 2 4 8 3 " > - 
-             < T o o l t i p T e x t   l a n g = " e n - U S " > S p e c i f i e s   t h e   c o n t a c t ' s   p h o n e   n u m b e r . < / T o o l t i p T e x t > - 
-         < / T o o l t i p > - 
-         < T o o l t i p   c o l u m n = " S e l l T o C o n t a c t M o b i l e P h o n e N o "   E l e m e n t I d = " 1 8 4 3 5 8 7 4 7 " > - 
-             < T o o l t i p T e x t   l a n g = " e n - U S " > S p e c i f i e s   t h e   c o n t a c t ' s   m o b i l e   t e l e p h o n e   n u m b e r . < / T o o l t i p T e x t > - 
-         < / T o o l t i p > - 
-         < T o o l t i p   c o l u m n = " S e l l T o C o n t a c t E m a i l "   E l e m e n t I d = " 2 6 2 8 2 4 5 6 4 " > - 
-             < T o o l t i p T e x t   l a n g = " e n - U S " > S p e c i f i e s   t h e   e m a i l   a d d r e s s   o f   t h e   c o n t a c t . < / T o o l t i p T e x t > - 
-         < / T o o l t i p > - 
-         < T o o l t i p   c o l u m n = " B i l l T o C o n t a c t P h o n e N o "   E l e m e n t I d = " 3 6 2 4 7 7 4 8 8 " > - 
-             < T o o l t i p T e x t   l a n g = " e n - U S " > S p e c i f i e s   t h e   c o n t a c t ' s   p h o n e   n u m b e r . < / T o o l t i p T e x t > - 
-         < / T o o l t i p > - 
-         < T o o l t i p   c o l u m n = " B i l l T o C o n t a c t M o b i l e P h o n e N o "   E l e m e n t I d = " 2 4 8 4 8 8 6 9 6 " > - 
-             < T o o l t i p T e x t   l a n g = " e n - U S " > S p e c i f i e s   t h e   c o n t a c t ' s   m o b i l e   t e l e p h o n e   n u m b e r . < / T o o l t i p T e x t > - 
-         < / T o o l t i p > - 
-         < T o o l t i p   c o l u m n = " B i l l T o C o n t a c t E m a i l "   E l e m e n t I d = " 3 3 5 8 2 7 8 9 5 " > - 
-             < T o o l t i p T e x t   l a n g = " e n - U S " > S p e c i f i e s   t h e   e m a i l   a d d r e s s   o f   t h e   c o n t a c t . < / T o o l t i p T e x t > - 
-         < / T o o l t i p > - 
-         < T o o l t i p   c o l u m n = " Y o u r R e f e r e n c e "   E l e m e n t I d = " 1 1 0 3 9 9 5 1 " > - 
-             < T o o l t i p T e x t   l a n g = " e n - U S " > S p e c i f i e s   t h e   c u s t o m e r ' s   r e f e r e n c e .   T h e   c o n t e n t s   w i l l   b e   p r i n t e d   o n   s a l e s   d o c u m e n t s . < / T o o l t i p T e x t > - 
-         < / T o o l t i p > - 
-         < T o o l t i p   c o l u m n = " E x t e r n a l D o c u m e n t N o "   E l e m e n t I d = " 7 3 3 9 5 3 9 6 6 " > - 
-             < T o o l t i p T e x t   l a n g = " e n - U S " > S p e c i f i e s   t h e   e x t e r n a l   d o c u m e n t   n u m b e r   t h a t   i s   e n t e r e d   o n   t h e   s a l e s   h e a d e r   t h a t   t h i s   l i n e   w a s   p o s t e d   f r o m . < / T o o l t i p T e x t > - 
-         < / T o o l t i p > - 
-         < T o o l t i p   c o l u m n = " S h i p m e n t M e t h o d D e s c r i p t i o n "   E l e m e n t I d = " 2 0 5 9 4 0 3 2 6 0 " > - 
-             < T o o l t i p T e x t   l a n g = " e n - U S " > S p e c i f i e s   a   d e s c r i p t i o n   o f   t h e   s h i p m e n t   m e t h o d . < / T o o l t i p T e x t > - 
-         < / T o o l t i p > - 
-         < T o o l t i p   c o l u m n = " S h i p T o P h o n e N o "   E l e m e n t I d = " 3 6 9 7 0 2 2 5 5 " > - 
-             < T o o l t i p T e x t   l a n g = " e n - U S " > S p e c i f i e s   t h e   t e l e p h o n e   n u m b e r   o f   t h e   c o m p a n y ' s   s h i p p i n g   a d d r e s s . < / T o o l t i p T e x t > - 
-         < / T o o l t i p > - 
-         < T o o l t i p   c o l u m n = " P a y m e n t T e r m s D e s c r i p t i o n "   E l e m e n t I d = " 2 0 3 8 7 4 2 7 0 0 " > - 
-             < T o o l t i p T e x t   l a n g = " e n - U S " > S p e c i f i e s   a n   e x p l a n a t i o n   o f   t h e   p a y m e n t   t e r m s . < / T o o l t i p T e x t > - 
-         < / T o o l t i p > - 
-         < T o o l t i p   c o l u m n = " P a y m e n t M e t h o d D e s c r i p t i o n "   E l e m e n t I d = " 5 8 5 7 5 7 9 7 4 " > - 
-             < T o o l t i p T e x t   l a n g = " e n - U S " > S p e c i f i e s   a   t e x t   t h a t   d e s c r i b e s   t h e   p a y m e n t   m e t h o d . < / T o o l t i p T e x t > - 
-         < / T o o l t i p > - 
-         < T o o l t i p   c o l u m n = " B i l l t o C u s t u m e r N o "   E l e m e n t I d = " 2 8 0 4 7 3 0 5 8 " > - 
-             < T o o l t i p T e x t   l a n g = " e n - U S " > S p e c i f i e s   t h e   n u m b e r   o f   t h e   c u s t o m e r   t h a t   y o u   s e n d   o r   s e n t   t h e   c r e d i t   m e m o   t o . < / T o o l t i p T e x t > - 
-         < / T o o l t i p > - 
-         < T o o l t i p   c o l u m n = " D o c u m e n t N o "   E l e m e n t I d = " 9 7 0 3 5 0 5 3 9 " > - 
-             < T o o l t i p T e x t   l a n g = " e n - U S " > S p e c i f i e s   t h e   p o s t e d   c r e d i t   m e m o   n u m b e r .   Y o u   c a n n o t   c h a n g e   t h e   n u m b e r   b e c a u s e   t h e   d o c u m e n t   h a s   a l r e a d y   b e e n   p o s t e d . < / T o o l t i p T e x t > - 
-         < / T o o l t i p > - 
-         < T o o l t i p   c o l u m n = " S a l e s P e r s o n N a m e "   E l e m e n t I d = " 8 7 1 4 9 2 9 8 3 " > - 
-             < T o o l t i p T e x t   l a n g = " e n - U S " > S p e c i f i e s   t h e   n a m e   o f   t h e   s a l e s p e r s o n   o r   p u r c h a s e r . < / T o o l t i p T e x t > - 
-         < / T o o l t i p > - 
-         < T o o l t i p   c o l u m n = " S e l l t o C u s t o m e r N o "   E l e m e n t I d = " 2 0 5 0 6 4 7 3 4 9 " > - 
-             < T o o l t i p T e x t   l a n g = " e n - U S " > S p e c i f i e s   t h e   n u m b e r   o f   t h e   c u s t o m e r   t h a t   y o u   s h i p p e d   t h e   i t e m s   o n   t h e   c r e d i t   m e m o   t o . < / T o o l t i p T e x t > - 
-         < / T o o l t i p > - 
-         < T o o l t i p   c o l u m n = " A m o u n t E x c l u d i n g V A T _ L i n e "   E l e m e n t I d = " 1 0 6 2 4 6 0 0 4 0 " > - 
-             < T o o l t i p T e x t   l a n g = " e n - U S " > S p e c i f i e s   t h e   l i n e ' s   n e t   a m o u n t . < / T o o l t i p T e x t > - 
-         < / T o o l t i p > - 
-         < T o o l t i p   c o l u m n = " A m o u n t I n c l u d i n g V A T _ L i n e "   E l e m e n t I d = " 7 7 0 9 2 8 4 0 2 " > - 
-             < T o o l t i p T e x t   l a n g = " e n - U S " > S p e c i f i e s   t h e   n e t   a m o u n t ,   i n c l u d i n g   V A T ,   f o r   t h i s   l i n e . < / T o o l t i p T e x t > - 
-         < / T o o l t i p > - 
-         < T o o l t i p   c o l u m n = " D e s c r i p t i o n _ L i n e "   E l e m e n t I d = " 1 4 0 6 8 2 2 3 1 0 " > - 
-             < T o o l t i p T e x t   l a n g = " e n - U S " > S p e c i f i e s   t h e   n a m e   o f   t h e   i t e m   o r   g e n e r a l   l e d g e r   a c c o u n t ,   o r   s o m e   d e s c r i p t i v e   t e x t . < / T o o l t i p T e x t > - 
-         < / T o o l t i p > - 
-         < T o o l t i p   c o l u m n = " L i n e D i s c o u n t P e r c e n t _ L i n e "   E l e m e n t I d = " 9 0 7 8 2 7 4 3 6 " > - 
-             < T o o l t i p T e x t   l a n g = " e n - U S " > S p e c i f i e s   t h e   d i s c o u n t   p e r c e n t a g e   t h a t   i s   g r a n t e d   f o r   t h e   i t e m   o n   t h e   l i n e . < / T o o l t i p T e x t > - 
-         < / T o o l t i p > - 
-         < T o o l t i p   c o l u m n = " I t e m N o _ L i n e "   E l e m e n t I d = " 1 9 1 0 2 9 6 2 8 8 " > - 
-             < T o o l t i p T e x t   l a n g = " e n - U S " > S p e c i f i e s   t h e   n u m b e r   o f   t h e   i n v o l v e d   e n t r y   o r   r e c o r d ,   a c c o r d i n g   t o   t h e   s p e c i f i e d   n u m b e r   s e r i e s . < / T o o l t i p T e x t > - 
-         < / T o o l t i p > - 
-         < T o o l t i p   c o l u m n = " I t e m R e f e r e n c e N o _ L i n e "   E l e m e n t I d = " 9 2 7 2 3 5 7 " > - 
-             < T o o l t i p T e x t   l a n g = " e n - U S " > S p e c i f i e s   t h e   r e f e r e n c e d   i t e m   n u m b e r . < / T o o l t i p T e x t > - 
-         < / T o o l t i p > - 
-         < T o o l t i p   c o l u m n = " U n i t O f M e a s u r e "   E l e m e n t I d = " 1 8 0 8 2 2 8 0 1 8 " > - 
-             < T o o l t i p T e x t   l a n g = " e n - U S " > S p e c i f i e s   t h e   n a m e   o f   t h e   i t e m   o r   r e s o u r c e ' s   u n i t   o f   m e a s u r e ,   s u c h   a s   p i e c e   o r   h o u r . < / T o o l t i p T e x t > - 
-         < / T o o l t i p > - 
-         < T o o l t i p   c o l u m n = " L i n e N o _ A s s e m b l y L i n e "   E l e m e n t I d = " 6 4 0 5 8 3 8 9 1 " > - 
-             < T o o l t i p T e x t   l a n g = " e n - U S " > S p e c i f i e s   t h e   n u m b e r   o f   t h e   i n v o l v e d   e n t r y   o r   r e c o r d ,   a c c o r d i n g   t o   t h e   s p e c i f i e d   n u m b e r   s e r i e s . < / T o o l t i p T e x t > - 
-         < / T o o l t i p > - 
-         < T o o l t i p   c o l u m n = " D e s c r i p t i o n _ A s s e m b l y L i n e "   E l e m e n t I d = " 2 8 0 7 4 3 7 9 6 " > - 
-             < T o o l t i p T e x t   l a n g = " e n - U S " > S p e c i f i e s   t h e   d e s c r i p t i o n   o f   t h e   a s s e m b l y   c o m p o n e n t   o n   t h e   p o s t e d   a s s e m b l y   l i n e . < / T o o l t i p T e x t > - 
-         < / T o o l t i p > - 
-         < T o o l t i p   c o l u m n = " Q u a n t i t y _ A s s e m b l y L i n e "   E l e m e n t I d = " 1 9 5 7 6 4 8 2 3 1 " > - 
-             < T o o l t i p T e x t   l a n g = " e n - U S " > S p e c i f i e s   h o w   m a n y   u n i t s   o f   t h e   a s s e m b l y   c o m p o n e n t   w e r e   p o s t e d   a s   c o n s u m e d   b y   t h e   p o s t e d   a s s e m b l y   o r d e r   l i n e . < / T o o l t i p T e x t > - 
-         < / T o o l t i p > - 
-         < T o o l t i p   c o l u m n = " V a r i a n t C o d e _ A s s e m b l y L i n e "   E l e m e n t I d = " 1 8 6 9 4 0 7 6 7 2 " > - 
-             < T o o l t i p T e x t   l a n g = " e n - U S " > S p e c i f i e s   t h e   v a r i a n t   o f   t h e   i t e m   o n   t h e   l i n e . < / T o o l t i p T e x t > - 
-         < / T o o l t i p > - 
-         < T o o l t i p   c o l u m n = " I n v o i c e D i s c o u n t A m o u n t _ V A T A m o u n t L i n e "   E l e m e n t I d = " 8 2 4 7 3 0 1 4 1 " > - 
-             < T o o l t i p T e x t   l a n g = " e n - U S " > S p e c i f i e s   t h e   i n v o i c e   d i s c o u n t   a m o u n t   f o r   a   s p e c i f i c   V A T   i d e n t i f i e r . < / T o o l t i p T e x t > - 
-         < / T o o l t i p > - 
-         < T o o l t i p   c o l u m n = " I n v o i c e D i s c o u n t B a s e A m o u n t _ V A T A m o u n t L i n e "   E l e m e n t I d = " 2 0 4 0 3 3 2 2 6 6 " > - 
-             < T o o l t i p T e x t   l a n g = " e n - U S " > S p e c i f i e s   t h e   i n v o i c e   d i s c o u n t   b a s e   a m o u n t . < / T o o l t i p T e x t > - 
-         < / T o o l t i p > - 
-         < T o o l t i p   c o l u m n = " L i n e A m o u n t _ V a t A m o u n t L i n e "   E l e m e n t I d = " 2 1 4 6 5 4 0 1 " > - 
-             < T o o l t i p T e x t   l a n g = " e n - U S " > S p e c i f i e s   t h e   t o t a l   a m o u n t   f o r   s a l e s   o r   p u r c h a s e   l i n e s   w i t h   a   s p e c i f i c   V A T   i d e n t i f i e r . < / T o o l t i p T e x t > - 
-         < / T o o l t i p > - 
-         < T o o l t i p   c o l u m n = " V A T A m o u n t _ V a t A m o u n t L i n e "   E l e m e n t I d = " 1 8 9 1 8 2 0 6 2 0 " > - 
-             < T o o l t i p T e x t   l a n g = " e n - U S " > S p e c i f i e s   t h e   a m o u n t   o f   V A T   t h a t   i s   i n c l u d e d   i n   t h e   t o t a l   a m o u n t . < / T o o l t i p T e x t > - 
-         < / T o o l t i p > - 
-         < T o o l t i p   c o l u m n = " V A T B a s e _ V a t A m o u n t L i n e "   E l e m e n t I d = " 1 4 5 8 9 3 7 8 1 9 " > - 
-             < T o o l t i p T e x t   l a n g = " e n - U S " > S p e c i f i e s   t h e   t o t a l   n e t   a m o u n t   ( a m o u n t   e x c l u d i n g   V A T )   f o r   s a l e s   o r   p u r c h a s e   l i n e s   w i t h   a   s p e c i f i c   V A T   I d e n t i f i e r . < / T o o l t i p T e x t > - 
-         < / T o o l t i p > - 
-         < T o o l t i p   c o l u m n = " V A T I d e n t i f i e r _ V a t A m o u n t L i n e "   E l e m e n t I d = " 1 1 4 2 0 7 0 0 3 5 " > - 
-             < T o o l t i p T e x t   l a n g = " e n - U S " > S p e c i f i e s   t h e   V A T   I d e n t i f i e r   v a l u e . < / T o o l t i p T e x t > - 
-         < / T o o l t i p > - 
-         < T o o l t i p   c o l u m n = " V A T P c t _ V a t A m o u n t L i n e "   E l e m e n t I d = " 1 4 5 3 5 4 2 7 7 7 " > - 
-             < T o o l t i p T e x t   l a n g = " e n - U S " > S p e c i f i e s   t h e   V A T   %   t h a t   w a s   u s e d   o n   t h e   s a l e s   o r   p u r c h a s e   l i n e s   w i t h   t h i s   V A T   I d e n t i f i e r . < / T o o l t i p T e x t > - 
-         < / T o o l t i p > - 
-         < T o o l t i p   c o l u m n = " V A T I d e n t i f i e r _ V A T C l a u s e L i n e "   E l e m e n t I d = " 1 4 6 4 4 7 2 4 7 8 " > - 
-             < T o o l t i p T e x t   l a n g = " e n - U S " > S p e c i f i e s   t h e   V A T   I d e n t i f i e r   v a l u e . < / T o o l t i p T e x t > - 
-         < / T o o l t i p > - 
-         < T o o l t i p   c o l u m n = " C o d e _ V A T C l a u s e L i n e "   E l e m e n t I d = " 1 8 2 4 5 8 9 8 4 7 " > - 
-             < T o o l t i p T e x t   l a n g = " e n - U S " > S p e c i f i e s   t h e   c o d e   f o r   a   V A T   c l a u s e ,   w h i c h   i s   u s e d   t o   p r o v i d e   a   V A T   d e s c r i p t i o n   a s s o c i a t e d   w i t h   a   s a l e s   l i n e   o n   a   s a l e s   i n v o i c e ,   c r e d i t   m e m o ,   o r   o t h e r   s a l e s   d o c u m e n t . < / T o o l t i p T e x t > - 
-         < / T o o l t i p > - 
-         < T o o l t i p   c o l u m n = " D e s c r i p t i o n 2 _ V A T C l a u s e L i n e "   E l e m e n t I d = " 1 3 7 9 6 6 7 4 7 0 " > - 
-             < T o o l t i p T e x t   l a n g = " e n - U S " > S p e c i f i e s   a n   a d d i t i o n a l   d e s c r i p t i o n   o f   a   V A T   c l a u s e . < / T o o l t i p T e x t > - 
-         < / T o o l t i p > - 
-         < T o o l t i p   c o l u m n = " V A T A m o u n t _ V A T C l a u s e L i n e "   E l e m e n t I d = " 2 2 2 4 6 9 0 5 9 " > - 
-             < T o o l t i p T e x t   l a n g = " e n - U S " > S p e c i f i e s   t h e   a m o u n t   o f   V A T   t h a t   i s   i n c l u d e d   i n   t h e   t o t a l   a m o u n t . < / T o o l t i p T e x t > - 
-         < / T o o l t i p > - 
-     < / T o o l t i p s > +     < T o o l t i p s / >   
      < H e a d e r   E l e m e n t T y p e = " D a t a I t e m "   E l e m e n t I d = " 1 2 4 0 3 7 3 8 8 6 " >   
          < A p p l i e s T o D o c u m e n t   E l e m e n t T y p e = " C o l u m n "   E l e m e n t I d = " 7 8 4 1 8 3 9 6 5 "   D a t a T y p e = " T e x t " > A p p l i e s T o D o c u m e n t < / A p p l i e s T o D o c u m e n t >   
-         < A p p l i e s T o D o c u m e n t _ L b l   E l e m e n t T y p e = " C o l u m n "   E l e m e n t I d = " 1 9 9 2 0 4 2 5 9 4 "   D a t a T y p e = " L a b e l " > A p p l i e s T o D o c u m e n t _ L b l < / A p p l i e s T o D o c u m e n t _ L b l > +         < A p p l i e s T o D o c u m e n t _ L b l   E l e m e n t T y p e = " C o l u m n "   E l e m e n t I d = " 1 9 9 2 0 4 2 5 9 4 "   D a t a T y p e = " T e x t C o n s t " > A p p l i e s T o D o c u m e n t _ L b l < / A p p l i e s T o D o c u m e n t _ L b l >   
          < B i l l T o C o n t a c t E m a i l   E l e m e n t T y p e = " C o l u m n "   E l e m e n t I d = " 3 3 5 8 2 7 8 9 5 "   D a t a T y p e = " T e x t " > B i l l T o C o n t a c t E m a i l < / B i l l T o C o n t a c t E m a i l >   
-         < B i l l T o C o n t a c t E m a i l L b l   E l e m e n t T y p e = " C o l u m n "   E l e m e n t I d = " 2 9 6 4 7 8 3 6 5 "   D a t a T y p e = " L a b e l " > B i l l T o C o n t a c t E m a i l L b l < / B i l l T o C o n t a c t E m a i l L b l > +         < B i l l T o C o n t a c t E m a i l L b l   E l e m e n t T y p e = " C o l u m n "   E l e m e n t I d = " 2 9 6 4 7 8 3 6 5 "   D a t a T y p e = " T e x t C o n s t " > B i l l T o C o n t a c t E m a i l L b l < / B i l l T o C o n t a c t E m a i l L b l >   
          < B i l l T o C o n t a c t M o b i l e P h o n e N o   E l e m e n t T y p e = " C o l u m n "   E l e m e n t I d = " 2 4 8 4 8 8 6 9 6 "   D a t a T y p e = " T e x t " > B i l l T o C o n t a c t M o b i l e P h o n e N o < / B i l l T o C o n t a c t M o b i l e P h o n e N o >   
-         < B i l l T o C o n t a c t M o b i l e P h o n e N o L b l   E l e m e n t T y p e = " C o l u m n "   E l e m e n t I d = " 2 7 6 3 1 1 3 3 8 "   D a t a T y p e = " L a b e l " > B i l l T o C o n t a c t M o b i l e P h o n e N o L b l < / B i l l T o C o n t a c t M o b i l e P h o n e N o L b l > +         < B i l l T o C o n t a c t M o b i l e P h o n e N o L b l   E l e m e n t T y p e = " C o l u m n "   E l e m e n t I d = " 2 7 6 3 1 1 3 3 8 "   D a t a T y p e = " T e x t C o n s t " > B i l l T o C o n t a c t M o b i l e P h o n e N o L b l < / B i l l T o C o n t a c t M o b i l e P h o n e N o L b l >   
          < B i l l T o C o n t a c t P h o n e N o   E l e m e n t T y p e = " C o l u m n "   E l e m e n t I d = " 3 6 2 4 7 7 4 8 8 "   D a t a T y p e = " T e x t " > B i l l T o C o n t a c t P h o n e N o < / B i l l T o C o n t a c t P h o n e N o >   
-         < B i l l T o C o n t a c t P h o n e N o L b l   E l e m e n t T y p e = " C o l u m n "   E l e m e n t I d = " 2 1 2 3 3 4 5 9 6 6 "   D a t a T y p e = " L a b e l " > B i l l T o C o n t a c t P h o n e N o L b l < / B i l l T o C o n t a c t P h o n e N o L b l > +         < B i l l T o C o n t a c t P h o n e N o L b l   E l e m e n t T y p e = " C o l u m n "   E l e m e n t I d = " 2 1 2 3 3 4 5 9 6 6 "   D a t a T y p e = " T e x t C o n s t " > B i l l T o C o n t a c t P h o n e N o L b l < / B i l l T o C o n t a c t P h o n e N o L b l >   
          < B i l l t o C u s t u m e r N o   E l e m e n t T y p e = " C o l u m n "   E l e m e n t I d = " 2 8 0 4 7 3 0 5 8 "   D a t a T y p e = " C o d e " > B i l l t o C u s t u m e r N o < / B i l l t o C u s t u m e r N o >   
@@ -4181,7 +3993,7 @@
  
          < C o m p a n y B a n k A c c o u n t N o   E l e m e n t T y p e = " C o l u m n "   E l e m e n t I d = " 3 0 1 4 0 2 0 4 "   D a t a T y p e = " T e x t " > C o m p a n y B a n k A c c o u n t N o < / C o m p a n y B a n k A c c o u n t N o >   
-         < C o m p a n y B a n k A c c o u n t N o _ L b l   E l e m e n t T y p e = " C o l u m n "   E l e m e n t I d = " 1 0 9 7 7 4 3 3 4 5 "   D a t a T y p e = " L a b e l " > C o m p a n y B a n k A c c o u n t N o _ L b l < / C o m p a n y B a n k A c c o u n t N o _ L b l > +         < C o m p a n y B a n k A c c o u n t N o _ L b l   E l e m e n t T y p e = " C o l u m n "   E l e m e n t I d = " 1 0 9 7 7 4 3 3 4 5 "   D a t a T y p e = " T e x t C o n s t " > C o m p a n y B a n k A c c o u n t N o _ L b l < / C o m p a n y B a n k A c c o u n t N o _ L b l >   
          < C o m p a n y B a n k B r a n c h N o   E l e m e n t T y p e = " C o l u m n "   E l e m e n t I d = " 7 9 3 1 3 3 0 5 7 "   D a t a T y p e = " T e x t " > C o m p a n y B a n k B r a n c h N o < / C o m p a n y B a n k B r a n c h N o >   
@@ -4189,7 +4001,7 @@
  
          < C o m p a n y B a n k N a m e   E l e m e n t T y p e = " C o l u m n "   E l e m e n t I d = " 1 5 3 4 9 0 5 6 0 5 "   D a t a T y p e = " T e x t " > C o m p a n y B a n k N a m e < / C o m p a n y B a n k N a m e >   
-         < C o m p a n y B a n k N a m e _ L b l   E l e m e n t T y p e = " C o l u m n "   E l e m e n t I d = " 1 2 0 4 3 0 7 0 1 4 "   D a t a T y p e = " L a b e l " > C o m p a n y B a n k N a m e _ L b l < / C o m p a n y B a n k N a m e _ L b l > +         < C o m p a n y B a n k N a m e _ L b l   E l e m e n t T y p e = " C o l u m n "   E l e m e n t I d = " 1 2 0 4 3 0 7 0 1 4 "   D a t a T y p e = " T e x t C o n s t " > C o m p a n y B a n k N a m e _ L b l < / C o m p a n y B a n k N a m e _ L b l >   
          < C o m p a n y C u s t o m G i r o   E l e m e n t T y p e = " C o l u m n "   E l e m e n t I d = " 1 6 7 0 4 7 5 7 9 8 "   D a t a T y p e = " T e x t " > C o m p a n y C u s t o m G i r o < / C o m p a n y C u s t o m G i r o >   
@@ -4199,7 +4011,7 @@
  
          < C o m p a n y G i r o N o   E l e m e n t T y p e = " C o l u m n "   E l e m e n t I d = " 1 3 6 0 1 9 6 3 2 0 "   D a t a T y p e = " T e x t " > C o m p a n y G i r o N o < / C o m p a n y G i r o N o >   
-         < C o m p a n y G i r o N o _ L b l   E l e m e n t T y p e = " C o l u m n "   E l e m e n t I d = " 8 6 1 6 0 2 1 1 5 "   D a t a T y p e = " L a b e l " > C o m p a n y G i r o N o _ L b l < / C o m p a n y G i r o N o _ L b l > +         < C o m p a n y G i r o N o _ L b l   E l e m e n t T y p e = " C o l u m n "   E l e m e n t I d = " 8 6 1 6 0 2 1 1 5 "   D a t a T y p e = " T e x t C o n s t " > C o m p a n y G i r o N o _ L b l < / C o m p a n y G i r o N o _ L b l >   
          < C o m p a n y H o m e P a g e   E l e m e n t T y p e = " C o l u m n "   E l e m e n t I d = " 1 9 8 9 1 8 8 7 0 "   D a t a T y p e = " T e x t " > C o m p a n y H o m e P a g e < / C o m p a n y H o m e P a g e >   
@@ -4217,9 +4029,9 @@
  
          < C o m p a n y P h o n e N o   E l e m e n t T y p e = " C o l u m n "   E l e m e n t I d = " 2 5 0 4 4 0 6 5 5 "   D a t a T y p e = " T e x t " > C o m p a n y P h o n e N o < / C o m p a n y P h o n e N o >   
-         < C o m p a n y P h o n e N o _ L b l   E l e m e n t T y p e = " C o l u m n "   E l e m e n t I d = " 5 5 8 5 9 3 5 8 6 "   D a t a T y p e = " L a b e l " > C o m p a n y P h o n e N o _ L b l < / C o m p a n y P h o n e N o _ L b l > - 
-         < C o m p a n y P i c t u r e   E l e m e n t T y p e = " C o l u m n "   E l e m e n t I d = " 1 3 9 7 4 1 1 0 7 4 "   D a t a T y p e = " B l o b "   / > +         < C o m p a n y P h o n e N o _ L b l   E l e m e n t T y p e = " C o l u m n "   E l e m e n t I d = " 5 5 8 5 9 3 5 8 6 "   D a t a T y p e = " T e x t C o n s t " > C o m p a n y P h o n e N o _ L b l < / C o m p a n y P h o n e N o _ L b l > + 
+         < C o m p a n y P i c t u r e   E l e m e n t T y p e = " C o l u m n "   E l e m e n t I d = " 1 3 9 7 4 1 1 0 7 4 "   D a t a T y p e = " B L O B " / >   
          < C o m p a n y R e g i s t r a t i o n N u m b e r   E l e m e n t T y p e = " C o l u m n "   E l e m e n t I d = " 2 0 2 3 6 3 9 4 2 4 "   D a t a T y p e = " T e x t " > C o m p a n y R e g i s t r a t i o n N u m b e r < / C o m p a n y R e g i s t r a t i o n N u m b e r >   
@@ -4237,7 +4049,7 @@
  
          < C o m p a n y V A T R e g N o _ L b l   E l e m e n t T y p e = " C o l u m n "   E l e m e n t I d = " 7 7 3 2 0 1 5 0 1 "   D a t a T y p e = " T e x t " > C o m p a n y V A T R e g N o _ L b l < / C o m p a n y V A T R e g N o _ L b l >   
-         < C o p y _ L b l   E l e m e n t T y p e = " C o l u m n "   E l e m e n t I d = " 6 0 4 7 8 2 7 8 1 "   D a t a T y p e = " L a b e l " > C o p y _ L b l < / C o p y _ L b l > +         < C o p y _ L b l   E l e m e n t T y p e = " C o l u m n "   E l e m e n t I d = " 6 0 4 7 8 2 7 8 1 "   D a t a T y p e = " T e x t C o n s t " > C o p y _ L b l < / C o p y _ L b l >   
          < C u s t o m e r A d d r e s s 1   E l e m e n t T y p e = " C o l u m n "   E l e m e n t I d = " 1 8 0 1 9 6 6 4 5 4 "   D a t a T y p e = " T e x t " > C u s t o m e r A d d r e s s 1 < / C u s t o m e r A d d r e s s 1 >   
@@ -4265,15 +4077,15 @@
  
          < D o c u m e n t N o   E l e m e n t T y p e = " C o l u m n "   E l e m e n t I d = " 9 7 0 3 5 0 5 3 9 "   D a t a T y p e = " C o d e " > D o c u m e n t N o < / D o c u m e n t N o >   
-         < D o c u m e n t N o _ L b l   E l e m e n t T y p e = " C o l u m n "   E l e m e n t I d = " 7 8 9 7 9 5 9 7 8 "   D a t a T y p e = " L a b e l " > D o c u m e n t N o _ L b l < / D o c u m e n t N o _ L b l > - 
-         < D o c u m e n t T i t l e _ L b l   E l e m e n t T y p e = " C o l u m n "   E l e m e n t I d = " 8 5 8 4 2 3 9 2 9 "   D a t a T y p e = " L a b e l " > D o c u m e n t T i t l e _ L b l < / D o c u m e n t T i t l e _ L b l > +         < D o c u m e n t N o _ L b l   E l e m e n t T y p e = " C o l u m n "   E l e m e n t I d = " 7 8 9 7 9 5 9 7 8 "   D a t a T y p e = " T e x t C o n s t " > D o c u m e n t N o _ L b l < / D o c u m e n t N o _ L b l > + 
+         < D o c u m e n t T i t l e _ L b l   E l e m e n t T y p e = " C o l u m n "   E l e m e n t I d = " 8 5 8 4 2 3 9 2 9 "   D a t a T y p e = " T e x t C o n s t " > D o c u m e n t T i t l e _ L b l < / D o c u m e n t T i t l e _ L b l >   
          < D u e D a t e   E l e m e n t T y p e = " C o l u m n "   E l e m e n t I d = " 7 4 5 1 7 0 2 0 3 "   D a t a T y p e = " S t r i n g " > D u e D a t e < / D u e D a t e >   
          < D u e D a t e _ L b l   E l e m e n t T y p e = " C o l u m n "   E l e m e n t I d = " 1 6 4 8 2 8 4 6 4 8 "   D a t a T y p e = " S t r i n g " > D u e D a t e _ L b l < / D u e D a t e _ L b l >   
-         < E M a i l _ H e a d e r _ L b l   E l e m e n t T y p e = " C o l u m n "   E l e m e n t I d = " 5 1 3 1 7 0 8 0 4 "   D a t a T y p e = " L a b e l " > E M a i l _ H e a d e r _ L b l < / E M a i l _ H e a d e r _ L b l > +         < E M a i l _ H e a d e r _ L b l   E l e m e n t T y p e = " C o l u m n "   E l e m e n t I d = " 5 1 3 1 7 0 8 0 4 "   D a t a T y p e = " T e x t C o n s t " > E M a i l _ H e a d e r _ L b l < / E M a i l _ H e a d e r _ L b l >   
          < E x c h a n g e R a t e A S T e x t   E l e m e n t T y p e = " C o l u m n "   E l e m e n t I d = " 1 1 5 7 2 6 2 0 5 3 "   D a t a T y p e = " T e x t " > E x c h a n g e R a t e A S T e x t < / E x c h a n g e R a t e A S T e x t >   
@@ -4281,69 +4093,71 @@
  
          < E x t e r n a l D o c u m e n t N o L b l   E l e m e n t T y p e = " C o l u m n "   E l e m e n t I d = " 7 8 3 2 8 7 4 5 2 "   D a t a T y p e = " S t r i n g " > E x t e r n a l D o c u m e n t N o L b l < / E x t e r n a l D o c u m e n t N o L b l >   
-         < H o m e P a g e _ H e a d e r _ L b l   E l e m e n t T y p e = " C o l u m n "   E l e m e n t I d = " 1 8 7 9 7 2 5 0 8 4 "   D a t a T y p e = " L a b e l " > H o m e P a g e _ H e a d e r _ L b l < / H o m e P a g e _ H e a d e r _ L b l > - 
-         < I n v o i c e D i s c o u n t A m o u n t _ L b l   E l e m e n t T y p e = " C o l u m n "   E l e m e n t I d = " 1 5 9 3 0 1 2 7 3 6 "   D a t a T y p e = " L a b e l " > I n v o i c e D i s c o u n t A m o u n t _ L b l < / I n v o i c e D i s c o u n t A m o u n t _ L b l > - 
-         < I n v o i c e D i s c o u n t B a s e A m o u n t _ L b l   E l e m e n t T y p e = " C o l u m n "   E l e m e n t I d = " 2 0 2 9 2 6 6 8 7 5 "   D a t a T y p e = " L a b e l " > I n v o i c e D i s c o u n t B a s e A m o u n t _ L b l < / I n v o i c e D i s c o u n t B a s e A m o u n t _ L b l > +         < H o m e P a g e _ H e a d e r _ L b l   E l e m e n t T y p e = " C o l u m n "   E l e m e n t I d = " 1 8 7 9 7 2 5 0 8 4 "   D a t a T y p e = " T e x t C o n s t " > H o m e P a g e _ H e a d e r _ L b l < / H o m e P a g e _ H e a d e r _ L b l > + 
+         < I n v o i c e D i s c o u n t A m o u n t _ L b l   E l e m e n t T y p e = " C o l u m n "   E l e m e n t I d = " 1 5 9 3 0 1 2 7 3 6 "   D a t a T y p e = " T e x t C o n s t " > I n v o i c e D i s c o u n t A m o u n t _ L b l < / I n v o i c e D i s c o u n t A m o u n t _ L b l > + 
+         < I n v o i c e D i s c o u n t B a s e A m o u n t _ L b l   E l e m e n t T y p e = " C o l u m n "   E l e m e n t I d = " 2 0 2 9 2 6 6 8 7 5 "   D a t a T y p e = " T e x t C o n s t " > I n v o i c e D i s c o u n t B a s e A m o u n t _ L b l < / I n v o i c e D i s c o u n t B a s e A m o u n t _ L b l >   
          < L e g a l E n t i t y T y p e   E l e m e n t T y p e = " C o l u m n "   E l e m e n t I d = " 2 0 5 1 8 7 3 5 6 3 "   D a t a T y p e = " T e x t " > L e g a l E n t i t y T y p e < / L e g a l E n t i t y T y p e >   
          < L e g a l E n t i t y T y p e _ L b l   E l e m e n t T y p e = " C o l u m n "   E l e m e n t I d = " 2 0 8 0 2 2 4 7 9 2 "   D a t a T y p e = " T e x t " > L e g a l E n t i t y T y p e _ L b l < / L e g a l E n t i t y T y p e _ L b l >   
-         < L i n e A m o u n t A f t e r I n v o i c e D i s c o u n t _ L b l   E l e m e n t T y p e = " C o l u m n "   E l e m e n t I d = " 6 7 3 7 2 1 0 9 4 "   D a t a T y p e = " L a b e l " > L i n e A m o u n t A f t e r I n v o i c e D i s c o u n t _ L b l < / L i n e A m o u n t A f t e r I n v o i c e D i s c o u n t _ L b l > - 
-         < L o c a l C u r r e n c y _ L b l   E l e m e n t T y p e = " C o l u m n "   E l e m e n t I d = " 1 5 5 9 6 9 3 4 2 2 "   D a t a T y p e = " L a b e l " > L o c a l C u r r e n c y _ L b l < / L o c a l C u r r e n c y _ L b l > - 
-         < P a g e _ L b l   E l e m e n t T y p e = " C o l u m n "   E l e m e n t I d = " 6 8 0 6 4 8 0 9 1 "   D a t a T y p e = " L a b e l " > P a g e _ L b l < / P a g e _ L b l > +         < L i n e A m o u n t A f t e r I n v o i c e D i s c o u n t _ L b l   E l e m e n t T y p e = " C o l u m n "   E l e m e n t I d = " 6 7 3 7 2 1 0 9 4 "   D a t a T y p e = " T e x t C o n s t " > L i n e A m o u n t A f t e r I n v o i c e D i s c o u n t _ L b l < / L i n e A m o u n t A f t e r I n v o i c e D i s c o u n t _ L b l > + 
+         < L o c a l C u r r e n c y _ L b l   E l e m e n t T y p e = " C o l u m n "   E l e m e n t I d = " 1 5 5 9 6 9 3 4 2 2 "   D a t a T y p e = " T e x t C o n s t " > L o c a l C u r r e n c y _ L b l < / L o c a l C u r r e n c y _ L b l > + 
+         < P a g e _ L b l   E l e m e n t T y p e = " C o l u m n "   E l e m e n t I d = " 6 8 0 6 4 8 0 9 1 "   D a t a T y p e = " T e x t C o n s t " > P a g e _ L b l < / P a g e _ L b l >   
          < P a y m e n t M e t h o d D e s c r i p t i o n   E l e m e n t T y p e = " C o l u m n "   E l e m e n t I d = " 5 8 5 7 5 7 9 7 4 "   D a t a T y p e = " T e x t " > P a y m e n t M e t h o d D e s c r i p t i o n < / P a y m e n t M e t h o d D e s c r i p t i o n >   
-         < P a y m e n t M e t h o d D e s c r i p t i o n _ L b l   E l e m e n t T y p e = " C o l u m n "   E l e m e n t I d = " 7 9 7 1 1 7 3 2 3 "   D a t a T y p e = " L a b e l " > P a y m e n t M e t h o d D e s c r i p t i o n _ L b l < / P a y m e n t M e t h o d D e s c r i p t i o n _ L b l > +         < P a y m e n t M e t h o d D e s c r i p t i o n _ L b l   E l e m e n t T y p e = " C o l u m n "   E l e m e n t I d = " 7 9 7 1 1 7 3 2 3 "   D a t a T y p e = " T e x t C o n s t " > P a y m e n t M e t h o d D e s c r i p t i o n _ L b l < / P a y m e n t M e t h o d D e s c r i p t i o n _ L b l >   
          < P a y m e n t T e r m s D e s c r i p t i o n   E l e m e n t T y p e = " C o l u m n "   E l e m e n t I d = " 2 0 3 8 7 4 2 7 0 0 "   D a t a T y p e = " T e x t " > P a y m e n t T e r m s D e s c r i p t i o n < / P a y m e n t T e r m s D e s c r i p t i o n >   
-         < P a y m e n t T e r m s D e s c r i p t i o n _ L b l   E l e m e n t T y p e = " C o l u m n "   E l e m e n t I d = " 1 8 7 4 4 9 4 3 2 1 "   D a t a T y p e = " L a b e l " > P a y m e n t T e r m s D e s c r i p t i o n _ L b l < / P a y m e n t T e r m s D e s c r i p t i o n _ L b l > +         < P a y m e n t T e r m s D e s c r i p t i o n _ L b l   E l e m e n t T y p e = " C o l u m n "   E l e m e n t I d = " 1 8 7 4 4 9 4 3 2 1 "   D a t a T y p e = " T e x t C o n s t " > P a y m e n t T e r m s D e s c r i p t i o n _ L b l < / P a y m e n t T e r m s D e s c r i p t i o n _ L b l >   
          < P r i c e s I n c l u d i n g V A T   E l e m e n t T y p e = " C o l u m n "   E l e m e n t I d = " 5 1 8 8 1 7 1 6 7 "   D a t a T y p e = " B o o l e a n " > P r i c e s I n c l u d i n g V A T < / P r i c e s I n c l u d i n g V A T >   
+         < P r i c e s I n c l u d i n g V A T _ L b l   E l e m e n t T y p e = " C o l u m n "   E l e m e n t I d = " 1 3 7 7 9 7 9 4 4 4 "   D a t a T y p e = " S t r i n g " > P r i c e s I n c l u d i n g V A T _ L b l < / P r i c e s I n c l u d i n g V A T _ L b l > + 
          < P r i c e s I n c l u d i n g V A T Y e s N o   E l e m e n t T y p e = " C o l u m n "   E l e m e n t I d = " 1 4 1 1 1 4 7 5 9 9 "   D a t a T y p e = " S t r i n g " > P r i c e s I n c l u d i n g V A T Y e s N o < / P r i c e s I n c l u d i n g V A T Y e s N o >   
-         < P r i c e s I n c l u d i n g V A T _ L b l   E l e m e n t T y p e = " C o l u m n "   E l e m e n t I d = " 1 3 7 7 9 7 9 4 4 4 "   D a t a T y p e = " S t r i n g " > P r i c e s I n c l u d i n g V A T _ L b l < / P r i c e s I n c l u d i n g V A T _ L b l > - 
-         < S a l e s I n v o i c e L i n e D i s c o u n t _ L b l   E l e m e n t T y p e = " C o l u m n "   E l e m e n t I d = " 6 6 4 6 0 1 5 8 2 "   D a t a T y p e = " L a b e l " > S a l e s I n v o i c e L i n e D i s c o u n t _ L b l < / S a l e s I n v o i c e L i n e D i s c o u n t _ L b l > +         < S a l e s I n v o i c e L i n e D i s c o u n t _ L b l   E l e m e n t T y p e = " C o l u m n "   E l e m e n t I d = " 6 6 4 6 0 1 5 8 2 "   D a t a T y p e = " T e x t C o n s t " > S a l e s I n v o i c e L i n e D i s c o u n t _ L b l < / S a l e s I n v o i c e L i n e D i s c o u n t _ L b l > + 
+         < S a l e s P e r s o n _ L b l   E l e m e n t T y p e = " C o l u m n "   E l e m e n t I d = " 1 5 6 4 1 9 6 3 6 5 "   D a t a T y p e = " T e x t C o n s t " > S a l e s P e r s o n _ L b l < / S a l e s P e r s o n _ L b l >   
          < S a l e s P e r s o n B l a n k _ L b l   E l e m e n t T y p e = " C o l u m n "   E l e m e n t I d = " 6 5 4 6 2 4 6 0 1 "   D a t a T y p e = " T e x t " > S a l e s P e r s o n B l a n k _ L b l < / S a l e s P e r s o n B l a n k _ L b l >   
          < S a l e s P e r s o n N a m e   E l e m e n t T y p e = " C o l u m n "   E l e m e n t I d = " 8 7 1 4 9 2 9 8 3 "   D a t a T y p e = " T e x t " > S a l e s P e r s o n N a m e < / S a l e s P e r s o n N a m e >   
-         < S a l e s P e r s o n _ L b l   E l e m e n t T y p e = " C o l u m n "   E l e m e n t I d = " 1 5 6 4 1 9 6 3 6 5 "   D a t a T y p e = " L a b e l " > S a l e s P e r s o n _ L b l < / S a l e s P e r s o n _ L b l > - 
          < S e l l T o C o n t a c t E m a i l   E l e m e n t T y p e = " C o l u m n "   E l e m e n t I d = " 2 6 2 8 2 4 5 6 4 "   D a t a T y p e = " T e x t " > S e l l T o C o n t a c t E m a i l < / S e l l T o C o n t a c t E m a i l >   
-         < S e l l T o C o n t a c t E m a i l L b l   E l e m e n t T y p e = " C o l u m n "   E l e m e n t I d = " 3 7 0 9 2 0 3 7 4 "   D a t a T y p e = " L a b e l " > S e l l T o C o n t a c t E m a i l L b l < / S e l l T o C o n t a c t E m a i l L b l > +         < S e l l T o C o n t a c t E m a i l L b l   E l e m e n t T y p e = " C o l u m n "   E l e m e n t I d = " 3 7 0 9 2 0 3 7 4 "   D a t a T y p e = " T e x t C o n s t " > S e l l T o C o n t a c t E m a i l L b l < / S e l l T o C o n t a c t E m a i l L b l >   
          < S e l l T o C o n t a c t M o b i l e P h o n e N o   E l e m e n t T y p e = " C o l u m n "   E l e m e n t I d = " 1 8 4 3 5 8 7 4 7 "   D a t a T y p e = " T e x t " > S e l l T o C o n t a c t M o b i l e P h o n e N o < / S e l l T o C o n t a c t M o b i l e P h o n e N o >   
-         < S e l l T o C o n t a c t M o b i l e P h o n e N o L b l   E l e m e n t T y p e = " C o l u m n "   E l e m e n t I d = " 1 4 5 7 5 2 8 4 1 7 "   D a t a T y p e = " L a b e l " > S e l l T o C o n t a c t M o b i l e P h o n e N o L b l < / S e l l T o C o n t a c t M o b i l e P h o n e N o L b l > +         < S e l l T o C o n t a c t M o b i l e P h o n e N o L b l   E l e m e n t T y p e = " C o l u m n "   E l e m e n t I d = " 1 4 5 7 5 2 8 4 1 7 "   D a t a T y p e = " T e x t C o n s t " > S e l l T o C o n t a c t M o b i l e P h o n e N o L b l < / S e l l T o C o n t a c t M o b i l e P h o n e N o L b l >   
          < S e l l T o C o n t a c t P h o n e N o   E l e m e n t T y p e = " C o l u m n "   E l e m e n t I d = " 1 6 1 3 8 2 2 4 8 3 "   D a t a T y p e = " T e x t " > S e l l T o C o n t a c t P h o n e N o < / S e l l T o C o n t a c t P h o n e N o >   
-         < S e l l T o C o n t a c t P h o n e N o L b l   E l e m e n t T y p e = " C o l u m n "   E l e m e n t I d = " 1 0 5 0 6 8 6 8 0 9 "   D a t a T y p e = " L a b e l " > S e l l T o C o n t a c t P h o n e N o L b l < / S e l l T o C o n t a c t P h o n e N o L b l > +         < S e l l T o C o n t a c t P h o n e N o L b l   E l e m e n t T y p e = " C o l u m n "   E l e m e n t I d = " 1 0 5 0 6 8 6 8 0 9 "   D a t a T y p e = " T e x t C o n s t " > S e l l T o C o n t a c t P h o n e N o L b l < / S e l l T o C o n t a c t P h o n e N o L b l >   
          < S e l l t o C u s t o m e r N o   E l e m e n t T y p e = " C o l u m n "   E l e m e n t I d = " 2 0 5 0 6 4 7 3 4 9 "   D a t a T y p e = " C o d e " > S e l l t o C u s t o m e r N o < / S e l l t o C u s t o m e r N o >   
          < S e l l t o C u s t o m e r N o _ L b l   E l e m e n t T y p e = " C o l u m n "   E l e m e n t I d = " 2 9 8 3 8 1 5 1 2 "   D a t a T y p e = " S t r i n g " > S e l l t o C u s t o m e r N o _ L b l < / S e l l t o C u s t o m e r N o _ L b l >   
+         < S h i p m e n t _ L b l   E l e m e n t T y p e = " C o l u m n "   E l e m e n t I d = " 2 0 8 5 7 6 7 1 2 0 "   D a t a T y p e = " T e x t C o n s t " > S h i p m e n t _ L b l < / S h i p m e n t _ L b l > + 
          < S h i p m e n t D a t e   E l e m e n t T y p e = " C o l u m n "   E l e m e n t I d = " 9 3 1 1 1 1 4 6 5 "   D a t a T y p e = " S t r i n g " > S h i p m e n t D a t e < / S h i p m e n t D a t e >   
          < S h i p m e n t D a t e _ L b l   E l e m e n t T y p e = " C o l u m n "   E l e m e n t I d = " 6 1 4 4 0 0 3 6 4 "   D a t a T y p e = " S t r i n g " > S h i p m e n t D a t e _ L b l < / S h i p m e n t D a t e _ L b l >   
          < S h i p m e n t M e t h o d D e s c r i p t i o n   E l e m e n t T y p e = " C o l u m n "   E l e m e n t I d = " 2 0 5 9 4 0 3 2 6 0 "   D a t a T y p e = " T e x t " > S h i p m e n t M e t h o d D e s c r i p t i o n < / S h i p m e n t M e t h o d D e s c r i p t i o n >   
-         < S h i p m e n t M e t h o d D e s c r i p t i o n _ L b l   E l e m e n t T y p e = " C o l u m n "   E l e m e n t I d = " 1 1 7 9 9 7 8 4 6 5 "   D a t a T y p e = " L a b e l " > S h i p m e n t M e t h o d D e s c r i p t i o n _ L b l < / S h i p m e n t M e t h o d D e s c r i p t i o n _ L b l > - 
-         < S h i p m e n t _ L b l   E l e m e n t T y p e = " C o l u m n "   E l e m e n t I d = " 2 0 8 5 7 6 7 1 2 0 "   D a t a T y p e = " L a b e l " > S h i p m e n t _ L b l < / S h i p m e n t _ L b l > +         < S h i p m e n t M e t h o d D e s c r i p t i o n _ L b l   E l e m e n t T y p e = " C o l u m n "   E l e m e n t I d = " 1 1 7 9 9 7 8 4 6 5 "   D a t a T y p e = " T e x t C o n s t " > S h i p m e n t M e t h o d D e s c r i p t i o n _ L b l < / S h i p m e n t M e t h o d D e s c r i p t i o n _ L b l > + 
+         < S h i p T o A d d r e s s _ L b l   E l e m e n t T y p e = " C o l u m n "   E l e m e n t I d = " 1 6 5 0 5 0 5 0 1 7 "   D a t a T y p e = " T e x t C o n s t " > S h i p T o A d d r e s s _ L b l < / S h i p T o A d d r e s s _ L b l >   
          < S h i p T o A d d r e s s 1   E l e m e n t T y p e = " C o l u m n "   E l e m e n t I d = " 1 3 5 7 6 7 2 8 6 1 "   D a t a T y p e = " T e x t " > S h i p T o A d d r e s s 1 < / S h i p T o A d d r e s s 1 >   
@@ -4361,31 +4175,29 @@
  
          < S h i p T o A d d r e s s 8   E l e m e n t T y p e = " C o l u m n "   E l e m e n t I d = " 1 4 9 2 9 9 2 1 7 8 "   D a t a T y p e = " T e x t " > S h i p T o A d d r e s s 8 < / S h i p T o A d d r e s s 8 >   
-         < S h i p T o A d d r e s s _ L b l   E l e m e n t T y p e = " C o l u m n "   E l e m e n t I d = " 1 6 5 0 5 0 5 0 1 7 "   D a t a T y p e = " L a b e l " > S h i p T o A d d r e s s _ L b l < / S h i p T o A d d r e s s _ L b l > - 
          < S h i p T o P h o n e N o   E l e m e n t T y p e = " C o l u m n "   E l e m e n t I d = " 3 6 9 7 0 2 2 5 5 "   D a t a T y p e = " T e x t " > S h i p T o P h o n e N o < / S h i p T o P h o n e N o >   
          < S h o w S h i p p i n g A d d r e s s   E l e m e n t T y p e = " C o l u m n "   E l e m e n t I d = " 1 1 2 0 0 7 1 2 6 6 "   D a t a T y p e = " B o o l e a n " > S h o w S h i p p i n g A d d r e s s < / S h o w S h i p p i n g A d d r e s s >   
          < S h o w W o r k D e s c r i p t i o n   E l e m e n t T y p e = " C o l u m n "   E l e m e n t I d = " 7 8 5 4 6 8 8 6 5 "   D a t a T y p e = " B o o l e a n " > S h o w W o r k D e s c r i p t i o n < / S h o w W o r k D e s c r i p t i o n >   
-         < S u b t o t a l _ L b l   E l e m e n t T y p e = " C o l u m n "   E l e m e n t I d = " 1 9 6 7 7 9 5 1 4 2 "   D a t a T y p e = " L a b e l " > S u b t o t a l _ L b l < / S u b t o t a l _ L b l > - 
-         < T o t a l _ L b l   E l e m e n t T y p e = " C o l u m n "   E l e m e n t I d = " 1 2 1 0 1 0 0 8 7 8 "   D a t a T y p e = " L a b e l " > T o t a l _ L b l < / T o t a l _ L b l > - 
-         < V A T A m o u n t S p e c i f i c a t i o n _ L b l   E l e m e n t T y p e = " C o l u m n "   E l e m e n t I d = " 8 7 8 7 0 6 8 4 6 "   D a t a T y p e = " L a b e l " > V A T A m o u n t S p e c i f i c a t i o n _ L b l < / V A T A m o u n t S p e c i f i c a t i o n _ L b l > - 
-         < V A T A m o u n t _ L b l   E l e m e n t T y p e = " C o l u m n "   E l e m e n t I d = " 1 0 9 4 6 5 7 2 9 "   D a t a T y p e = " L a b e l " > V A T A m o u n t _ L b l < / V A T A m o u n t _ L b l > - 
-         < V A T B a s e _ L b l   E l e m e n t T y p e = " C o l u m n "   E l e m e n t I d = " 1 8 6 6 1 5 8 2 7 8 "   D a t a T y p e = " L a b e l " > V A T B a s e _ L b l < / V A T B a s e _ L b l > - 
-         < V A T C l a u s e s _ L b l   E l e m e n t T y p e = " C o l u m n "   E l e m e n t I d = " 1 3 8 3 9 2 0 0 1 9 "   D a t a T y p e = " L a b e l " > V A T C l a u s e s _ L b l < / V A T C l a u s e s _ L b l > +         < S u b t o t a l _ L b l   E l e m e n t T y p e = " C o l u m n "   E l e m e n t I d = " 1 9 6 7 7 9 5 1 4 2 "   D a t a T y p e = " T e x t C o n s t " > S u b t o t a l _ L b l < / S u b t o t a l _ L b l > + 
+         < T o t a l _ L b l   E l e m e n t T y p e = " C o l u m n "   E l e m e n t I d = " 1 2 1 0 1 0 0 8 7 8 "   D a t a T y p e = " T e x t C o n s t " > T o t a l _ L b l < / T o t a l _ L b l > + 
+         < V A T A m o u n t _ L b l   E l e m e n t T y p e = " C o l u m n "   E l e m e n t I d = " 1 0 9 4 6 5 7 2 9 "   D a t a T y p e = " T e x t C o n s t " > V A T A m o u n t _ L b l < / V A T A m o u n t _ L b l > + 
+         < V A T A m o u n t S p e c i f i c a t i o n _ L b l   E l e m e n t T y p e = " C o l u m n "   E l e m e n t I d = " 8 7 8 7 0 6 8 4 6 "   D a t a T y p e = " T e x t C o n s t " > V A T A m o u n t S p e c i f i c a t i o n _ L b l < / V A T A m o u n t S p e c i f i c a t i o n _ L b l > + 
+         < V A T B a s e _ L b l   E l e m e n t T y p e = " C o l u m n "   E l e m e n t I d = " 1 8 6 6 1 5 8 2 7 8 "   D a t a T y p e = " T e x t C o n s t " > V A T B a s e _ L b l < / V A T B a s e _ L b l >   
          < V A T C l a u s e _ L b l   E l e m e n t T y p e = " C o l u m n "   E l e m e n t I d = " 1 5 7 0 4 9 5 4 9 0 "   D a t a T y p e = " S t r i n g " > V A T C l a u s e _ L b l < / V A T C l a u s e _ L b l >   
-         < V A T I d e n t i f i e r _ L b l   E l e m e n t T y p e = " C o l u m n "   E l e m e n t I d = " 1 6 8 6 6 2 3 9 8 4 "   D a t a T y p e = " L a b e l " > V A T I d e n t i f i e r _ L b l < / V A T I d e n t i f i e r _ L b l > - 
-         < V A T P e r c e n t a g e _ L b l   E l e m e n t T y p e = " C o l u m n "   E l e m e n t I d = " 6 7 6 6 5 4 5 6 5 "   D a t a T y p e = " L a b e l " > V A T P e r c e n t a g e _ L b l < / V A T P e r c e n t a g e _ L b l > +         < V A T C l a u s e s _ L b l   E l e m e n t T y p e = " C o l u m n "   E l e m e n t I d = " 1 3 8 3 9 2 0 0 1 9 "   D a t a T y p e = " T e x t C o n s t " > V A T C l a u s e s _ L b l < / V A T C l a u s e s _ L b l > + 
+         < V A T I d e n t i f i e r _ L b l   E l e m e n t T y p e = " C o l u m n "   E l e m e n t I d = " 1 6 8 6 6 2 3 9 8 4 "   D a t a T y p e = " T e x t C o n s t " > V A T I d e n t i f i e r _ L b l < / V A T I d e n t i f i e r _ L b l > + 
+         < V A T P e r c e n t a g e _ L b l   E l e m e n t T y p e = " C o l u m n "   E l e m e n t I d = " 6 7 6 6 5 4 5 6 5 "   D a t a T y p e = " T e x t C o n s t " > V A T P e r c e n t a g e _ L b l < / V A T P e r c e n t a g e _ L b l >   
          < V A T R e g i s t r a t i o n N o   E l e m e n t T y p e = " C o l u m n "   E l e m e n t I d = " 1 8 8 9 1 9 5 4 0 2 "   D a t a T y p e = " T e x t " > V A T R e g i s t r a t i o n N o < / V A T R e g i s t r a t i o n N o >   
@@ -4421,10 +4233,10 @@
  
              < L i n e A m o u n t _ L i n e _ L b l   E l e m e n t T y p e = " C o l u m n "   E l e m e n t I d = " 9 9 2 9 0 1 8 4 5 "   D a t a T y p e = " S t r i n g " > L i n e A m o u n t _ L i n e _ L b l < / L i n e A m o u n t _ L i n e _ L b l >   
+             < L i n e D i s c o u n t P e r c e n t _ L i n e   E l e m e n t T y p e = " C o l u m n "   E l e m e n t I d = " 9 0 7 8 2 7 4 3 6 "   D a t a T y p e = " D e c i m a l " > L i n e D i s c o u n t P e r c e n t _ L i n e < / L i n e D i s c o u n t P e r c e n t _ L i n e > + 
              < L i n e D i s c o u n t P e r c e n t T e x t _ L i n e   E l e m e n t T y p e = " C o l u m n "   E l e m e n t I d = " 6 1 3 1 3 5 1 9 "   D a t a T y p e = " T e x t " > L i n e D i s c o u n t P e r c e n t T e x t _ L i n e < / L i n e D i s c o u n t P e r c e n t T e x t _ L i n e >   
-             < L i n e D i s c o u n t P e r c e n t _ L i n e   E l e m e n t T y p e = " C o l u m n "   E l e m e n t I d = " 9 0 7 8 2 7 4 3 6 "   D a t a T y p e = " D e c i m a l " > L i n e D i s c o u n t P e r c e n t _ L i n e < / L i n e D i s c o u n t P e r c e n t _ L i n e > - 
              < L i n e N o _ L i n e   E l e m e n t T y p e = " C o l u m n "   E l e m e n t I d = " 6 9 8 9 8 5 9 7 9 "   D a t a T y p e = " I n t e g e r " > L i n e N o _ L i n e < / L i n e N o _ L i n e >   
              < Q u a n t i t y _ L i n e   E l e m e n t T y p e = " C o l u m n "   E l e m e n t I d = " 1 0 6 8 5 4 3 5 3 7 "   D a t a T y p e = " T e x t " > Q u a n t i t y _ L i n e < / Q u a n t i t y _ L i n e > @@ -4433,7 +4245,7 @@
  
              < S h i p m e n t D a t e _ L i n e   E l e m e n t T y p e = " C o l u m n "   E l e m e n t I d = " 1 6 7 3 3 7 5 4 1 6 "   D a t a T y p e = " S t r i n g " > S h i p m e n t D a t e _ L i n e < / S h i p m e n t D a t e _ L i n e >   
-             < S h i p m e n t D a t e _ L i n e _ L b l   E l e m e n t T y p e = " C o l u m n "   E l e m e n t I d = " 8 5 3 2 2 4 3 6 3 "   D a t a T y p e = " L a b e l " > S h i p m e n t D a t e _ L i n e _ L b l < / S h i p m e n t D a t e _ L i n e _ L b l > +             < S h i p m e n t D a t e _ L i n e _ L b l   E l e m e n t T y p e = " C o l u m n "   E l e m e n t I d = " 8 5 3 2 2 4 3 6 3 "   D a t a T y p e = " T e x t C o n s t " > S h i p m e n t D a t e _ L i n e _ L b l < / S h i p m e n t D a t e _ L i n e _ L b l >   
              < T r a n s H e a d e r A m o u n t   E l e m e n t T y p e = " C o l u m n "   E l e m e n t I d = " 2 0 2 8 3 0 6 2 7 6 "   D a t a T y p e = " D e c i m a l " > T r a n s H e a d e r A m o u n t < / T r a n s H e a d e r A m o u n t >   
@@ -4509,21 +4321,21 @@
  
              < N o O f V A T I d e n t i f i e r s   E l e m e n t T y p e = " C o l u m n "   E l e m e n t I d = " 1 1 5 3 2 6 3 0 2 6 "   D a t a T y p e = " I n t e g e r " > N o O f V A T I d e n t i f i e r s < / N o O f V A T I d e n t i f i e r s >   
+             < V A T A m o u n t _ V a t A m o u n t L i n e   E l e m e n t T y p e = " C o l u m n "   E l e m e n t I d = " 1 8 9 1 8 2 0 6 2 0 "   D a t a T y p e = " D e c i m a l " > V A T A m o u n t _ V a t A m o u n t L i n e < / V A T A m o u n t _ V a t A m o u n t L i n e > + 
+             < V A T A m o u n t _ V a t A m o u n t L i n e _ L b l   E l e m e n t T y p e = " C o l u m n "   E l e m e n t I d = " 1 5 1 3 5 5 5 4 7 3 "   D a t a T y p e = " S t r i n g " > V A T A m o u n t _ V a t A m o u n t L i n e _ L b l < / V A T A m o u n t _ V a t A m o u n t L i n e _ L b l > + 
              < V A T A m o u n t L C Y _ V A T A m o u n t L i n e   E l e m e n t T y p e = " C o l u m n "   E l e m e n t I d = " 1 5 8 1 9 9 4 3 5 0 "   D a t a T y p e = " D e c i m a l " > V A T A m o u n t L C Y _ V A T A m o u n t L i n e < / V A T A m o u n t L C Y _ V A T A m o u n t L i n e >   
-             < V A T A m o u n t L C Y _ V A T A m o u n t L i n e _ L b l   E l e m e n t T y p e = " C o l u m n "   E l e m e n t I d = " 9 2 3 0 0 3 3 7 "   D a t a T y p e = " L a b e l " > V A T A m o u n t L C Y _ V A T A m o u n t L i n e _ L b l < / V A T A m o u n t L C Y _ V A T A m o u n t L i n e _ L b l > - 
-             < V A T A m o u n t _ V a t A m o u n t L i n e   E l e m e n t T y p e = " C o l u m n "   E l e m e n t I d = " 1 8 9 1 8 2 0 6 2 0 "   D a t a T y p e = " D e c i m a l " > V A T A m o u n t _ V a t A m o u n t L i n e < / V A T A m o u n t _ V a t A m o u n t L i n e > - 
-             < V A T A m o u n t _ V a t A m o u n t L i n e _ L b l   E l e m e n t T y p e = " C o l u m n "   E l e m e n t I d = " 1 5 1 3 5 5 5 4 7 3 "   D a t a T y p e = " S t r i n g " > V A T A m o u n t _ V a t A m o u n t L i n e _ L b l < / V A T A m o u n t _ V a t A m o u n t L i n e _ L b l > +             < V A T A m o u n t L C Y _ V A T A m o u n t L i n e _ L b l   E l e m e n t T y p e = " C o l u m n "   E l e m e n t I d = " 9 2 3 0 0 3 3 7 "   D a t a T y p e = " T e x t C o n s t " > V A T A m o u n t L C Y _ V A T A m o u n t L i n e _ L b l < / V A T A m o u n t L C Y _ V A T A m o u n t L i n e _ L b l > + 
+             < V A T B a s e _ V a t A m o u n t L i n e   E l e m e n t T y p e = " C o l u m n "   E l e m e n t I d = " 1 4 5 8 9 3 7 8 1 9 "   D a t a T y p e = " D e c i m a l " > V A T B a s e _ V a t A m o u n t L i n e < / V A T B a s e _ V a t A m o u n t L i n e > + 
+             < V A T B a s e _ V a t A m o u n t L i n e _ L b l   E l e m e n t T y p e = " C o l u m n "   E l e m e n t I d = " 1 6 9 1 3 0 2 4 8 8 "   D a t a T y p e = " S t r i n g " > V A T B a s e _ V a t A m o u n t L i n e _ L b l < / V A T B a s e _ V a t A m o u n t L i n e _ L b l >   
              < V A T B a s e L C Y _ V A T A m o u n t L i n e   E l e m e n t T y p e = " C o l u m n "   E l e m e n t I d = " 1 8 6 0 9 4 5 6 3 5 "   D a t a T y p e = " D e c i m a l " > V A T B a s e L C Y _ V A T A m o u n t L i n e < / V A T B a s e L C Y _ V A T A m o u n t L i n e >   
-             < V A T B a s e L C Y _ V A T A m o u n t L i n e _ L b l   E l e m e n t T y p e = " C o l u m n "   E l e m e n t I d = " 1 2 3 6 4 6 7 9 9 8 "   D a t a T y p e = " L a b e l " > V A T B a s e L C Y _ V A T A m o u n t L i n e _ L b l < / V A T B a s e L C Y _ V A T A m o u n t L i n e _ L b l > - 
-             < V A T B a s e _ V a t A m o u n t L i n e   E l e m e n t T y p e = " C o l u m n "   E l e m e n t I d = " 1 4 5 8 9 3 7 8 1 9 "   D a t a T y p e = " D e c i m a l " > V A T B a s e _ V a t A m o u n t L i n e < / V A T B a s e _ V a t A m o u n t L i n e > - 
-             < V A T B a s e _ V a t A m o u n t L i n e _ L b l   E l e m e n t T y p e = " C o l u m n "   E l e m e n t I d = " 1 6 9 1 3 0 2 4 8 8 "   D a t a T y p e = " S t r i n g " > V A T B a s e _ V a t A m o u n t L i n e _ L b l < / V A T B a s e _ V a t A m o u n t L i n e _ L b l > +             < V A T B a s e L C Y _ V A T A m o u n t L i n e _ L b l   E l e m e n t T y p e = " C o l u m n "   E l e m e n t I d = " 1 2 3 6 4 6 7 9 9 8 "   D a t a T y p e = " T e x t C o n s t " > V A T B a s e L C Y _ V A T A m o u n t L i n e _ L b l < / V A T B a s e L C Y _ V A T A m o u n t L i n e _ L b l >   
              < V A T I d e n t i f i e r _ V a t A m o u n t L i n e   E l e m e n t T y p e = " C o l u m n "   E l e m e n t I d = " 1 1 4 2 0 7 0 0 3 5 "   D a t a T y p e = " C o d e " > V A T I d e n t i f i e r _ V a t A m o u n t L i n e < / V A T I d e n t i f i e r _ V a t A m o u n t L i n e >   
@@ -4541,10 +4353,10 @@
  
              < C o d e _ V A T C l a u s e L i n e _ L b l   E l e m e n t T y p e = " C o l u m n "   E l e m e n t I d = " 4 6 1 5 3 3 0 2 "   D a t a T y p e = " S t r i n g " > C o d e _ V A T C l a u s e L i n e _ L b l < / C o d e _ V A T C l a u s e L i n e _ L b l >   
+             < D e s c r i p t i o n _ V A T C l a u s e L i n e   E l e m e n t T y p e = " C o l u m n "   E l e m e n t I d = " 1 3 0 5 5 4 5 9 2 4 "   D a t a T y p e = " T e x t " > D e s c r i p t i o n _ V A T C l a u s e L i n e < / D e s c r i p t i o n _ V A T C l a u s e L i n e > + 
              < D e s c r i p t i o n 2 _ V A T C l a u s e L i n e   E l e m e n t T y p e = " C o l u m n "   E l e m e n t I d = " 1 3 7 9 6 6 7 4 7 0 "   D a t a T y p e = " T e x t " > D e s c r i p t i o n 2 _ V A T C l a u s e L i n e < / D e s c r i p t i o n 2 _ V A T C l a u s e L i n e >   
-             < D e s c r i p t i o n _ V A T C l a u s e L i n e   E l e m e n t T y p e = " C o l u m n "   E l e m e n t I d = " 1 3 0 5 5 4 5 9 2 4 "   D a t a T y p e = " T e x t " > D e s c r i p t i o n _ V A T C l a u s e L i n e < / D e s c r i p t i o n _ V A T C l a u s e L i n e > - 
              < N o O f V A T C l a u s e s   E l e m e n t T y p e = " C o l u m n "   E l e m e n t I d = " 7 5 6 4 1 7 3 9 2 "   D a t a T y p e = " I n t e g e r " > N o O f V A T C l a u s e s < / N o O f V A T C l a u s e s >   
              < V A T A m o u n t _ V A T C l a u s e L i n e   E l e m e n t T y p e = " C o l u m n "   E l e m e n t I d = " 2 2 2 4 6 9 0 5 9 "   D a t a T y p e = " D e c i m a l " > V A T A m o u n t _ V A T C l a u s e L i n e < / V A T A m o u n t _ V A T C l a u s e L i n e > @@ -4555,10 +4367,10 @@
  
          < R e p o r t T o t a l s L i n e   E l e m e n t T y p e = " D a t a I t e m "   E l e m e n t I d = " 2 1 2 2 5 4 9 8 3 6 " >   
+             < A m o u n t _ R e p o r t T o t a l s L i n e   E l e m e n t T y p e = " C o l u m n "   E l e m e n t I d = " 4 1 9 9 1 8 3 6 9 "   D a t a T y p e = " D e c i m a l " > A m o u n t _ R e p o r t T o t a l s L i n e < / A m o u n t _ R e p o r t T o t a l s L i n e > + 
              < A m o u n t F o r m a t t e d _ R e p o r t T o t a l s L i n e   E l e m e n t T y p e = " C o l u m n "   E l e m e n t I d = " 1 5 0 6 1 3 6 8 2 5 "   D a t a T y p e = " T e x t " > A m o u n t F o r m a t t e d _ R e p o r t T o t a l s L i n e < / A m o u n t F o r m a t t e d _ R e p o r t T o t a l s L i n e >   
-             < A m o u n t _ R e p o r t T o t a l s L i n e   E l e m e n t T y p e = " C o l u m n "   E l e m e n t I d = " 4 1 9 9 1 8 3 6 9 "   D a t a T y p e = " D e c i m a l " > A m o u n t _ R e p o r t T o t a l s L i n e < / A m o u n t _ R e p o r t T o t a l s L i n e > - 
              < D e s c r i p t i o n _ R e p o r t T o t a l s L i n e   E l e m e n t T y p e = " C o l u m n "   E l e m e n t I d = " 5 8 1 9 9 6 0 6 7 "   D a t a T y p e = " T e x t " > D e s c r i p t i o n _ R e p o r t T o t a l s L i n e < / D e s c r i p t i o n _ R e p o r t T o t a l s L i n e >   
              < F o n t B o l d _ R e p o r t T o t a l s L i n e   E l e m e n t T y p e = " C o l u m n "   E l e m e n t I d = " 9 4 6 5 4 0 5 4 9 "   D a t a T y p e = " B o o l e a n " > F o n t B o l d _ R e p o r t T o t a l s L i n e < / F o n t B o l d _ R e p o r t T o t a l s L i n e > @@ -4569,11 +4381,11 @@
  
          < L e t t e r T e x t   E l e m e n t T y p e = " D a t a I t e m "   E l e m e n t I d = " 1 5 1 0 3 5 3 8 3 4 " >   
-             < B o d y T e x t   E l e m e n t T y p e = " C o l u m n "   E l e m e n t I d = " 1 4 9 7 5 9 8 0 8 "   D a t a T y p e = " L a b e l " > B o d y T e x t < / B o d y T e x t > - 
-             < C l o s i n g T e x t   E l e m e n t T y p e = " C o l u m n "   E l e m e n t I d = " 5 1 2 1 3 5 9 0 9 "   D a t a T y p e = " L a b e l " > C l o s i n g T e x t < / C l o s i n g T e x t > - 
-             < G r e e t i n g T e x t   E l e m e n t T y p e = " C o l u m n "   E l e m e n t I d = " 1 1 7 5 2 7 9 2 8 9 "   D a t a T y p e = " L a b e l " > G r e e t i n g T e x t < / G r e e t i n g T e x t > +             < B o d y T e x t   E l e m e n t T y p e = " C o l u m n "   E l e m e n t I d = " 1 4 9 7 5 9 8 0 8 "   D a t a T y p e = " T e x t C o n s t " > B o d y T e x t < / B o d y T e x t > + 
+             < C l o s i n g T e x t   E l e m e n t T y p e = " C o l u m n "   E l e m e n t I d = " 5 1 2 1 3 5 9 0 9 "   D a t a T y p e = " T e x t C o n s t " > C l o s i n g T e x t < / C l o s i n g T e x t > + 
+             < G r e e t i n g T e x t   E l e m e n t T y p e = " C o l u m n "   E l e m e n t I d = " 1 1 7 5 2 7 9 2 8 9 "   D a t a T y p e = " T e x t C o n s t " > G r e e t i n g T e x t < / G r e e t i n g T e x t >   
          < / L e t t e r T e x t >   

--- a/src/Layers/W1/BaseApp/Sales/History/StandardSalesCreditMemoEmailBody.docx
+++ b/src/Layers/W1/BaseApp/Sales/History/StandardSalesCreditMemoEmailBody.docx
@@ -90,7 +90,7 @@
             <w:placeholder>
               <w:docPart w:val="DefaultPlaceholder_-1854013440"/>
             </w:placeholder>
-            <w:dataBinding w:prefixMappings="&lt;xmlns:ns0='urn:microsoft-dynamics-nav/reports/Standard_Sales_Credit_Memo/1307/' " w:xpath="/ns0:NavWordReportXmlPart[1]/ns0:Header[1]/ns0:CompanyAddress1[1]" w:storeItemID="{00000000-0000-0000-0000-000000000000}"/>
+            <w:dataBinding w:prefixMappings="xmlns:ns0='urn:microsoft-dynamics-nav/reports/Standard_Sales_Credit_Memo/1307/'" w:xpath="/ns0:NavWordReportXmlPart[1]/ns0:Header[1]/ns0:CompanyAddress1[1]" w:storeItemID="{00000000-0000-0000-0000-000000000000}"/>
             <w15:color w:val="808080"/>
             <w:text/>
           </w:sdtPr>
@@ -146,7 +146,7 @@
             <w:placeholder>
               <w:docPart w:val="DefaultPlaceholder_-1854013440"/>
             </w:placeholder>
-            <w:dataBinding w:prefixMappings="&lt;xmlns:ns0='urn:microsoft-dynamics-nav/reports/Standard_Sales_Credit_Memo/1307/' " w:xpath="/ns0:NavWordReportXmlPart[1]/ns0:Header[1]/ns0:CompanyAddress2[1]" w:storeItemID="{00000000-0000-0000-0000-000000000000}"/>
+            <w:dataBinding w:prefixMappings="xmlns:ns0='urn:microsoft-dynamics-nav/reports/Standard_Sales_Credit_Memo/1307/'" w:xpath="/ns0:NavWordReportXmlPart[1]/ns0:Header[1]/ns0:CompanyAddress2[1]" w:storeItemID="{00000000-0000-0000-0000-000000000000}"/>
             <w15:color w:val="808080"/>
             <w:text/>
           </w:sdtPr>
@@ -201,7 +201,7 @@
             <w:placeholder>
               <w:docPart w:val="DefaultPlaceholder_-1854013440"/>
             </w:placeholder>
-            <w:dataBinding w:prefixMappings="&lt;xmlns:ns0='urn:microsoft-dynamics-nav/reports/Standard_Sales_Credit_Memo/1307/' " w:xpath="/ns0:NavWordReportXmlPart[1]/ns0:Header[1]/ns0:CompanyAddress3[1]" w:storeItemID="{00000000-0000-0000-0000-000000000000}"/>
+            <w:dataBinding w:prefixMappings="xmlns:ns0='urn:microsoft-dynamics-nav/reports/Standard_Sales_Credit_Memo/1307/'" w:xpath="/ns0:NavWordReportXmlPart[1]/ns0:Header[1]/ns0:CompanyAddress3[1]" w:storeItemID="{00000000-0000-0000-0000-000000000000}"/>
             <w15:color w:val="808080"/>
             <w:text/>
           </w:sdtPr>
@@ -256,7 +256,7 @@
             <w:placeholder>
               <w:docPart w:val="DefaultPlaceholder_-1854013440"/>
             </w:placeholder>
-            <w:dataBinding w:prefixMappings="&lt;xmlns:ns0='urn:microsoft-dynamics-nav/reports/Standard_Sales_Credit_Memo/1307/' " w:xpath="/ns0:NavWordReportXmlPart[1]/ns0:Header[1]/ns0:CompanyAddress4[1]" w:storeItemID="{00000000-0000-0000-0000-000000000000}"/>
+            <w:dataBinding w:prefixMappings="xmlns:ns0='urn:microsoft-dynamics-nav/reports/Standard_Sales_Credit_Memo/1307/'" w:xpath="/ns0:NavWordReportXmlPart[1]/ns0:Header[1]/ns0:CompanyAddress4[1]" w:storeItemID="{00000000-0000-0000-0000-000000000000}"/>
             <w15:color w:val="808080"/>
             <w:text/>
           </w:sdtPr>
@@ -315,7 +315,7 @@
               <w:placeholder>
                 <w:docPart w:val="DefaultPlaceholder_-1854013440"/>
               </w:placeholder>
-              <w:dataBinding w:prefixMappings="&lt;xmlns:ns0='urn:microsoft-dynamics-nav/reports/Standard_Sales_Credit_Memo/1307/' " w:xpath="/ns0:NavWordReportXmlPart[1]/ns0:Header[1]/ns0:CompanyAddress5[1]" w:storeItemID="{00000000-0000-0000-0000-000000000000}"/>
+              <w:dataBinding w:prefixMappings="xmlns:ns0='urn:microsoft-dynamics-nav/reports/Standard_Sales_Credit_Memo/1307/'" w:xpath="/ns0:NavWordReportXmlPart[1]/ns0:Header[1]/ns0:CompanyAddress5[1]" w:storeItemID="{00000000-0000-0000-0000-000000000000}"/>
               <w15:color w:val="808080"/>
               <w:text/>
             </w:sdtPr>
@@ -370,7 +370,7 @@
             <w:placeholder>
               <w:docPart w:val="DefaultPlaceholder_-1854013440"/>
             </w:placeholder>
-            <w:dataBinding w:prefixMappings="&lt;xmlns:ns0='urn:microsoft-dynamics-nav/reports/Standard_Sales_Credit_Memo/1307/' " w:xpath="/ns0:NavWordReportXmlPart[1]/ns0:Header[1]/ns0:CompanyAddress6[1]" w:storeItemID="{00000000-0000-0000-0000-000000000000}"/>
+            <w:dataBinding w:prefixMappings="xmlns:ns0='urn:microsoft-dynamics-nav/reports/Standard_Sales_Credit_Memo/1307/'" w:xpath="/ns0:NavWordReportXmlPart[1]/ns0:Header[1]/ns0:CompanyAddress6[1]" w:storeItemID="{00000000-0000-0000-0000-000000000000}"/>
             <w15:color w:val="808080"/>
             <w:text/>
           </w:sdtPr>
@@ -429,7 +429,7 @@
             <w:placeholder>
               <w:docPart w:val="DefaultPlaceholder_-1854013440"/>
             </w:placeholder>
-            <w:dataBinding w:prefixMappings="&lt;xmlns:ns0='urn:microsoft-dynamics-nav/reports/Standard_Sales_Credit_Memo/1307/' " w:xpath="/ns0:NavWordReportXmlPart[1]/ns0:Header[1]/ns0:CompanyLegalOffice[1]" w:storeItemID="{00000000-0000-0000-0000-000000000000}"/>
+            <w:dataBinding w:prefixMappings="xmlns:ns0='urn:microsoft-dynamics-nav/reports/Standard_Sales_Credit_Memo/1307/'" w:xpath="/ns0:NavWordReportXmlPart[1]/ns0:Header[1]/ns0:CompanyLegalOffice[1]" w:storeItemID="{00000000-0000-0000-0000-000000000000}"/>
             <w15:color w:val="808080"/>
             <w:text/>
           </w:sdtPr>
@@ -481,7 +481,7 @@
             <w:placeholder>
               <w:docPart w:val="DefaultPlaceholder_-1854013440"/>
             </w:placeholder>
-            <w:dataBinding w:prefixMappings="&lt;xmlns:ns0='urn:microsoft-dynamics-nav/reports/Standard_Sales_Credit_Memo/1307/' " w:xpath="/ns0:NavWordReportXmlPart[1]/ns0:Header[1]/ns0:BilltoCustumerNo_Lbl[1]" w:storeItemID="{00000000-0000-0000-0000-000000000000}"/>
+            <w:dataBinding w:prefixMappings="xmlns:ns0='urn:microsoft-dynamics-nav/reports/Standard_Sales_Credit_Memo/1307/'" w:xpath="/ns0:NavWordReportXmlPart[1]/ns0:Header[1]/ns0:BilltoCustumerNo_Lbl[1]" w:storeItemID="{00000000-0000-0000-0000-000000000000}"/>
             <w15:color w:val="808080"/>
             <w:text/>
           </w:sdtPr>
@@ -549,7 +549,7 @@
             <w:placeholder>
               <w:docPart w:val="2F05D7458D644F8BB993B60838C23059"/>
             </w:placeholder>
-            <w:dataBinding w:prefixMappings="&lt;xmlns:ns0='urn:microsoft-dynamics-nav/reports/Standard_Sales_Credit_Memo/1307/' " w:xpath="/ns0:NavWordReportXmlPart[1]/ns0:Header[1]/ns0:BilltoCustumerNo[1]" w:storeItemID="{00000000-0000-0000-0000-000000000000}"/>
+            <w:dataBinding w:prefixMappings="xmlns:ns0='urn:microsoft-dynamics-nav/reports/Standard_Sales_Credit_Memo/1307/'" w:xpath="/ns0:NavWordReportXmlPart[1]/ns0:Header[1]/ns0:BilltoCustumerNo[1]" w:storeItemID="{00000000-0000-0000-0000-000000000000}"/>
             <w15:color w:val="808080"/>
             <w:text/>
           </w:sdtPr>
@@ -644,7 +644,7 @@
                 <w:placeholder>
                   <w:docPart w:val="68A2688E8E794A49A873839BE26E2A76"/>
                 </w:placeholder>
-                <w:dataBinding w:prefixMappings="&lt;xmlns:ns0='urn:microsoft-dynamics-nav/reports/Standard_Sales_Credit_Memo/1307/' " w:xpath="/ns0:NavWordReportXmlPart[1]/ns0:Header[1]/ns0:LetterText[1]/ns0:GreetingText[1]" w:storeItemID="{00000000-0000-0000-0000-000000000000}"/>
+                <w:dataBinding w:prefixMappings="xmlns:ns0='urn:microsoft-dynamics-nav/reports/Standard_Sales_Credit_Memo/1307/'" w:xpath="/ns0:NavWordReportXmlPart[1]/ns0:Header[1]/ns0:LetterText[1]/ns0:GreetingText[1]" w:storeItemID="{00000000-0000-0000-0000-000000000000}"/>
                 <w15:color w:val="808080"/>
                 <w:text/>
               </w:sdtPr>
@@ -665,7 +665,7 @@
                 <w:placeholder>
                   <w:docPart w:val="68A2688E8E794A49A873839BE26E2A76"/>
                 </w:placeholder>
-                <w:dataBinding w:prefixMappings="&lt;xmlns:ns0='urn:microsoft-dynamics-nav/reports/Standard_Sales_Credit_Memo/1307/' " w:xpath="/ns0:NavWordReportXmlPart[1]/ns0:Header[1]/ns0:CustomerAddress1[1]" w:storeItemID="{00000000-0000-0000-0000-000000000000}"/>
+                <w:dataBinding w:prefixMappings="xmlns:ns0='urn:microsoft-dynamics-nav/reports/Standard_Sales_Credit_Memo/1307/'" w:xpath="/ns0:NavWordReportXmlPart[1]/ns0:Header[1]/ns0:CustomerAddress1[1]" w:storeItemID="{00000000-0000-0000-0000-000000000000}"/>
                 <w15:color w:val="808080"/>
                 <w:text/>
               </w:sdtPr>
@@ -693,7 +693,7 @@
             <w:placeholder>
               <w:docPart w:val="2F05D7458D644F8BB993B60838C23059"/>
             </w:placeholder>
-            <w:dataBinding w:prefixMappings="&lt;xmlns:ns0='urn:microsoft-dynamics-nav/reports/Standard_Sales_Credit_Memo/1307/' " w:xpath="/ns0:NavWordReportXmlPart[1]/ns0:Header[1]/ns0:LetterText[1]/ns0:BodyText[1]" w:storeItemID="{00000000-0000-0000-0000-000000000000}"/>
+            <w:dataBinding w:prefixMappings="xmlns:ns0='urn:microsoft-dynamics-nav/reports/Standard_Sales_Credit_Memo/1307/'" w:xpath="/ns0:NavWordReportXmlPart[1]/ns0:Header[1]/ns0:LetterText[1]/ns0:BodyText[1]" w:storeItemID="{00000000-0000-0000-0000-000000000000}"/>
             <w15:color w:val="808080"/>
             <w:text/>
           </w:sdtPr>
@@ -755,7 +755,7 @@
             <w:placeholder>
               <w:docPart w:val="CE36AD067F604F4A884535EA34578C39"/>
             </w:placeholder>
-            <w:dataBinding w:prefixMappings="&lt;xmlns:ns0='urn:microsoft-dynamics-nav/reports/Standard_Sales_Credit_Memo/1307/' " w:xpath="/ns0:NavWordReportXmlPart[1]/ns0:Header[1]/ns0:DocumentNo_Lbl[1]" w:storeItemID="{00000000-0000-0000-0000-000000000000}"/>
+            <w:dataBinding w:prefixMappings="xmlns:ns0='urn:microsoft-dynamics-nav/reports/Standard_Sales_Credit_Memo/1307/'" w:xpath="/ns0:NavWordReportXmlPart[1]/ns0:Header[1]/ns0:DocumentNo_Lbl[1]" w:storeItemID="{00000000-0000-0000-0000-000000000000}"/>
             <w15:color w:val="808080"/>
             <w:text/>
           </w:sdtPr>
@@ -764,7 +764,7 @@
               <w:tcPr>
                 <w:tcW w:w="1210" w:type="pct"/>
                 <w:tcBorders>
-                  <w:bottom w:val="single" w:sz="4" w:space="0" w:color="auto"/>
+                  <w:bottom w:val="single" w:color="auto" w:sz="4" w:space="0"/>
                 </w:tcBorders>
               </w:tcPr>
               <w:p>
@@ -796,7 +796,7 @@
             <w:placeholder>
               <w:docPart w:val="CE36AD067F604F4A884535EA34578C39"/>
             </w:placeholder>
-            <w:dataBinding w:prefixMappings="&lt;xmlns:ns0='urn:microsoft-dynamics-nav/reports/Standard_Sales_Credit_Memo/1307/' " w:xpath="/ns0:NavWordReportXmlPart[1]/ns0:Header[1]/ns0:DueDate_Lbl[1]" w:storeItemID="{00000000-0000-0000-0000-000000000000}"/>
+            <w:dataBinding w:prefixMappings="xmlns:ns0='urn:microsoft-dynamics-nav/reports/Standard_Sales_Credit_Memo/1307/'" w:xpath="/ns0:NavWordReportXmlPart[1]/ns0:Header[1]/ns0:DueDate_Lbl[1]" w:storeItemID="{00000000-0000-0000-0000-000000000000}"/>
             <w15:color w:val="808080"/>
             <w:text/>
           </w:sdtPr>
@@ -805,7 +805,7 @@
               <w:tcPr>
                 <w:tcW w:w="2092" w:type="pct"/>
                 <w:tcBorders>
-                  <w:bottom w:val="single" w:sz="4" w:space="0" w:color="auto"/>
+                  <w:bottom w:val="single" w:color="auto" w:sz="4" w:space="0"/>
                 </w:tcBorders>
               </w:tcPr>
               <w:p>
@@ -837,7 +837,7 @@
             <w:placeholder>
               <w:docPart w:val="2F05D7458D644F8BB993B60838C23059"/>
             </w:placeholder>
-            <w:dataBinding w:prefixMappings="&lt;xmlns:ns0='urn:microsoft-dynamics-nav/reports/Standard_Sales_Credit_Memo/1307/' " w:xpath="/ns0:NavWordReportXmlPart[1]/ns0:Header[1]/ns0:Totals[1]/ns0:TotalText[1]" w:storeItemID="{00000000-0000-0000-0000-000000000000}"/>
+            <w:dataBinding w:prefixMappings="xmlns:ns0='urn:microsoft-dynamics-nav/reports/Standard_Sales_Credit_Memo/1307/'" w:xpath="/ns0:NavWordReportXmlPart[1]/ns0:Header[1]/ns0:Totals[1]/ns0:TotalText[1]" w:storeItemID="{00000000-0000-0000-0000-000000000000}"/>
             <w15:color w:val="808080"/>
             <w:text/>
           </w:sdtPr>
@@ -846,7 +846,7 @@
               <w:tcPr>
                 <w:tcW w:w="1698" w:type="pct"/>
                 <w:tcBorders>
-                  <w:bottom w:val="single" w:sz="4" w:space="0" w:color="auto"/>
+                  <w:bottom w:val="single" w:color="auto" w:sz="4" w:space="0"/>
                 </w:tcBorders>
               </w:tcPr>
               <w:p>
@@ -877,7 +877,7 @@
           <w:tcPr>
             <w:tcW w:w="1210" w:type="pct"/>
             <w:tcBorders>
-              <w:top w:val="single" w:sz="4" w:space="0" w:color="auto"/>
+              <w:top w:val="single" w:color="auto" w:sz="4" w:space="0"/>
             </w:tcBorders>
           </w:tcPr>
           <w:p>
@@ -893,7 +893,7 @@
           <w:tcPr>
             <w:tcW w:w="2092" w:type="pct"/>
             <w:tcBorders>
-              <w:top w:val="single" w:sz="4" w:space="0" w:color="auto"/>
+              <w:top w:val="single" w:color="auto" w:sz="4" w:space="0"/>
             </w:tcBorders>
           </w:tcPr>
           <w:p>
@@ -909,7 +909,7 @@
           <w:tcPr>
             <w:tcW w:w="1698" w:type="pct"/>
             <w:tcBorders>
-              <w:top w:val="single" w:sz="4" w:space="0" w:color="auto"/>
+              <w:top w:val="single" w:color="auto" w:sz="4" w:space="0"/>
             </w:tcBorders>
           </w:tcPr>
           <w:p>
@@ -938,7 +938,7 @@
             <w:placeholder>
               <w:docPart w:val="2F05D7458D644F8BB993B60838C23059"/>
             </w:placeholder>
-            <w:dataBinding w:prefixMappings="&lt;xmlns:ns0='urn:microsoft-dynamics-nav/reports/Standard_Sales_Credit_Memo/1307/' " w:xpath="/ns0:NavWordReportXmlPart[1]/ns0:Header[1]/ns0:DocumentNo[1]" w:storeItemID="{00000000-0000-0000-0000-000000000000}"/>
+            <w:dataBinding w:prefixMappings="xmlns:ns0='urn:microsoft-dynamics-nav/reports/Standard_Sales_Credit_Memo/1307/'" w:xpath="/ns0:NavWordReportXmlPart[1]/ns0:Header[1]/ns0:DocumentNo[1]" w:storeItemID="{00000000-0000-0000-0000-000000000000}"/>
             <w15:color w:val="808080"/>
             <w:text/>
           </w:sdtPr>
@@ -975,7 +975,7 @@
             <w:placeholder>
               <w:docPart w:val="2F05D7458D644F8BB993B60838C23059"/>
             </w:placeholder>
-            <w:dataBinding w:prefixMappings="&lt;xmlns:ns0='urn:microsoft-dynamics-nav/reports/Standard_Sales_Credit_Memo/1307/' " w:xpath="/ns0:NavWordReportXmlPart[1]/ns0:Header[1]/ns0:DueDate[1]" w:storeItemID="{00000000-0000-0000-0000-000000000000}"/>
+            <w:dataBinding w:prefixMappings="xmlns:ns0='urn:microsoft-dynamics-nav/reports/Standard_Sales_Credit_Memo/1307/'" w:xpath="/ns0:NavWordReportXmlPart[1]/ns0:Header[1]/ns0:DueDate[1]" w:storeItemID="{00000000-0000-0000-0000-000000000000}"/>
             <w15:color w:val="808080"/>
             <w:text/>
           </w:sdtPr>
@@ -1012,7 +1012,7 @@
             <w:placeholder>
               <w:docPart w:val="2F05D7458D644F8BB993B60838C23059"/>
             </w:placeholder>
-            <w:dataBinding w:prefixMappings="&lt;xmlns:ns0='urn:microsoft-dynamics-nav/reports/Standard_Sales_Credit_Memo/1307/' " w:xpath="/ns0:NavWordReportXmlPart[1]/ns0:Header[1]/ns0:Totals[1]/ns0:TotalAmountIncludingVAT[1]" w:storeItemID="{00000000-0000-0000-0000-000000000000}"/>
+            <w:dataBinding w:prefixMappings="xmlns:ns0='urn:microsoft-dynamics-nav/reports/Standard_Sales_Credit_Memo/1307/'" w:xpath="/ns0:NavWordReportXmlPart[1]/ns0:Header[1]/ns0:Totals[1]/ns0:TotalAmountIncludingVAT[1]" w:storeItemID="{00000000-0000-0000-0000-000000000000}"/>
             <w15:color w:val="808080"/>
             <w:text/>
           </w:sdtPr>
@@ -1084,7 +1084,7 @@
                 <w:placeholder>
                   <w:docPart w:val="2F05D7458D644F8BB993B60838C23059"/>
                 </w:placeholder>
-                <w:dataBinding w:prefixMappings="&lt;xmlns:ns0='urn:microsoft-dynamics-nav/reports/Standard_Sales_Credit_Memo/1307/' " w:xpath="/ns0:NavWordReportXmlPart[1]/ns0:Header[1]/ns0:LetterText[1]/ns0:ClosingText[1]" w:storeItemID="{00000000-0000-0000-0000-000000000000}"/>
+                <w:dataBinding w:prefixMappings="xmlns:ns0='urn:microsoft-dynamics-nav/reports/Standard_Sales_Credit_Memo/1307/'" w:xpath="/ns0:NavWordReportXmlPart[1]/ns0:Header[1]/ns0:LetterText[1]/ns0:ClosingText[1]" w:storeItemID="{00000000-0000-0000-0000-000000000000}"/>
                 <w15:color w:val="808080"/>
                 <w:text/>
               </w:sdtPr>
@@ -1112,7 +1112,7 @@
             <w:placeholder>
               <w:docPart w:val="2F05D7458D644F8BB993B60838C23059"/>
             </w:placeholder>
-            <w:dataBinding w:prefixMappings="&lt;xmlns:ns0='urn:microsoft-dynamics-nav/reports/Standard_Sales_Credit_Memo/1307/' " w:xpath="/ns0:NavWordReportXmlPart[1]/ns0:Header[1]/ns0:SalesPersonName[1]" w:storeItemID="{00000000-0000-0000-0000-000000000000}"/>
+            <w:dataBinding w:prefixMappings="xmlns:ns0='urn:microsoft-dynamics-nav/reports/Standard_Sales_Credit_Memo/1307/'" w:xpath="/ns0:NavWordReportXmlPart[1]/ns0:Header[1]/ns0:SalesPersonName[1]" w:storeItemID="{00000000-0000-0000-0000-000000000000}"/>
             <w15:color w:val="808080"/>
             <w:text/>
           </w:sdtPr>
@@ -3188,7 +3188,9 @@
 </we:webextension>
 </file>
 
-<file path=customXml/item1.xml>��< ? x m l   v e r s i o n = " 1 . 0 "   e n c o d i n g = " u t f - 1 6 " ? > < N a v W o r d R e p o r t X m l P a r t   x m l n s = " u r n : m i c r o s o f t - d y n a m i c s - n a v / r e p o r t s / S t a n d a r d _ S a l e s _ C r e d i t _ M e m o / 1 3 0 7 / " > +<file path=customXml/item1.xml>��< ? x m l   v e r s i o n = " 1 . 0 "   e n c o d i n g = " u t f - 1 6 " ? > + 
+ < N a v W o r d R e p o r t X m l P a r t   x m l n s = " u r n : m i c r o s o f t - d y n a m i c s - n a v / r e p o r t s / S t a n d a r d _ S a l e s _ C r e d i t _ M e m o / 1 3 0 7 / " >   
      < B C R e p o r t I n f o r m a t i o n >   
@@ -3206,6 +3208,8 @@
  
              < R e p o r t N a m e > R e p o r t   N a m e < / R e p o r t N a m e >   
+             < R e p o r t C a p t i o n > R e p o r t   C a p t i o n < / R e p o r t C a p t i o n > + 
              < A b o u t T h i s R e p o r t T i t l e > A b o u t   T h i s   R e p o r t   T i t l e < / A b o u t T h i s R e p o r t T i t l e >   
              < A b o u t T h i s R e p o r t T e x t > A b o u t   T h i s   R e p o r t   T e x t < / A b o u t T h i s R e p o r t T e x t > @@ -3260,21 +3264,21 @@
  
              < C o m p a n y A d d r e s s L i n e s >   
-                 < C o m p a n y A d d r e s s L i n e > C o m p a n y   A d d r e s s   L i n e   1 < / C o m p a n y A d d r e s s L i n e > - 
-                 < C o m p a n y A d d r e s s L i n e > C o m p a n y   A d d r e s s   L i n e   2 < / C o m p a n y A d d r e s s L i n e > - 
-                 < C o m p a n y A d d r e s s L i n e > C o m p a n y   A d d r e s s   L i n e   3 < / C o m p a n y A d d r e s s L i n e > - 
-                 < C o m p a n y A d d r e s s L i n e > C o m p a n y   A d d r e s s   L i n e   4 < / C o m p a n y A d d r e s s L i n e > - 
-                 < C o m p a n y A d d r e s s L i n e > C o m p a n y   A d d r e s s   L i n e   5 < / C o m p a n y A d d r e s s L i n e > - 
-                 < C o m p a n y A d d r e s s L i n e > C o m p a n y   A d d r e s s   L i n e   6 < / C o m p a n y A d d r e s s L i n e > - 
-                 < C o m p a n y A d d r e s s L i n e > C o m p a n y   A d d r e s s   L i n e   7 < / C o m p a n y A d d r e s s L i n e > - 
-                 < C o m p a n y A d d r e s s L i n e > C o m p a n y   A d d r e s s   L i n e   8 < / C o m p a n y A d d r e s s L i n e > +                 < C o m p a n y A d d r e s s L i n e 1 > C o m p a n y   A d d r e s s   L i n e   1 < / C o m p a n y A d d r e s s L i n e 1 > + 
+                 < C o m p a n y A d d r e s s L i n e 2 > C o m p a n y   A d d r e s s   L i n e   2 < / C o m p a n y A d d r e s s L i n e 2 > + 
+                 < C o m p a n y A d d r e s s L i n e 3 > C o m p a n y   A d d r e s s   L i n e   3 < / C o m p a n y A d d r e s s L i n e 3 > + 
+                 < C o m p a n y A d d r e s s L i n e 4 > C o m p a n y   A d d r e s s   L i n e   4 < / C o m p a n y A d d r e s s L i n e 4 > + 
+                 < C o m p a n y A d d r e s s L i n e 5 > C o m p a n y   A d d r e s s   L i n e   5 < / C o m p a n y A d d r e s s L i n e 5 > + 
+                 < C o m p a n y A d d r e s s L i n e 6 > C o m p a n y   A d d r e s s   L i n e   6 < / C o m p a n y A d d r e s s L i n e 6 > + 
+                 < C o m p a n y A d d r e s s L i n e 7 > C o m p a n y   A d d r e s s   L i n e   7 < / C o m p a n y A d d r e s s L i n e 7 > + 
+                 < C o m p a n y A d d r e s s L i n e 8 > C o m p a n y   A d d r e s s   L i n e   8 < / C o m p a n y A d d r e s s L i n e 8 >   
              < / C o m p a n y A d d r e s s L i n e s >   
@@ -3410,7 +3414,7 @@
  
          < C o m p a n y P h o n e N o _ L b l > C o m p a n y P h o n e N o _ L b l < / C o m p a n y P h o n e N o _ L b l >   
-         < C o m p a n y P i c t u r e / > +         < C o m p a n y P i c t u r e   / >   
          < C o m p a n y R e g i s t r a t i o n N u m b e r > C o m p a n y R e g i s t r a t i o n N u m b e r < / C o m p a n y R e g i s t r a t i o n N u m b e r >   
@@ -3498,18 +3502,18 @@
  
          < P r i c e s I n c l u d i n g V A T > P r i c e s I n c l u d i n g V A T < / P r i c e s I n c l u d i n g V A T >   
+         < P r i c e s I n c l u d i n g V A T Y e s N o > P r i c e s I n c l u d i n g V A T Y e s N o < / P r i c e s I n c l u d i n g V A T Y e s N o > + 
          < P r i c e s I n c l u d i n g V A T _ L b l > P r i c e s I n c l u d i n g V A T _ L b l < / P r i c e s I n c l u d i n g V A T _ L b l >   
-         < P r i c e s I n c l u d i n g V A T Y e s N o > P r i c e s I n c l u d i n g V A T Y e s N o < / P r i c e s I n c l u d i n g V A T Y e s N o > - 
          < S a l e s I n v o i c e L i n e D i s c o u n t _ L b l > S a l e s I n v o i c e L i n e D i s c o u n t _ L b l < / S a l e s I n v o i c e L i n e D i s c o u n t _ L b l >   
+         < S a l e s P e r s o n B l a n k _ L b l > S a l e s P e r s o n B l a n k _ L b l < / S a l e s P e r s o n B l a n k _ L b l > + 
+         < S a l e s P e r s o n N a m e > S a l e s P e r s o n N a m e < / S a l e s P e r s o n N a m e > + 
          < S a l e s P e r s o n _ L b l > S a l e s P e r s o n _ L b l < / S a l e s P e r s o n _ L b l >   
-         < S a l e s P e r s o n B l a n k _ L b l > S a l e s P e r s o n B l a n k _ L b l < / S a l e s P e r s o n B l a n k _ L b l > - 
-         < S a l e s P e r s o n N a m e > S a l e s P e r s o n N a m e < / S a l e s P e r s o n N a m e > - 
          < S e l l T o C o n t a c t E m a i l > S e l l T o C o n t a c t E m a i l < / S e l l T o C o n t a c t E m a i l >   
          < S e l l T o C o n t a c t E m a i l L b l > S e l l T o C o n t a c t E m a i l L b l < / S e l l T o C o n t a c t E m a i l L b l > @@ -3526,34 +3530,34 @@
  
          < S e l l t o C u s t o m e r N o _ L b l > S e l l t o C u s t o m e r N o _ L b l < / S e l l t o C u s t o m e r N o _ L b l >   
+         < S h i p m e n t D a t e > S h i p m e n t D a t e < / S h i p m e n t D a t e > + 
+         < S h i p m e n t D a t e _ L b l > S h i p m e n t D a t e _ L b l < / S h i p m e n t D a t e _ L b l > + 
+         < S h i p m e n t M e t h o d D e s c r i p t i o n > S h i p m e n t M e t h o d D e s c r i p t i o n < / S h i p m e n t M e t h o d D e s c r i p t i o n > + 
+         < S h i p m e n t M e t h o d D e s c r i p t i o n _ L b l > S h i p m e n t M e t h o d D e s c r i p t i o n _ L b l < / S h i p m e n t M e t h o d D e s c r i p t i o n _ L b l > + 
          < S h i p m e n t _ L b l > S h i p m e n t _ L b l < / S h i p m e n t _ L b l >   
-         < S h i p m e n t D a t e > S h i p m e n t D a t e < / S h i p m e n t D a t e > - 
-         < S h i p m e n t D a t e _ L b l > S h i p m e n t D a t e _ L b l < / S h i p m e n t D a t e _ L b l > - 
-         < S h i p m e n t M e t h o d D e s c r i p t i o n > S h i p m e n t M e t h o d D e s c r i p t i o n < / S h i p m e n t M e t h o d D e s c r i p t i o n > - 
-         < S h i p m e n t M e t h o d D e s c r i p t i o n _ L b l > S h i p m e n t M e t h o d D e s c r i p t i o n _ L b l < / S h i p m e n t M e t h o d D e s c r i p t i o n _ L b l > +         < S h i p T o A d d r e s s 1 > S h i p T o A d d r e s s 1 < / S h i p T o A d d r e s s 1 > + 
+         < S h i p T o A d d r e s s 2 > S h i p T o A d d r e s s 2 < / S h i p T o A d d r e s s 2 > + 
+         < S h i p T o A d d r e s s 3 > S h i p T o A d d r e s s 3 < / S h i p T o A d d r e s s 3 > + 
+         < S h i p T o A d d r e s s 4 > S h i p T o A d d r e s s 4 < / S h i p T o A d d r e s s 4 > + 
+         < S h i p T o A d d r e s s 5 > S h i p T o A d d r e s s 5 < / S h i p T o A d d r e s s 5 > + 
+         < S h i p T o A d d r e s s 6 > S h i p T o A d d r e s s 6 < / S h i p T o A d d r e s s 6 > + 
+         < S h i p T o A d d r e s s 7 > S h i p T o A d d r e s s 7 < / S h i p T o A d d r e s s 7 > + 
+         < S h i p T o A d d r e s s 8 > S h i p T o A d d r e s s 8 < / S h i p T o A d d r e s s 8 >   
          < S h i p T o A d d r e s s _ L b l > S h i p T o A d d r e s s _ L b l < / S h i p T o A d d r e s s _ L b l >   
-         < S h i p T o A d d r e s s 1 > S h i p T o A d d r e s s 1 < / S h i p T o A d d r e s s 1 > - 
-         < S h i p T o A d d r e s s 2 > S h i p T o A d d r e s s 2 < / S h i p T o A d d r e s s 2 > - 
-         < S h i p T o A d d r e s s 3 > S h i p T o A d d r e s s 3 < / S h i p T o A d d r e s s 3 > - 
-         < S h i p T o A d d r e s s 4 > S h i p T o A d d r e s s 4 < / S h i p T o A d d r e s s 4 > - 
-         < S h i p T o A d d r e s s 5 > S h i p T o A d d r e s s 5 < / S h i p T o A d d r e s s 5 > - 
-         < S h i p T o A d d r e s s 6 > S h i p T o A d d r e s s 6 < / S h i p T o A d d r e s s 6 > - 
-         < S h i p T o A d d r e s s 7 > S h i p T o A d d r e s s 7 < / S h i p T o A d d r e s s 7 > - 
-         < S h i p T o A d d r e s s 8 > S h i p T o A d d r e s s 8 < / S h i p T o A d d r e s s 8 > - 
          < S h i p T o P h o n e N o > S h i p T o P h o n e N o < / S h i p T o P h o n e N o >   
          < S h o w S h i p p i n g A d d r e s s > S h o w S h i p p i n g A d d r e s s < / S h o w S h i p p i n g A d d r e s s > @@ -3564,16 +3568,16 @@
  
          < T o t a l _ L b l > T o t a l _ L b l < / T o t a l _ L b l >   
+         < V A T A m o u n t S p e c i f i c a t i o n _ L b l > V A T A m o u n t S p e c i f i c a t i o n _ L b l < / V A T A m o u n t S p e c i f i c a t i o n _ L b l > + 
          < V A T A m o u n t _ L b l > V A T A m o u n t _ L b l < / V A T A m o u n t _ L b l >   
-         < V A T A m o u n t S p e c i f i c a t i o n _ L b l > V A T A m o u n t S p e c i f i c a t i o n _ L b l < / V A T A m o u n t S p e c i f i c a t i o n _ L b l > - 
          < V A T B a s e _ L b l > V A T B a s e _ L b l < / V A T B a s e _ L b l >   
+         < V A T C l a u s e s _ L b l > V A T C l a u s e s _ L b l < / V A T C l a u s e s _ L b l > + 
          < V A T C l a u s e _ L b l > V A T C l a u s e _ L b l < / V A T C l a u s e _ L b l >   
-         < V A T C l a u s e s _ L b l > V A T C l a u s e s _ L b l < / V A T C l a u s e s _ L b l > - 
          < V A T I d e n t i f i e r _ L b l > V A T I d e n t i f i e r _ L b l < / V A T I d e n t i f i e r _ L b l >   
          < V A T P e r c e n t a g e _ L b l > V A T P e r c e n t a g e _ L b l < / V A T P e r c e n t a g e _ L b l > @@ -3612,10 +3616,10 @@
  
              < L i n e A m o u n t _ L i n e _ L b l > L i n e A m o u n t _ L i n e _ L b l < / L i n e A m o u n t _ L i n e _ L b l >   
+             < L i n e D i s c o u n t P e r c e n t T e x t _ L i n e > L i n e D i s c o u n t P e r c e n t T e x t _ L i n e < / L i n e D i s c o u n t P e r c e n t T e x t _ L i n e > + 
              < L i n e D i s c o u n t P e r c e n t _ L i n e > L i n e D i s c o u n t P e r c e n t _ L i n e < / L i n e D i s c o u n t P e r c e n t _ L i n e >   
-             < L i n e D i s c o u n t P e r c e n t T e x t _ L i n e > L i n e D i s c o u n t P e r c e n t T e x t _ L i n e < / L i n e D i s c o u n t P e r c e n t T e x t _ L i n e > - 
              < L i n e N o _ L i n e > L i n e N o _ L i n e < / L i n e N o _ L i n e >   
              < Q u a n t i t y _ L i n e > Q u a n t i t y _ L i n e < / Q u a n t i t y _ L i n e > @@ -3700,22 +3704,22 @@
  
              < N o O f V A T I d e n t i f i e r s > N o O f V A T I d e n t i f i e r s < / N o O f V A T I d e n t i f i e r s >   
+             < V A T A m o u n t L C Y _ V A T A m o u n t L i n e > V A T A m o u n t L C Y _ V A T A m o u n t L i n e < / V A T A m o u n t L C Y _ V A T A m o u n t L i n e > + 
+             < V A T A m o u n t L C Y _ V A T A m o u n t L i n e _ L b l > V A T A m o u n t L C Y _ V A T A m o u n t L i n e _ L b l < / V A T A m o u n t L C Y _ V A T A m o u n t L i n e _ L b l > + 
              < V A T A m o u n t _ V a t A m o u n t L i n e > V A T A m o u n t _ V a t A m o u n t L i n e < / V A T A m o u n t _ V a t A m o u n t L i n e >   
              < V A T A m o u n t _ V a t A m o u n t L i n e _ L b l > V A T A m o u n t _ V a t A m o u n t L i n e _ L b l < / V A T A m o u n t _ V a t A m o u n t L i n e _ L b l >   
-             < V A T A m o u n t L C Y _ V A T A m o u n t L i n e > V A T A m o u n t L C Y _ V A T A m o u n t L i n e < / V A T A m o u n t L C Y _ V A T A m o u n t L i n e > - 
-             < V A T A m o u n t L C Y _ V A T A m o u n t L i n e _ L b l > V A T A m o u n t L C Y _ V A T A m o u n t L i n e _ L b l < / V A T A m o u n t L C Y _ V A T A m o u n t L i n e _ L b l > +             < V A T B a s e L C Y _ V A T A m o u n t L i n e > V A T B a s e L C Y _ V A T A m o u n t L i n e < / V A T B a s e L C Y _ V A T A m o u n t L i n e > + 
+             < V A T B a s e L C Y _ V A T A m o u n t L i n e _ L b l > V A T B a s e L C Y _ V A T A m o u n t L i n e _ L b l < / V A T B a s e L C Y _ V A T A m o u n t L i n e _ L b l >   
              < V A T B a s e _ V a t A m o u n t L i n e > V A T B a s e _ V a t A m o u n t L i n e < / V A T B a s e _ V a t A m o u n t L i n e >   
              < V A T B a s e _ V a t A m o u n t L i n e _ L b l > V A T B a s e _ V a t A m o u n t L i n e _ L b l < / V A T B a s e _ V a t A m o u n t L i n e _ L b l >   
-             < V A T B a s e L C Y _ V A T A m o u n t L i n e > V A T B a s e L C Y _ V A T A m o u n t L i n e < / V A T B a s e L C Y _ V A T A m o u n t L i n e > - 
-             < V A T B a s e L C Y _ V A T A m o u n t L i n e _ L b l > V A T B a s e L C Y _ V A T A m o u n t L i n e _ L b l < / V A T B a s e L C Y _ V A T A m o u n t L i n e _ L b l > - 
              < V A T I d e n t i f i e r _ V a t A m o u n t L i n e > V A T I d e n t i f i e r _ V a t A m o u n t L i n e < / V A T I d e n t i f i e r _ V a t A m o u n t L i n e >   
              < V A T I d e n t i f i e r _ V a t A m o u n t L i n e _ L b l > V A T I d e n t i f i e r _ V a t A m o u n t L i n e _ L b l < / V A T I d e n t i f i e r _ V a t A m o u n t L i n e _ L b l > @@ -3732,10 +3736,10 @@
  
              < C o d e _ V A T C l a u s e L i n e _ L b l > C o d e _ V A T C l a u s e L i n e _ L b l < / C o d e _ V A T C l a u s e L i n e _ L b l >   
+             < D e s c r i p t i o n 2 _ V A T C l a u s e L i n e > D e s c r i p t i o n 2 _ V A T C l a u s e L i n e < / D e s c r i p t i o n 2 _ V A T C l a u s e L i n e > + 
              < D e s c r i p t i o n _ V A T C l a u s e L i n e > D e s c r i p t i o n _ V A T C l a u s e L i n e < / D e s c r i p t i o n _ V A T C l a u s e L i n e >   
-             < D e s c r i p t i o n 2 _ V A T C l a u s e L i n e > D e s c r i p t i o n 2 _ V A T C l a u s e L i n e < / D e s c r i p t i o n 2 _ V A T C l a u s e L i n e > - 
              < N o O f V A T C l a u s e s > N o O f V A T C l a u s e s < / N o O f V A T C l a u s e s >   
              < V A T A m o u n t _ V A T C l a u s e L i n e > V A T A m o u n t _ V A T C l a u s e L i n e < / V A T A m o u n t _ V A T C l a u s e L i n e > @@ -3746,9 +3750,9 @@
  
          < R e p o r t T o t a l s L i n e >   
+             < A m o u n t F o r m a t t e d _ R e p o r t T o t a l s L i n e > A m o u n t F o r m a t t e d _ R e p o r t T o t a l s L i n e < / A m o u n t F o r m a t t e d _ R e p o r t T o t a l s L i n e > + 
              < A m o u n t _ R e p o r t T o t a l s L i n e > A m o u n t _ R e p o r t T o t a l s L i n e < / A m o u n t _ R e p o r t T o t a l s L i n e > - 
-             < A m o u n t F o r m a t t e d _ R e p o r t T o t a l s L i n e > A m o u n t F o r m a t t e d _ R e p o r t T o t a l s L i n e < / A m o u n t F o r m a t t e d _ R e p o r t T o t a l s L i n e >   
              < D e s c r i p t i o n _ R e p o r t T o t a l s L i n e > D e s c r i p t i o n _ R e p o r t T o t a l s L i n e < / D e s c r i p t i o n _ R e p o r t T o t a l s L i n e >   
@@ -3807,7 +3811,9 @@
  < / N a v W o r d R e p o r t X m l P a r t > 
 </file>
 
-<file path=customXml/item2.xml>��< ? x m l   v e r s i o n = " 1 . 0 "   e n c o d i n g = " u t f - 1 6 " ? > < N a v W o r d R e p o r t X m l P a r t   x m l n s = " u r n : m i c r o s o f t - d y n a m i c s - b u s i n e s s c e n t r a l / i n t e r n a l / e x t e n d e d / r e p o r t s / S t a n d a r d _ S a l e s _ C r e d i t _ M e m o / 1 3 0 7 / " > +<file path=customXml/item2.xml>��< ? x m l   v e r s i o n = " 1 . 0 "   e n c o d i n g = " u t f - 1 6 " ? > + 
+ < N a v W o r d R e p o r t X m l P a r t   x m l n s = " u r n : m i c r o s o f t - d y n a m i c s - b u s i n e s s c e n t r a l / i n t e r n a l / e x t e n d e d / r e p o r t s / S t a n d a r d _ S a l e s _ C r e d i t _ M e m o / 1 3 0 7 / " >   
      < B C R e p o r t I n f o r m a t i o n >   
@@ -3825,6 +3831,8 @@
  
              < R e p o r t N a m e > R e p o r t   N a m e < / R e p o r t N a m e >   
+             < R e p o r t C a p t i o n > R e p o r t   C a p t i o n < / R e p o r t C a p t i o n > + 
              < A b o u t T h i s R e p o r t T i t l e > A b o u t   T h i s   R e p o r t   T i t l e < / A b o u t T h i s R e p o r t T i t l e >   
              < A b o u t T h i s R e p o r t T e x t > A b o u t   T h i s   R e p o r t   T e x t < / A b o u t T h i s R e p o r t T e x t > @@ -3879,21 +3887,21 @@
  
              < C o m p a n y A d d r e s s L i n e s >   
-                 < C o m p a n y A d d r e s s L i n e > C o m p a n y   A d d r e s s   L i n e   1 < / C o m p a n y A d d r e s s L i n e > - 
-                 < C o m p a n y A d d r e s s L i n e > C o m p a n y   A d d r e s s   L i n e   2 < / C o m p a n y A d d r e s s L i n e > - 
-                 < C o m p a n y A d d r e s s L i n e > C o m p a n y   A d d r e s s   L i n e   3 < / C o m p a n y A d d r e s s L i n e > - 
-                 < C o m p a n y A d d r e s s L i n e > C o m p a n y   A d d r e s s   L i n e   4 < / C o m p a n y A d d r e s s L i n e > - 
-                 < C o m p a n y A d d r e s s L i n e > C o m p a n y   A d d r e s s   L i n e   5 < / C o m p a n y A d d r e s s L i n e > - 
-                 < C o m p a n y A d d r e s s L i n e > C o m p a n y   A d d r e s s   L i n e   6 < / C o m p a n y A d d r e s s L i n e > - 
-                 < C o m p a n y A d d r e s s L i n e > C o m p a n y   A d d r e s s   L i n e   7 < / C o m p a n y A d d r e s s L i n e > - 
-                 < C o m p a n y A d d r e s s L i n e > C o m p a n y   A d d r e s s   L i n e   8 < / C o m p a n y A d d r e s s L i n e > +                 < C o m p a n y A d d r e s s L i n e 1 > C o m p a n y   A d d r e s s   L i n e   1 < / C o m p a n y A d d r e s s L i n e 1 > + 
+                 < C o m p a n y A d d r e s s L i n e 2 > C o m p a n y   A d d r e s s   L i n e   2 < / C o m p a n y A d d r e s s L i n e 2 > + 
+                 < C o m p a n y A d d r e s s L i n e 3 > C o m p a n y   A d d r e s s   L i n e   3 < / C o m p a n y A d d r e s s L i n e 3 > + 
+                 < C o m p a n y A d d r e s s L i n e 4 > C o m p a n y   A d d r e s s   L i n e   4 < / C o m p a n y A d d r e s s L i n e 4 > + 
+                 < C o m p a n y A d d r e s s L i n e 5 > C o m p a n y   A d d r e s s   L i n e   5 < / C o m p a n y A d d r e s s L i n e 5 > + 
+                 < C o m p a n y A d d r e s s L i n e 6 > C o m p a n y   A d d r e s s   L i n e   6 < / C o m p a n y A d d r e s s L i n e 6 > + 
+                 < C o m p a n y A d d r e s s L i n e 7 > C o m p a n y   A d d r e s s   L i n e   7 < / C o m p a n y A d d r e s s L i n e 7 > + 
+                 < C o m p a n y A d d r e s s L i n e 8 > C o m p a n y   A d d r e s s   L i n e   8 < / C o m p a n y A d d r e s s L i n e 8 >   
              < / C o m p a n y A d d r e s s L i n e s >   
@@ -3951,25 +3959,315 @@
  
      < / B C R e p o r t I n f o r m a t i o n >   
-     < T o o l t i p s / > +     < T o o l t i p s > + 
+         < T o o l t i p   c o l u m n = " C o m p a n y H o m e P a g e "   E l e m e n t I d = " 1 9 8 9 1 8 8 7 0 " > + 
+             < T o o l t i p T e x t   l a n g = " e n - U S " > S p e c i f i e s   y o u r   c o m p a n y ' s   w e b   s i t e . < / T o o l t i p T e x t > + 
+         < / T o o l t i p > + 
+         < T o o l t i p   c o l u m n = " C o m p a n y E M a i l "   E l e m e n t I d = " 1 6 7 7 0 7 4 0 5 8 " > + 
+             < T o o l t i p T e x t   l a n g = " e n - U S " > S p e c i f i e s   t h e   c o m p a n y ' s   e m a i l   a d d r e s s . < / T o o l t i p T e x t > + 
+         < / T o o l t i p > + 
+         < T o o l t i p   c o l u m n = " C o m p a n y P i c t u r e "   E l e m e n t I d = " 1 3 9 7 4 1 1 0 7 4 " > + 
+             < T o o l t i p T e x t   l a n g = " e n - U S " > S p e c i f i e s   t h e   p i c t u r e   t h a t   h a s   b e e n   s e t   u p   f o r   t h e   c o m p a n y ,   s u c h   a s   a   c o m p a n y   l o g o . < / T o o l t i p T e x t > + 
+         < / T o o l t i p > + 
+         < T o o l t i p   c o l u m n = " C o m p a n y P h o n e N o "   E l e m e n t I d = " 2 5 0 4 4 0 6 5 5 " > + 
+             < T o o l t i p T e x t   l a n g = " e n - U S " > S p e c i f i e s   t h e   c o m p a n y ' s   t e l e p h o n e   n u m b e r . < / T o o l t i p T e x t > + 
+         < / T o o l t i p > + 
+         < T o o l t i p   c o l u m n = " C o m p a n y G i r o N o "   E l e m e n t I d = " 1 3 6 0 1 9 6 3 2 0 " > + 
+             < T o o l t i p T e x t   l a n g = " e n - U S " > S p e c i f i e s   t h e   c o m p a n y ' s   g i r o   n u m b e r . < / T o o l t i p T e x t > + 
+         < / T o o l t i p > + 
+         < T o o l t i p   c o l u m n = " C o m p a n y B a n k N a m e "   E l e m e n t I d = " 1 5 3 4 9 0 5 6 0 5 " > + 
+             < T o o l t i p T e x t   l a n g = " e n - U S " > S p e c i f i e s   t h e   n a m e   o f   t h e   b a n k   w h e r e   y o u   h a v e   t h e   b a n k   a c c o u n t . < / T o o l t i p T e x t > + 
+         < / T o o l t i p > + 
+         < T o o l t i p   c o l u m n = " C o m p a n y B a n k B r a n c h N o "   E l e m e n t I d = " 7 9 3 1 3 3 0 5 7 " > + 
+             < T o o l t i p T e x t   l a n g = " e n - U S " > S p e c i f i e s   a   n u m b e r   o f   t h e   b a n k   b r a n c h . < / T o o l t i p T e x t > + 
+         < / T o o l t i p > + 
+         < T o o l t i p   c o l u m n = " C o m p a n y B a n k A c c o u n t N o "   E l e m e n t I d = " 3 0 1 4 0 2 0 4 " > + 
+             < T o o l t i p T e x t   l a n g = " e n - U S " > S p e c i f i e s   t h e   n u m b e r   u s e d   b y   t h e   b a n k   f o r   t h e   b a n k   a c c o u n t . < / T o o l t i p T e x t > + 
+         < / T o o l t i p > + 
+         < T o o l t i p   c o l u m n = " C o m p a n y I B A N "   E l e m e n t I d = " 9 0 6 5 4 9 1 8 2 " > + 
+             < T o o l t i p T e x t   l a n g = " e n - U S " > S p e c i f i e s   t h e   b a n k   a c c o u n t ' s   i n t e r n a t i o n a l   b a n k   a c c o u n t   n u m b e r . < / T o o l t i p T e x t > + 
+         < / T o o l t i p > + 
+         < T o o l t i p   c o l u m n = " C o m p a n y S W I F T "   E l e m e n t I d = " 6 6 8 2 5 0 2 4 5 " > + 
+             < T o o l t i p T e x t   l a n g = " e n - U S " > S p e c i f i e s   t h e   i n t e r n a t i o n a l   b a n k   i d e n t i f i e r   c o d e   ( S W I F T )   o f   t h e   b a n k   w h e r e   y o u   h a v e   t h e   a c c o u n t . < / T o o l t i p T e x t > + 
+         < / T o o l t i p > + 
+         < T o o l t i p   c o l u m n = " S e l l T o C o n t a c t P h o n e N o "   E l e m e n t I d = " 1 6 1 3 8 2 2 4 8 3 " > + 
+             < T o o l t i p T e x t   l a n g = " e n - U S " > S p e c i f i e s   t h e   c o n t a c t ' s   p h o n e   n u m b e r . < / T o o l t i p T e x t > + 
+         < / T o o l t i p > + 
+         < T o o l t i p   c o l u m n = " S e l l T o C o n t a c t M o b i l e P h o n e N o "   E l e m e n t I d = " 1 8 4 3 5 8 7 4 7 " > + 
+             < T o o l t i p T e x t   l a n g = " e n - U S " > S p e c i f i e s   t h e   c o n t a c t ' s   m o b i l e   t e l e p h o n e   n u m b e r . < / T o o l t i p T e x t > + 
+         < / T o o l t i p > + 
+         < T o o l t i p   c o l u m n = " S e l l T o C o n t a c t E m a i l "   E l e m e n t I d = " 2 6 2 8 2 4 5 6 4 " > + 
+             < T o o l t i p T e x t   l a n g = " e n - U S " > S p e c i f i e s   t h e   e m a i l   a d d r e s s   o f   t h e   c o n t a c t . < / T o o l t i p T e x t > + 
+         < / T o o l t i p > + 
+         < T o o l t i p   c o l u m n = " B i l l T o C o n t a c t P h o n e N o "   E l e m e n t I d = " 3 6 2 4 7 7 4 8 8 " > + 
+             < T o o l t i p T e x t   l a n g = " e n - U S " > S p e c i f i e s   t h e   c o n t a c t ' s   p h o n e   n u m b e r . < / T o o l t i p T e x t > + 
+         < / T o o l t i p > + 
+         < T o o l t i p   c o l u m n = " B i l l T o C o n t a c t M o b i l e P h o n e N o "   E l e m e n t I d = " 2 4 8 4 8 8 6 9 6 " > + 
+             < T o o l t i p T e x t   l a n g = " e n - U S " > S p e c i f i e s   t h e   c o n t a c t ' s   m o b i l e   t e l e p h o n e   n u m b e r . < / T o o l t i p T e x t > + 
+         < / T o o l t i p > + 
+         < T o o l t i p   c o l u m n = " B i l l T o C o n t a c t E m a i l "   E l e m e n t I d = " 3 3 5 8 2 7 8 9 5 " > + 
+             < T o o l t i p T e x t   l a n g = " e n - U S " > S p e c i f i e s   t h e   e m a i l   a d d r e s s   o f   t h e   c o n t a c t . < / T o o l t i p T e x t > + 
+         < / T o o l t i p > + 
+         < T o o l t i p   c o l u m n = " Y o u r R e f e r e n c e "   E l e m e n t I d = " 1 1 0 3 9 9 5 1 " > + 
+             < T o o l t i p T e x t   l a n g = " e n - U S " > S p e c i f i e s   t h e   c u s t o m e r ' s   r e f e r e n c e .   T h e   c o n t e n t s   w i l l   b e   p r i n t e d   o n   s a l e s   d o c u m e n t s . < / T o o l t i p T e x t > + 
+         < / T o o l t i p > + 
+         < T o o l t i p   c o l u m n = " E x t e r n a l D o c u m e n t N o "   E l e m e n t I d = " 7 3 3 9 5 3 9 6 6 " > + 
+             < T o o l t i p T e x t   l a n g = " e n - U S " > S p e c i f i e s   t h e   e x t e r n a l   d o c u m e n t   n u m b e r   t h a t   i s   e n t e r e d   o n   t h e   s a l e s   h e a d e r   t h a t   t h i s   l i n e   w a s   p o s t e d   f r o m . < / T o o l t i p T e x t > + 
+         < / T o o l t i p > + 
+         < T o o l t i p   c o l u m n = " S h i p m e n t M e t h o d D e s c r i p t i o n "   E l e m e n t I d = " 2 0 5 9 4 0 3 2 6 0 " > + 
+             < T o o l t i p T e x t   l a n g = " e n - U S " > S p e c i f i e s   a   d e s c r i p t i o n   o f   t h e   s h i p m e n t   m e t h o d . < / T o o l t i p T e x t > + 
+         < / T o o l t i p > + 
+         < T o o l t i p   c o l u m n = " S h i p T o P h o n e N o "   E l e m e n t I d = " 3 6 9 7 0 2 2 5 5 " > + 
+             < T o o l t i p T e x t   l a n g = " e n - U S " > S p e c i f i e s   t h e   t e l e p h o n e   n u m b e r   o f   t h e   c o m p a n y ' s   s h i p p i n g   a d d r e s s . < / T o o l t i p T e x t > + 
+         < / T o o l t i p > + 
+         < T o o l t i p   c o l u m n = " P a y m e n t T e r m s D e s c r i p t i o n "   E l e m e n t I d = " 2 0 3 8 7 4 2 7 0 0 " > + 
+             < T o o l t i p T e x t   l a n g = " e n - U S " > S p e c i f i e s   a n   e x p l a n a t i o n   o f   t h e   p a y m e n t   t e r m s . < / T o o l t i p T e x t > + 
+         < / T o o l t i p > + 
+         < T o o l t i p   c o l u m n = " P a y m e n t M e t h o d D e s c r i p t i o n "   E l e m e n t I d = " 5 8 5 7 5 7 9 7 4 " > + 
+             < T o o l t i p T e x t   l a n g = " e n - U S " > S p e c i f i e s   a   t e x t   t h a t   d e s c r i b e s   t h e   p a y m e n t   m e t h o d . < / T o o l t i p T e x t > + 
+         < / T o o l t i p > + 
+         < T o o l t i p   c o l u m n = " B i l l t o C u s t u m e r N o "   E l e m e n t I d = " 2 8 0 4 7 3 0 5 8 " > + 
+             < T o o l t i p T e x t   l a n g = " e n - U S " > S p e c i f i e s   t h e   n u m b e r   o f   t h e   c u s t o m e r   t h a t   y o u   s e n d   o r   s e n t   t h e   c r e d i t   m e m o   t o . < / T o o l t i p T e x t > + 
+         < / T o o l t i p > + 
+         < T o o l t i p   c o l u m n = " D o c u m e n t N o "   E l e m e n t I d = " 9 7 0 3 5 0 5 3 9 " > + 
+             < T o o l t i p T e x t   l a n g = " e n - U S " > S p e c i f i e s   t h e   p o s t e d   c r e d i t   m e m o   n u m b e r .   Y o u   c a n n o t   c h a n g e   t h e   n u m b e r   b e c a u s e   t h e   d o c u m e n t   h a s   a l r e a d y   b e e n   p o s t e d . < / T o o l t i p T e x t > + 
+         < / T o o l t i p > + 
+         < T o o l t i p   c o l u m n = " S a l e s P e r s o n N a m e "   E l e m e n t I d = " 8 7 1 4 9 2 9 8 3 " > + 
+             < T o o l t i p T e x t   l a n g = " e n - U S " > S p e c i f i e s   t h e   n a m e   o f   t h e   s a l e s p e r s o n   o r   p u r c h a s e r . < / T o o l t i p T e x t > + 
+         < / T o o l t i p > + 
+         < T o o l t i p   c o l u m n = " S e l l t o C u s t o m e r N o "   E l e m e n t I d = " 2 0 5 0 6 4 7 3 4 9 " > + 
+             < T o o l t i p T e x t   l a n g = " e n - U S " > S p e c i f i e s   t h e   n u m b e r   o f   t h e   c u s t o m e r   t h a t   y o u   s h i p p e d   t h e   i t e m s   o n   t h e   c r e d i t   m e m o   t o . < / T o o l t i p T e x t > + 
+         < / T o o l t i p > + 
+         < T o o l t i p   c o l u m n = " A m o u n t E x c l u d i n g V A T _ L i n e "   E l e m e n t I d = " 1 0 6 2 4 6 0 0 4 0 " > + 
+             < T o o l t i p T e x t   l a n g = " e n - U S " > S p e c i f i e s   t h e   l i n e ' s   n e t   a m o u n t . < / T o o l t i p T e x t > + 
+         < / T o o l t i p > + 
+         < T o o l t i p   c o l u m n = " A m o u n t I n c l u d i n g V A T _ L i n e "   E l e m e n t I d = " 7 7 0 9 2 8 4 0 2 " > + 
+             < T o o l t i p T e x t   l a n g = " e n - U S " > S p e c i f i e s   t h e   n e t   a m o u n t ,   i n c l u d i n g   V A T ,   f o r   t h i s   l i n e . < / T o o l t i p T e x t > + 
+         < / T o o l t i p > + 
+         < T o o l t i p   c o l u m n = " D e s c r i p t i o n _ L i n e "   E l e m e n t I d = " 1 4 0 6 8 2 2 3 1 0 " > + 
+             < T o o l t i p T e x t   l a n g = " e n - U S " > S p e c i f i e s   t h e   n a m e   o f   t h e   i t e m   o r   g e n e r a l   l e d g e r   a c c o u n t ,   o r   s o m e   d e s c r i p t i v e   t e x t . < / T o o l t i p T e x t > + 
+         < / T o o l t i p > + 
+         < T o o l t i p   c o l u m n = " L i n e D i s c o u n t P e r c e n t _ L i n e "   E l e m e n t I d = " 9 0 7 8 2 7 4 3 6 " > + 
+             < T o o l t i p T e x t   l a n g = " e n - U S " > S p e c i f i e s   t h e   d i s c o u n t   p e r c e n t a g e   t h a t   i s   g r a n t e d   f o r   t h e   i t e m   o n   t h e   l i n e . < / T o o l t i p T e x t > + 
+         < / T o o l t i p > + 
+         < T o o l t i p   c o l u m n = " I t e m N o _ L i n e "   E l e m e n t I d = " 1 9 1 0 2 9 6 2 8 8 " > + 
+             < T o o l t i p T e x t   l a n g = " e n - U S " > S p e c i f i e s   t h e   n u m b e r   o f   t h e   i n v o l v e d   e n t r y   o r   r e c o r d ,   a c c o r d i n g   t o   t h e   s p e c i f i e d   n u m b e r   s e r i e s . < / T o o l t i p T e x t > + 
+         < / T o o l t i p > + 
+         < T o o l t i p   c o l u m n = " I t e m R e f e r e n c e N o _ L i n e "   E l e m e n t I d = " 9 2 7 2 3 5 7 " > + 
+             < T o o l t i p T e x t   l a n g = " e n - U S " > S p e c i f i e s   t h e   r e f e r e n c e d   i t e m   n u m b e r . < / T o o l t i p T e x t > + 
+         < / T o o l t i p > + 
+         < T o o l t i p   c o l u m n = " U n i t O f M e a s u r e "   E l e m e n t I d = " 1 8 0 8 2 2 8 0 1 8 " > + 
+             < T o o l t i p T e x t   l a n g = " e n - U S " > S p e c i f i e s   t h e   n a m e   o f   t h e   i t e m   o r   r e s o u r c e ' s   u n i t   o f   m e a s u r e ,   s u c h   a s   p i e c e   o r   h o u r . < / T o o l t i p T e x t > + 
+         < / T o o l t i p > + 
+         < T o o l t i p   c o l u m n = " L i n e N o _ A s s e m b l y L i n e "   E l e m e n t I d = " 6 4 0 5 8 3 8 9 1 " > + 
+             < T o o l t i p T e x t   l a n g = " e n - U S " > S p e c i f i e s   t h e   n u m b e r   o f   t h e   i n v o l v e d   e n t r y   o r   r e c o r d ,   a c c o r d i n g   t o   t h e   s p e c i f i e d   n u m b e r   s e r i e s . < / T o o l t i p T e x t > + 
+         < / T o o l t i p > + 
+         < T o o l t i p   c o l u m n = " D e s c r i p t i o n _ A s s e m b l y L i n e "   E l e m e n t I d = " 2 8 0 7 4 3 7 9 6 " > + 
+             < T o o l t i p T e x t   l a n g = " e n - U S " > S p e c i f i e s   t h e   d e s c r i p t i o n   o f   t h e   a s s e m b l y   c o m p o n e n t   o n   t h e   p o s t e d   a s s e m b l y   l i n e . < / T o o l t i p T e x t > + 
+         < / T o o l t i p > + 
+         < T o o l t i p   c o l u m n = " Q u a n t i t y _ A s s e m b l y L i n e "   E l e m e n t I d = " 1 9 5 7 6 4 8 2 3 1 " > + 
+             < T o o l t i p T e x t   l a n g = " e n - U S " > S p e c i f i e s   h o w   m a n y   u n i t s   o f   t h e   a s s e m b l y   c o m p o n e n t   w e r e   p o s t e d   a s   c o n s u m e d   b y   t h e   p o s t e d   a s s e m b l y   o r d e r   l i n e . < / T o o l t i p T e x t > + 
+         < / T o o l t i p > + 
+         < T o o l t i p   c o l u m n = " V a r i a n t C o d e _ A s s e m b l y L i n e "   E l e m e n t I d = " 1 8 6 9 4 0 7 6 7 2 " > + 
+             < T o o l t i p T e x t   l a n g = " e n - U S " > S p e c i f i e s   t h e   v a r i a n t   o f   t h e   i t e m   o n   t h e   l i n e . < / T o o l t i p T e x t > + 
+         < / T o o l t i p > + 
+         < T o o l t i p   c o l u m n = " I n v o i c e D i s c o u n t A m o u n t _ V A T A m o u n t L i n e "   E l e m e n t I d = " 8 2 4 7 3 0 1 4 1 " > + 
+             < T o o l t i p T e x t   l a n g = " e n - U S " > S p e c i f i e s   t h e   i n v o i c e   d i s c o u n t   a m o u n t   f o r   a   s p e c i f i c   V A T   i d e n t i f i e r . < / T o o l t i p T e x t > + 
+         < / T o o l t i p > + 
+         < T o o l t i p   c o l u m n = " I n v o i c e D i s c o u n t B a s e A m o u n t _ V A T A m o u n t L i n e "   E l e m e n t I d = " 2 0 4 0 3 3 2 2 6 6 " > + 
+             < T o o l t i p T e x t   l a n g = " e n - U S " > S p e c i f i e s   t h e   i n v o i c e   d i s c o u n t   b a s e   a m o u n t . < / T o o l t i p T e x t > + 
+         < / T o o l t i p > + 
+         < T o o l t i p   c o l u m n = " L i n e A m o u n t _ V a t A m o u n t L i n e "   E l e m e n t I d = " 2 1 4 6 5 4 0 1 " > + 
+             < T o o l t i p T e x t   l a n g = " e n - U S " > S p e c i f i e s   t h e   t o t a l   a m o u n t   f o r   s a l e s   o r   p u r c h a s e   l i n e s   w i t h   a   s p e c i f i c   V A T   i d e n t i f i e r . < / T o o l t i p T e x t > + 
+         < / T o o l t i p > + 
+         < T o o l t i p   c o l u m n = " V A T A m o u n t _ V a t A m o u n t L i n e "   E l e m e n t I d = " 1 8 9 1 8 2 0 6 2 0 " > + 
+             < T o o l t i p T e x t   l a n g = " e n - U S " > S p e c i f i e s   t h e   a m o u n t   o f   V A T   t h a t   i s   i n c l u d e d   i n   t h e   t o t a l   a m o u n t . < / T o o l t i p T e x t > + 
+         < / T o o l t i p > + 
+         < T o o l t i p   c o l u m n = " V A T B a s e _ V a t A m o u n t L i n e "   E l e m e n t I d = " 1 4 5 8 9 3 7 8 1 9 " > + 
+             < T o o l t i p T e x t   l a n g = " e n - U S " > S p e c i f i e s   t h e   t o t a l   n e t   a m o u n t   ( a m o u n t   e x c l u d i n g   V A T )   f o r   s a l e s   o r   p u r c h a s e   l i n e s   w i t h   a   s p e c i f i c   V A T   I d e n t i f i e r . < / T o o l t i p T e x t > + 
+         < / T o o l t i p > + 
+         < T o o l t i p   c o l u m n = " V A T I d e n t i f i e r _ V a t A m o u n t L i n e "   E l e m e n t I d = " 1 1 4 2 0 7 0 0 3 5 " > + 
+             < T o o l t i p T e x t   l a n g = " e n - U S " > S p e c i f i e s   t h e   V A T   I d e n t i f i e r   v a l u e . < / T o o l t i p T e x t > + 
+         < / T o o l t i p > + 
+         < T o o l t i p   c o l u m n = " V A T P c t _ V a t A m o u n t L i n e "   E l e m e n t I d = " 1 4 5 3 5 4 2 7 7 7 " > + 
+             < T o o l t i p T e x t   l a n g = " e n - U S " > S p e c i f i e s   t h e   V A T   %   t h a t   w a s   u s e d   o n   t h e   s a l e s   o r   p u r c h a s e   l i n e s   w i t h   t h i s   V A T   I d e n t i f i e r . < / T o o l t i p T e x t > + 
+         < / T o o l t i p > + 
+         < T o o l t i p   c o l u m n = " V A T I d e n t i f i e r _ V A T C l a u s e L i n e "   E l e m e n t I d = " 1 4 6 4 4 7 2 4 7 8 " > + 
+             < T o o l t i p T e x t   l a n g = " e n - U S " > S p e c i f i e s   t h e   V A T   I d e n t i f i e r   v a l u e . < / T o o l t i p T e x t > + 
+         < / T o o l t i p > + 
+         < T o o l t i p   c o l u m n = " C o d e _ V A T C l a u s e L i n e "   E l e m e n t I d = " 1 8 2 4 5 8 9 8 4 7 " > + 
+             < T o o l t i p T e x t   l a n g = " e n - U S " > S p e c i f i e s   t h e   c o d e   f o r   a   V A T   c l a u s e ,   w h i c h   i s   u s e d   t o   p r o v i d e   a   V A T   d e s c r i p t i o n   a s s o c i a t e d   w i t h   a   s a l e s   l i n e   o n   a   s a l e s   i n v o i c e ,   c r e d i t   m e m o ,   o r   o t h e r   s a l e s   d o c u m e n t . < / T o o l t i p T e x t > + 
+         < / T o o l t i p > + 
+         < T o o l t i p   c o l u m n = " D e s c r i p t i o n 2 _ V A T C l a u s e L i n e "   E l e m e n t I d = " 1 3 7 9 6 6 7 4 7 0 " > + 
+             < T o o l t i p T e x t   l a n g = " e n - U S " > S p e c i f i e s   a n   a d d i t i o n a l   d e s c r i p t i o n   o f   a   V A T   c l a u s e . < / T o o l t i p T e x t > + 
+         < / T o o l t i p > + 
+         < T o o l t i p   c o l u m n = " V A T A m o u n t _ V A T C l a u s e L i n e "   E l e m e n t I d = " 2 2 2 4 6 9 0 5 9 " > + 
+             < T o o l t i p T e x t   l a n g = " e n - U S " > S p e c i f i e s   t h e   a m o u n t   o f   V A T   t h a t   i s   i n c l u d e d   i n   t h e   t o t a l   a m o u n t . < / T o o l t i p T e x t > + 
+         < / T o o l t i p > + 
+     < / T o o l t i p s >   
      < H e a d e r   E l e m e n t T y p e = " D a t a I t e m "   E l e m e n t I d = " 1 2 4 0 3 7 3 8 8 6 " >   
          < A p p l i e s T o D o c u m e n t   E l e m e n t T y p e = " C o l u m n "   E l e m e n t I d = " 7 8 4 1 8 3 9 6 5 "   D a t a T y p e = " T e x t " > A p p l i e s T o D o c u m e n t < / A p p l i e s T o D o c u m e n t >   
-         < A p p l i e s T o D o c u m e n t _ L b l   E l e m e n t T y p e = " C o l u m n "   E l e m e n t I d = " 1 9 9 2 0 4 2 5 9 4 "   D a t a T y p e = " T e x t C o n s t " > A p p l i e s T o D o c u m e n t _ L b l < / A p p l i e s T o D o c u m e n t _ L b l > +         < A p p l i e s T o D o c u m e n t _ L b l   E l e m e n t T y p e = " C o l u m n "   E l e m e n t I d = " 1 9 9 2 0 4 2 5 9 4 "   D a t a T y p e = " L a b e l " > A p p l i e s T o D o c u m e n t _ L b l < / A p p l i e s T o D o c u m e n t _ L b l >   
          < B i l l T o C o n t a c t E m a i l   E l e m e n t T y p e = " C o l u m n "   E l e m e n t I d = " 3 3 5 8 2 7 8 9 5 "   D a t a T y p e = " T e x t " > B i l l T o C o n t a c t E m a i l < / B i l l T o C o n t a c t E m a i l >   
-         < B i l l T o C o n t a c t E m a i l L b l   E l e m e n t T y p e = " C o l u m n "   E l e m e n t I d = " 2 9 6 4 7 8 3 6 5 "   D a t a T y p e = " T e x t C o n s t " > B i l l T o C o n t a c t E m a i l L b l < / B i l l T o C o n t a c t E m a i l L b l > +         < B i l l T o C o n t a c t E m a i l L b l   E l e m e n t T y p e = " C o l u m n "   E l e m e n t I d = " 2 9 6 4 7 8 3 6 5 "   D a t a T y p e = " L a b e l " > B i l l T o C o n t a c t E m a i l L b l < / B i l l T o C o n t a c t E m a i l L b l >   
          < B i l l T o C o n t a c t M o b i l e P h o n e N o   E l e m e n t T y p e = " C o l u m n "   E l e m e n t I d = " 2 4 8 4 8 8 6 9 6 "   D a t a T y p e = " T e x t " > B i l l T o C o n t a c t M o b i l e P h o n e N o < / B i l l T o C o n t a c t M o b i l e P h o n e N o >   
-         < B i l l T o C o n t a c t M o b i l e P h o n e N o L b l   E l e m e n t T y p e = " C o l u m n "   E l e m e n t I d = " 2 7 6 3 1 1 3 3 8 "   D a t a T y p e = " T e x t C o n s t " > B i l l T o C o n t a c t M o b i l e P h o n e N o L b l < / B i l l T o C o n t a c t M o b i l e P h o n e N o L b l > +         < B i l l T o C o n t a c t M o b i l e P h o n e N o L b l   E l e m e n t T y p e = " C o l u m n "   E l e m e n t I d = " 2 7 6 3 1 1 3 3 8 "   D a t a T y p e = " L a b e l " > B i l l T o C o n t a c t M o b i l e P h o n e N o L b l < / B i l l T o C o n t a c t M o b i l e P h o n e N o L b l >   
          < B i l l T o C o n t a c t P h o n e N o   E l e m e n t T y p e = " C o l u m n "   E l e m e n t I d = " 3 6 2 4 7 7 4 8 8 "   D a t a T y p e = " T e x t " > B i l l T o C o n t a c t P h o n e N o < / B i l l T o C o n t a c t P h o n e N o >   
-         < B i l l T o C o n t a c t P h o n e N o L b l   E l e m e n t T y p e = " C o l u m n "   E l e m e n t I d = " 2 1 2 3 3 4 5 9 6 6 "   D a t a T y p e = " T e x t C o n s t " > B i l l T o C o n t a c t P h o n e N o L b l < / B i l l T o C o n t a c t P h o n e N o L b l > +         < B i l l T o C o n t a c t P h o n e N o L b l   E l e m e n t T y p e = " C o l u m n "   E l e m e n t I d = " 2 1 2 3 3 4 5 9 6 6 "   D a t a T y p e = " L a b e l " > B i l l T o C o n t a c t P h o n e N o L b l < / B i l l T o C o n t a c t P h o n e N o L b l >   
          < B i l l t o C u s t u m e r N o   E l e m e n t T y p e = " C o l u m n "   E l e m e n t I d = " 2 8 0 4 7 3 0 5 8 "   D a t a T y p e = " C o d e " > B i l l t o C u s t u m e r N o < / B i l l t o C u s t u m e r N o >   
@@ -3993,7 +4291,7 @@
  
          < C o m p a n y B a n k A c c o u n t N o   E l e m e n t T y p e = " C o l u m n "   E l e m e n t I d = " 3 0 1 4 0 2 0 4 "   D a t a T y p e = " T e x t " > C o m p a n y B a n k A c c o u n t N o < / C o m p a n y B a n k A c c o u n t N o >   
-         < C o m p a n y B a n k A c c o u n t N o _ L b l   E l e m e n t T y p e = " C o l u m n "   E l e m e n t I d = " 1 0 9 7 7 4 3 3 4 5 "   D a t a T y p e = " T e x t C o n s t " > C o m p a n y B a n k A c c o u n t N o _ L b l < / C o m p a n y B a n k A c c o u n t N o _ L b l > +         < C o m p a n y B a n k A c c o u n t N o _ L b l   E l e m e n t T y p e = " C o l u m n "   E l e m e n t I d = " 1 0 9 7 7 4 3 3 4 5 "   D a t a T y p e = " L a b e l " > C o m p a n y B a n k A c c o u n t N o _ L b l < / C o m p a n y B a n k A c c o u n t N o _ L b l >   
          < C o m p a n y B a n k B r a n c h N o   E l e m e n t T y p e = " C o l u m n "   E l e m e n t I d = " 7 9 3 1 3 3 0 5 7 "   D a t a T y p e = " T e x t " > C o m p a n y B a n k B r a n c h N o < / C o m p a n y B a n k B r a n c h N o >   
@@ -4001,7 +4299,7 @@
  
          < C o m p a n y B a n k N a m e   E l e m e n t T y p e = " C o l u m n "   E l e m e n t I d = " 1 5 3 4 9 0 5 6 0 5 "   D a t a T y p e = " T e x t " > C o m p a n y B a n k N a m e < / C o m p a n y B a n k N a m e >   
-         < C o m p a n y B a n k N a m e _ L b l   E l e m e n t T y p e = " C o l u m n "   E l e m e n t I d = " 1 2 0 4 3 0 7 0 1 4 "   D a t a T y p e = " T e x t C o n s t " > C o m p a n y B a n k N a m e _ L b l < / C o m p a n y B a n k N a m e _ L b l > +         < C o m p a n y B a n k N a m e _ L b l   E l e m e n t T y p e = " C o l u m n "   E l e m e n t I d = " 1 2 0 4 3 0 7 0 1 4 "   D a t a T y p e = " L a b e l " > C o m p a n y B a n k N a m e _ L b l < / C o m p a n y B a n k N a m e _ L b l >   
          < C o m p a n y C u s t o m G i r o   E l e m e n t T y p e = " C o l u m n "   E l e m e n t I d = " 1 6 7 0 4 7 5 7 9 8 "   D a t a T y p e = " T e x t " > C o m p a n y C u s t o m G i r o < / C o m p a n y C u s t o m G i r o >   
@@ -4011,7 +4309,7 @@
  
          < C o m p a n y G i r o N o   E l e m e n t T y p e = " C o l u m n "   E l e m e n t I d = " 1 3 6 0 1 9 6 3 2 0 "   D a t a T y p e = " T e x t " > C o m p a n y G i r o N o < / C o m p a n y G i r o N o >   
-         < C o m p a n y G i r o N o _ L b l   E l e m e n t T y p e = " C o l u m n "   E l e m e n t I d = " 8 6 1 6 0 2 1 1 5 "   D a t a T y p e = " T e x t C o n s t " > C o m p a n y G i r o N o _ L b l < / C o m p a n y G i r o N o _ L b l > +         < C o m p a n y G i r o N o _ L b l   E l e m e n t T y p e = " C o l u m n "   E l e m e n t I d = " 8 6 1 6 0 2 1 1 5 "   D a t a T y p e = " L a b e l " > C o m p a n y G i r o N o _ L b l < / C o m p a n y G i r o N o _ L b l >   
          < C o m p a n y H o m e P a g e   E l e m e n t T y p e = " C o l u m n "   E l e m e n t I d = " 1 9 8 9 1 8 8 7 0 "   D a t a T y p e = " T e x t " > C o m p a n y H o m e P a g e < / C o m p a n y H o m e P a g e >   
@@ -4029,9 +4327,9 @@
  
          < C o m p a n y P h o n e N o   E l e m e n t T y p e = " C o l u m n "   E l e m e n t I d = " 2 5 0 4 4 0 6 5 5 "   D a t a T y p e = " T e x t " > C o m p a n y P h o n e N o < / C o m p a n y P h o n e N o >   
-         < C o m p a n y P h o n e N o _ L b l   E l e m e n t T y p e = " C o l u m n "   E l e m e n t I d = " 5 5 8 5 9 3 5 8 6 "   D a t a T y p e = " T e x t C o n s t " > C o m p a n y P h o n e N o _ L b l < / C o m p a n y P h o n e N o _ L b l > - 
-         < C o m p a n y P i c t u r e   E l e m e n t T y p e = " C o l u m n "   E l e m e n t I d = " 1 3 9 7 4 1 1 0 7 4 "   D a t a T y p e = " B L O B " / > +         < C o m p a n y P h o n e N o _ L b l   E l e m e n t T y p e = " C o l u m n "   E l e m e n t I d = " 5 5 8 5 9 3 5 8 6 "   D a t a T y p e = " L a b e l " > C o m p a n y P h o n e N o _ L b l < / C o m p a n y P h o n e N o _ L b l > + 
+         < C o m p a n y P i c t u r e   E l e m e n t T y p e = " C o l u m n "   E l e m e n t I d = " 1 3 9 7 4 1 1 0 7 4 "   D a t a T y p e = " B l o b "   / >   
          < C o m p a n y R e g i s t r a t i o n N u m b e r   E l e m e n t T y p e = " C o l u m n "   E l e m e n t I d = " 2 0 2 3 6 3 9 4 2 4 "   D a t a T y p e = " T e x t " > C o m p a n y R e g i s t r a t i o n N u m b e r < / C o m p a n y R e g i s t r a t i o n N u m b e r >   
@@ -4049,7 +4347,7 @@
  
          < C o m p a n y V A T R e g N o _ L b l   E l e m e n t T y p e = " C o l u m n "   E l e m e n t I d = " 7 7 3 2 0 1 5 0 1 "   D a t a T y p e = " T e x t " > C o m p a n y V A T R e g N o _ L b l < / C o m p a n y V A T R e g N o _ L b l >   
-         < C o p y _ L b l   E l e m e n t T y p e = " C o l u m n "   E l e m e n t I d = " 6 0 4 7 8 2 7 8 1 "   D a t a T y p e = " T e x t C o n s t " > C o p y _ L b l < / C o p y _ L b l > +         < C o p y _ L b l   E l e m e n t T y p e = " C o l u m n "   E l e m e n t I d = " 6 0 4 7 8 2 7 8 1 "   D a t a T y p e = " L a b e l " > C o p y _ L b l < / C o p y _ L b l >   
          < C u s t o m e r A d d r e s s 1   E l e m e n t T y p e = " C o l u m n "   E l e m e n t I d = " 1 8 0 1 9 6 6 4 5 4 "   D a t a T y p e = " T e x t " > C u s t o m e r A d d r e s s 1 < / C u s t o m e r A d d r e s s 1 >   
@@ -4077,15 +4375,15 @@
  
          < D o c u m e n t N o   E l e m e n t T y p e = " C o l u m n "   E l e m e n t I d = " 9 7 0 3 5 0 5 3 9 "   D a t a T y p e = " C o d e " > D o c u m e n t N o < / D o c u m e n t N o >   
-         < D o c u m e n t N o _ L b l   E l e m e n t T y p e = " C o l u m n "   E l e m e n t I d = " 7 8 9 7 9 5 9 7 8 "   D a t a T y p e = " T e x t C o n s t " > D o c u m e n t N o _ L b l < / D o c u m e n t N o _ L b l > - 
-         < D o c u m e n t T i t l e _ L b l   E l e m e n t T y p e = " C o l u m n "   E l e m e n t I d = " 8 5 8 4 2 3 9 2 9 "   D a t a T y p e = " T e x t C o n s t " > D o c u m e n t T i t l e _ L b l < / D o c u m e n t T i t l e _ L b l > +         < D o c u m e n t N o _ L b l   E l e m e n t T y p e = " C o l u m n "   E l e m e n t I d = " 7 8 9 7 9 5 9 7 8 "   D a t a T y p e = " L a b e l " > D o c u m e n t N o _ L b l < / D o c u m e n t N o _ L b l > + 
+         < D o c u m e n t T i t l e _ L b l   E l e m e n t T y p e = " C o l u m n "   E l e m e n t I d = " 8 5 8 4 2 3 9 2 9 "   D a t a T y p e = " L a b e l " > D o c u m e n t T i t l e _ L b l < / D o c u m e n t T i t l e _ L b l >   
          < D u e D a t e   E l e m e n t T y p e = " C o l u m n "   E l e m e n t I d = " 7 4 5 1 7 0 2 0 3 "   D a t a T y p e = " S t r i n g " > D u e D a t e < / D u e D a t e >   
          < D u e D a t e _ L b l   E l e m e n t T y p e = " C o l u m n "   E l e m e n t I d = " 1 6 4 8 2 8 4 6 4 8 "   D a t a T y p e = " S t r i n g " > D u e D a t e _ L b l < / D u e D a t e _ L b l >   
-         < E M a i l _ H e a d e r _ L b l   E l e m e n t T y p e = " C o l u m n "   E l e m e n t I d = " 5 1 3 1 7 0 8 0 4 "   D a t a T y p e = " T e x t C o n s t " > E M a i l _ H e a d e r _ L b l < / E M a i l _ H e a d e r _ L b l > +         < E M a i l _ H e a d e r _ L b l   E l e m e n t T y p e = " C o l u m n "   E l e m e n t I d = " 5 1 3 1 7 0 8 0 4 "   D a t a T y p e = " L a b e l " > E M a i l _ H e a d e r _ L b l < / E M a i l _ H e a d e r _ L b l >   
          < E x c h a n g e R a t e A S T e x t   E l e m e n t T y p e = " C o l u m n "   E l e m e n t I d = " 1 1 5 7 2 6 2 0 5 3 "   D a t a T y p e = " T e x t " > E x c h a n g e R a t e A S T e x t < / E x c h a n g e R a t e A S T e x t >   
@@ -4093,71 +4391,69 @@
  
          < E x t e r n a l D o c u m e n t N o L b l   E l e m e n t T y p e = " C o l u m n "   E l e m e n t I d = " 7 8 3 2 8 7 4 5 2 "   D a t a T y p e = " S t r i n g " > E x t e r n a l D o c u m e n t N o L b l < / E x t e r n a l D o c u m e n t N o L b l >   
-         < H o m e P a g e _ H e a d e r _ L b l   E l e m e n t T y p e = " C o l u m n "   E l e m e n t I d = " 1 8 7 9 7 2 5 0 8 4 "   D a t a T y p e = " T e x t C o n s t " > H o m e P a g e _ H e a d e r _ L b l < / H o m e P a g e _ H e a d e r _ L b l > - 
-         < I n v o i c e D i s c o u n t A m o u n t _ L b l   E l e m e n t T y p e = " C o l u m n "   E l e m e n t I d = " 1 5 9 3 0 1 2 7 3 6 "   D a t a T y p e = " T e x t C o n s t " > I n v o i c e D i s c o u n t A m o u n t _ L b l < / I n v o i c e D i s c o u n t A m o u n t _ L b l > - 
-         < I n v o i c e D i s c o u n t B a s e A m o u n t _ L b l   E l e m e n t T y p e = " C o l u m n "   E l e m e n t I d = " 2 0 2 9 2 6 6 8 7 5 "   D a t a T y p e = " T e x t C o n s t " > I n v o i c e D i s c o u n t B a s e A m o u n t _ L b l < / I n v o i c e D i s c o u n t B a s e A m o u n t _ L b l > +         < H o m e P a g e _ H e a d e r _ L b l   E l e m e n t T y p e = " C o l u m n "   E l e m e n t I d = " 1 8 7 9 7 2 5 0 8 4 "   D a t a T y p e = " L a b e l " > H o m e P a g e _ H e a d e r _ L b l < / H o m e P a g e _ H e a d e r _ L b l > + 
+         < I n v o i c e D i s c o u n t A m o u n t _ L b l   E l e m e n t T y p e = " C o l u m n "   E l e m e n t I d = " 1 5 9 3 0 1 2 7 3 6 "   D a t a T y p e = " L a b e l " > I n v o i c e D i s c o u n t A m o u n t _ L b l < / I n v o i c e D i s c o u n t A m o u n t _ L b l > + 
+         < I n v o i c e D i s c o u n t B a s e A m o u n t _ L b l   E l e m e n t T y p e = " C o l u m n "   E l e m e n t I d = " 2 0 2 9 2 6 6 8 7 5 "   D a t a T y p e = " L a b e l " > I n v o i c e D i s c o u n t B a s e A m o u n t _ L b l < / I n v o i c e D i s c o u n t B a s e A m o u n t _ L b l >   
          < L e g a l E n t i t y T y p e   E l e m e n t T y p e = " C o l u m n "   E l e m e n t I d = " 2 0 5 1 8 7 3 5 6 3 "   D a t a T y p e = " T e x t " > L e g a l E n t i t y T y p e < / L e g a l E n t i t y T y p e >   
          < L e g a l E n t i t y T y p e _ L b l   E l e m e n t T y p e = " C o l u m n "   E l e m e n t I d = " 2 0 8 0 2 2 4 7 9 2 "   D a t a T y p e = " T e x t " > L e g a l E n t i t y T y p e _ L b l < / L e g a l E n t i t y T y p e _ L b l >   
-         < L i n e A m o u n t A f t e r I n v o i c e D i s c o u n t _ L b l   E l e m e n t T y p e = " C o l u m n "   E l e m e n t I d = " 6 7 3 7 2 1 0 9 4 "   D a t a T y p e = " T e x t C o n s t " > L i n e A m o u n t A f t e r I n v o i c e D i s c o u n t _ L b l < / L i n e A m o u n t A f t e r I n v o i c e D i s c o u n t _ L b l > - 
-         < L o c a l C u r r e n c y _ L b l   E l e m e n t T y p e = " C o l u m n "   E l e m e n t I d = " 1 5 5 9 6 9 3 4 2 2 "   D a t a T y p e = " T e x t C o n s t " > L o c a l C u r r e n c y _ L b l < / L o c a l C u r r e n c y _ L b l > - 
-         < P a g e _ L b l   E l e m e n t T y p e = " C o l u m n "   E l e m e n t I d = " 6 8 0 6 4 8 0 9 1 "   D a t a T y p e = " T e x t C o n s t " > P a g e _ L b l < / P a g e _ L b l > +         < L i n e A m o u n t A f t e r I n v o i c e D i s c o u n t _ L b l   E l e m e n t T y p e = " C o l u m n "   E l e m e n t I d = " 6 7 3 7 2 1 0 9 4 "   D a t a T y p e = " L a b e l " > L i n e A m o u n t A f t e r I n v o i c e D i s c o u n t _ L b l < / L i n e A m o u n t A f t e r I n v o i c e D i s c o u n t _ L b l > + 
+         < L o c a l C u r r e n c y _ L b l   E l e m e n t T y p e = " C o l u m n "   E l e m e n t I d = " 1 5 5 9 6 9 3 4 2 2 "   D a t a T y p e = " L a b e l " > L o c a l C u r r e n c y _ L b l < / L o c a l C u r r e n c y _ L b l > + 
+         < P a g e _ L b l   E l e m e n t T y p e = " C o l u m n "   E l e m e n t I d = " 6 8 0 6 4 8 0 9 1 "   D a t a T y p e = " L a b e l " > P a g e _ L b l < / P a g e _ L b l >   
          < P a y m e n t M e t h o d D e s c r i p t i o n   E l e m e n t T y p e = " C o l u m n "   E l e m e n t I d = " 5 8 5 7 5 7 9 7 4 "   D a t a T y p e = " T e x t " > P a y m e n t M e t h o d D e s c r i p t i o n < / P a y m e n t M e t h o d D e s c r i p t i o n >   
-         < P a y m e n t M e t h o d D e s c r i p t i o n _ L b l   E l e m e n t T y p e = " C o l u m n "   E l e m e n t I d = " 7 9 7 1 1 7 3 2 3 "   D a t a T y p e = " T e x t C o n s t " > P a y m e n t M e t h o d D e s c r i p t i o n _ L b l < / P a y m e n t M e t h o d D e s c r i p t i o n _ L b l > +         < P a y m e n t M e t h o d D e s c r i p t i o n _ L b l   E l e m e n t T y p e = " C o l u m n "   E l e m e n t I d = " 7 9 7 1 1 7 3 2 3 "   D a t a T y p e = " L a b e l " > P a y m e n t M e t h o d D e s c r i p t i o n _ L b l < / P a y m e n t M e t h o d D e s c r i p t i o n _ L b l >   
          < P a y m e n t T e r m s D e s c r i p t i o n   E l e m e n t T y p e = " C o l u m n "   E l e m e n t I d = " 2 0 3 8 7 4 2 7 0 0 "   D a t a T y p e = " T e x t " > P a y m e n t T e r m s D e s c r i p t i o n < / P a y m e n t T e r m s D e s c r i p t i o n >   
-         < P a y m e n t T e r m s D e s c r i p t i o n _ L b l   E l e m e n t T y p e = " C o l u m n "   E l e m e n t I d = " 1 8 7 4 4 9 4 3 2 1 "   D a t a T y p e = " T e x t C o n s t " > P a y m e n t T e r m s D e s c r i p t i o n _ L b l < / P a y m e n t T e r m s D e s c r i p t i o n _ L b l > +         < P a y m e n t T e r m s D e s c r i p t i o n _ L b l   E l e m e n t T y p e = " C o l u m n "   E l e m e n t I d = " 1 8 7 4 4 9 4 3 2 1 "   D a t a T y p e = " L a b e l " > P a y m e n t T e r m s D e s c r i p t i o n _ L b l < / P a y m e n t T e r m s D e s c r i p t i o n _ L b l >   
          < P r i c e s I n c l u d i n g V A T   E l e m e n t T y p e = " C o l u m n "   E l e m e n t I d = " 5 1 8 8 1 7 1 6 7 "   D a t a T y p e = " B o o l e a n " > P r i c e s I n c l u d i n g V A T < / P r i c e s I n c l u d i n g V A T >   
+         < P r i c e s I n c l u d i n g V A T Y e s N o   E l e m e n t T y p e = " C o l u m n "   E l e m e n t I d = " 1 4 1 1 1 4 7 5 9 9 "   D a t a T y p e = " S t r i n g " > P r i c e s I n c l u d i n g V A T Y e s N o < / P r i c e s I n c l u d i n g V A T Y e s N o > + 
          < P r i c e s I n c l u d i n g V A T _ L b l   E l e m e n t T y p e = " C o l u m n "   E l e m e n t I d = " 1 3 7 7 9 7 9 4 4 4 "   D a t a T y p e = " S t r i n g " > P r i c e s I n c l u d i n g V A T _ L b l < / P r i c e s I n c l u d i n g V A T _ L b l >   
-         < P r i c e s I n c l u d i n g V A T Y e s N o   E l e m e n t T y p e = " C o l u m n "   E l e m e n t I d = " 1 4 1 1 1 4 7 5 9 9 "   D a t a T y p e = " S t r i n g " > P r i c e s I n c l u d i n g V A T Y e s N o < / P r i c e s I n c l u d i n g V A T Y e s N o > - 
-         < S a l e s I n v o i c e L i n e D i s c o u n t _ L b l   E l e m e n t T y p e = " C o l u m n "   E l e m e n t I d = " 6 6 4 6 0 1 5 8 2 "   D a t a T y p e = " T e x t C o n s t " > S a l e s I n v o i c e L i n e D i s c o u n t _ L b l < / S a l e s I n v o i c e L i n e D i s c o u n t _ L b l > - 
-         < S a l e s P e r s o n _ L b l   E l e m e n t T y p e = " C o l u m n "   E l e m e n t I d = " 1 5 6 4 1 9 6 3 6 5 "   D a t a T y p e = " T e x t C o n s t " > S a l e s P e r s o n _ L b l < / S a l e s P e r s o n _ L b l > +         < S a l e s I n v o i c e L i n e D i s c o u n t _ L b l   E l e m e n t T y p e = " C o l u m n "   E l e m e n t I d = " 6 6 4 6 0 1 5 8 2 "   D a t a T y p e = " L a b e l " > S a l e s I n v o i c e L i n e D i s c o u n t _ L b l < / S a l e s I n v o i c e L i n e D i s c o u n t _ L b l >   
          < S a l e s P e r s o n B l a n k _ L b l   E l e m e n t T y p e = " C o l u m n "   E l e m e n t I d = " 6 5 4 6 2 4 6 0 1 "   D a t a T y p e = " T e x t " > S a l e s P e r s o n B l a n k _ L b l < / S a l e s P e r s o n B l a n k _ L b l >   
          < S a l e s P e r s o n N a m e   E l e m e n t T y p e = " C o l u m n "   E l e m e n t I d = " 8 7 1 4 9 2 9 8 3 "   D a t a T y p e = " T e x t " > S a l e s P e r s o n N a m e < / S a l e s P e r s o n N a m e >   
+         < S a l e s P e r s o n _ L b l   E l e m e n t T y p e = " C o l u m n "   E l e m e n t I d = " 1 5 6 4 1 9 6 3 6 5 "   D a t a T y p e = " L a b e l " > S a l e s P e r s o n _ L b l < / S a l e s P e r s o n _ L b l > + 
          < S e l l T o C o n t a c t E m a i l   E l e m e n t T y p e = " C o l u m n "   E l e m e n t I d = " 2 6 2 8 2 4 5 6 4 "   D a t a T y p e = " T e x t " > S e l l T o C o n t a c t E m a i l < / S e l l T o C o n t a c t E m a i l >   
-         < S e l l T o C o n t a c t E m a i l L b l   E l e m e n t T y p e = " C o l u m n "   E l e m e n t I d = " 3 7 0 9 2 0 3 7 4 "   D a t a T y p e = " T e x t C o n s t " > S e l l T o C o n t a c t E m a i l L b l < / S e l l T o C o n t a c t E m a i l L b l > +         < S e l l T o C o n t a c t E m a i l L b l   E l e m e n t T y p e = " C o l u m n "   E l e m e n t I d = " 3 7 0 9 2 0 3 7 4 "   D a t a T y p e = " L a b e l " > S e l l T o C o n t a c t E m a i l L b l < / S e l l T o C o n t a c t E m a i l L b l >   
          < S e l l T o C o n t a c t M o b i l e P h o n e N o   E l e m e n t T y p e = " C o l u m n "   E l e m e n t I d = " 1 8 4 3 5 8 7 4 7 "   D a t a T y p e = " T e x t " > S e l l T o C o n t a c t M o b i l e P h o n e N o < / S e l l T o C o n t a c t M o b i l e P h o n e N o >   
-         < S e l l T o C o n t a c t M o b i l e P h o n e N o L b l   E l e m e n t T y p e = " C o l u m n "   E l e m e n t I d = " 1 4 5 7 5 2 8 4 1 7 "   D a t a T y p e = " T e x t C o n s t " > S e l l T o C o n t a c t M o b i l e P h o n e N o L b l < / S e l l T o C o n t a c t M o b i l e P h o n e N o L b l > +         < S e l l T o C o n t a c t M o b i l e P h o n e N o L b l   E l e m e n t T y p e = " C o l u m n "   E l e m e n t I d = " 1 4 5 7 5 2 8 4 1 7 "   D a t a T y p e = " L a b e l " > S e l l T o C o n t a c t M o b i l e P h o n e N o L b l < / S e l l T o C o n t a c t M o b i l e P h o n e N o L b l >   
          < S e l l T o C o n t a c t P h o n e N o   E l e m e n t T y p e = " C o l u m n "   E l e m e n t I d = " 1 6 1 3 8 2 2 4 8 3 "   D a t a T y p e = " T e x t " > S e l l T o C o n t a c t P h o n e N o < / S e l l T o C o n t a c t P h o n e N o >   
-         < S e l l T o C o n t a c t P h o n e N o L b l   E l e m e n t T y p e = " C o l u m n "   E l e m e n t I d = " 1 0 5 0 6 8 6 8 0 9 "   D a t a T y p e = " T e x t C o n s t " > S e l l T o C o n t a c t P h o n e N o L b l < / S e l l T o C o n t a c t P h o n e N o L b l > +         < S e l l T o C o n t a c t P h o n e N o L b l   E l e m e n t T y p e = " C o l u m n "   E l e m e n t I d = " 1 0 5 0 6 8 6 8 0 9 "   D a t a T y p e = " L a b e l " > S e l l T o C o n t a c t P h o n e N o L b l < / S e l l T o C o n t a c t P h o n e N o L b l >   
          < S e l l t o C u s t o m e r N o   E l e m e n t T y p e = " C o l u m n "   E l e m e n t I d = " 2 0 5 0 6 4 7 3 4 9 "   D a t a T y p e = " C o d e " > S e l l t o C u s t o m e r N o < / S e l l t o C u s t o m e r N o >   
          < S e l l t o C u s t o m e r N o _ L b l   E l e m e n t T y p e = " C o l u m n "   E l e m e n t I d = " 2 9 8 3 8 1 5 1 2 "   D a t a T y p e = " S t r i n g " > S e l l t o C u s t o m e r N o _ L b l < / S e l l t o C u s t o m e r N o _ L b l >   
-         < S h i p m e n t _ L b l   E l e m e n t T y p e = " C o l u m n "   E l e m e n t I d = " 2 0 8 5 7 6 7 1 2 0 "   D a t a T y p e = " T e x t C o n s t " > S h i p m e n t _ L b l < / S h i p m e n t _ L b l > - 
          < S h i p m e n t D a t e   E l e m e n t T y p e = " C o l u m n "   E l e m e n t I d = " 9 3 1 1 1 1 4 6 5 "   D a t a T y p e = " S t r i n g " > S h i p m e n t D a t e < / S h i p m e n t D a t e >   
          < S h i p m e n t D a t e _ L b l   E l e m e n t T y p e = " C o l u m n "   E l e m e n t I d = " 6 1 4 4 0 0 3 6 4 "   D a t a T y p e = " S t r i n g " > S h i p m e n t D a t e _ L b l < / S h i p m e n t D a t e _ L b l >   
          < S h i p m e n t M e t h o d D e s c r i p t i o n   E l e m e n t T y p e = " C o l u m n "   E l e m e n t I d = " 2 0 5 9 4 0 3 2 6 0 "   D a t a T y p e = " T e x t " > S h i p m e n t M e t h o d D e s c r i p t i o n < / S h i p m e n t M e t h o d D e s c r i p t i o n >   
-         < S h i p m e n t M e t h o d D e s c r i p t i o n _ L b l   E l e m e n t T y p e = " C o l u m n "   E l e m e n t I d = " 1 1 7 9 9 7 8 4 6 5 "   D a t a T y p e = " T e x t C o n s t " > S h i p m e n t M e t h o d D e s c r i p t i o n _ L b l < / S h i p m e n t M e t h o d D e s c r i p t i o n _ L b l > - 
-         < S h i p T o A d d r e s s _ L b l   E l e m e n t T y p e = " C o l u m n "   E l e m e n t I d = " 1 6 5 0 5 0 5 0 1 7 "   D a t a T y p e = " T e x t C o n s t " > S h i p T o A d d r e s s _ L b l < / S h i p T o A d d r e s s _ L b l > +         < S h i p m e n t M e t h o d D e s c r i p t i o n _ L b l   E l e m e n t T y p e = " C o l u m n "   E l e m e n t I d = " 1 1 7 9 9 7 8 4 6 5 "   D a t a T y p e = " L a b e l " > S h i p m e n t M e t h o d D e s c r i p t i o n _ L b l < / S h i p m e n t M e t h o d D e s c r i p t i o n _ L b l > + 
+         < S h i p m e n t _ L b l   E l e m e n t T y p e = " C o l u m n "   E l e m e n t I d = " 2 0 8 5 7 6 7 1 2 0 "   D a t a T y p e = " L a b e l " > S h i p m e n t _ L b l < / S h i p m e n t _ L b l >   
          < S h i p T o A d d r e s s 1   E l e m e n t T y p e = " C o l u m n "   E l e m e n t I d = " 1 3 5 7 6 7 2 8 6 1 "   D a t a T y p e = " T e x t " > S h i p T o A d d r e s s 1 < / S h i p T o A d d r e s s 1 >   
@@ -4175,29 +4471,31 @@
  
          < S h i p T o A d d r e s s 8   E l e m e n t T y p e = " C o l u m n "   E l e m e n t I d = " 1 4 9 2 9 9 2 1 7 8 "   D a t a T y p e = " T e x t " > S h i p T o A d d r e s s 8 < / S h i p T o A d d r e s s 8 >   
+         < S h i p T o A d d r e s s _ L b l   E l e m e n t T y p e = " C o l u m n "   E l e m e n t I d = " 1 6 5 0 5 0 5 0 1 7 "   D a t a T y p e = " L a b e l " > S h i p T o A d d r e s s _ L b l < / S h i p T o A d d r e s s _ L b l > + 
          < S h i p T o P h o n e N o   E l e m e n t T y p e = " C o l u m n "   E l e m e n t I d = " 3 6 9 7 0 2 2 5 5 "   D a t a T y p e = " T e x t " > S h i p T o P h o n e N o < / S h i p T o P h o n e N o >   
          < S h o w S h i p p i n g A d d r e s s   E l e m e n t T y p e = " C o l u m n "   E l e m e n t I d = " 1 1 2 0 0 7 1 2 6 6 "   D a t a T y p e = " B o o l e a n " > S h o w S h i p p i n g A d d r e s s < / S h o w S h i p p i n g A d d r e s s >   
          < S h o w W o r k D e s c r i p t i o n   E l e m e n t T y p e = " C o l u m n "   E l e m e n t I d = " 7 8 5 4 6 8 8 6 5 "   D a t a T y p e = " B o o l e a n " > S h o w W o r k D e s c r i p t i o n < / S h o w W o r k D e s c r i p t i o n >   
-         < S u b t o t a l _ L b l   E l e m e n t T y p e = " C o l u m n "   E l e m e n t I d = " 1 9 6 7 7 9 5 1 4 2 "   D a t a T y p e = " T e x t C o n s t " > S u b t o t a l _ L b l < / S u b t o t a l _ L b l > - 
-         < T o t a l _ L b l   E l e m e n t T y p e = " C o l u m n "   E l e m e n t I d = " 1 2 1 0 1 0 0 8 7 8 "   D a t a T y p e = " T e x t C o n s t " > T o t a l _ L b l < / T o t a l _ L b l > - 
-         < V A T A m o u n t _ L b l   E l e m e n t T y p e = " C o l u m n "   E l e m e n t I d = " 1 0 9 4 6 5 7 2 9 "   D a t a T y p e = " T e x t C o n s t " > V A T A m o u n t _ L b l < / V A T A m o u n t _ L b l > - 
-         < V A T A m o u n t S p e c i f i c a t i o n _ L b l   E l e m e n t T y p e = " C o l u m n "   E l e m e n t I d = " 8 7 8 7 0 6 8 4 6 "   D a t a T y p e = " T e x t C o n s t " > V A T A m o u n t S p e c i f i c a t i o n _ L b l < / V A T A m o u n t S p e c i f i c a t i o n _ L b l > - 
-         < V A T B a s e _ L b l   E l e m e n t T y p e = " C o l u m n "   E l e m e n t I d = " 1 8 6 6 1 5 8 2 7 8 "   D a t a T y p e = " T e x t C o n s t " > V A T B a s e _ L b l < / V A T B a s e _ L b l > +         < S u b t o t a l _ L b l   E l e m e n t T y p e = " C o l u m n "   E l e m e n t I d = " 1 9 6 7 7 9 5 1 4 2 "   D a t a T y p e = " L a b e l " > S u b t o t a l _ L b l < / S u b t o t a l _ L b l > + 
+         < T o t a l _ L b l   E l e m e n t T y p e = " C o l u m n "   E l e m e n t I d = " 1 2 1 0 1 0 0 8 7 8 "   D a t a T y p e = " L a b e l " > T o t a l _ L b l < / T o t a l _ L b l > + 
+         < V A T A m o u n t S p e c i f i c a t i o n _ L b l   E l e m e n t T y p e = " C o l u m n "   E l e m e n t I d = " 8 7 8 7 0 6 8 4 6 "   D a t a T y p e = " L a b e l " > V A T A m o u n t S p e c i f i c a t i o n _ L b l < / V A T A m o u n t S p e c i f i c a t i o n _ L b l > + 
+         < V A T A m o u n t _ L b l   E l e m e n t T y p e = " C o l u m n "   E l e m e n t I d = " 1 0 9 4 6 5 7 2 9 "   D a t a T y p e = " L a b e l " > V A T A m o u n t _ L b l < / V A T A m o u n t _ L b l > + 
+         < V A T B a s e _ L b l   E l e m e n t T y p e = " C o l u m n "   E l e m e n t I d = " 1 8 6 6 1 5 8 2 7 8 "   D a t a T y p e = " L a b e l " > V A T B a s e _ L b l < / V A T B a s e _ L b l > + 
+         < V A T C l a u s e s _ L b l   E l e m e n t T y p e = " C o l u m n "   E l e m e n t I d = " 1 3 8 3 9 2 0 0 1 9 "   D a t a T y p e = " L a b e l " > V A T C l a u s e s _ L b l < / V A T C l a u s e s _ L b l >   
          < V A T C l a u s e _ L b l   E l e m e n t T y p e = " C o l u m n "   E l e m e n t I d = " 1 5 7 0 4 9 5 4 9 0 "   D a t a T y p e = " S t r i n g " > V A T C l a u s e _ L b l < / V A T C l a u s e _ L b l >   
-         < V A T C l a u s e s _ L b l   E l e m e n t T y p e = " C o l u m n "   E l e m e n t I d = " 1 3 8 3 9 2 0 0 1 9 "   D a t a T y p e = " T e x t C o n s t " > V A T C l a u s e s _ L b l < / V A T C l a u s e s _ L b l > - 
-         < V A T I d e n t i f i e r _ L b l   E l e m e n t T y p e = " C o l u m n "   E l e m e n t I d = " 1 6 8 6 6 2 3 9 8 4 "   D a t a T y p e = " T e x t C o n s t " > V A T I d e n t i f i e r _ L b l < / V A T I d e n t i f i e r _ L b l > - 
-         < V A T P e r c e n t a g e _ L b l   E l e m e n t T y p e = " C o l u m n "   E l e m e n t I d = " 6 7 6 6 5 4 5 6 5 "   D a t a T y p e = " T e x t C o n s t " > V A T P e r c e n t a g e _ L b l < / V A T P e r c e n t a g e _ L b l > +         < V A T I d e n t i f i e r _ L b l   E l e m e n t T y p e = " C o l u m n "   E l e m e n t I d = " 1 6 8 6 6 2 3 9 8 4 "   D a t a T y p e = " L a b e l " > V A T I d e n t i f i e r _ L b l < / V A T I d e n t i f i e r _ L b l > + 
+         < V A T P e r c e n t a g e _ L b l   E l e m e n t T y p e = " C o l u m n "   E l e m e n t I d = " 6 7 6 6 5 4 5 6 5 "   D a t a T y p e = " L a b e l " > V A T P e r c e n t a g e _ L b l < / V A T P e r c e n t a g e _ L b l >   
          < V A T R e g i s t r a t i o n N o   E l e m e n t T y p e = " C o l u m n "   E l e m e n t I d = " 1 8 8 9 1 9 5 4 0 2 "   D a t a T y p e = " T e x t " > V A T R e g i s t r a t i o n N o < / V A T R e g i s t r a t i o n N o >   
@@ -4233,10 +4531,10 @@
  
              < L i n e A m o u n t _ L i n e _ L b l   E l e m e n t T y p e = " C o l u m n "   E l e m e n t I d = " 9 9 2 9 0 1 8 4 5 "   D a t a T y p e = " S t r i n g " > L i n e A m o u n t _ L i n e _ L b l < / L i n e A m o u n t _ L i n e _ L b l >   
+             < L i n e D i s c o u n t P e r c e n t T e x t _ L i n e   E l e m e n t T y p e = " C o l u m n "   E l e m e n t I d = " 6 1 3 1 3 5 1 9 "   D a t a T y p e = " T e x t " > L i n e D i s c o u n t P e r c e n t T e x t _ L i n e < / L i n e D i s c o u n t P e r c e n t T e x t _ L i n e > + 
              < L i n e D i s c o u n t P e r c e n t _ L i n e   E l e m e n t T y p e = " C o l u m n "   E l e m e n t I d = " 9 0 7 8 2 7 4 3 6 "   D a t a T y p e = " D e c i m a l " > L i n e D i s c o u n t P e r c e n t _ L i n e < / L i n e D i s c o u n t P e r c e n t _ L i n e >   
-             < L i n e D i s c o u n t P e r c e n t T e x t _ L i n e   E l e m e n t T y p e = " C o l u m n "   E l e m e n t I d = " 6 1 3 1 3 5 1 9 "   D a t a T y p e = " T e x t " > L i n e D i s c o u n t P e r c e n t T e x t _ L i n e < / L i n e D i s c o u n t P e r c e n t T e x t _ L i n e > - 
              < L i n e N o _ L i n e   E l e m e n t T y p e = " C o l u m n "   E l e m e n t I d = " 6 9 8 9 8 5 9 7 9 "   D a t a T y p e = " I n t e g e r " > L i n e N o _ L i n e < / L i n e N o _ L i n e >   
              < Q u a n t i t y _ L i n e   E l e m e n t T y p e = " C o l u m n "   E l e m e n t I d = " 1 0 6 8 5 4 3 5 3 7 "   D a t a T y p e = " T e x t " > Q u a n t i t y _ L i n e < / Q u a n t i t y _ L i n e > @@ -4245,7 +4543,7 @@
  
              < S h i p m e n t D a t e _ L i n e   E l e m e n t T y p e = " C o l u m n "   E l e m e n t I d = " 1 6 7 3 3 7 5 4 1 6 "   D a t a T y p e = " S t r i n g " > S h i p m e n t D a t e _ L i n e < / S h i p m e n t D a t e _ L i n e >   
-             < S h i p m e n t D a t e _ L i n e _ L b l   E l e m e n t T y p e = " C o l u m n "   E l e m e n t I d = " 8 5 3 2 2 4 3 6 3 "   D a t a T y p e = " T e x t C o n s t " > S h i p m e n t D a t e _ L i n e _ L b l < / S h i p m e n t D a t e _ L i n e _ L b l > +             < S h i p m e n t D a t e _ L i n e _ L b l   E l e m e n t T y p e = " C o l u m n "   E l e m e n t I d = " 8 5 3 2 2 4 3 6 3 "   D a t a T y p e = " L a b e l " > S h i p m e n t D a t e _ L i n e _ L b l < / S h i p m e n t D a t e _ L i n e _ L b l >   
              < T r a n s H e a d e r A m o u n t   E l e m e n t T y p e = " C o l u m n "   E l e m e n t I d = " 2 0 2 8 3 0 6 2 7 6 "   D a t a T y p e = " D e c i m a l " > T r a n s H e a d e r A m o u n t < / T r a n s H e a d e r A m o u n t >   
@@ -4321,22 +4619,22 @@
  
              < N o O f V A T I d e n t i f i e r s   E l e m e n t T y p e = " C o l u m n "   E l e m e n t I d = " 1 1 5 3 2 6 3 0 2 6 "   D a t a T y p e = " I n t e g e r " > N o O f V A T I d e n t i f i e r s < / N o O f V A T I d e n t i f i e r s >   
+             < V A T A m o u n t L C Y _ V A T A m o u n t L i n e   E l e m e n t T y p e = " C o l u m n "   E l e m e n t I d = " 1 5 8 1 9 9 4 3 5 0 "   D a t a T y p e = " D e c i m a l " > V A T A m o u n t L C Y _ V A T A m o u n t L i n e < / V A T A m o u n t L C Y _ V A T A m o u n t L i n e > + 
+             < V A T A m o u n t L C Y _ V A T A m o u n t L i n e _ L b l   E l e m e n t T y p e = " C o l u m n "   E l e m e n t I d = " 9 2 3 0 0 3 3 7 "   D a t a T y p e = " L a b e l " > V A T A m o u n t L C Y _ V A T A m o u n t L i n e _ L b l < / V A T A m o u n t L C Y _ V A T A m o u n t L i n e _ L b l > + 
              < V A T A m o u n t _ V a t A m o u n t L i n e   E l e m e n t T y p e = " C o l u m n "   E l e m e n t I d = " 1 8 9 1 8 2 0 6 2 0 "   D a t a T y p e = " D e c i m a l " > V A T A m o u n t _ V a t A m o u n t L i n e < / V A T A m o u n t _ V a t A m o u n t L i n e >   
              < V A T A m o u n t _ V a t A m o u n t L i n e _ L b l   E l e m e n t T y p e = " C o l u m n "   E l e m e n t I d = " 1 5 1 3 5 5 5 4 7 3 "   D a t a T y p e = " S t r i n g " > V A T A m o u n t _ V a t A m o u n t L i n e _ L b l < / V A T A m o u n t _ V a t A m o u n t L i n e _ L b l >   
-             < V A T A m o u n t L C Y _ V A T A m o u n t L i n e   E l e m e n t T y p e = " C o l u m n "   E l e m e n t I d = " 1 5 8 1 9 9 4 3 5 0 "   D a t a T y p e = " D e c i m a l " > V A T A m o u n t L C Y _ V A T A m o u n t L i n e < / V A T A m o u n t L C Y _ V A T A m o u n t L i n e > - 
-             < V A T A m o u n t L C Y _ V A T A m o u n t L i n e _ L b l   E l e m e n t T y p e = " C o l u m n "   E l e m e n t I d = " 9 2 3 0 0 3 3 7 "   D a t a T y p e = " T e x t C o n s t " > V A T A m o u n t L C Y _ V A T A m o u n t L i n e _ L b l < / V A T A m o u n t L C Y _ V A T A m o u n t L i n e _ L b l > +             < V A T B a s e L C Y _ V A T A m o u n t L i n e   E l e m e n t T y p e = " C o l u m n "   E l e m e n t I d = " 1 8 6 0 9 4 5 6 3 5 "   D a t a T y p e = " D e c i m a l " > V A T B a s e L C Y _ V A T A m o u n t L i n e < / V A T B a s e L C Y _ V A T A m o u n t L i n e > + 
+             < V A T B a s e L C Y _ V A T A m o u n t L i n e _ L b l   E l e m e n t T y p e = " C o l u m n "   E l e m e n t I d = " 1 2 3 6 4 6 7 9 9 8 "   D a t a T y p e = " L a b e l " > V A T B a s e L C Y _ V A T A m o u n t L i n e _ L b l < / V A T B a s e L C Y _ V A T A m o u n t L i n e _ L b l >   
              < V A T B a s e _ V a t A m o u n t L i n e   E l e m e n t T y p e = " C o l u m n "   E l e m e n t I d = " 1 4 5 8 9 3 7 8 1 9 "   D a t a T y p e = " D e c i m a l " > V A T B a s e _ V a t A m o u n t L i n e < / V A T B a s e _ V a t A m o u n t L i n e >   
              < V A T B a s e _ V a t A m o u n t L i n e _ L b l   E l e m e n t T y p e = " C o l u m n "   E l e m e n t I d = " 1 6 9 1 3 0 2 4 8 8 "   D a t a T y p e = " S t r i n g " > V A T B a s e _ V a t A m o u n t L i n e _ L b l < / V A T B a s e _ V a t A m o u n t L i n e _ L b l >   
-             < V A T B a s e L C Y _ V A T A m o u n t L i n e   E l e m e n t T y p e = " C o l u m n "   E l e m e n t I d = " 1 8 6 0 9 4 5 6 3 5 "   D a t a T y p e = " D e c i m a l " > V A T B a s e L C Y _ V A T A m o u n t L i n e < / V A T B a s e L C Y _ V A T A m o u n t L i n e > - 
-             < V A T B a s e L C Y _ V A T A m o u n t L i n e _ L b l   E l e m e n t T y p e = " C o l u m n "   E l e m e n t I d = " 1 2 3 6 4 6 7 9 9 8 "   D a t a T y p e = " T e x t C o n s t " > V A T B a s e L C Y _ V A T A m o u n t L i n e _ L b l < / V A T B a s e L C Y _ V A T A m o u n t L i n e _ L b l > - 
              < V A T I d e n t i f i e r _ V a t A m o u n t L i n e   E l e m e n t T y p e = " C o l u m n "   E l e m e n t I d = " 1 1 4 2 0 7 0 0 3 5 "   D a t a T y p e = " C o d e " > V A T I d e n t i f i e r _ V a t A m o u n t L i n e < / V A T I d e n t i f i e r _ V a t A m o u n t L i n e >   
              < V A T I d e n t i f i e r _ V a t A m o u n t L i n e _ L b l   E l e m e n t T y p e = " C o l u m n "   E l e m e n t I d = " 8 6 4 5 0 4 5 0 "   D a t a T y p e = " S t r i n g " > V A T I d e n t i f i e r _ V a t A m o u n t L i n e _ L b l < / V A T I d e n t i f i e r _ V a t A m o u n t L i n e _ L b l > @@ -4353,10 +4651,10 @@
  
              < C o d e _ V A T C l a u s e L i n e _ L b l   E l e m e n t T y p e = " C o l u m n "   E l e m e n t I d = " 4 6 1 5 3 3 0 2 "   D a t a T y p e = " S t r i n g " > C o d e _ V A T C l a u s e L i n e _ L b l < / C o d e _ V A T C l a u s e L i n e _ L b l >   
+             < D e s c r i p t i o n 2 _ V A T C l a u s e L i n e   E l e m e n t T y p e = " C o l u m n "   E l e m e n t I d = " 1 3 7 9 6 6 7 4 7 0 "   D a t a T y p e = " T e x t " > D e s c r i p t i o n 2 _ V A T C l a u s e L i n e < / D e s c r i p t i o n 2 _ V A T C l a u s e L i n e > + 
              < D e s c r i p t i o n _ V A T C l a u s e L i n e   E l e m e n t T y p e = " C o l u m n "   E l e m e n t I d = " 1 3 0 5 5 4 5 9 2 4 "   D a t a T y p e = " T e x t " > D e s c r i p t i o n _ V A T C l a u s e L i n e < / D e s c r i p t i o n _ V A T C l a u s e L i n e >   
-             < D e s c r i p t i o n 2 _ V A T C l a u s e L i n e   E l e m e n t T y p e = " C o l u m n "   E l e m e n t I d = " 1 3 7 9 6 6 7 4 7 0 "   D a t a T y p e = " T e x t " > D e s c r i p t i o n 2 _ V A T C l a u s e L i n e < / D e s c r i p t i o n 2 _ V A T C l a u s e L i n e > - 
              < N o O f V A T C l a u s e s   E l e m e n t T y p e = " C o l u m n "   E l e m e n t I d = " 7 5 6 4 1 7 3 9 2 "   D a t a T y p e = " I n t e g e r " > N o O f V A T C l a u s e s < / N o O f V A T C l a u s e s >   
              < V A T A m o u n t _ V A T C l a u s e L i n e   E l e m e n t T y p e = " C o l u m n "   E l e m e n t I d = " 2 2 2 4 6 9 0 5 9 "   D a t a T y p e = " D e c i m a l " > V A T A m o u n t _ V A T C l a u s e L i n e < / V A T A m o u n t _ V A T C l a u s e L i n e > @@ -4367,10 +4665,10 @@
  
          < R e p o r t T o t a l s L i n e   E l e m e n t T y p e = " D a t a I t e m "   E l e m e n t I d = " 2 1 2 2 5 4 9 8 3 6 " >   
+             < A m o u n t F o r m a t t e d _ R e p o r t T o t a l s L i n e   E l e m e n t T y p e = " C o l u m n "   E l e m e n t I d = " 1 5 0 6 1 3 6 8 2 5 "   D a t a T y p e = " T e x t " > A m o u n t F o r m a t t e d _ R e p o r t T o t a l s L i n e < / A m o u n t F o r m a t t e d _ R e p o r t T o t a l s L i n e > + 
              < A m o u n t _ R e p o r t T o t a l s L i n e   E l e m e n t T y p e = " C o l u m n "   E l e m e n t I d = " 4 1 9 9 1 8 3 6 9 "   D a t a T y p e = " D e c i m a l " > A m o u n t _ R e p o r t T o t a l s L i n e < / A m o u n t _ R e p o r t T o t a l s L i n e >   
-             < A m o u n t F o r m a t t e d _ R e p o r t T o t a l s L i n e   E l e m e n t T y p e = " C o l u m n "   E l e m e n t I d = " 1 5 0 6 1 3 6 8 2 5 "   D a t a T y p e = " T e x t " > A m o u n t F o r m a t t e d _ R e p o r t T o t a l s L i n e < / A m o u n t F o r m a t t e d _ R e p o r t T o t a l s L i n e > - 
              < D e s c r i p t i o n _ R e p o r t T o t a l s L i n e   E l e m e n t T y p e = " C o l u m n "   E l e m e n t I d = " 5 8 1 9 9 6 0 6 7 "   D a t a T y p e = " T e x t " > D e s c r i p t i o n _ R e p o r t T o t a l s L i n e < / D e s c r i p t i o n _ R e p o r t T o t a l s L i n e >   
              < F o n t B o l d _ R e p o r t T o t a l s L i n e   E l e m e n t T y p e = " C o l u m n "   E l e m e n t I d = " 9 4 6 5 4 0 5 4 9 "   D a t a T y p e = " B o o l e a n " > F o n t B o l d _ R e p o r t T o t a l s L i n e < / F o n t B o l d _ R e p o r t T o t a l s L i n e > @@ -4381,11 +4679,11 @@
  
          < L e t t e r T e x t   E l e m e n t T y p e = " D a t a I t e m "   E l e m e n t I d = " 1 5 1 0 3 5 3 8 3 4 " >   
-             < B o d y T e x t   E l e m e n t T y p e = " C o l u m n "   E l e m e n t I d = " 1 4 9 7 5 9 8 0 8 "   D a t a T y p e = " T e x t C o n s t " > B o d y T e x t < / B o d y T e x t > - 
-             < C l o s i n g T e x t   E l e m e n t T y p e = " C o l u m n "   E l e m e n t I d = " 5 1 2 1 3 5 9 0 9 "   D a t a T y p e = " T e x t C o n s t " > C l o s i n g T e x t < / C l o s i n g T e x t > - 
-             < G r e e t i n g T e x t   E l e m e n t T y p e = " C o l u m n "   E l e m e n t I d = " 1 1 7 5 2 7 9 2 8 9 "   D a t a T y p e = " T e x t C o n s t " > G r e e t i n g T e x t < / G r e e t i n g T e x t > +             < B o d y T e x t   E l e m e n t T y p e = " C o l u m n "   E l e m e n t I d = " 1 4 9 7 5 9 8 0 8 "   D a t a T y p e = " L a b e l " > B o d y T e x t < / B o d y T e x t > + 
+             < C l o s i n g T e x t   E l e m e n t T y p e = " C o l u m n "   E l e m e n t I d = " 5 1 2 1 3 5 9 0 9 "   D a t a T y p e = " L a b e l " > C l o s i n g T e x t < / C l o s i n g T e x t > + 
+             < G r e e t i n g T e x t   E l e m e n t T y p e = " C o l u m n "   E l e m e n t I d = " 1 1 7 5 2 7 9 2 8 9 "   D a t a T y p e = " L a b e l " > G r e e t i n g T e x t < / G r e e t i n g T e x t >   
          < / L e t t e r T e x t >   
